--- a/Дипломна_работа_Мартин_Дамянов.docx
+++ b/Дипломна_работа_Мартин_Дамянов.docx
@@ -1814,11 +1814,479 @@
       <w:r>
         <w:t xml:space="preserve"> </w:t>
       </w:r>
-      <w:r>
-        <w:t>На фиг. 2 е показана електрическата схема на свързване.</w:t>
-      </w:r>
-    </w:p>
-    <w:p/>
+    </w:p>
+    <w:p>
+      <w:r>
+        <w:t>На фиг. 2 е показана ел</w:t>
+      </w:r>
+      <w:r>
+        <w:t xml:space="preserve">ектрическата схема на свързване. Към </w:t>
+      </w:r>
+      <w:r>
+        <w:rPr>
+          <w:lang w:val="en-US"/>
+        </w:rPr>
+        <w:t xml:space="preserve">ESP32 </w:t>
+      </w:r>
+      <w:r>
+        <w:t xml:space="preserve">са свързани </w:t>
+      </w:r>
+      <w:r>
+        <w:rPr>
+          <w:lang w:val="en-US"/>
+        </w:rPr>
+        <w:t xml:space="preserve">NFC </w:t>
+      </w:r>
+      <w:r>
+        <w:t xml:space="preserve">сензорът </w:t>
+      </w:r>
+      <w:r>
+        <w:rPr>
+          <w:lang w:val="en-US"/>
+        </w:rPr>
+        <w:t xml:space="preserve">PN532 </w:t>
+      </w:r>
+      <w:r>
+        <w:t xml:space="preserve">чрез </w:t>
+      </w:r>
+      <w:r>
+        <w:rPr>
+          <w:lang w:val="en-US"/>
+        </w:rPr>
+        <w:t xml:space="preserve">SPI </w:t>
+      </w:r>
+      <w:r>
+        <w:t>интерфейс, един зелен и един червен светодиод, както и зумер. Към последните три елемента са свързани и резистори със съпротивление 150Ω с цел ограничаване на тока през веригите на елементите. Тези съпротивления са избрани след решаване на следното уравнение:</w:t>
+      </w:r>
+    </w:p>
+    <w:p>
+      <m:oMathPara>
+        <m:oMath>
+          <m:r>
+            <w:rPr>
+              <w:rFonts w:ascii="Cambria Math" w:hAnsi="Cambria Math"/>
+            </w:rPr>
+            <w:lastRenderedPageBreak/>
+            <m:t xml:space="preserve">R= </m:t>
+          </m:r>
+          <m:f>
+            <m:fPr>
+              <m:ctrlPr>
+                <w:rPr>
+                  <w:rFonts w:ascii="Cambria Math" w:hAnsi="Cambria Math"/>
+                  <w:i/>
+                </w:rPr>
+              </m:ctrlPr>
+            </m:fPr>
+            <m:num>
+              <m:sSub>
+                <m:sSubPr>
+                  <m:ctrlPr>
+                    <w:rPr>
+                      <w:rFonts w:ascii="Cambria Math" w:hAnsi="Cambria Math"/>
+                      <w:i/>
+                    </w:rPr>
+                  </m:ctrlPr>
+                </m:sSubPr>
+                <m:e>
+                  <m:r>
+                    <w:rPr>
+                      <w:rFonts w:ascii="Cambria Math" w:hAnsi="Cambria Math"/>
+                      <w:lang w:val="en-US"/>
+                    </w:rPr>
+                    <m:t>V</m:t>
+                  </m:r>
+                </m:e>
+                <m:sub>
+                  <m:r>
+                    <w:rPr>
+                      <w:rFonts w:ascii="Cambria Math" w:hAnsi="Cambria Math"/>
+                    </w:rPr>
+                    <m:t>cc</m:t>
+                  </m:r>
+                </m:sub>
+              </m:sSub>
+              <m:r>
+                <w:rPr>
+                  <w:rFonts w:ascii="Cambria Math" w:hAnsi="Cambria Math"/>
+                </w:rPr>
+                <m:t>-</m:t>
+              </m:r>
+              <m:sSub>
+                <m:sSubPr>
+                  <m:ctrlPr>
+                    <w:rPr>
+                      <w:rFonts w:ascii="Cambria Math" w:hAnsi="Cambria Math"/>
+                      <w:i/>
+                    </w:rPr>
+                  </m:ctrlPr>
+                </m:sSubPr>
+                <m:e>
+                  <m:r>
+                    <w:rPr>
+                      <w:rFonts w:ascii="Cambria Math" w:hAnsi="Cambria Math"/>
+                    </w:rPr>
+                    <m:t>V</m:t>
+                  </m:r>
+                </m:e>
+                <m:sub>
+                  <m:r>
+                    <w:rPr>
+                      <w:rFonts w:ascii="Cambria Math" w:hAnsi="Cambria Math"/>
+                    </w:rPr>
+                    <m:t>led</m:t>
+                  </m:r>
+                </m:sub>
+              </m:sSub>
+            </m:num>
+            <m:den>
+              <m:sSub>
+                <m:sSubPr>
+                  <m:ctrlPr>
+                    <w:rPr>
+                      <w:rFonts w:ascii="Cambria Math" w:hAnsi="Cambria Math"/>
+                      <w:i/>
+                    </w:rPr>
+                  </m:ctrlPr>
+                </m:sSubPr>
+                <m:e>
+                  <m:r>
+                    <w:rPr>
+                      <w:rFonts w:ascii="Cambria Math" w:hAnsi="Cambria Math"/>
+                    </w:rPr>
+                    <m:t>I</m:t>
+                  </m:r>
+                </m:e>
+                <m:sub>
+                  <m:r>
+                    <w:rPr>
+                      <w:rFonts w:ascii="Cambria Math" w:hAnsi="Cambria Math"/>
+                    </w:rPr>
+                    <m:t>led</m:t>
+                  </m:r>
+                </m:sub>
+              </m:sSub>
+            </m:den>
+          </m:f>
+        </m:oMath>
+      </m:oMathPara>
+    </w:p>
+    <w:p>
+      <w:r>
+        <w:t>Където:</w:t>
+      </w:r>
+    </w:p>
+    <w:p>
+      <w:pPr>
+        <w:pStyle w:val="a4"/>
+        <w:numPr>
+          <w:ilvl w:val="0"/>
+          <w:numId w:val="47"/>
+        </w:numPr>
+      </w:pPr>
+      <m:oMath>
+        <m:sSub>
+          <m:sSubPr>
+            <m:ctrlPr>
+              <w:rPr>
+                <w:rFonts w:ascii="Cambria Math" w:hAnsi="Cambria Math"/>
+                <w:i/>
+              </w:rPr>
+            </m:ctrlPr>
+          </m:sSubPr>
+          <m:e>
+            <m:r>
+              <w:rPr>
+                <w:rFonts w:ascii="Cambria Math" w:hAnsi="Cambria Math"/>
+                <w:lang w:val="en-US"/>
+              </w:rPr>
+              <m:t>V</m:t>
+            </m:r>
+          </m:e>
+          <m:sub>
+            <m:r>
+              <w:rPr>
+                <w:rFonts w:ascii="Cambria Math" w:hAnsi="Cambria Math"/>
+              </w:rPr>
+              <m:t>cc</m:t>
+            </m:r>
+          </m:sub>
+        </m:sSub>
+        <m:r>
+          <w:rPr>
+            <w:rFonts w:ascii="Cambria Math" w:hAnsi="Cambria Math"/>
+          </w:rPr>
+          <m:t xml:space="preserve">=3.3 </m:t>
+        </m:r>
+        <m:r>
+          <w:rPr>
+            <w:rFonts w:ascii="Cambria Math" w:hAnsi="Cambria Math"/>
+            <w:lang w:val="en-US"/>
+          </w:rPr>
+          <m:t>V</m:t>
+        </m:r>
+      </m:oMath>
+    </w:p>
+    <w:p>
+      <w:pPr>
+        <w:pStyle w:val="a4"/>
+        <w:numPr>
+          <w:ilvl w:val="0"/>
+          <w:numId w:val="47"/>
+        </w:numPr>
+      </w:pPr>
+      <m:oMath>
+        <m:sSub>
+          <m:sSubPr>
+            <m:ctrlPr>
+              <w:rPr>
+                <w:rFonts w:ascii="Cambria Math" w:hAnsi="Cambria Math"/>
+                <w:i/>
+              </w:rPr>
+            </m:ctrlPr>
+          </m:sSubPr>
+          <m:e>
+            <m:r>
+              <w:rPr>
+                <w:rFonts w:ascii="Cambria Math" w:hAnsi="Cambria Math"/>
+              </w:rPr>
+              <m:t>V</m:t>
+            </m:r>
+          </m:e>
+          <m:sub>
+            <m:r>
+              <w:rPr>
+                <w:rFonts w:ascii="Cambria Math" w:hAnsi="Cambria Math"/>
+              </w:rPr>
+              <m:t>led</m:t>
+            </m:r>
+          </m:sub>
+        </m:sSub>
+        <m:r>
+          <w:rPr>
+            <w:rFonts w:ascii="Cambria Math" w:hAnsi="Cambria Math"/>
+          </w:rPr>
+          <m:t xml:space="preserve"> е работно напрежение на светодиода</m:t>
+        </m:r>
+      </m:oMath>
+      <w:r>
+        <w:t xml:space="preserve"> (</w:t>
+      </w:r>
+      <w:r>
+        <w:t>≈</w:t>
+      </w:r>
+      <w:r>
+        <w:rPr>
+          <w:lang w:val="en-US"/>
+        </w:rPr>
+        <w:t>1.9V</w:t>
+      </w:r>
+      <w:r>
+        <w:t xml:space="preserve"> за червения</w:t>
+      </w:r>
+      <w:r>
+        <w:rPr>
+          <w:lang w:val="en-US"/>
+        </w:rPr>
+        <w:t xml:space="preserve"> </w:t>
+      </w:r>
+      <w:r>
+        <w:t>и</w:t>
+      </w:r>
+      <w:r>
+        <w:rPr>
+          <w:lang w:val="en-US"/>
+        </w:rPr>
+        <w:t xml:space="preserve"> </w:t>
+      </w:r>
+      <w:r>
+        <w:t>≈</w:t>
+      </w:r>
+      <w:r>
+        <w:rPr>
+          <w:lang w:val="en-US"/>
+        </w:rPr>
+        <w:t>2.0V</w:t>
+      </w:r>
+      <w:r>
+        <w:t xml:space="preserve"> за зеления светодиод)</w:t>
+      </w:r>
+    </w:p>
+    <w:p>
+      <w:pPr>
+        <w:pStyle w:val="a4"/>
+        <w:numPr>
+          <w:ilvl w:val="0"/>
+          <w:numId w:val="47"/>
+        </w:numPr>
+      </w:pPr>
+      <m:oMath>
+        <m:sSub>
+          <m:sSubPr>
+            <m:ctrlPr>
+              <w:rPr>
+                <w:rFonts w:ascii="Cambria Math" w:hAnsi="Cambria Math"/>
+                <w:i/>
+              </w:rPr>
+            </m:ctrlPr>
+          </m:sSubPr>
+          <m:e>
+            <m:r>
+              <w:rPr>
+                <w:rFonts w:ascii="Cambria Math" w:hAnsi="Cambria Math"/>
+              </w:rPr>
+              <m:t>I</m:t>
+            </m:r>
+          </m:e>
+          <m:sub>
+            <m:r>
+              <w:rPr>
+                <w:rFonts w:ascii="Cambria Math" w:hAnsi="Cambria Math"/>
+              </w:rPr>
+              <m:t>led</m:t>
+            </m:r>
+          </m:sub>
+        </m:sSub>
+      </m:oMath>
+      <w:r>
+        <w:t xml:space="preserve"> е желаният ток през светодиодите</w:t>
+      </w:r>
+    </w:p>
+    <w:p>
+      <w:r>
+        <w:t xml:space="preserve">Тъй като за продължителна и безопасна експлоатация на светодиодите, както и на зумера и на изводите на микроконтролера е препоръчително да не се надвишава стойността от </w:t>
+      </w:r>
+      <w:r>
+        <w:rPr>
+          <w:lang w:val="en-US"/>
+        </w:rPr>
+        <w:t>10mA</w:t>
+      </w:r>
+      <w:r>
+        <w:t xml:space="preserve"> ток</w:t>
+      </w:r>
+      <w:r>
+        <w:rPr>
+          <w:lang w:val="en-US"/>
+        </w:rPr>
+        <w:t>,</w:t>
+      </w:r>
+      <w:r>
+        <w:t xml:space="preserve"> то за съпротивление на резисторите е избрана стойността </w:t>
+      </w:r>
+      <w:r>
+        <w:t>150Ω</w:t>
+      </w:r>
+      <w:r>
+        <w:t xml:space="preserve">. По този начин тока във веригите може да бъде изчислен чрез горното уравнение. А </w:t>
+      </w:r>
+      <w:r>
+        <w:t>стойностите на тока през съответните светодиоди са</w:t>
+      </w:r>
+      <w:r>
+        <w:t>:</w:t>
+      </w:r>
+    </w:p>
+    <w:p>
+      <w:pPr>
+        <w:pStyle w:val="a4"/>
+        <w:numPr>
+          <w:ilvl w:val="0"/>
+          <w:numId w:val="48"/>
+        </w:numPr>
+      </w:pPr>
+      <w:r>
+        <w:t xml:space="preserve">През </w:t>
+      </w:r>
+      <w:r>
+        <w:t xml:space="preserve">зелен светодиод: </w:t>
+      </w:r>
+      <w:r>
+        <w:t>≈</w:t>
+      </w:r>
+      <w:r>
+        <w:t xml:space="preserve"> 8.6</w:t>
+      </w:r>
+      <w:r>
+        <w:rPr>
+          <w:lang w:val="en-US"/>
+        </w:rPr>
+        <w:t>mA</w:t>
+      </w:r>
+    </w:p>
+    <w:p>
+      <w:pPr>
+        <w:pStyle w:val="a4"/>
+        <w:numPr>
+          <w:ilvl w:val="0"/>
+          <w:numId w:val="48"/>
+        </w:numPr>
+      </w:pPr>
+      <w:r>
+        <w:t xml:space="preserve">През </w:t>
+      </w:r>
+      <w:r>
+        <w:t>червен светодиод</w:t>
+      </w:r>
+      <w:r>
+        <w:t xml:space="preserve"> </w:t>
+      </w:r>
+      <w:r>
+        <w:t>≈</w:t>
+      </w:r>
+      <w:r>
+        <w:t xml:space="preserve"> </w:t>
+      </w:r>
+      <w:r>
+        <w:rPr>
+          <w:lang w:val="en-US"/>
+        </w:rPr>
+        <w:t>9.3mA</w:t>
+      </w:r>
+    </w:p>
+    <w:p>
+      <w:pPr>
+        <w:spacing w:before="240"/>
+        <w:jc w:val="left"/>
+      </w:pPr>
+      <w:r>
+        <w:drawing>
+          <wp:inline distT="0" distB="0" distL="0" distR="0" wp14:anchorId="46228E84" wp14:editId="767768D1">
+            <wp:extent cx="5227320" cy="4132533"/>
+            <wp:effectExtent l="0" t="0" r="0" b="1905"/>
+            <wp:docPr id="3" name="Картина 3"/>
+            <wp:cNvGraphicFramePr>
+              <a:graphicFrameLocks xmlns:a="http://schemas.openxmlformats.org/drawingml/2006/main" noChangeAspect="1"/>
+            </wp:cNvGraphicFramePr>
+            <a:graphic xmlns:a="http://schemas.openxmlformats.org/drawingml/2006/main">
+              <a:graphicData uri="http://schemas.openxmlformats.org/drawingml/2006/picture">
+                <pic:pic xmlns:pic="http://schemas.openxmlformats.org/drawingml/2006/picture">
+                  <pic:nvPicPr>
+                    <pic:cNvPr id="1" name=""/>
+                    <pic:cNvPicPr/>
+                  </pic:nvPicPr>
+                  <pic:blipFill>
+                    <a:blip r:embed="rId10"/>
+                    <a:stretch>
+                      <a:fillRect/>
+                    </a:stretch>
+                  </pic:blipFill>
+                  <pic:spPr>
+                    <a:xfrm>
+                      <a:off x="0" y="0"/>
+                      <a:ext cx="5236101" cy="4139475"/>
+                    </a:xfrm>
+                    <a:prstGeom prst="rect">
+                      <a:avLst/>
+                    </a:prstGeom>
+                  </pic:spPr>
+                </pic:pic>
+              </a:graphicData>
+            </a:graphic>
+          </wp:inline>
+        </w:drawing>
+      </w:r>
+    </w:p>
     <w:p>
       <w:pPr>
         <w:pStyle w:val="a9"/>
@@ -1840,21 +2308,7 @@
           <w:b/>
           <w:i/>
         </w:rPr>
-        <w:t xml:space="preserve"> </w:t>
-      </w:r>
-      <w:r>
-        <w:rPr>
-          <w:b/>
-          <w:i/>
-        </w:rPr>
-        <w:t>2</w:t>
-      </w:r>
-      <w:r>
-        <w:rPr>
-          <w:b/>
-          <w:i/>
-        </w:rPr>
-        <w:t>.</w:t>
+        <w:t xml:space="preserve"> 2.</w:t>
       </w:r>
       <w:r>
         <w:rPr>
@@ -1882,7 +2336,6 @@
         <w:rPr>
           <w:lang w:val="en-US"/>
         </w:rPr>
-        <w:lastRenderedPageBreak/>
         <w:t xml:space="preserve">Android </w:t>
       </w:r>
       <w:r>
@@ -1902,31 +2355,7 @@
         <w:t>MainActivity</w:t>
       </w:r>
       <w:r>
-        <w:t xml:space="preserve"> обработва </w:t>
-      </w:r>
-      <w:r>
-        <w:t>логването и</w:t>
-      </w:r>
-      <w:r>
-        <w:t xml:space="preserve"> получава</w:t>
-      </w:r>
-      <w:r>
-        <w:t>нето на</w:t>
-      </w:r>
-      <w:r>
-        <w:t xml:space="preserve"> JWT токен, HMAC ключ и начал</w:t>
-      </w:r>
-      <w:r>
-        <w:t>на стойност на ATC от сървъра, след което ги записва локално в криптиран вид</w:t>
-      </w:r>
-      <w:r>
-        <w:t>. При следващо стартиране, ако данните вече са нали</w:t>
-      </w:r>
-      <w:r>
-        <w:t>чни, екранът за вход се пропуска, тъй като данните вече са запаметени локално</w:t>
-      </w:r>
-      <w:r>
-        <w:t>.</w:t>
+        <w:t xml:space="preserve"> обработва логването и получаването на JWT токен, HMAC ключ и начална стойност на ATC от сървъра, след което ги записва локално в криптиран вид. При следващо стартиране, ако данните вече са налични, екранът за вход се пропуска, тъй като данните вече са запаметени локално.</w:t>
       </w:r>
     </w:p>
     <w:p>
@@ -1937,25 +2366,7 @@
         <w:t xml:space="preserve">HomeActivity </w:t>
       </w:r>
       <w:r>
-        <w:t>е главният екран — показва факултетния номер</w:t>
-      </w:r>
-      <w:r>
-        <w:t xml:space="preserve"> на студента</w:t>
-      </w:r>
-      <w:r>
-        <w:t xml:space="preserve"> и статуса на NFC. Чекирането се активира ръчно с бутон и е ограничено до 30-секунден</w:t>
-      </w:r>
-      <w:r>
-        <w:t xml:space="preserve"> времеви</w:t>
-      </w:r>
-      <w:r>
-        <w:t xml:space="preserve"> прозорец, сл</w:t>
-      </w:r>
-      <w:r>
-        <w:t>ед когото сесията автоматично се спира</w:t>
-      </w:r>
-      <w:r>
-        <w:t>.</w:t>
+        <w:t>е главният екран — показва факултетния номер на студента и статуса на NFC. Чекирането се активира ръчно с бутон и е ограничено до 30-секунден времеви прозорец, след когото сесията автоматично се спира.</w:t>
       </w:r>
     </w:p>
     <w:p>
@@ -1977,16 +2388,7 @@
         <w:t>StudentPrefs</w:t>
       </w:r>
       <w:r>
-        <w:t xml:space="preserve"> е криптирано хранили</w:t>
-      </w:r>
-      <w:r>
-        <w:t>ще (EncryptedSharedPreferences с</w:t>
-      </w:r>
-      <w:r>
-        <w:t xml:space="preserve"> Android Keystore), което пази HMAC ключа, факултетния номер и ATC брояча.</w:t>
-      </w:r>
-      <w:r>
-        <w:t xml:space="preserve"> </w:t>
+        <w:t xml:space="preserve"> е криптирано хранилище (EncryptedSharedPreferences с Android Keystore), което пази HMAC ключа, факултетния номер и ATC брояча. </w:t>
       </w:r>
     </w:p>
     <w:p>
@@ -2010,10 +2412,7 @@
         <w:ind w:firstLine="720"/>
       </w:pPr>
       <w:r>
-        <w:t>Сървърът е реализиран с Python F</w:t>
-      </w:r>
-      <w:r>
-        <w:t>astAPI и асинхронен SQLAlchemy</w:t>
+        <w:t>Сървърът е реализиран с Python FastAPI и асинхронен SQLAlchemy</w:t>
       </w:r>
       <w:r>
         <w:rPr>
@@ -2022,10 +2421,7 @@
         <w:t xml:space="preserve">, </w:t>
       </w:r>
       <w:r>
-        <w:t>използващ</w:t>
-      </w:r>
-      <w:r>
-        <w:t xml:space="preserve"> SQLite. Организиран е в три рутера: auth (логин, провизиониране, регистрации), attendance (чекиране, CRUD на присъствия) и administration (дисциплини, разписания, групи). Всички endpoints са защитени с JWT Bearer токени и </w:t>
+        <w:t xml:space="preserve">използващ SQLite. Организиран е в три рутера: auth (логин, провизиониране, регистрации), attendance (чекиране, CRUD на присъствия) и administration (дисциплини, разписания, групи). Всички endpoints са защитени с JWT Bearer токени и </w:t>
       </w:r>
       <w:r>
         <w:t xml:space="preserve">оторизиране чрез </w:t>
@@ -2092,7 +2488,11 @@
         <w:t xml:space="preserve"> 3</w:t>
       </w:r>
       <w:r>
-        <w:t xml:space="preserve"> е показана диаграма (</w:t>
+        <w:t xml:space="preserve"> е показана </w:t>
+      </w:r>
+      <w:r>
+        <w:lastRenderedPageBreak/>
+        <w:t>диаграма (</w:t>
       </w:r>
       <w:r>
         <w:rPr>
@@ -2115,7 +2515,6 @@
     </w:p>
     <w:p>
       <w:r>
-        <w:lastRenderedPageBreak/>
         <w:t>Бинарният формат на payload-а</w:t>
       </w:r>
       <w:r>
@@ -2178,7 +2577,7 @@
                     </pic:cNvPicPr>
                   </pic:nvPicPr>
                   <pic:blipFill>
-                    <a:blip r:embed="rId10">
+                    <a:blip r:embed="rId11">
                       <a:extLst>
                         <a:ext uri="{28A0092B-C50C-407E-A947-70E740481C1C}">
                           <a14:useLocalDpi xmlns:a14="http://schemas.microsoft.com/office/drawing/2010/main" val="0"/>
@@ -2274,13 +2673,7 @@
         <w:spacing w:before="240"/>
       </w:pPr>
       <w:r>
-        <w:t>С</w:t>
-      </w:r>
-      <w:r>
-        <w:t>лед като студентът е натиснал бутона "Чекирай се" в мобилното приложение</w:t>
-      </w:r>
-      <w:r>
-        <w:t>, к</w:t>
+        <w:t>След като студентът е натиснал бутона "Чекирай се" в мобилното приложение, к</w:t>
       </w:r>
       <w:r>
         <w:t>омуникацията се р</w:t>
@@ -2306,6 +2699,7 @@
         <w:contextualSpacing w:val="0"/>
       </w:pPr>
       <w:r>
+        <w:lastRenderedPageBreak/>
         <w:t>ESP32 засича телефона чрез inListPassiveTarget(), което активира ISO-DEP (ISO 14443-4) сесия. След това и</w:t>
       </w:r>
       <w:r>
@@ -2326,7 +2720,6 @@
         <w:contextualSpacing w:val="0"/>
       </w:pPr>
       <w:r>
-        <w:lastRenderedPageBreak/>
         <w:t>NfcHceService</w:t>
       </w:r>
       <w:r>
@@ -2723,7 +3116,7 @@
                     <pic:cNvPicPr/>
                   </pic:nvPicPr>
                   <pic:blipFill>
-                    <a:blip r:embed="rId11"/>
+                    <a:blip r:embed="rId12"/>
                     <a:stretch>
                       <a:fillRect/>
                     </a:stretch>
@@ -2826,13 +3219,7 @@
         <w:t xml:space="preserve"> на паролата и роля (student, teacher, admin). Свързва се с Students или Teachers чрез </w:t>
       </w:r>
       <w:r>
-        <w:t xml:space="preserve">foreign keys </w:t>
-      </w:r>
-      <w:r>
-        <w:t>–</w:t>
-      </w:r>
-      <w:r>
-        <w:t xml:space="preserve"> п</w:t>
+        <w:t>foreign keys – п</w:t>
       </w:r>
       <w:r>
         <w:t>о този начин един потребителски акаунт е обвързан с конкретен студент или преподавател.</w:t>
@@ -3037,6 +3424,11 @@
       </w:r>
     </w:p>
     <w:p>
+      <w:pPr>
+        <w:rPr>
+          <w:lang w:val="en-US"/>
+        </w:rPr>
+      </w:pPr>
       <w:r>
         <w:t xml:space="preserve">В тази таблица се записват всички присъствия. </w:t>
       </w:r>
@@ -3058,8 +3450,6 @@
       <w:r>
         <w:br/>
       </w:r>
-      <w:bookmarkStart w:id="9" w:name="_GoBack"/>
-      <w:bookmarkEnd w:id="9"/>
     </w:p>
     <w:p>
       <w:pPr>
@@ -3079,6 +3469,1381 @@
         <w:ind w:firstLine="0"/>
         <w:jc w:val="left"/>
       </w:pPr>
+      <w:r>
+        <w:t xml:space="preserve">В </w:t>
+      </w:r>
+      <w:r>
+        <w:t xml:space="preserve">системата </w:t>
+      </w:r>
+      <w:r>
+        <w:t xml:space="preserve">са зададени няколко цели и изисквания за сигурността срещу съответните възможни </w:t>
+      </w:r>
+      <w:r>
+        <w:t>заплах</w:t>
+      </w:r>
+      <w:r>
+        <w:t>и</w:t>
+      </w:r>
+      <w:r>
+        <w:t>:</w:t>
+      </w:r>
+    </w:p>
+    <w:p>
+      <w:pPr>
+        <w:pStyle w:val="a4"/>
+        <w:numPr>
+          <w:ilvl w:val="0"/>
+          <w:numId w:val="44"/>
+        </w:numPr>
+        <w:spacing w:after="100"/>
+        <w:contextualSpacing w:val="0"/>
+        <w:jc w:val="left"/>
+      </w:pPr>
+      <w:r>
+        <w:t>Аутентикация: JWT Bearer токени с 24-часов живот, издавани при успешен логин. Всеки endpoint на бекенд сървъра е защитен с Depends(get_current_user).</w:t>
+      </w:r>
+    </w:p>
+    <w:p>
+      <w:pPr>
+        <w:pStyle w:val="a4"/>
+        <w:numPr>
+          <w:ilvl w:val="0"/>
+          <w:numId w:val="44"/>
+        </w:numPr>
+      </w:pPr>
+      <w:r>
+        <w:t xml:space="preserve">NFC верификация: HMAC-SHA256 подпис върху </w:t>
+      </w:r>
+      <w:r>
+        <w:t>факултетния номер и АТС брояча (</w:t>
+      </w:r>
+      <w:r>
+        <w:t>"FN|ATC"</w:t>
+      </w:r>
+      <w:r>
+        <w:t>)</w:t>
+      </w:r>
+      <w:r>
+        <w:t>. Ключът е 32 случайни байт</w:t>
+      </w:r>
+      <w:r>
+        <w:t>а, генерирани от os.urandom(),</w:t>
+      </w:r>
+      <w:r>
+        <w:t xml:space="preserve"> предава се на </w:t>
+      </w:r>
+      <w:r>
+        <w:t>мобилното приложение</w:t>
+      </w:r>
+      <w:r>
+        <w:t xml:space="preserve"> само веднъж по HTTPS</w:t>
+      </w:r>
+      <w:r>
+        <w:t xml:space="preserve"> при първо логване</w:t>
+      </w:r>
+      <w:r>
+        <w:t>.</w:t>
+      </w:r>
+    </w:p>
+    <w:p>
+      <w:pPr>
+        <w:pStyle w:val="a4"/>
+        <w:numPr>
+          <w:ilvl w:val="0"/>
+          <w:numId w:val="44"/>
+        </w:numPr>
+      </w:pPr>
+      <w:r>
+        <w:t>Replay защита: Application Transaction Counter (ATC) е монотонен брояч. Сървърът приема само ATC &gt; DB_ATC и ATC ≤ DB_ATC + 100. Прозорецът от 100 компенсира неуспешни допирания, при които телефонът увеличава ATC, но сървърът не записва присъствие.</w:t>
+      </w:r>
+    </w:p>
+    <w:p>
+      <w:pPr>
+        <w:pStyle w:val="a4"/>
+        <w:numPr>
+          <w:ilvl w:val="0"/>
+          <w:numId w:val="44"/>
+        </w:numPr>
+      </w:pPr>
+      <w:r>
+        <w:t>Защита от дублиране: за всеки студент, предмет и тип занятие се допуска само едно присъствие на ден (проверка по course_id, type и date).</w:t>
+      </w:r>
+    </w:p>
+    <w:p>
+      <w:pPr>
+        <w:pStyle w:val="a4"/>
+        <w:numPr>
+          <w:ilvl w:val="0"/>
+          <w:numId w:val="44"/>
+        </w:numPr>
+      </w:pPr>
+      <w:r>
+        <w:t xml:space="preserve">Съхранение на ключове: на Android устройството HMAC ключът се съхранява в EncryptedSharedPreferences, </w:t>
+      </w:r>
+      <w:r>
+        <w:t>поддържано от Android Keystore. Това е</w:t>
+      </w:r>
+      <w:r>
+        <w:t xml:space="preserve"> хардуерно изолирано хранилище,</w:t>
+      </w:r>
+      <w:r>
+        <w:t xml:space="preserve"> което е</w:t>
+      </w:r>
+      <w:r>
+        <w:t xml:space="preserve"> недостъпно дори при root достъп.</w:t>
+      </w:r>
+      <w:r>
+        <w:br w:type="page"/>
+      </w:r>
+    </w:p>
+    <w:p>
+      <w:pPr>
+        <w:pStyle w:val="1"/>
+      </w:pPr>
+      <w:r>
+        <w:lastRenderedPageBreak/>
+        <w:t>Използвани технологии</w:t>
+      </w:r>
+    </w:p>
+    <w:p>
+      <w:r>
+        <w:t xml:space="preserve">Следва да бъдат </w:t>
+      </w:r>
+      <w:r>
+        <w:t>описани технологиите, инструментите и библиотеките, използвани при разработката на системата. За всяка технология е посочена кратка характеристика и обосновка за нейния избор.</w:t>
+      </w:r>
+    </w:p>
+    <w:p>
+      <w:pPr>
+        <w:pStyle w:val="2"/>
+        <w:numPr>
+          <w:ilvl w:val="0"/>
+          <w:numId w:val="46"/>
+        </w:numPr>
+      </w:pPr>
+      <w:r>
+        <w:t>Хардуерни компоненти</w:t>
+      </w:r>
+    </w:p>
+    <w:p>
+      <w:pPr>
+        <w:pStyle w:val="3"/>
+        <w:numPr>
+          <w:ilvl w:val="1"/>
+          <w:numId w:val="46"/>
+        </w:numPr>
+      </w:pPr>
+      <w:r>
+        <w:rPr>
+          <w:lang w:val="en-US"/>
+        </w:rPr>
+        <w:t>ESP32</w:t>
+      </w:r>
+    </w:p>
+    <w:p>
+      <w:pPr>
+        <w:rPr>
+          <w:szCs w:val="24"/>
+        </w:rPr>
+      </w:pPr>
+      <w:r>
+        <w:t xml:space="preserve">Използва се микроконтролер </w:t>
+      </w:r>
+      <w:r>
+        <w:rPr>
+          <w:lang w:val="en-US"/>
+        </w:rPr>
+        <w:t>ESP32 Devkit V1</w:t>
+      </w:r>
+      <w:r>
+        <w:t xml:space="preserve">, базиран на </w:t>
+      </w:r>
+      <w:r>
+        <w:rPr>
+          <w:szCs w:val="24"/>
+        </w:rPr>
+        <w:t>ESP32-WROOM32</w:t>
+      </w:r>
+      <w:r>
+        <w:rPr>
+          <w:szCs w:val="24"/>
+          <w:lang w:val="en-US"/>
+        </w:rPr>
+        <w:t xml:space="preserve">. </w:t>
+      </w:r>
+      <w:r>
+        <w:rPr>
+          <w:szCs w:val="24"/>
+        </w:rPr>
+        <w:t xml:space="preserve">Той е </w:t>
+      </w:r>
+      <w:r>
+        <w:rPr>
+          <w:szCs w:val="24"/>
+        </w:rPr>
+        <w:t>двуядрен микроконтролер с тактова честота до 240 MHz, вградена Wi-Fi (802.11 b/g/n) и Bluetooth свързаност, произведен от Espressif Systems. Разполага с 38 GPIO пина, множество хардуерни интерфейси (SPI, I2C, UART) и 4 MB Flash памет.</w:t>
+      </w:r>
+    </w:p>
+    <w:p>
+      <w:pPr>
+        <w:rPr>
+          <w:szCs w:val="24"/>
+        </w:rPr>
+      </w:pPr>
+      <w:r>
+        <w:rPr>
+          <w:szCs w:val="24"/>
+        </w:rPr>
+        <w:t>Изборът на ESP32 пред алтернативи като Arduino Uno или Raspberry Pi е обоснован с три фактора: вградена Wi-Fi свързаност (без допълнителен модул), достатъчна изчислителна мощност за обработка на бинарни NFC p</w:t>
+      </w:r>
+      <w:r>
+        <w:rPr>
+          <w:szCs w:val="24"/>
+        </w:rPr>
+        <w:t>ayload-и и ниска цена (~5 USD).</w:t>
+      </w:r>
+    </w:p>
+    <w:p>
+      <w:pPr>
+        <w:pStyle w:val="2"/>
+        <w:numPr>
+          <w:ilvl w:val="1"/>
+          <w:numId w:val="46"/>
+        </w:numPr>
+      </w:pPr>
+      <w:r>
+        <w:rPr>
+          <w:lang w:val="en-US"/>
+        </w:rPr>
+        <w:t xml:space="preserve">PN532 (NFC </w:t>
+      </w:r>
+      <w:r>
+        <w:t>модул</w:t>
+      </w:r>
+      <w:r>
+        <w:rPr>
+          <w:lang w:val="en-US"/>
+        </w:rPr>
+        <w:t>)</w:t>
+      </w:r>
+    </w:p>
+    <w:p>
+      <w:pPr>
+        <w:rPr>
+          <w:lang w:val="en-US"/>
+        </w:rPr>
+      </w:pPr>
+      <w:r>
+        <w:t>PN532 е интегрална схема за NFC комуникация на NXP Semiconductors, поддържаща стандартите ISO 14443-A/B и ISO 18092. Поддържа три интерфейса: UART, I2C и SPI. В проекта е конфигуриран в SPI режим чрез DIP превключватели (SEL0=OFF, SEL1=ON).</w:t>
+      </w:r>
+      <w:r>
+        <w:rPr>
+          <w:lang w:val="en-US"/>
+        </w:rPr>
+        <w:t xml:space="preserve"> </w:t>
+      </w:r>
+      <w:r>
+        <w:t xml:space="preserve">Този режим е избран, тъй като </w:t>
+      </w:r>
+      <w:r>
+        <w:rPr>
+          <w:lang w:val="en-US"/>
+        </w:rPr>
+        <w:t xml:space="preserve">ESP32 </w:t>
+      </w:r>
+      <w:r>
+        <w:t xml:space="preserve">има готови библиотеки за комуникация по </w:t>
+      </w:r>
+      <w:r>
+        <w:rPr>
+          <w:lang w:val="en-US"/>
+        </w:rPr>
+        <w:t xml:space="preserve">SPI </w:t>
+      </w:r>
+      <w:r>
+        <w:t xml:space="preserve">и комуникацията му е по-бърза спрямо </w:t>
+      </w:r>
+      <w:r>
+        <w:rPr>
+          <w:lang w:val="en-US"/>
+        </w:rPr>
+        <w:t>I2C.</w:t>
+      </w:r>
+    </w:p>
+    <w:p>
+      <w:r>
+        <w:t>PN532 е избран пред</w:t>
+      </w:r>
+      <w:r>
+        <w:t xml:space="preserve"> </w:t>
+      </w:r>
+      <w:r>
+        <w:t xml:space="preserve">RC522 поради </w:t>
+      </w:r>
+      <w:r>
+        <w:t>едно основно</w:t>
+      </w:r>
+      <w:r>
+        <w:t xml:space="preserve"> предимство: поддръжка на</w:t>
+      </w:r>
+      <w:r>
+        <w:t xml:space="preserve"> ISO-DEP (ISO 14443-4) протокол, което му позволява да комуникира с мобилни устройства с </w:t>
+      </w:r>
+      <w:r>
+        <w:rPr>
+          <w:lang w:val="en-US"/>
+        </w:rPr>
+        <w:t xml:space="preserve">Android, </w:t>
+      </w:r>
+      <w:r>
+        <w:t xml:space="preserve">които имат вграден </w:t>
+      </w:r>
+      <w:r>
+        <w:rPr>
+          <w:lang w:val="en-US"/>
+        </w:rPr>
+        <w:t xml:space="preserve">NFC </w:t>
+      </w:r>
+      <w:r>
+        <w:t>модул</w:t>
+      </w:r>
+      <w:r>
+        <w:t>.</w:t>
+      </w:r>
+    </w:p>
+    <w:p>
+      <w:pPr>
+        <w:pStyle w:val="2"/>
+        <w:numPr>
+          <w:ilvl w:val="0"/>
+          <w:numId w:val="46"/>
+        </w:numPr>
+      </w:pPr>
+      <w:r>
+        <w:t>Програмни езици</w:t>
+      </w:r>
+    </w:p>
+    <w:p>
+      <w:pPr>
+        <w:pStyle w:val="3"/>
+        <w:numPr>
+          <w:ilvl w:val="1"/>
+          <w:numId w:val="46"/>
+        </w:numPr>
+      </w:pPr>
+      <w:r>
+        <w:rPr>
+          <w:lang w:val="en-US"/>
+        </w:rPr>
+        <w:t xml:space="preserve">C++ (ESP32 </w:t>
+      </w:r>
+      <w:r>
+        <w:t>фърмуер</w:t>
+      </w:r>
+      <w:r>
+        <w:rPr>
+          <w:lang w:val="en-US"/>
+        </w:rPr>
+        <w:t>)</w:t>
+      </w:r>
+    </w:p>
+    <w:p>
+      <w:r>
+        <w:t xml:space="preserve">Фърмуерът на ESP32 е написан на C++ в рамките на Arduino Framework, управляван чрез PlatformIO. Arduino Framework предоставя абстракционен слой над хардуера, </w:t>
+      </w:r>
+      <w:r>
+        <w:t xml:space="preserve">който позволява лесно програмиране на GPIO, SPI и Wi-Fi. Има готова библиотека </w:t>
+      </w:r>
+      <w:r>
+        <w:t>Adafruit PN532</w:t>
+      </w:r>
+      <w:r>
+        <w:t xml:space="preserve">, чрез която се използва и програмира </w:t>
+      </w:r>
+      <w:r>
+        <w:rPr>
+          <w:lang w:val="en-US"/>
+        </w:rPr>
+        <w:t xml:space="preserve">NFC </w:t>
+      </w:r>
+      <w:r>
+        <w:t>сензора.</w:t>
+      </w:r>
+    </w:p>
+    <w:p>
+      <w:pPr>
+        <w:pStyle w:val="3"/>
+        <w:numPr>
+          <w:ilvl w:val="1"/>
+          <w:numId w:val="46"/>
+        </w:numPr>
+      </w:pPr>
+      <w:r>
+        <w:rPr>
+          <w:lang w:val="en-US"/>
+        </w:rPr>
+        <w:lastRenderedPageBreak/>
+        <w:t>Kotlin</w:t>
+      </w:r>
+    </w:p>
+    <w:p>
+      <w:r>
+        <w:t>Kotlin е официалният препоръчан език за Android разработка от Google от 2019 г.</w:t>
+      </w:r>
+      <w:r>
+        <w:rPr>
+          <w:lang w:val="en-US"/>
+        </w:rPr>
+        <w:t xml:space="preserve"> </w:t>
+      </w:r>
+      <w:r>
+        <w:t>насам.</w:t>
+      </w:r>
+      <w:r>
+        <w:t xml:space="preserve"> Предлага пълна с</w:t>
+      </w:r>
+      <w:r>
+        <w:t>ъвместимост с Java, по-кратък синтаксис, вграден</w:t>
+      </w:r>
+      <w:r>
+        <w:t xml:space="preserve"> null-safety и поддръжка на </w:t>
+      </w:r>
+      <w:r>
+        <w:t xml:space="preserve">асинхронни операции. </w:t>
+      </w:r>
+      <w:r>
+        <w:t xml:space="preserve">Kotlin е избран пред Java поради </w:t>
+      </w:r>
+      <w:r>
+        <w:t xml:space="preserve">тъй като вече се е наложил като основен език за програмиране на </w:t>
+      </w:r>
+      <w:r>
+        <w:rPr>
+          <w:lang w:val="en-US"/>
+        </w:rPr>
+        <w:t>Android</w:t>
+      </w:r>
+      <w:r>
+        <w:t xml:space="preserve"> приложения</w:t>
+      </w:r>
+      <w:r>
+        <w:t xml:space="preserve"> </w:t>
+      </w:r>
+      <w:r>
+        <w:t xml:space="preserve">и има </w:t>
+      </w:r>
+      <w:r>
+        <w:t>интеграция с Jetpa</w:t>
+      </w:r>
+      <w:r>
+        <w:t>ck библиотеките.</w:t>
+      </w:r>
+    </w:p>
+    <w:p>
+      <w:pPr>
+        <w:pStyle w:val="3"/>
+        <w:numPr>
+          <w:ilvl w:val="1"/>
+          <w:numId w:val="46"/>
+        </w:numPr>
+      </w:pPr>
+      <w:r>
+        <w:rPr>
+          <w:lang w:val="en-US"/>
+        </w:rPr>
+        <w:t>Python</w:t>
+      </w:r>
+    </w:p>
+    <w:p>
+      <w:pPr>
+        <w:rPr>
+          <w:lang w:val="en-US"/>
+        </w:rPr>
+      </w:pPr>
+      <w:r>
+        <w:t>За</w:t>
+      </w:r>
+      <w:r>
+        <w:t xml:space="preserve"> реализацията на сървърната страна</w:t>
+      </w:r>
+      <w:r>
+        <w:t xml:space="preserve"> е използван</w:t>
+      </w:r>
+      <w:r>
+        <w:rPr>
+          <w:lang w:val="en-US"/>
+        </w:rPr>
+        <w:t xml:space="preserve"> Python 3.14</w:t>
+      </w:r>
+      <w:r>
+        <w:t xml:space="preserve">. </w:t>
+      </w:r>
+      <w:r>
+        <w:t>Избран е заради големият брой</w:t>
+      </w:r>
+      <w:r>
+        <w:t xml:space="preserve"> библиотеки за уеб разработка, ORM и криптография, бърз</w:t>
+      </w:r>
+      <w:r>
+        <w:t>а итерация и по-лесен</w:t>
+      </w:r>
+      <w:r>
+        <w:t xml:space="preserve"> синтаксис</w:t>
+      </w:r>
+      <w:r>
+        <w:t>. За</w:t>
+      </w:r>
+      <w:r>
+        <w:rPr>
+          <w:lang w:val="en-US"/>
+        </w:rPr>
+        <w:t xml:space="preserve"> </w:t>
+      </w:r>
+      <w:r>
+        <w:t xml:space="preserve">уеб фреймуърк е избран </w:t>
+      </w:r>
+      <w:r>
+        <w:rPr>
+          <w:lang w:val="en-US"/>
+        </w:rPr>
+        <w:t xml:space="preserve">FastAPI, </w:t>
+      </w:r>
+      <w:r>
+        <w:t>тъй като е по-нова и модерна технология, която позволява асинхронна обработка. Макар да не е паралелна, това подобрява производителността, особено ако постъпят заявки от много студенти наведнъж. За базите данни се използва SQLAlch</w:t>
+      </w:r>
+      <w:r>
+        <w:rPr>
+          <w:lang w:val="en-US"/>
+        </w:rPr>
+        <w:t>emy.</w:t>
+      </w:r>
+    </w:p>
+    <w:p>
+      <w:pPr>
+        <w:pStyle w:val="2"/>
+        <w:numPr>
+          <w:ilvl w:val="1"/>
+          <w:numId w:val="46"/>
+        </w:numPr>
+        <w:rPr>
+          <w:lang w:val="en-US"/>
+        </w:rPr>
+      </w:pPr>
+      <w:r>
+        <w:rPr>
+          <w:lang w:val="en-US"/>
+        </w:rPr>
+        <w:t>JavaScript</w:t>
+      </w:r>
+    </w:p>
+    <w:p>
+      <w:r>
+        <w:t>Фронтендът е реализиран с Vanilla JavaScript (ES2022) без допълнителен фреймуърк. HTML5 и CSS3 осигуряват структурата и визията на фронтенда, а JS обработва комуникацията с REST API и динамичното обновяване на съдържанието.</w:t>
+      </w:r>
+    </w:p>
+    <w:p>
+      <w:pPr>
+        <w:pStyle w:val="2"/>
+        <w:numPr>
+          <w:ilvl w:val="0"/>
+          <w:numId w:val="46"/>
+        </w:numPr>
+      </w:pPr>
+      <w:r>
+        <w:t>Фреймуъркове и библиотеки</w:t>
+      </w:r>
+    </w:p>
+    <w:p>
+      <w:pPr>
+        <w:pStyle w:val="3"/>
+        <w:numPr>
+          <w:ilvl w:val="1"/>
+          <w:numId w:val="46"/>
+        </w:numPr>
+      </w:pPr>
+      <w:r>
+        <w:rPr>
+          <w:lang w:val="en-US"/>
+        </w:rPr>
+        <w:t>FastAPI</w:t>
+      </w:r>
+    </w:p>
+    <w:p>
+      <w:r>
+        <w:t xml:space="preserve">FastAPI е </w:t>
+      </w:r>
+      <w:r>
+        <w:t xml:space="preserve"> Python уеб фреймуърк за изграждане на REST API, базиран на стандарта OpenAPI и Pydantic за валидация на данните. Поддържа асинхронно изпълнение чрез Python asyncio</w:t>
+      </w:r>
+      <w:r>
+        <w:t xml:space="preserve"> и има възможност за </w:t>
+      </w:r>
+      <w:r>
+        <w:t>автоматично генерира</w:t>
+      </w:r>
+      <w:r>
+        <w:t>не на</w:t>
+      </w:r>
+      <w:r>
+        <w:t xml:space="preserve"> документация.</w:t>
+      </w:r>
+    </w:p>
+    <w:p>
+      <w:r>
+        <w:t>FastAPI е избран пред Flask и Django пор</w:t>
+      </w:r>
+      <w:r>
+        <w:t>ади възможността за асинхронна обработка,</w:t>
+      </w:r>
+      <w:r>
+        <w:t xml:space="preserve"> автоматичната валидация</w:t>
+      </w:r>
+      <w:r>
+        <w:t xml:space="preserve"> на данните</w:t>
+      </w:r>
+      <w:r>
+        <w:t xml:space="preserve"> чрез Pydantic схеми и значително по-високата про</w:t>
+      </w:r>
+      <w:r>
+        <w:t>изводителност при I/O опе</w:t>
+      </w:r>
+      <w:r>
+        <w:t>рации.</w:t>
+      </w:r>
+    </w:p>
+    <w:p>
+      <w:pPr>
+        <w:pStyle w:val="2"/>
+        <w:numPr>
+          <w:ilvl w:val="1"/>
+          <w:numId w:val="46"/>
+        </w:numPr>
+      </w:pPr>
+      <w:r>
+        <w:t>SQLAlchemy</w:t>
+      </w:r>
+    </w:p>
+    <w:p>
+      <w:r>
+        <w:t>SQLAlchemy е ORM (Object-Relational Mapper) за Python, използван в асинхронен режим чрез разширението aiosqlite. Дефинира моделите на базата данни като Python класове и генерира SQL заявки автоматично.</w:t>
+      </w:r>
+    </w:p>
+    <w:p>
+      <w:r>
+        <w:lastRenderedPageBreak/>
+        <w:t>Асинхронният режим се използва</w:t>
+      </w:r>
+      <w:r>
+        <w:t>, за да не блокира FastAPI event loop при изпълнение на бавни I/O операции към б</w:t>
+      </w:r>
+      <w:r>
+        <w:t>азата данни.</w:t>
+      </w:r>
+    </w:p>
+    <w:p>
+      <w:pPr>
+        <w:pStyle w:val="3"/>
+        <w:numPr>
+          <w:ilvl w:val="1"/>
+          <w:numId w:val="46"/>
+        </w:numPr>
+      </w:pPr>
+      <w:r>
+        <w:t>Adafruit PN532</w:t>
+      </w:r>
+    </w:p>
+    <w:p>
+      <w:r>
+        <w:t>Adafruit PN532 е C++ библиотека за управление на PN532 NFC модула в Arduino среда. Предоставя функции за инициализация, конфигурация и обмен на данни с NFC устройства</w:t>
+      </w:r>
+      <w:r>
+        <w:t xml:space="preserve">. </w:t>
+      </w:r>
+      <w:r>
+        <w:t>Ключово ограничение на верс</w:t>
+      </w:r>
+      <w:r>
+        <w:t xml:space="preserve">ия 1.3.1 е вътрешният буфер от 64 байта. </w:t>
+      </w:r>
+      <w:r>
+        <w:t>Това определя макс</w:t>
+      </w:r>
+      <w:r>
+        <w:t>ималния размер на NFC payload-а.</w:t>
+      </w:r>
+    </w:p>
+    <w:p>
+      <w:pPr>
+        <w:pStyle w:val="3"/>
+        <w:numPr>
+          <w:ilvl w:val="1"/>
+          <w:numId w:val="46"/>
+        </w:numPr>
+      </w:pPr>
+      <w:r>
+        <w:t>Retrofit2 (Android)</w:t>
+      </w:r>
+    </w:p>
+    <w:p>
+      <w:r>
+        <w:t xml:space="preserve">Retrofit2 е типобезопасен HTTP клиент за Android и Java, </w:t>
+      </w:r>
+      <w:r>
+        <w:t xml:space="preserve">разработен от Square. Позволява </w:t>
+      </w:r>
+      <w:r>
+        <w:t>дефиниране на REST API endpoints като Kotlin и</w:t>
+      </w:r>
+      <w:r>
+        <w:t xml:space="preserve">нтерфейси с анотации и поддържа асинхронно изпълнение. </w:t>
+      </w:r>
+      <w:r>
+        <w:t>Retrofit е стандартният избор за мрежова комуникация в Android</w:t>
+      </w:r>
+      <w:r>
+        <w:t>.</w:t>
+      </w:r>
+    </w:p>
+    <w:p>
+      <w:pPr>
+        <w:pStyle w:val="2"/>
+        <w:numPr>
+          <w:ilvl w:val="0"/>
+          <w:numId w:val="46"/>
+        </w:numPr>
+      </w:pPr>
+      <w:r>
+        <w:t>База данни</w:t>
+      </w:r>
+    </w:p>
+    <w:p>
+      <w:r>
+        <w:t xml:space="preserve">За съхранение </w:t>
+      </w:r>
+      <w:r>
+        <w:t>на данните е използвана SQLite. Тя е</w:t>
+      </w:r>
+      <w:r>
+        <w:t xml:space="preserve"> </w:t>
+      </w:r>
+      <w:r>
+        <w:t>олекотена</w:t>
+      </w:r>
+      <w:r>
+        <w:t xml:space="preserve"> релационна база данни, която не изисква отделен сървърен процес. Достъпът се осъществява асинхронно чрез драйвера aiosqlite, съвместим с asyncio event loop на FastAPI.</w:t>
+      </w:r>
+    </w:p>
+    <w:p>
+      <w:r>
+        <w:t xml:space="preserve">SQLite е избрана поради </w:t>
+      </w:r>
+      <w:r>
+        <w:t>лесното внедряване – използва се един .db файл. П</w:t>
+      </w:r>
+      <w:r>
+        <w:t>роизводителност</w:t>
+      </w:r>
+      <w:r>
+        <w:t>та му е достатъчна за проекта (</w:t>
+      </w:r>
+      <w:r>
+        <w:t>стотици студенти) и пълната съвместимост с SQLAlchemy ORM. При нужда от мащабиране SQLAlchemy позволява миграция към PostgreSQL</w:t>
+      </w:r>
+      <w:r>
+        <w:t xml:space="preserve"> или</w:t>
+      </w:r>
+      <w:r>
+        <w:rPr>
+          <w:lang w:val="en-US"/>
+        </w:rPr>
+        <w:t xml:space="preserve"> MySql</w:t>
+      </w:r>
+      <w:r>
+        <w:t xml:space="preserve"> с минимални промени в кода.</w:t>
+      </w:r>
+    </w:p>
+    <w:p>
+      <w:pPr>
+        <w:pStyle w:val="2"/>
+        <w:numPr>
+          <w:ilvl w:val="0"/>
+          <w:numId w:val="46"/>
+        </w:numPr>
+      </w:pPr>
+      <w:r>
+        <w:t>Сигурност и криптография</w:t>
+      </w:r>
+    </w:p>
+    <w:p>
+      <w:pPr>
+        <w:pStyle w:val="3"/>
+        <w:numPr>
+          <w:ilvl w:val="1"/>
+          <w:numId w:val="46"/>
+        </w:numPr>
+      </w:pPr>
+      <w:r>
+        <w:t>HMAC-SHA256</w:t>
+      </w:r>
+    </w:p>
+    <w:p>
+      <w:r>
+        <w:t xml:space="preserve">HMAC (Hash-based Message Authentication Code) с SHA-256 хеш функция се използва за криптографска верификация на NFC payload-а. Алгоритъмът изчислява </w:t>
+      </w:r>
+      <w:r>
+        <w:t>функция</w:t>
+      </w:r>
+      <w:r>
+        <w:t xml:space="preserve"> върху съобщението "ФН|ATC", използвайки споделен таен ключ.</w:t>
+      </w:r>
+    </w:p>
+    <w:p>
+      <w:pPr>
+        <w:pStyle w:val="3"/>
+        <w:numPr>
+          <w:ilvl w:val="1"/>
+          <w:numId w:val="46"/>
+        </w:numPr>
+      </w:pPr>
+      <w:r>
+        <w:t xml:space="preserve">Android Keystore и EncryptedSharedPreferences </w:t>
+      </w:r>
+    </w:p>
+    <w:p>
+      <w:r>
+        <w:t>Android Keystore System е хардуерно изолирано хранилище за криптографски ключове, достъпно чрез Android API. EncryptedSharedPreferences използва AES256-GCM за криптиране на стойностите и AES256-SIV за ключовете, управлявани от Keystore.</w:t>
+      </w:r>
+    </w:p>
+    <w:p>
+      <w:r>
+        <w:lastRenderedPageBreak/>
+        <w:t>По този начин</w:t>
+      </w:r>
+      <w:r>
+        <w:t xml:space="preserve"> HMAC ключът не може да бъде извлечен дори при root достъп до устройството, тъй като дешифрирането изисква хардуерна атестация от самия Keystore чип.</w:t>
+      </w:r>
+    </w:p>
+    <w:p>
+      <w:pPr>
+        <w:pStyle w:val="3"/>
+        <w:numPr>
+          <w:ilvl w:val="1"/>
+          <w:numId w:val="46"/>
+        </w:numPr>
+      </w:pPr>
+      <w:r>
+        <w:t>JSON Web Tokens</w:t>
+      </w:r>
+    </w:p>
+    <w:p>
+      <w:r>
+        <w:rPr>
+          <w:lang w:val="en-US"/>
+        </w:rPr>
+        <w:t>JSON Web Tokens (</w:t>
+      </w:r>
+      <w:r>
+        <w:t>JWT</w:t>
+      </w:r>
+      <w:r>
+        <w:rPr>
+          <w:lang w:val="en-US"/>
+        </w:rPr>
+        <w:t>)</w:t>
+      </w:r>
+      <w:r>
+        <w:t xml:space="preserve"> се използва за ау</w:t>
+      </w:r>
+      <w:r>
+        <w:t>тентикация в REST API. При успешен логин сървърът издава токен, подписан с HMAC-SHA256 и таен ключ, с 24-часов живот. Токенът се включва в Authorization hea</w:t>
+      </w:r>
+      <w:r>
+        <w:t>der на всяка последваща заявка.</w:t>
+      </w:r>
+      <w:r>
+        <w:rPr>
+          <w:lang w:val="en-US"/>
+        </w:rPr>
+        <w:t xml:space="preserve"> </w:t>
+      </w:r>
+      <w:r>
+        <w:t xml:space="preserve">JWT е предпочетен </w:t>
+      </w:r>
+      <w:r>
+        <w:t>поради съвместимостта му с</w:t>
+      </w:r>
+      <w:r>
+        <w:t xml:space="preserve"> FastAPI, и лесната интеграция с </w:t>
+      </w:r>
+      <w:r>
+        <w:t xml:space="preserve">други </w:t>
+      </w:r>
+      <w:r>
+        <w:rPr>
+          <w:lang w:val="en-US"/>
+        </w:rPr>
+        <w:t>P</w:t>
+      </w:r>
+      <w:r>
+        <w:t>ython</w:t>
+      </w:r>
+      <w:r>
+        <w:t xml:space="preserve"> библиотеката.</w:t>
+      </w:r>
+    </w:p>
+    <w:p>
+      <w:pPr>
+        <w:pStyle w:val="2"/>
+        <w:numPr>
+          <w:ilvl w:val="0"/>
+          <w:numId w:val="46"/>
+        </w:numPr>
+      </w:pPr>
+      <w:r>
+        <w:t>Стандарти и протоколи</w:t>
+      </w:r>
+    </w:p>
+    <w:p>
+      <w:pPr>
+        <w:pStyle w:val="3"/>
+        <w:numPr>
+          <w:ilvl w:val="1"/>
+          <w:numId w:val="46"/>
+        </w:numPr>
+      </w:pPr>
+      <w:r>
+        <w:t>ISO 14443 и ISO-DEP</w:t>
+      </w:r>
+    </w:p>
+    <w:p>
+      <w:r>
+        <w:t xml:space="preserve">ISO 14443 дефинира физическия и протоколния слой за безконтактни карти с обхват до 10 cm. Частта ISO 14443-3 дефинира инициализацията и </w:t>
+      </w:r>
+      <w:r>
+        <w:t>механизъм</w:t>
+      </w:r>
+      <w:r>
+        <w:rPr>
+          <w:lang w:val="en-US"/>
+        </w:rPr>
+        <w:t xml:space="preserve"> </w:t>
+      </w:r>
+      <w:r>
+        <w:t>против колизии</w:t>
+      </w:r>
+      <w:r>
+        <w:t>, докато ISO 14443-4 (ISO-DEP) добавя транспортен прот</w:t>
+      </w:r>
+      <w:r>
+        <w:t xml:space="preserve">окол за пренос на APDU команди. </w:t>
+      </w:r>
+      <w:r>
+        <w:t>ISO-DEP е задължителен за комуникация с Android HCE услуги и се активира на ESP32 чрез функцията inListPassiveTarget() на Adafruit PN532 библиотеката.</w:t>
+      </w:r>
+    </w:p>
+    <w:p>
+      <w:pPr>
+        <w:pStyle w:val="3"/>
+        <w:numPr>
+          <w:ilvl w:val="1"/>
+          <w:numId w:val="46"/>
+        </w:numPr>
+      </w:pPr>
+      <w:r>
+        <w:t>ISO 7816-4</w:t>
+      </w:r>
+    </w:p>
+    <w:p>
+      <w:r>
+        <w:t>ISO 7816-4 дефинира структурата на APDU (Application Protocol Data Unit) командите, използвани за комуникация между четец</w:t>
+      </w:r>
+      <w:r>
+        <w:t>а</w:t>
+      </w:r>
+      <w:r>
+        <w:t xml:space="preserve"> и </w:t>
+      </w:r>
+      <w:r>
+        <w:t xml:space="preserve"> виртуалната </w:t>
+      </w:r>
+      <w:r>
+        <w:t>карта</w:t>
+      </w:r>
+      <w:r>
+        <w:t xml:space="preserve">. Командата </w:t>
+      </w:r>
+      <w:r>
+        <w:t>APDU съдържа полета CLA, INS, P1, P2, L</w:t>
+      </w:r>
+      <w:r>
+        <w:t>c (дължина на данни) и данните.</w:t>
+      </w:r>
+    </w:p>
+    <w:p>
+      <w:pPr>
+        <w:pStyle w:val="3"/>
+        <w:numPr>
+          <w:ilvl w:val="1"/>
+          <w:numId w:val="46"/>
+        </w:numPr>
+      </w:pPr>
+      <w:r>
+        <w:rPr>
+          <w:lang w:val="en-US"/>
+        </w:rPr>
+        <w:t>Host Card Emulation</w:t>
+      </w:r>
+    </w:p>
+    <w:p>
+      <w:r>
+        <w:t xml:space="preserve">Host Card Emulation </w:t>
+      </w:r>
+      <w:r>
+        <w:rPr>
+          <w:lang w:val="en-US"/>
+        </w:rPr>
+        <w:t>(</w:t>
+      </w:r>
+      <w:r>
+        <w:t>HCE</w:t>
+      </w:r>
+      <w:r>
+        <w:rPr>
+          <w:lang w:val="en-US"/>
+        </w:rPr>
+        <w:t>)</w:t>
+      </w:r>
+      <w:r>
+        <w:t xml:space="preserve"> е функционалност, въведена в Android 4.4 (API 19), позволяваща на Android приложения да емулират NFC смарт карти без хардуерен Secure Element. Приложението регистрира AID идентификатор в apdus</w:t>
+      </w:r>
+      <w:r>
+        <w:t>ervice.xml и Android OS маршрутизи</w:t>
+      </w:r>
+      <w:r>
+        <w:t xml:space="preserve">ра съответните APDU команди към </w:t>
+      </w:r>
+      <w:r>
+        <w:t>регистрираната HostApduService.</w:t>
+      </w:r>
+      <w:r>
+        <w:br w:type="page"/>
+      </w:r>
+    </w:p>
+    <w:p>
+      <w:pPr>
+        <w:pStyle w:val="1"/>
+      </w:pPr>
+      <w:r>
+        <w:lastRenderedPageBreak/>
+        <w:t>Програмна реализация</w:t>
+      </w:r>
+    </w:p>
+    <w:p>
+      <w:r>
+        <w:t>Четвърта глава описва програмната реализация на системата. Системата се състои от четири компонента — фърмуер за ESP32, Android мобилно приложение, сървърна част и уеб интерфейс. За всеки компонент са представени основните класове и функции с</w:t>
+      </w:r>
+      <w:r>
+        <w:t xml:space="preserve"> показани</w:t>
+      </w:r>
+      <w:r>
+        <w:t xml:space="preserve"> </w:t>
+      </w:r>
+      <w:r>
+        <w:t xml:space="preserve">части </w:t>
+      </w:r>
+      <w:r>
+        <w:t>от код</w:t>
+      </w:r>
+      <w:r>
+        <w:t>а</w:t>
+      </w:r>
+      <w:r>
+        <w:t>.</w:t>
+      </w:r>
+    </w:p>
+    <w:p>
+      <w:pPr>
+        <w:pStyle w:val="2"/>
+        <w:numPr>
+          <w:ilvl w:val="0"/>
+          <w:numId w:val="49"/>
+        </w:numPr>
+      </w:pPr>
+      <w:r>
+        <w:t>Фърмуер на ESP32</w:t>
+      </w:r>
+    </w:p>
+    <w:p>
+      <w:r>
+        <w:t xml:space="preserve">Фърмуерът на ESP32 е реализиран на C++ в рамките на </w:t>
+      </w:r>
+      <w:r>
+        <w:t>Arduino Framework</w:t>
+      </w:r>
+      <w:r>
+        <w:t>. Той не извър</w:t>
+      </w:r>
+      <w:r>
+        <w:t xml:space="preserve">шва криптографска верификация - </w:t>
+      </w:r>
+      <w:r>
+        <w:t>ролята му е да инициира NFC кому</w:t>
+      </w:r>
+      <w:r>
+        <w:t xml:space="preserve">никацията, да декодира бинарният пакет, получен </w:t>
+      </w:r>
+      <w:r>
+        <w:t>от телефона</w:t>
+      </w:r>
+      <w:r>
+        <w:t xml:space="preserve"> при чекирането,</w:t>
+      </w:r>
+      <w:r>
+        <w:t xml:space="preserve"> и да го</w:t>
+      </w:r>
+      <w:r>
+        <w:t xml:space="preserve"> препрати към FastAPI сървъра посредством</w:t>
+      </w:r>
+      <w:r>
+        <w:t xml:space="preserve"> Wi-Fi. Цялата б</w:t>
+      </w:r>
+      <w:r>
+        <w:t>изнес логика е в бекенд сървъра</w:t>
+      </w:r>
+      <w:r>
+        <w:t>.</w:t>
+      </w:r>
+    </w:p>
+    <w:p>
+      <w:pPr>
+        <w:pStyle w:val="3"/>
+        <w:numPr>
+          <w:ilvl w:val="1"/>
+          <w:numId w:val="49"/>
+        </w:numPr>
+      </w:pPr>
+      <w:r>
+        <w:t>Конфигурация</w:t>
+      </w:r>
+    </w:p>
+    <w:p>
+      <w:r>
+        <w:t xml:space="preserve">Параметрите </w:t>
+      </w:r>
+      <w:r>
+        <w:t xml:space="preserve">за свързване към </w:t>
+      </w:r>
+      <w:r>
+        <w:rPr>
+          <w:lang w:val="en-US"/>
+        </w:rPr>
+        <w:t xml:space="preserve">WIFI </w:t>
+      </w:r>
+      <w:r>
+        <w:t xml:space="preserve">мрежата </w:t>
+      </w:r>
+      <w:r>
+        <w:t>са дефинирани в</w:t>
+      </w:r>
+      <w:r>
+        <w:t xml:space="preserve"> отделен файл config.h</w:t>
+      </w:r>
+      <w:r>
+        <w:t xml:space="preserve"> като константи</w:t>
+      </w:r>
+      <w:r>
+        <w:t xml:space="preserve">. </w:t>
+      </w:r>
+      <w:r>
+        <w:t>GPIO пиновете са изб</w:t>
+      </w:r>
+      <w:r>
+        <w:t xml:space="preserve">рани така, че да не са в конфликт с вградените функции и запазени по подразбиране за други цели в ESP32. </w:t>
+      </w:r>
+      <w:r>
+        <w:rPr>
+          <w:lang w:val="en-US"/>
+        </w:rPr>
+        <w:t>SELECT_AID_APDU</w:t>
+      </w:r>
+      <w:r>
+        <w:rPr>
+          <w:lang w:val="en-US"/>
+        </w:rPr>
+        <w:t xml:space="preserve"> </w:t>
+      </w:r>
+      <w:r>
+        <w:t>също е записан като масив от константи</w:t>
+      </w:r>
+      <w:r>
+        <w:rPr>
+          <w:lang w:val="en-US"/>
+        </w:rPr>
+        <w:t>. (</w:t>
+      </w:r>
+      <w:r>
+        <w:t>фиг. 5)</w:t>
+      </w:r>
+    </w:p>
+    <w:p>
+      <w:r>
+        <w:drawing>
+          <wp:inline distT="0" distB="0" distL="0" distR="0" wp14:anchorId="5DE87688" wp14:editId="63A06E9F">
+            <wp:extent cx="4572000" cy="2700766"/>
+            <wp:effectExtent l="0" t="0" r="0" b="4445"/>
+            <wp:docPr id="5" name="Картина 5"/>
+            <wp:cNvGraphicFramePr>
+              <a:graphicFrameLocks xmlns:a="http://schemas.openxmlformats.org/drawingml/2006/main" noChangeAspect="1"/>
+            </wp:cNvGraphicFramePr>
+            <a:graphic xmlns:a="http://schemas.openxmlformats.org/drawingml/2006/main">
+              <a:graphicData uri="http://schemas.openxmlformats.org/drawingml/2006/picture">
+                <pic:pic xmlns:pic="http://schemas.openxmlformats.org/drawingml/2006/picture">
+                  <pic:nvPicPr>
+                    <pic:cNvPr id="1" name=""/>
+                    <pic:cNvPicPr/>
+                  </pic:nvPicPr>
+                  <pic:blipFill>
+                    <a:blip r:embed="rId13"/>
+                    <a:stretch>
+                      <a:fillRect/>
+                    </a:stretch>
+                  </pic:blipFill>
+                  <pic:spPr>
+                    <a:xfrm>
+                      <a:off x="0" y="0"/>
+                      <a:ext cx="4602278" cy="2718652"/>
+                    </a:xfrm>
+                    <a:prstGeom prst="rect">
+                      <a:avLst/>
+                    </a:prstGeom>
+                  </pic:spPr>
+                </pic:pic>
+              </a:graphicData>
+            </a:graphic>
+          </wp:inline>
+        </w:drawing>
+      </w:r>
+      <w:r>
+        <w:t xml:space="preserve"> </w:t>
+      </w:r>
+    </w:p>
+    <w:p>
+      <w:pPr>
+        <w:jc w:val="center"/>
+        <w:rPr>
+          <w:i/>
+        </w:rPr>
+      </w:pPr>
+      <w:r>
+        <w:rPr>
+          <w:b/>
+          <w:i/>
+        </w:rPr>
+        <w:t>Фиг. 5.</w:t>
+      </w:r>
+      <w:r>
+        <w:rPr>
+          <w:i/>
+        </w:rPr>
+        <w:t xml:space="preserve"> Конфигурация на пиновете и SELECT_AID_APDU </w:t>
+      </w:r>
+    </w:p>
+    <w:p>
+      <w:pPr>
+        <w:pStyle w:val="3"/>
+        <w:numPr>
+          <w:ilvl w:val="1"/>
+          <w:numId w:val="49"/>
+        </w:numPr>
+      </w:pPr>
+      <w:r>
+        <w:t>Визуална и звукова сигнализация</w:t>
+      </w:r>
+    </w:p>
+    <w:p>
+      <w:r>
+        <w:t>Към микроконтролера са свързани два светодиода и пиезо зумер за</w:t>
+      </w:r>
+      <w:r>
+        <w:t xml:space="preserve"> визуална и звукова обрат</w:t>
+      </w:r>
+      <w:r>
+        <w:t>на връзка към студента. Зелен светодиод и двутонов сигнал показват, че чекирането е минало</w:t>
+      </w:r>
+      <w:r>
+        <w:t xml:space="preserve"> успешно, </w:t>
+      </w:r>
+      <w:r>
+        <w:t xml:space="preserve">докато червен светодиод и нискотонов сигнал показват </w:t>
+      </w:r>
+      <w:r>
+        <w:lastRenderedPageBreak/>
+        <w:t xml:space="preserve">че има някаква </w:t>
+      </w:r>
+      <w:r>
+        <w:t>грешк</w:t>
+      </w:r>
+      <w:r>
+        <w:t>а. Зумерът се управлява чрез ШИМ</w:t>
+      </w:r>
+      <w:r>
+        <w:t xml:space="preserve"> (LEDC периферия на ESP32) за</w:t>
+      </w:r>
+      <w:r>
+        <w:t xml:space="preserve"> генериране на различни честоти. Кодът е показан на фиг. 6:</w:t>
+      </w:r>
+    </w:p>
+    <w:p>
+      <w:pPr>
+        <w:jc w:val="center"/>
+      </w:pPr>
+      <w:r>
+        <w:drawing>
+          <wp:inline distT="0" distB="0" distL="0" distR="0" wp14:anchorId="52ADE462" wp14:editId="0ADA8AF0">
+            <wp:extent cx="2904580" cy="3177540"/>
+            <wp:effectExtent l="0" t="0" r="0" b="3810"/>
+            <wp:docPr id="8" name="Картина 8"/>
+            <wp:cNvGraphicFramePr>
+              <a:graphicFrameLocks xmlns:a="http://schemas.openxmlformats.org/drawingml/2006/main" noChangeAspect="1"/>
+            </wp:cNvGraphicFramePr>
+            <a:graphic xmlns:a="http://schemas.openxmlformats.org/drawingml/2006/main">
+              <a:graphicData uri="http://schemas.openxmlformats.org/drawingml/2006/picture">
+                <pic:pic xmlns:pic="http://schemas.openxmlformats.org/drawingml/2006/picture">
+                  <pic:nvPicPr>
+                    <pic:cNvPr id="1" name=""/>
+                    <pic:cNvPicPr/>
+                  </pic:nvPicPr>
+                  <pic:blipFill>
+                    <a:blip r:embed="rId14"/>
+                    <a:stretch>
+                      <a:fillRect/>
+                    </a:stretch>
+                  </pic:blipFill>
+                  <pic:spPr>
+                    <a:xfrm>
+                      <a:off x="0" y="0"/>
+                      <a:ext cx="2926511" cy="3201532"/>
+                    </a:xfrm>
+                    <a:prstGeom prst="rect">
+                      <a:avLst/>
+                    </a:prstGeom>
+                  </pic:spPr>
+                </pic:pic>
+              </a:graphicData>
+            </a:graphic>
+          </wp:inline>
+        </w:drawing>
+      </w:r>
+    </w:p>
+    <w:p>
+      <w:pPr>
+        <w:jc w:val="center"/>
+      </w:pPr>
+      <w:r>
+        <w:t>Фиг. 6 Код за управление на светодиодите и зумера</w:t>
+      </w:r>
+      <w:bookmarkStart w:id="9" w:name="_GoBack"/>
+      <w:bookmarkEnd w:id="9"/>
       <w:r>
         <w:br w:type="page"/>
       </w:r>
@@ -4503,6 +6268,127 @@
     </w:lvl>
   </w:abstractNum>
   <w:abstractNum w:abstractNumId="14" w15:restartNumberingAfterBreak="0">
+    <w:nsid w:val="39855CCA"/>
+    <w:multiLevelType w:val="multilevel"/>
+    <w:tmpl w:val="E5E04AD0"/>
+    <w:lvl w:ilvl="0">
+      <w:start w:val="1"/>
+      <w:numFmt w:val="decimal"/>
+      <w:lvlText w:val="%1."/>
+      <w:lvlJc w:val="left"/>
+      <w:pPr>
+        <w:ind w:left="1069" w:hanging="360"/>
+      </w:pPr>
+      <w:rPr>
+        <w:rFonts w:hint="default"/>
+      </w:rPr>
+    </w:lvl>
+    <w:lvl w:ilvl="1">
+      <w:start w:val="1"/>
+      <w:numFmt w:val="decimal"/>
+      <w:isLgl/>
+      <w:lvlText w:val="%1.%2."/>
+      <w:lvlJc w:val="left"/>
+      <w:pPr>
+        <w:ind w:left="1854" w:hanging="720"/>
+      </w:pPr>
+      <w:rPr>
+        <w:rFonts w:hint="default"/>
+      </w:rPr>
+    </w:lvl>
+    <w:lvl w:ilvl="2">
+      <w:start w:val="1"/>
+      <w:numFmt w:val="decimal"/>
+      <w:isLgl/>
+      <w:lvlText w:val="%1.%2.%3."/>
+      <w:lvlJc w:val="left"/>
+      <w:pPr>
+        <w:ind w:left="2279" w:hanging="720"/>
+      </w:pPr>
+      <w:rPr>
+        <w:rFonts w:hint="default"/>
+      </w:rPr>
+    </w:lvl>
+    <w:lvl w:ilvl="3">
+      <w:start w:val="1"/>
+      <w:numFmt w:val="decimal"/>
+      <w:isLgl/>
+      <w:lvlText w:val="%1.%2.%3.%4."/>
+      <w:lvlJc w:val="left"/>
+      <w:pPr>
+        <w:ind w:left="3064" w:hanging="1080"/>
+      </w:pPr>
+      <w:rPr>
+        <w:rFonts w:hint="default"/>
+      </w:rPr>
+    </w:lvl>
+    <w:lvl w:ilvl="4">
+      <w:start w:val="1"/>
+      <w:numFmt w:val="decimal"/>
+      <w:isLgl/>
+      <w:lvlText w:val="%1.%2.%3.%4.%5."/>
+      <w:lvlJc w:val="left"/>
+      <w:pPr>
+        <w:ind w:left="3489" w:hanging="1080"/>
+      </w:pPr>
+      <w:rPr>
+        <w:rFonts w:hint="default"/>
+      </w:rPr>
+    </w:lvl>
+    <w:lvl w:ilvl="5">
+      <w:start w:val="1"/>
+      <w:numFmt w:val="decimal"/>
+      <w:isLgl/>
+      <w:lvlText w:val="%1.%2.%3.%4.%5.%6."/>
+      <w:lvlJc w:val="left"/>
+      <w:pPr>
+        <w:ind w:left="4274" w:hanging="1440"/>
+      </w:pPr>
+      <w:rPr>
+        <w:rFonts w:hint="default"/>
+      </w:rPr>
+    </w:lvl>
+    <w:lvl w:ilvl="6">
+      <w:start w:val="1"/>
+      <w:numFmt w:val="decimal"/>
+      <w:isLgl/>
+      <w:lvlText w:val="%1.%2.%3.%4.%5.%6.%7."/>
+      <w:lvlJc w:val="left"/>
+      <w:pPr>
+        <w:ind w:left="4699" w:hanging="1440"/>
+      </w:pPr>
+      <w:rPr>
+        <w:rFonts w:hint="default"/>
+      </w:rPr>
+    </w:lvl>
+    <w:lvl w:ilvl="7">
+      <w:start w:val="1"/>
+      <w:numFmt w:val="decimal"/>
+      <w:isLgl/>
+      <w:lvlText w:val="%1.%2.%3.%4.%5.%6.%7.%8."/>
+      <w:lvlJc w:val="left"/>
+      <w:pPr>
+        <w:ind w:left="5484" w:hanging="1800"/>
+      </w:pPr>
+      <w:rPr>
+        <w:rFonts w:hint="default"/>
+      </w:rPr>
+    </w:lvl>
+    <w:lvl w:ilvl="8">
+      <w:start w:val="1"/>
+      <w:numFmt w:val="decimal"/>
+      <w:isLgl/>
+      <w:lvlText w:val="%1.%2.%3.%4.%5.%6.%7.%8.%9."/>
+      <w:lvlJc w:val="left"/>
+      <w:pPr>
+        <w:ind w:left="5909" w:hanging="1800"/>
+      </w:pPr>
+      <w:rPr>
+        <w:rFonts w:hint="default"/>
+      </w:rPr>
+    </w:lvl>
+  </w:abstractNum>
+  <w:abstractNum w:abstractNumId="15" w15:restartNumberingAfterBreak="0">
     <w:nsid w:val="3A406685"/>
     <w:multiLevelType w:val="multilevel"/>
     <w:tmpl w:val="1DD60C70"/>
@@ -4623,7 +6509,128 @@
       </w:rPr>
     </w:lvl>
   </w:abstractNum>
-  <w:abstractNum w:abstractNumId="15" w15:restartNumberingAfterBreak="0">
+  <w:abstractNum w:abstractNumId="16" w15:restartNumberingAfterBreak="0">
+    <w:nsid w:val="3A7B3138"/>
+    <w:multiLevelType w:val="multilevel"/>
+    <w:tmpl w:val="77464A32"/>
+    <w:lvl w:ilvl="0">
+      <w:start w:val="1"/>
+      <w:numFmt w:val="decimal"/>
+      <w:lvlText w:val="%1."/>
+      <w:lvlJc w:val="left"/>
+      <w:pPr>
+        <w:ind w:left="1069" w:hanging="360"/>
+      </w:pPr>
+      <w:rPr>
+        <w:rFonts w:hint="default"/>
+      </w:rPr>
+    </w:lvl>
+    <w:lvl w:ilvl="1">
+      <w:start w:val="1"/>
+      <w:numFmt w:val="decimal"/>
+      <w:isLgl/>
+      <w:lvlText w:val="%1.%2."/>
+      <w:lvlJc w:val="left"/>
+      <w:pPr>
+        <w:ind w:left="1854" w:hanging="720"/>
+      </w:pPr>
+      <w:rPr>
+        <w:rFonts w:hint="default"/>
+      </w:rPr>
+    </w:lvl>
+    <w:lvl w:ilvl="2">
+      <w:start w:val="1"/>
+      <w:numFmt w:val="decimal"/>
+      <w:isLgl/>
+      <w:lvlText w:val="%1.%2.%3."/>
+      <w:lvlJc w:val="left"/>
+      <w:pPr>
+        <w:ind w:left="2279" w:hanging="720"/>
+      </w:pPr>
+      <w:rPr>
+        <w:rFonts w:hint="default"/>
+      </w:rPr>
+    </w:lvl>
+    <w:lvl w:ilvl="3">
+      <w:start w:val="1"/>
+      <w:numFmt w:val="decimal"/>
+      <w:isLgl/>
+      <w:lvlText w:val="%1.%2.%3.%4."/>
+      <w:lvlJc w:val="left"/>
+      <w:pPr>
+        <w:ind w:left="3064" w:hanging="1080"/>
+      </w:pPr>
+      <w:rPr>
+        <w:rFonts w:hint="default"/>
+      </w:rPr>
+    </w:lvl>
+    <w:lvl w:ilvl="4">
+      <w:start w:val="1"/>
+      <w:numFmt w:val="decimal"/>
+      <w:isLgl/>
+      <w:lvlText w:val="%1.%2.%3.%4.%5."/>
+      <w:lvlJc w:val="left"/>
+      <w:pPr>
+        <w:ind w:left="3489" w:hanging="1080"/>
+      </w:pPr>
+      <w:rPr>
+        <w:rFonts w:hint="default"/>
+      </w:rPr>
+    </w:lvl>
+    <w:lvl w:ilvl="5">
+      <w:start w:val="1"/>
+      <w:numFmt w:val="decimal"/>
+      <w:isLgl/>
+      <w:lvlText w:val="%1.%2.%3.%4.%5.%6."/>
+      <w:lvlJc w:val="left"/>
+      <w:pPr>
+        <w:ind w:left="4274" w:hanging="1440"/>
+      </w:pPr>
+      <w:rPr>
+        <w:rFonts w:hint="default"/>
+      </w:rPr>
+    </w:lvl>
+    <w:lvl w:ilvl="6">
+      <w:start w:val="1"/>
+      <w:numFmt w:val="decimal"/>
+      <w:isLgl/>
+      <w:lvlText w:val="%1.%2.%3.%4.%5.%6.%7."/>
+      <w:lvlJc w:val="left"/>
+      <w:pPr>
+        <w:ind w:left="4699" w:hanging="1440"/>
+      </w:pPr>
+      <w:rPr>
+        <w:rFonts w:hint="default"/>
+      </w:rPr>
+    </w:lvl>
+    <w:lvl w:ilvl="7">
+      <w:start w:val="1"/>
+      <w:numFmt w:val="decimal"/>
+      <w:isLgl/>
+      <w:lvlText w:val="%1.%2.%3.%4.%5.%6.%7.%8."/>
+      <w:lvlJc w:val="left"/>
+      <w:pPr>
+        <w:ind w:left="5484" w:hanging="1800"/>
+      </w:pPr>
+      <w:rPr>
+        <w:rFonts w:hint="default"/>
+      </w:rPr>
+    </w:lvl>
+    <w:lvl w:ilvl="8">
+      <w:start w:val="1"/>
+      <w:numFmt w:val="decimal"/>
+      <w:isLgl/>
+      <w:lvlText w:val="%1.%2.%3.%4.%5.%6.%7.%8.%9."/>
+      <w:lvlJc w:val="left"/>
+      <w:pPr>
+        <w:ind w:left="5909" w:hanging="1800"/>
+      </w:pPr>
+      <w:rPr>
+        <w:rFonts w:hint="default"/>
+      </w:rPr>
+    </w:lvl>
+  </w:abstractNum>
+  <w:abstractNum w:abstractNumId="17" w15:restartNumberingAfterBreak="0">
     <w:nsid w:val="3B6833E4"/>
     <w:multiLevelType w:val="hybridMultilevel"/>
     <w:tmpl w:val="ED8EF5F2"/>
@@ -4736,7 +6743,7 @@
       </w:rPr>
     </w:lvl>
   </w:abstractNum>
-  <w:abstractNum w:abstractNumId="16" w15:restartNumberingAfterBreak="0">
+  <w:abstractNum w:abstractNumId="18" w15:restartNumberingAfterBreak="0">
     <w:nsid w:val="44CC1B4B"/>
     <w:multiLevelType w:val="multilevel"/>
     <w:tmpl w:val="4F40A45A"/>
@@ -4854,7 +6861,7 @@
       </w:rPr>
     </w:lvl>
   </w:abstractNum>
-  <w:abstractNum w:abstractNumId="17" w15:restartNumberingAfterBreak="0">
+  <w:abstractNum w:abstractNumId="19" w15:restartNumberingAfterBreak="0">
     <w:nsid w:val="48FE6F08"/>
     <w:multiLevelType w:val="multilevel"/>
     <w:tmpl w:val="4F40A45A"/>
@@ -4972,7 +6979,7 @@
       </w:rPr>
     </w:lvl>
   </w:abstractNum>
-  <w:abstractNum w:abstractNumId="18" w15:restartNumberingAfterBreak="0">
+  <w:abstractNum w:abstractNumId="20" w15:restartNumberingAfterBreak="0">
     <w:nsid w:val="4AA734DF"/>
     <w:multiLevelType w:val="multilevel"/>
     <w:tmpl w:val="4F40A45A"/>
@@ -5090,7 +7097,7 @@
       </w:rPr>
     </w:lvl>
   </w:abstractNum>
-  <w:abstractNum w:abstractNumId="19" w15:restartNumberingAfterBreak="0">
+  <w:abstractNum w:abstractNumId="21" w15:restartNumberingAfterBreak="0">
     <w:nsid w:val="4CCF6101"/>
     <w:multiLevelType w:val="hybridMultilevel"/>
     <w:tmpl w:val="3C6C5AF0"/>
@@ -5176,7 +7183,7 @@
       </w:pPr>
     </w:lvl>
   </w:abstractNum>
-  <w:abstractNum w:abstractNumId="20" w15:restartNumberingAfterBreak="0">
+  <w:abstractNum w:abstractNumId="22" w15:restartNumberingAfterBreak="0">
     <w:nsid w:val="4D4C2BA0"/>
     <w:multiLevelType w:val="hybridMultilevel"/>
     <w:tmpl w:val="9FC6EDEE"/>
@@ -5289,7 +7296,174 @@
       </w:rPr>
     </w:lvl>
   </w:abstractNum>
-  <w:abstractNum w:abstractNumId="21" w15:restartNumberingAfterBreak="0">
+  <w:abstractNum w:abstractNumId="23" w15:restartNumberingAfterBreak="0">
+    <w:nsid w:val="4D6D0981"/>
+    <w:multiLevelType w:val="hybridMultilevel"/>
+    <w:tmpl w:val="7408F7C0"/>
+    <w:lvl w:ilvl="0" w:tplc="11E4B76A">
+      <w:start w:val="1"/>
+      <w:numFmt w:val="bullet"/>
+      <w:lvlText w:val="•"/>
+      <w:lvlJc w:val="left"/>
+      <w:pPr>
+        <w:ind w:left="720" w:hanging="360"/>
+      </w:pPr>
+    </w:lvl>
+    <w:lvl w:ilvl="1" w:tplc="09127564">
+      <w:numFmt w:val="decimal"/>
+      <w:lvlText w:val=""/>
+      <w:lvlJc w:val="left"/>
+    </w:lvl>
+    <w:lvl w:ilvl="2" w:tplc="15F2497A">
+      <w:numFmt w:val="decimal"/>
+      <w:lvlText w:val=""/>
+      <w:lvlJc w:val="left"/>
+    </w:lvl>
+    <w:lvl w:ilvl="3" w:tplc="5B02C390">
+      <w:numFmt w:val="decimal"/>
+      <w:lvlText w:val=""/>
+      <w:lvlJc w:val="left"/>
+    </w:lvl>
+    <w:lvl w:ilvl="4" w:tplc="1360AF00">
+      <w:numFmt w:val="decimal"/>
+      <w:lvlText w:val=""/>
+      <w:lvlJc w:val="left"/>
+    </w:lvl>
+    <w:lvl w:ilvl="5" w:tplc="2F9E1FFE">
+      <w:numFmt w:val="decimal"/>
+      <w:lvlText w:val=""/>
+      <w:lvlJc w:val="left"/>
+    </w:lvl>
+    <w:lvl w:ilvl="6" w:tplc="C6460006">
+      <w:numFmt w:val="decimal"/>
+      <w:lvlText w:val=""/>
+      <w:lvlJc w:val="left"/>
+    </w:lvl>
+    <w:lvl w:ilvl="7" w:tplc="542EE712">
+      <w:numFmt w:val="decimal"/>
+      <w:lvlText w:val=""/>
+      <w:lvlJc w:val="left"/>
+    </w:lvl>
+    <w:lvl w:ilvl="8" w:tplc="4F9A1B8C">
+      <w:numFmt w:val="decimal"/>
+      <w:lvlText w:val=""/>
+      <w:lvlJc w:val="left"/>
+    </w:lvl>
+  </w:abstractNum>
+  <w:abstractNum w:abstractNumId="24" w15:restartNumberingAfterBreak="0">
+    <w:nsid w:val="58D06560"/>
+    <w:multiLevelType w:val="hybridMultilevel"/>
+    <w:tmpl w:val="B718B76C"/>
+    <w:lvl w:ilvl="0" w:tplc="04020001">
+      <w:start w:val="1"/>
+      <w:numFmt w:val="bullet"/>
+      <w:lvlText w:val=""/>
+      <w:lvlJc w:val="left"/>
+      <w:pPr>
+        <w:ind w:left="3600" w:hanging="360"/>
+      </w:pPr>
+      <w:rPr>
+        <w:rFonts w:ascii="Symbol" w:hAnsi="Symbol" w:hint="default"/>
+      </w:rPr>
+    </w:lvl>
+    <w:lvl w:ilvl="1" w:tplc="04020003" w:tentative="1">
+      <w:start w:val="1"/>
+      <w:numFmt w:val="bullet"/>
+      <w:lvlText w:val="o"/>
+      <w:lvlJc w:val="left"/>
+      <w:pPr>
+        <w:ind w:left="4320" w:hanging="360"/>
+      </w:pPr>
+      <w:rPr>
+        <w:rFonts w:ascii="Courier New" w:hAnsi="Courier New" w:cs="Courier New" w:hint="default"/>
+      </w:rPr>
+    </w:lvl>
+    <w:lvl w:ilvl="2" w:tplc="04020005" w:tentative="1">
+      <w:start w:val="1"/>
+      <w:numFmt w:val="bullet"/>
+      <w:lvlText w:val=""/>
+      <w:lvlJc w:val="left"/>
+      <w:pPr>
+        <w:ind w:left="5040" w:hanging="360"/>
+      </w:pPr>
+      <w:rPr>
+        <w:rFonts w:ascii="Wingdings" w:hAnsi="Wingdings" w:hint="default"/>
+      </w:rPr>
+    </w:lvl>
+    <w:lvl w:ilvl="3" w:tplc="04020001" w:tentative="1">
+      <w:start w:val="1"/>
+      <w:numFmt w:val="bullet"/>
+      <w:lvlText w:val=""/>
+      <w:lvlJc w:val="left"/>
+      <w:pPr>
+        <w:ind w:left="5760" w:hanging="360"/>
+      </w:pPr>
+      <w:rPr>
+        <w:rFonts w:ascii="Symbol" w:hAnsi="Symbol" w:hint="default"/>
+      </w:rPr>
+    </w:lvl>
+    <w:lvl w:ilvl="4" w:tplc="04020003" w:tentative="1">
+      <w:start w:val="1"/>
+      <w:numFmt w:val="bullet"/>
+      <w:lvlText w:val="o"/>
+      <w:lvlJc w:val="left"/>
+      <w:pPr>
+        <w:ind w:left="6480" w:hanging="360"/>
+      </w:pPr>
+      <w:rPr>
+        <w:rFonts w:ascii="Courier New" w:hAnsi="Courier New" w:cs="Courier New" w:hint="default"/>
+      </w:rPr>
+    </w:lvl>
+    <w:lvl w:ilvl="5" w:tplc="04020005" w:tentative="1">
+      <w:start w:val="1"/>
+      <w:numFmt w:val="bullet"/>
+      <w:lvlText w:val=""/>
+      <w:lvlJc w:val="left"/>
+      <w:pPr>
+        <w:ind w:left="7200" w:hanging="360"/>
+      </w:pPr>
+      <w:rPr>
+        <w:rFonts w:ascii="Wingdings" w:hAnsi="Wingdings" w:hint="default"/>
+      </w:rPr>
+    </w:lvl>
+    <w:lvl w:ilvl="6" w:tplc="04020001" w:tentative="1">
+      <w:start w:val="1"/>
+      <w:numFmt w:val="bullet"/>
+      <w:lvlText w:val=""/>
+      <w:lvlJc w:val="left"/>
+      <w:pPr>
+        <w:ind w:left="7920" w:hanging="360"/>
+      </w:pPr>
+      <w:rPr>
+        <w:rFonts w:ascii="Symbol" w:hAnsi="Symbol" w:hint="default"/>
+      </w:rPr>
+    </w:lvl>
+    <w:lvl w:ilvl="7" w:tplc="04020003" w:tentative="1">
+      <w:start w:val="1"/>
+      <w:numFmt w:val="bullet"/>
+      <w:lvlText w:val="o"/>
+      <w:lvlJc w:val="left"/>
+      <w:pPr>
+        <w:ind w:left="8640" w:hanging="360"/>
+      </w:pPr>
+      <w:rPr>
+        <w:rFonts w:ascii="Courier New" w:hAnsi="Courier New" w:cs="Courier New" w:hint="default"/>
+      </w:rPr>
+    </w:lvl>
+    <w:lvl w:ilvl="8" w:tplc="04020005" w:tentative="1">
+      <w:start w:val="1"/>
+      <w:numFmt w:val="bullet"/>
+      <w:lvlText w:val=""/>
+      <w:lvlJc w:val="left"/>
+      <w:pPr>
+        <w:ind w:left="9360" w:hanging="360"/>
+      </w:pPr>
+      <w:rPr>
+        <w:rFonts w:ascii="Wingdings" w:hAnsi="Wingdings" w:hint="default"/>
+      </w:rPr>
+    </w:lvl>
+  </w:abstractNum>
+  <w:abstractNum w:abstractNumId="25" w15:restartNumberingAfterBreak="0">
     <w:nsid w:val="5C09030B"/>
     <w:multiLevelType w:val="multilevel"/>
     <w:tmpl w:val="4F40A45A"/>
@@ -5407,7 +7581,7 @@
       </w:rPr>
     </w:lvl>
   </w:abstractNum>
-  <w:abstractNum w:abstractNumId="22" w15:restartNumberingAfterBreak="0">
+  <w:abstractNum w:abstractNumId="26" w15:restartNumberingAfterBreak="0">
     <w:nsid w:val="5DDF03D8"/>
     <w:multiLevelType w:val="hybridMultilevel"/>
     <w:tmpl w:val="31281304"/>
@@ -5496,7 +7670,120 @@
       </w:pPr>
     </w:lvl>
   </w:abstractNum>
-  <w:abstractNum w:abstractNumId="23" w15:restartNumberingAfterBreak="0">
+  <w:abstractNum w:abstractNumId="27" w15:restartNumberingAfterBreak="0">
+    <w:nsid w:val="5F3D6FFA"/>
+    <w:multiLevelType w:val="hybridMultilevel"/>
+    <w:tmpl w:val="1A56B4AA"/>
+    <w:lvl w:ilvl="0" w:tplc="04020001">
+      <w:start w:val="1"/>
+      <w:numFmt w:val="bullet"/>
+      <w:lvlText w:val=""/>
+      <w:lvlJc w:val="left"/>
+      <w:pPr>
+        <w:ind w:left="3600" w:hanging="360"/>
+      </w:pPr>
+      <w:rPr>
+        <w:rFonts w:ascii="Symbol" w:hAnsi="Symbol" w:hint="default"/>
+      </w:rPr>
+    </w:lvl>
+    <w:lvl w:ilvl="1" w:tplc="04020003" w:tentative="1">
+      <w:start w:val="1"/>
+      <w:numFmt w:val="bullet"/>
+      <w:lvlText w:val="o"/>
+      <w:lvlJc w:val="left"/>
+      <w:pPr>
+        <w:ind w:left="4320" w:hanging="360"/>
+      </w:pPr>
+      <w:rPr>
+        <w:rFonts w:ascii="Courier New" w:hAnsi="Courier New" w:cs="Courier New" w:hint="default"/>
+      </w:rPr>
+    </w:lvl>
+    <w:lvl w:ilvl="2" w:tplc="04020005" w:tentative="1">
+      <w:start w:val="1"/>
+      <w:numFmt w:val="bullet"/>
+      <w:lvlText w:val=""/>
+      <w:lvlJc w:val="left"/>
+      <w:pPr>
+        <w:ind w:left="5040" w:hanging="360"/>
+      </w:pPr>
+      <w:rPr>
+        <w:rFonts w:ascii="Wingdings" w:hAnsi="Wingdings" w:hint="default"/>
+      </w:rPr>
+    </w:lvl>
+    <w:lvl w:ilvl="3" w:tplc="04020001" w:tentative="1">
+      <w:start w:val="1"/>
+      <w:numFmt w:val="bullet"/>
+      <w:lvlText w:val=""/>
+      <w:lvlJc w:val="left"/>
+      <w:pPr>
+        <w:ind w:left="5760" w:hanging="360"/>
+      </w:pPr>
+      <w:rPr>
+        <w:rFonts w:ascii="Symbol" w:hAnsi="Symbol" w:hint="default"/>
+      </w:rPr>
+    </w:lvl>
+    <w:lvl w:ilvl="4" w:tplc="04020003" w:tentative="1">
+      <w:start w:val="1"/>
+      <w:numFmt w:val="bullet"/>
+      <w:lvlText w:val="o"/>
+      <w:lvlJc w:val="left"/>
+      <w:pPr>
+        <w:ind w:left="6480" w:hanging="360"/>
+      </w:pPr>
+      <w:rPr>
+        <w:rFonts w:ascii="Courier New" w:hAnsi="Courier New" w:cs="Courier New" w:hint="default"/>
+      </w:rPr>
+    </w:lvl>
+    <w:lvl w:ilvl="5" w:tplc="04020005" w:tentative="1">
+      <w:start w:val="1"/>
+      <w:numFmt w:val="bullet"/>
+      <w:lvlText w:val=""/>
+      <w:lvlJc w:val="left"/>
+      <w:pPr>
+        <w:ind w:left="7200" w:hanging="360"/>
+      </w:pPr>
+      <w:rPr>
+        <w:rFonts w:ascii="Wingdings" w:hAnsi="Wingdings" w:hint="default"/>
+      </w:rPr>
+    </w:lvl>
+    <w:lvl w:ilvl="6" w:tplc="04020001" w:tentative="1">
+      <w:start w:val="1"/>
+      <w:numFmt w:val="bullet"/>
+      <w:lvlText w:val=""/>
+      <w:lvlJc w:val="left"/>
+      <w:pPr>
+        <w:ind w:left="7920" w:hanging="360"/>
+      </w:pPr>
+      <w:rPr>
+        <w:rFonts w:ascii="Symbol" w:hAnsi="Symbol" w:hint="default"/>
+      </w:rPr>
+    </w:lvl>
+    <w:lvl w:ilvl="7" w:tplc="04020003" w:tentative="1">
+      <w:start w:val="1"/>
+      <w:numFmt w:val="bullet"/>
+      <w:lvlText w:val="o"/>
+      <w:lvlJc w:val="left"/>
+      <w:pPr>
+        <w:ind w:left="8640" w:hanging="360"/>
+      </w:pPr>
+      <w:rPr>
+        <w:rFonts w:ascii="Courier New" w:hAnsi="Courier New" w:cs="Courier New" w:hint="default"/>
+      </w:rPr>
+    </w:lvl>
+    <w:lvl w:ilvl="8" w:tplc="04020005" w:tentative="1">
+      <w:start w:val="1"/>
+      <w:numFmt w:val="bullet"/>
+      <w:lvlText w:val=""/>
+      <w:lvlJc w:val="left"/>
+      <w:pPr>
+        <w:ind w:left="9360" w:hanging="360"/>
+      </w:pPr>
+      <w:rPr>
+        <w:rFonts w:ascii="Wingdings" w:hAnsi="Wingdings" w:hint="default"/>
+      </w:rPr>
+    </w:lvl>
+  </w:abstractNum>
+  <w:abstractNum w:abstractNumId="28" w15:restartNumberingAfterBreak="0">
     <w:nsid w:val="60100592"/>
     <w:multiLevelType w:val="hybridMultilevel"/>
     <w:tmpl w:val="A08EE3FC"/>
@@ -5582,7 +7869,7 @@
       </w:pPr>
     </w:lvl>
   </w:abstractNum>
-  <w:abstractNum w:abstractNumId="24" w15:restartNumberingAfterBreak="0">
+  <w:abstractNum w:abstractNumId="29" w15:restartNumberingAfterBreak="0">
     <w:nsid w:val="6387057F"/>
     <w:multiLevelType w:val="multilevel"/>
     <w:tmpl w:val="0BAE68B4"/>
@@ -5695,7 +7982,7 @@
       </w:rPr>
     </w:lvl>
   </w:abstractNum>
-  <w:abstractNum w:abstractNumId="25" w15:restartNumberingAfterBreak="0">
+  <w:abstractNum w:abstractNumId="30" w15:restartNumberingAfterBreak="0">
     <w:nsid w:val="649D2532"/>
     <w:multiLevelType w:val="multilevel"/>
     <w:tmpl w:val="0402001F"/>
@@ -5781,7 +8068,7 @@
       </w:pPr>
     </w:lvl>
   </w:abstractNum>
-  <w:abstractNum w:abstractNumId="26" w15:restartNumberingAfterBreak="0">
+  <w:abstractNum w:abstractNumId="31" w15:restartNumberingAfterBreak="0">
     <w:nsid w:val="682B068D"/>
     <w:multiLevelType w:val="hybridMultilevel"/>
     <w:tmpl w:val="FDE85BCE"/>
@@ -5870,7 +8157,120 @@
       </w:pPr>
     </w:lvl>
   </w:abstractNum>
-  <w:abstractNum w:abstractNumId="27" w15:restartNumberingAfterBreak="0">
+  <w:abstractNum w:abstractNumId="32" w15:restartNumberingAfterBreak="0">
+    <w:nsid w:val="6CE67D37"/>
+    <w:multiLevelType w:val="hybridMultilevel"/>
+    <w:tmpl w:val="EB466624"/>
+    <w:lvl w:ilvl="0" w:tplc="04020001">
+      <w:start w:val="1"/>
+      <w:numFmt w:val="bullet"/>
+      <w:lvlText w:val=""/>
+      <w:lvlJc w:val="left"/>
+      <w:pPr>
+        <w:ind w:left="1429" w:hanging="360"/>
+      </w:pPr>
+      <w:rPr>
+        <w:rFonts w:ascii="Symbol" w:hAnsi="Symbol" w:hint="default"/>
+      </w:rPr>
+    </w:lvl>
+    <w:lvl w:ilvl="1" w:tplc="04020003" w:tentative="1">
+      <w:start w:val="1"/>
+      <w:numFmt w:val="bullet"/>
+      <w:lvlText w:val="o"/>
+      <w:lvlJc w:val="left"/>
+      <w:pPr>
+        <w:ind w:left="2149" w:hanging="360"/>
+      </w:pPr>
+      <w:rPr>
+        <w:rFonts w:ascii="Courier New" w:hAnsi="Courier New" w:cs="Courier New" w:hint="default"/>
+      </w:rPr>
+    </w:lvl>
+    <w:lvl w:ilvl="2" w:tplc="04020005" w:tentative="1">
+      <w:start w:val="1"/>
+      <w:numFmt w:val="bullet"/>
+      <w:lvlText w:val=""/>
+      <w:lvlJc w:val="left"/>
+      <w:pPr>
+        <w:ind w:left="2869" w:hanging="360"/>
+      </w:pPr>
+      <w:rPr>
+        <w:rFonts w:ascii="Wingdings" w:hAnsi="Wingdings" w:hint="default"/>
+      </w:rPr>
+    </w:lvl>
+    <w:lvl w:ilvl="3" w:tplc="04020001" w:tentative="1">
+      <w:start w:val="1"/>
+      <w:numFmt w:val="bullet"/>
+      <w:lvlText w:val=""/>
+      <w:lvlJc w:val="left"/>
+      <w:pPr>
+        <w:ind w:left="3589" w:hanging="360"/>
+      </w:pPr>
+      <w:rPr>
+        <w:rFonts w:ascii="Symbol" w:hAnsi="Symbol" w:hint="default"/>
+      </w:rPr>
+    </w:lvl>
+    <w:lvl w:ilvl="4" w:tplc="04020003" w:tentative="1">
+      <w:start w:val="1"/>
+      <w:numFmt w:val="bullet"/>
+      <w:lvlText w:val="o"/>
+      <w:lvlJc w:val="left"/>
+      <w:pPr>
+        <w:ind w:left="4309" w:hanging="360"/>
+      </w:pPr>
+      <w:rPr>
+        <w:rFonts w:ascii="Courier New" w:hAnsi="Courier New" w:cs="Courier New" w:hint="default"/>
+      </w:rPr>
+    </w:lvl>
+    <w:lvl w:ilvl="5" w:tplc="04020005" w:tentative="1">
+      <w:start w:val="1"/>
+      <w:numFmt w:val="bullet"/>
+      <w:lvlText w:val=""/>
+      <w:lvlJc w:val="left"/>
+      <w:pPr>
+        <w:ind w:left="5029" w:hanging="360"/>
+      </w:pPr>
+      <w:rPr>
+        <w:rFonts w:ascii="Wingdings" w:hAnsi="Wingdings" w:hint="default"/>
+      </w:rPr>
+    </w:lvl>
+    <w:lvl w:ilvl="6" w:tplc="04020001" w:tentative="1">
+      <w:start w:val="1"/>
+      <w:numFmt w:val="bullet"/>
+      <w:lvlText w:val=""/>
+      <w:lvlJc w:val="left"/>
+      <w:pPr>
+        <w:ind w:left="5749" w:hanging="360"/>
+      </w:pPr>
+      <w:rPr>
+        <w:rFonts w:ascii="Symbol" w:hAnsi="Symbol" w:hint="default"/>
+      </w:rPr>
+    </w:lvl>
+    <w:lvl w:ilvl="7" w:tplc="04020003" w:tentative="1">
+      <w:start w:val="1"/>
+      <w:numFmt w:val="bullet"/>
+      <w:lvlText w:val="o"/>
+      <w:lvlJc w:val="left"/>
+      <w:pPr>
+        <w:ind w:left="6469" w:hanging="360"/>
+      </w:pPr>
+      <w:rPr>
+        <w:rFonts w:ascii="Courier New" w:hAnsi="Courier New" w:cs="Courier New" w:hint="default"/>
+      </w:rPr>
+    </w:lvl>
+    <w:lvl w:ilvl="8" w:tplc="04020005" w:tentative="1">
+      <w:start w:val="1"/>
+      <w:numFmt w:val="bullet"/>
+      <w:lvlText w:val=""/>
+      <w:lvlJc w:val="left"/>
+      <w:pPr>
+        <w:ind w:left="7189" w:hanging="360"/>
+      </w:pPr>
+      <w:rPr>
+        <w:rFonts w:ascii="Wingdings" w:hAnsi="Wingdings" w:hint="default"/>
+      </w:rPr>
+    </w:lvl>
+  </w:abstractNum>
+  <w:abstractNum w:abstractNumId="33" w15:restartNumberingAfterBreak="0">
     <w:nsid w:val="6DA21F36"/>
     <w:multiLevelType w:val="multilevel"/>
     <w:tmpl w:val="4F40A45A"/>
@@ -5991,7 +8391,7 @@
       </w:rPr>
     </w:lvl>
   </w:abstractNum>
-  <w:abstractNum w:abstractNumId="28" w15:restartNumberingAfterBreak="0">
+  <w:abstractNum w:abstractNumId="34" w15:restartNumberingAfterBreak="0">
     <w:nsid w:val="6FE33583"/>
     <w:multiLevelType w:val="multilevel"/>
     <w:tmpl w:val="3C5CE852"/>
@@ -6112,7 +8512,7 @@
       </w:rPr>
     </w:lvl>
   </w:abstractNum>
-  <w:abstractNum w:abstractNumId="29" w15:restartNumberingAfterBreak="0">
+  <w:abstractNum w:abstractNumId="35" w15:restartNumberingAfterBreak="0">
     <w:nsid w:val="72074BD2"/>
     <w:multiLevelType w:val="hybridMultilevel"/>
     <w:tmpl w:val="A0F8CF48"/>
@@ -6201,7 +8601,7 @@
       </w:pPr>
     </w:lvl>
   </w:abstractNum>
-  <w:abstractNum w:abstractNumId="30" w15:restartNumberingAfterBreak="0">
+  <w:abstractNum w:abstractNumId="36" w15:restartNumberingAfterBreak="0">
     <w:nsid w:val="72F337EA"/>
     <w:multiLevelType w:val="multilevel"/>
     <w:tmpl w:val="D800F3AA"/>
@@ -6322,7 +8722,120 @@
       </w:rPr>
     </w:lvl>
   </w:abstractNum>
-  <w:abstractNum w:abstractNumId="31" w15:restartNumberingAfterBreak="0">
+  <w:abstractNum w:abstractNumId="37" w15:restartNumberingAfterBreak="0">
+    <w:nsid w:val="74855B0A"/>
+    <w:multiLevelType w:val="hybridMultilevel"/>
+    <w:tmpl w:val="BF243F80"/>
+    <w:lvl w:ilvl="0" w:tplc="04020001">
+      <w:start w:val="1"/>
+      <w:numFmt w:val="bullet"/>
+      <w:lvlText w:val=""/>
+      <w:lvlJc w:val="left"/>
+      <w:pPr>
+        <w:ind w:left="1429" w:hanging="360"/>
+      </w:pPr>
+      <w:rPr>
+        <w:rFonts w:ascii="Symbol" w:hAnsi="Symbol" w:hint="default"/>
+      </w:rPr>
+    </w:lvl>
+    <w:lvl w:ilvl="1" w:tplc="04020003" w:tentative="1">
+      <w:start w:val="1"/>
+      <w:numFmt w:val="bullet"/>
+      <w:lvlText w:val="o"/>
+      <w:lvlJc w:val="left"/>
+      <w:pPr>
+        <w:ind w:left="2149" w:hanging="360"/>
+      </w:pPr>
+      <w:rPr>
+        <w:rFonts w:ascii="Courier New" w:hAnsi="Courier New" w:cs="Courier New" w:hint="default"/>
+      </w:rPr>
+    </w:lvl>
+    <w:lvl w:ilvl="2" w:tplc="04020005" w:tentative="1">
+      <w:start w:val="1"/>
+      <w:numFmt w:val="bullet"/>
+      <w:lvlText w:val=""/>
+      <w:lvlJc w:val="left"/>
+      <w:pPr>
+        <w:ind w:left="2869" w:hanging="360"/>
+      </w:pPr>
+      <w:rPr>
+        <w:rFonts w:ascii="Wingdings" w:hAnsi="Wingdings" w:hint="default"/>
+      </w:rPr>
+    </w:lvl>
+    <w:lvl w:ilvl="3" w:tplc="04020001" w:tentative="1">
+      <w:start w:val="1"/>
+      <w:numFmt w:val="bullet"/>
+      <w:lvlText w:val=""/>
+      <w:lvlJc w:val="left"/>
+      <w:pPr>
+        <w:ind w:left="3589" w:hanging="360"/>
+      </w:pPr>
+      <w:rPr>
+        <w:rFonts w:ascii="Symbol" w:hAnsi="Symbol" w:hint="default"/>
+      </w:rPr>
+    </w:lvl>
+    <w:lvl w:ilvl="4" w:tplc="04020003" w:tentative="1">
+      <w:start w:val="1"/>
+      <w:numFmt w:val="bullet"/>
+      <w:lvlText w:val="o"/>
+      <w:lvlJc w:val="left"/>
+      <w:pPr>
+        <w:ind w:left="4309" w:hanging="360"/>
+      </w:pPr>
+      <w:rPr>
+        <w:rFonts w:ascii="Courier New" w:hAnsi="Courier New" w:cs="Courier New" w:hint="default"/>
+      </w:rPr>
+    </w:lvl>
+    <w:lvl w:ilvl="5" w:tplc="04020005" w:tentative="1">
+      <w:start w:val="1"/>
+      <w:numFmt w:val="bullet"/>
+      <w:lvlText w:val=""/>
+      <w:lvlJc w:val="left"/>
+      <w:pPr>
+        <w:ind w:left="5029" w:hanging="360"/>
+      </w:pPr>
+      <w:rPr>
+        <w:rFonts w:ascii="Wingdings" w:hAnsi="Wingdings" w:hint="default"/>
+      </w:rPr>
+    </w:lvl>
+    <w:lvl w:ilvl="6" w:tplc="04020001" w:tentative="1">
+      <w:start w:val="1"/>
+      <w:numFmt w:val="bullet"/>
+      <w:lvlText w:val=""/>
+      <w:lvlJc w:val="left"/>
+      <w:pPr>
+        <w:ind w:left="5749" w:hanging="360"/>
+      </w:pPr>
+      <w:rPr>
+        <w:rFonts w:ascii="Symbol" w:hAnsi="Symbol" w:hint="default"/>
+      </w:rPr>
+    </w:lvl>
+    <w:lvl w:ilvl="7" w:tplc="04020003" w:tentative="1">
+      <w:start w:val="1"/>
+      <w:numFmt w:val="bullet"/>
+      <w:lvlText w:val="o"/>
+      <w:lvlJc w:val="left"/>
+      <w:pPr>
+        <w:ind w:left="6469" w:hanging="360"/>
+      </w:pPr>
+      <w:rPr>
+        <w:rFonts w:ascii="Courier New" w:hAnsi="Courier New" w:cs="Courier New" w:hint="default"/>
+      </w:rPr>
+    </w:lvl>
+    <w:lvl w:ilvl="8" w:tplc="04020005" w:tentative="1">
+      <w:start w:val="1"/>
+      <w:numFmt w:val="bullet"/>
+      <w:lvlText w:val=""/>
+      <w:lvlJc w:val="left"/>
+      <w:pPr>
+        <w:ind w:left="7189" w:hanging="360"/>
+      </w:pPr>
+      <w:rPr>
+        <w:rFonts w:ascii="Wingdings" w:hAnsi="Wingdings" w:hint="default"/>
+      </w:rPr>
+    </w:lvl>
+  </w:abstractNum>
+  <w:abstractNum w:abstractNumId="38" w15:restartNumberingAfterBreak="0">
     <w:nsid w:val="763B79FE"/>
     <w:multiLevelType w:val="multilevel"/>
     <w:tmpl w:val="4F40A45A"/>
@@ -6440,7 +8953,7 @@
       </w:rPr>
     </w:lvl>
   </w:abstractNum>
-  <w:abstractNum w:abstractNumId="32" w15:restartNumberingAfterBreak="0">
+  <w:abstractNum w:abstractNumId="39" w15:restartNumberingAfterBreak="0">
     <w:nsid w:val="76A01A5D"/>
     <w:multiLevelType w:val="hybridMultilevel"/>
     <w:tmpl w:val="355C5A40"/>
@@ -6553,7 +9066,7 @@
       </w:rPr>
     </w:lvl>
   </w:abstractNum>
-  <w:abstractNum w:abstractNumId="33" w15:restartNumberingAfterBreak="0">
+  <w:abstractNum w:abstractNumId="40" w15:restartNumberingAfterBreak="0">
     <w:nsid w:val="7C547861"/>
     <w:multiLevelType w:val="multilevel"/>
     <w:tmpl w:val="0402001D"/>
@@ -6637,13 +9150,126 @@
       <w:pPr>
         <w:ind w:left="3240" w:hanging="360"/>
       </w:pPr>
+    </w:lvl>
+  </w:abstractNum>
+  <w:abstractNum w:abstractNumId="41" w15:restartNumberingAfterBreak="0">
+    <w:nsid w:val="7E54300F"/>
+    <w:multiLevelType w:val="hybridMultilevel"/>
+    <w:tmpl w:val="E26864AE"/>
+    <w:lvl w:ilvl="0" w:tplc="04020001">
+      <w:start w:val="1"/>
+      <w:numFmt w:val="bullet"/>
+      <w:lvlText w:val=""/>
+      <w:lvlJc w:val="left"/>
+      <w:pPr>
+        <w:ind w:left="1429" w:hanging="360"/>
+      </w:pPr>
+      <w:rPr>
+        <w:rFonts w:ascii="Symbol" w:hAnsi="Symbol" w:hint="default"/>
+      </w:rPr>
+    </w:lvl>
+    <w:lvl w:ilvl="1" w:tplc="04020003" w:tentative="1">
+      <w:start w:val="1"/>
+      <w:numFmt w:val="bullet"/>
+      <w:lvlText w:val="o"/>
+      <w:lvlJc w:val="left"/>
+      <w:pPr>
+        <w:ind w:left="2149" w:hanging="360"/>
+      </w:pPr>
+      <w:rPr>
+        <w:rFonts w:ascii="Courier New" w:hAnsi="Courier New" w:cs="Courier New" w:hint="default"/>
+      </w:rPr>
+    </w:lvl>
+    <w:lvl w:ilvl="2" w:tplc="04020005" w:tentative="1">
+      <w:start w:val="1"/>
+      <w:numFmt w:val="bullet"/>
+      <w:lvlText w:val=""/>
+      <w:lvlJc w:val="left"/>
+      <w:pPr>
+        <w:ind w:left="2869" w:hanging="360"/>
+      </w:pPr>
+      <w:rPr>
+        <w:rFonts w:ascii="Wingdings" w:hAnsi="Wingdings" w:hint="default"/>
+      </w:rPr>
+    </w:lvl>
+    <w:lvl w:ilvl="3" w:tplc="04020001" w:tentative="1">
+      <w:start w:val="1"/>
+      <w:numFmt w:val="bullet"/>
+      <w:lvlText w:val=""/>
+      <w:lvlJc w:val="left"/>
+      <w:pPr>
+        <w:ind w:left="3589" w:hanging="360"/>
+      </w:pPr>
+      <w:rPr>
+        <w:rFonts w:ascii="Symbol" w:hAnsi="Symbol" w:hint="default"/>
+      </w:rPr>
+    </w:lvl>
+    <w:lvl w:ilvl="4" w:tplc="04020003" w:tentative="1">
+      <w:start w:val="1"/>
+      <w:numFmt w:val="bullet"/>
+      <w:lvlText w:val="o"/>
+      <w:lvlJc w:val="left"/>
+      <w:pPr>
+        <w:ind w:left="4309" w:hanging="360"/>
+      </w:pPr>
+      <w:rPr>
+        <w:rFonts w:ascii="Courier New" w:hAnsi="Courier New" w:cs="Courier New" w:hint="default"/>
+      </w:rPr>
+    </w:lvl>
+    <w:lvl w:ilvl="5" w:tplc="04020005" w:tentative="1">
+      <w:start w:val="1"/>
+      <w:numFmt w:val="bullet"/>
+      <w:lvlText w:val=""/>
+      <w:lvlJc w:val="left"/>
+      <w:pPr>
+        <w:ind w:left="5029" w:hanging="360"/>
+      </w:pPr>
+      <w:rPr>
+        <w:rFonts w:ascii="Wingdings" w:hAnsi="Wingdings" w:hint="default"/>
+      </w:rPr>
+    </w:lvl>
+    <w:lvl w:ilvl="6" w:tplc="04020001" w:tentative="1">
+      <w:start w:val="1"/>
+      <w:numFmt w:val="bullet"/>
+      <w:lvlText w:val=""/>
+      <w:lvlJc w:val="left"/>
+      <w:pPr>
+        <w:ind w:left="5749" w:hanging="360"/>
+      </w:pPr>
+      <w:rPr>
+        <w:rFonts w:ascii="Symbol" w:hAnsi="Symbol" w:hint="default"/>
+      </w:rPr>
+    </w:lvl>
+    <w:lvl w:ilvl="7" w:tplc="04020003" w:tentative="1">
+      <w:start w:val="1"/>
+      <w:numFmt w:val="bullet"/>
+      <w:lvlText w:val="o"/>
+      <w:lvlJc w:val="left"/>
+      <w:pPr>
+        <w:ind w:left="6469" w:hanging="360"/>
+      </w:pPr>
+      <w:rPr>
+        <w:rFonts w:ascii="Courier New" w:hAnsi="Courier New" w:cs="Courier New" w:hint="default"/>
+      </w:rPr>
+    </w:lvl>
+    <w:lvl w:ilvl="8" w:tplc="04020005" w:tentative="1">
+      <w:start w:val="1"/>
+      <w:numFmt w:val="bullet"/>
+      <w:lvlText w:val=""/>
+      <w:lvlJc w:val="left"/>
+      <w:pPr>
+        <w:ind w:left="7189" w:hanging="360"/>
+      </w:pPr>
+      <w:rPr>
+        <w:rFonts w:ascii="Wingdings" w:hAnsi="Wingdings" w:hint="default"/>
+      </w:rPr>
     </w:lvl>
   </w:abstractNum>
   <w:num w:numId="1">
     <w:abstractNumId w:val="8"/>
   </w:num>
   <w:num w:numId="2">
-    <w:abstractNumId w:val="31"/>
+    <w:abstractNumId w:val="38"/>
   </w:num>
   <w:num w:numId="3">
     <w:abstractNumId w:val="7"/>
@@ -6652,10 +9278,10 @@
     <w:abstractNumId w:val="0"/>
   </w:num>
   <w:num w:numId="5">
-    <w:abstractNumId w:val="15"/>
+    <w:abstractNumId w:val="17"/>
   </w:num>
   <w:num w:numId="6">
-    <w:abstractNumId w:val="20"/>
+    <w:abstractNumId w:val="22"/>
   </w:num>
   <w:num w:numId="7">
     <w:abstractNumId w:val="1"/>
@@ -6670,13 +9296,13 @@
     </w:lvlOverride>
   </w:num>
   <w:num w:numId="10">
-    <w:abstractNumId w:val="18"/>
+    <w:abstractNumId w:val="20"/>
   </w:num>
   <w:num w:numId="11">
     <w:abstractNumId w:val="5"/>
   </w:num>
   <w:num w:numId="12">
-    <w:abstractNumId w:val="18"/>
+    <w:abstractNumId w:val="20"/>
     <w:lvlOverride w:ilvl="0">
       <w:startOverride w:val="1"/>
     </w:lvlOverride>
@@ -6712,43 +9338,43 @@
     </w:lvlOverride>
   </w:num>
   <w:num w:numId="14">
-    <w:abstractNumId w:val="22"/>
+    <w:abstractNumId w:val="26"/>
   </w:num>
   <w:num w:numId="15">
-    <w:abstractNumId w:val="25"/>
+    <w:abstractNumId w:val="30"/>
   </w:num>
   <w:num w:numId="16">
     <w:abstractNumId w:val="9"/>
   </w:num>
   <w:num w:numId="17">
-    <w:abstractNumId w:val="24"/>
+    <w:abstractNumId w:val="29"/>
   </w:num>
   <w:num w:numId="18">
-    <w:abstractNumId w:val="18"/>
+    <w:abstractNumId w:val="20"/>
   </w:num>
   <w:num w:numId="19">
-    <w:abstractNumId w:val="30"/>
+    <w:abstractNumId w:val="36"/>
   </w:num>
   <w:num w:numId="20">
-    <w:abstractNumId w:val="21"/>
+    <w:abstractNumId w:val="25"/>
   </w:num>
   <w:num w:numId="21">
     <w:abstractNumId w:val="13"/>
   </w:num>
   <w:num w:numId="22">
-    <w:abstractNumId w:val="17"/>
+    <w:abstractNumId w:val="19"/>
   </w:num>
   <w:num w:numId="23">
-    <w:abstractNumId w:val="16"/>
+    <w:abstractNumId w:val="18"/>
   </w:num>
   <w:num w:numId="24">
-    <w:abstractNumId w:val="33"/>
+    <w:abstractNumId w:val="40"/>
   </w:num>
   <w:num w:numId="25">
     <w:abstractNumId w:val="4"/>
   </w:num>
   <w:num w:numId="26">
-    <w:abstractNumId w:val="18"/>
+    <w:abstractNumId w:val="20"/>
     <w:lvlOverride w:ilvl="0">
       <w:lvl w:ilvl="0">
         <w:start w:val="1"/>
@@ -6886,7 +9512,7 @@
     </w:lvlOverride>
   </w:num>
   <w:num w:numId="27">
-    <w:abstractNumId w:val="18"/>
+    <w:abstractNumId w:val="20"/>
     <w:lvlOverride w:ilvl="0">
       <w:lvl w:ilvl="0">
         <w:start w:val="1"/>
@@ -7023,28 +9649,28 @@
     </w:lvlOverride>
   </w:num>
   <w:num w:numId="28">
-    <w:abstractNumId w:val="28"/>
+    <w:abstractNumId w:val="34"/>
   </w:num>
   <w:num w:numId="29">
-    <w:abstractNumId w:val="14"/>
+    <w:abstractNumId w:val="15"/>
   </w:num>
   <w:num w:numId="30">
-    <w:abstractNumId w:val="19"/>
+    <w:abstractNumId w:val="21"/>
   </w:num>
   <w:num w:numId="31">
     <w:abstractNumId w:val="6"/>
   </w:num>
   <w:num w:numId="32">
-    <w:abstractNumId w:val="23"/>
+    <w:abstractNumId w:val="28"/>
   </w:num>
   <w:num w:numId="33">
-    <w:abstractNumId w:val="29"/>
+    <w:abstractNumId w:val="35"/>
   </w:num>
   <w:num w:numId="34">
     <w:abstractNumId w:val="2"/>
   </w:num>
   <w:num w:numId="35">
-    <w:abstractNumId w:val="29"/>
+    <w:abstractNumId w:val="35"/>
     <w:lvlOverride w:ilvl="0">
       <w:startOverride w:val="1"/>
     </w:lvlOverride>
@@ -7059,13 +9685,40 @@
     <w:abstractNumId w:val="3"/>
   </w:num>
   <w:num w:numId="39">
-    <w:abstractNumId w:val="26"/>
+    <w:abstractNumId w:val="31"/>
   </w:num>
   <w:num w:numId="40">
+    <w:abstractNumId w:val="33"/>
+  </w:num>
+  <w:num w:numId="41">
+    <w:abstractNumId w:val="39"/>
+  </w:num>
+  <w:num w:numId="42">
     <w:abstractNumId w:val="27"/>
   </w:num>
-  <w:num w:numId="41">
+  <w:num w:numId="43">
+    <w:abstractNumId w:val="24"/>
+  </w:num>
+  <w:num w:numId="44">
+    <w:abstractNumId w:val="37"/>
+  </w:num>
+  <w:num w:numId="45">
+    <w:abstractNumId w:val="23"/>
+    <w:lvlOverride w:ilvl="0">
+      <w:startOverride w:val="1"/>
+    </w:lvlOverride>
+  </w:num>
+  <w:num w:numId="46">
+    <w:abstractNumId w:val="14"/>
+  </w:num>
+  <w:num w:numId="47">
     <w:abstractNumId w:val="32"/>
+  </w:num>
+  <w:num w:numId="48">
+    <w:abstractNumId w:val="41"/>
+  </w:num>
+  <w:num w:numId="49">
+    <w:abstractNumId w:val="16"/>
   </w:num>
 </w:numbering>
 </file>
@@ -7079,6 +9732,845 @@
         <w:sz w:val="22"/>
         <w:szCs w:val="22"/>
         <w:lang w:val="bg-BG" w:eastAsia="en-US" w:bidi="ar-SA"/>
+      </w:rPr>
+    </w:rPrDefault>
+    <w:pPrDefault>
+      <w:pPr>
+        <w:spacing w:after="160" w:line="259" w:lineRule="auto"/>
+      </w:pPr>
+    </w:pPrDefault>
+  </w:docDefaults>
+  <w:latentStyles w:defLockedState="0" w:defUIPriority="99" w:defSemiHidden="0" w:defUnhideWhenUsed="0" w:defQFormat="0" w:count="371">
+    <w:lsdException w:name="Normal" w:uiPriority="0" w:qFormat="1"/>
+    <w:lsdException w:name="heading 1" w:uiPriority="9" w:qFormat="1"/>
+    <w:lsdException w:name="heading 2" w:semiHidden="1" w:uiPriority="9" w:unhideWhenUsed="1" w:qFormat="1"/>
+    <w:lsdException w:name="heading 3" w:semiHidden="1" w:uiPriority="9" w:unhideWhenUsed="1" w:qFormat="1"/>
+    <w:lsdException w:name="heading 4" w:semiHidden="1" w:uiPriority="9" w:unhideWhenUsed="1" w:qFormat="1"/>
+    <w:lsdException w:name="heading 5" w:semiHidden="1" w:uiPriority="9" w:unhideWhenUsed="1" w:qFormat="1"/>
+    <w:lsdException w:name="heading 6" w:semiHidden="1" w:uiPriority="9" w:unhideWhenUsed="1" w:qFormat="1"/>
+    <w:lsdException w:name="heading 7" w:semiHidden="1" w:uiPriority="9" w:unhideWhenUsed="1" w:qFormat="1"/>
+    <w:lsdException w:name="heading 8" w:semiHidden="1" w:uiPriority="9" w:unhideWhenUsed="1" w:qFormat="1"/>
+    <w:lsdException w:name="heading 9" w:semiHidden="1" w:uiPriority="9" w:unhideWhenUsed="1" w:qFormat="1"/>
+    <w:lsdException w:name="index 1" w:semiHidden="1" w:unhideWhenUsed="1"/>
+    <w:lsdException w:name="index 2" w:semiHidden="1" w:unhideWhenUsed="1"/>
+    <w:lsdException w:name="index 3" w:semiHidden="1" w:unhideWhenUsed="1"/>
+    <w:lsdException w:name="index 4" w:semiHidden="1" w:unhideWhenUsed="1"/>
+    <w:lsdException w:name="index 5" w:semiHidden="1" w:unhideWhenUsed="1"/>
+    <w:lsdException w:name="index 6" w:semiHidden="1" w:unhideWhenUsed="1"/>
+    <w:lsdException w:name="index 7" w:semiHidden="1" w:unhideWhenUsed="1"/>
+    <w:lsdException w:name="index 8" w:semiHidden="1" w:unhideWhenUsed="1"/>
+    <w:lsdException w:name="index 9" w:semiHidden="1" w:unhideWhenUsed="1"/>
+    <w:lsdException w:name="toc 1" w:semiHidden="1" w:uiPriority="39" w:unhideWhenUsed="1"/>
+    <w:lsdException w:name="toc 2" w:semiHidden="1" w:uiPriority="39" w:unhideWhenUsed="1"/>
+    <w:lsdException w:name="toc 3" w:semiHidden="1" w:uiPriority="39" w:unhideWhenUsed="1"/>
+    <w:lsdException w:name="toc 4" w:semiHidden="1" w:uiPriority="39" w:unhideWhenUsed="1"/>
+    <w:lsdException w:name="toc 5" w:semiHidden="1" w:uiPriority="39" w:unhideWhenUsed="1"/>
+    <w:lsdException w:name="toc 6" w:semiHidden="1" w:uiPriority="39" w:unhideWhenUsed="1"/>
+    <w:lsdException w:name="toc 7" w:semiHidden="1" w:uiPriority="39" w:unhideWhenUsed="1"/>
+    <w:lsdException w:name="toc 8" w:semiHidden="1" w:uiPriority="39" w:unhideWhenUsed="1"/>
+    <w:lsdException w:name="toc 9" w:semiHidden="1" w:uiPriority="39" w:unhideWhenUsed="1"/>
+    <w:lsdException w:name="Normal Indent" w:semiHidden="1" w:unhideWhenUsed="1"/>
+    <w:lsdException w:name="footnote text" w:semiHidden="1" w:unhideWhenUsed="1"/>
+    <w:lsdException w:name="annotation text" w:semiHidden="1" w:unhideWhenUsed="1"/>
+    <w:lsdException w:name="header" w:semiHidden="1" w:unhideWhenUsed="1"/>
+    <w:lsdException w:name="footer" w:semiHidden="1" w:unhideWhenUsed="1"/>
+    <w:lsdException w:name="index heading" w:semiHidden="1" w:unhideWhenUsed="1"/>
+    <w:lsdException w:name="caption" w:semiHidden="1" w:uiPriority="35" w:unhideWhenUsed="1" w:qFormat="1"/>
+    <w:lsdException w:name="table of figures" w:semiHidden="1" w:unhideWhenUsed="1"/>
+    <w:lsdException w:name="envelope address" w:semiHidden="1" w:unhideWhenUsed="1"/>
+    <w:lsdException w:name="envelope return" w:semiHidden="1" w:unhideWhenUsed="1"/>
+    <w:lsdException w:name="footnote reference" w:semiHidden="1" w:unhideWhenUsed="1"/>
+    <w:lsdException w:name="annotation reference" w:semiHidden="1" w:unhideWhenUsed="1"/>
+    <w:lsdException w:name="line number" w:semiHidden="1" w:unhideWhenUsed="1"/>
+    <w:lsdException w:name="page number" w:semiHidden="1" w:unhideWhenUsed="1"/>
+    <w:lsdException w:name="endnote reference" w:semiHidden="1" w:unhideWhenUsed="1"/>
+    <w:lsdException w:name="endnote text" w:semiHidden="1" w:unhideWhenUsed="1"/>
+    <w:lsdException w:name="table of authorities" w:semiHidden="1" w:unhideWhenUsed="1"/>
+    <w:lsdException w:name="macro" w:semiHidden="1" w:unhideWhenUsed="1"/>
+    <w:lsdException w:name="toa heading" w:semiHidden="1" w:unhideWhenUsed="1"/>
+    <w:lsdException w:name="List" w:semiHidden="1" w:unhideWhenUsed="1"/>
+    <w:lsdException w:name="List Bullet" w:semiHidden="1" w:unhideWhenUsed="1"/>
+    <w:lsdException w:name="List Number" w:semiHidden="1" w:unhideWhenUsed="1"/>
+    <w:lsdException w:name="List 2" w:semiHidden="1" w:unhideWhenUsed="1"/>
+    <w:lsdException w:name="List 3" w:semiHidden="1" w:unhideWhenUsed="1"/>
+    <w:lsdException w:name="List 4" w:semiHidden="1" w:unhideWhenUsed="1"/>
+    <w:lsdException w:name="List 5" w:semiHidden="1" w:unhideWhenUsed="1"/>
+    <w:lsdException w:name="List Bullet 2" w:semiHidden="1" w:unhideWhenUsed="1"/>
+    <w:lsdException w:name="List Bullet 3" w:semiHidden="1" w:unhideWhenUsed="1"/>
+    <w:lsdException w:name="List Bullet 4" w:semiHidden="1" w:unhideWhenUsed="1"/>
+    <w:lsdException w:name="List Bullet 5" w:semiHidden="1" w:unhideWhenUsed="1"/>
+    <w:lsdException w:name="List Number 2" w:semiHidden="1" w:unhideWhenUsed="1"/>
+    <w:lsdException w:name="List Number 3" w:semiHidden="1" w:unhideWhenUsed="1"/>
+    <w:lsdException w:name="List Number 4" w:semiHidden="1" w:unhideWhenUsed="1"/>
+    <w:lsdException w:name="List Number 5" w:semiHidden="1" w:unhideWhenUsed="1"/>
+    <w:lsdException w:name="Title" w:uiPriority="10" w:qFormat="1"/>
+    <w:lsdException w:name="Closing" w:semiHidden="1" w:unhideWhenUsed="1"/>
+    <w:lsdException w:name="Signature" w:semiHidden="1" w:unhideWhenUsed="1"/>
+    <w:lsdException w:name="Default Paragraph Font" w:semiHidden="1" w:uiPriority="1" w:unhideWhenUsed="1"/>
+    <w:lsdException w:name="Body Text" w:semiHidden="1" w:unhideWhenUsed="1"/>
+    <w:lsdException w:name="Body Text Indent" w:semiHidden="1" w:unhideWhenUsed="1"/>
+    <w:lsdException w:name="List Continue" w:semiHidden="1" w:unhideWhenUsed="1"/>
+    <w:lsdException w:name="List Continue 2" w:semiHidden="1" w:unhideWhenUsed="1"/>
+    <w:lsdException w:name="List Continue 3" w:semiHidden="1" w:unhideWhenUsed="1"/>
+    <w:lsdException w:name="List Continue 4" w:semiHidden="1" w:unhideWhenUsed="1"/>
+    <w:lsdException w:name="List Continue 5" w:semiHidden="1" w:unhideWhenUsed="1"/>
+    <w:lsdException w:name="Message Header" w:semiHidden="1" w:unhideWhenUsed="1"/>
+    <w:lsdException w:name="Subtitle" w:uiPriority="11" w:qFormat="1"/>
+    <w:lsdException w:name="Salutation" w:semiHidden="1" w:unhideWhenUsed="1"/>
+    <w:lsdException w:name="Date" w:semiHidden="1" w:unhideWhenUsed="1"/>
+    <w:lsdException w:name="Body Text First Indent" w:semiHidden="1" w:unhideWhenUsed="1"/>
+    <w:lsdException w:name="Body Text First Indent 2" w:semiHidden="1" w:unhideWhenUsed="1"/>
+    <w:lsdException w:name="Note Heading" w:semiHidden="1" w:unhideWhenUsed="1"/>
+    <w:lsdException w:name="Body Text 2" w:semiHidden="1" w:unhideWhenUsed="1"/>
+    <w:lsdException w:name="Body Text 3" w:semiHidden="1" w:unhideWhenUsed="1"/>
+    <w:lsdException w:name="Body Text Indent 2" w:semiHidden="1" w:unhideWhenUsed="1"/>
+    <w:lsdException w:name="Body Text Indent 3" w:semiHidden="1" w:unhideWhenUsed="1"/>
+    <w:lsdException w:name="Block Text" w:semiHidden="1" w:unhideWhenUsed="1"/>
+    <w:lsdException w:name="Hyperlink" w:semiHidden="1" w:unhideWhenUsed="1"/>
+    <w:lsdException w:name="FollowedHyperlink" w:semiHidden="1" w:unhideWhenUsed="1"/>
+    <w:lsdException w:name="Strong" w:uiPriority="22" w:qFormat="1"/>
+    <w:lsdException w:name="Emphasis" w:uiPriority="20" w:qFormat="1"/>
+    <w:lsdException w:name="Document Map" w:semiHidden="1" w:unhideWhenUsed="1"/>
+    <w:lsdException w:name="Plain Text" w:semiHidden="1" w:unhideWhenUsed="1"/>
+    <w:lsdException w:name="E-mail Signature" w:semiHidden="1" w:unhideWhenUsed="1"/>
+    <w:lsdException w:name="HTML Top of Form" w:semiHidden="1" w:unhideWhenUsed="1"/>
+    <w:lsdException w:name="HTML Bottom of Form" w:semiHidden="1" w:unhideWhenUsed="1"/>
+    <w:lsdException w:name="Normal (Web)" w:semiHidden="1" w:unhideWhenUsed="1"/>
+    <w:lsdException w:name="HTML Acronym" w:semiHidden="1" w:unhideWhenUsed="1"/>
+    <w:lsdException w:name="HTML Address" w:semiHidden="1" w:unhideWhenUsed="1"/>
+    <w:lsdException w:name="HTML Cite" w:semiHidden="1" w:unhideWhenUsed="1"/>
+    <w:lsdException w:name="HTML Code" w:semiHidden="1" w:unhideWhenUsed="1"/>
+    <w:lsdException w:name="HTML Definition" w:semiHidden="1" w:unhideWhenUsed="1"/>
+    <w:lsdException w:name="HTML Keyboard" w:semiHidden="1" w:unhideWhenUsed="1"/>
+    <w:lsdException w:name="HTML Preformatted" w:semiHidden="1" w:unhideWhenUsed="1"/>
+    <w:lsdException w:name="HTML Sample" w:semiHidden="1" w:unhideWhenUsed="1"/>
+    <w:lsdException w:name="HTML Typewriter" w:semiHidden="1" w:unhideWhenUsed="1"/>
+    <w:lsdException w:name="HTML Variable" w:semiHidden="1" w:unhideWhenUsed="1"/>
+    <w:lsdException w:name="Normal Table" w:semiHidden="1" w:unhideWhenUsed="1"/>
+    <w:lsdException w:name="annotation subject" w:semiHidden="1" w:unhideWhenUsed="1"/>
+    <w:lsdException w:name="No List" w:semiHidden="1" w:unhideWhenUsed="1"/>
+    <w:lsdException w:name="Outline List 1" w:semiHidden="1" w:unhideWhenUsed="1"/>
+    <w:lsdException w:name="Outline List 2" w:semiHidden="1" w:unhideWhenUsed="1"/>
+    <w:lsdException w:name="Outline List 3" w:semiHidden="1" w:unhideWhenUsed="1"/>
+    <w:lsdException w:name="Table Simple 1" w:semiHidden="1" w:unhideWhenUsed="1"/>
+    <w:lsdException w:name="Table Simple 2" w:semiHidden="1" w:unhideWhenUsed="1"/>
+    <w:lsdException w:name="Table Simple 3" w:semiHidden="1" w:unhideWhenUsed="1"/>
+    <w:lsdException w:name="Table Classic 1" w:semiHidden="1" w:unhideWhenUsed="1"/>
+    <w:lsdException w:name="Table Classic 2" w:semiHidden="1" w:unhideWhenUsed="1"/>
+    <w:lsdException w:name="Table Classic 3" w:semiHidden="1" w:unhideWhenUsed="1"/>
+    <w:lsdException w:name="Table Classic 4" w:semiHidden="1" w:unhideWhenUsed="1"/>
+    <w:lsdException w:name="Table Colorful 1" w:semiHidden="1" w:unhideWhenUsed="1"/>
+    <w:lsdException w:name="Table Colorful 2" w:semiHidden="1" w:unhideWhenUsed="1"/>
+    <w:lsdException w:name="Table Colorful 3" w:semiHidden="1" w:unhideWhenUsed="1"/>
+    <w:lsdException w:name="Table Columns 1" w:semiHidden="1" w:unhideWhenUsed="1"/>
+    <w:lsdException w:name="Table Columns 2" w:semiHidden="1" w:unhideWhenUsed="1"/>
+    <w:lsdException w:name="Table Columns 3" w:semiHidden="1" w:unhideWhenUsed="1"/>
+    <w:lsdException w:name="Table Columns 4" w:semiHidden="1" w:unhideWhenUsed="1"/>
+    <w:lsdException w:name="Table Columns 5" w:semiHidden="1" w:unhideWhenUsed="1"/>
+    <w:lsdException w:name="Table Grid 1" w:semiHidden="1" w:unhideWhenUsed="1"/>
+    <w:lsdException w:name="Table Grid 2" w:semiHidden="1" w:unhideWhenUsed="1"/>
+    <w:lsdException w:name="Table Grid 3" w:semiHidden="1" w:unhideWhenUsed="1"/>
+    <w:lsdException w:name="Table Grid 4" w:semiHidden="1" w:unhideWhenUsed="1"/>
+    <w:lsdException w:name="Table Grid 5" w:semiHidden="1" w:unhideWhenUsed="1"/>
+    <w:lsdException w:name="Table Grid 6" w:semiHidden="1" w:unhideWhenUsed="1"/>
+    <w:lsdException w:name="Table Grid 7" w:semiHidden="1" w:unhideWhenUsed="1"/>
+    <w:lsdException w:name="Table Grid 8" w:semiHidden="1" w:unhideWhenUsed="1"/>
+    <w:lsdException w:name="Table List 1" w:semiHidden="1" w:unhideWhenUsed="1"/>
+    <w:lsdException w:name="Table List 2" w:semiHidden="1" w:unhideWhenUsed="1"/>
+    <w:lsdException w:name="Table List 3" w:semiHidden="1" w:unhideWhenUsed="1"/>
+    <w:lsdException w:name="Table List 4" w:semiHidden="1" w:unhideWhenUsed="1"/>
+    <w:lsdException w:name="Table List 5" w:semiHidden="1" w:unhideWhenUsed="1"/>
+    <w:lsdException w:name="Table List 6" w:semiHidden="1" w:unhideWhenUsed="1"/>
+    <w:lsdException w:name="Table List 7" w:semiHidden="1" w:unhideWhenUsed="1"/>
+    <w:lsdException w:name="Table List 8" w:semiHidden="1" w:unhideWhenUsed="1"/>
+    <w:lsdException w:name="Table 3D effects 1" w:semiHidden="1" w:unhideWhenUsed="1"/>
+    <w:lsdException w:name="Table 3D effects 2" w:semiHidden="1" w:unhideWhenUsed="1"/>
+    <w:lsdException w:name="Table 3D effects 3" w:semiHidden="1" w:unhideWhenUsed="1"/>
+    <w:lsdException w:name="Table Contemporary" w:semiHidden="1" w:unhideWhenUsed="1"/>
+    <w:lsdException w:name="Table Elegant" w:semiHidden="1" w:unhideWhenUsed="1"/>
+    <w:lsdException w:name="Table Professional" w:semiHidden="1" w:unhideWhenUsed="1"/>
+    <w:lsdException w:name="Table Subtle 1" w:semiHidden="1" w:unhideWhenUsed="1"/>
+    <w:lsdException w:name="Table Subtle 2" w:semiHidden="1" w:unhideWhenUsed="1"/>
+    <w:lsdException w:name="Table Web 1" w:semiHidden="1" w:unhideWhenUsed="1"/>
+    <w:lsdException w:name="Table Web 2" w:semiHidden="1" w:unhideWhenUsed="1"/>
+    <w:lsdException w:name="Table Web 3" w:semiHidden="1" w:unhideWhenUsed="1"/>
+    <w:lsdException w:name="Balloon Text" w:semiHidden="1" w:unhideWhenUsed="1"/>
+    <w:lsdException w:name="Table Grid" w:uiPriority="39"/>
+    <w:lsdException w:name="Table Theme" w:semiHidden="1" w:unhideWhenUsed="1"/>
+    <w:lsdException w:name="Placeholder Text" w:semiHidden="1"/>
+    <w:lsdException w:name="No Spacing" w:uiPriority="1" w:qFormat="1"/>
+    <w:lsdException w:name="Light Shading" w:uiPriority="60"/>
+    <w:lsdException w:name="Light List" w:uiPriority="61"/>
+    <w:lsdException w:name="Light Grid" w:uiPriority="62"/>
+    <w:lsdException w:name="Medium Shading 1" w:uiPriority="63"/>
+    <w:lsdException w:name="Medium Shading 2" w:uiPriority="64"/>
+    <w:lsdException w:name="Medium List 1" w:uiPriority="65"/>
+    <w:lsdException w:name="Medium List 2" w:uiPriority="66"/>
+    <w:lsdException w:name="Medium Grid 1" w:uiPriority="67"/>
+    <w:lsdException w:name="Medium Grid 2" w:uiPriority="68"/>
+    <w:lsdException w:name="Medium Grid 3" w:uiPriority="69"/>
+    <w:lsdException w:name="Dark List" w:uiPriority="70"/>
+    <w:lsdException w:name="Colorful Shading" w:uiPriority="71"/>
+    <w:lsdException w:name="Colorful List" w:uiPriority="72"/>
+    <w:lsdException w:name="Colorful Grid" w:uiPriority="73"/>
+    <w:lsdException w:name="Light Shading Accent 1" w:uiPriority="60"/>
+    <w:lsdException w:name="Light List Accent 1" w:uiPriority="61"/>
+    <w:lsdException w:name="Light Grid Accent 1" w:uiPriority="62"/>
+    <w:lsdException w:name="Medium Shading 1 Accent 1" w:uiPriority="63"/>
+    <w:lsdException w:name="Medium Shading 2 Accent 1" w:uiPriority="64"/>
+    <w:lsdException w:name="Medium List 1 Accent 1" w:uiPriority="65"/>
+    <w:lsdException w:name="Revision" w:semiHidden="1"/>
+    <w:lsdException w:name="List Paragraph" w:uiPriority="0" w:qFormat="1"/>
+    <w:lsdException w:name="Quote" w:uiPriority="29" w:qFormat="1"/>
+    <w:lsdException w:name="Intense Quote" w:uiPriority="30" w:qFormat="1"/>
+    <w:lsdException w:name="Medium List 2 Accent 1" w:uiPriority="66"/>
+    <w:lsdException w:name="Medium Grid 1 Accent 1" w:uiPriority="67"/>
+    <w:lsdException w:name="Medium Grid 2 Accent 1" w:uiPriority="68"/>
+    <w:lsdException w:name="Medium Grid 3 Accent 1" w:uiPriority="69"/>
+    <w:lsdException w:name="Dark List Accent 1" w:uiPriority="70"/>
+    <w:lsdException w:name="Colorful Shading Accent 1" w:uiPriority="71"/>
+    <w:lsdException w:name="Colorful List Accent 1" w:uiPriority="72"/>
+    <w:lsdException w:name="Colorful Grid Accent 1" w:uiPriority="73"/>
+    <w:lsdException w:name="Light Shading Accent 2" w:uiPriority="60"/>
+    <w:lsdException w:name="Light List Accent 2" w:uiPriority="61"/>
+    <w:lsdException w:name="Light Grid Accent 2" w:uiPriority="62"/>
+    <w:lsdException w:name="Medium Shading 1 Accent 2" w:uiPriority="63"/>
+    <w:lsdException w:name="Medium Shading 2 Accent 2" w:uiPriority="64"/>
+    <w:lsdException w:name="Medium List 1 Accent 2" w:uiPriority="65"/>
+    <w:lsdException w:name="Medium List 2 Accent 2" w:uiPriority="66"/>
+    <w:lsdException w:name="Medium Grid 1 Accent 2" w:uiPriority="67"/>
+    <w:lsdException w:name="Medium Grid 2 Accent 2" w:uiPriority="68"/>
+    <w:lsdException w:name="Medium Grid 3 Accent 2" w:uiPriority="69"/>
+    <w:lsdException w:name="Dark List Accent 2" w:uiPriority="70"/>
+    <w:lsdException w:name="Colorful Shading Accent 2" w:uiPriority="71"/>
+    <w:lsdException w:name="Colorful List Accent 2" w:uiPriority="72"/>
+    <w:lsdException w:name="Colorful Grid Accent 2" w:uiPriority="73"/>
+    <w:lsdException w:name="Light Shading Accent 3" w:uiPriority="60"/>
+    <w:lsdException w:name="Light List Accent 3" w:uiPriority="61"/>
+    <w:lsdException w:name="Light Grid Accent 3" w:uiPriority="62"/>
+    <w:lsdException w:name="Medium Shading 1 Accent 3" w:uiPriority="63"/>
+    <w:lsdException w:name="Medium Shading 2 Accent 3" w:uiPriority="64"/>
+    <w:lsdException w:name="Medium List 1 Accent 3" w:uiPriority="65"/>
+    <w:lsdException w:name="Medium List 2 Accent 3" w:uiPriority="66"/>
+    <w:lsdException w:name="Medium Grid 1 Accent 3" w:uiPriority="67"/>
+    <w:lsdException w:name="Medium Grid 2 Accent 3" w:uiPriority="68"/>
+    <w:lsdException w:name="Medium Grid 3 Accent 3" w:uiPriority="69"/>
+    <w:lsdException w:name="Dark List Accent 3" w:uiPriority="70"/>
+    <w:lsdException w:name="Colorful Shading Accent 3" w:uiPriority="71"/>
+    <w:lsdException w:name="Colorful List Accent 3" w:uiPriority="72"/>
+    <w:lsdException w:name="Colorful Grid Accent 3" w:uiPriority="73"/>
+    <w:lsdException w:name="Light Shading Accent 4" w:uiPriority="60"/>
+    <w:lsdException w:name="Light List Accent 4" w:uiPriority="61"/>
+    <w:lsdException w:name="Light Grid Accent 4" w:uiPriority="62"/>
+    <w:lsdException w:name="Medium Shading 1 Accent 4" w:uiPriority="63"/>
+    <w:lsdException w:name="Medium Shading 2 Accent 4" w:uiPriority="64"/>
+    <w:lsdException w:name="Medium List 1 Accent 4" w:uiPriority="65"/>
+    <w:lsdException w:name="Medium List 2 Accent 4" w:uiPriority="66"/>
+    <w:lsdException w:name="Medium Grid 1 Accent 4" w:uiPriority="67"/>
+    <w:lsdException w:name="Medium Grid 2 Accent 4" w:uiPriority="68"/>
+    <w:lsdException w:name="Medium Grid 3 Accent 4" w:uiPriority="69"/>
+    <w:lsdException w:name="Dark List Accent 4" w:uiPriority="70"/>
+    <w:lsdException w:name="Colorful Shading Accent 4" w:uiPriority="71"/>
+    <w:lsdException w:name="Colorful List Accent 4" w:uiPriority="72"/>
+    <w:lsdException w:name="Colorful Grid Accent 4" w:uiPriority="73"/>
+    <w:lsdException w:name="Light Shading Accent 5" w:uiPriority="60"/>
+    <w:lsdException w:name="Light List Accent 5" w:uiPriority="61"/>
+    <w:lsdException w:name="Light Grid Accent 5" w:uiPriority="62"/>
+    <w:lsdException w:name="Medium Shading 1 Accent 5" w:uiPriority="63"/>
+    <w:lsdException w:name="Medium Shading 2 Accent 5" w:uiPriority="64"/>
+    <w:lsdException w:name="Medium List 1 Accent 5" w:uiPriority="65"/>
+    <w:lsdException w:name="Medium List 2 Accent 5" w:uiPriority="66"/>
+    <w:lsdException w:name="Medium Grid 1 Accent 5" w:uiPriority="67"/>
+    <w:lsdException w:name="Medium Grid 2 Accent 5" w:uiPriority="68"/>
+    <w:lsdException w:name="Medium Grid 3 Accent 5" w:uiPriority="69"/>
+    <w:lsdException w:name="Dark List Accent 5" w:uiPriority="70"/>
+    <w:lsdException w:name="Colorful Shading Accent 5" w:uiPriority="71"/>
+    <w:lsdException w:name="Colorful List Accent 5" w:uiPriority="72"/>
+    <w:lsdException w:name="Colorful Grid Accent 5" w:uiPriority="73"/>
+    <w:lsdException w:name="Light Shading Accent 6" w:uiPriority="60"/>
+    <w:lsdException w:name="Light List Accent 6" w:uiPriority="61"/>
+    <w:lsdException w:name="Light Grid Accent 6" w:uiPriority="62"/>
+    <w:lsdException w:name="Medium Shading 1 Accent 6" w:uiPriority="63"/>
+    <w:lsdException w:name="Medium Shading 2 Accent 6" w:uiPriority="64"/>
+    <w:lsdException w:name="Medium List 1 Accent 6" w:uiPriority="65"/>
+    <w:lsdException w:name="Medium List 2 Accent 6" w:uiPriority="66"/>
+    <w:lsdException w:name="Medium Grid 1 Accent 6" w:uiPriority="67"/>
+    <w:lsdException w:name="Medium Grid 2 Accent 6" w:uiPriority="68"/>
+    <w:lsdException w:name="Medium Grid 3 Accent 6" w:uiPriority="69"/>
+    <w:lsdException w:name="Dark List Accent 6" w:uiPriority="70"/>
+    <w:lsdException w:name="Colorful Shading Accent 6" w:uiPriority="71"/>
+    <w:lsdException w:name="Colorful List Accent 6" w:uiPriority="72"/>
+    <w:lsdException w:name="Colorful Grid Accent 6" w:uiPriority="73"/>
+    <w:lsdException w:name="Subtle Emphasis" w:uiPriority="19" w:qFormat="1"/>
+    <w:lsdException w:name="Intense Emphasis" w:uiPriority="21" w:qFormat="1"/>
+    <w:lsdException w:name="Subtle Reference" w:uiPriority="31" w:qFormat="1"/>
+    <w:lsdException w:name="Intense Reference" w:uiPriority="32" w:qFormat="1"/>
+    <w:lsdException w:name="Book Title" w:uiPriority="33" w:qFormat="1"/>
+    <w:lsdException w:name="Bibliography" w:semiHidden="1" w:uiPriority="37" w:unhideWhenUsed="1"/>
+    <w:lsdException w:name="TOC Heading" w:semiHidden="1" w:uiPriority="39" w:unhideWhenUsed="1" w:qFormat="1"/>
+    <w:lsdException w:name="Plain Table 1" w:uiPriority="41"/>
+    <w:lsdException w:name="Plain Table 2" w:uiPriority="42"/>
+    <w:lsdException w:name="Plain Table 3" w:uiPriority="43"/>
+    <w:lsdException w:name="Plain Table 4" w:uiPriority="44"/>
+    <w:lsdException w:name="Plain Table 5" w:uiPriority="45"/>
+    <w:lsdException w:name="Grid Table Light" w:uiPriority="40"/>
+    <w:lsdException w:name="Grid Table 1 Light" w:uiPriority="46"/>
+    <w:lsdException w:name="Grid Table 2" w:uiPriority="47"/>
+    <w:lsdException w:name="Grid Table 3" w:uiPriority="48"/>
+    <w:lsdException w:name="Grid Table 4" w:uiPriority="49"/>
+    <w:lsdException w:name="Grid Table 5 Dark" w:uiPriority="50"/>
+    <w:lsdException w:name="Grid Table 6 Colorful" w:uiPriority="51"/>
+    <w:lsdException w:name="Grid Table 7 Colorful" w:uiPriority="52"/>
+    <w:lsdException w:name="Grid Table 1 Light Accent 1" w:uiPriority="46"/>
+    <w:lsdException w:name="Grid Table 2 Accent 1" w:uiPriority="47"/>
+    <w:lsdException w:name="Grid Table 3 Accent 1" w:uiPriority="48"/>
+    <w:lsdException w:name="Grid Table 4 Accent 1" w:uiPriority="49"/>
+    <w:lsdException w:name="Grid Table 5 Dark Accent 1" w:uiPriority="50"/>
+    <w:lsdException w:name="Grid Table 6 Colorful Accent 1" w:uiPriority="51"/>
+    <w:lsdException w:name="Grid Table 7 Colorful Accent 1" w:uiPriority="52"/>
+    <w:lsdException w:name="Grid Table 1 Light Accent 2" w:uiPriority="46"/>
+    <w:lsdException w:name="Grid Table 2 Accent 2" w:uiPriority="47"/>
+    <w:lsdException w:name="Grid Table 3 Accent 2" w:uiPriority="48"/>
+    <w:lsdException w:name="Grid Table 4 Accent 2" w:uiPriority="49"/>
+    <w:lsdException w:name="Grid Table 5 Dark Accent 2" w:uiPriority="50"/>
+    <w:lsdException w:name="Grid Table 6 Colorful Accent 2" w:uiPriority="51"/>
+    <w:lsdException w:name="Grid Table 7 Colorful Accent 2" w:uiPriority="52"/>
+    <w:lsdException w:name="Grid Table 1 Light Accent 3" w:uiPriority="46"/>
+    <w:lsdException w:name="Grid Table 2 Accent 3" w:uiPriority="47"/>
+    <w:lsdException w:name="Grid Table 3 Accent 3" w:uiPriority="48"/>
+    <w:lsdException w:name="Grid Table 4 Accent 3" w:uiPriority="49"/>
+    <w:lsdException w:name="Grid Table 5 Dark Accent 3" w:uiPriority="50"/>
+    <w:lsdException w:name="Grid Table 6 Colorful Accent 3" w:uiPriority="51"/>
+    <w:lsdException w:name="Grid Table 7 Colorful Accent 3" w:uiPriority="52"/>
+    <w:lsdException w:name="Grid Table 1 Light Accent 4" w:uiPriority="46"/>
+    <w:lsdException w:name="Grid Table 2 Accent 4" w:uiPriority="47"/>
+    <w:lsdException w:name="Grid Table 3 Accent 4" w:uiPriority="48"/>
+    <w:lsdException w:name="Grid Table 4 Accent 4" w:uiPriority="49"/>
+    <w:lsdException w:name="Grid Table 5 Dark Accent 4" w:uiPriority="50"/>
+    <w:lsdException w:name="Grid Table 6 Colorful Accent 4" w:uiPriority="51"/>
+    <w:lsdException w:name="Grid Table 7 Colorful Accent 4" w:uiPriority="52"/>
+    <w:lsdException w:name="Grid Table 1 Light Accent 5" w:uiPriority="46"/>
+    <w:lsdException w:name="Grid Table 2 Accent 5" w:uiPriority="47"/>
+    <w:lsdException w:name="Grid Table 3 Accent 5" w:uiPriority="48"/>
+    <w:lsdException w:name="Grid Table 4 Accent 5" w:uiPriority="49"/>
+    <w:lsdException w:name="Grid Table 5 Dark Accent 5" w:uiPriority="50"/>
+    <w:lsdException w:name="Grid Table 6 Colorful Accent 5" w:uiPriority="51"/>
+    <w:lsdException w:name="Grid Table 7 Colorful Accent 5" w:uiPriority="52"/>
+    <w:lsdException w:name="Grid Table 1 Light Accent 6" w:uiPriority="46"/>
+    <w:lsdException w:name="Grid Table 2 Accent 6" w:uiPriority="47"/>
+    <w:lsdException w:name="Grid Table 3 Accent 6" w:uiPriority="48"/>
+    <w:lsdException w:name="Grid Table 4 Accent 6" w:uiPriority="49"/>
+    <w:lsdException w:name="Grid Table 5 Dark Accent 6" w:uiPriority="50"/>
+    <w:lsdException w:name="Grid Table 6 Colorful Accent 6" w:uiPriority="51"/>
+    <w:lsdException w:name="Grid Table 7 Colorful Accent 6" w:uiPriority="52"/>
+    <w:lsdException w:name="List Table 1 Light" w:uiPriority="46"/>
+    <w:lsdException w:name="List Table 2" w:uiPriority="47"/>
+    <w:lsdException w:name="List Table 3" w:uiPriority="48"/>
+    <w:lsdException w:name="List Table 4" w:uiPriority="49"/>
+    <w:lsdException w:name="List Table 5 Dark" w:uiPriority="50"/>
+    <w:lsdException w:name="List Table 6 Colorful" w:uiPriority="51"/>
+    <w:lsdException w:name="List Table 7 Colorful" w:uiPriority="52"/>
+    <w:lsdException w:name="List Table 1 Light Accent 1" w:uiPriority="46"/>
+    <w:lsdException w:name="List Table 2 Accent 1" w:uiPriority="47"/>
+    <w:lsdException w:name="List Table 3 Accent 1" w:uiPriority="48"/>
+    <w:lsdException w:name="List Table 4 Accent 1" w:uiPriority="49"/>
+    <w:lsdException w:name="List Table 5 Dark Accent 1" w:uiPriority="50"/>
+    <w:lsdException w:name="List Table 6 Colorful Accent 1" w:uiPriority="51"/>
+    <w:lsdException w:name="List Table 7 Colorful Accent 1" w:uiPriority="52"/>
+    <w:lsdException w:name="List Table 1 Light Accent 2" w:uiPriority="46"/>
+    <w:lsdException w:name="List Table 2 Accent 2" w:uiPriority="47"/>
+    <w:lsdException w:name="List Table 3 Accent 2" w:uiPriority="48"/>
+    <w:lsdException w:name="List Table 4 Accent 2" w:uiPriority="49"/>
+    <w:lsdException w:name="List Table 5 Dark Accent 2" w:uiPriority="50"/>
+    <w:lsdException w:name="List Table 6 Colorful Accent 2" w:uiPriority="51"/>
+    <w:lsdException w:name="List Table 7 Colorful Accent 2" w:uiPriority="52"/>
+    <w:lsdException w:name="List Table 1 Light Accent 3" w:uiPriority="46"/>
+    <w:lsdException w:name="List Table 2 Accent 3" w:uiPriority="47"/>
+    <w:lsdException w:name="List Table 3 Accent 3" w:uiPriority="48"/>
+    <w:lsdException w:name="List Table 4 Accent 3" w:uiPriority="49"/>
+    <w:lsdException w:name="List Table 5 Dark Accent 3" w:uiPriority="50"/>
+    <w:lsdException w:name="List Table 6 Colorful Accent 3" w:uiPriority="51"/>
+    <w:lsdException w:name="List Table 7 Colorful Accent 3" w:uiPriority="52"/>
+    <w:lsdException w:name="List Table 1 Light Accent 4" w:uiPriority="46"/>
+    <w:lsdException w:name="List Table 2 Accent 4" w:uiPriority="47"/>
+    <w:lsdException w:name="List Table 3 Accent 4" w:uiPriority="48"/>
+    <w:lsdException w:name="List Table 4 Accent 4" w:uiPriority="49"/>
+    <w:lsdException w:name="List Table 5 Dark Accent 4" w:uiPriority="50"/>
+    <w:lsdException w:name="List Table 6 Colorful Accent 4" w:uiPriority="51"/>
+    <w:lsdException w:name="List Table 7 Colorful Accent 4" w:uiPriority="52"/>
+    <w:lsdException w:name="List Table 1 Light Accent 5" w:uiPriority="46"/>
+    <w:lsdException w:name="List Table 2 Accent 5" w:uiPriority="47"/>
+    <w:lsdException w:name="List Table 3 Accent 5" w:uiPriority="48"/>
+    <w:lsdException w:name="List Table 4 Accent 5" w:uiPriority="49"/>
+    <w:lsdException w:name="List Table 5 Dark Accent 5" w:uiPriority="50"/>
+    <w:lsdException w:name="List Table 6 Colorful Accent 5" w:uiPriority="51"/>
+    <w:lsdException w:name="List Table 7 Colorful Accent 5" w:uiPriority="52"/>
+    <w:lsdException w:name="List Table 1 Light Accent 6" w:uiPriority="46"/>
+    <w:lsdException w:name="List Table 2 Accent 6" w:uiPriority="47"/>
+    <w:lsdException w:name="List Table 3 Accent 6" w:uiPriority="48"/>
+    <w:lsdException w:name="List Table 4 Accent 6" w:uiPriority="49"/>
+    <w:lsdException w:name="List Table 5 Dark Accent 6" w:uiPriority="50"/>
+    <w:lsdException w:name="List Table 6 Colorful Accent 6" w:uiPriority="51"/>
+    <w:lsdException w:name="List Table 7 Colorful Accent 6" w:uiPriority="52"/>
+  </w:latentStyles>
+  <w:style w:type="paragraph" w:default="1" w:styleId="a">
+    <w:name w:val="Normal"/>
+    <w:qFormat/>
+    <w:rsid w:val="00D001BC"/>
+    <w:pPr>
+      <w:spacing w:line="360" w:lineRule="auto"/>
+      <w:ind w:firstLine="709"/>
+      <w:jc w:val="both"/>
+    </w:pPr>
+    <w:rPr>
+      <w:rFonts w:ascii="Times New Roman" w:hAnsi="Times New Roman" w:cs="Times New Roman"/>
+      <w:color w:val="000000"/>
+      <w:sz w:val="24"/>
+      <w:lang w:eastAsia="bg-BG"/>
+    </w:rPr>
+  </w:style>
+  <w:style w:type="paragraph" w:styleId="1">
+    <w:name w:val="heading 1"/>
+    <w:basedOn w:val="a"/>
+    <w:next w:val="a"/>
+    <w:link w:val="10"/>
+    <w:uiPriority w:val="9"/>
+    <w:qFormat/>
+    <w:rsid w:val="00FF6092"/>
+    <w:pPr>
+      <w:keepNext/>
+      <w:keepLines/>
+      <w:numPr>
+        <w:numId w:val="8"/>
+      </w:numPr>
+      <w:spacing w:before="360" w:after="80"/>
+      <w:ind w:left="714" w:hanging="357"/>
+      <w:jc w:val="center"/>
+      <w:outlineLvl w:val="0"/>
+    </w:pPr>
+    <w:rPr>
+      <w:rFonts w:eastAsiaTheme="majorEastAsia" w:cstheme="majorBidi"/>
+      <w:b/>
+      <w:sz w:val="28"/>
+      <w:szCs w:val="32"/>
+    </w:rPr>
+  </w:style>
+  <w:style w:type="paragraph" w:styleId="2">
+    <w:name w:val="heading 2"/>
+    <w:basedOn w:val="a"/>
+    <w:next w:val="a"/>
+    <w:link w:val="20"/>
+    <w:uiPriority w:val="9"/>
+    <w:unhideWhenUsed/>
+    <w:qFormat/>
+    <w:rsid w:val="00680585"/>
+    <w:pPr>
+      <w:keepNext/>
+      <w:keepLines/>
+      <w:spacing w:before="160" w:after="80"/>
+      <w:ind w:left="709" w:firstLine="0"/>
+      <w:jc w:val="left"/>
+      <w:outlineLvl w:val="1"/>
+    </w:pPr>
+    <w:rPr>
+      <w:rFonts w:eastAsiaTheme="majorEastAsia" w:cstheme="majorBidi"/>
+      <w:b/>
+      <w:color w:val="auto"/>
+      <w:sz w:val="28"/>
+      <w:szCs w:val="26"/>
+    </w:rPr>
+  </w:style>
+  <w:style w:type="paragraph" w:styleId="3">
+    <w:name w:val="heading 3"/>
+    <w:basedOn w:val="2"/>
+    <w:next w:val="a"/>
+    <w:link w:val="30"/>
+    <w:uiPriority w:val="9"/>
+    <w:unhideWhenUsed/>
+    <w:qFormat/>
+    <w:rsid w:val="00680585"/>
+    <w:pPr>
+      <w:ind w:left="1134"/>
+      <w:outlineLvl w:val="2"/>
+    </w:pPr>
+    <w:rPr>
+      <w:sz w:val="26"/>
+      <w:szCs w:val="24"/>
+    </w:rPr>
+  </w:style>
+  <w:style w:type="character" w:default="1" w:styleId="a0">
+    <w:name w:val="Default Paragraph Font"/>
+    <w:uiPriority w:val="1"/>
+    <w:semiHidden/>
+    <w:unhideWhenUsed/>
+  </w:style>
+  <w:style w:type="table" w:default="1" w:styleId="a1">
+    <w:name w:val="Normal Table"/>
+    <w:uiPriority w:val="99"/>
+    <w:semiHidden/>
+    <w:unhideWhenUsed/>
+    <w:tblPr>
+      <w:tblInd w:w="0" w:type="dxa"/>
+      <w:tblCellMar>
+        <w:top w:w="0" w:type="dxa"/>
+        <w:left w:w="108" w:type="dxa"/>
+        <w:bottom w:w="0" w:type="dxa"/>
+        <w:right w:w="108" w:type="dxa"/>
+      </w:tblCellMar>
+    </w:tblPr>
+  </w:style>
+  <w:style w:type="numbering" w:default="1" w:styleId="a2">
+    <w:name w:val="No List"/>
+    <w:uiPriority w:val="99"/>
+    <w:semiHidden/>
+    <w:unhideWhenUsed/>
+  </w:style>
+  <w:style w:type="character" w:customStyle="1" w:styleId="10">
+    <w:name w:val="Заглавие 1 Знак"/>
+    <w:basedOn w:val="a0"/>
+    <w:link w:val="1"/>
+    <w:uiPriority w:val="9"/>
+    <w:rsid w:val="00FF6092"/>
+    <w:rPr>
+      <w:rFonts w:ascii="Times New Roman" w:eastAsiaTheme="majorEastAsia" w:hAnsi="Times New Roman" w:cstheme="majorBidi"/>
+      <w:b/>
+      <w:color w:val="000000"/>
+      <w:sz w:val="28"/>
+      <w:szCs w:val="32"/>
+      <w:lang w:eastAsia="bg-BG"/>
+    </w:rPr>
+  </w:style>
+  <w:style w:type="character" w:customStyle="1" w:styleId="20">
+    <w:name w:val="Заглавие 2 Знак"/>
+    <w:basedOn w:val="a0"/>
+    <w:link w:val="2"/>
+    <w:uiPriority w:val="9"/>
+    <w:rsid w:val="00680585"/>
+    <w:rPr>
+      <w:rFonts w:ascii="Times New Roman" w:eastAsiaTheme="majorEastAsia" w:hAnsi="Times New Roman" w:cstheme="majorBidi"/>
+      <w:b/>
+      <w:sz w:val="28"/>
+      <w:szCs w:val="26"/>
+      <w:lang w:eastAsia="bg-BG"/>
+    </w:rPr>
+  </w:style>
+  <w:style w:type="paragraph" w:styleId="a3">
+    <w:name w:val="TOC Heading"/>
+    <w:basedOn w:val="1"/>
+    <w:next w:val="a"/>
+    <w:uiPriority w:val="39"/>
+    <w:unhideWhenUsed/>
+    <w:qFormat/>
+    <w:rsid w:val="007830EB"/>
+    <w:pPr>
+      <w:spacing w:after="0" w:line="259" w:lineRule="auto"/>
+      <w:ind w:firstLine="0"/>
+      <w:jc w:val="left"/>
+      <w:outlineLvl w:val="9"/>
+    </w:pPr>
+    <w:rPr>
+      <w:rFonts w:asciiTheme="majorHAnsi" w:hAnsiTheme="majorHAnsi"/>
+      <w:b w:val="0"/>
+      <w:color w:val="2E74B5" w:themeColor="accent1" w:themeShade="BF"/>
+      <w:sz w:val="32"/>
+    </w:rPr>
+  </w:style>
+  <w:style w:type="paragraph" w:styleId="a4">
+    <w:name w:val="List Paragraph"/>
+    <w:basedOn w:val="a"/>
+    <w:qFormat/>
+    <w:rsid w:val="0090690F"/>
+    <w:pPr>
+      <w:ind w:left="720"/>
+      <w:contextualSpacing/>
+    </w:pPr>
+  </w:style>
+  <w:style w:type="paragraph" w:styleId="a5">
+    <w:name w:val="header"/>
+    <w:basedOn w:val="a"/>
+    <w:link w:val="a6"/>
+    <w:uiPriority w:val="99"/>
+    <w:unhideWhenUsed/>
+    <w:rsid w:val="0090690F"/>
+    <w:pPr>
+      <w:tabs>
+        <w:tab w:val="center" w:pos="4536"/>
+        <w:tab w:val="right" w:pos="9072"/>
+      </w:tabs>
+      <w:spacing w:after="0" w:line="240" w:lineRule="auto"/>
+    </w:pPr>
+  </w:style>
+  <w:style w:type="character" w:customStyle="1" w:styleId="a6">
+    <w:name w:val="Горен колонтитул Знак"/>
+    <w:basedOn w:val="a0"/>
+    <w:link w:val="a5"/>
+    <w:uiPriority w:val="99"/>
+    <w:rsid w:val="0090690F"/>
+    <w:rPr>
+      <w:rFonts w:ascii="Times New Roman" w:hAnsi="Times New Roman" w:cs="Times New Roman"/>
+      <w:color w:val="000000"/>
+      <w:sz w:val="24"/>
+      <w:lang w:eastAsia="bg-BG"/>
+    </w:rPr>
+  </w:style>
+  <w:style w:type="paragraph" w:styleId="a7">
+    <w:name w:val="footer"/>
+    <w:basedOn w:val="a"/>
+    <w:link w:val="a8"/>
+    <w:uiPriority w:val="99"/>
+    <w:unhideWhenUsed/>
+    <w:rsid w:val="0090690F"/>
+    <w:pPr>
+      <w:tabs>
+        <w:tab w:val="center" w:pos="4536"/>
+        <w:tab w:val="right" w:pos="9072"/>
+      </w:tabs>
+      <w:spacing w:after="0" w:line="240" w:lineRule="auto"/>
+    </w:pPr>
+  </w:style>
+  <w:style w:type="character" w:customStyle="1" w:styleId="a8">
+    <w:name w:val="Долен колонтитул Знак"/>
+    <w:basedOn w:val="a0"/>
+    <w:link w:val="a7"/>
+    <w:uiPriority w:val="99"/>
+    <w:rsid w:val="0090690F"/>
+    <w:rPr>
+      <w:rFonts w:ascii="Times New Roman" w:hAnsi="Times New Roman" w:cs="Times New Roman"/>
+      <w:color w:val="000000"/>
+      <w:sz w:val="24"/>
+      <w:lang w:eastAsia="bg-BG"/>
+    </w:rPr>
+  </w:style>
+  <w:style w:type="character" w:customStyle="1" w:styleId="30">
+    <w:name w:val="Заглавие 3 Знак"/>
+    <w:basedOn w:val="a0"/>
+    <w:link w:val="3"/>
+    <w:uiPriority w:val="9"/>
+    <w:rsid w:val="00680585"/>
+    <w:rPr>
+      <w:rFonts w:ascii="Times New Roman" w:eastAsiaTheme="majorEastAsia" w:hAnsi="Times New Roman" w:cstheme="majorBidi"/>
+      <w:b/>
+      <w:sz w:val="26"/>
+      <w:szCs w:val="24"/>
+      <w:lang w:eastAsia="bg-BG"/>
+    </w:rPr>
+  </w:style>
+  <w:style w:type="paragraph" w:styleId="a9">
+    <w:name w:val="Normal (Web)"/>
+    <w:basedOn w:val="a"/>
+    <w:uiPriority w:val="99"/>
+    <w:semiHidden/>
+    <w:unhideWhenUsed/>
+    <w:rsid w:val="003F3150"/>
+    <w:pPr>
+      <w:spacing w:before="100" w:beforeAutospacing="1" w:after="100" w:afterAutospacing="1" w:line="240" w:lineRule="auto"/>
+      <w:ind w:firstLine="0"/>
+      <w:jc w:val="left"/>
+    </w:pPr>
+    <w:rPr>
+      <w:color w:val="auto"/>
+      <w:szCs w:val="24"/>
+    </w:rPr>
+  </w:style>
+  <w:style w:type="paragraph" w:styleId="11">
+    <w:name w:val="toc 1"/>
+    <w:basedOn w:val="a"/>
+    <w:next w:val="a"/>
+    <w:autoRedefine/>
+    <w:uiPriority w:val="39"/>
+    <w:unhideWhenUsed/>
+    <w:rsid w:val="00123BF1"/>
+    <w:pPr>
+      <w:tabs>
+        <w:tab w:val="left" w:pos="660"/>
+        <w:tab w:val="right" w:leader="dot" w:pos="9062"/>
+      </w:tabs>
+      <w:spacing w:after="100"/>
+      <w:jc w:val="left"/>
+    </w:pPr>
+  </w:style>
+  <w:style w:type="paragraph" w:styleId="21">
+    <w:name w:val="toc 2"/>
+    <w:basedOn w:val="a"/>
+    <w:next w:val="a"/>
+    <w:autoRedefine/>
+    <w:uiPriority w:val="39"/>
+    <w:unhideWhenUsed/>
+    <w:rsid w:val="00123BF1"/>
+    <w:pPr>
+      <w:spacing w:after="100"/>
+      <w:ind w:left="240"/>
+    </w:pPr>
+  </w:style>
+  <w:style w:type="paragraph" w:styleId="31">
+    <w:name w:val="toc 3"/>
+    <w:basedOn w:val="a"/>
+    <w:next w:val="a"/>
+    <w:autoRedefine/>
+    <w:uiPriority w:val="39"/>
+    <w:unhideWhenUsed/>
+    <w:rsid w:val="00123BF1"/>
+    <w:pPr>
+      <w:spacing w:after="100"/>
+      <w:ind w:left="480"/>
+    </w:pPr>
+  </w:style>
+  <w:style w:type="character" w:styleId="aa">
+    <w:name w:val="Hyperlink"/>
+    <w:basedOn w:val="a0"/>
+    <w:uiPriority w:val="99"/>
+    <w:unhideWhenUsed/>
+    <w:rsid w:val="00123BF1"/>
+    <w:rPr>
+      <w:color w:val="0563C1" w:themeColor="hyperlink"/>
+      <w:u w:val="single"/>
+    </w:rPr>
+  </w:style>
+  <w:style w:type="character" w:styleId="ab">
+    <w:name w:val="Strong"/>
+    <w:basedOn w:val="a0"/>
+    <w:uiPriority w:val="22"/>
+    <w:qFormat/>
+    <w:rsid w:val="00906740"/>
+    <w:rPr>
+      <w:b/>
+      <w:bCs/>
+    </w:rPr>
+  </w:style>
+  <w:style w:type="character" w:styleId="ac">
+    <w:name w:val="Placeholder Text"/>
+    <w:basedOn w:val="a0"/>
+    <w:uiPriority w:val="99"/>
+    <w:semiHidden/>
+    <w:rsid w:val="005111B5"/>
+    <w:rPr>
+      <w:color w:val="808080"/>
+    </w:rPr>
+  </w:style>
+</w:styles>
+</file>
+
+<file path=word/glossary/document.xml><?xml version="1.0" encoding="utf-8"?>
+<w:glossaryDocument xmlns:wpc="http://schemas.microsoft.com/office/word/2010/wordprocessingCanvas" xmlns:cx="http://schemas.microsoft.com/office/drawing/2014/chartex" xmlns:mc="http://schemas.openxmlformats.org/markup-compatibility/2006" xmlns:o="urn:schemas-microsoft-com:office:office" xmlns:r="http://schemas.openxmlformats.org/officeDocument/2006/relationships" xmlns:m="http://schemas.openxmlformats.org/officeDocument/2006/math" xmlns:v="urn:schemas-microsoft-com:vml" xmlns:wp14="http://schemas.microsoft.com/office/word/2010/wordprocessingDrawing" xmlns:wp="http://schemas.openxmlformats.org/drawingml/2006/wordprocessingDrawing" xmlns:w10="urn:schemas-microsoft-com:office:word" xmlns:w="http://schemas.openxmlformats.org/wordprocessingml/2006/main" xmlns:w14="http://schemas.microsoft.com/office/word/2010/wordml" xmlns:w15="http://schemas.microsoft.com/office/word/2012/wordml" xmlns:w16se="http://schemas.microsoft.com/office/word/2015/wordml/symex" xmlns:wpg="http://schemas.microsoft.com/office/word/2010/wordprocessingGroup" xmlns:wpi="http://schemas.microsoft.com/office/word/2010/wordprocessingInk" xmlns:wne="http://schemas.microsoft.com/office/word/2006/wordml" xmlns:wps="http://schemas.microsoft.com/office/word/2010/wordprocessingShape" mc:Ignorable="w14 w15 w16se wp14"/>
+</file>
+
+<file path=word/glossary/fontTable.xml><?xml version="1.0" encoding="utf-8"?>
+<w:fonts xmlns:mc="http://schemas.openxmlformats.org/markup-compatibility/2006" xmlns:r="http://schemas.openxmlformats.org/officeDocument/2006/relationships" xmlns:w="http://schemas.openxmlformats.org/wordprocessingml/2006/main" xmlns:w14="http://schemas.microsoft.com/office/word/2010/wordml" xmlns:w15="http://schemas.microsoft.com/office/word/2012/wordml" xmlns:w16se="http://schemas.microsoft.com/office/word/2015/wordml/symex" mc:Ignorable="w14 w15 w16se">
+  <w:font w:name="Symbol">
+    <w:panose1 w:val="05050102010706020507"/>
+    <w:charset w:val="02"/>
+    <w:family w:val="roman"/>
+    <w:pitch w:val="variable"/>
+    <w:sig w:usb0="00000000" w:usb1="10000000" w:usb2="00000000" w:usb3="00000000" w:csb0="80000000" w:csb1="00000000"/>
+  </w:font>
+  <w:font w:name="Times New Roman">
+    <w:panose1 w:val="02020603050405020304"/>
+    <w:charset w:val="00"/>
+    <w:family w:val="roman"/>
+    <w:pitch w:val="variable"/>
+    <w:sig w:usb0="E0002AFF" w:usb1="C0007843" w:usb2="00000009" w:usb3="00000000" w:csb0="000001FF" w:csb1="00000000"/>
+  </w:font>
+  <w:font w:name="Courier New">
+    <w:panose1 w:val="02070309020205020404"/>
+    <w:charset w:val="00"/>
+    <w:family w:val="modern"/>
+    <w:pitch w:val="fixed"/>
+    <w:sig w:usb0="E0002EFF" w:usb1="C0007843" w:usb2="00000009" w:usb3="00000000" w:csb0="000001FF" w:csb1="00000000"/>
+  </w:font>
+  <w:font w:name="Wingdings">
+    <w:panose1 w:val="05000000000000000000"/>
+    <w:charset w:val="02"/>
+    <w:family w:val="auto"/>
+    <w:pitch w:val="variable"/>
+    <w:sig w:usb0="00000000" w:usb1="10000000" w:usb2="00000000" w:usb3="00000000" w:csb0="80000000" w:csb1="00000000"/>
+  </w:font>
+  <w:font w:name="Calibri">
+    <w:panose1 w:val="020F0502020204030204"/>
+    <w:charset w:val="00"/>
+    <w:family w:val="swiss"/>
+    <w:pitch w:val="variable"/>
+    <w:sig w:usb0="E00002FF" w:usb1="4000ACFF" w:usb2="00000001" w:usb3="00000000" w:csb0="0000019F" w:csb1="00000000"/>
+  </w:font>
+  <w:font w:name="Calibri Light">
+    <w:panose1 w:val="020F0302020204030204"/>
+    <w:charset w:val="00"/>
+    <w:family w:val="swiss"/>
+    <w:pitch w:val="variable"/>
+    <w:sig w:usb0="A00002EF" w:usb1="4000207B" w:usb2="00000000" w:usb3="00000000" w:csb0="0000009F" w:csb1="00000000"/>
+  </w:font>
+  <w:font w:name="Cambria">
+    <w:panose1 w:val="02040503050406030204"/>
+    <w:charset w:val="00"/>
+    <w:family w:val="roman"/>
+    <w:pitch w:val="variable"/>
+    <w:sig w:usb0="A00002EF" w:usb1="4000004B" w:usb2="00000000" w:usb3="00000000" w:csb0="0000009F" w:csb1="00000000"/>
+  </w:font>
+  <w:font w:name="Bahnschrift">
+    <w:panose1 w:val="020B0502040204020203"/>
+    <w:charset w:val="CC"/>
+    <w:family w:val="swiss"/>
+    <w:pitch w:val="variable"/>
+    <w:sig w:usb0="A00002C7" w:usb1="00000002" w:usb2="00000000" w:usb3="00000000" w:csb0="0000019F" w:csb1="00000000"/>
+  </w:font>
+  <w:font w:name="Cambria Math">
+    <w:panose1 w:val="02040503050406030204"/>
+    <w:charset w:val="CC"/>
+    <w:family w:val="roman"/>
+    <w:pitch w:val="variable"/>
+    <w:sig w:usb0="E00006FF" w:usb1="420024FF" w:usb2="02000000" w:usb3="00000000" w:csb0="0000019F" w:csb1="00000000"/>
+  </w:font>
+</w:fonts>
+</file>
+
+<file path=word/glossary/settings.xml><?xml version="1.0" encoding="utf-8"?>
+<w:settings xmlns:mc="http://schemas.openxmlformats.org/markup-compatibility/2006" xmlns:o="urn:schemas-microsoft-com:office:office" xmlns:r="http://schemas.openxmlformats.org/officeDocument/2006/relationships" xmlns:m="http://schemas.openxmlformats.org/officeDocument/2006/math" xmlns:v="urn:schemas-microsoft-com:vml" xmlns:w10="urn:schemas-microsoft-com:office:word" xmlns:w="http://schemas.openxmlformats.org/wordprocessingml/2006/main" xmlns:w14="http://schemas.microsoft.com/office/word/2010/wordml" xmlns:w15="http://schemas.microsoft.com/office/word/2012/wordml" xmlns:w16se="http://schemas.microsoft.com/office/word/2015/wordml/symex" xmlns:sl="http://schemas.openxmlformats.org/schemaLibrary/2006/main" mc:Ignorable="w14 w15 w16se">
+  <w:view w:val="normal"/>
+  <w:defaultTabStop w:val="708"/>
+  <w:hyphenationZone w:val="425"/>
+  <w:characterSpacingControl w:val="doNotCompress"/>
+  <w:compat>
+    <w:useFELayout/>
+    <w:compatSetting w:name="compatibilityMode" w:uri="http://schemas.microsoft.com/office/word" w:val="15"/>
+    <w:compatSetting w:name="overrideTableStyleFontSizeAndJustification" w:uri="http://schemas.microsoft.com/office/word" w:val="1"/>
+    <w:compatSetting w:name="enableOpenTypeFeatures" w:uri="http://schemas.microsoft.com/office/word" w:val="1"/>
+    <w:compatSetting w:name="doNotFlipMirrorIndents" w:uri="http://schemas.microsoft.com/office/word" w:val="1"/>
+    <w:compatSetting w:name="differentiateMultirowTableHeaders" w:uri="http://schemas.microsoft.com/office/word" w:val="1"/>
+  </w:compat>
+  <w:rsids>
+    <w:rsidRoot w:val="00EA5473"/>
+    <w:rsid w:val="00444EA8"/>
+    <w:rsid w:val="00EA5473"/>
+  </w:rsids>
+  <m:mathPr>
+    <m:mathFont m:val="Cambria Math"/>
+    <m:brkBin m:val="before"/>
+    <m:brkBinSub m:val="--"/>
+    <m:smallFrac m:val="0"/>
+    <m:dispDef/>
+    <m:lMargin m:val="0"/>
+    <m:rMargin m:val="0"/>
+    <m:defJc m:val="centerGroup"/>
+    <m:wrapIndent m:val="1440"/>
+    <m:intLim m:val="subSup"/>
+    <m:naryLim m:val="undOvr"/>
+  </m:mathPr>
+  <w:themeFontLang w:val="bg-BG"/>
+  <w:clrSchemeMapping w:bg1="light1" w:t1="dark1" w:bg2="light2" w:t2="dark2" w:accent1="accent1" w:accent2="accent2" w:accent3="accent3" w:accent4="accent4" w:accent5="accent5" w:accent6="accent6" w:hyperlink="hyperlink" w:followedHyperlink="followedHyperlink"/>
+  <w:decimalSymbol w:val=","/>
+  <w:listSeparator w:val=";"/>
+  <w15:chartTrackingRefBased/>
+</w:settings>
+</file>
+
+<file path=word/glossary/styles.xml><?xml version="1.0" encoding="utf-8"?>
+<w:styles xmlns:mc="http://schemas.openxmlformats.org/markup-compatibility/2006" xmlns:r="http://schemas.openxmlformats.org/officeDocument/2006/relationships" xmlns:w="http://schemas.openxmlformats.org/wordprocessingml/2006/main" xmlns:w14="http://schemas.microsoft.com/office/word/2010/wordml" xmlns:w15="http://schemas.microsoft.com/office/word/2012/wordml" xmlns:w16se="http://schemas.microsoft.com/office/word/2015/wordml/symex" mc:Ignorable="w14 w15 w16se">
+  <w:docDefaults>
+    <w:rPrDefault>
+      <w:rPr>
+        <w:rFonts w:asciiTheme="minorHAnsi" w:eastAsiaTheme="minorEastAsia" w:hAnsiTheme="minorHAnsi" w:cstheme="minorBidi"/>
+        <w:sz w:val="22"/>
+        <w:szCs w:val="22"/>
+        <w:lang w:val="bg-BG" w:eastAsia="bg-BG" w:bidi="ar-SA"/>
       </w:rPr>
     </w:rPrDefault>
     <w:pPrDefault>
@@ -7463,87 +10955,6 @@
   <w:style w:type="paragraph" w:default="1" w:styleId="a">
     <w:name w:val="Normal"/>
     <w:qFormat/>
-    <w:rsid w:val="00D001BC"/>
-    <w:pPr>
-      <w:spacing w:line="360" w:lineRule="auto"/>
-      <w:ind w:firstLine="709"/>
-      <w:jc w:val="both"/>
-    </w:pPr>
-    <w:rPr>
-      <w:rFonts w:ascii="Times New Roman" w:hAnsi="Times New Roman" w:cs="Times New Roman"/>
-      <w:color w:val="000000"/>
-      <w:sz w:val="24"/>
-      <w:lang w:eastAsia="bg-BG"/>
-    </w:rPr>
-  </w:style>
-  <w:style w:type="paragraph" w:styleId="1">
-    <w:name w:val="heading 1"/>
-    <w:basedOn w:val="a"/>
-    <w:next w:val="a"/>
-    <w:link w:val="10"/>
-    <w:uiPriority w:val="9"/>
-    <w:qFormat/>
-    <w:rsid w:val="00FF6092"/>
-    <w:pPr>
-      <w:keepNext/>
-      <w:keepLines/>
-      <w:numPr>
-        <w:numId w:val="8"/>
-      </w:numPr>
-      <w:spacing w:before="360" w:after="80"/>
-      <w:ind w:left="714" w:hanging="357"/>
-      <w:jc w:val="center"/>
-      <w:outlineLvl w:val="0"/>
-    </w:pPr>
-    <w:rPr>
-      <w:rFonts w:eastAsiaTheme="majorEastAsia" w:cstheme="majorBidi"/>
-      <w:b/>
-      <w:sz w:val="28"/>
-      <w:szCs w:val="32"/>
-    </w:rPr>
-  </w:style>
-  <w:style w:type="paragraph" w:styleId="2">
-    <w:name w:val="heading 2"/>
-    <w:basedOn w:val="a"/>
-    <w:next w:val="a"/>
-    <w:link w:val="20"/>
-    <w:uiPriority w:val="9"/>
-    <w:unhideWhenUsed/>
-    <w:qFormat/>
-    <w:rsid w:val="00680585"/>
-    <w:pPr>
-      <w:keepNext/>
-      <w:keepLines/>
-      <w:spacing w:before="160" w:after="80"/>
-      <w:ind w:left="709" w:firstLine="0"/>
-      <w:jc w:val="left"/>
-      <w:outlineLvl w:val="1"/>
-    </w:pPr>
-    <w:rPr>
-      <w:rFonts w:eastAsiaTheme="majorEastAsia" w:cstheme="majorBidi"/>
-      <w:b/>
-      <w:color w:val="auto"/>
-      <w:sz w:val="28"/>
-      <w:szCs w:val="26"/>
-    </w:rPr>
-  </w:style>
-  <w:style w:type="paragraph" w:styleId="3">
-    <w:name w:val="heading 3"/>
-    <w:basedOn w:val="2"/>
-    <w:next w:val="a"/>
-    <w:link w:val="30"/>
-    <w:uiPriority w:val="9"/>
-    <w:unhideWhenUsed/>
-    <w:qFormat/>
-    <w:rsid w:val="00680585"/>
-    <w:pPr>
-      <w:ind w:left="1134"/>
-      <w:outlineLvl w:val="2"/>
-    </w:pPr>
-    <w:rPr>
-      <w:sz w:val="26"/>
-      <w:szCs w:val="24"/>
-    </w:rPr>
   </w:style>
   <w:style w:type="character" w:default="1" w:styleId="a0">
     <w:name w:val="Default Paragraph Font"/>
@@ -7572,220 +10983,24 @@
     <w:semiHidden/>
     <w:unhideWhenUsed/>
   </w:style>
-  <w:style w:type="character" w:customStyle="1" w:styleId="10">
-    <w:name w:val="Заглавие 1 Знак"/>
+  <w:style w:type="character" w:styleId="a3">
+    <w:name w:val="Placeholder Text"/>
     <w:basedOn w:val="a0"/>
-    <w:link w:val="1"/>
-    <w:uiPriority w:val="9"/>
-    <w:rsid w:val="00FF6092"/>
-    <w:rPr>
-      <w:rFonts w:ascii="Times New Roman" w:eastAsiaTheme="majorEastAsia" w:hAnsi="Times New Roman" w:cstheme="majorBidi"/>
-      <w:b/>
-      <w:color w:val="000000"/>
-      <w:sz w:val="28"/>
-      <w:szCs w:val="32"/>
-      <w:lang w:eastAsia="bg-BG"/>
-    </w:rPr>
-  </w:style>
-  <w:style w:type="character" w:customStyle="1" w:styleId="20">
-    <w:name w:val="Заглавие 2 Знак"/>
-    <w:basedOn w:val="a0"/>
-    <w:link w:val="2"/>
-    <w:uiPriority w:val="9"/>
-    <w:rsid w:val="00680585"/>
-    <w:rPr>
-      <w:rFonts w:ascii="Times New Roman" w:eastAsiaTheme="majorEastAsia" w:hAnsi="Times New Roman" w:cstheme="majorBidi"/>
-      <w:b/>
-      <w:sz w:val="28"/>
-      <w:szCs w:val="26"/>
-      <w:lang w:eastAsia="bg-BG"/>
-    </w:rPr>
-  </w:style>
-  <w:style w:type="paragraph" w:styleId="a3">
-    <w:name w:val="TOC Heading"/>
-    <w:basedOn w:val="1"/>
-    <w:next w:val="a"/>
-    <w:uiPriority w:val="39"/>
-    <w:unhideWhenUsed/>
-    <w:qFormat/>
-    <w:rsid w:val="007830EB"/>
-    <w:pPr>
-      <w:spacing w:after="0" w:line="259" w:lineRule="auto"/>
-      <w:ind w:firstLine="0"/>
-      <w:jc w:val="left"/>
-      <w:outlineLvl w:val="9"/>
-    </w:pPr>
-    <w:rPr>
-      <w:rFonts w:asciiTheme="majorHAnsi" w:hAnsiTheme="majorHAnsi"/>
-      <w:b w:val="0"/>
-      <w:color w:val="2E74B5" w:themeColor="accent1" w:themeShade="BF"/>
-      <w:sz w:val="32"/>
-    </w:rPr>
-  </w:style>
-  <w:style w:type="paragraph" w:styleId="a4">
-    <w:name w:val="List Paragraph"/>
-    <w:basedOn w:val="a"/>
-    <w:uiPriority w:val="34"/>
-    <w:qFormat/>
-    <w:rsid w:val="0090690F"/>
-    <w:pPr>
-      <w:ind w:left="720"/>
-      <w:contextualSpacing/>
-    </w:pPr>
-  </w:style>
-  <w:style w:type="paragraph" w:styleId="a5">
-    <w:name w:val="header"/>
-    <w:basedOn w:val="a"/>
-    <w:link w:val="a6"/>
-    <w:uiPriority w:val="99"/>
-    <w:unhideWhenUsed/>
-    <w:rsid w:val="0090690F"/>
-    <w:pPr>
-      <w:tabs>
-        <w:tab w:val="center" w:pos="4536"/>
-        <w:tab w:val="right" w:pos="9072"/>
-      </w:tabs>
-      <w:spacing w:after="0" w:line="240" w:lineRule="auto"/>
-    </w:pPr>
-  </w:style>
-  <w:style w:type="character" w:customStyle="1" w:styleId="a6">
-    <w:name w:val="Горен колонтитул Знак"/>
-    <w:basedOn w:val="a0"/>
-    <w:link w:val="a5"/>
-    <w:uiPriority w:val="99"/>
-    <w:rsid w:val="0090690F"/>
-    <w:rPr>
-      <w:rFonts w:ascii="Times New Roman" w:hAnsi="Times New Roman" w:cs="Times New Roman"/>
-      <w:color w:val="000000"/>
-      <w:sz w:val="24"/>
-      <w:lang w:eastAsia="bg-BG"/>
-    </w:rPr>
-  </w:style>
-  <w:style w:type="paragraph" w:styleId="a7">
-    <w:name w:val="footer"/>
-    <w:basedOn w:val="a"/>
-    <w:link w:val="a8"/>
-    <w:uiPriority w:val="99"/>
-    <w:unhideWhenUsed/>
-    <w:rsid w:val="0090690F"/>
-    <w:pPr>
-      <w:tabs>
-        <w:tab w:val="center" w:pos="4536"/>
-        <w:tab w:val="right" w:pos="9072"/>
-      </w:tabs>
-      <w:spacing w:after="0" w:line="240" w:lineRule="auto"/>
-    </w:pPr>
-  </w:style>
-  <w:style w:type="character" w:customStyle="1" w:styleId="a8">
-    <w:name w:val="Долен колонтитул Знак"/>
-    <w:basedOn w:val="a0"/>
-    <w:link w:val="a7"/>
-    <w:uiPriority w:val="99"/>
-    <w:rsid w:val="0090690F"/>
-    <w:rPr>
-      <w:rFonts w:ascii="Times New Roman" w:hAnsi="Times New Roman" w:cs="Times New Roman"/>
-      <w:color w:val="000000"/>
-      <w:sz w:val="24"/>
-      <w:lang w:eastAsia="bg-BG"/>
-    </w:rPr>
-  </w:style>
-  <w:style w:type="character" w:customStyle="1" w:styleId="30">
-    <w:name w:val="Заглавие 3 Знак"/>
-    <w:basedOn w:val="a0"/>
-    <w:link w:val="3"/>
-    <w:uiPriority w:val="9"/>
-    <w:rsid w:val="00680585"/>
-    <w:rPr>
-      <w:rFonts w:ascii="Times New Roman" w:eastAsiaTheme="majorEastAsia" w:hAnsi="Times New Roman" w:cstheme="majorBidi"/>
-      <w:b/>
-      <w:sz w:val="26"/>
-      <w:szCs w:val="24"/>
-      <w:lang w:eastAsia="bg-BG"/>
-    </w:rPr>
-  </w:style>
-  <w:style w:type="paragraph" w:styleId="a9">
-    <w:name w:val="Normal (Web)"/>
-    <w:basedOn w:val="a"/>
     <w:uiPriority w:val="99"/>
     <w:semiHidden/>
-    <w:unhideWhenUsed/>
-    <w:rsid w:val="003F3150"/>
-    <w:pPr>
-      <w:spacing w:before="100" w:beforeAutospacing="1" w:after="100" w:afterAutospacing="1" w:line="240" w:lineRule="auto"/>
-      <w:ind w:firstLine="0"/>
-      <w:jc w:val="left"/>
-    </w:pPr>
+    <w:rsid w:val="00EA5473"/>
     <w:rPr>
-      <w:color w:val="auto"/>
-      <w:szCs w:val="24"/>
-    </w:rPr>
-  </w:style>
-  <w:style w:type="paragraph" w:styleId="11">
-    <w:name w:val="toc 1"/>
-    <w:basedOn w:val="a"/>
-    <w:next w:val="a"/>
-    <w:autoRedefine/>
-    <w:uiPriority w:val="39"/>
-    <w:unhideWhenUsed/>
-    <w:rsid w:val="00123BF1"/>
-    <w:pPr>
-      <w:tabs>
-        <w:tab w:val="left" w:pos="660"/>
-        <w:tab w:val="right" w:leader="dot" w:pos="9062"/>
-      </w:tabs>
-      <w:spacing w:after="100"/>
-      <w:jc w:val="left"/>
-    </w:pPr>
-  </w:style>
-  <w:style w:type="paragraph" w:styleId="21">
-    <w:name w:val="toc 2"/>
-    <w:basedOn w:val="a"/>
-    <w:next w:val="a"/>
-    <w:autoRedefine/>
-    <w:uiPriority w:val="39"/>
-    <w:unhideWhenUsed/>
-    <w:rsid w:val="00123BF1"/>
-    <w:pPr>
-      <w:spacing w:after="100"/>
-      <w:ind w:left="240"/>
-    </w:pPr>
-  </w:style>
-  <w:style w:type="paragraph" w:styleId="31">
-    <w:name w:val="toc 3"/>
-    <w:basedOn w:val="a"/>
-    <w:next w:val="a"/>
-    <w:autoRedefine/>
-    <w:uiPriority w:val="39"/>
-    <w:unhideWhenUsed/>
-    <w:rsid w:val="00123BF1"/>
-    <w:pPr>
-      <w:spacing w:after="100"/>
-      <w:ind w:left="480"/>
-    </w:pPr>
-  </w:style>
-  <w:style w:type="character" w:styleId="aa">
-    <w:name w:val="Hyperlink"/>
-    <w:basedOn w:val="a0"/>
-    <w:uiPriority w:val="99"/>
-    <w:unhideWhenUsed/>
-    <w:rsid w:val="00123BF1"/>
-    <w:rPr>
-      <w:color w:val="0563C1" w:themeColor="hyperlink"/>
-      <w:u w:val="single"/>
-    </w:rPr>
-  </w:style>
-  <w:style w:type="character" w:styleId="ab">
-    <w:name w:val="Strong"/>
-    <w:basedOn w:val="a0"/>
-    <w:uiPriority w:val="22"/>
-    <w:qFormat/>
-    <w:rsid w:val="00906740"/>
-    <w:rPr>
-      <w:b/>
-      <w:bCs/>
+      <w:color w:val="808080"/>
     </w:rPr>
   </w:style>
 </w:styles>
+</file>
+
+<file path=word/glossary/webSettings.xml><?xml version="1.0" encoding="utf-8"?>
+<w:webSettings xmlns:mc="http://schemas.openxmlformats.org/markup-compatibility/2006" xmlns:r="http://schemas.openxmlformats.org/officeDocument/2006/relationships" xmlns:w="http://schemas.openxmlformats.org/wordprocessingml/2006/main" xmlns:w14="http://schemas.microsoft.com/office/word/2010/wordml" xmlns:w15="http://schemas.microsoft.com/office/word/2012/wordml" xmlns:w16se="http://schemas.microsoft.com/office/word/2015/wordml/symex" mc:Ignorable="w14 w15 w16se">
+  <w:optimizeForBrowser/>
+  <w:allowPNG/>
+</w:webSettings>
 </file>
 
 <file path=word/theme/theme1.xml><?xml version="1.0" encoding="utf-8"?>
@@ -8054,7 +11269,7 @@
 </file>
 
 <file path=customXml/itemProps1.xml><?xml version="1.0" encoding="utf-8"?>
-<ds:datastoreItem xmlns:ds="http://schemas.openxmlformats.org/officeDocument/2006/customXml" ds:itemID="{4FDAB87A-F3E4-416E-9876-29AEFBC62DF7}">
+<ds:datastoreItem xmlns:ds="http://schemas.openxmlformats.org/officeDocument/2006/customXml" ds:itemID="{D2B1E72F-EF9B-4798-880B-A87E2D3F2492}">
   <ds:schemaRefs>
     <ds:schemaRef ds:uri="http://schemas.openxmlformats.org/officeDocument/2006/bibliography"/>
   </ds:schemaRefs>

--- a/Дипломна_работа_Мартин_Дамянов.docx
+++ b/Дипломна_работа_Мартин_Дамянов.docx
@@ -1673,8 +1673,7 @@
     </w:p>
     <w:p>
       <w:pPr>
-        <w:pStyle w:val="a9"/>
-        <w:jc w:val="center"/>
+        <w:pStyle w:val="ad"/>
       </w:pPr>
       <w:r>
         <w:rPr>
@@ -1732,45 +1731,33 @@
     </w:p>
     <w:p>
       <w:pPr>
-        <w:pStyle w:val="a9"/>
-        <w:ind w:left="1080"/>
-        <w:jc w:val="center"/>
-        <w:rPr>
-          <w:i/>
-        </w:rPr>
+        <w:pStyle w:val="ad"/>
       </w:pPr>
       <w:r>
         <w:rPr>
           <w:b/>
-          <w:i/>
         </w:rPr>
         <w:t>Фиг.</w:t>
       </w:r>
       <w:r>
         <w:rPr>
           <w:b/>
-          <w:i/>
         </w:rPr>
         <w:t xml:space="preserve"> </w:t>
       </w:r>
       <w:r>
         <w:rPr>
           <w:b/>
-          <w:i/>
         </w:rPr>
         <w:t>1</w:t>
       </w:r>
       <w:r>
         <w:rPr>
           <w:b/>
-          <w:i/>
         </w:rPr>
         <w:t>.</w:t>
       </w:r>
       <w:r>
-        <w:rPr>
-          <w:i/>
-        </w:rPr>
         <w:t xml:space="preserve"> – Блокова схема на системата</w:t>
       </w:r>
     </w:p>
@@ -2246,8 +2233,7 @@
     </w:p>
     <w:p>
       <w:pPr>
-        <w:spacing w:before="240"/>
-        <w:jc w:val="left"/>
+        <w:pStyle w:val="ad"/>
       </w:pPr>
       <w:r>
         <w:drawing>
@@ -2289,37 +2275,24 @@
     </w:p>
     <w:p>
       <w:pPr>
-        <w:pStyle w:val="a9"/>
-        <w:ind w:left="1080"/>
-        <w:jc w:val="center"/>
-        <w:rPr>
-          <w:i/>
-        </w:rPr>
+        <w:pStyle w:val="ad"/>
       </w:pPr>
       <w:r>
         <w:rPr>
           <w:b/>
-          <w:i/>
         </w:rPr>
         <w:t>Фиг.</w:t>
       </w:r>
       <w:r>
         <w:rPr>
           <w:b/>
-          <w:i/>
         </w:rPr>
         <w:t xml:space="preserve"> 2.</w:t>
       </w:r>
       <w:r>
-        <w:rPr>
-          <w:i/>
-        </w:rPr>
         <w:t xml:space="preserve"> – </w:t>
       </w:r>
       <w:r>
-        <w:rPr>
-          <w:i/>
-        </w:rPr>
         <w:t>Електрическата схема на свързването</w:t>
       </w:r>
     </w:p>
@@ -2555,6 +2528,9 @@
       </w:r>
     </w:p>
     <w:p>
+      <w:pPr>
+        <w:pStyle w:val="ad"/>
+      </w:pPr>
       <w:r>
         <w:rPr>
           <w:noProof/>
@@ -2611,60 +2587,39 @@
     </w:p>
     <w:p>
       <w:pPr>
-        <w:jc w:val="center"/>
-        <w:rPr>
-          <w:i/>
-        </w:rPr>
+        <w:pStyle w:val="ad"/>
       </w:pPr>
       <w:r>
         <w:rPr>
           <w:b/>
-          <w:i/>
         </w:rPr>
         <w:t xml:space="preserve">Фиг. </w:t>
       </w:r>
       <w:r>
         <w:rPr>
           <w:b/>
-          <w:i/>
         </w:rPr>
         <w:t>3</w:t>
       </w:r>
       <w:r>
         <w:rPr>
           <w:b/>
-          <w:i/>
         </w:rPr>
         <w:t>.</w:t>
       </w:r>
       <w:r>
-        <w:rPr>
-          <w:i/>
-        </w:rPr>
         <w:t xml:space="preserve"> Sequence Diagram –</w:t>
       </w:r>
       <w:r>
-        <w:rPr>
-          <w:i/>
-        </w:rPr>
         <w:t xml:space="preserve"> последователност на </w:t>
       </w:r>
       <w:r>
-        <w:rPr>
-          <w:i/>
-        </w:rPr>
         <w:t>действия</w:t>
       </w:r>
       <w:r>
-        <w:rPr>
-          <w:i/>
-        </w:rPr>
         <w:t xml:space="preserve">та </w:t>
       </w:r>
       <w:r>
-        <w:rPr>
-          <w:i/>
-        </w:rPr>
         <w:t>при чекиране</w:t>
       </w:r>
     </w:p>
@@ -3097,7 +3052,7 @@
     </w:p>
     <w:p>
       <w:pPr>
-        <w:jc w:val="center"/>
+        <w:pStyle w:val="ad"/>
       </w:pPr>
       <w:r>
         <w:drawing>
@@ -3139,39 +3094,30 @@
     </w:p>
     <w:p>
       <w:pPr>
-        <w:jc w:val="center"/>
+        <w:pStyle w:val="ad"/>
       </w:pPr>
       <w:r>
         <w:rPr>
           <w:b/>
-          <w:i/>
         </w:rPr>
         <w:t xml:space="preserve">Фиг. </w:t>
       </w:r>
       <w:r>
         <w:rPr>
           <w:b/>
-          <w:i/>
         </w:rPr>
         <w:t>4</w:t>
       </w:r>
       <w:r>
         <w:rPr>
           <w:b/>
-          <w:i/>
         </w:rPr>
         <w:t>.</w:t>
       </w:r>
       <w:r>
-        <w:rPr>
-          <w:i/>
-        </w:rPr>
         <w:t xml:space="preserve"> </w:t>
       </w:r>
       <w:r>
-        <w:rPr>
-          <w:i/>
-        </w:rPr>
         <w:t>ER-диаграма на базата данни</w:t>
       </w:r>
     </w:p>
@@ -4627,6 +4573,9 @@
       </w:r>
     </w:p>
     <w:p>
+      <w:pPr>
+        <w:spacing w:after="0"/>
+      </w:pPr>
       <w:r>
         <w:t xml:space="preserve">Параметрите </w:t>
       </w:r>
@@ -4686,11 +4635,15 @@
       </w:r>
     </w:p>
     <w:p>
+      <w:pPr>
+        <w:pStyle w:val="ad"/>
+        <w:spacing w:before="0" w:after="0"/>
+      </w:pPr>
       <w:r>
         <w:drawing>
           <wp:inline distT="0" distB="0" distL="0" distR="0" wp14:anchorId="5DE87688" wp14:editId="63A06E9F">
-            <wp:extent cx="4572000" cy="2700766"/>
-            <wp:effectExtent l="0" t="0" r="0" b="4445"/>
+            <wp:extent cx="3998858" cy="2362200"/>
+            <wp:effectExtent l="0" t="0" r="1905" b="0"/>
             <wp:docPr id="5" name="Картина 5"/>
             <wp:cNvGraphicFramePr>
               <a:graphicFrameLocks xmlns:a="http://schemas.openxmlformats.org/drawingml/2006/main" noChangeAspect="1"/>
@@ -4711,7 +4664,7 @@
                   <pic:spPr>
                     <a:xfrm>
                       <a:off x="0" y="0"/>
-                      <a:ext cx="4602278" cy="2718652"/>
+                      <a:ext cx="4093282" cy="2417978"/>
                     </a:xfrm>
                     <a:prstGeom prst="rect">
                       <a:avLst/>
@@ -4723,28 +4676,18 @@
           </wp:inline>
         </w:drawing>
       </w:r>
-      <w:r>
-        <w:t xml:space="preserve"> </w:t>
-      </w:r>
-    </w:p>
-    <w:p>
-      <w:pPr>
-        <w:jc w:val="center"/>
-        <w:rPr>
-          <w:i/>
-        </w:rPr>
+    </w:p>
+    <w:p>
+      <w:pPr>
+        <w:pStyle w:val="ad"/>
       </w:pPr>
       <w:r>
         <w:rPr>
           <w:b/>
-          <w:i/>
         </w:rPr>
         <w:t>Фиг. 5.</w:t>
       </w:r>
       <w:r>
-        <w:rPr>
-          <w:i/>
-        </w:rPr>
         <w:t xml:space="preserve"> Конфигурация на пиновете и SELECT_AID_APDU </w:t>
       </w:r>
     </w:p>
@@ -4774,33 +4717,31 @@
         <w:t xml:space="preserve"> успешно, </w:t>
       </w:r>
       <w:r>
-        <w:t xml:space="preserve">докато червен светодиод и нискотонов сигнал показват </w:t>
-      </w:r>
+        <w:t xml:space="preserve">докато червен светодиод и нискотонов сигнал показват че има някаква </w:t>
+      </w:r>
+      <w:r>
+        <w:t>грешк</w:t>
+      </w:r>
+      <w:r>
+        <w:t>а. Зумерът се управлява чрез ШИМ</w:t>
+      </w:r>
+      <w:r>
+        <w:t xml:space="preserve"> (LEDC периферия на ESP32) за</w:t>
+      </w:r>
+      <w:r>
+        <w:t xml:space="preserve"> генериране на различни честоти. Кодът е показан на фиг. 6:</w:t>
+      </w:r>
+    </w:p>
+    <w:p>
+      <w:pPr>
+        <w:pStyle w:val="ad"/>
+        <w:spacing w:after="0"/>
+      </w:pPr>
       <w:r>
         <w:lastRenderedPageBreak/>
-        <w:t xml:space="preserve">че има някаква </w:t>
-      </w:r>
-      <w:r>
-        <w:t>грешк</w:t>
-      </w:r>
-      <w:r>
-        <w:t>а. Зумерът се управлява чрез ШИМ</w:t>
-      </w:r>
-      <w:r>
-        <w:t xml:space="preserve"> (LEDC периферия на ESP32) за</w:t>
-      </w:r>
-      <w:r>
-        <w:t xml:space="preserve"> генериране на различни честоти. Кодът е показан на фиг. 6:</w:t>
-      </w:r>
-    </w:p>
-    <w:p>
-      <w:pPr>
-        <w:jc w:val="center"/>
-      </w:pPr>
-      <w:r>
         <w:drawing>
           <wp:inline distT="0" distB="0" distL="0" distR="0" wp14:anchorId="52ADE462" wp14:editId="0ADA8AF0">
-            <wp:extent cx="2904580" cy="3177540"/>
+            <wp:extent cx="2103557" cy="2301240"/>
             <wp:effectExtent l="0" t="0" r="0" b="3810"/>
             <wp:docPr id="8" name="Картина 8"/>
             <wp:cNvGraphicFramePr>
@@ -4822,7 +4763,7 @@
                   <pic:spPr>
                     <a:xfrm>
                       <a:off x="0" y="0"/>
-                      <a:ext cx="2926511" cy="3201532"/>
+                      <a:ext cx="2140537" cy="2341695"/>
                     </a:xfrm>
                     <a:prstGeom prst="rect">
                       <a:avLst/>
@@ -4837,14 +4778,1413 @@
     </w:p>
     <w:p>
       <w:pPr>
-        <w:jc w:val="center"/>
-      </w:pPr>
-      <w:r>
-        <w:t>Фиг. 6 Код за управление на светодиодите и зумера</w:t>
+        <w:pStyle w:val="ad"/>
+      </w:pPr>
+      <w:r>
+        <w:rPr>
+          <w:b/>
+        </w:rPr>
+        <w:t>Фиг. 6</w:t>
+      </w:r>
+      <w:r>
+        <w:rPr>
+          <w:b/>
+        </w:rPr>
+        <w:t>.</w:t>
+      </w:r>
+      <w:r>
+        <w:t xml:space="preserve"> Код за управление на светодиодите и зумера</w:t>
+      </w:r>
+    </w:p>
+    <w:p>
+      <w:pPr>
+        <w:pStyle w:val="3"/>
+        <w:numPr>
+          <w:ilvl w:val="1"/>
+          <w:numId w:val="49"/>
+        </w:numPr>
+      </w:pPr>
+      <w:r>
+        <w:t>Инициализация</w:t>
+      </w:r>
+    </w:p>
+    <w:p>
+      <w:pPr>
+        <w:spacing w:after="0"/>
+      </w:pPr>
+      <w:r>
+        <w:t>Функцията setup() се изп</w:t>
+      </w:r>
+      <w:r>
+        <w:t>ълнява еднократно при стартиране на микроконтролера</w:t>
+      </w:r>
+      <w:r>
+        <w:t>. Инициализира GPIO пиновете, LEDC PWM канала за зумера, PN532 модула и Wi-Fi връзката. При неуспешна инициализация на PN532 или Wi-Fi устройството влиз</w:t>
+      </w:r>
+      <w:r>
+        <w:t>а в безкраен цикъл с мигащ светодиод, който сигнализира за проблем. (фиг. 7)</w:t>
+      </w:r>
+    </w:p>
+    <w:p>
+      <w:pPr>
+        <w:pStyle w:val="ad"/>
+        <w:spacing w:after="0"/>
+      </w:pPr>
+      <w:r>
+        <w:rPr>
+          <w:noProof/>
+        </w:rPr>
+        <w:drawing>
+          <wp:inline distT="0" distB="0" distL="0" distR="0" wp14:anchorId="3C638E6B">
+            <wp:extent cx="4803351" cy="4381500"/>
+            <wp:effectExtent l="0" t="0" r="0" b="0"/>
+            <wp:docPr id="9" name="Картина 9"/>
+            <wp:cNvGraphicFramePr>
+              <a:graphicFrameLocks xmlns:a="http://schemas.openxmlformats.org/drawingml/2006/main" noChangeAspect="1"/>
+            </wp:cNvGraphicFramePr>
+            <a:graphic xmlns:a="http://schemas.openxmlformats.org/drawingml/2006/main">
+              <a:graphicData uri="http://schemas.openxmlformats.org/drawingml/2006/picture">
+                <pic:pic xmlns:pic="http://schemas.openxmlformats.org/drawingml/2006/picture">
+                  <pic:nvPicPr>
+                    <pic:cNvPr id="0" name="Picture 2"/>
+                    <pic:cNvPicPr>
+                      <a:picLocks noChangeAspect="1" noChangeArrowheads="1"/>
+                    </pic:cNvPicPr>
+                  </pic:nvPicPr>
+                  <pic:blipFill>
+                    <a:blip r:embed="rId15">
+                      <a:extLst>
+                        <a:ext uri="{28A0092B-C50C-407E-A947-70E740481C1C}">
+                          <a14:useLocalDpi xmlns:a14="http://schemas.microsoft.com/office/drawing/2010/main" val="0"/>
+                        </a:ext>
+                      </a:extLst>
+                    </a:blip>
+                    <a:srcRect/>
+                    <a:stretch>
+                      <a:fillRect/>
+                    </a:stretch>
+                  </pic:blipFill>
+                  <pic:spPr bwMode="auto">
+                    <a:xfrm>
+                      <a:off x="0" y="0"/>
+                      <a:ext cx="4856154" cy="4429666"/>
+                    </a:xfrm>
+                    <a:prstGeom prst="rect">
+                      <a:avLst/>
+                    </a:prstGeom>
+                    <a:noFill/>
+                  </pic:spPr>
+                </pic:pic>
+              </a:graphicData>
+            </a:graphic>
+          </wp:inline>
+        </w:drawing>
+      </w:r>
+    </w:p>
+    <w:p>
+      <w:pPr>
+        <w:pStyle w:val="ad"/>
+        <w:spacing w:before="0"/>
+        <w:rPr>
+          <w:lang w:val="en-US"/>
+        </w:rPr>
+      </w:pPr>
+      <w:r>
+        <w:rPr>
+          <w:b/>
+        </w:rPr>
+        <w:t>Фиг.</w:t>
+      </w:r>
+      <w:r>
+        <w:rPr>
+          <w:b/>
+        </w:rPr>
+        <w:t xml:space="preserve"> 7</w:t>
+      </w:r>
+      <w:r>
+        <w:rPr>
+          <w:b/>
+        </w:rPr>
+        <w:t>.</w:t>
+      </w:r>
+      <w:r>
+        <w:t xml:space="preserve"> </w:t>
+      </w:r>
+      <w:r>
+        <w:rPr>
+          <w:lang w:val="en-US"/>
+        </w:rPr>
+        <w:t>s</w:t>
+      </w:r>
+      <w:r>
+        <w:rPr>
+          <w:lang w:val="en-US"/>
+        </w:rPr>
+        <w:t xml:space="preserve">etup() </w:t>
+      </w:r>
+      <w:r>
+        <w:t xml:space="preserve">функция на </w:t>
+      </w:r>
+      <w:r>
+        <w:rPr>
+          <w:lang w:val="en-US"/>
+        </w:rPr>
+        <w:t>ESP32</w:t>
+      </w:r>
+    </w:p>
+    <w:p>
+      <w:pPr>
+        <w:pStyle w:val="3"/>
+        <w:numPr>
+          <w:ilvl w:val="1"/>
+          <w:numId w:val="49"/>
+        </w:numPr>
+      </w:pPr>
+      <w:r>
+        <w:lastRenderedPageBreak/>
+        <w:t>Основен цикъл</w:t>
+      </w:r>
+    </w:p>
+    <w:p>
+      <w:r>
+        <w:t>На фиг. 8 е показаната ф</w:t>
+      </w:r>
+      <w:r>
+        <w:t>ункцията loop()</w:t>
+      </w:r>
+      <w:r>
+        <w:t>, която</w:t>
+      </w:r>
+      <w:r>
+        <w:t xml:space="preserve"> се изпълнява </w:t>
+      </w:r>
+      <w:r>
+        <w:t>циклично</w:t>
+      </w:r>
+      <w:r>
+        <w:t xml:space="preserve">. Всяка итерация извиква inListPassiveTarget(), която блокира изпълнението докато не засече NFC устройство или изтече вътрешен timeout. При засечен телефон се изпраща SELECT AID APDU чрез inDataExchange(). Успешният отговор се </w:t>
+      </w:r>
+      <w:r>
+        <w:t>парсва</w:t>
+      </w:r>
+      <w:r>
+        <w:t xml:space="preserve"> и препраща към </w:t>
+      </w:r>
+      <w:r>
+        <w:t xml:space="preserve">бекенд </w:t>
+      </w:r>
+      <w:r>
+        <w:t xml:space="preserve">сървъра, след което се изпраща ACK </w:t>
+      </w:r>
+      <w:r>
+        <w:t xml:space="preserve">команда </w:t>
+      </w:r>
+      <w:r>
+        <w:t xml:space="preserve">към </w:t>
+      </w:r>
+      <w:r>
+        <w:t>телефона.</w:t>
+      </w:r>
+    </w:p>
+    <w:p>
+      <w:pPr>
+        <w:pStyle w:val="ad"/>
+      </w:pPr>
+      <w:r>
+        <w:drawing>
+          <wp:inline distT="0" distB="0" distL="0" distR="0" wp14:anchorId="0497AB62" wp14:editId="49377E2D">
+            <wp:extent cx="5341551" cy="5798456"/>
+            <wp:effectExtent l="0" t="0" r="0" b="0"/>
+            <wp:docPr id="11" name="Картина 11"/>
+            <wp:cNvGraphicFramePr>
+              <a:graphicFrameLocks xmlns:a="http://schemas.openxmlformats.org/drawingml/2006/main" noChangeAspect="1"/>
+            </wp:cNvGraphicFramePr>
+            <a:graphic xmlns:a="http://schemas.openxmlformats.org/drawingml/2006/main">
+              <a:graphicData uri="http://schemas.openxmlformats.org/drawingml/2006/picture">
+                <pic:pic xmlns:pic="http://schemas.openxmlformats.org/drawingml/2006/picture">
+                  <pic:nvPicPr>
+                    <pic:cNvPr id="1" name=""/>
+                    <pic:cNvPicPr/>
+                  </pic:nvPicPr>
+                  <pic:blipFill>
+                    <a:blip r:embed="rId16"/>
+                    <a:stretch>
+                      <a:fillRect/>
+                    </a:stretch>
+                  </pic:blipFill>
+                  <pic:spPr>
+                    <a:xfrm>
+                      <a:off x="0" y="0"/>
+                      <a:ext cx="5359711" cy="5818169"/>
+                    </a:xfrm>
+                    <a:prstGeom prst="rect">
+                      <a:avLst/>
+                    </a:prstGeom>
+                  </pic:spPr>
+                </pic:pic>
+              </a:graphicData>
+            </a:graphic>
+          </wp:inline>
+        </w:drawing>
+      </w:r>
+    </w:p>
+    <w:p>
+      <w:pPr>
+        <w:pStyle w:val="ad"/>
+        <w:rPr>
+          <w:lang w:val="en-US"/>
+        </w:rPr>
+      </w:pPr>
+      <w:r>
+        <w:rPr>
+          <w:b/>
+        </w:rPr>
+        <w:t>Фиг.</w:t>
+      </w:r>
+      <w:r>
+        <w:rPr>
+          <w:b/>
+        </w:rPr>
+        <w:t xml:space="preserve"> 8</w:t>
+      </w:r>
+      <w:r>
+        <w:rPr>
+          <w:b/>
+        </w:rPr>
+        <w:t>.</w:t>
+      </w:r>
+      <w:r>
+        <w:t xml:space="preserve"> </w:t>
+      </w:r>
+      <w:r>
+        <w:rPr>
+          <w:lang w:val="en-US"/>
+        </w:rPr>
+        <w:t>loop</w:t>
+      </w:r>
+      <w:r>
+        <w:rPr>
+          <w:lang w:val="en-US"/>
+        </w:rPr>
+        <w:t xml:space="preserve">() </w:t>
+      </w:r>
+      <w:r>
+        <w:t>функция, чакаща</w:t>
+      </w:r>
+      <w:r>
+        <w:rPr>
+          <w:lang w:val="en-US"/>
+        </w:rPr>
+        <w:t xml:space="preserve"> NFC </w:t>
+      </w:r>
+      <w:r>
+        <w:t xml:space="preserve">устройсво и получаване на </w:t>
+      </w:r>
+      <w:r>
+        <w:rPr>
+          <w:lang w:val="en-US"/>
+        </w:rPr>
+        <w:t>payload</w:t>
+      </w:r>
+      <w:r>
+        <w:t xml:space="preserve"> пакет</w:t>
+      </w:r>
+      <w:r>
+        <w:rPr>
+          <w:lang w:val="en-US"/>
+        </w:rPr>
+        <w:t xml:space="preserve"> </w:t>
+      </w:r>
+    </w:p>
+    <w:p>
+      <w:pPr>
+        <w:pStyle w:val="3"/>
+        <w:numPr>
+          <w:ilvl w:val="1"/>
+          <w:numId w:val="49"/>
+        </w:numPr>
+      </w:pPr>
+      <w:r>
+        <w:t xml:space="preserve">Декодиране на получения </w:t>
+      </w:r>
+      <w:r>
+        <w:rPr>
+          <w:lang w:val="en-US"/>
+        </w:rPr>
+        <w:t>payload</w:t>
+      </w:r>
+    </w:p>
+    <w:p>
+      <w:r>
+        <w:t xml:space="preserve">Функцията parsePayload() декодира бинарния отговор от Android HCE и реконструира текстовия низ във формат "ФН|ATC|hmachex" за FastAPI. Бинарният </w:t>
+      </w:r>
+      <w:r>
+        <w:lastRenderedPageBreak/>
+        <w:t>формат е проектиран с length-prefix за факултетния номер, за да се поддържат факултетни номера с различна дължина и водещи нули. Преди обработка се извършват две защитни пров</w:t>
+      </w:r>
+      <w:r>
+        <w:t>ерки срещу препълване на буфера</w:t>
+      </w:r>
+      <w:r>
+        <w:rPr>
+          <w:lang w:val="en-US"/>
+        </w:rPr>
+        <w:t xml:space="preserve">. </w:t>
+      </w:r>
+      <w:r>
+        <w:t>Функцията е на фиг. 9.</w:t>
+      </w:r>
+    </w:p>
+    <w:p>
+      <w:pPr>
+        <w:pStyle w:val="ad"/>
+      </w:pPr>
+      <w:r>
+        <w:drawing>
+          <wp:inline distT="0" distB="0" distL="0" distR="0" wp14:anchorId="51E3A077" wp14:editId="7CB7445C">
+            <wp:extent cx="5256827" cy="5882640"/>
+            <wp:effectExtent l="0" t="0" r="1270" b="3810"/>
+            <wp:docPr id="12" name="Картина 12"/>
+            <wp:cNvGraphicFramePr>
+              <a:graphicFrameLocks xmlns:a="http://schemas.openxmlformats.org/drawingml/2006/main" noChangeAspect="1"/>
+            </wp:cNvGraphicFramePr>
+            <a:graphic xmlns:a="http://schemas.openxmlformats.org/drawingml/2006/main">
+              <a:graphicData uri="http://schemas.openxmlformats.org/drawingml/2006/picture">
+                <pic:pic xmlns:pic="http://schemas.openxmlformats.org/drawingml/2006/picture">
+                  <pic:nvPicPr>
+                    <pic:cNvPr id="1" name=""/>
+                    <pic:cNvPicPr/>
+                  </pic:nvPicPr>
+                  <pic:blipFill>
+                    <a:blip r:embed="rId17"/>
+                    <a:stretch>
+                      <a:fillRect/>
+                    </a:stretch>
+                  </pic:blipFill>
+                  <pic:spPr>
+                    <a:xfrm>
+                      <a:off x="0" y="0"/>
+                      <a:ext cx="5340115" cy="5975843"/>
+                    </a:xfrm>
+                    <a:prstGeom prst="rect">
+                      <a:avLst/>
+                    </a:prstGeom>
+                  </pic:spPr>
+                </pic:pic>
+              </a:graphicData>
+            </a:graphic>
+          </wp:inline>
+        </w:drawing>
+      </w:r>
+    </w:p>
+    <w:p>
+      <w:pPr>
+        <w:pStyle w:val="ad"/>
+        <w:rPr>
+          <w:lang w:val="en-US"/>
+        </w:rPr>
+      </w:pPr>
+      <w:r>
+        <w:rPr>
+          <w:b/>
+        </w:rPr>
+        <w:t>Фиг.</w:t>
+      </w:r>
+      <w:r>
+        <w:rPr>
+          <w:b/>
+        </w:rPr>
+        <w:t xml:space="preserve"> 9</w:t>
+      </w:r>
+      <w:r>
+        <w:rPr>
+          <w:b/>
+        </w:rPr>
+        <w:t>.</w:t>
+      </w:r>
+      <w:r>
+        <w:t xml:space="preserve"> parsePayload</w:t>
+      </w:r>
+      <w:r>
+        <w:rPr>
+          <w:lang w:val="en-US"/>
+        </w:rPr>
+        <w:t xml:space="preserve">() </w:t>
+      </w:r>
+      <w:r>
+        <w:t>функция</w:t>
+      </w:r>
+      <w:r>
+        <w:t xml:space="preserve"> за</w:t>
+      </w:r>
+      <w:r>
+        <w:t xml:space="preserve"> декодиране на бинарния NFC отговор</w:t>
+      </w:r>
+      <w:r>
+        <w:rPr>
+          <w:lang w:val="en-US"/>
+        </w:rPr>
+        <w:t xml:space="preserve"> </w:t>
+      </w:r>
+    </w:p>
+    <w:p>
+      <w:pPr>
+        <w:pStyle w:val="3"/>
+        <w:numPr>
+          <w:ilvl w:val="1"/>
+          <w:numId w:val="49"/>
+        </w:numPr>
+      </w:pPr>
+      <w:r>
+        <w:t>Комуникация с бекенда</w:t>
+      </w:r>
+    </w:p>
+    <w:p>
+      <w:r>
+        <w:t xml:space="preserve">Функцията sendToServer() </w:t>
+      </w:r>
+      <w:r>
+        <w:t xml:space="preserve">(на фиг. 10) </w:t>
+      </w:r>
+      <w:r>
+        <w:t>конструира JSON тяло и изпраща HTTP POST заявка към /checkin endpoint-а на FastAPI. Преди заявката се пр</w:t>
+      </w:r>
+      <w:r>
+        <w:t xml:space="preserve">оверява Wi-Fi свързаността, а ако тя се е разпаднала се прави опит за </w:t>
+      </w:r>
+      <w:r>
+        <w:t xml:space="preserve">повторно свързване. </w:t>
+      </w:r>
+      <w:r>
+        <w:t xml:space="preserve">Времето за </w:t>
+      </w:r>
+      <w:r>
+        <w:lastRenderedPageBreak/>
+        <w:t xml:space="preserve">изчакване на отговор от сървъра е 8 секунди, което е </w:t>
+      </w:r>
+      <w:r>
+        <w:t xml:space="preserve">достатъчен </w:t>
+      </w:r>
+      <w:r>
+        <w:t xml:space="preserve">период </w:t>
+      </w:r>
+      <w:r>
+        <w:t>за отговор от локален сървър</w:t>
+      </w:r>
+      <w:r>
+        <w:t>.</w:t>
+      </w:r>
+    </w:p>
+    <w:p>
+      <w:r>
+        <w:t>Отговорът от сървъра обаче се обработва само до нивото на успешно чекиране или грешка. Тоест, дали проблемът идва от това, че студентът вече се е отчел или сървърът е стигнал до някаква грешка, се отразява само като съобщения в серийния монитор за дебъгване.</w:t>
+      </w:r>
+    </w:p>
+    <w:p>
+      <w:pPr>
+        <w:pStyle w:val="ad"/>
+      </w:pPr>
+      <w:r>
+        <w:drawing>
+          <wp:inline distT="0" distB="0" distL="0" distR="0" wp14:anchorId="742E3E57" wp14:editId="7D2546D0">
+            <wp:extent cx="5220429" cy="4391638"/>
+            <wp:effectExtent l="0" t="0" r="0" b="9525"/>
+            <wp:docPr id="13" name="Картина 13"/>
+            <wp:cNvGraphicFramePr>
+              <a:graphicFrameLocks xmlns:a="http://schemas.openxmlformats.org/drawingml/2006/main" noChangeAspect="1"/>
+            </wp:cNvGraphicFramePr>
+            <a:graphic xmlns:a="http://schemas.openxmlformats.org/drawingml/2006/main">
+              <a:graphicData uri="http://schemas.openxmlformats.org/drawingml/2006/picture">
+                <pic:pic xmlns:pic="http://schemas.openxmlformats.org/drawingml/2006/picture">
+                  <pic:nvPicPr>
+                    <pic:cNvPr id="1" name=""/>
+                    <pic:cNvPicPr/>
+                  </pic:nvPicPr>
+                  <pic:blipFill>
+                    <a:blip r:embed="rId18"/>
+                    <a:stretch>
+                      <a:fillRect/>
+                    </a:stretch>
+                  </pic:blipFill>
+                  <pic:spPr>
+                    <a:xfrm>
+                      <a:off x="0" y="0"/>
+                      <a:ext cx="5220429" cy="4391638"/>
+                    </a:xfrm>
+                    <a:prstGeom prst="rect">
+                      <a:avLst/>
+                    </a:prstGeom>
+                  </pic:spPr>
+                </pic:pic>
+              </a:graphicData>
+            </a:graphic>
+          </wp:inline>
+        </w:drawing>
+      </w:r>
+    </w:p>
+    <w:p>
+      <w:pPr>
+        <w:pStyle w:val="ad"/>
+        <w:rPr>
+          <w:lang w:val="en-US"/>
+        </w:rPr>
+      </w:pPr>
+      <w:r>
+        <w:rPr>
+          <w:b/>
+        </w:rPr>
+        <w:t>Фиг.</w:t>
+      </w:r>
+      <w:r>
+        <w:rPr>
+          <w:b/>
+        </w:rPr>
+        <w:t xml:space="preserve"> 9</w:t>
+      </w:r>
+      <w:r>
+        <w:rPr>
+          <w:b/>
+        </w:rPr>
+        <w:t>.</w:t>
+      </w:r>
+      <w:r>
+        <w:t xml:space="preserve"> </w:t>
+      </w:r>
+      <w:r>
+        <w:t xml:space="preserve">Изпращане на препакетирания </w:t>
+      </w:r>
+      <w:r>
+        <w:rPr>
+          <w:lang w:val="en-US"/>
+        </w:rPr>
+        <w:t xml:space="preserve">payload </w:t>
+      </w:r>
+      <w:r>
+        <w:t>към сървъра</w:t>
+      </w:r>
+      <w:r>
+        <w:rPr>
+          <w:lang w:val="en-US"/>
+        </w:rPr>
+        <w:t xml:space="preserve"> </w:t>
+      </w:r>
+    </w:p>
+    <w:p>
+      <w:pPr>
+        <w:pStyle w:val="2"/>
+        <w:numPr>
+          <w:ilvl w:val="0"/>
+          <w:numId w:val="49"/>
+        </w:numPr>
+      </w:pPr>
+      <w:r>
+        <w:rPr>
+          <w:lang w:val="en-US"/>
+        </w:rPr>
+        <w:t xml:space="preserve">Android </w:t>
+      </w:r>
+      <w:r>
+        <w:t>мобилно приложение</w:t>
+      </w:r>
+    </w:p>
+    <w:p>
+      <w:r>
+        <w:t>Мобилното приложение е написано на Kotlin и се състои от четири класа: MainActivity, HomeActivity, NfcHceService и StudentPrefs. За комуникация с бекенда се използва библиотеката Retrofit2, чийто интерфейс е дефиниран в ApiService.kt.</w:t>
+      </w:r>
+    </w:p>
+    <w:p>
+      <w:pPr>
+        <w:pStyle w:val="3"/>
+        <w:numPr>
+          <w:ilvl w:val="1"/>
+          <w:numId w:val="49"/>
+        </w:numPr>
+      </w:pPr>
+      <w:r>
+        <w:t>Съхранение на данните</w:t>
+      </w:r>
+    </w:p>
+    <w:p>
+      <w:r>
+        <w:t xml:space="preserve">Класът StudentPrefs отговаря за съхранението на чувствителните данни на студента: JWT токена, HMAC ключа, факултетния номер и ATC брояча. Данните се </w:t>
+      </w:r>
+      <w:r>
+        <w:lastRenderedPageBreak/>
+        <w:t>записват криптирани на устройството чрез EncryptedSharedPreferences. За управление на ключовете се използва Android Keystore, което означава, че данните не могат да бъдат прочетени дори при root достъп.</w:t>
+      </w:r>
+      <w:r>
+        <w:t xml:space="preserve"> Разписаният клас е показан на фиг. 10.</w:t>
+      </w:r>
+    </w:p>
+    <w:p>
+      <w:pPr>
+        <w:pStyle w:val="ad"/>
+      </w:pPr>
+      <w:r>
+        <w:drawing>
+          <wp:inline distT="0" distB="0" distL="0" distR="0" wp14:anchorId="12DB7E92" wp14:editId="01C9848D">
+            <wp:extent cx="4610100" cy="5641846"/>
+            <wp:effectExtent l="0" t="0" r="0" b="0"/>
+            <wp:docPr id="14" name="Картина 14"/>
+            <wp:cNvGraphicFramePr>
+              <a:graphicFrameLocks xmlns:a="http://schemas.openxmlformats.org/drawingml/2006/main" noChangeAspect="1"/>
+            </wp:cNvGraphicFramePr>
+            <a:graphic xmlns:a="http://schemas.openxmlformats.org/drawingml/2006/main">
+              <a:graphicData uri="http://schemas.openxmlformats.org/drawingml/2006/picture">
+                <pic:pic xmlns:pic="http://schemas.openxmlformats.org/drawingml/2006/picture">
+                  <pic:nvPicPr>
+                    <pic:cNvPr id="1" name=""/>
+                    <pic:cNvPicPr/>
+                  </pic:nvPicPr>
+                  <pic:blipFill>
+                    <a:blip r:embed="rId19"/>
+                    <a:stretch>
+                      <a:fillRect/>
+                    </a:stretch>
+                  </pic:blipFill>
+                  <pic:spPr>
+                    <a:xfrm>
+                      <a:off x="0" y="0"/>
+                      <a:ext cx="4619554" cy="5653416"/>
+                    </a:xfrm>
+                    <a:prstGeom prst="rect">
+                      <a:avLst/>
+                    </a:prstGeom>
+                  </pic:spPr>
+                </pic:pic>
+              </a:graphicData>
+            </a:graphic>
+          </wp:inline>
+        </w:drawing>
+      </w:r>
+    </w:p>
+    <w:p>
+      <w:pPr>
+        <w:pStyle w:val="ad"/>
+      </w:pPr>
+      <w:r>
+        <w:rPr>
+          <w:b/>
+        </w:rPr>
+        <w:t>Фиг. 10.</w:t>
+      </w:r>
+      <w:r>
+        <w:t xml:space="preserve"> Клас StudentPrefs за криптирано съхранение на данни</w:t>
+      </w:r>
+    </w:p>
+    <w:p>
+      <w:r>
+        <w:t>Функцията getAndIncrementAtc()</w:t>
+      </w:r>
+      <w:r>
+        <w:t xml:space="preserve"> в класа</w:t>
+      </w:r>
+      <w:r>
+        <w:t xml:space="preserve"> увеличава ATC брояча с 1 и връща новата стойност. Тя е маркирана с @Synchronized, за да се гарантира, че две нишки не могат да я изпълнят едновременно.</w:t>
+      </w:r>
+    </w:p>
+    <w:p>
+      <w:pPr>
+        <w:rPr>
+          <w:lang w:val="en-US"/>
+        </w:rPr>
+      </w:pPr>
+      <w:r>
+        <w:rPr>
+          <w:lang w:val="en-US"/>
+        </w:rPr>
+        <w:t xml:space="preserve">ATC </w:t>
+      </w:r>
+      <w:r>
+        <w:t xml:space="preserve">броячът всъщност се използва за защита срещу </w:t>
+      </w:r>
+      <w:r>
+        <w:rPr>
+          <w:lang w:val="en-US"/>
+        </w:rPr>
+        <w:t xml:space="preserve">Replay </w:t>
+      </w:r>
+      <w:r>
+        <w:t xml:space="preserve">атаки или от студенти, които се опитват сами да си създадат заявка, с която да си отчетат присъствие сами, без да са били реално на занятието. Всъщност, ако някой успее да открадне данните от </w:t>
+      </w:r>
+      <w:r>
+        <w:lastRenderedPageBreak/>
+        <w:t xml:space="preserve">заявката при изпращане по </w:t>
+      </w:r>
+      <w:r>
+        <w:rPr>
+          <w:lang w:val="en-US"/>
+        </w:rPr>
+        <w:t xml:space="preserve">NFC, </w:t>
+      </w:r>
+      <w:r>
+        <w:t xml:space="preserve">то той ще вземе текущия брояч, но докато успее да създаде нова заявка, и то при евентуална кражба и на </w:t>
+      </w:r>
+      <w:r>
+        <w:rPr>
+          <w:lang w:val="en-US"/>
+        </w:rPr>
+        <w:t xml:space="preserve">HMAC </w:t>
+      </w:r>
+      <w:r>
+        <w:t xml:space="preserve">ключа, броячът вероятно вече ще се е увеличил и бекенд сървъра ще откаже присъствието. Ако изпратения </w:t>
+      </w:r>
+      <w:r>
+        <w:rPr>
+          <w:lang w:val="en-US"/>
+        </w:rPr>
+        <w:t xml:space="preserve">ATC </w:t>
+      </w:r>
+      <w:r>
+        <w:t>брояч е по-малък от този, записан в базата данни на сървъра, то той ще върне грешка. По подобен начин се правя</w:t>
+      </w:r>
+      <w:r>
+        <w:t>т проверки и при разплащане с дебитни карти, примерът за</w:t>
+      </w:r>
+      <w:r>
+        <w:rPr>
+          <w:lang w:val="en-US"/>
+        </w:rPr>
+        <w:t xml:space="preserve"> ATC</w:t>
+      </w:r>
+      <w:r>
+        <w:t xml:space="preserve"> брояч е взет именно от там</w:t>
+      </w:r>
+      <w:r>
+        <w:rPr>
+          <w:lang w:val="en-US"/>
+        </w:rPr>
+        <w:t>.</w:t>
+      </w:r>
+    </w:p>
+    <w:p>
+      <w:pPr>
+        <w:pStyle w:val="3"/>
+        <w:numPr>
+          <w:ilvl w:val="1"/>
+          <w:numId w:val="49"/>
+        </w:numPr>
+        <w:rPr>
+          <w:lang w:val="en-US"/>
+        </w:rPr>
+      </w:pPr>
+      <w:r>
+        <w:t>Комуникация с бекенд сървъра</w:t>
+      </w:r>
+    </w:p>
+    <w:p>
+      <w:r>
+        <w:t>ApiService.kt съдържа дефиницията на всички заявки към сървъра. Използва се библиотеката Retrofit2, при която всяка заявка се описва като функция с анотация. Библиотеката автоматично изпраща заявката и преобразув</w:t>
+      </w:r>
+      <w:r>
+        <w:t>а JSON отговора в Kotlin обект. Дефинирани</w:t>
+      </w:r>
+      <w:r>
+        <w:t xml:space="preserve"> са две заявки: login за вход в системата и provisionKey за получаване на HMAC ключа от сървъра. </w:t>
+      </w:r>
+      <w:r>
+        <w:t>Интерфейсът е показана на фиг.</w:t>
+      </w:r>
+      <w:r>
+        <w:t xml:space="preserve"> </w:t>
+      </w:r>
+      <w:r>
+        <w:t>11</w:t>
+      </w:r>
+      <w:r>
+        <w:t xml:space="preserve">. </w:t>
+      </w:r>
+      <w:r>
+        <w:t xml:space="preserve">Обектът RetrofitClient създава единствена инстанция на клиента, която се използва навсякъде в приложението. </w:t>
+      </w:r>
+    </w:p>
+    <w:p>
+      <w:pPr>
+        <w:pStyle w:val="ad"/>
+      </w:pPr>
+      <w:r>
+        <w:drawing>
+          <wp:inline distT="0" distB="0" distL="0" distR="0" wp14:anchorId="57D2D549" wp14:editId="414317D2">
+            <wp:extent cx="3518637" cy="3543300"/>
+            <wp:effectExtent l="0" t="0" r="5715" b="0"/>
+            <wp:docPr id="16" name="Картина 16"/>
+            <wp:cNvGraphicFramePr>
+              <a:graphicFrameLocks xmlns:a="http://schemas.openxmlformats.org/drawingml/2006/main" noChangeAspect="1"/>
+            </wp:cNvGraphicFramePr>
+            <a:graphic xmlns:a="http://schemas.openxmlformats.org/drawingml/2006/main">
+              <a:graphicData uri="http://schemas.openxmlformats.org/drawingml/2006/picture">
+                <pic:pic xmlns:pic="http://schemas.openxmlformats.org/drawingml/2006/picture">
+                  <pic:nvPicPr>
+                    <pic:cNvPr id="1" name=""/>
+                    <pic:cNvPicPr/>
+                  </pic:nvPicPr>
+                  <pic:blipFill>
+                    <a:blip r:embed="rId20"/>
+                    <a:stretch>
+                      <a:fillRect/>
+                    </a:stretch>
+                  </pic:blipFill>
+                  <pic:spPr>
+                    <a:xfrm>
+                      <a:off x="0" y="0"/>
+                      <a:ext cx="3537178" cy="3561970"/>
+                    </a:xfrm>
+                    <a:prstGeom prst="rect">
+                      <a:avLst/>
+                    </a:prstGeom>
+                  </pic:spPr>
+                </pic:pic>
+              </a:graphicData>
+            </a:graphic>
+          </wp:inline>
+        </w:drawing>
+      </w:r>
+    </w:p>
+    <w:p>
+      <w:pPr>
+        <w:pStyle w:val="ad"/>
+      </w:pPr>
+      <w:r>
+        <w:rPr>
+          <w:b/>
+        </w:rPr>
+        <w:t>Фиг. 11</w:t>
+      </w:r>
+      <w:r>
+        <w:rPr>
+          <w:b/>
+        </w:rPr>
+        <w:t>.</w:t>
+      </w:r>
+      <w:r>
+        <w:t xml:space="preserve"> Интерфейс </w:t>
+      </w:r>
+      <w:r>
+        <w:rPr>
+          <w:lang w:val="en-US"/>
+        </w:rPr>
+        <w:t xml:space="preserve">ApiService </w:t>
+      </w:r>
+      <w:r>
+        <w:t xml:space="preserve">със заявки за логин и </w:t>
+      </w:r>
+      <w:r>
+        <w:t>provisionKey</w:t>
+      </w:r>
+    </w:p>
+    <w:p>
+      <w:r>
+        <w:t xml:space="preserve">Взимането на </w:t>
+      </w:r>
+      <w:r>
+        <w:rPr>
+          <w:lang w:val="en-US"/>
+        </w:rPr>
+        <w:t xml:space="preserve">HMAC </w:t>
+      </w:r>
+      <w:r>
+        <w:t xml:space="preserve">ключа се случва само веднъж – при първоначалното логване на студента. Тогава се взима </w:t>
+      </w:r>
+      <w:r>
+        <w:rPr>
+          <w:lang w:val="en-US"/>
+        </w:rPr>
+        <w:t xml:space="preserve">HMAC </w:t>
+      </w:r>
+      <w:r>
+        <w:t xml:space="preserve">ключа, както и </w:t>
+      </w:r>
+      <w:r>
+        <w:rPr>
+          <w:lang w:val="en-US"/>
+        </w:rPr>
+        <w:t xml:space="preserve">ATC </w:t>
+      </w:r>
+      <w:r>
+        <w:t xml:space="preserve">брояча и ф-н номер от базата данни на сървъра. Ако на телефон, в който вече има влезнал студент, ако друг се опита </w:t>
+      </w:r>
+      <w:r>
+        <w:lastRenderedPageBreak/>
+        <w:t xml:space="preserve">да влезе то при самото влизане на новия студент се взимат наново съответните му </w:t>
+      </w:r>
+      <w:r>
+        <w:t>HMAC ключ</w:t>
+      </w:r>
+      <w:r>
+        <w:t xml:space="preserve">, </w:t>
+      </w:r>
+      <w:r>
+        <w:rPr>
+          <w:lang w:val="en-US"/>
+        </w:rPr>
+        <w:t>ATC</w:t>
+      </w:r>
+      <w:r>
+        <w:t xml:space="preserve"> брояч и ФН.</w:t>
+      </w:r>
+    </w:p>
+    <w:p>
+      <w:pPr>
+        <w:pStyle w:val="3"/>
+        <w:numPr>
+          <w:ilvl w:val="1"/>
+          <w:numId w:val="49"/>
+        </w:numPr>
+        <w:rPr>
+          <w:lang w:val="en-US"/>
+        </w:rPr>
+      </w:pPr>
+      <w:r>
+        <w:t xml:space="preserve">Клас </w:t>
+      </w:r>
+      <w:r>
+        <w:rPr>
+          <w:lang w:val="en-US"/>
+        </w:rPr>
+        <w:t>MainActivity</w:t>
+      </w:r>
+    </w:p>
+    <w:p>
+      <w:r>
+        <w:t>MainActivity се стартира при отваряне на прило</w:t>
+      </w:r>
+      <w:r>
+        <w:t>жението и играе ролята на логин страница</w:t>
+      </w:r>
+      <w:r>
+        <w:t>.</w:t>
+      </w:r>
+      <w:r>
+        <w:t xml:space="preserve"> Вместо обаче приложението да изисква влизане с име и парола всеки път, е създаден механизъм за проверка дали студентът вече се е логвал и</w:t>
+      </w:r>
+      <w:r>
+        <w:t xml:space="preserve"> има записани данни чрез isProvisioned. Ако да, приложението директно отваря HomeActivity без да показва екрана за вход.</w:t>
+      </w:r>
+    </w:p>
+    <w:p>
+      <w:pPr>
+        <w:pStyle w:val="ad"/>
+      </w:pPr>
+      <w:r>
+        <w:drawing>
+          <wp:inline distT="0" distB="0" distL="0" distR="0" wp14:anchorId="2C5C9EB2" wp14:editId="56EF4273">
+            <wp:extent cx="5257800" cy="4514800"/>
+            <wp:effectExtent l="0" t="0" r="0" b="635"/>
+            <wp:docPr id="20" name="Картина 20"/>
+            <wp:cNvGraphicFramePr>
+              <a:graphicFrameLocks xmlns:a="http://schemas.openxmlformats.org/drawingml/2006/main" noChangeAspect="1"/>
+            </wp:cNvGraphicFramePr>
+            <a:graphic xmlns:a="http://schemas.openxmlformats.org/drawingml/2006/main">
+              <a:graphicData uri="http://schemas.openxmlformats.org/drawingml/2006/picture">
+                <pic:pic xmlns:pic="http://schemas.openxmlformats.org/drawingml/2006/picture">
+                  <pic:nvPicPr>
+                    <pic:cNvPr id="1" name=""/>
+                    <pic:cNvPicPr/>
+                  </pic:nvPicPr>
+                  <pic:blipFill>
+                    <a:blip r:embed="rId21"/>
+                    <a:stretch>
+                      <a:fillRect/>
+                    </a:stretch>
+                  </pic:blipFill>
+                  <pic:spPr>
+                    <a:xfrm>
+                      <a:off x="0" y="0"/>
+                      <a:ext cx="5264731" cy="4520752"/>
+                    </a:xfrm>
+                    <a:prstGeom prst="rect">
+                      <a:avLst/>
+                    </a:prstGeom>
+                  </pic:spPr>
+                </pic:pic>
+              </a:graphicData>
+            </a:graphic>
+          </wp:inline>
+        </w:drawing>
+      </w:r>
+    </w:p>
+    <w:p>
+      <w:pPr>
+        <w:pStyle w:val="ad"/>
+      </w:pPr>
+      <w:r>
+        <w:rPr>
+          <w:b/>
+        </w:rPr>
+        <w:t>Фиг</w:t>
+      </w:r>
+      <w:r>
+        <w:rPr>
+          <w:b/>
+        </w:rPr>
+        <w:t>. 12</w:t>
+      </w:r>
+      <w:r>
+        <w:t xml:space="preserve"> </w:t>
+      </w:r>
+      <w:r>
+        <w:t>Вход и получаване на данни от сървъра</w:t>
+      </w:r>
+    </w:p>
+    <w:p>
+      <w:r>
+        <w:t xml:space="preserve">Ако не е намерена информация за логнат потребител, се показва страницата за влизане в профил. </w:t>
+      </w:r>
+      <w:r>
+        <w:t>На фиг. 12 е показан кода за логването в приложението</w:t>
+      </w:r>
+      <w:r>
+        <w:t xml:space="preserve">. </w:t>
+      </w:r>
+      <w:r>
+        <w:t xml:space="preserve">След като бъдат въведени данните за вход и се натисне бутона за влизане, </w:t>
+      </w:r>
+      <w:r>
+        <w:t>се извършват две пос</w:t>
+      </w:r>
+      <w:r>
+        <w:t xml:space="preserve">ледователни заявки към сървъра - </w:t>
+      </w:r>
+      <w:r>
+        <w:t xml:space="preserve">първо login за получаване на JWT токен, </w:t>
+      </w:r>
+      <w:r>
+        <w:t xml:space="preserve">а </w:t>
+      </w:r>
+      <w:r>
+        <w:t xml:space="preserve">след това provisionKey за получаване на HMAC ключа, факултетния номер и текущата стойност на </w:t>
+      </w:r>
+      <w:r>
+        <w:lastRenderedPageBreak/>
+        <w:t>ATC брояча. Заявките се изпълняват асинхронно, за да не блокират ин</w:t>
+      </w:r>
+      <w:r>
+        <w:t>терфейса. При грешка се изписва съобщение според</w:t>
+      </w:r>
+      <w:r>
+        <w:t xml:space="preserve"> кода на грешката.</w:t>
+      </w:r>
+    </w:p>
+    <w:p>
+      <w:pPr>
+        <w:pStyle w:val="3"/>
+        <w:numPr>
+          <w:ilvl w:val="1"/>
+          <w:numId w:val="49"/>
+        </w:numPr>
+        <w:rPr>
+          <w:lang w:val="en-US"/>
+        </w:rPr>
+      </w:pPr>
+      <w:r>
+        <w:t xml:space="preserve">Клас </w:t>
+      </w:r>
+      <w:r>
+        <w:rPr>
+          <w:lang w:val="en-US"/>
+        </w:rPr>
+        <w:t>HomeActivity</w:t>
+      </w:r>
+    </w:p>
+    <w:p>
+      <w:pPr>
+        <w:rPr>
+          <w:lang w:val="en-US"/>
+        </w:rPr>
+      </w:pPr>
+      <w:r>
+        <w:t>HomeActivity е главният екран на приложението. Показв</w:t>
+      </w:r>
+      <w:r>
+        <w:t>а факултетния номер на студента</w:t>
+      </w:r>
+      <w:r>
+        <w:rPr>
+          <w:lang w:val="en-US"/>
+        </w:rPr>
+        <w:t xml:space="preserve"> </w:t>
+      </w:r>
+      <w:r>
+        <w:t>и</w:t>
+      </w:r>
+      <w:r>
+        <w:t xml:space="preserve"> статуса на NFC</w:t>
+      </w:r>
+      <w:r>
+        <w:t xml:space="preserve">(показва дали телефонът притежава </w:t>
+      </w:r>
+      <w:r>
+        <w:rPr>
+          <w:lang w:val="en-US"/>
+        </w:rPr>
+        <w:t>NFC</w:t>
+      </w:r>
+      <w:r>
+        <w:t xml:space="preserve"> модул и дали е включен от настройките)</w:t>
+      </w:r>
+      <w:r>
+        <w:t>. На екрана се визуализира</w:t>
+      </w:r>
+      <w:r>
+        <w:t xml:space="preserve">т GIF анимации спрямо текущото състоянието на </w:t>
+      </w:r>
+      <w:r>
+        <w:rPr>
+          <w:lang w:val="en-US"/>
+        </w:rPr>
+        <w:t xml:space="preserve">NFC </w:t>
+      </w:r>
+      <w:r>
+        <w:t>модула и стъпката до която е стигнало самото чекиране. Определени са четири състояния, които влизат от едно в друго</w:t>
+      </w:r>
+      <w:r>
+        <w:t>: NFC изключен, готов за чекиране, активна сесия и резултат от чекирането. Анимациите се зареждат чрез библиотеката Glide.</w:t>
+      </w:r>
+      <w:r>
+        <w:rPr>
+          <w:lang w:val="en-US"/>
+        </w:rPr>
+        <w:t xml:space="preserve"> </w:t>
+      </w:r>
+    </w:p>
+    <w:p>
+      <w:r>
+        <w:t>При натискане на бутона за чекиране се стартира 30-секунден таймер. Полето isCheckinActive в NfcHceService се задава на true, което позволява на услу</w:t>
+      </w:r>
+      <w:r>
+        <w:t>гата да отговаря на NFC четеца</w:t>
+      </w:r>
+      <w:r>
+        <w:rPr>
+          <w:lang w:val="en-US"/>
+        </w:rPr>
+        <w:t xml:space="preserve"> (</w:t>
+      </w:r>
+      <w:r>
+        <w:t>фиг. 13</w:t>
+      </w:r>
+      <w:r>
+        <w:rPr>
+          <w:lang w:val="en-US"/>
+        </w:rPr>
+        <w:t>)</w:t>
+      </w:r>
+      <w:r>
+        <w:t>.</w:t>
+      </w:r>
+      <w:r>
+        <w:t xml:space="preserve"> </w:t>
+      </w:r>
+      <w:r>
+        <w:t>Ако таймерът изтече преди успешно чекиране, се показва анимацията за неуспех.</w:t>
+      </w:r>
+    </w:p>
+    <w:p>
+      <w:pPr>
+        <w:pStyle w:val="ad"/>
+      </w:pPr>
+      <w:r>
+        <w:drawing>
+          <wp:inline distT="0" distB="0" distL="0" distR="0" wp14:anchorId="3D592A48" wp14:editId="4FB3D462">
+            <wp:extent cx="4053840" cy="4460920"/>
+            <wp:effectExtent l="0" t="0" r="3810" b="0"/>
+            <wp:docPr id="21" name="Картина 21"/>
+            <wp:cNvGraphicFramePr>
+              <a:graphicFrameLocks xmlns:a="http://schemas.openxmlformats.org/drawingml/2006/main" noChangeAspect="1"/>
+            </wp:cNvGraphicFramePr>
+            <a:graphic xmlns:a="http://schemas.openxmlformats.org/drawingml/2006/main">
+              <a:graphicData uri="http://schemas.openxmlformats.org/drawingml/2006/picture">
+                <pic:pic xmlns:pic="http://schemas.openxmlformats.org/drawingml/2006/picture">
+                  <pic:nvPicPr>
+                    <pic:cNvPr id="1" name=""/>
+                    <pic:cNvPicPr/>
+                  </pic:nvPicPr>
+                  <pic:blipFill>
+                    <a:blip r:embed="rId22"/>
+                    <a:stretch>
+                      <a:fillRect/>
+                    </a:stretch>
+                  </pic:blipFill>
+                  <pic:spPr>
+                    <a:xfrm>
+                      <a:off x="0" y="0"/>
+                      <a:ext cx="4117356" cy="4530815"/>
+                    </a:xfrm>
+                    <a:prstGeom prst="rect">
+                      <a:avLst/>
+                    </a:prstGeom>
+                  </pic:spPr>
+                </pic:pic>
+              </a:graphicData>
+            </a:graphic>
+          </wp:inline>
+        </w:drawing>
+      </w:r>
+      <w:r>
+        <w:t xml:space="preserve"> </w:t>
+      </w:r>
+    </w:p>
+    <w:p>
+      <w:pPr>
+        <w:pStyle w:val="ad"/>
+        <w:rPr>
+          <w:i w:val="0"/>
+        </w:rPr>
+      </w:pPr>
+      <w:r>
+        <w:rPr>
+          <w:b/>
+          <w:i w:val="0"/>
+        </w:rPr>
+        <w:t>Фиг. 13.</w:t>
+      </w:r>
+      <w:r>
+        <w:rPr>
+          <w:i w:val="0"/>
+        </w:rPr>
+        <w:t xml:space="preserve"> Стартиране на сесия за чекиране</w:t>
+      </w:r>
+    </w:p>
+    <w:p>
+      <w:r>
+        <w:lastRenderedPageBreak/>
+        <w:t>Методите onResu</w:t>
+      </w:r>
+      <w:r>
+        <w:t>me() и onPause() се извикват при показване и излизане (или скриване)</w:t>
+      </w:r>
+      <w:r>
+        <w:t xml:space="preserve"> на екрана. В onResume() се задават два callback-а към NfcHceService: единият за успешно чекиране,</w:t>
+      </w:r>
+      <w:r>
+        <w:t xml:space="preserve"> а</w:t>
+      </w:r>
+      <w:r>
+        <w:t xml:space="preserve"> другият за грешка. В onPause() таймерът се спира, с</w:t>
+      </w:r>
+      <w:r>
+        <w:t>есията се деактивира и колбец</w:t>
+      </w:r>
+      <w:r>
+        <w:t>ите се изчистват.</w:t>
+      </w:r>
+    </w:p>
+    <w:p>
+      <w:pPr>
+        <w:pStyle w:val="3"/>
+        <w:numPr>
+          <w:ilvl w:val="1"/>
+          <w:numId w:val="49"/>
+        </w:numPr>
+      </w:pPr>
+      <w:r>
+        <w:t>Клас NfcHceService</w:t>
+      </w:r>
+    </w:p>
+    <w:p>
+      <w:r>
+        <w:t xml:space="preserve">NfcHceService наследява HostApduService и реализира виртуалната NFC карта. </w:t>
+      </w:r>
+      <w:r>
+        <w:rPr>
+          <w:szCs w:val="24"/>
+        </w:rPr>
+        <w:t>Това</w:t>
+      </w:r>
+      <w:r>
+        <w:rPr>
+          <w:szCs w:val="24"/>
+        </w:rPr>
+        <w:t xml:space="preserve"> е</w:t>
+      </w:r>
+      <w:r>
+        <w:rPr>
+          <w:szCs w:val="24"/>
+        </w:rPr>
+        <w:t xml:space="preserve"> и може би</w:t>
+      </w:r>
+      <w:r>
+        <w:rPr>
+          <w:szCs w:val="24"/>
+        </w:rPr>
+        <w:t xml:space="preserve"> най-важният</w:t>
+      </w:r>
+      <w:r>
+        <w:rPr>
+          <w:szCs w:val="24"/>
+        </w:rPr>
+        <w:t xml:space="preserve"> и интересен</w:t>
+      </w:r>
+      <w:r>
+        <w:rPr>
+          <w:szCs w:val="24"/>
+        </w:rPr>
+        <w:t xml:space="preserve"> компонент на приложението.</w:t>
+      </w:r>
+      <w:r>
+        <w:rPr>
+          <w:szCs w:val="24"/>
+        </w:rPr>
+        <w:t xml:space="preserve"> </w:t>
+      </w:r>
+      <w:r>
+        <w:t xml:space="preserve">Услугата работи </w:t>
+      </w:r>
+      <w:r>
+        <w:t>при отворено приложение и активиран таймер за чекиране (натиснат е бутона „Чекирай се“ при което започва да тече 30-секундния диапазон)</w:t>
+      </w:r>
+      <w:r>
+        <w:t>. Три полета в companion object управляват комуникацията с HomeActi</w:t>
+      </w:r>
+      <w:r>
+        <w:t xml:space="preserve">vity. Единият от тях е </w:t>
+      </w:r>
+      <w:r>
+        <w:t>isCheckinActive</w:t>
+      </w:r>
+      <w:r>
+        <w:t>. Той</w:t>
+      </w:r>
+      <w:r>
+        <w:t xml:space="preserve"> контролира д</w:t>
+      </w:r>
+      <w:r>
+        <w:t>али услугата отговаря на четеца.</w:t>
+      </w:r>
+      <w:r>
+        <w:t xml:space="preserve"> tapCallback се извиква при успешно чекиране, а failureCallback при прекъсната NFC връзка.</w:t>
+      </w:r>
+    </w:p>
+    <w:p>
+      <w:r>
+        <w:t>Методът processCommandApdu() се извиква от Android OS при всяка входяща APDU команда. Първата</w:t>
+      </w:r>
+      <w:r>
+        <w:t xml:space="preserve"> проверка е за isCheckinActive -</w:t>
+      </w:r>
+      <w:r>
+        <w:t xml:space="preserve"> ако сесията не е активна, услугата връща SW_NOT_F</w:t>
+      </w:r>
+      <w:r>
+        <w:t>OUND и не изпраща данни. Това е основна защита, без която</w:t>
       </w:r>
       <w:bookmarkStart w:id="9" w:name="_GoBack"/>
       <w:bookmarkEnd w:id="9"/>
       <w:r>
+        <w:t xml:space="preserve"> всеки NFC четец с правилния AID би получил payload без знанието на студента:</w:t>
+      </w:r>
+      <w:r>
+        <w:br w:type="page"/>
+      </w:r>
+    </w:p>
+    <w:p>
+      <w:pPr>
+        <w:spacing w:line="259" w:lineRule="auto"/>
+        <w:ind w:firstLine="0"/>
+        <w:jc w:val="left"/>
+      </w:pPr>
+      <w:r>
+        <w:lastRenderedPageBreak/>
         <w:br w:type="page"/>
       </w:r>
     </w:p>
@@ -10447,6 +11787,23 @@
       <w:color w:val="808080"/>
     </w:rPr>
   </w:style>
+  <w:style w:type="paragraph" w:styleId="ad">
+    <w:name w:val="No Spacing"/>
+    <w:uiPriority w:val="1"/>
+    <w:qFormat/>
+    <w:rsid w:val="00C37686"/>
+    <w:pPr>
+      <w:spacing w:before="80" w:line="360" w:lineRule="auto"/>
+      <w:jc w:val="center"/>
+    </w:pPr>
+    <w:rPr>
+      <w:rFonts w:ascii="Times New Roman" w:hAnsi="Times New Roman" w:cs="Times New Roman"/>
+      <w:i/>
+      <w:color w:val="000000"/>
+      <w:sz w:val="24"/>
+      <w:lang w:eastAsia="bg-BG"/>
+    </w:rPr>
+  </w:style>
 </w:styles>
 </file>
 
@@ -10489,21 +11846,21 @@
     <w:charset w:val="00"/>
     <w:family w:val="swiss"/>
     <w:pitch w:val="variable"/>
-    <w:sig w:usb0="E00002FF" w:usb1="4000ACFF" w:usb2="00000001" w:usb3="00000000" w:csb0="0000019F" w:csb1="00000000"/>
+    <w:sig w:usb0="E0002AFF" w:usb1="4000ACFF" w:usb2="00000001" w:usb3="00000000" w:csb0="000001FF" w:csb1="00000000"/>
   </w:font>
   <w:font w:name="Calibri Light">
     <w:panose1 w:val="020F0302020204030204"/>
     <w:charset w:val="00"/>
     <w:family w:val="swiss"/>
     <w:pitch w:val="variable"/>
-    <w:sig w:usb0="A00002EF" w:usb1="4000207B" w:usb2="00000000" w:usb3="00000000" w:csb0="0000009F" w:csb1="00000000"/>
+    <w:sig w:usb0="A0002AEF" w:usb1="4000207B" w:usb2="00000000" w:usb3="00000000" w:csb0="000001FF" w:csb1="00000000"/>
   </w:font>
   <w:font w:name="Cambria">
     <w:panose1 w:val="02040503050406030204"/>
-    <w:charset w:val="00"/>
+    <w:charset w:val="CC"/>
     <w:family w:val="roman"/>
     <w:pitch w:val="variable"/>
-    <w:sig w:usb0="A00002EF" w:usb1="4000004B" w:usb2="00000000" w:usb3="00000000" w:csb0="0000009F" w:csb1="00000000"/>
+    <w:sig w:usb0="A00002EF" w:usb1="4000004B" w:usb2="00000000" w:usb3="00000000" w:csb0="0000019F" w:csb1="00000000"/>
   </w:font>
   <w:font w:name="Bahnschrift">
     <w:panose1 w:val="020B0502040204020203"/>
@@ -10538,7 +11895,7 @@
   </w:compat>
   <w:rsids>
     <w:rsidRoot w:val="00EA5473"/>
-    <w:rsid w:val="00444EA8"/>
+    <w:rsid w:val="000923EC"/>
     <w:rsid w:val="00EA5473"/>
   </w:rsids>
   <m:mathPr>
@@ -11269,7 +12626,7 @@
 </file>
 
 <file path=customXml/itemProps1.xml><?xml version="1.0" encoding="utf-8"?>
-<ds:datastoreItem xmlns:ds="http://schemas.openxmlformats.org/officeDocument/2006/customXml" ds:itemID="{D2B1E72F-EF9B-4798-880B-A87E2D3F2492}">
+<ds:datastoreItem xmlns:ds="http://schemas.openxmlformats.org/officeDocument/2006/customXml" ds:itemID="{AC674F9D-4935-4BFA-8365-04B185E3FA14}">
   <ds:schemaRefs>
     <ds:schemaRef ds:uri="http://schemas.openxmlformats.org/officeDocument/2006/bibliography"/>
   </ds:schemaRefs>

--- a/Дипломна_работа_Мартин_Дамянов.docx
+++ b/Дипломна_работа_Мартин_Дамянов.docx
@@ -1288,7 +1288,7 @@
         <w:pStyle w:val="2"/>
         <w:numPr>
           <w:ilvl w:val="0"/>
-          <w:numId w:val="38"/>
+          <w:numId w:val="6"/>
         </w:numPr>
       </w:pPr>
       <w:bookmarkStart w:id="1" w:name="_Toc231923261"/>
@@ -1299,7 +1299,13 @@
     </w:p>
     <w:p>
       <w:r>
-        <w:t>Основната цел на настоящия дипломен проект е да се проектира и реализира функциониращ прототип на автоматизирана система за отчитане на студентско присъствие, базирана на NFC технология и Host Card Emulation (HCE). Системата трябва да замени ръчния процес по отбелязване на присъствията с автоматизирано решение. То трябва да е надеждно, бързо и криптографски защитено, приложимо в реална учебна среда.</w:t>
+        <w:t>Основната цел на настоящия дипломен проект е да се проектира и реализира функциониращ прототип на автоматизирана система за отчитане на студентско присъствие, базирана на NFC технология и Host Card Emulation (HCE). Системата трябва да замени ръчния процес по отбелязване на присъствията с автоматизирано решение. То трябва да е надеждно,</w:t>
+      </w:r>
+      <w:r>
+        <w:t xml:space="preserve"> бързо и криптографски защитено и</w:t>
+      </w:r>
+      <w:r>
+        <w:t xml:space="preserve"> приложимо в реална учебна среда.</w:t>
       </w:r>
     </w:p>
     <w:p>
@@ -1312,7 +1318,7 @@
         <w:pStyle w:val="2"/>
         <w:numPr>
           <w:ilvl w:val="0"/>
-          <w:numId w:val="38"/>
+          <w:numId w:val="6"/>
         </w:numPr>
       </w:pPr>
       <w:bookmarkStart w:id="2" w:name="_Toc231923262"/>
@@ -1331,7 +1337,7 @@
         <w:pStyle w:val="a4"/>
         <w:numPr>
           <w:ilvl w:val="0"/>
-          <w:numId w:val="4"/>
+          <w:numId w:val="1"/>
         </w:numPr>
         <w:ind w:left="1077" w:hanging="357"/>
         <w:contextualSpacing w:val="0"/>
@@ -1345,7 +1351,7 @@
         <w:pStyle w:val="a4"/>
         <w:numPr>
           <w:ilvl w:val="0"/>
-          <w:numId w:val="4"/>
+          <w:numId w:val="1"/>
         </w:numPr>
         <w:ind w:left="1077" w:hanging="357"/>
         <w:contextualSpacing w:val="0"/>
@@ -1359,7 +1365,7 @@
         <w:pStyle w:val="a4"/>
         <w:numPr>
           <w:ilvl w:val="0"/>
-          <w:numId w:val="4"/>
+          <w:numId w:val="1"/>
         </w:numPr>
         <w:ind w:left="1077" w:hanging="357"/>
         <w:contextualSpacing w:val="0"/>
@@ -1373,7 +1379,7 @@
         <w:pStyle w:val="a4"/>
         <w:numPr>
           <w:ilvl w:val="0"/>
-          <w:numId w:val="4"/>
+          <w:numId w:val="1"/>
         </w:numPr>
         <w:ind w:left="1077" w:hanging="357"/>
         <w:contextualSpacing w:val="0"/>
@@ -1387,7 +1393,7 @@
         <w:pStyle w:val="a4"/>
         <w:numPr>
           <w:ilvl w:val="0"/>
-          <w:numId w:val="4"/>
+          <w:numId w:val="1"/>
         </w:numPr>
         <w:contextualSpacing w:val="0"/>
       </w:pPr>
@@ -1407,7 +1413,7 @@
         <w:pStyle w:val="a4"/>
         <w:numPr>
           <w:ilvl w:val="0"/>
-          <w:numId w:val="4"/>
+          <w:numId w:val="1"/>
         </w:numPr>
       </w:pPr>
       <w:r>
@@ -1422,20 +1428,13 @@
       <w:r>
         <w:t>локална мрежова среда и проверка на пълния функционален цикъл.</w:t>
       </w:r>
-    </w:p>
-    <w:p>
-      <w:pPr>
-        <w:pStyle w:val="a4"/>
-        <w:ind w:left="1080" w:firstLine="0"/>
-        <w:contextualSpacing w:val="0"/>
-      </w:pPr>
     </w:p>
     <w:p>
       <w:pPr>
         <w:pStyle w:val="2"/>
         <w:numPr>
           <w:ilvl w:val="0"/>
-          <w:numId w:val="38"/>
+          <w:numId w:val="6"/>
         </w:numPr>
       </w:pPr>
       <w:bookmarkStart w:id="3" w:name="_Toc231923263"/>
@@ -1459,7 +1458,7 @@
         <w:pStyle w:val="3"/>
         <w:numPr>
           <w:ilvl w:val="1"/>
-          <w:numId w:val="16"/>
+          <w:numId w:val="4"/>
         </w:numPr>
       </w:pPr>
       <w:bookmarkStart w:id="4" w:name="_Toc231923264"/>
@@ -1483,7 +1482,7 @@
         <w:pStyle w:val="3"/>
         <w:numPr>
           <w:ilvl w:val="1"/>
-          <w:numId w:val="16"/>
+          <w:numId w:val="4"/>
         </w:numPr>
       </w:pPr>
       <w:bookmarkStart w:id="5" w:name="_Toc231923265"/>
@@ -1508,7 +1507,7 @@
         <w:pStyle w:val="3"/>
         <w:numPr>
           <w:ilvl w:val="1"/>
-          <w:numId w:val="16"/>
+          <w:numId w:val="4"/>
         </w:numPr>
       </w:pPr>
       <w:bookmarkStart w:id="6" w:name="_Toc231923266"/>
@@ -1532,7 +1531,7 @@
         <w:pStyle w:val="2"/>
         <w:numPr>
           <w:ilvl w:val="0"/>
-          <w:numId w:val="38"/>
+          <w:numId w:val="6"/>
         </w:numPr>
       </w:pPr>
       <w:bookmarkStart w:id="7" w:name="_Toc231923267"/>
@@ -1551,7 +1550,7 @@
         <w:pStyle w:val="a4"/>
         <w:numPr>
           <w:ilvl w:val="0"/>
-          <w:numId w:val="7"/>
+          <w:numId w:val="2"/>
         </w:numPr>
         <w:ind w:hanging="357"/>
         <w:contextualSpacing w:val="0"/>
@@ -1565,7 +1564,7 @@
         <w:pStyle w:val="a4"/>
         <w:numPr>
           <w:ilvl w:val="0"/>
-          <w:numId w:val="7"/>
+          <w:numId w:val="2"/>
         </w:numPr>
         <w:ind w:hanging="357"/>
         <w:contextualSpacing w:val="0"/>
@@ -1579,7 +1578,7 @@
         <w:pStyle w:val="a4"/>
         <w:numPr>
           <w:ilvl w:val="0"/>
-          <w:numId w:val="7"/>
+          <w:numId w:val="2"/>
         </w:numPr>
         <w:ind w:hanging="357"/>
         <w:contextualSpacing w:val="0"/>
@@ -1602,7 +1601,7 @@
         <w:pStyle w:val="a4"/>
         <w:numPr>
           <w:ilvl w:val="0"/>
-          <w:numId w:val="7"/>
+          <w:numId w:val="2"/>
         </w:numPr>
         <w:ind w:hanging="357"/>
         <w:contextualSpacing w:val="0"/>
@@ -1616,7 +1615,7 @@
         <w:pStyle w:val="a4"/>
         <w:numPr>
           <w:ilvl w:val="0"/>
-          <w:numId w:val="7"/>
+          <w:numId w:val="2"/>
         </w:numPr>
         <w:ind w:hanging="357"/>
         <w:contextualSpacing w:val="0"/>
@@ -1650,7 +1649,7 @@
         <w:pStyle w:val="2"/>
         <w:numPr>
           <w:ilvl w:val="0"/>
-          <w:numId w:val="39"/>
+          <w:numId w:val="7"/>
         </w:numPr>
       </w:pPr>
       <w:r>
@@ -1766,7 +1765,7 @@
         <w:pStyle w:val="2"/>
         <w:numPr>
           <w:ilvl w:val="0"/>
-          <w:numId w:val="28"/>
+          <w:numId w:val="5"/>
         </w:numPr>
       </w:pPr>
       <w:r>
@@ -1778,7 +1777,7 @@
         <w:pStyle w:val="3"/>
         <w:numPr>
           <w:ilvl w:val="1"/>
-          <w:numId w:val="28"/>
+          <w:numId w:val="5"/>
         </w:numPr>
       </w:pPr>
       <w:r>
@@ -1968,7 +1967,7 @@
         <w:pStyle w:val="a4"/>
         <w:numPr>
           <w:ilvl w:val="0"/>
-          <w:numId w:val="47"/>
+          <w:numId w:val="12"/>
         </w:numPr>
       </w:pPr>
       <m:oMath>
@@ -2019,7 +2018,7 @@
         <w:pStyle w:val="a4"/>
         <w:numPr>
           <w:ilvl w:val="0"/>
-          <w:numId w:val="47"/>
+          <w:numId w:val="12"/>
         </w:numPr>
       </w:pPr>
       <m:oMath>
@@ -2057,10 +2056,7 @@
         </m:r>
       </m:oMath>
       <w:r>
-        <w:t xml:space="preserve"> (</w:t>
-      </w:r>
-      <w:r>
-        <w:t>≈</w:t>
+        <w:t xml:space="preserve"> (≈</w:t>
       </w:r>
       <w:r>
         <w:rPr>
@@ -2104,7 +2100,7 @@
         <w:pStyle w:val="a4"/>
         <w:numPr>
           <w:ilvl w:val="0"/>
-          <w:numId w:val="47"/>
+          <w:numId w:val="12"/>
         </w:numPr>
       </w:pPr>
       <m:oMath>
@@ -2159,13 +2155,7 @@
         <w:t>,</w:t>
       </w:r>
       <w:r>
-        <w:t xml:space="preserve"> то за съпротивление на резисторите е избрана стойността </w:t>
-      </w:r>
-      <w:r>
-        <w:t>150Ω</w:t>
-      </w:r>
-      <w:r>
-        <w:t xml:space="preserve">. По този начин тока във веригите може да бъде изчислен чрез горното уравнение. А </w:t>
+        <w:t xml:space="preserve"> то за съпротивление на резисторите е избрана стойността 150Ω. По този начин тока във веригите може да бъде изчислен чрез горното уравнение. А </w:t>
       </w:r>
       <w:r>
         <w:t>стойностите на тока през съответните светодиоди са</w:t>
@@ -2179,20 +2169,14 @@
         <w:pStyle w:val="a4"/>
         <w:numPr>
           <w:ilvl w:val="0"/>
-          <w:numId w:val="48"/>
+          <w:numId w:val="13"/>
         </w:numPr>
       </w:pPr>
       <w:r>
         <w:t xml:space="preserve">През </w:t>
       </w:r>
       <w:r>
-        <w:t xml:space="preserve">зелен светодиод: </w:t>
-      </w:r>
-      <w:r>
-        <w:t>≈</w:t>
-      </w:r>
-      <w:r>
-        <w:t xml:space="preserve"> 8.6</w:t>
+        <w:t>зелен светодиод: ≈ 8.6</w:t>
       </w:r>
       <w:r>
         <w:rPr>
@@ -2206,7 +2190,7 @@
         <w:pStyle w:val="a4"/>
         <w:numPr>
           <w:ilvl w:val="0"/>
-          <w:numId w:val="48"/>
+          <w:numId w:val="13"/>
         </w:numPr>
       </w:pPr>
       <w:r>
@@ -2302,7 +2286,7 @@
         <w:pStyle w:val="3"/>
         <w:numPr>
           <w:ilvl w:val="1"/>
-          <w:numId w:val="28"/>
+          <w:numId w:val="5"/>
         </w:numPr>
       </w:pPr>
       <w:r>
@@ -2369,7 +2353,7 @@
         <w:pStyle w:val="3"/>
         <w:numPr>
           <w:ilvl w:val="1"/>
-          <w:numId w:val="28"/>
+          <w:numId w:val="5"/>
         </w:numPr>
       </w:pPr>
       <w:r>
@@ -2414,7 +2398,7 @@
         <w:pStyle w:val="3"/>
         <w:numPr>
           <w:ilvl w:val="1"/>
-          <w:numId w:val="28"/>
+          <w:numId w:val="5"/>
         </w:numPr>
       </w:pPr>
       <w:r>
@@ -2434,7 +2418,7 @@
         <w:pStyle w:val="2"/>
         <w:numPr>
           <w:ilvl w:val="0"/>
-          <w:numId w:val="28"/>
+          <w:numId w:val="5"/>
         </w:numPr>
       </w:pPr>
       <w:r>
@@ -2648,7 +2632,7 @@
         <w:pStyle w:val="a4"/>
         <w:numPr>
           <w:ilvl w:val="0"/>
-          <w:numId w:val="40"/>
+          <w:numId w:val="8"/>
         </w:numPr>
         <w:ind w:left="1077" w:hanging="357"/>
         <w:contextualSpacing w:val="0"/>
@@ -2669,7 +2653,7 @@
         <w:pStyle w:val="a4"/>
         <w:numPr>
           <w:ilvl w:val="0"/>
-          <w:numId w:val="40"/>
+          <w:numId w:val="8"/>
         </w:numPr>
         <w:ind w:left="1077" w:hanging="357"/>
         <w:contextualSpacing w:val="0"/>
@@ -2716,7 +2700,7 @@
         <w:pStyle w:val="a4"/>
         <w:numPr>
           <w:ilvl w:val="0"/>
-          <w:numId w:val="40"/>
+          <w:numId w:val="8"/>
         </w:numPr>
         <w:ind w:left="1077" w:hanging="357"/>
         <w:contextualSpacing w:val="0"/>
@@ -2769,7 +2753,7 @@
         <w:pStyle w:val="a4"/>
         <w:numPr>
           <w:ilvl w:val="0"/>
-          <w:numId w:val="40"/>
+          <w:numId w:val="8"/>
         </w:numPr>
         <w:ind w:left="1077" w:hanging="357"/>
         <w:contextualSpacing w:val="0"/>
@@ -2819,7 +2803,7 @@
         <w:pStyle w:val="a4"/>
         <w:numPr>
           <w:ilvl w:val="0"/>
-          <w:numId w:val="40"/>
+          <w:numId w:val="8"/>
         </w:numPr>
         <w:ind w:left="1077" w:hanging="357"/>
         <w:contextualSpacing w:val="0"/>
@@ -2845,7 +2829,7 @@
         <w:pStyle w:val="a4"/>
         <w:numPr>
           <w:ilvl w:val="0"/>
-          <w:numId w:val="40"/>
+          <w:numId w:val="8"/>
         </w:numPr>
         <w:ind w:left="1077" w:hanging="357"/>
         <w:contextualSpacing w:val="0"/>
@@ -2886,7 +2870,7 @@
         <w:pStyle w:val="a4"/>
         <w:numPr>
           <w:ilvl w:val="0"/>
-          <w:numId w:val="40"/>
+          <w:numId w:val="8"/>
         </w:numPr>
         <w:ind w:left="1077" w:hanging="357"/>
         <w:contextualSpacing w:val="0"/>
@@ -2912,7 +2896,7 @@
         <w:pStyle w:val="2"/>
         <w:numPr>
           <w:ilvl w:val="0"/>
-          <w:numId w:val="28"/>
+          <w:numId w:val="5"/>
         </w:numPr>
       </w:pPr>
       <w:r>
@@ -2932,7 +2916,7 @@
         <w:pStyle w:val="a4"/>
         <w:numPr>
           <w:ilvl w:val="0"/>
-          <w:numId w:val="41"/>
+          <w:numId w:val="9"/>
         </w:numPr>
         <w:contextualSpacing w:val="0"/>
       </w:pPr>
@@ -2957,7 +2941,7 @@
         <w:pStyle w:val="a4"/>
         <w:numPr>
           <w:ilvl w:val="0"/>
-          <w:numId w:val="41"/>
+          <w:numId w:val="9"/>
         </w:numPr>
         <w:ind w:hanging="357"/>
         <w:contextualSpacing w:val="0"/>
@@ -2983,7 +2967,7 @@
         <w:pStyle w:val="a4"/>
         <w:numPr>
           <w:ilvl w:val="0"/>
-          <w:numId w:val="41"/>
+          <w:numId w:val="9"/>
         </w:numPr>
         <w:contextualSpacing w:val="0"/>
       </w:pPr>
@@ -3003,7 +2987,7 @@
         <w:pStyle w:val="2"/>
         <w:numPr>
           <w:ilvl w:val="0"/>
-          <w:numId w:val="28"/>
+          <w:numId w:val="5"/>
         </w:numPr>
       </w:pPr>
       <w:r>
@@ -3131,7 +3115,7 @@
         <w:pStyle w:val="3"/>
         <w:numPr>
           <w:ilvl w:val="1"/>
-          <w:numId w:val="28"/>
+          <w:numId w:val="5"/>
         </w:numPr>
         <w:rPr>
           <w:rStyle w:val="ab"/>
@@ -3140,6 +3124,8 @@
           <w:lang w:val="en-US"/>
         </w:rPr>
       </w:pPr>
+      <w:bookmarkStart w:id="9" w:name="_Users"/>
+      <w:bookmarkEnd w:id="9"/>
       <w:r>
         <w:rPr>
           <w:rStyle w:val="ab"/>
@@ -3176,7 +3162,7 @@
         <w:pStyle w:val="3"/>
         <w:numPr>
           <w:ilvl w:val="1"/>
-          <w:numId w:val="28"/>
+          <w:numId w:val="5"/>
         </w:numPr>
         <w:rPr>
           <w:lang w:val="en-US"/>
@@ -3199,7 +3185,7 @@
         <w:pStyle w:val="3"/>
         <w:numPr>
           <w:ilvl w:val="1"/>
-          <w:numId w:val="28"/>
+          <w:numId w:val="5"/>
         </w:numPr>
         <w:rPr>
           <w:lang w:val="en-US"/>
@@ -3233,7 +3219,7 @@
         <w:pStyle w:val="3"/>
         <w:numPr>
           <w:ilvl w:val="1"/>
-          <w:numId w:val="28"/>
+          <w:numId w:val="5"/>
         </w:numPr>
       </w:pPr>
       <w:r>
@@ -3256,7 +3242,7 @@
         <w:pStyle w:val="3"/>
         <w:numPr>
           <w:ilvl w:val="1"/>
-          <w:numId w:val="28"/>
+          <w:numId w:val="5"/>
         </w:numPr>
         <w:rPr>
           <w:lang w:val="en-US"/>
@@ -3288,7 +3274,7 @@
         <w:pStyle w:val="3"/>
         <w:numPr>
           <w:ilvl w:val="1"/>
-          <w:numId w:val="28"/>
+          <w:numId w:val="5"/>
         </w:numPr>
       </w:pPr>
       <w:r>
@@ -3317,7 +3303,7 @@
         <w:pStyle w:val="3"/>
         <w:numPr>
           <w:ilvl w:val="1"/>
-          <w:numId w:val="28"/>
+          <w:numId w:val="5"/>
         </w:numPr>
       </w:pPr>
       <w:r>
@@ -3359,7 +3345,7 @@
         <w:pStyle w:val="3"/>
         <w:numPr>
           <w:ilvl w:val="1"/>
-          <w:numId w:val="28"/>
+          <w:numId w:val="5"/>
         </w:numPr>
       </w:pPr>
       <w:r>
@@ -3402,7 +3388,7 @@
         <w:pStyle w:val="2"/>
         <w:numPr>
           <w:ilvl w:val="0"/>
-          <w:numId w:val="28"/>
+          <w:numId w:val="5"/>
         </w:numPr>
       </w:pPr>
       <w:r>
@@ -3439,7 +3425,7 @@
         <w:pStyle w:val="a4"/>
         <w:numPr>
           <w:ilvl w:val="0"/>
-          <w:numId w:val="44"/>
+          <w:numId w:val="10"/>
         </w:numPr>
         <w:spacing w:after="100"/>
         <w:contextualSpacing w:val="0"/>
@@ -3454,7 +3440,7 @@
         <w:pStyle w:val="a4"/>
         <w:numPr>
           <w:ilvl w:val="0"/>
-          <w:numId w:val="44"/>
+          <w:numId w:val="10"/>
         </w:numPr>
       </w:pPr>
       <w:r>
@@ -3496,7 +3482,7 @@
         <w:pStyle w:val="a4"/>
         <w:numPr>
           <w:ilvl w:val="0"/>
-          <w:numId w:val="44"/>
+          <w:numId w:val="10"/>
         </w:numPr>
       </w:pPr>
       <w:r>
@@ -3508,7 +3494,7 @@
         <w:pStyle w:val="a4"/>
         <w:numPr>
           <w:ilvl w:val="0"/>
-          <w:numId w:val="44"/>
+          <w:numId w:val="10"/>
         </w:numPr>
       </w:pPr>
       <w:r>
@@ -3520,7 +3506,7 @@
         <w:pStyle w:val="a4"/>
         <w:numPr>
           <w:ilvl w:val="0"/>
-          <w:numId w:val="44"/>
+          <w:numId w:val="10"/>
         </w:numPr>
       </w:pPr>
       <w:r>
@@ -3564,7 +3550,7 @@
         <w:pStyle w:val="2"/>
         <w:numPr>
           <w:ilvl w:val="0"/>
-          <w:numId w:val="46"/>
+          <w:numId w:val="11"/>
         </w:numPr>
       </w:pPr>
       <w:r>
@@ -3576,7 +3562,7 @@
         <w:pStyle w:val="3"/>
         <w:numPr>
           <w:ilvl w:val="1"/>
-          <w:numId w:val="46"/>
+          <w:numId w:val="11"/>
         </w:numPr>
       </w:pPr>
       <w:r>
@@ -3654,7 +3640,7 @@
         <w:pStyle w:val="2"/>
         <w:numPr>
           <w:ilvl w:val="1"/>
-          <w:numId w:val="46"/>
+          <w:numId w:val="11"/>
         </w:numPr>
       </w:pPr>
       <w:r>
@@ -3730,10 +3716,7 @@
         <w:t>едно основно</w:t>
       </w:r>
       <w:r>
-        <w:t xml:space="preserve"> предимство: поддръжка на</w:t>
-      </w:r>
-      <w:r>
-        <w:t xml:space="preserve"> ISO-DEP (ISO 14443-4) протокол, което му позволява да комуникира с мобилни устройства с </w:t>
+        <w:t xml:space="preserve"> предимство: поддръжка на ISO-DEP (ISO 14443-4) протокол, което му позволява да комуникира с мобилни устройства с </w:t>
       </w:r>
       <w:r>
         <w:rPr>
@@ -3751,10 +3734,7 @@
         <w:t xml:space="preserve">NFC </w:t>
       </w:r>
       <w:r>
-        <w:t>модул</w:t>
-      </w:r>
-      <w:r>
-        <w:t>.</w:t>
+        <w:t>модул.</w:t>
       </w:r>
     </w:p>
     <w:p>
@@ -3762,7 +3742,7 @@
         <w:pStyle w:val="2"/>
         <w:numPr>
           <w:ilvl w:val="0"/>
-          <w:numId w:val="46"/>
+          <w:numId w:val="11"/>
         </w:numPr>
       </w:pPr>
       <w:r>
@@ -3774,7 +3754,7 @@
         <w:pStyle w:val="3"/>
         <w:numPr>
           <w:ilvl w:val="1"/>
-          <w:numId w:val="46"/>
+          <w:numId w:val="11"/>
         </w:numPr>
       </w:pPr>
       <w:r>
@@ -3795,16 +3775,7 @@
     </w:p>
     <w:p>
       <w:r>
-        <w:t xml:space="preserve">Фърмуерът на ESP32 е написан на C++ в рамките на Arduino Framework, управляван чрез PlatformIO. Arduino Framework предоставя абстракционен слой над хардуера, </w:t>
-      </w:r>
-      <w:r>
-        <w:t xml:space="preserve">който позволява лесно програмиране на GPIO, SPI и Wi-Fi. Има готова библиотека </w:t>
-      </w:r>
-      <w:r>
-        <w:t>Adafruit PN532</w:t>
-      </w:r>
-      <w:r>
-        <w:t xml:space="preserve">, чрез която се използва и програмира </w:t>
+        <w:t xml:space="preserve">Фърмуерът на ESP32 е написан на C++ в рамките на Arduino Framework, управляван чрез PlatformIO. Arduino Framework предоставя абстракционен слой над хардуера, който позволява лесно програмиране на GPIO, SPI и Wi-Fi. Има готова библиотека Adafruit PN532, чрез която се използва и програмира </w:t>
       </w:r>
       <w:r>
         <w:rPr>
@@ -3821,7 +3792,7 @@
         <w:pStyle w:val="3"/>
         <w:numPr>
           <w:ilvl w:val="1"/>
-          <w:numId w:val="46"/>
+          <w:numId w:val="11"/>
         </w:numPr>
       </w:pPr>
       <w:r>
@@ -3843,16 +3814,7 @@
         <w:t xml:space="preserve"> </w:t>
       </w:r>
       <w:r>
-        <w:t>насам.</w:t>
-      </w:r>
-      <w:r>
-        <w:t xml:space="preserve"> Предлага пълна с</w:t>
-      </w:r>
-      <w:r>
-        <w:t>ъвместимост с Java, по-кратък синтаксис, вграден</w:t>
-      </w:r>
-      <w:r>
-        <w:t xml:space="preserve"> null-safety и поддръжка на </w:t>
+        <w:t xml:space="preserve">насам. Предлага пълна съвместимост с Java, по-кратък синтаксис, вграден null-safety и поддръжка на </w:t>
       </w:r>
       <w:r>
         <w:t xml:space="preserve">асинхронни операции. </w:t>
@@ -3890,7 +3852,7 @@
         <w:pStyle w:val="3"/>
         <w:numPr>
           <w:ilvl w:val="1"/>
-          <w:numId w:val="46"/>
+          <w:numId w:val="11"/>
         </w:numPr>
       </w:pPr>
       <w:r>
@@ -3907,13 +3869,7 @@
         </w:rPr>
       </w:pPr>
       <w:r>
-        <w:t>За</w:t>
-      </w:r>
-      <w:r>
-        <w:t xml:space="preserve"> реализацията на сървърната страна</w:t>
-      </w:r>
-      <w:r>
-        <w:t xml:space="preserve"> е използван</w:t>
+        <w:t>За реализацията на сървърната страна е използван</w:t>
       </w:r>
       <w:r>
         <w:rPr>
@@ -3922,22 +3878,7 @@
         <w:t xml:space="preserve"> Python 3.14</w:t>
       </w:r>
       <w:r>
-        <w:t xml:space="preserve">. </w:t>
-      </w:r>
-      <w:r>
-        <w:t>Избран е заради големият брой</w:t>
-      </w:r>
-      <w:r>
-        <w:t xml:space="preserve"> библиотеки за уеб разработка, ORM и криптография, бърз</w:t>
-      </w:r>
-      <w:r>
-        <w:t>а итерация и по-лесен</w:t>
-      </w:r>
-      <w:r>
-        <w:t xml:space="preserve"> синтаксис</w:t>
-      </w:r>
-      <w:r>
-        <w:t>. За</w:t>
+        <w:t>. Избран е заради големият брой библиотеки за уеб разработка, ORM и криптография, бърза итерация и по-лесен синтаксис. За</w:t>
       </w:r>
       <w:r>
         <w:rPr>
@@ -3969,7 +3910,7 @@
         <w:pStyle w:val="2"/>
         <w:numPr>
           <w:ilvl w:val="1"/>
-          <w:numId w:val="46"/>
+          <w:numId w:val="11"/>
         </w:numPr>
         <w:rPr>
           <w:lang w:val="en-US"/>
@@ -3992,7 +3933,7 @@
         <w:pStyle w:val="2"/>
         <w:numPr>
           <w:ilvl w:val="0"/>
-          <w:numId w:val="46"/>
+          <w:numId w:val="11"/>
         </w:numPr>
       </w:pPr>
       <w:r>
@@ -4004,7 +3945,7 @@
         <w:pStyle w:val="3"/>
         <w:numPr>
           <w:ilvl w:val="1"/>
-          <w:numId w:val="46"/>
+          <w:numId w:val="11"/>
         </w:numPr>
       </w:pPr>
       <w:r>
@@ -4016,45 +3957,12 @@
     </w:p>
     <w:p>
       <w:r>
-        <w:t xml:space="preserve">FastAPI е </w:t>
-      </w:r>
-      <w:r>
-        <w:t xml:space="preserve"> Python уеб фреймуърк за изграждане на REST API, базиран на стандарта OpenAPI и Pydantic за валидация на данните. Поддържа асинхронно изпълнение чрез Python asyncio</w:t>
-      </w:r>
-      <w:r>
-        <w:t xml:space="preserve"> и има възможност за </w:t>
-      </w:r>
-      <w:r>
-        <w:t>автоматично генерира</w:t>
-      </w:r>
-      <w:r>
-        <w:t>не на</w:t>
-      </w:r>
-      <w:r>
-        <w:t xml:space="preserve"> документация.</w:t>
-      </w:r>
-    </w:p>
-    <w:p>
-      <w:r>
-        <w:t>FastAPI е избран пред Flask и Django пор</w:t>
-      </w:r>
-      <w:r>
-        <w:t>ади възможността за асинхронна обработка,</w:t>
-      </w:r>
-      <w:r>
-        <w:t xml:space="preserve"> автоматичната валидация</w:t>
-      </w:r>
-      <w:r>
-        <w:t xml:space="preserve"> на данните</w:t>
-      </w:r>
-      <w:r>
-        <w:t xml:space="preserve"> чрез Pydantic схеми и значително по-високата про</w:t>
-      </w:r>
-      <w:r>
-        <w:t>изводителност при I/O опе</w:t>
-      </w:r>
-      <w:r>
-        <w:t>рации.</w:t>
+        <w:t>FastAPI е  Python уеб фреймуърк за изграждане на REST API, базиран на стандарта OpenAPI и Pydantic за валидация на данните. Поддържа асинхронно изпълнение чрез Python asyncio и има възможност за автоматично генериране на документация.</w:t>
+      </w:r>
+    </w:p>
+    <w:p>
+      <w:r>
+        <w:t>FastAPI е избран пред Flask и Django поради възможността за асинхронна обработка, автоматичната валидация на данните чрез Pydantic схеми и значително по-високата производителност при I/O операции.</w:t>
       </w:r>
     </w:p>
     <w:p>
@@ -4062,7 +3970,7 @@
         <w:pStyle w:val="2"/>
         <w:numPr>
           <w:ilvl w:val="1"/>
-          <w:numId w:val="46"/>
+          <w:numId w:val="11"/>
         </w:numPr>
       </w:pPr>
       <w:r>
@@ -4077,13 +3985,7 @@
     <w:p>
       <w:r>
         <w:lastRenderedPageBreak/>
-        <w:t>Асинхронният режим се използва</w:t>
-      </w:r>
-      <w:r>
-        <w:t>, за да не блокира FastAPI event loop при изпълнение на бавни I/O операции към б</w:t>
-      </w:r>
-      <w:r>
-        <w:t>азата данни.</w:t>
+        <w:t>Асинхронният режим се използва, за да не блокира FastAPI event loop при изпълнение на бавни I/O операции към базата данни.</w:t>
       </w:r>
     </w:p>
     <w:p>
@@ -4091,7 +3993,7 @@
         <w:pStyle w:val="3"/>
         <w:numPr>
           <w:ilvl w:val="1"/>
-          <w:numId w:val="46"/>
+          <w:numId w:val="11"/>
         </w:numPr>
       </w:pPr>
       <w:r>
@@ -4100,22 +4002,7 @@
     </w:p>
     <w:p>
       <w:r>
-        <w:t>Adafruit PN532 е C++ библиотека за управление на PN532 NFC модула в Arduino среда. Предоставя функции за инициализация, конфигурация и обмен на данни с NFC устройства</w:t>
-      </w:r>
-      <w:r>
-        <w:t xml:space="preserve">. </w:t>
-      </w:r>
-      <w:r>
-        <w:t>Ключово ограничение на верс</w:t>
-      </w:r>
-      <w:r>
-        <w:t xml:space="preserve">ия 1.3.1 е вътрешният буфер от 64 байта. </w:t>
-      </w:r>
-      <w:r>
-        <w:t>Това определя макс</w:t>
-      </w:r>
-      <w:r>
-        <w:t>ималния размер на NFC payload-а.</w:t>
+        <w:t>Adafruit PN532 е C++ библиотека за управление на PN532 NFC модула в Arduino среда. Предоставя функции за инициализация, конфигурация и обмен на данни с NFC устройства. Ключово ограничение на версия 1.3.1 е вътрешният буфер от 64 байта. Това определя максималния размер на NFC payload-а.</w:t>
       </w:r>
     </w:p>
     <w:p>
@@ -4123,7 +4010,7 @@
         <w:pStyle w:val="3"/>
         <w:numPr>
           <w:ilvl w:val="1"/>
-          <w:numId w:val="46"/>
+          <w:numId w:val="11"/>
         </w:numPr>
       </w:pPr>
       <w:r>
@@ -4132,22 +4019,7 @@
     </w:p>
     <w:p>
       <w:r>
-        <w:t xml:space="preserve">Retrofit2 е типобезопасен HTTP клиент за Android и Java, </w:t>
-      </w:r>
-      <w:r>
-        <w:t xml:space="preserve">разработен от Square. Позволява </w:t>
-      </w:r>
-      <w:r>
-        <w:t>дефиниране на REST API endpoints като Kotlin и</w:t>
-      </w:r>
-      <w:r>
-        <w:t xml:space="preserve">нтерфейси с анотации и поддържа асинхронно изпълнение. </w:t>
-      </w:r>
-      <w:r>
-        <w:t>Retrofit е стандартният избор за мрежова комуникация в Android</w:t>
-      </w:r>
-      <w:r>
-        <w:t>.</w:t>
+        <w:t>Retrofit2 е типобезопасен HTTP клиент за Android и Java, разработен от Square. Позволява дефиниране на REST API endpoints като Kotlin интерфейси с анотации и поддържа асинхронно изпълнение. Retrofit е стандартният избор за мрежова комуникация в Android.</w:t>
       </w:r>
     </w:p>
     <w:p>
@@ -4155,7 +4027,7 @@
         <w:pStyle w:val="2"/>
         <w:numPr>
           <w:ilvl w:val="0"/>
-          <w:numId w:val="46"/>
+          <w:numId w:val="11"/>
         </w:numPr>
       </w:pPr>
       <w:r>
@@ -4164,39 +4036,12 @@
     </w:p>
     <w:p>
       <w:r>
-        <w:t xml:space="preserve">За съхранение </w:t>
-      </w:r>
-      <w:r>
-        <w:t>на данните е използвана SQLite. Тя е</w:t>
-      </w:r>
-      <w:r>
-        <w:t xml:space="preserve"> </w:t>
-      </w:r>
-      <w:r>
-        <w:t>олекотена</w:t>
-      </w:r>
-      <w:r>
-        <w:t xml:space="preserve"> релационна база данни, която не изисква отделен сървърен процес. Достъпът се осъществява асинхронно чрез драйвера aiosqlite, съвместим с asyncio event loop на FastAPI.</w:t>
-      </w:r>
-    </w:p>
-    <w:p>
-      <w:r>
-        <w:t xml:space="preserve">SQLite е избрана поради </w:t>
-      </w:r>
-      <w:r>
-        <w:t>лесното внедряване – използва се един .db файл. П</w:t>
-      </w:r>
-      <w:r>
-        <w:t>роизводителност</w:t>
-      </w:r>
-      <w:r>
-        <w:t>та му е достатъчна за проекта (</w:t>
-      </w:r>
-      <w:r>
-        <w:t>стотици студенти) и пълната съвместимост с SQLAlchemy ORM. При нужда от мащабиране SQLAlchemy позволява миграция към PostgreSQL</w:t>
-      </w:r>
-      <w:r>
-        <w:t xml:space="preserve"> или</w:t>
+        <w:t>За съхранение на данните е използвана SQLite. Тя е олекотена релационна база данни, която не изисква отделен сървърен процес. Достъпът се осъществява асинхронно чрез драйвера aiosqlite, съвместим с asyncio event loop на FastAPI.</w:t>
+      </w:r>
+    </w:p>
+    <w:p>
+      <w:r>
+        <w:t>SQLite е избрана поради лесното внедряване – използва се един .db файл. Производителността му е достатъчна за проекта (стотици студенти) и пълната съвместимост с SQLAlchemy ORM. При нужда от мащабиране SQLAlchemy позволява миграция към PostgreSQL или</w:t>
       </w:r>
       <w:r>
         <w:rPr>
@@ -4213,7 +4058,7 @@
         <w:pStyle w:val="2"/>
         <w:numPr>
           <w:ilvl w:val="0"/>
-          <w:numId w:val="46"/>
+          <w:numId w:val="11"/>
         </w:numPr>
       </w:pPr>
       <w:r>
@@ -4225,7 +4070,7 @@
         <w:pStyle w:val="3"/>
         <w:numPr>
           <w:ilvl w:val="1"/>
-          <w:numId w:val="46"/>
+          <w:numId w:val="11"/>
         </w:numPr>
       </w:pPr>
       <w:r>
@@ -4248,7 +4093,7 @@
         <w:pStyle w:val="3"/>
         <w:numPr>
           <w:ilvl w:val="1"/>
-          <w:numId w:val="46"/>
+          <w:numId w:val="11"/>
         </w:numPr>
       </w:pPr>
       <w:r>
@@ -4263,10 +4108,7 @@
     <w:p>
       <w:r>
         <w:lastRenderedPageBreak/>
-        <w:t>По този начин</w:t>
-      </w:r>
-      <w:r>
-        <w:t xml:space="preserve"> HMAC ключът не може да бъде извлечен дори при root достъп до устройството, тъй като дешифрирането изисква хардуерна атестация от самия Keystore чип.</w:t>
+        <w:t>По този начин HMAC ключът не може да бъде извлечен дори при root достъп до устройството, тъй като дешифрирането изисква хардуерна атестация от самия Keystore чип.</w:t>
       </w:r>
     </w:p>
     <w:p>
@@ -4274,7 +4116,7 @@
         <w:pStyle w:val="3"/>
         <w:numPr>
           <w:ilvl w:val="1"/>
-          <w:numId w:val="46"/>
+          <w:numId w:val="11"/>
         </w:numPr>
       </w:pPr>
       <w:r>
@@ -4298,13 +4140,7 @@
         <w:t>)</w:t>
       </w:r>
       <w:r>
-        <w:t xml:space="preserve"> се използва за ау</w:t>
-      </w:r>
-      <w:r>
-        <w:t>тентикация в REST API. При успешен логин сървърът издава токен, подписан с HMAC-SHA256 и таен ключ, с 24-часов живот. Токенът се включва в Authorization hea</w:t>
-      </w:r>
-      <w:r>
-        <w:t>der на всяка последваща заявка.</w:t>
+        <w:t xml:space="preserve"> се използва за аутентикация в REST API. При успешен логин сървърът издава токен, подписан с HMAC-SHA256 и таен ключ, с 24-часов живот. Токенът се включва в Authorization header на всяка последваща заявка.</w:t>
       </w:r>
       <w:r>
         <w:rPr>
@@ -4313,16 +4149,7 @@
         <w:t xml:space="preserve"> </w:t>
       </w:r>
       <w:r>
-        <w:t xml:space="preserve">JWT е предпочетен </w:t>
-      </w:r>
-      <w:r>
-        <w:t>поради съвместимостта му с</w:t>
-      </w:r>
-      <w:r>
-        <w:t xml:space="preserve"> FastAPI, и лесната интеграция с </w:t>
-      </w:r>
-      <w:r>
-        <w:t xml:space="preserve">други </w:t>
+        <w:t xml:space="preserve">JWT е предпочетен поради съвместимостта му с FastAPI, и лесната интеграция с други </w:t>
       </w:r>
       <w:r>
         <w:rPr>
@@ -4331,10 +4158,7 @@
         <w:t>P</w:t>
       </w:r>
       <w:r>
-        <w:t>ython</w:t>
-      </w:r>
-      <w:r>
-        <w:t xml:space="preserve"> библиотеката.</w:t>
+        <w:t>ython библиотеката.</w:t>
       </w:r>
     </w:p>
     <w:p>
@@ -4342,7 +4166,7 @@
         <w:pStyle w:val="2"/>
         <w:numPr>
           <w:ilvl w:val="0"/>
-          <w:numId w:val="46"/>
+          <w:numId w:val="11"/>
         </w:numPr>
       </w:pPr>
       <w:r>
@@ -4354,7 +4178,7 @@
         <w:pStyle w:val="3"/>
         <w:numPr>
           <w:ilvl w:val="1"/>
-          <w:numId w:val="46"/>
+          <w:numId w:val="11"/>
         </w:numPr>
       </w:pPr>
       <w:r>
@@ -4363,10 +4187,7 @@
     </w:p>
     <w:p>
       <w:r>
-        <w:t xml:space="preserve">ISO 14443 дефинира физическия и протоколния слой за безконтактни карти с обхват до 10 cm. Частта ISO 14443-3 дефинира инициализацията и </w:t>
-      </w:r>
-      <w:r>
-        <w:t>механизъм</w:t>
+        <w:t>ISO 14443 дефинира физическия и протоколния слой за безконтактни карти с обхват до 10 cm. Частта ISO 14443-3 дефинира инициализацията и механизъм</w:t>
       </w:r>
       <w:r>
         <w:rPr>
@@ -4375,16 +4196,7 @@
         <w:t xml:space="preserve"> </w:t>
       </w:r>
       <w:r>
-        <w:t>против колизии</w:t>
-      </w:r>
-      <w:r>
-        <w:t>, докато ISO 14443-4 (ISO-DEP) добавя транспортен прот</w:t>
-      </w:r>
-      <w:r>
-        <w:t xml:space="preserve">окол за пренос на APDU команди. </w:t>
-      </w:r>
-      <w:r>
-        <w:t>ISO-DEP е задължителен за комуникация с Android HCE услуги и се активира на ESP32 чрез функцията inListPassiveTarget() на Adafruit PN532 библиотеката.</w:t>
+        <w:t>против колизии, докато ISO 14443-4 (ISO-DEP) добавя транспортен протокол за пренос на APDU команди. ISO-DEP е задължителен за комуникация с Android HCE услуги и се активира на ESP32 чрез функцията inListPassiveTarget() на Adafruit PN532 библиотеката.</w:t>
       </w:r>
     </w:p>
     <w:p>
@@ -4392,7 +4204,7 @@
         <w:pStyle w:val="3"/>
         <w:numPr>
           <w:ilvl w:val="1"/>
-          <w:numId w:val="46"/>
+          <w:numId w:val="11"/>
         </w:numPr>
       </w:pPr>
       <w:r>
@@ -4401,28 +4213,7 @@
     </w:p>
     <w:p>
       <w:r>
-        <w:t>ISO 7816-4 дефинира структурата на APDU (Application Protocol Data Unit) командите, използвани за комуникация между четец</w:t>
-      </w:r>
-      <w:r>
-        <w:t>а</w:t>
-      </w:r>
-      <w:r>
-        <w:t xml:space="preserve"> и </w:t>
-      </w:r>
-      <w:r>
-        <w:t xml:space="preserve"> виртуалната </w:t>
-      </w:r>
-      <w:r>
-        <w:t>карта</w:t>
-      </w:r>
-      <w:r>
-        <w:t xml:space="preserve">. Командата </w:t>
-      </w:r>
-      <w:r>
-        <w:t>APDU съдържа полета CLA, INS, P1, P2, L</w:t>
-      </w:r>
-      <w:r>
-        <w:t>c (дължина на данни) и данните.</w:t>
+        <w:t>ISO 7816-4 дефинира структурата на APDU (Application Protocol Data Unit) командите, използвани за комуникация между четеца и  виртуалната карта. Командата APDU съдържа полета CLA, INS, P1, P2, Lc (дължина на данни) и данните.</w:t>
       </w:r>
     </w:p>
     <w:p>
@@ -4430,7 +4221,7 @@
         <w:pStyle w:val="3"/>
         <w:numPr>
           <w:ilvl w:val="1"/>
-          <w:numId w:val="46"/>
+          <w:numId w:val="11"/>
         </w:numPr>
       </w:pPr>
       <w:r>
@@ -4460,16 +4251,7 @@
         <w:t>)</w:t>
       </w:r>
       <w:r>
-        <w:t xml:space="preserve"> е функционалност, въведена в Android 4.4 (API 19), позволяваща на Android приложения да емулират NFC смарт карти без хардуерен Secure Element. Приложението регистрира AID идентификатор в apdus</w:t>
-      </w:r>
-      <w:r>
-        <w:t>ervice.xml и Android OS маршрутизи</w:t>
-      </w:r>
-      <w:r>
-        <w:t xml:space="preserve">ра съответните APDU команди към </w:t>
-      </w:r>
-      <w:r>
-        <w:t>регистрираната HostApduService.</w:t>
+        <w:t xml:space="preserve"> е функционалност, въведена в Android 4.4 (API 19), позволяваща на Android приложения да емулират NFC смарт карти без хардуерен Secure Element. Приложението регистрира AID идентификатор в apduservice.xml и Android OS маршрутизира съответните APDU команди към регистрираната HostApduService.</w:t>
       </w:r>
       <w:r>
         <w:br w:type="page"/>
@@ -4512,7 +4294,7 @@
         <w:pStyle w:val="2"/>
         <w:numPr>
           <w:ilvl w:val="0"/>
-          <w:numId w:val="49"/>
+          <w:numId w:val="14"/>
         </w:numPr>
       </w:pPr>
       <w:r>
@@ -4565,7 +4347,7 @@
         <w:pStyle w:val="3"/>
         <w:numPr>
           <w:ilvl w:val="1"/>
-          <w:numId w:val="49"/>
+          <w:numId w:val="14"/>
         </w:numPr>
       </w:pPr>
       <w:r>
@@ -4595,10 +4377,7 @@
         <w:t>са дефинирани в</w:t>
       </w:r>
       <w:r>
-        <w:t xml:space="preserve"> отделен файл config.h</w:t>
-      </w:r>
-      <w:r>
-        <w:t xml:space="preserve"> като константи</w:t>
+        <w:t xml:space="preserve"> отделен файл config.h като константи</w:t>
       </w:r>
       <w:r>
         <w:t xml:space="preserve">. </w:t>
@@ -4696,7 +4475,7 @@
         <w:pStyle w:val="3"/>
         <w:numPr>
           <w:ilvl w:val="1"/>
-          <w:numId w:val="49"/>
+          <w:numId w:val="14"/>
         </w:numPr>
       </w:pPr>
       <w:r>
@@ -4801,7 +4580,7 @@
         <w:pStyle w:val="3"/>
         <w:numPr>
           <w:ilvl w:val="1"/>
-          <w:numId w:val="49"/>
+          <w:numId w:val="14"/>
         </w:numPr>
       </w:pPr>
       <w:r>
@@ -4937,7 +4716,7 @@
         <w:pStyle w:val="3"/>
         <w:numPr>
           <w:ilvl w:val="1"/>
-          <w:numId w:val="49"/>
+          <w:numId w:val="14"/>
         </w:numPr>
       </w:pPr>
       <w:r>
@@ -5060,13 +4839,7 @@
         <w:rPr>
           <w:lang w:val="en-US"/>
         </w:rPr>
-        <w:t>loop</w:t>
-      </w:r>
-      <w:r>
-        <w:rPr>
-          <w:lang w:val="en-US"/>
-        </w:rPr>
-        <w:t xml:space="preserve">() </w:t>
+        <w:t xml:space="preserve">loop() </w:t>
       </w:r>
       <w:r>
         <w:t>функция, чакаща</w:t>
@@ -5101,7 +4874,7 @@
         <w:pStyle w:val="3"/>
         <w:numPr>
           <w:ilvl w:val="1"/>
-          <w:numId w:val="49"/>
+          <w:numId w:val="14"/>
         </w:numPr>
       </w:pPr>
       <w:r>
@@ -5212,10 +4985,7 @@
         <w:t xml:space="preserve">() </w:t>
       </w:r>
       <w:r>
-        <w:t>функция</w:t>
-      </w:r>
-      <w:r>
-        <w:t xml:space="preserve"> за</w:t>
+        <w:t>функция за</w:t>
       </w:r>
       <w:r>
         <w:t xml:space="preserve"> декодиране на бинарния NFC отговор</w:t>
@@ -5232,7 +5002,7 @@
         <w:pStyle w:val="3"/>
         <w:numPr>
           <w:ilvl w:val="1"/>
-          <w:numId w:val="49"/>
+          <w:numId w:val="14"/>
         </w:numPr>
       </w:pPr>
       <w:r>
@@ -5374,7 +5144,7 @@
         <w:pStyle w:val="2"/>
         <w:numPr>
           <w:ilvl w:val="0"/>
-          <w:numId w:val="49"/>
+          <w:numId w:val="14"/>
         </w:numPr>
       </w:pPr>
       <w:r>
@@ -5397,7 +5167,7 @@
         <w:pStyle w:val="3"/>
         <w:numPr>
           <w:ilvl w:val="1"/>
-          <w:numId w:val="49"/>
+          <w:numId w:val="14"/>
         </w:numPr>
       </w:pPr>
       <w:r>
@@ -5562,7 +5332,7 @@
         <w:pStyle w:val="3"/>
         <w:numPr>
           <w:ilvl w:val="1"/>
-          <w:numId w:val="49"/>
+          <w:numId w:val="14"/>
         </w:numPr>
         <w:rPr>
           <w:lang w:val="en-US"/>
@@ -5583,19 +5353,10 @@
         <w:t xml:space="preserve"> са две заявки: login за вход в системата и provisionKey за получаване на HMAC ключа от сървъра. </w:t>
       </w:r>
       <w:r>
-        <w:t>Интерфейсът е показана на фиг.</w:t>
-      </w:r>
-      <w:r>
-        <w:t xml:space="preserve"> </w:t>
-      </w:r>
-      <w:r>
-        <w:t>11</w:t>
-      </w:r>
-      <w:r>
-        <w:t xml:space="preserve">. </w:t>
-      </w:r>
-      <w:r>
-        <w:t xml:space="preserve">Обектът RetrofitClient създава единствена инстанция на клиента, която се използва навсякъде в приложението. </w:t>
+        <w:t>Интерфейсът е показана на фиг. 11</w:t>
+      </w:r>
+      <w:r>
+        <w:t xml:space="preserve">. Обектът RetrofitClient създава единствена инстанция на клиента, която се използва навсякъде в приложението. </w:t>
       </w:r>
     </w:p>
     <w:p>
@@ -5666,10 +5427,7 @@
         <w:t xml:space="preserve">ApiService </w:t>
       </w:r>
       <w:r>
-        <w:t xml:space="preserve">със заявки за логин и </w:t>
-      </w:r>
-      <w:r>
-        <w:t>provisionKey</w:t>
+        <w:t>със заявки за логин и provisionKey</w:t>
       </w:r>
     </w:p>
     <w:p>
@@ -5705,13 +5463,7 @@
       </w:r>
       <w:r>
         <w:lastRenderedPageBreak/>
-        <w:t xml:space="preserve">да влезе то при самото влизане на новия студент се взимат наново съответните му </w:t>
-      </w:r>
-      <w:r>
-        <w:t>HMAC ключ</w:t>
-      </w:r>
-      <w:r>
-        <w:t xml:space="preserve">, </w:t>
+        <w:t xml:space="preserve">да влезе то при самото влизане на новия студент се взимат наново съответните му HMAC ключ, </w:t>
       </w:r>
       <w:r>
         <w:rPr>
@@ -5728,7 +5480,7 @@
         <w:pStyle w:val="3"/>
         <w:numPr>
           <w:ilvl w:val="1"/>
-          <w:numId w:val="49"/>
+          <w:numId w:val="14"/>
         </w:numPr>
         <w:rPr>
           <w:lang w:val="en-US"/>
@@ -5811,19 +5563,10 @@
         <w:rPr>
           <w:b/>
         </w:rPr>
-        <w:t>Фиг</w:t>
-      </w:r>
-      <w:r>
-        <w:rPr>
-          <w:b/>
-        </w:rPr>
-        <w:t>. 12</w:t>
-      </w:r>
-      <w:r>
-        <w:t xml:space="preserve"> </w:t>
-      </w:r>
-      <w:r>
-        <w:t>Вход и получаване на данни от сървъра</w:t>
+        <w:t>Фиг. 12</w:t>
+      </w:r>
+      <w:r>
+        <w:t xml:space="preserve"> Вход и получаване на данни от сървъра</w:t>
       </w:r>
     </w:p>
     <w:p>
@@ -5831,10 +5574,7 @@
         <w:t xml:space="preserve">Ако не е намерена информация за логнат потребител, се показва страницата за влизане в профил. </w:t>
       </w:r>
       <w:r>
-        <w:t>На фиг. 12 е показан кода за логването в приложението</w:t>
-      </w:r>
-      <w:r>
-        <w:t xml:space="preserve">. </w:t>
+        <w:t xml:space="preserve">На фиг. 12 е показан кода за логването в приложението. </w:t>
       </w:r>
       <w:r>
         <w:t xml:space="preserve">След като бъдат въведени данните за вход и се натисне бутона за влизане, </w:t>
@@ -5870,7 +5610,7 @@
         <w:pStyle w:val="3"/>
         <w:numPr>
           <w:ilvl w:val="1"/>
-          <w:numId w:val="49"/>
+          <w:numId w:val="14"/>
         </w:numPr>
         <w:rPr>
           <w:lang w:val="en-US"/>
@@ -6074,7 +5814,7 @@
         <w:pStyle w:val="3"/>
         <w:numPr>
           <w:ilvl w:val="1"/>
-          <w:numId w:val="49"/>
+          <w:numId w:val="14"/>
         </w:numPr>
       </w:pPr>
       <w:r>
@@ -6089,93 +5829,2196 @@
         <w:rPr>
           <w:szCs w:val="24"/>
         </w:rPr>
-        <w:t>Това</w:t>
-      </w:r>
+        <w:t xml:space="preserve">Това е и може би най-важният и интересен компонент на приложението. </w:t>
+      </w:r>
+      <w:r>
+        <w:t xml:space="preserve">Услугата работи </w:t>
+      </w:r>
+      <w:r>
+        <w:t>при отворено приложение и активиран таймер за чекиране (натиснат е бутона „Чекирай се“ при което започва да тече 30-секундния диапазон)</w:t>
+      </w:r>
+      <w:r>
+        <w:t>. Три полета в companion object управляват комуникацията с HomeActi</w:t>
+      </w:r>
+      <w:r>
+        <w:t xml:space="preserve">vity. Единият от тях е </w:t>
+      </w:r>
+      <w:r>
+        <w:t>isCheckinActive</w:t>
+      </w:r>
+      <w:r>
+        <w:t>. Той</w:t>
+      </w:r>
+      <w:r>
+        <w:t xml:space="preserve"> контролира д</w:t>
+      </w:r>
+      <w:r>
+        <w:t>али услугата отговаря на четеца.</w:t>
+      </w:r>
+      <w:r>
+        <w:t xml:space="preserve"> tapCallback се извиква при успешно чекиране, а failureCallback при прекъсната NFC връзка.</w:t>
+      </w:r>
+    </w:p>
+    <w:p>
+      <w:r>
+        <w:t>Методът processCommandApdu() се извиква от Android OS при всяка входяща APDU команда. Първата</w:t>
+      </w:r>
+      <w:r>
+        <w:t xml:space="preserve"> проверка е за isCheckinActive -</w:t>
+      </w:r>
+      <w:r>
+        <w:t xml:space="preserve"> ако сесията не е активна, услугата връща SW_NOT_F</w:t>
+      </w:r>
+      <w:r>
+        <w:t>OUND и не изпраща данн</w:t>
+      </w:r>
+      <w:r>
+        <w:t>и. Това е з</w:t>
+      </w:r>
+      <w:r>
+        <w:t>ащита</w:t>
+      </w:r>
+      <w:r>
+        <w:t xml:space="preserve"> против изпращането на информация към чужди четци, които с правилния </w:t>
+      </w:r>
+      <w:r>
+        <w:rPr>
+          <w:lang w:val="en-US"/>
+        </w:rPr>
+        <w:t xml:space="preserve">AID </w:t>
+      </w:r>
+      <w:r>
+        <w:t>биха успели да извлекат информацията на студента (макар и факултетния номер да е публична информация</w:t>
+      </w:r>
+      <w:r>
+        <w:t>. Метода е показан на фиг. 14.</w:t>
+      </w:r>
+    </w:p>
+    <w:p>
+      <w:pPr>
+        <w:pStyle w:val="ad"/>
+      </w:pPr>
+      <w:r>
+        <w:rPr>
+          <w:noProof/>
+        </w:rPr>
+        <w:drawing>
+          <wp:inline distT="0" distB="0" distL="0" distR="0" wp14:anchorId="1FA0FF57">
+            <wp:extent cx="4693920" cy="3400575"/>
+            <wp:effectExtent l="0" t="0" r="0" b="9525"/>
+            <wp:docPr id="22" name="Картина 22"/>
+            <wp:cNvGraphicFramePr>
+              <a:graphicFrameLocks xmlns:a="http://schemas.openxmlformats.org/drawingml/2006/main" noChangeAspect="1"/>
+            </wp:cNvGraphicFramePr>
+            <a:graphic xmlns:a="http://schemas.openxmlformats.org/drawingml/2006/main">
+              <a:graphicData uri="http://schemas.openxmlformats.org/drawingml/2006/picture">
+                <pic:pic xmlns:pic="http://schemas.openxmlformats.org/drawingml/2006/picture">
+                  <pic:nvPicPr>
+                    <pic:cNvPr id="0" name="Picture 3"/>
+                    <pic:cNvPicPr>
+                      <a:picLocks noChangeAspect="1" noChangeArrowheads="1"/>
+                    </pic:cNvPicPr>
+                  </pic:nvPicPr>
+                  <pic:blipFill>
+                    <a:blip r:embed="rId23">
+                      <a:extLst>
+                        <a:ext uri="{28A0092B-C50C-407E-A947-70E740481C1C}">
+                          <a14:useLocalDpi xmlns:a14="http://schemas.microsoft.com/office/drawing/2010/main" val="0"/>
+                        </a:ext>
+                      </a:extLst>
+                    </a:blip>
+                    <a:srcRect/>
+                    <a:stretch>
+                      <a:fillRect/>
+                    </a:stretch>
+                  </pic:blipFill>
+                  <pic:spPr bwMode="auto">
+                    <a:xfrm>
+                      <a:off x="0" y="0"/>
+                      <a:ext cx="4708236" cy="3410946"/>
+                    </a:xfrm>
+                    <a:prstGeom prst="rect">
+                      <a:avLst/>
+                    </a:prstGeom>
+                    <a:noFill/>
+                  </pic:spPr>
+                </pic:pic>
+              </a:graphicData>
+            </a:graphic>
+          </wp:inline>
+        </w:drawing>
+      </w:r>
+    </w:p>
+    <w:p>
+      <w:pPr>
+        <w:pStyle w:val="ad"/>
+      </w:pPr>
+      <w:r>
+        <w:rPr>
+          <w:b/>
+        </w:rPr>
+        <w:t>Фиг. 14.</w:t>
+      </w:r>
+      <w:r>
+        <w:t xml:space="preserve"> </w:t>
+      </w:r>
+      <w:r>
+        <w:t>О</w:t>
+      </w:r>
+      <w:r>
+        <w:t>бработка на входящи APDU команди</w:t>
+      </w:r>
+    </w:p>
+    <w:p>
+      <w:r>
+        <w:lastRenderedPageBreak/>
+        <w:t xml:space="preserve">Методът isOurSelectAid() от фиг. 14 </w:t>
+      </w:r>
+      <w:r>
+        <w:t>проверява дали входящата APDU команда е SELECT AID с точно нашия AID идентификатор. Проверката е байт по байт — първо header-ът (CLA, INS, P1, P2), след това Lc полето и накрая самият AID.</w:t>
+      </w:r>
+    </w:p>
+    <w:p>
+      <w:r>
+        <w:t xml:space="preserve">Функцията handleSelectAid() </w:t>
+      </w:r>
+      <w:r>
+        <w:t xml:space="preserve">(на фиг. 15) </w:t>
+      </w:r>
+      <w:r>
+        <w:t xml:space="preserve">чете данните от StudentPrefs, изчислява HMAC-SHA256 подписа и конструира бинарния буфер. HMAC се изчислява върху </w:t>
+      </w:r>
+      <w:r>
+        <w:t>стринга "ФН|ATC" с ключа от Keystore.</w:t>
+      </w:r>
+    </w:p>
+    <w:p>
+      <w:r>
+        <w:t>Буферът съдържа четири части: един байт за дължината на факултетния номер, байтовете на самия номер, четири байта за ATC брояча и 32 байта за HMAC подписа. В края се добавят статус байтовете SW_OK.</w:t>
+      </w:r>
+    </w:p>
+    <w:p>
+      <w:r>
+        <w:t>Използва се</w:t>
+      </w:r>
+      <w:r>
+        <w:t xml:space="preserve"> java.nio.ByteBuffer с putInt(), който автоматично записва 4-байтово</w:t>
+      </w:r>
+      <w:r>
+        <w:t>то</w:t>
+      </w:r>
+      <w:r>
+        <w:t xml:space="preserve"> цяло число във формат </w:t>
+      </w:r>
+      <w:r>
+        <w:rPr>
+          <w:lang w:val="en-US"/>
+        </w:rPr>
+        <w:t xml:space="preserve">Motorola </w:t>
+      </w:r>
+      <w:r>
+        <w:t>(байтовете се</w:t>
+      </w:r>
+      <w:r>
+        <w:t xml:space="preserve"> записват от най-</w:t>
+      </w:r>
+      <w:r>
+        <w:t>значимия към най-малко значимия). Това е и форматът, който</w:t>
+      </w:r>
+      <w:r>
+        <w:t xml:space="preserve"> </w:t>
+      </w:r>
+      <w:r>
+        <w:t xml:space="preserve">функцията </w:t>
+      </w:r>
+      <w:r>
+        <w:t>parsePayload()</w:t>
+      </w:r>
+      <w:r>
+        <w:t xml:space="preserve"> в</w:t>
+      </w:r>
+      <w:r>
+        <w:t xml:space="preserve"> ESP32</w:t>
+      </w:r>
+      <w:r>
+        <w:t xml:space="preserve"> очаква</w:t>
+      </w:r>
+      <w:r>
+        <w:t xml:space="preserve">. </w:t>
+      </w:r>
+    </w:p>
+    <w:p>
+      <w:pPr>
+        <w:pStyle w:val="ad"/>
+      </w:pPr>
+      <w:r>
+        <w:drawing>
+          <wp:inline distT="0" distB="0" distL="0" distR="0" wp14:anchorId="740C9883" wp14:editId="1D4B6E5C">
+            <wp:extent cx="5095875" cy="3794383"/>
+            <wp:effectExtent l="0" t="0" r="0" b="0"/>
+            <wp:docPr id="23" name="Картина 23"/>
+            <wp:cNvGraphicFramePr>
+              <a:graphicFrameLocks xmlns:a="http://schemas.openxmlformats.org/drawingml/2006/main" noChangeAspect="1"/>
+            </wp:cNvGraphicFramePr>
+            <a:graphic xmlns:a="http://schemas.openxmlformats.org/drawingml/2006/main">
+              <a:graphicData uri="http://schemas.openxmlformats.org/drawingml/2006/picture">
+                <pic:pic xmlns:pic="http://schemas.openxmlformats.org/drawingml/2006/picture">
+                  <pic:nvPicPr>
+                    <pic:cNvPr id="1" name=""/>
+                    <pic:cNvPicPr/>
+                  </pic:nvPicPr>
+                  <pic:blipFill>
+                    <a:blip r:embed="rId24"/>
+                    <a:stretch>
+                      <a:fillRect/>
+                    </a:stretch>
+                  </pic:blipFill>
+                  <pic:spPr>
+                    <a:xfrm>
+                      <a:off x="0" y="0"/>
+                      <a:ext cx="5174920" cy="3853240"/>
+                    </a:xfrm>
+                    <a:prstGeom prst="rect">
+                      <a:avLst/>
+                    </a:prstGeom>
+                  </pic:spPr>
+                </pic:pic>
+              </a:graphicData>
+            </a:graphic>
+          </wp:inline>
+        </w:drawing>
+      </w:r>
+      <w:r>
+        <w:t xml:space="preserve"> </w:t>
+      </w:r>
+    </w:p>
+    <w:p>
+      <w:pPr>
+        <w:pStyle w:val="ad"/>
+      </w:pPr>
+      <w:r>
+        <w:rPr>
+          <w:b/>
+        </w:rPr>
+        <w:t>Фиг. 15.</w:t>
+      </w:r>
+      <w:r>
+        <w:t xml:space="preserve"> Създаване</w:t>
+      </w:r>
+      <w:r>
+        <w:t xml:space="preserve"> на криптографски подписан NFC payload </w:t>
+      </w:r>
+    </w:p>
+    <w:p>
+      <w:r>
+        <w:t>Методът onDeacti</w:t>
+      </w:r>
+      <w:r>
+        <w:t>vated() се извиква от Android</w:t>
+      </w:r>
+      <w:r>
+        <w:t xml:space="preserve"> при прекъсван</w:t>
+      </w:r>
+      <w:r>
+        <w:t>е на NFC връзката. Ако сесията за чекиране</w:t>
+      </w:r>
+      <w:r>
+        <w:t xml:space="preserve"> в</w:t>
+      </w:r>
+      <w:r>
+        <w:t>се още</w:t>
+      </w:r>
+      <w:r>
+        <w:t xml:space="preserve"> е</w:t>
+      </w:r>
+      <w:r>
+        <w:t xml:space="preserve"> активна</w:t>
+      </w:r>
+      <w:r>
+        <w:t xml:space="preserve"> при DEACTIVATION_LINK_LOSS, това означава, че телефонът </w:t>
+      </w:r>
+      <w:r>
+        <w:t>с</w:t>
+      </w:r>
+      <w:r>
+        <w:t xml:space="preserve">е </w:t>
+      </w:r>
+      <w:r>
+        <w:t xml:space="preserve">е отдалечил </w:t>
+      </w:r>
+      <w:r>
+        <w:t>преди получаване на ACK. В този случай се извиква failureCallback и HomeActiv</w:t>
+      </w:r>
+      <w:r>
+        <w:t>ity показва анимация за неуспех.</w:t>
+      </w:r>
+      <w:r>
+        <w:br w:type="page"/>
+      </w:r>
+    </w:p>
+    <w:p>
+      <w:pPr>
+        <w:pStyle w:val="2"/>
+        <w:numPr>
+          <w:ilvl w:val="0"/>
+          <w:numId w:val="14"/>
+        </w:numPr>
+      </w:pPr>
+      <w:r>
+        <w:lastRenderedPageBreak/>
+        <w:t>Сървърна част</w:t>
+      </w:r>
+    </w:p>
+    <w:p>
+      <w:pPr>
+        <w:ind w:left="709" w:firstLine="0"/>
+      </w:pPr>
+      <w:r>
+        <w:t>Сървърната част е монолитна, т.е. отчитането на присъствията и уеб часста се хостват на един сървър</w:t>
+      </w:r>
+      <w:r>
+        <w:t>. Написана е на езика</w:t>
+      </w:r>
+      <w:r>
+        <w:t xml:space="preserve"> Python </w:t>
+      </w:r>
+      <w:r>
+        <w:t>заедно с</w:t>
+      </w:r>
+      <w:r>
+        <w:t xml:space="preserve"> </w:t>
+      </w:r>
+      <w:r>
+        <w:t xml:space="preserve">фреймуърка </w:t>
+      </w:r>
+      <w:r>
+        <w:t xml:space="preserve">FastAPI и е организирана в </w:t>
+      </w:r>
+      <w:r>
+        <w:t>шест</w:t>
+      </w:r>
+      <w:r>
+        <w:t xml:space="preserve"> основни</w:t>
+      </w:r>
+      <w:r>
+        <w:t xml:space="preserve"> файла: </w:t>
+      </w:r>
+    </w:p>
+    <w:p>
+      <w:pPr>
+        <w:pStyle w:val="a4"/>
+        <w:numPr>
+          <w:ilvl w:val="0"/>
+          <w:numId w:val="15"/>
+        </w:numPr>
+      </w:pPr>
+      <w:r>
+        <w:t xml:space="preserve">auth.py </w:t>
+      </w:r>
+      <w:r>
+        <w:t xml:space="preserve">– </w:t>
+      </w:r>
+      <w:r>
+        <w:t>в</w:t>
+      </w:r>
+      <w:r>
+        <w:t>ход и управление на потребители</w:t>
+      </w:r>
+      <w:r>
+        <w:t xml:space="preserve">, </w:t>
+      </w:r>
+    </w:p>
+    <w:p>
+      <w:pPr>
+        <w:pStyle w:val="a4"/>
+        <w:numPr>
+          <w:ilvl w:val="0"/>
+          <w:numId w:val="15"/>
+        </w:numPr>
+      </w:pPr>
+      <w:r>
+        <w:t xml:space="preserve">attendance.py </w:t>
+      </w:r>
+      <w:r>
+        <w:t>–</w:t>
+      </w:r>
+      <w:r>
+        <w:t xml:space="preserve"> </w:t>
+      </w:r>
+      <w:r>
+        <w:t>чекира</w:t>
+      </w:r>
+      <w:r>
+        <w:t>не и управление на присъствия</w:t>
+      </w:r>
+      <w:r>
+        <w:t xml:space="preserve"> </w:t>
+      </w:r>
+    </w:p>
+    <w:p>
+      <w:pPr>
+        <w:pStyle w:val="a4"/>
+        <w:numPr>
+          <w:ilvl w:val="0"/>
+          <w:numId w:val="15"/>
+        </w:numPr>
+      </w:pPr>
+      <w:r>
+        <w:t xml:space="preserve">administration.py – управление на </w:t>
+      </w:r>
+      <w:r>
+        <w:t xml:space="preserve">дисциплини, разписания и групи) </w:t>
+      </w:r>
+    </w:p>
+    <w:p>
+      <w:pPr>
+        <w:pStyle w:val="a4"/>
+        <w:numPr>
+          <w:ilvl w:val="0"/>
+          <w:numId w:val="15"/>
+        </w:numPr>
+      </w:pPr>
+      <w:r>
+        <w:t>main.py</w:t>
+      </w:r>
+      <w:r>
+        <w:t xml:space="preserve"> </w:t>
+      </w:r>
+      <w:r>
+        <w:t xml:space="preserve">– </w:t>
+      </w:r>
+      <w:r>
+        <w:t xml:space="preserve">конфигурира приложението и стартира базата данни. </w:t>
+      </w:r>
+    </w:p>
+    <w:p>
+      <w:pPr>
+        <w:pStyle w:val="a4"/>
+        <w:numPr>
+          <w:ilvl w:val="0"/>
+          <w:numId w:val="15"/>
+        </w:numPr>
+      </w:pPr>
+      <w:r>
+        <w:t>models.py</w:t>
+      </w:r>
+      <w:r>
+        <w:t xml:space="preserve"> </w:t>
+      </w:r>
+      <w:r>
+        <w:t>– Разписани са моделите на базата данни</w:t>
+      </w:r>
+    </w:p>
+    <w:p>
+      <w:pPr>
+        <w:pStyle w:val="a4"/>
+        <w:numPr>
+          <w:ilvl w:val="0"/>
+          <w:numId w:val="15"/>
+        </w:numPr>
+      </w:pPr>
+      <w:r>
+        <w:rPr>
+          <w:lang w:val="en-US"/>
+        </w:rPr>
+        <w:t>shemas.py</w:t>
+      </w:r>
+      <w:r>
+        <w:t xml:space="preserve"> – описание на</w:t>
+      </w:r>
+      <w:r>
+        <w:t xml:space="preserve"> формата на входящите и изх</w:t>
+      </w:r>
+      <w:r>
+        <w:t xml:space="preserve">одящите данни за всеки endpoint. </w:t>
+      </w:r>
+    </w:p>
+    <w:p>
+      <w:pPr>
+        <w:pStyle w:val="3"/>
+        <w:numPr>
+          <w:ilvl w:val="1"/>
+          <w:numId w:val="14"/>
+        </w:numPr>
+      </w:pPr>
+      <w:r>
+        <w:rPr>
+          <w:lang w:val="en-US"/>
+        </w:rPr>
+        <w:t>models.py</w:t>
+      </w:r>
+      <w:r>
+        <w:t xml:space="preserve"> </w:t>
+      </w:r>
+    </w:p>
+    <w:p>
+      <w:r>
+        <w:t>Файлът models.py съдържа дефинициите на таблиците в базата данни кат</w:t>
+      </w:r>
+      <w:r>
+        <w:t>о Python класове. Всяка таблица</w:t>
+      </w:r>
+      <w:r>
+        <w:rPr>
+          <w:lang w:val="en-US"/>
+        </w:rPr>
+        <w:t xml:space="preserve"> </w:t>
+      </w:r>
+      <w:r>
+        <w:t>наследява класа</w:t>
+      </w:r>
+      <w:r>
+        <w:t xml:space="preserve"> Base от SQLAlchemy. При стартиране на приложението функцията init_models() проверява дали съществува администраторски акаунт и го създава, ако липсва.</w:t>
+      </w:r>
+    </w:p>
+    <w:p>
+      <w:r>
+        <w:t>Таблицата Students съдържа двете полета, специфични за NFC системата: hmac_key за HMAC ключа и atc_counter за ATC брояча. ATC брояча е от тип BigInteger, за да не се препълни при интензивна употреба. Паролите се съхраняват ка</w:t>
+      </w:r>
+      <w:r>
+        <w:t>то bcrypt хеш чрез passlib</w:t>
+      </w:r>
+    </w:p>
+    <w:p>
+      <w:r>
+        <w:t>Таблицата Schedules съдържа информация за разписанието. Полето is_biweekly указва дали занятието се провежда всяка или всяка втора седмица. Полето subgroup е незадължително и се използва з</w:t>
+      </w:r>
+      <w:r>
+        <w:t>а подгрупи A и Б при упражнения.</w:t>
+      </w:r>
+    </w:p>
+    <w:p>
+      <w:r>
+        <w:t xml:space="preserve">Подробно описание на таблиците се намира в </w:t>
+      </w:r>
+      <w:hyperlink w:anchor="_Users" w:history="1">
+        <w:r>
+          <w:rPr>
+            <w:rStyle w:val="aa"/>
+          </w:rPr>
+          <w:t xml:space="preserve">глава </w:t>
+        </w:r>
+        <w:r>
+          <w:rPr>
+            <w:rStyle w:val="aa"/>
+            <w:lang w:val="en-US"/>
+          </w:rPr>
+          <w:t>III</w:t>
+        </w:r>
+        <w:r>
+          <w:rPr>
+            <w:rStyle w:val="aa"/>
+          </w:rPr>
+          <w:t>, то</w:t>
+        </w:r>
+        <w:r>
+          <w:rPr>
+            <w:rStyle w:val="aa"/>
+          </w:rPr>
+          <w:t>ч</w:t>
+        </w:r>
+        <w:r>
+          <w:rPr>
+            <w:rStyle w:val="aa"/>
+          </w:rPr>
+          <w:t>ка 5</w:t>
+        </w:r>
+      </w:hyperlink>
+      <w:r>
+        <w:t>.</w:t>
+      </w:r>
+    </w:p>
+    <w:p>
+      <w:pPr>
+        <w:pStyle w:val="3"/>
+        <w:numPr>
+          <w:ilvl w:val="1"/>
+          <w:numId w:val="14"/>
+        </w:numPr>
+      </w:pPr>
+      <w:r>
+        <w:rPr>
+          <w:lang w:val="en-US"/>
+        </w:rPr>
+        <w:t>auth.py</w:t>
+      </w:r>
+    </w:p>
+    <w:p>
+      <w:pPr>
+        <w:rPr>
+          <w:lang w:val="en-US"/>
+        </w:rPr>
+      </w:pPr>
+      <w:r>
+        <w:t>Файлът auth.py съдържа логиката за вход</w:t>
+      </w:r>
+      <w:r>
+        <w:t xml:space="preserve">, </w:t>
+      </w:r>
+      <w:r>
+        <w:t xml:space="preserve">проверка на JWT токени и управление на потребители. JWT токените се издават с 24-часов живот и съдържат потребителското </w:t>
+      </w:r>
+      <w:r>
+        <w:t>име</w:t>
+      </w:r>
+      <w:r>
+        <w:t>, р</w:t>
+      </w:r>
+      <w:r>
+        <w:t>олята и вътрешния идентификатор.</w:t>
+      </w:r>
+      <w:r>
+        <w:t xml:space="preserve"> </w:t>
+      </w:r>
+      <w:r>
+        <w:t>Л</w:t>
+      </w:r>
+      <w:r>
+        <w:t>огиката за вход</w:t>
+      </w:r>
+      <w:r>
+        <w:t xml:space="preserve"> (на фиг. 16)</w:t>
+      </w:r>
+      <w:r>
+        <w:t xml:space="preserve"> всъщност се активира когато</w:t>
+      </w:r>
+      <w:r>
+        <w:t xml:space="preserve"> пристигне</w:t>
+      </w:r>
+      <w:r>
+        <w:t xml:space="preserve"> </w:t>
+      </w:r>
+      <w:r>
+        <w:t xml:space="preserve">HTTP POST заявка към адрес </w:t>
+      </w:r>
+      <w:r>
+        <w:rPr>
+          <w:lang w:val="en-US"/>
+        </w:rPr>
+        <w:t>/auth</w:t>
+      </w:r>
+      <w:r>
+        <w:t>/login</w:t>
+      </w:r>
+      <w:r>
+        <w:rPr>
+          <w:lang w:val="en-US"/>
+        </w:rPr>
+        <w:t xml:space="preserve">. </w:t>
+      </w:r>
+      <w:r>
+        <w:t>Префиксът /auth се добавя в main.py при регистрацията на рутера.</w:t>
+      </w:r>
+    </w:p>
+    <w:p>
+      <w:pPr>
+        <w:pStyle w:val="ad"/>
+      </w:pPr>
+      <w:r>
+        <w:br w:type="page"/>
+      </w:r>
+      <w:r>
+        <w:lastRenderedPageBreak/>
+        <w:drawing>
+          <wp:inline distT="0" distB="0" distL="0" distR="0" wp14:anchorId="3E715473" wp14:editId="7F3D61E5">
+            <wp:extent cx="5760720" cy="1647825"/>
+            <wp:effectExtent l="0" t="0" r="0" b="9525"/>
+            <wp:docPr id="24" name="Картина 24"/>
+            <wp:cNvGraphicFramePr>
+              <a:graphicFrameLocks xmlns:a="http://schemas.openxmlformats.org/drawingml/2006/main" noChangeAspect="1"/>
+            </wp:cNvGraphicFramePr>
+            <a:graphic xmlns:a="http://schemas.openxmlformats.org/drawingml/2006/main">
+              <a:graphicData uri="http://schemas.openxmlformats.org/drawingml/2006/picture">
+                <pic:pic xmlns:pic="http://schemas.openxmlformats.org/drawingml/2006/picture">
+                  <pic:nvPicPr>
+                    <pic:cNvPr id="1" name=""/>
+                    <pic:cNvPicPr/>
+                  </pic:nvPicPr>
+                  <pic:blipFill>
+                    <a:blip r:embed="rId25"/>
+                    <a:stretch>
+                      <a:fillRect/>
+                    </a:stretch>
+                  </pic:blipFill>
+                  <pic:spPr>
+                    <a:xfrm>
+                      <a:off x="0" y="0"/>
+                      <a:ext cx="5760720" cy="1647825"/>
+                    </a:xfrm>
+                    <a:prstGeom prst="rect">
+                      <a:avLst/>
+                    </a:prstGeom>
+                  </pic:spPr>
+                </pic:pic>
+              </a:graphicData>
+            </a:graphic>
+          </wp:inline>
+        </w:drawing>
+      </w:r>
+    </w:p>
+    <w:p>
+      <w:pPr>
+        <w:pStyle w:val="ad"/>
+      </w:pPr>
+      <w:r>
+        <w:rPr>
+          <w:b/>
+        </w:rPr>
+        <w:t>Фиг. 16</w:t>
+      </w:r>
+      <w:r>
+        <w:rPr>
+          <w:b/>
+        </w:rPr>
+        <w:t>.</w:t>
+      </w:r>
+      <w:r>
+        <w:t xml:space="preserve"> </w:t>
+      </w:r>
+      <w:r>
+        <w:t>Endpoint за вход и издаване на JWT токен</w:t>
+      </w:r>
+    </w:p>
+    <w:p>
+      <w:r>
+        <w:t xml:space="preserve">Функцията get_current_user() проверява JWT токена при всяка заявка. Тя декодира токена, извлича потребителското </w:t>
+      </w:r>
+      <w:r>
+        <w:t>име</w:t>
+      </w:r>
+      <w:r>
+        <w:t xml:space="preserve"> и го търси в базата данни. При невалиден или изтекъл </w:t>
+      </w:r>
+      <w:r>
+        <w:t>токен връща HTTP 401. Функцията е на фиг. 17.</w:t>
+      </w:r>
+    </w:p>
+    <w:p>
+      <w:pPr>
+        <w:pStyle w:val="ad"/>
+      </w:pPr>
+      <w:r>
+        <w:drawing>
+          <wp:inline distT="0" distB="0" distL="0" distR="0" wp14:anchorId="27749315" wp14:editId="70EEA724">
+            <wp:extent cx="5760720" cy="2599690"/>
+            <wp:effectExtent l="0" t="0" r="0" b="0"/>
+            <wp:docPr id="25" name="Картина 25"/>
+            <wp:cNvGraphicFramePr>
+              <a:graphicFrameLocks xmlns:a="http://schemas.openxmlformats.org/drawingml/2006/main" noChangeAspect="1"/>
+            </wp:cNvGraphicFramePr>
+            <a:graphic xmlns:a="http://schemas.openxmlformats.org/drawingml/2006/main">
+              <a:graphicData uri="http://schemas.openxmlformats.org/drawingml/2006/picture">
+                <pic:pic xmlns:pic="http://schemas.openxmlformats.org/drawingml/2006/picture">
+                  <pic:nvPicPr>
+                    <pic:cNvPr id="1" name=""/>
+                    <pic:cNvPicPr/>
+                  </pic:nvPicPr>
+                  <pic:blipFill>
+                    <a:blip r:embed="rId26"/>
+                    <a:stretch>
+                      <a:fillRect/>
+                    </a:stretch>
+                  </pic:blipFill>
+                  <pic:spPr>
+                    <a:xfrm>
+                      <a:off x="0" y="0"/>
+                      <a:ext cx="5760720" cy="2599690"/>
+                    </a:xfrm>
+                    <a:prstGeom prst="rect">
+                      <a:avLst/>
+                    </a:prstGeom>
+                  </pic:spPr>
+                </pic:pic>
+              </a:graphicData>
+            </a:graphic>
+          </wp:inline>
+        </w:drawing>
+      </w:r>
+      <w:r>
+        <w:t xml:space="preserve"> </w:t>
+      </w:r>
+    </w:p>
+    <w:p>
+      <w:pPr>
+        <w:pStyle w:val="ad"/>
+      </w:pPr>
+      <w:r>
+        <w:rPr>
+          <w:b/>
+        </w:rPr>
+        <w:t>Фиг. 17.</w:t>
+      </w:r>
+      <w:r>
+        <w:t xml:space="preserve"> </w:t>
+      </w:r>
+      <w:r>
+        <w:t xml:space="preserve">Проверка на JWT токен при </w:t>
+      </w:r>
+      <w:r>
+        <w:t xml:space="preserve">всяка </w:t>
+      </w:r>
+      <w:r>
+        <w:t>заявка</w:t>
+      </w:r>
+    </w:p>
+    <w:p>
+      <w:r>
+        <w:t xml:space="preserve">Endpoint-ът /auth/provision-key </w:t>
+      </w:r>
+      <w:r>
+        <w:rPr>
+          <w:lang w:val="en-US"/>
+        </w:rPr>
+        <w:t>(</w:t>
+      </w:r>
+      <w:r>
+        <w:t>на фиг. 18</w:t>
+      </w:r>
+      <w:r>
+        <w:rPr>
+          <w:lang w:val="en-US"/>
+        </w:rPr>
+        <w:t>)</w:t>
+      </w:r>
+      <w:r>
+        <w:t xml:space="preserve"> </w:t>
+      </w:r>
+      <w:r>
+        <w:t xml:space="preserve">генерира HMAC ключ за студента при първо извикване. При следващо извикване, например след преинсталация на приложението, връща съществуващия ключ и текущата стойност на ATC брояча </w:t>
+      </w:r>
+      <w:r>
+        <w:t xml:space="preserve">от базата данни </w:t>
+      </w:r>
+      <w:r>
+        <w:t>за синхронизация</w:t>
+      </w:r>
+      <w:r>
+        <w:t>.</w:t>
+      </w:r>
+    </w:p>
+    <w:p>
+      <w:pPr>
+        <w:spacing w:after="180"/>
+        <w:ind w:firstLine="720"/>
+      </w:pPr>
       <w:r>
         <w:rPr>
           <w:szCs w:val="24"/>
         </w:rPr>
-        <w:t xml:space="preserve"> е</w:t>
-      </w:r>
-      <w:r>
-        <w:rPr>
-          <w:szCs w:val="24"/>
-        </w:rPr>
-        <w:t xml:space="preserve"> и може би</w:t>
-      </w:r>
-      <w:r>
-        <w:rPr>
-          <w:szCs w:val="24"/>
-        </w:rPr>
-        <w:t xml:space="preserve"> най-важният</w:t>
-      </w:r>
-      <w:r>
-        <w:rPr>
-          <w:szCs w:val="24"/>
-        </w:rPr>
-        <w:t xml:space="preserve"> и интересен</w:t>
-      </w:r>
-      <w:r>
-        <w:rPr>
-          <w:szCs w:val="24"/>
-        </w:rPr>
-        <w:t xml:space="preserve"> компонент на приложението.</w:t>
-      </w:r>
-      <w:r>
-        <w:rPr>
-          <w:szCs w:val="24"/>
-        </w:rPr>
+        <w:t>Функциите require_role() и require_any_role() ограничават достъпа до определени endpoints само за конкретни роли. Администраторът има достъп до всички endpoints независимо от ролята:</w:t>
+      </w:r>
+    </w:p>
+    <w:p/>
+    <w:p>
+      <w:pPr>
+        <w:pStyle w:val="ad"/>
+      </w:pPr>
+      <w:r>
+        <w:lastRenderedPageBreak/>
+        <w:drawing>
+          <wp:inline distT="0" distB="0" distL="0" distR="0" wp14:anchorId="4E045918" wp14:editId="792A69A6">
+            <wp:extent cx="5760720" cy="3975735"/>
+            <wp:effectExtent l="0" t="0" r="0" b="5715"/>
+            <wp:docPr id="26" name="Картина 26"/>
+            <wp:cNvGraphicFramePr>
+              <a:graphicFrameLocks xmlns:a="http://schemas.openxmlformats.org/drawingml/2006/main" noChangeAspect="1"/>
+            </wp:cNvGraphicFramePr>
+            <a:graphic xmlns:a="http://schemas.openxmlformats.org/drawingml/2006/main">
+              <a:graphicData uri="http://schemas.openxmlformats.org/drawingml/2006/picture">
+                <pic:pic xmlns:pic="http://schemas.openxmlformats.org/drawingml/2006/picture">
+                  <pic:nvPicPr>
+                    <pic:cNvPr id="1" name=""/>
+                    <pic:cNvPicPr/>
+                  </pic:nvPicPr>
+                  <pic:blipFill>
+                    <a:blip r:embed="rId27"/>
+                    <a:stretch>
+                      <a:fillRect/>
+                    </a:stretch>
+                  </pic:blipFill>
+                  <pic:spPr>
+                    <a:xfrm>
+                      <a:off x="0" y="0"/>
+                      <a:ext cx="5760720" cy="3975735"/>
+                    </a:xfrm>
+                    <a:prstGeom prst="rect">
+                      <a:avLst/>
+                    </a:prstGeom>
+                  </pic:spPr>
+                </pic:pic>
+              </a:graphicData>
+            </a:graphic>
+          </wp:inline>
+        </w:drawing>
+      </w:r>
+    </w:p>
+    <w:p>
+      <w:pPr>
+        <w:pStyle w:val="ad"/>
+      </w:pPr>
+      <w:r>
+        <w:rPr>
+          <w:b/>
+        </w:rPr>
+        <w:t>Фиг. 18. г</w:t>
+      </w:r>
+      <w:r>
+        <w:t>енериране на HMAC ключ</w:t>
+      </w:r>
+    </w:p>
+    <w:p>
+      <w:r>
+        <w:t xml:space="preserve">Освен това във файлът са имплементирани и </w:t>
+      </w:r>
+      <w:r>
+        <w:t>три endpoint-а за регистрация, достъпни само за администратори: /auth/register/student, /auth/register/teacher и /auth/register/admin.</w:t>
+      </w:r>
+    </w:p>
+    <w:p>
+      <w:r>
+        <w:t>При регистрация на студент се извършват няколко пр</w:t>
+      </w:r>
+      <w:r>
+        <w:t>оверки: дали потребителското име</w:t>
+      </w:r>
+      <w:r>
+        <w:t xml:space="preserve"> вече е заето и дали факултетният номер вече съществува. Ако посочената група не съществува, тя се създава автоматично.</w:t>
+      </w:r>
+      <w:r>
+        <w:t xml:space="preserve"> Накрая се създават два записа -</w:t>
+      </w:r>
+      <w:r>
+        <w:t xml:space="preserve"> един в таблица Students и един в таблица Users, </w:t>
+      </w:r>
+      <w:r>
+        <w:t>свързани чрез linked_student_id</w:t>
+      </w:r>
+    </w:p>
+    <w:p>
+      <w:r>
+        <w:t xml:space="preserve">При регистрация на преподавател </w:t>
+      </w:r>
+      <w:r>
+        <w:t>проверява дали потребителското име е свободно. След това създава два записа: един в таблица Teachers (име, звание, катедра) и един в таблица Users, свързани чрез linked_teacher_id. За разлика от студента, тук не се създава група.</w:t>
+      </w:r>
+      <w:r>
+        <w:t xml:space="preserve"> Функция за регистрация на преподавател е на фиг. 19, а регистрацията на студент е </w:t>
+      </w:r>
+      <w:r>
+        <w:t>аналогична.</w:t>
+      </w:r>
+    </w:p>
+    <w:p>
+      <w:r>
+        <w:t xml:space="preserve">Регистрацията на администратор е </w:t>
+      </w:r>
+      <w:r>
+        <w:t>най-простата. Създава само един запис в таблица Users с роля "admin". Няма свързан студент или преподавател.</w:t>
+      </w:r>
+      <w:r>
+        <w:t xml:space="preserve"> Само </w:t>
+      </w:r>
+      <w:r>
+        <w:lastRenderedPageBreak/>
+        <w:t>администратор може да регистрира нови потребители, поради това системата няма как да работи в реална учебна среда без администраторски акаунти.</w:t>
+      </w:r>
+    </w:p>
+    <w:p>
+      <w:pPr>
+        <w:pStyle w:val="ad"/>
+      </w:pPr>
+      <w:r>
+        <w:drawing>
+          <wp:inline distT="0" distB="0" distL="0" distR="0" wp14:anchorId="358F0528" wp14:editId="16672878">
+            <wp:extent cx="5760720" cy="2836545"/>
+            <wp:effectExtent l="0" t="0" r="0" b="1905"/>
+            <wp:docPr id="27" name="Картина 27"/>
+            <wp:cNvGraphicFramePr>
+              <a:graphicFrameLocks xmlns:a="http://schemas.openxmlformats.org/drawingml/2006/main" noChangeAspect="1"/>
+            </wp:cNvGraphicFramePr>
+            <a:graphic xmlns:a="http://schemas.openxmlformats.org/drawingml/2006/main">
+              <a:graphicData uri="http://schemas.openxmlformats.org/drawingml/2006/picture">
+                <pic:pic xmlns:pic="http://schemas.openxmlformats.org/drawingml/2006/picture">
+                  <pic:nvPicPr>
+                    <pic:cNvPr id="1" name=""/>
+                    <pic:cNvPicPr/>
+                  </pic:nvPicPr>
+                  <pic:blipFill>
+                    <a:blip r:embed="rId28"/>
+                    <a:stretch>
+                      <a:fillRect/>
+                    </a:stretch>
+                  </pic:blipFill>
+                  <pic:spPr>
+                    <a:xfrm>
+                      <a:off x="0" y="0"/>
+                      <a:ext cx="5760720" cy="2836545"/>
+                    </a:xfrm>
+                    <a:prstGeom prst="rect">
+                      <a:avLst/>
+                    </a:prstGeom>
+                  </pic:spPr>
+                </pic:pic>
+              </a:graphicData>
+            </a:graphic>
+          </wp:inline>
+        </w:drawing>
+      </w:r>
+    </w:p>
+    <w:p>
+      <w:pPr>
+        <w:pStyle w:val="ad"/>
+      </w:pPr>
+      <w:r>
+        <w:rPr>
+          <w:b/>
+        </w:rPr>
+        <w:t xml:space="preserve">Фиг. 19. </w:t>
+      </w:r>
+      <w:r>
+        <w:t>Функция за регистриране на нов преподавател</w:t>
+      </w:r>
+    </w:p>
+    <w:p>
+      <w:r>
+        <w:t xml:space="preserve">Има и </w:t>
+      </w:r>
+      <w:r>
+        <w:t>два</w:t>
+      </w:r>
+      <w:r>
         <w:t xml:space="preserve"> </w:t>
       </w:r>
       <w:r>
-        <w:t xml:space="preserve">Услугата работи </w:t>
-      </w:r>
-      <w:r>
-        <w:t>при отворено приложение и активиран таймер за чекиране (натиснат е бутона „Чекирай се“ при което започва да тече 30-секундния диапазон)</w:t>
-      </w:r>
-      <w:r>
-        <w:t>. Три полета в companion object управляват комуникацията с HomeActi</w:t>
-      </w:r>
-      <w:r>
-        <w:t xml:space="preserve">vity. Единият от тях е </w:t>
-      </w:r>
-      <w:r>
-        <w:t>isCheckinActive</w:t>
-      </w:r>
-      <w:r>
-        <w:t>. Той</w:t>
-      </w:r>
-      <w:r>
-        <w:t xml:space="preserve"> контролира д</w:t>
-      </w:r>
-      <w:r>
-        <w:t>али услугата отговаря на четеца.</w:t>
-      </w:r>
-      <w:r>
-        <w:t xml:space="preserve"> tapCallback се извиква при успешно чекиране, а failureCallback при прекъсната NFC връзка.</w:t>
-      </w:r>
-    </w:p>
-    <w:p>
-      <w:r>
-        <w:t>Методът processCommandApdu() се извиква от Android OS при всяка входяща APDU команда. Първата</w:t>
-      </w:r>
-      <w:r>
-        <w:t xml:space="preserve"> проверка е за isCheckinActive -</w:t>
-      </w:r>
-      <w:r>
-        <w:t xml:space="preserve"> ако сесията не е активна, услугата връща SW_NOT_F</w:t>
-      </w:r>
-      <w:r>
-        <w:t>OUND и не изпраща данни. Това е основна защита, без която</w:t>
-      </w:r>
-      <w:bookmarkStart w:id="9" w:name="_GoBack"/>
-      <w:bookmarkEnd w:id="9"/>
-      <w:r>
-        <w:t xml:space="preserve"> всеки NFC четец с правилния AID би получил payload без знанието на студента:</w:t>
-      </w:r>
+        <w:rPr>
+          <w:lang w:val="en-US"/>
+        </w:rPr>
+        <w:t>endpoint-</w:t>
+      </w:r>
+      <w:r>
+        <w:t xml:space="preserve">а за обновяване на профилите при нужда </w:t>
+      </w:r>
+      <w:r>
+        <w:t xml:space="preserve">в бъдеще </w:t>
+      </w:r>
+      <w:r>
+        <w:t>– например смяна на имената или други данни съответно на с</w:t>
+      </w:r>
+      <w:r>
+        <w:t>тудента или преподавателя</w:t>
+      </w:r>
+      <w:r>
+        <w:t xml:space="preserve">. Това са </w:t>
+      </w:r>
+      <w:r>
+        <w:t>PATCH</w:t>
+      </w:r>
+      <w:r>
+        <w:t xml:space="preserve"> заявките</w:t>
+      </w:r>
+      <w:r>
+        <w:t xml:space="preserve"> /auth/students/{student_id}</w:t>
+      </w:r>
+      <w:r>
+        <w:t xml:space="preserve"> и </w:t>
+      </w:r>
+      <w:r>
+        <w:t>/auth/teachers/{teacher_id}</w:t>
+      </w:r>
+    </w:p>
+    <w:p>
+      <w:pPr>
+        <w:pStyle w:val="3"/>
+        <w:numPr>
+          <w:ilvl w:val="1"/>
+          <w:numId w:val="14"/>
+        </w:numPr>
+      </w:pPr>
+      <w:r>
+        <w:rPr>
+          <w:lang w:val="en-US"/>
+        </w:rPr>
+        <w:t>attendance.py</w:t>
+      </w:r>
+    </w:p>
+    <w:p>
+      <w:r>
+        <w:t>Файлът attendance.py съдържа логиката за NFC чекиране и управление на присъствията. Основният endpoint е /checkin, който се извиква от ESP32 след прочитане на payload-а от телефона.</w:t>
+      </w:r>
+    </w:p>
+    <w:p>
+      <w:r>
+        <w:t>Функцията _verify_hmac() изчислява очаквания HMAC подпис и го сравнява с получения.</w:t>
+      </w:r>
+      <w:r>
+        <w:t xml:space="preserve"> Тя</w:t>
+      </w:r>
+      <w:r>
+        <w:t xml:space="preserve"> изчислява собствен</w:t>
+      </w:r>
+      <w:r>
+        <w:t>ия</w:t>
+      </w:r>
+      <w:r>
+        <w:t xml:space="preserve"> HMAC подпис като използ</w:t>
+      </w:r>
+      <w:r>
+        <w:t>ва същата формула като телефона -</w:t>
+      </w:r>
+      <w:r>
+        <w:t xml:space="preserve"> взима HMAC ключа на студента от базата данни</w:t>
+      </w:r>
+      <w:r>
+        <w:t>, съставя низа "ФН</w:t>
+      </w:r>
+      <w:r>
+        <w:t>|ATC" и го подписва с HMAC-SHA256. Резултатът е 64-символен hex низ.</w:t>
+      </w:r>
+    </w:p>
+    <w:p>
+      <w:pPr>
+        <w:rPr>
+          <w:lang w:val="en-US"/>
+        </w:rPr>
+      </w:pPr>
+      <w:r>
+        <w:t xml:space="preserve">След това сравнява изчисления подпис с подписа, получен от ESP32. </w:t>
+      </w:r>
+      <w:r>
+        <w:t>При съвпадение заявката е изпратена от телефон с правил</w:t>
+      </w:r>
+      <w:r>
+        <w:rPr>
+          <w:lang w:val="en-US"/>
+        </w:rPr>
+        <w:t>en</w:t>
+      </w:r>
+      <w:r>
+        <w:t xml:space="preserve"> HMAC ключ</w:t>
+      </w:r>
+      <w:r>
+        <w:rPr>
+          <w:lang w:val="en-US"/>
+        </w:rPr>
+        <w:t>.</w:t>
+      </w:r>
+      <w:r>
+        <w:rPr>
+          <w:lang w:val="en-US"/>
+        </w:rPr>
+        <w:t xml:space="preserve"> </w:t>
+      </w:r>
+      <w:r>
+        <w:t xml:space="preserve">За сравнението се използва hmac.compare_digest() вместо </w:t>
+      </w:r>
+      <w:r>
+        <w:rPr>
+          <w:lang w:val="en-US"/>
+        </w:rPr>
+        <w:t>“</w:t>
+      </w:r>
+      <w:r>
+        <w:t>==</w:t>
+      </w:r>
+      <w:r>
+        <w:rPr>
+          <w:lang w:val="en-US"/>
+        </w:rPr>
+        <w:t>”</w:t>
+      </w:r>
+      <w:r>
+        <w:t>, тъй като това е по-сигурният начин за сравняване на такъв тип подписи. Имплементацията на функцията е на фиг. 20.</w:t>
+      </w:r>
+    </w:p>
+    <w:p>
+      <w:pPr>
+        <w:pStyle w:val="ad"/>
+      </w:pPr>
+      <w:r>
+        <w:lastRenderedPageBreak/>
+        <w:drawing>
+          <wp:inline distT="0" distB="0" distL="0" distR="0" wp14:anchorId="32A1E84D" wp14:editId="7E8D309D">
+            <wp:extent cx="5760720" cy="1135380"/>
+            <wp:effectExtent l="0" t="0" r="0" b="7620"/>
+            <wp:docPr id="28" name="Картина 28"/>
+            <wp:cNvGraphicFramePr>
+              <a:graphicFrameLocks xmlns:a="http://schemas.openxmlformats.org/drawingml/2006/main" noChangeAspect="1"/>
+            </wp:cNvGraphicFramePr>
+            <a:graphic xmlns:a="http://schemas.openxmlformats.org/drawingml/2006/main">
+              <a:graphicData uri="http://schemas.openxmlformats.org/drawingml/2006/picture">
+                <pic:pic xmlns:pic="http://schemas.openxmlformats.org/drawingml/2006/picture">
+                  <pic:nvPicPr>
+                    <pic:cNvPr id="1" name=""/>
+                    <pic:cNvPicPr/>
+                  </pic:nvPicPr>
+                  <pic:blipFill>
+                    <a:blip r:embed="rId29"/>
+                    <a:stretch>
+                      <a:fillRect/>
+                    </a:stretch>
+                  </pic:blipFill>
+                  <pic:spPr>
+                    <a:xfrm>
+                      <a:off x="0" y="0"/>
+                      <a:ext cx="5760720" cy="1135380"/>
+                    </a:xfrm>
+                    <a:prstGeom prst="rect">
+                      <a:avLst/>
+                    </a:prstGeom>
+                  </pic:spPr>
+                </pic:pic>
+              </a:graphicData>
+            </a:graphic>
+          </wp:inline>
+        </w:drawing>
+      </w:r>
+    </w:p>
+    <w:p>
+      <w:pPr>
+        <w:pStyle w:val="ad"/>
+      </w:pPr>
+      <w:r>
+        <w:rPr>
+          <w:b/>
+        </w:rPr>
+        <w:t>Фиг.</w:t>
+      </w:r>
+      <w:r>
+        <w:rPr>
+          <w:b/>
+        </w:rPr>
+        <w:t xml:space="preserve"> 20</w:t>
+      </w:r>
+      <w:r>
+        <w:rPr>
+          <w:b/>
+        </w:rPr>
+        <w:t>.</w:t>
+      </w:r>
+      <w:r>
+        <w:t xml:space="preserve"> Верификация на HMAC подписа</w:t>
+      </w:r>
+    </w:p>
+    <w:p>
+      <w:r>
+        <w:t>Endpoint-ът /checkin</w:t>
+      </w:r>
+      <w:r>
+        <w:t xml:space="preserve"> изпълнява основната функционалност на бекенда, а именно отбелязването на самото присъствие на студента. Алгоритъмът е направен така, че да отчита когато присъствието е редовно (студентът е отишъл на занятие със своята група) и когато е отработване (студентът е на занятие с друга група, която има същото занятие). Освен това има и логика за отчитане на упражнения, които са през седмица</w:t>
+      </w:r>
+      <w:r>
+        <w:t xml:space="preserve"> и е вкарано разделение на А и Б подгрупи. В допълнение има проверки дали студентът вече е бил на това упражнение (Например ако миналата седмица е бил на упражнение №3 с А подгрупа, но тази седмица се е объркал и е отишъл на същото упражнение №3 но с Б подгрупа, а е очаквал да отиде на упражнение №4. Знае се, че такива обърквания понякога се случват.)</w:t>
+      </w:r>
+    </w:p>
+    <w:p>
+      <w:r>
+        <w:t xml:space="preserve">Алгоритъмът за чекирането е съставен от </w:t>
+      </w:r>
+      <w:r>
+        <w:t>седем</w:t>
+      </w:r>
+      <w:r>
+        <w:t xml:space="preserve"> основни стъпки</w:t>
+      </w:r>
+      <w:r>
+        <w:t xml:space="preserve"> стъпки: разделя</w:t>
+      </w:r>
+      <w:r>
+        <w:t>не на</w:t>
+      </w:r>
+      <w:r>
+        <w:t xml:space="preserve"> payload-а на три</w:t>
+      </w:r>
+      <w:r>
+        <w:t>те му части, търсене</w:t>
+      </w:r>
+      <w:r>
+        <w:t xml:space="preserve"> </w:t>
+      </w:r>
+      <w:r>
+        <w:t xml:space="preserve">на </w:t>
+      </w:r>
+      <w:r>
+        <w:t>студента в базата данни, проверява</w:t>
+      </w:r>
+      <w:r>
+        <w:t>не на</w:t>
+      </w:r>
+      <w:r>
+        <w:t xml:space="preserve"> ATC брояча, верифицира</w:t>
+      </w:r>
+      <w:r>
+        <w:t>не на HMAC подписа, търсене на активно занятие в зала</w:t>
+      </w:r>
+      <w:r>
+        <w:t>та</w:t>
+      </w:r>
+      <w:r>
+        <w:t>(която е подадена като информация от чекиращото устройство)</w:t>
+      </w:r>
+      <w:r>
+        <w:t>,</w:t>
+      </w:r>
+      <w:r>
+        <w:t xml:space="preserve"> </w:t>
+      </w:r>
+      <w:r>
+        <w:t xml:space="preserve"> проверява</w:t>
+      </w:r>
+      <w:r>
+        <w:t>не за дублиране на присъствието</w:t>
+      </w:r>
+      <w:r>
+        <w:t xml:space="preserve"> и накрая</w:t>
+      </w:r>
+      <w:r>
+        <w:t>, при условие че всички изисквания са изпълнени, записване на</w:t>
+      </w:r>
+      <w:r>
+        <w:t xml:space="preserve"> присъствието</w:t>
+      </w:r>
+      <w:r>
+        <w:t xml:space="preserve"> в базата данни.</w:t>
+      </w:r>
+    </w:p>
+    <w:p>
+      <w:r>
+        <w:t>На фиг. 21 са показани първите три стъпки от алгоритъма.</w:t>
+      </w:r>
+      <w:r>
+        <w:t xml:space="preserve"> Следва описание на стъпките подред.</w:t>
+      </w:r>
+    </w:p>
+    <w:p>
+      <w:pPr>
+        <w:pStyle w:val="a4"/>
+        <w:numPr>
+          <w:ilvl w:val="0"/>
+          <w:numId w:val="16"/>
+        </w:numPr>
+      </w:pPr>
+      <w:r>
+        <w:t>Разделяне на payload-а</w:t>
+      </w:r>
+      <w:r>
+        <w:t xml:space="preserve"> </w:t>
+      </w:r>
+      <w:r>
+        <w:t xml:space="preserve">– </w:t>
+      </w:r>
+      <w:r>
+        <w:t>ESP32</w:t>
+      </w:r>
+      <w:r>
+        <w:t xml:space="preserve"> изпраща към сървъра стринг</w:t>
+      </w:r>
+      <w:r>
+        <w:t xml:space="preserve"> във формат "факултетен_номер|ATC|hmac", например "2301234|42|a3f9bc1d...". Сървърът разделя този низ по символа | и получава три отделни части: факултетен номер, ATC стойност и HMAC подпис. ATC се преобразува от</w:t>
+      </w:r>
+      <w:r>
+        <w:t xml:space="preserve"> текст към цяло число. Ако стрингът</w:t>
+      </w:r>
+      <w:r>
+        <w:t xml:space="preserve"> не може да се р</w:t>
+      </w:r>
+      <w:r>
+        <w:t>аздели правилно</w:t>
+      </w:r>
+      <w:r>
+        <w:t>, сървърът връща грешка HTTP 400.</w:t>
+      </w:r>
+    </w:p>
+    <w:p>
+      <w:pPr>
+        <w:pStyle w:val="a4"/>
+        <w:numPr>
+          <w:ilvl w:val="0"/>
+          <w:numId w:val="16"/>
+        </w:numPr>
+      </w:pPr>
+      <w:r>
+        <w:t>Намиране на студента</w:t>
+      </w:r>
+      <w:r>
+        <w:t xml:space="preserve"> </w:t>
+      </w:r>
+      <w:r>
+        <w:t xml:space="preserve">– </w:t>
+      </w:r>
+      <w:r>
+        <w:t xml:space="preserve">Сървърът търси в таблица Students запис с факултетен номер, съвпадащ с получения. Ако не намери студент, връща грешка HTTP </w:t>
+      </w:r>
+      <w:r>
+        <w:lastRenderedPageBreak/>
+        <w:t>404. Ако студентът е намерен, но няма HMAC ключ в базата данни (никога не се е логвал в приложението), връща грешка HTTP 403.</w:t>
+      </w:r>
+    </w:p>
+    <w:p>
+      <w:pPr>
+        <w:pStyle w:val="a4"/>
+        <w:numPr>
+          <w:ilvl w:val="0"/>
+          <w:numId w:val="16"/>
+        </w:numPr>
+      </w:pPr>
+      <w:r>
+        <w:t>Проверка на ATC брояча</w:t>
+      </w:r>
+      <w:r>
+        <w:t xml:space="preserve"> </w:t>
+      </w:r>
+      <w:r>
+        <w:t xml:space="preserve">– </w:t>
+      </w:r>
+      <w:r>
+        <w:t>Сървърът сравнява получения ATC с последно записания ATC за този студ</w:t>
+      </w:r>
+      <w:r>
+        <w:t>ент в базата данни. Проверката се състои в</w:t>
+      </w:r>
+      <w:r>
+        <w:t xml:space="preserve"> </w:t>
+      </w:r>
+      <w:r>
+        <w:t>следните стъпки</w:t>
+      </w:r>
+      <w:r>
+        <w:t>:</w:t>
+      </w:r>
+    </w:p>
+    <w:p>
+      <w:pPr>
+        <w:pStyle w:val="a4"/>
+        <w:numPr>
+          <w:ilvl w:val="0"/>
+          <w:numId w:val="17"/>
+        </w:numPr>
+      </w:pPr>
+      <w:r>
+        <w:t>Полученият</w:t>
+      </w:r>
+      <w:r>
+        <w:t xml:space="preserve"> ATC трябва да е по-голям от записания в базата данни. Ако е равен или по-малък, означава че някой се опитва да изпрати вече използван payload (</w:t>
+      </w:r>
+      <w:r>
+        <w:t xml:space="preserve">което пък означава че се случва </w:t>
+      </w:r>
+      <w:r>
+        <w:t>replay атака) и сървърът връща грешка HTTP 403.</w:t>
+      </w:r>
+    </w:p>
+    <w:p>
+      <w:pPr>
+        <w:pStyle w:val="a4"/>
+        <w:numPr>
+          <w:ilvl w:val="0"/>
+          <w:numId w:val="17"/>
+        </w:numPr>
+      </w:pPr>
+      <w:r>
+        <w:t>Р</w:t>
+      </w:r>
+      <w:r>
+        <w:t>азликата между получения и записания</w:t>
+      </w:r>
+      <w:r>
+        <w:t xml:space="preserve"> в базата</w:t>
+      </w:r>
+      <w:r>
+        <w:t xml:space="preserve"> ATC не трябва да надвишава 100 (MAX_ATC_WINDOW). Тази граница съществува защото телефонът увеличава ATC при всяко докосване до четеца, дори ако сървърът не е отговорил успешно. С времето може да се натрупа разлика между ATC на телефона и ATC в базата данни. </w:t>
+      </w:r>
+      <w:r>
+        <w:t xml:space="preserve">Тази граница компенсира </w:t>
+      </w:r>
+      <w:r>
+        <w:t>потенциалните неуспешни опити,</w:t>
+      </w:r>
+      <w:r>
+        <w:t xml:space="preserve"> при които телефонът е увеличил ATC, но сървърът не е записал присъствие.</w:t>
+      </w:r>
+      <w:r>
+        <w:t xml:space="preserve"> При разлика </w:t>
+      </w:r>
+      <w:r>
+        <w:t>по-гол</w:t>
+      </w:r>
+      <w:r>
+        <w:t>яма от 100, се приема, че действието е нерегламентирано</w:t>
+      </w:r>
+      <w:r>
+        <w:t xml:space="preserve"> и връща грешка HTTP 403.</w:t>
+      </w:r>
+    </w:p>
+    <w:p>
+      <w:pPr>
+        <w:pStyle w:val="ad"/>
+        <w:spacing w:after="0"/>
+      </w:pPr>
+      <w:r>
+        <w:drawing>
+          <wp:inline distT="0" distB="0" distL="0" distR="0" wp14:anchorId="3A5FBFC7" wp14:editId="26E86EB6">
+            <wp:extent cx="5527357" cy="4015740"/>
+            <wp:effectExtent l="0" t="0" r="0" b="3810"/>
+            <wp:docPr id="29" name="Картина 29"/>
+            <wp:cNvGraphicFramePr>
+              <a:graphicFrameLocks xmlns:a="http://schemas.openxmlformats.org/drawingml/2006/main" noChangeAspect="1"/>
+            </wp:cNvGraphicFramePr>
+            <a:graphic xmlns:a="http://schemas.openxmlformats.org/drawingml/2006/main">
+              <a:graphicData uri="http://schemas.openxmlformats.org/drawingml/2006/picture">
+                <pic:pic xmlns:pic="http://schemas.openxmlformats.org/drawingml/2006/picture">
+                  <pic:nvPicPr>
+                    <pic:cNvPr id="1" name=""/>
+                    <pic:cNvPicPr/>
+                  </pic:nvPicPr>
+                  <pic:blipFill>
+                    <a:blip r:embed="rId30"/>
+                    <a:stretch>
+                      <a:fillRect/>
+                    </a:stretch>
+                  </pic:blipFill>
+                  <pic:spPr>
+                    <a:xfrm>
+                      <a:off x="0" y="0"/>
+                      <a:ext cx="5594906" cy="4064816"/>
+                    </a:xfrm>
+                    <a:prstGeom prst="rect">
+                      <a:avLst/>
+                    </a:prstGeom>
+                  </pic:spPr>
+                </pic:pic>
+              </a:graphicData>
+            </a:graphic>
+          </wp:inline>
+        </w:drawing>
+      </w:r>
+    </w:p>
+    <w:p>
+      <w:pPr>
+        <w:pStyle w:val="ad"/>
+        <w:spacing w:before="0"/>
+      </w:pPr>
+      <w:r>
+        <w:rPr>
+          <w:b/>
+        </w:rPr>
+        <w:t>Фиг. 21</w:t>
+      </w:r>
+      <w:r>
+        <w:t xml:space="preserve"> Първите три стъпки от алгоритъма за чекиране</w:t>
+      </w:r>
+    </w:p>
+    <w:p>
+      <w:pPr>
+        <w:pStyle w:val="a4"/>
+        <w:numPr>
+          <w:ilvl w:val="0"/>
+          <w:numId w:val="16"/>
+        </w:numPr>
+      </w:pPr>
+      <w:r>
+        <w:lastRenderedPageBreak/>
+        <w:t>Следваща стъпка</w:t>
+      </w:r>
+      <w:r>
+        <w:t xml:space="preserve"> </w:t>
+      </w:r>
+      <w:r>
+        <w:t xml:space="preserve">е верифицирането на </w:t>
+      </w:r>
+      <w:r>
+        <w:rPr>
+          <w:lang w:val="en-US"/>
+        </w:rPr>
+        <w:t xml:space="preserve">HMAC </w:t>
+      </w:r>
+      <w:r>
+        <w:t xml:space="preserve">подписа, което се случва чрез извикване на функцията </w:t>
+      </w:r>
+      <w:r>
+        <w:t>_verify_hmac</w:t>
+      </w:r>
+      <w:r>
+        <w:t xml:space="preserve">(). Ако проверката не мине успешно, сървърът връща </w:t>
+      </w:r>
+      <w:r>
+        <w:rPr>
+          <w:lang w:val="en-US"/>
+        </w:rPr>
+        <w:t xml:space="preserve">HTTP </w:t>
+      </w:r>
+      <w:r>
+        <w:t>грешка 403. Кодът за тази стъпка е на фиг. 22.</w:t>
+      </w:r>
+    </w:p>
+    <w:p>
+      <w:pPr>
+        <w:pStyle w:val="ad"/>
+      </w:pPr>
+      <w:r>
+        <w:rPr>
+          <w:noProof/>
+        </w:rPr>
+        <w:drawing>
+          <wp:inline distT="0" distB="0" distL="0" distR="0" wp14:anchorId="7EF25798">
+            <wp:extent cx="5191242" cy="502920"/>
+            <wp:effectExtent l="0" t="0" r="9525" b="0"/>
+            <wp:docPr id="31" name="Картина 31"/>
+            <wp:cNvGraphicFramePr>
+              <a:graphicFrameLocks xmlns:a="http://schemas.openxmlformats.org/drawingml/2006/main" noChangeAspect="1"/>
+            </wp:cNvGraphicFramePr>
+            <a:graphic xmlns:a="http://schemas.openxmlformats.org/drawingml/2006/main">
+              <a:graphicData uri="http://schemas.openxmlformats.org/drawingml/2006/picture">
+                <pic:pic xmlns:pic="http://schemas.openxmlformats.org/drawingml/2006/picture">
+                  <pic:nvPicPr>
+                    <pic:cNvPr id="0" name="Picture 4"/>
+                    <pic:cNvPicPr>
+                      <a:picLocks noChangeAspect="1" noChangeArrowheads="1"/>
+                    </pic:cNvPicPr>
+                  </pic:nvPicPr>
+                  <pic:blipFill>
+                    <a:blip r:embed="rId31">
+                      <a:extLst>
+                        <a:ext uri="{28A0092B-C50C-407E-A947-70E740481C1C}">
+                          <a14:useLocalDpi xmlns:a14="http://schemas.microsoft.com/office/drawing/2010/main" val="0"/>
+                        </a:ext>
+                      </a:extLst>
+                    </a:blip>
+                    <a:srcRect/>
+                    <a:stretch>
+                      <a:fillRect/>
+                    </a:stretch>
+                  </pic:blipFill>
+                  <pic:spPr bwMode="auto">
+                    <a:xfrm>
+                      <a:off x="0" y="0"/>
+                      <a:ext cx="5718479" cy="553998"/>
+                    </a:xfrm>
+                    <a:prstGeom prst="rect">
+                      <a:avLst/>
+                    </a:prstGeom>
+                    <a:noFill/>
+                  </pic:spPr>
+                </pic:pic>
+              </a:graphicData>
+            </a:graphic>
+          </wp:inline>
+        </w:drawing>
+      </w:r>
+    </w:p>
+    <w:p>
+      <w:pPr>
+        <w:pStyle w:val="ad"/>
+      </w:pPr>
+      <w:r>
+        <w:rPr>
+          <w:b/>
+        </w:rPr>
+        <w:t>Фиг. 22.</w:t>
+      </w:r>
+      <w:r>
+        <w:t xml:space="preserve"> Проверка на </w:t>
+      </w:r>
+      <w:r>
+        <w:rPr>
+          <w:lang w:val="en-US"/>
+        </w:rPr>
+        <w:t xml:space="preserve">HMAC </w:t>
+      </w:r>
+      <w:r>
+        <w:t>подписа</w:t>
+      </w:r>
+    </w:p>
+    <w:p>
+      <w:pPr>
+        <w:pStyle w:val="a4"/>
+        <w:numPr>
+          <w:ilvl w:val="0"/>
+          <w:numId w:val="16"/>
+        </w:numPr>
+      </w:pPr>
+      <w:r>
+        <w:t>Алгоритъмът продължава със търсене в графика за занятие, което се провежда в момента в залата на чекиращото устройство, от което е дошла заявката.</w:t>
+      </w:r>
+      <w:r>
+        <w:t xml:space="preserve"> Тази част от алгоритъма е показана на фиг. 23. </w:t>
+      </w:r>
+    </w:p>
+    <w:p>
+      <w:pPr>
+        <w:pStyle w:val="a4"/>
+        <w:ind w:left="1069" w:firstLine="0"/>
+      </w:pPr>
+      <w:r>
+        <w:t xml:space="preserve">Сървърът търси в таблица Schedules занятие, което отговаря едновременно на няколко условия: залата съвпада с тази, в която е инсталиран четецът, денят от седмицата съвпада с текущия ден, </w:t>
+      </w:r>
+      <w:r>
+        <w:t xml:space="preserve">а </w:t>
+      </w:r>
+      <w:r>
+        <w:t xml:space="preserve">текущият час е между началния и крайния час на занятието, и текущата дата е в рамките на периода на провеждане </w:t>
+      </w:r>
+      <w:r>
+        <w:t>на конкретния учебен предмет</w:t>
+      </w:r>
+      <w:r>
+        <w:t>(между start_date и end_date).</w:t>
+      </w:r>
+    </w:p>
+    <w:p>
+      <w:pPr>
+        <w:pStyle w:val="a4"/>
+        <w:ind w:left="1069" w:firstLine="0"/>
+      </w:pPr>
+      <w:r>
+        <w:t>Може да се намерят няколко занятия, отговарящи на тези условия, затова резултатите се сортират по начална дата възходящо и се обхождат едно по едно.</w:t>
+      </w:r>
+    </w:p>
+    <w:p>
+      <w:pPr>
+        <w:pStyle w:val="a4"/>
+        <w:ind w:left="1069" w:firstLine="0"/>
+      </w:pPr>
+      <w:r>
+        <w:t>При двуседмично занятие се изчислява колко седмици са изминали от началната дата до днес. Ако броят на седмиците е нечетен, занятието се пропуска, тъй като не е седмицата на това занятие.</w:t>
+      </w:r>
+      <w:r>
+        <w:t xml:space="preserve"> (Тук е важно да се оточни, че при създаването на график за занятие, което се провежда през седмица, е важно да се напише начална дата на занятието, тъй като не всички занятия започват от първа учебна седмица на семестъра. Има занятия, които започват от 2-ра или от 3-та учебна седмица)</w:t>
+      </w:r>
+    </w:p>
+    <w:p>
+      <w:pPr>
+        <w:pStyle w:val="a4"/>
+        <w:ind w:left="1069" w:firstLine="0"/>
+      </w:pPr>
+      <w:r>
+        <w:t>За всяко намерено занятие сървърът проверява дали групата на студента съвпада с групата на занятието. Ако съвпада, занятието се запазва като основно и търсенето спира. Ако не съвпада, занятието се запазва като гостуващо.</w:t>
+      </w:r>
+    </w:p>
+    <w:p>
+      <w:pPr>
+        <w:pStyle w:val="a4"/>
+        <w:ind w:left="1069" w:firstLine="0"/>
+      </w:pPr>
+      <w:r>
+        <w:t>След обхождането на всички намерени занятия се взима решение: ако е намерено основно занятие, то се използва и присъствието ще се запише като "Присъствие". Ако не е намерено основно занятие, но е намерено</w:t>
+      </w:r>
+      <w:r>
+        <w:t xml:space="preserve"> такова на </w:t>
+      </w:r>
+      <w:r>
+        <w:lastRenderedPageBreak/>
+        <w:t>друга група</w:t>
+      </w:r>
+      <w:r>
+        <w:t xml:space="preserve">, то се използва и присъствието </w:t>
+      </w:r>
+      <w:r>
+        <w:t>ще се запише като "Отработване".</w:t>
+      </w:r>
+      <w:r>
+        <w:t xml:space="preserve"> Ако не е намерено нито едно занятие, сървърът връща грешка HTTP 404.</w:t>
+      </w:r>
+    </w:p>
+    <w:p>
+      <w:pPr>
+        <w:pStyle w:val="ad"/>
+      </w:pPr>
+      <w:r>
+        <w:drawing>
+          <wp:inline distT="0" distB="0" distL="0" distR="0" wp14:anchorId="077E22FF" wp14:editId="2E2B699F">
+            <wp:extent cx="5698399" cy="5341620"/>
+            <wp:effectExtent l="0" t="0" r="0" b="0"/>
+            <wp:docPr id="32" name="Картина 32"/>
+            <wp:cNvGraphicFramePr>
+              <a:graphicFrameLocks xmlns:a="http://schemas.openxmlformats.org/drawingml/2006/main" noChangeAspect="1"/>
+            </wp:cNvGraphicFramePr>
+            <a:graphic xmlns:a="http://schemas.openxmlformats.org/drawingml/2006/main">
+              <a:graphicData uri="http://schemas.openxmlformats.org/drawingml/2006/picture">
+                <pic:pic xmlns:pic="http://schemas.openxmlformats.org/drawingml/2006/picture">
+                  <pic:nvPicPr>
+                    <pic:cNvPr id="1" name=""/>
+                    <pic:cNvPicPr/>
+                  </pic:nvPicPr>
+                  <pic:blipFill>
+                    <a:blip r:embed="rId32"/>
+                    <a:stretch>
+                      <a:fillRect/>
+                    </a:stretch>
+                  </pic:blipFill>
+                  <pic:spPr>
+                    <a:xfrm>
+                      <a:off x="0" y="0"/>
+                      <a:ext cx="5741507" cy="5382029"/>
+                    </a:xfrm>
+                    <a:prstGeom prst="rect">
+                      <a:avLst/>
+                    </a:prstGeom>
+                  </pic:spPr>
+                </pic:pic>
+              </a:graphicData>
+            </a:graphic>
+          </wp:inline>
+        </w:drawing>
+      </w:r>
+      <w:r>
+        <w:t xml:space="preserve"> </w:t>
+      </w:r>
+    </w:p>
+    <w:p>
+      <w:pPr>
+        <w:pStyle w:val="ad"/>
+      </w:pPr>
+      <w:r>
+        <w:rPr>
+          <w:b/>
+        </w:rPr>
+        <w:t>Фиг. 23.</w:t>
+      </w:r>
+      <w:r>
+        <w:t xml:space="preserve"> </w:t>
+      </w:r>
+      <w:r>
+        <w:t>Намиране на занятие</w:t>
+      </w:r>
+      <w:r>
+        <w:t xml:space="preserve"> в залата</w:t>
+      </w:r>
+      <w:r>
+        <w:t xml:space="preserve"> и </w:t>
+      </w:r>
+      <w:r>
+        <w:br/>
+      </w:r>
+      <w:r>
+        <w:t xml:space="preserve">логика за </w:t>
+      </w:r>
+      <w:r>
+        <w:t>присъствие/</w:t>
+      </w:r>
+      <w:r>
+        <w:t xml:space="preserve">отработване </w:t>
+      </w:r>
+    </w:p>
+    <w:p>
+      <w:pPr>
+        <w:pStyle w:val="a4"/>
+        <w:numPr>
+          <w:ilvl w:val="0"/>
+          <w:numId w:val="16"/>
+        </w:numPr>
+      </w:pPr>
+      <w:r>
+        <w:t>Сървърът проверява дали студентът вече се е чекирал за същия предмет и същия тип занятие в рамките на текущия ден.</w:t>
+      </w:r>
+      <w:r>
+        <w:t xml:space="preserve"> (фиг. 24)</w:t>
+      </w:r>
+    </w:p>
+    <w:p>
+      <w:pPr>
+        <w:pStyle w:val="a4"/>
+        <w:ind w:left="1069" w:firstLine="0"/>
+      </w:pPr>
+      <w:r>
+        <w:t xml:space="preserve">Проверката не е само по schedule_id, а </w:t>
+      </w:r>
+      <w:r>
+        <w:t>се проверява и предме</w:t>
+      </w:r>
+      <w:r>
+        <w:t>т</w:t>
+      </w:r>
+      <w:r>
+        <w:t>а</w:t>
+      </w:r>
+      <w:r>
+        <w:t xml:space="preserve"> и тип</w:t>
+      </w:r>
+      <w:r>
+        <w:t>а</w:t>
+      </w:r>
+      <w:r>
+        <w:t xml:space="preserve"> занятие.</w:t>
+      </w:r>
+      <w:r>
+        <w:t xml:space="preserve"> А</w:t>
+      </w:r>
+      <w:r>
+        <w:t>ко например един студент се опита да се чекира два пъти за една и съща лекция по Математика, но в различни зали или при различни записи в разписанието, системата пак ще го засече като дублиране.</w:t>
+      </w:r>
+    </w:p>
+    <w:p>
+      <w:pPr>
+        <w:pStyle w:val="a4"/>
+        <w:ind w:left="1069" w:firstLine="0"/>
+      </w:pPr>
+      <w:r>
+        <w:lastRenderedPageBreak/>
+        <w:t xml:space="preserve">Ако такъв запис бъде намерен в базата данни, </w:t>
+      </w:r>
+      <w:r>
+        <w:t>сървърът връща грешка HTTP 403 със съобщение "Вече сте се отчели за този уро</w:t>
+      </w:r>
+      <w:r>
+        <w:t>к днес." и не записва повторно присъствие</w:t>
+      </w:r>
+      <w:r>
+        <w:t>.</w:t>
+      </w:r>
+    </w:p>
+    <w:p>
+      <w:pPr>
+        <w:pStyle w:val="ad"/>
+      </w:pPr>
+      <w:r>
+        <w:drawing>
+          <wp:inline distT="0" distB="0" distL="0" distR="0" wp14:anchorId="4A8D2F8B" wp14:editId="420A27B8">
+            <wp:extent cx="5341620" cy="2382885"/>
+            <wp:effectExtent l="0" t="0" r="0" b="0"/>
+            <wp:docPr id="33" name="Картина 33"/>
+            <wp:cNvGraphicFramePr>
+              <a:graphicFrameLocks xmlns:a="http://schemas.openxmlformats.org/drawingml/2006/main" noChangeAspect="1"/>
+            </wp:cNvGraphicFramePr>
+            <a:graphic xmlns:a="http://schemas.openxmlformats.org/drawingml/2006/main">
+              <a:graphicData uri="http://schemas.openxmlformats.org/drawingml/2006/picture">
+                <pic:pic xmlns:pic="http://schemas.openxmlformats.org/drawingml/2006/picture">
+                  <pic:nvPicPr>
+                    <pic:cNvPr id="1" name=""/>
+                    <pic:cNvPicPr/>
+                  </pic:nvPicPr>
+                  <pic:blipFill>
+                    <a:blip r:embed="rId33"/>
+                    <a:stretch>
+                      <a:fillRect/>
+                    </a:stretch>
+                  </pic:blipFill>
+                  <pic:spPr>
+                    <a:xfrm>
+                      <a:off x="0" y="0"/>
+                      <a:ext cx="5368481" cy="2394868"/>
+                    </a:xfrm>
+                    <a:prstGeom prst="rect">
+                      <a:avLst/>
+                    </a:prstGeom>
+                  </pic:spPr>
+                </pic:pic>
+              </a:graphicData>
+            </a:graphic>
+          </wp:inline>
+        </w:drawing>
+      </w:r>
+    </w:p>
+    <w:p>
+      <w:pPr>
+        <w:pStyle w:val="ad"/>
+      </w:pPr>
+      <w:r>
+        <w:rPr>
+          <w:b/>
+        </w:rPr>
+        <w:t>Фиг. 24</w:t>
+      </w:r>
+      <w:r>
+        <w:t>. Проверка за дублиране на присъствието</w:t>
+      </w:r>
+    </w:p>
+    <w:p>
+      <w:pPr>
+        <w:pStyle w:val="a4"/>
+        <w:numPr>
+          <w:ilvl w:val="0"/>
+          <w:numId w:val="16"/>
+        </w:numPr>
+      </w:pPr>
+      <w:r>
+        <w:t>Сървърът определя статуса на присъствието като сравнява групата на студента с групата на намереното занятие. Ако съвпадат, статусът е "Присъствие". Ако не съвпадат, статусът е "Отработване".</w:t>
+      </w:r>
+    </w:p>
+    <w:p>
+      <w:pPr>
+        <w:pStyle w:val="a4"/>
+        <w:ind w:left="1069" w:firstLine="0"/>
+      </w:pPr>
+      <w:r>
+        <w:t xml:space="preserve">След това се създава нов запис в таблица Attendance с факултетния номер на студента, идентификатора на занятието, </w:t>
+      </w:r>
+      <w:r>
+        <w:t xml:space="preserve">текущия дата и час, </w:t>
+      </w:r>
+      <w:r>
+        <w:t>статус</w:t>
+      </w:r>
+      <w:r>
+        <w:t xml:space="preserve">а на присъствието, а </w:t>
+      </w:r>
+      <w:r>
+        <w:t>recorded_by</w:t>
+      </w:r>
+      <w:r>
+        <w:t xml:space="preserve"> се задава като</w:t>
+      </w:r>
+      <w:r>
+        <w:t xml:space="preserve"> "Автоматичен", за да се разграничи от ръчно въведените присъствия от преподавател</w:t>
+      </w:r>
+      <w:r>
+        <w:t xml:space="preserve"> или администратор</w:t>
+      </w:r>
+      <w:r>
+        <w:t>.</w:t>
+      </w:r>
+    </w:p>
+    <w:p>
+      <w:pPr>
+        <w:pStyle w:val="a4"/>
+        <w:ind w:left="1069" w:firstLine="0"/>
+      </w:pPr>
+      <w:r>
+        <w:t>Едновременно с това се обновява ATC брояча на студента в таблица Students със стойността, получена от телефона. ATC се обновява само при успешен запис. Ако по някаква п</w:t>
+      </w:r>
+      <w:r>
+        <w:t xml:space="preserve">ричина записът в базата данни не е успешен, ATC не се обновява. </w:t>
+      </w:r>
+    </w:p>
+    <w:p>
+      <w:pPr>
+        <w:pStyle w:val="a4"/>
+        <w:ind w:left="1069" w:firstLine="0"/>
+      </w:pPr>
+      <w:r>
+        <w:t xml:space="preserve">Накрая се извършва commit </w:t>
+      </w:r>
+      <w:r>
+        <w:t xml:space="preserve">към базата </w:t>
+      </w:r>
+      <w:r>
+        <w:t xml:space="preserve">на двете промени едновременно. Ако commit-ът се провали, се прави rollback и сървърът връща грешка HTTP 400. </w:t>
+      </w:r>
+      <w:r>
+        <w:t xml:space="preserve">ESP32 </w:t>
+      </w:r>
+      <w:r>
+        <w:t>сигнализира с включване на червен светодиод</w:t>
+      </w:r>
+      <w:r>
+        <w:t xml:space="preserve"> и звуков сигнал.</w:t>
+      </w:r>
+    </w:p>
+    <w:p>
+      <w:pPr>
+        <w:pStyle w:val="a4"/>
+        <w:ind w:left="1069" w:firstLine="0"/>
+      </w:pPr>
+      <w:r>
+        <w:t>При успех сървърът връща HTTP 200 със съобщение "Успешно: Присъствие" или "Успешно: Отра</w:t>
+      </w:r>
+      <w:r>
+        <w:t>ботване", което ESP32 получава и съответно</w:t>
+      </w:r>
+      <w:r>
+        <w:t xml:space="preserve"> сигнализир</w:t>
+      </w:r>
+      <w:r>
+        <w:t>а със светване на зеления светодиод</w:t>
+      </w:r>
+      <w:r>
+        <w:t xml:space="preserve"> и</w:t>
+      </w:r>
+      <w:r>
+        <w:t xml:space="preserve"> съответния</w:t>
+      </w:r>
+      <w:r>
+        <w:t xml:space="preserve"> звуков сигнал.</w:t>
+      </w:r>
+      <w:r>
+        <w:t xml:space="preserve"> Тази част от алгоритъма е на фиг. 25.</w:t>
+      </w:r>
+    </w:p>
+    <w:p>
+      <w:pPr>
+        <w:pStyle w:val="ad"/>
+      </w:pPr>
+      <w:r>
+        <w:lastRenderedPageBreak/>
+        <w:drawing>
+          <wp:inline distT="0" distB="0" distL="0" distR="0" wp14:anchorId="7E502E9A" wp14:editId="2FA1914F">
+            <wp:extent cx="5760720" cy="3850005"/>
+            <wp:effectExtent l="0" t="0" r="0" b="0"/>
+            <wp:docPr id="34" name="Картина 34"/>
+            <wp:cNvGraphicFramePr>
+              <a:graphicFrameLocks xmlns:a="http://schemas.openxmlformats.org/drawingml/2006/main" noChangeAspect="1"/>
+            </wp:cNvGraphicFramePr>
+            <a:graphic xmlns:a="http://schemas.openxmlformats.org/drawingml/2006/main">
+              <a:graphicData uri="http://schemas.openxmlformats.org/drawingml/2006/picture">
+                <pic:pic xmlns:pic="http://schemas.openxmlformats.org/drawingml/2006/picture">
+                  <pic:nvPicPr>
+                    <pic:cNvPr id="1" name=""/>
+                    <pic:cNvPicPr/>
+                  </pic:nvPicPr>
+                  <pic:blipFill>
+                    <a:blip r:embed="rId34"/>
+                    <a:stretch>
+                      <a:fillRect/>
+                    </a:stretch>
+                  </pic:blipFill>
+                  <pic:spPr>
+                    <a:xfrm>
+                      <a:off x="0" y="0"/>
+                      <a:ext cx="5760720" cy="3850005"/>
+                    </a:xfrm>
+                    <a:prstGeom prst="rect">
+                      <a:avLst/>
+                    </a:prstGeom>
+                  </pic:spPr>
+                </pic:pic>
+              </a:graphicData>
+            </a:graphic>
+          </wp:inline>
+        </w:drawing>
+      </w:r>
+    </w:p>
+    <w:p>
+      <w:pPr>
+        <w:pStyle w:val="ad"/>
+      </w:pPr>
+      <w:r>
+        <w:rPr>
+          <w:b/>
+        </w:rPr>
+        <w:t>Фиг. 25.</w:t>
+      </w:r>
+      <w:r>
+        <w:t xml:space="preserve"> Записване на присъствието и </w:t>
+      </w:r>
+    </w:p>
+    <w:p>
+      <w:pPr>
+        <w:pStyle w:val="ad"/>
+      </w:pPr>
+      <w:r>
+        <w:t xml:space="preserve">обновяване на </w:t>
+      </w:r>
+      <w:r>
+        <w:rPr>
+          <w:lang w:val="en-US"/>
+        </w:rPr>
+        <w:t>ATC</w:t>
+      </w:r>
+      <w:r>
+        <w:t xml:space="preserve"> стойността</w:t>
+      </w:r>
+    </w:p>
+    <w:p>
+      <w:bookmarkStart w:id="10" w:name="_GoBack"/>
+      <w:bookmarkEnd w:id="10"/>
       <w:r>
         <w:br w:type="page"/>
       </w:r>
+    </w:p>
+    <w:p>
+      <w:pPr>
+        <w:pStyle w:val="ad"/>
+        <w:jc w:val="both"/>
+      </w:pPr>
     </w:p>
     <w:p>
       <w:pPr>
@@ -6184,7 +8027,6 @@
         <w:jc w:val="left"/>
       </w:pPr>
       <w:r>
-        <w:lastRenderedPageBreak/>
         <w:br w:type="page"/>
       </w:r>
     </w:p>
@@ -6466,95 +8308,6 @@
     </w:lvl>
   </w:abstractNum>
   <w:abstractNum w:abstractNumId="2" w15:restartNumberingAfterBreak="0">
-    <w:nsid w:val="0B2B288E"/>
-    <w:multiLevelType w:val="hybridMultilevel"/>
-    <w:tmpl w:val="FED85A8C"/>
-    <w:lvl w:ilvl="0" w:tplc="461C1FD8">
-      <w:start w:val="1"/>
-      <w:numFmt w:val="decimal"/>
-      <w:lvlText w:val="1.%1."/>
-      <w:lvlJc w:val="left"/>
-      <w:pPr>
-        <w:ind w:left="720" w:hanging="360"/>
-      </w:pPr>
-      <w:rPr>
-        <w:rFonts w:hint="default"/>
-      </w:rPr>
-    </w:lvl>
-    <w:lvl w:ilvl="1" w:tplc="04020019" w:tentative="1">
-      <w:start w:val="1"/>
-      <w:numFmt w:val="lowerLetter"/>
-      <w:lvlText w:val="%2."/>
-      <w:lvlJc w:val="left"/>
-      <w:pPr>
-        <w:ind w:left="1440" w:hanging="360"/>
-      </w:pPr>
-    </w:lvl>
-    <w:lvl w:ilvl="2" w:tplc="0402001B" w:tentative="1">
-      <w:start w:val="1"/>
-      <w:numFmt w:val="lowerRoman"/>
-      <w:lvlText w:val="%3."/>
-      <w:lvlJc w:val="right"/>
-      <w:pPr>
-        <w:ind w:left="2160" w:hanging="180"/>
-      </w:pPr>
-    </w:lvl>
-    <w:lvl w:ilvl="3" w:tplc="0402000F" w:tentative="1">
-      <w:start w:val="1"/>
-      <w:numFmt w:val="decimal"/>
-      <w:lvlText w:val="%4."/>
-      <w:lvlJc w:val="left"/>
-      <w:pPr>
-        <w:ind w:left="2880" w:hanging="360"/>
-      </w:pPr>
-    </w:lvl>
-    <w:lvl w:ilvl="4" w:tplc="04020019" w:tentative="1">
-      <w:start w:val="1"/>
-      <w:numFmt w:val="lowerLetter"/>
-      <w:lvlText w:val="%5."/>
-      <w:lvlJc w:val="left"/>
-      <w:pPr>
-        <w:ind w:left="3600" w:hanging="360"/>
-      </w:pPr>
-    </w:lvl>
-    <w:lvl w:ilvl="5" w:tplc="0402001B" w:tentative="1">
-      <w:start w:val="1"/>
-      <w:numFmt w:val="lowerRoman"/>
-      <w:lvlText w:val="%6."/>
-      <w:lvlJc w:val="right"/>
-      <w:pPr>
-        <w:ind w:left="4320" w:hanging="180"/>
-      </w:pPr>
-    </w:lvl>
-    <w:lvl w:ilvl="6" w:tplc="0402000F" w:tentative="1">
-      <w:start w:val="1"/>
-      <w:numFmt w:val="decimal"/>
-      <w:lvlText w:val="%7."/>
-      <w:lvlJc w:val="left"/>
-      <w:pPr>
-        <w:ind w:left="5040" w:hanging="360"/>
-      </w:pPr>
-    </w:lvl>
-    <w:lvl w:ilvl="7" w:tplc="04020019" w:tentative="1">
-      <w:start w:val="1"/>
-      <w:numFmt w:val="lowerLetter"/>
-      <w:lvlText w:val="%8."/>
-      <w:lvlJc w:val="left"/>
-      <w:pPr>
-        <w:ind w:left="5760" w:hanging="360"/>
-      </w:pPr>
-    </w:lvl>
-    <w:lvl w:ilvl="8" w:tplc="0402001B" w:tentative="1">
-      <w:start w:val="1"/>
-      <w:numFmt w:val="lowerRoman"/>
-      <w:lvlText w:val="%9."/>
-      <w:lvlJc w:val="right"/>
-      <w:pPr>
-        <w:ind w:left="6480" w:hanging="180"/>
-      </w:pPr>
-    </w:lvl>
-  </w:abstractNum>
-  <w:abstractNum w:abstractNumId="3" w15:restartNumberingAfterBreak="0">
     <w:nsid w:val="0BD1030E"/>
     <w:multiLevelType w:val="hybridMultilevel"/>
     <w:tmpl w:val="D85E381E"/>
@@ -6643,475 +8396,7 @@
       </w:pPr>
     </w:lvl>
   </w:abstractNum>
-  <w:abstractNum w:abstractNumId="4" w15:restartNumberingAfterBreak="0">
-    <w:nsid w:val="0D941A12"/>
-    <w:multiLevelType w:val="multilevel"/>
-    <w:tmpl w:val="5210AC44"/>
-    <w:lvl w:ilvl="0">
-      <w:start w:val="1"/>
-      <w:numFmt w:val="decimal"/>
-      <w:lvlText w:val="%1."/>
-      <w:lvlJc w:val="left"/>
-      <w:pPr>
-        <w:ind w:left="1080" w:hanging="360"/>
-      </w:pPr>
-      <w:rPr>
-        <w:rFonts w:hint="default"/>
-      </w:rPr>
-    </w:lvl>
-    <w:lvl w:ilvl="1">
-      <w:start w:val="1"/>
-      <w:numFmt w:val="decimal"/>
-      <w:isLgl/>
-      <w:lvlText w:val="%1.%2."/>
-      <w:lvlJc w:val="left"/>
-      <w:pPr>
-        <w:ind w:left="1440" w:hanging="720"/>
-      </w:pPr>
-      <w:rPr>
-        <w:rFonts w:hint="default"/>
-      </w:rPr>
-    </w:lvl>
-    <w:lvl w:ilvl="2">
-      <w:start w:val="1"/>
-      <w:numFmt w:val="decimal"/>
-      <w:isLgl/>
-      <w:lvlText w:val="%2%1..%3."/>
-      <w:lvlJc w:val="left"/>
-      <w:pPr>
-        <w:ind w:left="1440" w:hanging="720"/>
-      </w:pPr>
-      <w:rPr>
-        <w:rFonts w:hint="default"/>
-      </w:rPr>
-    </w:lvl>
-    <w:lvl w:ilvl="3">
-      <w:start w:val="1"/>
-      <w:numFmt w:val="decimal"/>
-      <w:isLgl/>
-      <w:lvlText w:val="%1.%2.%3.%4."/>
-      <w:lvlJc w:val="left"/>
-      <w:pPr>
-        <w:ind w:left="1800" w:hanging="1080"/>
-      </w:pPr>
-      <w:rPr>
-        <w:rFonts w:hint="default"/>
-      </w:rPr>
-    </w:lvl>
-    <w:lvl w:ilvl="4">
-      <w:start w:val="1"/>
-      <w:numFmt w:val="decimal"/>
-      <w:isLgl/>
-      <w:lvlText w:val="%1.%2.%3.%4.%5."/>
-      <w:lvlJc w:val="left"/>
-      <w:pPr>
-        <w:ind w:left="1800" w:hanging="1080"/>
-      </w:pPr>
-      <w:rPr>
-        <w:rFonts w:hint="default"/>
-      </w:rPr>
-    </w:lvl>
-    <w:lvl w:ilvl="5">
-      <w:start w:val="1"/>
-      <w:numFmt w:val="decimal"/>
-      <w:isLgl/>
-      <w:lvlText w:val="%1.%2.%3.%4.%5.%6."/>
-      <w:lvlJc w:val="left"/>
-      <w:pPr>
-        <w:ind w:left="2160" w:hanging="1440"/>
-      </w:pPr>
-      <w:rPr>
-        <w:rFonts w:hint="default"/>
-      </w:rPr>
-    </w:lvl>
-    <w:lvl w:ilvl="6">
-      <w:start w:val="1"/>
-      <w:numFmt w:val="decimal"/>
-      <w:isLgl/>
-      <w:lvlText w:val="%1.%2.%3.%4.%5.%6.%7."/>
-      <w:lvlJc w:val="left"/>
-      <w:pPr>
-        <w:ind w:left="2160" w:hanging="1440"/>
-      </w:pPr>
-      <w:rPr>
-        <w:rFonts w:hint="default"/>
-      </w:rPr>
-    </w:lvl>
-    <w:lvl w:ilvl="7">
-      <w:start w:val="1"/>
-      <w:numFmt w:val="decimal"/>
-      <w:isLgl/>
-      <w:lvlText w:val="%1.%2.%3.%4.%5.%6.%7.%8."/>
-      <w:lvlJc w:val="left"/>
-      <w:pPr>
-        <w:ind w:left="2520" w:hanging="1800"/>
-      </w:pPr>
-      <w:rPr>
-        <w:rFonts w:hint="default"/>
-      </w:rPr>
-    </w:lvl>
-    <w:lvl w:ilvl="8">
-      <w:start w:val="1"/>
-      <w:numFmt w:val="decimal"/>
-      <w:isLgl/>
-      <w:lvlText w:val="%1.%2.%3.%4.%5.%6.%7.%8.%9."/>
-      <w:lvlJc w:val="left"/>
-      <w:pPr>
-        <w:ind w:left="2520" w:hanging="1800"/>
-      </w:pPr>
-      <w:rPr>
-        <w:rFonts w:hint="default"/>
-      </w:rPr>
-    </w:lvl>
-  </w:abstractNum>
-  <w:abstractNum w:abstractNumId="5" w15:restartNumberingAfterBreak="0">
-    <w:nsid w:val="10CA3F5B"/>
-    <w:multiLevelType w:val="hybridMultilevel"/>
-    <w:tmpl w:val="656C6B18"/>
-    <w:lvl w:ilvl="0" w:tplc="E4A0727E">
-      <w:start w:val="1"/>
-      <w:numFmt w:val="decimal"/>
-      <w:lvlText w:val="3.%1."/>
-      <w:lvlJc w:val="left"/>
-      <w:pPr>
-        <w:ind w:left="1854" w:hanging="360"/>
-      </w:pPr>
-      <w:rPr>
-        <w:rFonts w:hint="default"/>
-      </w:rPr>
-    </w:lvl>
-    <w:lvl w:ilvl="1" w:tplc="04020019" w:tentative="1">
-      <w:start w:val="1"/>
-      <w:numFmt w:val="lowerLetter"/>
-      <w:lvlText w:val="%2."/>
-      <w:lvlJc w:val="left"/>
-      <w:pPr>
-        <w:ind w:left="2574" w:hanging="360"/>
-      </w:pPr>
-    </w:lvl>
-    <w:lvl w:ilvl="2" w:tplc="0402001B" w:tentative="1">
-      <w:start w:val="1"/>
-      <w:numFmt w:val="lowerRoman"/>
-      <w:lvlText w:val="%3."/>
-      <w:lvlJc w:val="right"/>
-      <w:pPr>
-        <w:ind w:left="3294" w:hanging="180"/>
-      </w:pPr>
-    </w:lvl>
-    <w:lvl w:ilvl="3" w:tplc="0402000F" w:tentative="1">
-      <w:start w:val="1"/>
-      <w:numFmt w:val="decimal"/>
-      <w:lvlText w:val="%4."/>
-      <w:lvlJc w:val="left"/>
-      <w:pPr>
-        <w:ind w:left="4014" w:hanging="360"/>
-      </w:pPr>
-    </w:lvl>
-    <w:lvl w:ilvl="4" w:tplc="04020019" w:tentative="1">
-      <w:start w:val="1"/>
-      <w:numFmt w:val="lowerLetter"/>
-      <w:lvlText w:val="%5."/>
-      <w:lvlJc w:val="left"/>
-      <w:pPr>
-        <w:ind w:left="4734" w:hanging="360"/>
-      </w:pPr>
-    </w:lvl>
-    <w:lvl w:ilvl="5" w:tplc="0402001B" w:tentative="1">
-      <w:start w:val="1"/>
-      <w:numFmt w:val="lowerRoman"/>
-      <w:lvlText w:val="%6."/>
-      <w:lvlJc w:val="right"/>
-      <w:pPr>
-        <w:ind w:left="5454" w:hanging="180"/>
-      </w:pPr>
-    </w:lvl>
-    <w:lvl w:ilvl="6" w:tplc="0402000F" w:tentative="1">
-      <w:start w:val="1"/>
-      <w:numFmt w:val="decimal"/>
-      <w:lvlText w:val="%7."/>
-      <w:lvlJc w:val="left"/>
-      <w:pPr>
-        <w:ind w:left="6174" w:hanging="360"/>
-      </w:pPr>
-    </w:lvl>
-    <w:lvl w:ilvl="7" w:tplc="04020019" w:tentative="1">
-      <w:start w:val="1"/>
-      <w:numFmt w:val="lowerLetter"/>
-      <w:lvlText w:val="%8."/>
-      <w:lvlJc w:val="left"/>
-      <w:pPr>
-        <w:ind w:left="6894" w:hanging="360"/>
-      </w:pPr>
-    </w:lvl>
-    <w:lvl w:ilvl="8" w:tplc="0402001B" w:tentative="1">
-      <w:start w:val="1"/>
-      <w:numFmt w:val="lowerRoman"/>
-      <w:lvlText w:val="%9."/>
-      <w:lvlJc w:val="right"/>
-      <w:pPr>
-        <w:ind w:left="7614" w:hanging="180"/>
-      </w:pPr>
-    </w:lvl>
-  </w:abstractNum>
-  <w:abstractNum w:abstractNumId="6" w15:restartNumberingAfterBreak="0">
-    <w:nsid w:val="1416533F"/>
-    <w:multiLevelType w:val="hybridMultilevel"/>
-    <w:tmpl w:val="E20C992C"/>
-    <w:lvl w:ilvl="0" w:tplc="0402000F">
-      <w:start w:val="1"/>
-      <w:numFmt w:val="decimal"/>
-      <w:lvlText w:val="%1."/>
-      <w:lvlJc w:val="left"/>
-      <w:pPr>
-        <w:ind w:left="720" w:hanging="360"/>
-      </w:pPr>
-    </w:lvl>
-    <w:lvl w:ilvl="1" w:tplc="04020019" w:tentative="1">
-      <w:start w:val="1"/>
-      <w:numFmt w:val="lowerLetter"/>
-      <w:lvlText w:val="%2."/>
-      <w:lvlJc w:val="left"/>
-      <w:pPr>
-        <w:ind w:left="1440" w:hanging="360"/>
-      </w:pPr>
-    </w:lvl>
-    <w:lvl w:ilvl="2" w:tplc="0402001B" w:tentative="1">
-      <w:start w:val="1"/>
-      <w:numFmt w:val="lowerRoman"/>
-      <w:lvlText w:val="%3."/>
-      <w:lvlJc w:val="right"/>
-      <w:pPr>
-        <w:ind w:left="2160" w:hanging="180"/>
-      </w:pPr>
-    </w:lvl>
-    <w:lvl w:ilvl="3" w:tplc="0402000F" w:tentative="1">
-      <w:start w:val="1"/>
-      <w:numFmt w:val="decimal"/>
-      <w:lvlText w:val="%4."/>
-      <w:lvlJc w:val="left"/>
-      <w:pPr>
-        <w:ind w:left="2880" w:hanging="360"/>
-      </w:pPr>
-    </w:lvl>
-    <w:lvl w:ilvl="4" w:tplc="04020019" w:tentative="1">
-      <w:start w:val="1"/>
-      <w:numFmt w:val="lowerLetter"/>
-      <w:lvlText w:val="%5."/>
-      <w:lvlJc w:val="left"/>
-      <w:pPr>
-        <w:ind w:left="3600" w:hanging="360"/>
-      </w:pPr>
-    </w:lvl>
-    <w:lvl w:ilvl="5" w:tplc="0402001B" w:tentative="1">
-      <w:start w:val="1"/>
-      <w:numFmt w:val="lowerRoman"/>
-      <w:lvlText w:val="%6."/>
-      <w:lvlJc w:val="right"/>
-      <w:pPr>
-        <w:ind w:left="4320" w:hanging="180"/>
-      </w:pPr>
-    </w:lvl>
-    <w:lvl w:ilvl="6" w:tplc="0402000F" w:tentative="1">
-      <w:start w:val="1"/>
-      <w:numFmt w:val="decimal"/>
-      <w:lvlText w:val="%7."/>
-      <w:lvlJc w:val="left"/>
-      <w:pPr>
-        <w:ind w:left="5040" w:hanging="360"/>
-      </w:pPr>
-    </w:lvl>
-    <w:lvl w:ilvl="7" w:tplc="04020019" w:tentative="1">
-      <w:start w:val="1"/>
-      <w:numFmt w:val="lowerLetter"/>
-      <w:lvlText w:val="%8."/>
-      <w:lvlJc w:val="left"/>
-      <w:pPr>
-        <w:ind w:left="5760" w:hanging="360"/>
-      </w:pPr>
-    </w:lvl>
-    <w:lvl w:ilvl="8" w:tplc="0402001B" w:tentative="1">
-      <w:start w:val="1"/>
-      <w:numFmt w:val="lowerRoman"/>
-      <w:lvlText w:val="%9."/>
-      <w:lvlJc w:val="right"/>
-      <w:pPr>
-        <w:ind w:left="6480" w:hanging="180"/>
-      </w:pPr>
-    </w:lvl>
-  </w:abstractNum>
-  <w:abstractNum w:abstractNumId="7" w15:restartNumberingAfterBreak="0">
-    <w:nsid w:val="287F542A"/>
-    <w:multiLevelType w:val="hybridMultilevel"/>
-    <w:tmpl w:val="E37A3E48"/>
-    <w:lvl w:ilvl="0" w:tplc="0402000F">
-      <w:start w:val="1"/>
-      <w:numFmt w:val="decimal"/>
-      <w:lvlText w:val="%1."/>
-      <w:lvlJc w:val="left"/>
-      <w:pPr>
-        <w:ind w:left="1080" w:hanging="360"/>
-      </w:pPr>
-    </w:lvl>
-    <w:lvl w:ilvl="1" w:tplc="04020019" w:tentative="1">
-      <w:start w:val="1"/>
-      <w:numFmt w:val="lowerLetter"/>
-      <w:lvlText w:val="%2."/>
-      <w:lvlJc w:val="left"/>
-      <w:pPr>
-        <w:ind w:left="1800" w:hanging="360"/>
-      </w:pPr>
-    </w:lvl>
-    <w:lvl w:ilvl="2" w:tplc="0402001B" w:tentative="1">
-      <w:start w:val="1"/>
-      <w:numFmt w:val="lowerRoman"/>
-      <w:lvlText w:val="%3."/>
-      <w:lvlJc w:val="right"/>
-      <w:pPr>
-        <w:ind w:left="2520" w:hanging="180"/>
-      </w:pPr>
-    </w:lvl>
-    <w:lvl w:ilvl="3" w:tplc="0402000F" w:tentative="1">
-      <w:start w:val="1"/>
-      <w:numFmt w:val="decimal"/>
-      <w:lvlText w:val="%4."/>
-      <w:lvlJc w:val="left"/>
-      <w:pPr>
-        <w:ind w:left="3240" w:hanging="360"/>
-      </w:pPr>
-    </w:lvl>
-    <w:lvl w:ilvl="4" w:tplc="04020019" w:tentative="1">
-      <w:start w:val="1"/>
-      <w:numFmt w:val="lowerLetter"/>
-      <w:lvlText w:val="%5."/>
-      <w:lvlJc w:val="left"/>
-      <w:pPr>
-        <w:ind w:left="3960" w:hanging="360"/>
-      </w:pPr>
-    </w:lvl>
-    <w:lvl w:ilvl="5" w:tplc="0402001B" w:tentative="1">
-      <w:start w:val="1"/>
-      <w:numFmt w:val="lowerRoman"/>
-      <w:lvlText w:val="%6."/>
-      <w:lvlJc w:val="right"/>
-      <w:pPr>
-        <w:ind w:left="4680" w:hanging="180"/>
-      </w:pPr>
-    </w:lvl>
-    <w:lvl w:ilvl="6" w:tplc="0402000F" w:tentative="1">
-      <w:start w:val="1"/>
-      <w:numFmt w:val="decimal"/>
-      <w:lvlText w:val="%7."/>
-      <w:lvlJc w:val="left"/>
-      <w:pPr>
-        <w:ind w:left="5400" w:hanging="360"/>
-      </w:pPr>
-    </w:lvl>
-    <w:lvl w:ilvl="7" w:tplc="04020019" w:tentative="1">
-      <w:start w:val="1"/>
-      <w:numFmt w:val="lowerLetter"/>
-      <w:lvlText w:val="%8."/>
-      <w:lvlJc w:val="left"/>
-      <w:pPr>
-        <w:ind w:left="6120" w:hanging="360"/>
-      </w:pPr>
-    </w:lvl>
-    <w:lvl w:ilvl="8" w:tplc="0402001B" w:tentative="1">
-      <w:start w:val="1"/>
-      <w:numFmt w:val="lowerRoman"/>
-      <w:lvlText w:val="%9."/>
-      <w:lvlJc w:val="right"/>
-      <w:pPr>
-        <w:ind w:left="6840" w:hanging="180"/>
-      </w:pPr>
-    </w:lvl>
-  </w:abstractNum>
-  <w:abstractNum w:abstractNumId="8" w15:restartNumberingAfterBreak="0">
-    <w:nsid w:val="28A151B8"/>
-    <w:multiLevelType w:val="hybridMultilevel"/>
-    <w:tmpl w:val="0AFE2A8C"/>
-    <w:lvl w:ilvl="0" w:tplc="04020013">
-      <w:start w:val="1"/>
-      <w:numFmt w:val="upperRoman"/>
-      <w:lvlText w:val="%1."/>
-      <w:lvlJc w:val="right"/>
-      <w:pPr>
-        <w:ind w:left="720" w:hanging="360"/>
-      </w:pPr>
-    </w:lvl>
-    <w:lvl w:ilvl="1" w:tplc="04020019" w:tentative="1">
-      <w:start w:val="1"/>
-      <w:numFmt w:val="lowerLetter"/>
-      <w:lvlText w:val="%2."/>
-      <w:lvlJc w:val="left"/>
-      <w:pPr>
-        <w:ind w:left="1440" w:hanging="360"/>
-      </w:pPr>
-    </w:lvl>
-    <w:lvl w:ilvl="2" w:tplc="0402001B" w:tentative="1">
-      <w:start w:val="1"/>
-      <w:numFmt w:val="lowerRoman"/>
-      <w:lvlText w:val="%3."/>
-      <w:lvlJc w:val="right"/>
-      <w:pPr>
-        <w:ind w:left="2160" w:hanging="180"/>
-      </w:pPr>
-    </w:lvl>
-    <w:lvl w:ilvl="3" w:tplc="0402000F" w:tentative="1">
-      <w:start w:val="1"/>
-      <w:numFmt w:val="decimal"/>
-      <w:lvlText w:val="%4."/>
-      <w:lvlJc w:val="left"/>
-      <w:pPr>
-        <w:ind w:left="2880" w:hanging="360"/>
-      </w:pPr>
-    </w:lvl>
-    <w:lvl w:ilvl="4" w:tplc="04020019" w:tentative="1">
-      <w:start w:val="1"/>
-      <w:numFmt w:val="lowerLetter"/>
-      <w:lvlText w:val="%5."/>
-      <w:lvlJc w:val="left"/>
-      <w:pPr>
-        <w:ind w:left="3600" w:hanging="360"/>
-      </w:pPr>
-    </w:lvl>
-    <w:lvl w:ilvl="5" w:tplc="0402001B" w:tentative="1">
-      <w:start w:val="1"/>
-      <w:numFmt w:val="lowerRoman"/>
-      <w:lvlText w:val="%6."/>
-      <w:lvlJc w:val="right"/>
-      <w:pPr>
-        <w:ind w:left="4320" w:hanging="180"/>
-      </w:pPr>
-    </w:lvl>
-    <w:lvl w:ilvl="6" w:tplc="0402000F" w:tentative="1">
-      <w:start w:val="1"/>
-      <w:numFmt w:val="decimal"/>
-      <w:lvlText w:val="%7."/>
-      <w:lvlJc w:val="left"/>
-      <w:pPr>
-        <w:ind w:left="5040" w:hanging="360"/>
-      </w:pPr>
-    </w:lvl>
-    <w:lvl w:ilvl="7" w:tplc="04020019" w:tentative="1">
-      <w:start w:val="1"/>
-      <w:numFmt w:val="lowerLetter"/>
-      <w:lvlText w:val="%8."/>
-      <w:lvlJc w:val="left"/>
-      <w:pPr>
-        <w:ind w:left="5760" w:hanging="360"/>
-      </w:pPr>
-    </w:lvl>
-    <w:lvl w:ilvl="8" w:tplc="0402001B" w:tentative="1">
-      <w:start w:val="1"/>
-      <w:numFmt w:val="lowerRoman"/>
-      <w:lvlText w:val="%9."/>
-      <w:lvlJc w:val="right"/>
-      <w:pPr>
-        <w:ind w:left="6480" w:hanging="180"/>
-      </w:pPr>
-    </w:lvl>
-  </w:abstractNum>
-  <w:abstractNum w:abstractNumId="9" w15:restartNumberingAfterBreak="0">
+  <w:abstractNum w:abstractNumId="3" w15:restartNumberingAfterBreak="0">
     <w:nsid w:val="2B603967"/>
     <w:multiLevelType w:val="multilevel"/>
     <w:tmpl w:val="651C5D7C"/>
@@ -7224,7 +8509,7 @@
       </w:rPr>
     </w:lvl>
   </w:abstractNum>
-  <w:abstractNum w:abstractNumId="10" w15:restartNumberingAfterBreak="0">
+  <w:abstractNum w:abstractNumId="4" w15:restartNumberingAfterBreak="0">
     <w:nsid w:val="301A1CB1"/>
     <w:multiLevelType w:val="hybridMultilevel"/>
     <w:tmpl w:val="C00C2156"/>
@@ -7311,303 +8596,120 @@
       </w:pPr>
     </w:lvl>
   </w:abstractNum>
-  <w:abstractNum w:abstractNumId="11" w15:restartNumberingAfterBreak="0">
-    <w:nsid w:val="30D50F53"/>
+  <w:abstractNum w:abstractNumId="5" w15:restartNumberingAfterBreak="0">
+    <w:nsid w:val="35C17324"/>
     <w:multiLevelType w:val="hybridMultilevel"/>
-    <w:tmpl w:val="1CD67C90"/>
-    <w:lvl w:ilvl="0" w:tplc="E4E4A360">
-      <w:start w:val="1"/>
-      <w:numFmt w:val="decimal"/>
-      <w:lvlText w:val="%1."/>
-      <w:lvlJc w:val="left"/>
-      <w:pPr>
-        <w:ind w:left="1069" w:hanging="360"/>
-      </w:pPr>
-      <w:rPr>
-        <w:rFonts w:hint="default"/>
-      </w:rPr>
-    </w:lvl>
-    <w:lvl w:ilvl="1" w:tplc="04020019" w:tentative="1">
-      <w:start w:val="1"/>
-      <w:numFmt w:val="lowerLetter"/>
-      <w:lvlText w:val="%2."/>
-      <w:lvlJc w:val="left"/>
-      <w:pPr>
-        <w:ind w:left="1789" w:hanging="360"/>
-      </w:pPr>
-    </w:lvl>
-    <w:lvl w:ilvl="2" w:tplc="0402001B" w:tentative="1">
-      <w:start w:val="1"/>
-      <w:numFmt w:val="lowerRoman"/>
-      <w:lvlText w:val="%3."/>
-      <w:lvlJc w:val="right"/>
-      <w:pPr>
-        <w:ind w:left="2509" w:hanging="180"/>
-      </w:pPr>
-    </w:lvl>
-    <w:lvl w:ilvl="3" w:tplc="0402000F" w:tentative="1">
-      <w:start w:val="1"/>
-      <w:numFmt w:val="decimal"/>
-      <w:lvlText w:val="%4."/>
-      <w:lvlJc w:val="left"/>
-      <w:pPr>
-        <w:ind w:left="3229" w:hanging="360"/>
-      </w:pPr>
-    </w:lvl>
-    <w:lvl w:ilvl="4" w:tplc="04020019" w:tentative="1">
-      <w:start w:val="1"/>
-      <w:numFmt w:val="lowerLetter"/>
-      <w:lvlText w:val="%5."/>
-      <w:lvlJc w:val="left"/>
-      <w:pPr>
-        <w:ind w:left="3949" w:hanging="360"/>
-      </w:pPr>
-    </w:lvl>
-    <w:lvl w:ilvl="5" w:tplc="0402001B" w:tentative="1">
-      <w:start w:val="1"/>
-      <w:numFmt w:val="lowerRoman"/>
-      <w:lvlText w:val="%6."/>
-      <w:lvlJc w:val="right"/>
-      <w:pPr>
-        <w:ind w:left="4669" w:hanging="180"/>
-      </w:pPr>
-    </w:lvl>
-    <w:lvl w:ilvl="6" w:tplc="0402000F" w:tentative="1">
-      <w:start w:val="1"/>
-      <w:numFmt w:val="decimal"/>
-      <w:lvlText w:val="%7."/>
-      <w:lvlJc w:val="left"/>
-      <w:pPr>
-        <w:ind w:left="5389" w:hanging="360"/>
-      </w:pPr>
-    </w:lvl>
-    <w:lvl w:ilvl="7" w:tplc="04020019" w:tentative="1">
-      <w:start w:val="1"/>
-      <w:numFmt w:val="lowerLetter"/>
-      <w:lvlText w:val="%8."/>
-      <w:lvlJc w:val="left"/>
-      <w:pPr>
-        <w:ind w:left="6109" w:hanging="360"/>
-      </w:pPr>
-    </w:lvl>
-    <w:lvl w:ilvl="8" w:tplc="0402001B" w:tentative="1">
-      <w:start w:val="1"/>
-      <w:numFmt w:val="lowerRoman"/>
-      <w:lvlText w:val="%9."/>
-      <w:lvlJc w:val="right"/>
-      <w:pPr>
-        <w:ind w:left="6829" w:hanging="180"/>
-      </w:pPr>
+    <w:tmpl w:val="5204E6A8"/>
+    <w:lvl w:ilvl="0" w:tplc="04020001">
+      <w:start w:val="1"/>
+      <w:numFmt w:val="bullet"/>
+      <w:lvlText w:val=""/>
+      <w:lvlJc w:val="left"/>
+      <w:pPr>
+        <w:ind w:left="1429" w:hanging="360"/>
+      </w:pPr>
+      <w:rPr>
+        <w:rFonts w:ascii="Symbol" w:hAnsi="Symbol" w:hint="default"/>
+      </w:rPr>
+    </w:lvl>
+    <w:lvl w:ilvl="1" w:tplc="04020003" w:tentative="1">
+      <w:start w:val="1"/>
+      <w:numFmt w:val="bullet"/>
+      <w:lvlText w:val="o"/>
+      <w:lvlJc w:val="left"/>
+      <w:pPr>
+        <w:ind w:left="2149" w:hanging="360"/>
+      </w:pPr>
+      <w:rPr>
+        <w:rFonts w:ascii="Courier New" w:hAnsi="Courier New" w:cs="Courier New" w:hint="default"/>
+      </w:rPr>
+    </w:lvl>
+    <w:lvl w:ilvl="2" w:tplc="04020005" w:tentative="1">
+      <w:start w:val="1"/>
+      <w:numFmt w:val="bullet"/>
+      <w:lvlText w:val=""/>
+      <w:lvlJc w:val="left"/>
+      <w:pPr>
+        <w:ind w:left="2869" w:hanging="360"/>
+      </w:pPr>
+      <w:rPr>
+        <w:rFonts w:ascii="Wingdings" w:hAnsi="Wingdings" w:hint="default"/>
+      </w:rPr>
+    </w:lvl>
+    <w:lvl w:ilvl="3" w:tplc="04020001" w:tentative="1">
+      <w:start w:val="1"/>
+      <w:numFmt w:val="bullet"/>
+      <w:lvlText w:val=""/>
+      <w:lvlJc w:val="left"/>
+      <w:pPr>
+        <w:ind w:left="3589" w:hanging="360"/>
+      </w:pPr>
+      <w:rPr>
+        <w:rFonts w:ascii="Symbol" w:hAnsi="Symbol" w:hint="default"/>
+      </w:rPr>
+    </w:lvl>
+    <w:lvl w:ilvl="4" w:tplc="04020003" w:tentative="1">
+      <w:start w:val="1"/>
+      <w:numFmt w:val="bullet"/>
+      <w:lvlText w:val="o"/>
+      <w:lvlJc w:val="left"/>
+      <w:pPr>
+        <w:ind w:left="4309" w:hanging="360"/>
+      </w:pPr>
+      <w:rPr>
+        <w:rFonts w:ascii="Courier New" w:hAnsi="Courier New" w:cs="Courier New" w:hint="default"/>
+      </w:rPr>
+    </w:lvl>
+    <w:lvl w:ilvl="5" w:tplc="04020005" w:tentative="1">
+      <w:start w:val="1"/>
+      <w:numFmt w:val="bullet"/>
+      <w:lvlText w:val=""/>
+      <w:lvlJc w:val="left"/>
+      <w:pPr>
+        <w:ind w:left="5029" w:hanging="360"/>
+      </w:pPr>
+      <w:rPr>
+        <w:rFonts w:ascii="Wingdings" w:hAnsi="Wingdings" w:hint="default"/>
+      </w:rPr>
+    </w:lvl>
+    <w:lvl w:ilvl="6" w:tplc="04020001" w:tentative="1">
+      <w:start w:val="1"/>
+      <w:numFmt w:val="bullet"/>
+      <w:lvlText w:val=""/>
+      <w:lvlJc w:val="left"/>
+      <w:pPr>
+        <w:ind w:left="5749" w:hanging="360"/>
+      </w:pPr>
+      <w:rPr>
+        <w:rFonts w:ascii="Symbol" w:hAnsi="Symbol" w:hint="default"/>
+      </w:rPr>
+    </w:lvl>
+    <w:lvl w:ilvl="7" w:tplc="04020003" w:tentative="1">
+      <w:start w:val="1"/>
+      <w:numFmt w:val="bullet"/>
+      <w:lvlText w:val="o"/>
+      <w:lvlJc w:val="left"/>
+      <w:pPr>
+        <w:ind w:left="6469" w:hanging="360"/>
+      </w:pPr>
+      <w:rPr>
+        <w:rFonts w:ascii="Courier New" w:hAnsi="Courier New" w:cs="Courier New" w:hint="default"/>
+      </w:rPr>
+    </w:lvl>
+    <w:lvl w:ilvl="8" w:tplc="04020005" w:tentative="1">
+      <w:start w:val="1"/>
+      <w:numFmt w:val="bullet"/>
+      <w:lvlText w:val=""/>
+      <w:lvlJc w:val="left"/>
+      <w:pPr>
+        <w:ind w:left="7189" w:hanging="360"/>
+      </w:pPr>
+      <w:rPr>
+        <w:rFonts w:ascii="Wingdings" w:hAnsi="Wingdings" w:hint="default"/>
+      </w:rPr>
     </w:lvl>
   </w:abstractNum>
-  <w:abstractNum w:abstractNumId="12" w15:restartNumberingAfterBreak="0">
-    <w:nsid w:val="322A4429"/>
-    <w:multiLevelType w:val="hybridMultilevel"/>
-    <w:tmpl w:val="5A6E9E08"/>
-    <w:lvl w:ilvl="0" w:tplc="2C7E2AC0">
-      <w:start w:val="1"/>
-      <w:numFmt w:val="decimal"/>
-      <w:lvlText w:val="%1."/>
-      <w:lvlJc w:val="left"/>
-      <w:pPr>
-        <w:ind w:left="720" w:hanging="360"/>
-      </w:pPr>
-      <w:rPr>
-        <w:rFonts w:hint="default"/>
-      </w:rPr>
-    </w:lvl>
-    <w:lvl w:ilvl="1" w:tplc="04020019" w:tentative="1">
-      <w:start w:val="1"/>
-      <w:numFmt w:val="lowerLetter"/>
-      <w:lvlText w:val="%2."/>
-      <w:lvlJc w:val="left"/>
-      <w:pPr>
-        <w:ind w:left="1440" w:hanging="360"/>
-      </w:pPr>
-    </w:lvl>
-    <w:lvl w:ilvl="2" w:tplc="0402001B" w:tentative="1">
-      <w:start w:val="1"/>
-      <w:numFmt w:val="lowerRoman"/>
-      <w:lvlText w:val="%3."/>
-      <w:lvlJc w:val="right"/>
-      <w:pPr>
-        <w:ind w:left="2160" w:hanging="180"/>
-      </w:pPr>
-    </w:lvl>
-    <w:lvl w:ilvl="3" w:tplc="0402000F" w:tentative="1">
-      <w:start w:val="1"/>
-      <w:numFmt w:val="decimal"/>
-      <w:lvlText w:val="%4."/>
-      <w:lvlJc w:val="left"/>
-      <w:pPr>
-        <w:ind w:left="2880" w:hanging="360"/>
-      </w:pPr>
-    </w:lvl>
-    <w:lvl w:ilvl="4" w:tplc="04020019" w:tentative="1">
-      <w:start w:val="1"/>
-      <w:numFmt w:val="lowerLetter"/>
-      <w:lvlText w:val="%5."/>
-      <w:lvlJc w:val="left"/>
-      <w:pPr>
-        <w:ind w:left="3600" w:hanging="360"/>
-      </w:pPr>
-    </w:lvl>
-    <w:lvl w:ilvl="5" w:tplc="0402001B" w:tentative="1">
-      <w:start w:val="1"/>
-      <w:numFmt w:val="lowerRoman"/>
-      <w:lvlText w:val="%6."/>
-      <w:lvlJc w:val="right"/>
-      <w:pPr>
-        <w:ind w:left="4320" w:hanging="180"/>
-      </w:pPr>
-    </w:lvl>
-    <w:lvl w:ilvl="6" w:tplc="0402000F" w:tentative="1">
-      <w:start w:val="1"/>
-      <w:numFmt w:val="decimal"/>
-      <w:lvlText w:val="%7."/>
-      <w:lvlJc w:val="left"/>
-      <w:pPr>
-        <w:ind w:left="5040" w:hanging="360"/>
-      </w:pPr>
-    </w:lvl>
-    <w:lvl w:ilvl="7" w:tplc="04020019" w:tentative="1">
-      <w:start w:val="1"/>
-      <w:numFmt w:val="lowerLetter"/>
-      <w:lvlText w:val="%8."/>
-      <w:lvlJc w:val="left"/>
-      <w:pPr>
-        <w:ind w:left="5760" w:hanging="360"/>
-      </w:pPr>
-    </w:lvl>
-    <w:lvl w:ilvl="8" w:tplc="0402001B" w:tentative="1">
-      <w:start w:val="1"/>
-      <w:numFmt w:val="lowerRoman"/>
-      <w:lvlText w:val="%9."/>
-      <w:lvlJc w:val="right"/>
-      <w:pPr>
-        <w:ind w:left="6480" w:hanging="180"/>
-      </w:pPr>
-    </w:lvl>
-  </w:abstractNum>
-  <w:abstractNum w:abstractNumId="13" w15:restartNumberingAfterBreak="0">
-    <w:nsid w:val="39094899"/>
-    <w:multiLevelType w:val="multilevel"/>
-    <w:tmpl w:val="4F40A45A"/>
-    <w:lvl w:ilvl="0">
-      <w:start w:val="1"/>
-      <w:numFmt w:val="decimal"/>
-      <w:lvlText w:val="%1."/>
-      <w:lvlJc w:val="left"/>
-      <w:pPr>
-        <w:ind w:left="1080" w:hanging="360"/>
-      </w:pPr>
-    </w:lvl>
-    <w:lvl w:ilvl="1">
-      <w:start w:val="1"/>
-      <w:numFmt w:val="decimal"/>
-      <w:isLgl/>
-      <w:lvlText w:val="%1.%2."/>
-      <w:lvlJc w:val="left"/>
-      <w:pPr>
-        <w:ind w:left="1440" w:hanging="720"/>
-      </w:pPr>
-      <w:rPr>
-        <w:rFonts w:hint="default"/>
-      </w:rPr>
-    </w:lvl>
-    <w:lvl w:ilvl="2">
-      <w:start w:val="1"/>
-      <w:numFmt w:val="decimal"/>
-      <w:isLgl/>
-      <w:lvlText w:val="%1.%2.%3."/>
-      <w:lvlJc w:val="left"/>
-      <w:pPr>
-        <w:ind w:left="1440" w:hanging="720"/>
-      </w:pPr>
-      <w:rPr>
-        <w:rFonts w:hint="default"/>
-      </w:rPr>
-    </w:lvl>
-    <w:lvl w:ilvl="3">
-      <w:start w:val="1"/>
-      <w:numFmt w:val="decimal"/>
-      <w:isLgl/>
-      <w:lvlText w:val="%1.%2.%3.%4."/>
-      <w:lvlJc w:val="left"/>
-      <w:pPr>
-        <w:ind w:left="1800" w:hanging="1080"/>
-      </w:pPr>
-      <w:rPr>
-        <w:rFonts w:hint="default"/>
-      </w:rPr>
-    </w:lvl>
-    <w:lvl w:ilvl="4">
-      <w:start w:val="1"/>
-      <w:numFmt w:val="decimal"/>
-      <w:isLgl/>
-      <w:lvlText w:val="%1.%2.%3.%4.%5."/>
-      <w:lvlJc w:val="left"/>
-      <w:pPr>
-        <w:ind w:left="1800" w:hanging="1080"/>
-      </w:pPr>
-      <w:rPr>
-        <w:rFonts w:hint="default"/>
-      </w:rPr>
-    </w:lvl>
-    <w:lvl w:ilvl="5">
-      <w:start w:val="1"/>
-      <w:numFmt w:val="decimal"/>
-      <w:isLgl/>
-      <w:lvlText w:val="%1.%2.%3.%4.%5.%6."/>
-      <w:lvlJc w:val="left"/>
-      <w:pPr>
-        <w:ind w:left="2160" w:hanging="1440"/>
-      </w:pPr>
-      <w:rPr>
-        <w:rFonts w:hint="default"/>
-      </w:rPr>
-    </w:lvl>
-    <w:lvl w:ilvl="6">
-      <w:start w:val="1"/>
-      <w:numFmt w:val="decimal"/>
-      <w:isLgl/>
-      <w:lvlText w:val="%1.%2.%3.%4.%5.%6.%7."/>
-      <w:lvlJc w:val="left"/>
-      <w:pPr>
-        <w:ind w:left="2160" w:hanging="1440"/>
-      </w:pPr>
-      <w:rPr>
-        <w:rFonts w:hint="default"/>
-      </w:rPr>
-    </w:lvl>
-    <w:lvl w:ilvl="7">
-      <w:start w:val="1"/>
-      <w:numFmt w:val="decimal"/>
-      <w:isLgl/>
-      <w:lvlText w:val="%1.%2.%3.%4.%5.%6.%7.%8."/>
-      <w:lvlJc w:val="left"/>
-      <w:pPr>
-        <w:ind w:left="2520" w:hanging="1800"/>
-      </w:pPr>
-      <w:rPr>
-        <w:rFonts w:hint="default"/>
-      </w:rPr>
-    </w:lvl>
-    <w:lvl w:ilvl="8">
-      <w:start w:val="1"/>
-      <w:numFmt w:val="decimal"/>
-      <w:isLgl/>
-      <w:lvlText w:val="%1.%2.%3.%4.%5.%6.%7.%8.%9."/>
-      <w:lvlJc w:val="left"/>
-      <w:pPr>
-        <w:ind w:left="2520" w:hanging="1800"/>
-      </w:pPr>
-      <w:rPr>
-        <w:rFonts w:hint="default"/>
-      </w:rPr>
-    </w:lvl>
-  </w:abstractNum>
-  <w:abstractNum w:abstractNumId="14" w15:restartNumberingAfterBreak="0">
+  <w:abstractNum w:abstractNumId="6" w15:restartNumberingAfterBreak="0">
     <w:nsid w:val="39855CCA"/>
     <w:multiLevelType w:val="multilevel"/>
     <w:tmpl w:val="E5E04AD0"/>
@@ -7728,128 +8830,7 @@
       </w:rPr>
     </w:lvl>
   </w:abstractNum>
-  <w:abstractNum w:abstractNumId="15" w15:restartNumberingAfterBreak="0">
-    <w:nsid w:val="3A406685"/>
-    <w:multiLevelType w:val="multilevel"/>
-    <w:tmpl w:val="1DD60C70"/>
-    <w:lvl w:ilvl="0">
-      <w:start w:val="1"/>
-      <w:numFmt w:val="decimal"/>
-      <w:lvlText w:val="%1."/>
-      <w:lvlJc w:val="left"/>
-      <w:pPr>
-        <w:ind w:left="1080" w:hanging="360"/>
-      </w:pPr>
-      <w:rPr>
-        <w:rFonts w:hint="default"/>
-      </w:rPr>
-    </w:lvl>
-    <w:lvl w:ilvl="1">
-      <w:start w:val="2"/>
-      <w:numFmt w:val="decimal"/>
-      <w:isLgl/>
-      <w:lvlText w:val="%2."/>
-      <w:lvlJc w:val="left"/>
-      <w:pPr>
-        <w:ind w:left="709" w:firstLine="0"/>
-      </w:pPr>
-      <w:rPr>
-        <w:rFonts w:hint="default"/>
-      </w:rPr>
-    </w:lvl>
-    <w:lvl w:ilvl="2">
-      <w:start w:val="1"/>
-      <w:numFmt w:val="decimal"/>
-      <w:isLgl/>
-      <w:lvlText w:val="%2.%3."/>
-      <w:lvlJc w:val="left"/>
-      <w:pPr>
-        <w:ind w:left="1134" w:firstLine="0"/>
-      </w:pPr>
-      <w:rPr>
-        <w:rFonts w:hint="default"/>
-      </w:rPr>
-    </w:lvl>
-    <w:lvl w:ilvl="3">
-      <w:start w:val="1"/>
-      <w:numFmt w:val="decimal"/>
-      <w:isLgl/>
-      <w:lvlText w:val="%1.%2.%3.%4."/>
-      <w:lvlJc w:val="left"/>
-      <w:pPr>
-        <w:ind w:left="1800" w:hanging="1080"/>
-      </w:pPr>
-      <w:rPr>
-        <w:rFonts w:hint="default"/>
-      </w:rPr>
-    </w:lvl>
-    <w:lvl w:ilvl="4">
-      <w:start w:val="1"/>
-      <w:numFmt w:val="decimal"/>
-      <w:isLgl/>
-      <w:lvlText w:val="%1.%2.%3.%4.%5."/>
-      <w:lvlJc w:val="left"/>
-      <w:pPr>
-        <w:ind w:left="1800" w:hanging="1080"/>
-      </w:pPr>
-      <w:rPr>
-        <w:rFonts w:hint="default"/>
-      </w:rPr>
-    </w:lvl>
-    <w:lvl w:ilvl="5">
-      <w:start w:val="1"/>
-      <w:numFmt w:val="decimal"/>
-      <w:isLgl/>
-      <w:lvlText w:val="%1.%2.%3.%4.%5.%6."/>
-      <w:lvlJc w:val="left"/>
-      <w:pPr>
-        <w:ind w:left="2160" w:hanging="1440"/>
-      </w:pPr>
-      <w:rPr>
-        <w:rFonts w:hint="default"/>
-      </w:rPr>
-    </w:lvl>
-    <w:lvl w:ilvl="6">
-      <w:start w:val="1"/>
-      <w:numFmt w:val="decimal"/>
-      <w:isLgl/>
-      <w:lvlText w:val="%1.%2.%3.%4.%5.%6.%7."/>
-      <w:lvlJc w:val="left"/>
-      <w:pPr>
-        <w:ind w:left="2160" w:hanging="1440"/>
-      </w:pPr>
-      <w:rPr>
-        <w:rFonts w:hint="default"/>
-      </w:rPr>
-    </w:lvl>
-    <w:lvl w:ilvl="7">
-      <w:start w:val="1"/>
-      <w:numFmt w:val="decimal"/>
-      <w:isLgl/>
-      <w:lvlText w:val="%1.%2.%3.%4.%5.%6.%7.%8."/>
-      <w:lvlJc w:val="left"/>
-      <w:pPr>
-        <w:ind w:left="2520" w:hanging="1800"/>
-      </w:pPr>
-      <w:rPr>
-        <w:rFonts w:hint="default"/>
-      </w:rPr>
-    </w:lvl>
-    <w:lvl w:ilvl="8">
-      <w:start w:val="1"/>
-      <w:numFmt w:val="decimal"/>
-      <w:isLgl/>
-      <w:lvlText w:val="%1.%2.%3.%4.%5.%6.%7.%8.%9."/>
-      <w:lvlJc w:val="left"/>
-      <w:pPr>
-        <w:ind w:left="2520" w:hanging="1800"/>
-      </w:pPr>
-      <w:rPr>
-        <w:rFonts w:hint="default"/>
-      </w:rPr>
-    </w:lvl>
-  </w:abstractNum>
-  <w:abstractNum w:abstractNumId="16" w15:restartNumberingAfterBreak="0">
+  <w:abstractNum w:abstractNumId="7" w15:restartNumberingAfterBreak="0">
     <w:nsid w:val="3A7B3138"/>
     <w:multiLevelType w:val="multilevel"/>
     <w:tmpl w:val="77464A32"/>
@@ -7970,10 +8951,10 @@
       </w:rPr>
     </w:lvl>
   </w:abstractNum>
-  <w:abstractNum w:abstractNumId="17" w15:restartNumberingAfterBreak="0">
-    <w:nsid w:val="3B6833E4"/>
+  <w:abstractNum w:abstractNumId="8" w15:restartNumberingAfterBreak="0">
+    <w:nsid w:val="4B001533"/>
     <w:multiLevelType w:val="hybridMultilevel"/>
-    <w:tmpl w:val="ED8EF5F2"/>
+    <w:tmpl w:val="05EC7B74"/>
     <w:lvl w:ilvl="0" w:tplc="04020001">
       <w:start w:val="1"/>
       <w:numFmt w:val="bullet"/>
@@ -8083,1332 +9064,7 @@
       </w:rPr>
     </w:lvl>
   </w:abstractNum>
-  <w:abstractNum w:abstractNumId="18" w15:restartNumberingAfterBreak="0">
-    <w:nsid w:val="44CC1B4B"/>
-    <w:multiLevelType w:val="multilevel"/>
-    <w:tmpl w:val="4F40A45A"/>
-    <w:lvl w:ilvl="0">
-      <w:start w:val="1"/>
-      <w:numFmt w:val="decimal"/>
-      <w:lvlText w:val="%1."/>
-      <w:lvlJc w:val="left"/>
-      <w:pPr>
-        <w:ind w:left="1080" w:hanging="360"/>
-      </w:pPr>
-    </w:lvl>
-    <w:lvl w:ilvl="1">
-      <w:start w:val="1"/>
-      <w:numFmt w:val="decimal"/>
-      <w:isLgl/>
-      <w:lvlText w:val="%1.%2."/>
-      <w:lvlJc w:val="left"/>
-      <w:pPr>
-        <w:ind w:left="1440" w:hanging="720"/>
-      </w:pPr>
-      <w:rPr>
-        <w:rFonts w:hint="default"/>
-      </w:rPr>
-    </w:lvl>
-    <w:lvl w:ilvl="2">
-      <w:start w:val="1"/>
-      <w:numFmt w:val="decimal"/>
-      <w:isLgl/>
-      <w:lvlText w:val="%1.%2.%3."/>
-      <w:lvlJc w:val="left"/>
-      <w:pPr>
-        <w:ind w:left="1440" w:hanging="720"/>
-      </w:pPr>
-      <w:rPr>
-        <w:rFonts w:hint="default"/>
-      </w:rPr>
-    </w:lvl>
-    <w:lvl w:ilvl="3">
-      <w:start w:val="1"/>
-      <w:numFmt w:val="decimal"/>
-      <w:isLgl/>
-      <w:lvlText w:val="%1.%2.%3.%4."/>
-      <w:lvlJc w:val="left"/>
-      <w:pPr>
-        <w:ind w:left="1800" w:hanging="1080"/>
-      </w:pPr>
-      <w:rPr>
-        <w:rFonts w:hint="default"/>
-      </w:rPr>
-    </w:lvl>
-    <w:lvl w:ilvl="4">
-      <w:start w:val="1"/>
-      <w:numFmt w:val="decimal"/>
-      <w:isLgl/>
-      <w:lvlText w:val="%1.%2.%3.%4.%5."/>
-      <w:lvlJc w:val="left"/>
-      <w:pPr>
-        <w:ind w:left="1800" w:hanging="1080"/>
-      </w:pPr>
-      <w:rPr>
-        <w:rFonts w:hint="default"/>
-      </w:rPr>
-    </w:lvl>
-    <w:lvl w:ilvl="5">
-      <w:start w:val="1"/>
-      <w:numFmt w:val="decimal"/>
-      <w:isLgl/>
-      <w:lvlText w:val="%1.%2.%3.%4.%5.%6."/>
-      <w:lvlJc w:val="left"/>
-      <w:pPr>
-        <w:ind w:left="2160" w:hanging="1440"/>
-      </w:pPr>
-      <w:rPr>
-        <w:rFonts w:hint="default"/>
-      </w:rPr>
-    </w:lvl>
-    <w:lvl w:ilvl="6">
-      <w:start w:val="1"/>
-      <w:numFmt w:val="decimal"/>
-      <w:isLgl/>
-      <w:lvlText w:val="%1.%2.%3.%4.%5.%6.%7."/>
-      <w:lvlJc w:val="left"/>
-      <w:pPr>
-        <w:ind w:left="2160" w:hanging="1440"/>
-      </w:pPr>
-      <w:rPr>
-        <w:rFonts w:hint="default"/>
-      </w:rPr>
-    </w:lvl>
-    <w:lvl w:ilvl="7">
-      <w:start w:val="1"/>
-      <w:numFmt w:val="decimal"/>
-      <w:isLgl/>
-      <w:lvlText w:val="%1.%2.%3.%4.%5.%6.%7.%8."/>
-      <w:lvlJc w:val="left"/>
-      <w:pPr>
-        <w:ind w:left="2520" w:hanging="1800"/>
-      </w:pPr>
-      <w:rPr>
-        <w:rFonts w:hint="default"/>
-      </w:rPr>
-    </w:lvl>
-    <w:lvl w:ilvl="8">
-      <w:start w:val="1"/>
-      <w:numFmt w:val="decimal"/>
-      <w:isLgl/>
-      <w:lvlText w:val="%1.%2.%3.%4.%5.%6.%7.%8.%9."/>
-      <w:lvlJc w:val="left"/>
-      <w:pPr>
-        <w:ind w:left="2520" w:hanging="1800"/>
-      </w:pPr>
-      <w:rPr>
-        <w:rFonts w:hint="default"/>
-      </w:rPr>
-    </w:lvl>
-  </w:abstractNum>
-  <w:abstractNum w:abstractNumId="19" w15:restartNumberingAfterBreak="0">
-    <w:nsid w:val="48FE6F08"/>
-    <w:multiLevelType w:val="multilevel"/>
-    <w:tmpl w:val="4F40A45A"/>
-    <w:lvl w:ilvl="0">
-      <w:start w:val="1"/>
-      <w:numFmt w:val="decimal"/>
-      <w:lvlText w:val="%1."/>
-      <w:lvlJc w:val="left"/>
-      <w:pPr>
-        <w:ind w:left="1080" w:hanging="360"/>
-      </w:pPr>
-    </w:lvl>
-    <w:lvl w:ilvl="1">
-      <w:start w:val="1"/>
-      <w:numFmt w:val="decimal"/>
-      <w:isLgl/>
-      <w:lvlText w:val="%1.%2."/>
-      <w:lvlJc w:val="left"/>
-      <w:pPr>
-        <w:ind w:left="1440" w:hanging="720"/>
-      </w:pPr>
-      <w:rPr>
-        <w:rFonts w:hint="default"/>
-      </w:rPr>
-    </w:lvl>
-    <w:lvl w:ilvl="2">
-      <w:start w:val="1"/>
-      <w:numFmt w:val="decimal"/>
-      <w:isLgl/>
-      <w:lvlText w:val="%1.%2.%3."/>
-      <w:lvlJc w:val="left"/>
-      <w:pPr>
-        <w:ind w:left="1440" w:hanging="720"/>
-      </w:pPr>
-      <w:rPr>
-        <w:rFonts w:hint="default"/>
-      </w:rPr>
-    </w:lvl>
-    <w:lvl w:ilvl="3">
-      <w:start w:val="1"/>
-      <w:numFmt w:val="decimal"/>
-      <w:isLgl/>
-      <w:lvlText w:val="%1.%2.%3.%4."/>
-      <w:lvlJc w:val="left"/>
-      <w:pPr>
-        <w:ind w:left="1800" w:hanging="1080"/>
-      </w:pPr>
-      <w:rPr>
-        <w:rFonts w:hint="default"/>
-      </w:rPr>
-    </w:lvl>
-    <w:lvl w:ilvl="4">
-      <w:start w:val="1"/>
-      <w:numFmt w:val="decimal"/>
-      <w:isLgl/>
-      <w:lvlText w:val="%1.%2.%3.%4.%5."/>
-      <w:lvlJc w:val="left"/>
-      <w:pPr>
-        <w:ind w:left="1800" w:hanging="1080"/>
-      </w:pPr>
-      <w:rPr>
-        <w:rFonts w:hint="default"/>
-      </w:rPr>
-    </w:lvl>
-    <w:lvl w:ilvl="5">
-      <w:start w:val="1"/>
-      <w:numFmt w:val="decimal"/>
-      <w:isLgl/>
-      <w:lvlText w:val="%1.%2.%3.%4.%5.%6."/>
-      <w:lvlJc w:val="left"/>
-      <w:pPr>
-        <w:ind w:left="2160" w:hanging="1440"/>
-      </w:pPr>
-      <w:rPr>
-        <w:rFonts w:hint="default"/>
-      </w:rPr>
-    </w:lvl>
-    <w:lvl w:ilvl="6">
-      <w:start w:val="1"/>
-      <w:numFmt w:val="decimal"/>
-      <w:isLgl/>
-      <w:lvlText w:val="%1.%2.%3.%4.%5.%6.%7."/>
-      <w:lvlJc w:val="left"/>
-      <w:pPr>
-        <w:ind w:left="2160" w:hanging="1440"/>
-      </w:pPr>
-      <w:rPr>
-        <w:rFonts w:hint="default"/>
-      </w:rPr>
-    </w:lvl>
-    <w:lvl w:ilvl="7">
-      <w:start w:val="1"/>
-      <w:numFmt w:val="decimal"/>
-      <w:isLgl/>
-      <w:lvlText w:val="%1.%2.%3.%4.%5.%6.%7.%8."/>
-      <w:lvlJc w:val="left"/>
-      <w:pPr>
-        <w:ind w:left="2520" w:hanging="1800"/>
-      </w:pPr>
-      <w:rPr>
-        <w:rFonts w:hint="default"/>
-      </w:rPr>
-    </w:lvl>
-    <w:lvl w:ilvl="8">
-      <w:start w:val="1"/>
-      <w:numFmt w:val="decimal"/>
-      <w:isLgl/>
-      <w:lvlText w:val="%1.%2.%3.%4.%5.%6.%7.%8.%9."/>
-      <w:lvlJc w:val="left"/>
-      <w:pPr>
-        <w:ind w:left="2520" w:hanging="1800"/>
-      </w:pPr>
-      <w:rPr>
-        <w:rFonts w:hint="default"/>
-      </w:rPr>
-    </w:lvl>
-  </w:abstractNum>
-  <w:abstractNum w:abstractNumId="20" w15:restartNumberingAfterBreak="0">
-    <w:nsid w:val="4AA734DF"/>
-    <w:multiLevelType w:val="multilevel"/>
-    <w:tmpl w:val="4F40A45A"/>
-    <w:lvl w:ilvl="0">
-      <w:start w:val="1"/>
-      <w:numFmt w:val="decimal"/>
-      <w:lvlText w:val="%1."/>
-      <w:lvlJc w:val="left"/>
-      <w:pPr>
-        <w:ind w:left="1074" w:hanging="360"/>
-      </w:pPr>
-    </w:lvl>
-    <w:lvl w:ilvl="1">
-      <w:start w:val="1"/>
-      <w:numFmt w:val="decimal"/>
-      <w:isLgl/>
-      <w:lvlText w:val="%1.%2."/>
-      <w:lvlJc w:val="left"/>
-      <w:pPr>
-        <w:ind w:left="1434" w:hanging="720"/>
-      </w:pPr>
-      <w:rPr>
-        <w:rFonts w:hint="default"/>
-      </w:rPr>
-    </w:lvl>
-    <w:lvl w:ilvl="2">
-      <w:start w:val="1"/>
-      <w:numFmt w:val="decimal"/>
-      <w:isLgl/>
-      <w:lvlText w:val="%1.%2.%3."/>
-      <w:lvlJc w:val="left"/>
-      <w:pPr>
-        <w:ind w:left="1434" w:hanging="720"/>
-      </w:pPr>
-      <w:rPr>
-        <w:rFonts w:hint="default"/>
-      </w:rPr>
-    </w:lvl>
-    <w:lvl w:ilvl="3">
-      <w:start w:val="1"/>
-      <w:numFmt w:val="decimal"/>
-      <w:isLgl/>
-      <w:lvlText w:val="%1.%2.%3.%4."/>
-      <w:lvlJc w:val="left"/>
-      <w:pPr>
-        <w:ind w:left="1794" w:hanging="1080"/>
-      </w:pPr>
-      <w:rPr>
-        <w:rFonts w:hint="default"/>
-      </w:rPr>
-    </w:lvl>
-    <w:lvl w:ilvl="4">
-      <w:start w:val="1"/>
-      <w:numFmt w:val="decimal"/>
-      <w:isLgl/>
-      <w:lvlText w:val="%1.%2.%3.%4.%5."/>
-      <w:lvlJc w:val="left"/>
-      <w:pPr>
-        <w:ind w:left="1794" w:hanging="1080"/>
-      </w:pPr>
-      <w:rPr>
-        <w:rFonts w:hint="default"/>
-      </w:rPr>
-    </w:lvl>
-    <w:lvl w:ilvl="5">
-      <w:start w:val="1"/>
-      <w:numFmt w:val="decimal"/>
-      <w:isLgl/>
-      <w:lvlText w:val="%1.%2.%3.%4.%5.%6."/>
-      <w:lvlJc w:val="left"/>
-      <w:pPr>
-        <w:ind w:left="2154" w:hanging="1440"/>
-      </w:pPr>
-      <w:rPr>
-        <w:rFonts w:hint="default"/>
-      </w:rPr>
-    </w:lvl>
-    <w:lvl w:ilvl="6">
-      <w:start w:val="1"/>
-      <w:numFmt w:val="decimal"/>
-      <w:isLgl/>
-      <w:lvlText w:val="%1.%2.%3.%4.%5.%6.%7."/>
-      <w:lvlJc w:val="left"/>
-      <w:pPr>
-        <w:ind w:left="2154" w:hanging="1440"/>
-      </w:pPr>
-      <w:rPr>
-        <w:rFonts w:hint="default"/>
-      </w:rPr>
-    </w:lvl>
-    <w:lvl w:ilvl="7">
-      <w:start w:val="1"/>
-      <w:numFmt w:val="decimal"/>
-      <w:isLgl/>
-      <w:lvlText w:val="%1.%2.%3.%4.%5.%6.%7.%8."/>
-      <w:lvlJc w:val="left"/>
-      <w:pPr>
-        <w:ind w:left="2514" w:hanging="1800"/>
-      </w:pPr>
-      <w:rPr>
-        <w:rFonts w:hint="default"/>
-      </w:rPr>
-    </w:lvl>
-    <w:lvl w:ilvl="8">
-      <w:start w:val="1"/>
-      <w:numFmt w:val="decimal"/>
-      <w:isLgl/>
-      <w:lvlText w:val="%1.%2.%3.%4.%5.%6.%7.%8.%9."/>
-      <w:lvlJc w:val="left"/>
-      <w:pPr>
-        <w:ind w:left="2514" w:hanging="1800"/>
-      </w:pPr>
-      <w:rPr>
-        <w:rFonts w:hint="default"/>
-      </w:rPr>
-    </w:lvl>
-  </w:abstractNum>
-  <w:abstractNum w:abstractNumId="21" w15:restartNumberingAfterBreak="0">
-    <w:nsid w:val="4CCF6101"/>
-    <w:multiLevelType w:val="hybridMultilevel"/>
-    <w:tmpl w:val="3C6C5AF0"/>
-    <w:lvl w:ilvl="0" w:tplc="0402000F">
-      <w:start w:val="1"/>
-      <w:numFmt w:val="decimal"/>
-      <w:lvlText w:val="%1."/>
-      <w:lvlJc w:val="left"/>
-      <w:pPr>
-        <w:ind w:left="720" w:hanging="360"/>
-      </w:pPr>
-    </w:lvl>
-    <w:lvl w:ilvl="1" w:tplc="04020019" w:tentative="1">
-      <w:start w:val="1"/>
-      <w:numFmt w:val="lowerLetter"/>
-      <w:lvlText w:val="%2."/>
-      <w:lvlJc w:val="left"/>
-      <w:pPr>
-        <w:ind w:left="1440" w:hanging="360"/>
-      </w:pPr>
-    </w:lvl>
-    <w:lvl w:ilvl="2" w:tplc="0402001B" w:tentative="1">
-      <w:start w:val="1"/>
-      <w:numFmt w:val="lowerRoman"/>
-      <w:lvlText w:val="%3."/>
-      <w:lvlJc w:val="right"/>
-      <w:pPr>
-        <w:ind w:left="2160" w:hanging="180"/>
-      </w:pPr>
-    </w:lvl>
-    <w:lvl w:ilvl="3" w:tplc="0402000F" w:tentative="1">
-      <w:start w:val="1"/>
-      <w:numFmt w:val="decimal"/>
-      <w:lvlText w:val="%4."/>
-      <w:lvlJc w:val="left"/>
-      <w:pPr>
-        <w:ind w:left="2880" w:hanging="360"/>
-      </w:pPr>
-    </w:lvl>
-    <w:lvl w:ilvl="4" w:tplc="04020019" w:tentative="1">
-      <w:start w:val="1"/>
-      <w:numFmt w:val="lowerLetter"/>
-      <w:lvlText w:val="%5."/>
-      <w:lvlJc w:val="left"/>
-      <w:pPr>
-        <w:ind w:left="3600" w:hanging="360"/>
-      </w:pPr>
-    </w:lvl>
-    <w:lvl w:ilvl="5" w:tplc="0402001B" w:tentative="1">
-      <w:start w:val="1"/>
-      <w:numFmt w:val="lowerRoman"/>
-      <w:lvlText w:val="%6."/>
-      <w:lvlJc w:val="right"/>
-      <w:pPr>
-        <w:ind w:left="4320" w:hanging="180"/>
-      </w:pPr>
-    </w:lvl>
-    <w:lvl w:ilvl="6" w:tplc="0402000F" w:tentative="1">
-      <w:start w:val="1"/>
-      <w:numFmt w:val="decimal"/>
-      <w:lvlText w:val="%7."/>
-      <w:lvlJc w:val="left"/>
-      <w:pPr>
-        <w:ind w:left="5040" w:hanging="360"/>
-      </w:pPr>
-    </w:lvl>
-    <w:lvl w:ilvl="7" w:tplc="04020019" w:tentative="1">
-      <w:start w:val="1"/>
-      <w:numFmt w:val="lowerLetter"/>
-      <w:lvlText w:val="%8."/>
-      <w:lvlJc w:val="left"/>
-      <w:pPr>
-        <w:ind w:left="5760" w:hanging="360"/>
-      </w:pPr>
-    </w:lvl>
-    <w:lvl w:ilvl="8" w:tplc="0402001B" w:tentative="1">
-      <w:start w:val="1"/>
-      <w:numFmt w:val="lowerRoman"/>
-      <w:lvlText w:val="%9."/>
-      <w:lvlJc w:val="right"/>
-      <w:pPr>
-        <w:ind w:left="6480" w:hanging="180"/>
-      </w:pPr>
-    </w:lvl>
-  </w:abstractNum>
-  <w:abstractNum w:abstractNumId="22" w15:restartNumberingAfterBreak="0">
-    <w:nsid w:val="4D4C2BA0"/>
-    <w:multiLevelType w:val="hybridMultilevel"/>
-    <w:tmpl w:val="9FC6EDEE"/>
-    <w:lvl w:ilvl="0" w:tplc="04020001">
-      <w:start w:val="1"/>
-      <w:numFmt w:val="bullet"/>
-      <w:lvlText w:val=""/>
-      <w:lvlJc w:val="left"/>
-      <w:pPr>
-        <w:ind w:left="720" w:hanging="360"/>
-      </w:pPr>
-      <w:rPr>
-        <w:rFonts w:ascii="Symbol" w:hAnsi="Symbol" w:hint="default"/>
-      </w:rPr>
-    </w:lvl>
-    <w:lvl w:ilvl="1" w:tplc="04020003" w:tentative="1">
-      <w:start w:val="1"/>
-      <w:numFmt w:val="bullet"/>
-      <w:lvlText w:val="o"/>
-      <w:lvlJc w:val="left"/>
-      <w:pPr>
-        <w:ind w:left="1440" w:hanging="360"/>
-      </w:pPr>
-      <w:rPr>
-        <w:rFonts w:ascii="Courier New" w:hAnsi="Courier New" w:cs="Courier New" w:hint="default"/>
-      </w:rPr>
-    </w:lvl>
-    <w:lvl w:ilvl="2" w:tplc="04020005" w:tentative="1">
-      <w:start w:val="1"/>
-      <w:numFmt w:val="bullet"/>
-      <w:lvlText w:val=""/>
-      <w:lvlJc w:val="left"/>
-      <w:pPr>
-        <w:ind w:left="2160" w:hanging="360"/>
-      </w:pPr>
-      <w:rPr>
-        <w:rFonts w:ascii="Wingdings" w:hAnsi="Wingdings" w:hint="default"/>
-      </w:rPr>
-    </w:lvl>
-    <w:lvl w:ilvl="3" w:tplc="04020001" w:tentative="1">
-      <w:start w:val="1"/>
-      <w:numFmt w:val="bullet"/>
-      <w:lvlText w:val=""/>
-      <w:lvlJc w:val="left"/>
-      <w:pPr>
-        <w:ind w:left="2880" w:hanging="360"/>
-      </w:pPr>
-      <w:rPr>
-        <w:rFonts w:ascii="Symbol" w:hAnsi="Symbol" w:hint="default"/>
-      </w:rPr>
-    </w:lvl>
-    <w:lvl w:ilvl="4" w:tplc="04020003" w:tentative="1">
-      <w:start w:val="1"/>
-      <w:numFmt w:val="bullet"/>
-      <w:lvlText w:val="o"/>
-      <w:lvlJc w:val="left"/>
-      <w:pPr>
-        <w:ind w:left="3600" w:hanging="360"/>
-      </w:pPr>
-      <w:rPr>
-        <w:rFonts w:ascii="Courier New" w:hAnsi="Courier New" w:cs="Courier New" w:hint="default"/>
-      </w:rPr>
-    </w:lvl>
-    <w:lvl w:ilvl="5" w:tplc="04020005" w:tentative="1">
-      <w:start w:val="1"/>
-      <w:numFmt w:val="bullet"/>
-      <w:lvlText w:val=""/>
-      <w:lvlJc w:val="left"/>
-      <w:pPr>
-        <w:ind w:left="4320" w:hanging="360"/>
-      </w:pPr>
-      <w:rPr>
-        <w:rFonts w:ascii="Wingdings" w:hAnsi="Wingdings" w:hint="default"/>
-      </w:rPr>
-    </w:lvl>
-    <w:lvl w:ilvl="6" w:tplc="04020001" w:tentative="1">
-      <w:start w:val="1"/>
-      <w:numFmt w:val="bullet"/>
-      <w:lvlText w:val=""/>
-      <w:lvlJc w:val="left"/>
-      <w:pPr>
-        <w:ind w:left="5040" w:hanging="360"/>
-      </w:pPr>
-      <w:rPr>
-        <w:rFonts w:ascii="Symbol" w:hAnsi="Symbol" w:hint="default"/>
-      </w:rPr>
-    </w:lvl>
-    <w:lvl w:ilvl="7" w:tplc="04020003" w:tentative="1">
-      <w:start w:val="1"/>
-      <w:numFmt w:val="bullet"/>
-      <w:lvlText w:val="o"/>
-      <w:lvlJc w:val="left"/>
-      <w:pPr>
-        <w:ind w:left="5760" w:hanging="360"/>
-      </w:pPr>
-      <w:rPr>
-        <w:rFonts w:ascii="Courier New" w:hAnsi="Courier New" w:cs="Courier New" w:hint="default"/>
-      </w:rPr>
-    </w:lvl>
-    <w:lvl w:ilvl="8" w:tplc="04020005" w:tentative="1">
-      <w:start w:val="1"/>
-      <w:numFmt w:val="bullet"/>
-      <w:lvlText w:val=""/>
-      <w:lvlJc w:val="left"/>
-      <w:pPr>
-        <w:ind w:left="6480" w:hanging="360"/>
-      </w:pPr>
-      <w:rPr>
-        <w:rFonts w:ascii="Wingdings" w:hAnsi="Wingdings" w:hint="default"/>
-      </w:rPr>
-    </w:lvl>
-  </w:abstractNum>
-  <w:abstractNum w:abstractNumId="23" w15:restartNumberingAfterBreak="0">
-    <w:nsid w:val="4D6D0981"/>
-    <w:multiLevelType w:val="hybridMultilevel"/>
-    <w:tmpl w:val="7408F7C0"/>
-    <w:lvl w:ilvl="0" w:tplc="11E4B76A">
-      <w:start w:val="1"/>
-      <w:numFmt w:val="bullet"/>
-      <w:lvlText w:val="•"/>
-      <w:lvlJc w:val="left"/>
-      <w:pPr>
-        <w:ind w:left="720" w:hanging="360"/>
-      </w:pPr>
-    </w:lvl>
-    <w:lvl w:ilvl="1" w:tplc="09127564">
-      <w:numFmt w:val="decimal"/>
-      <w:lvlText w:val=""/>
-      <w:lvlJc w:val="left"/>
-    </w:lvl>
-    <w:lvl w:ilvl="2" w:tplc="15F2497A">
-      <w:numFmt w:val="decimal"/>
-      <w:lvlText w:val=""/>
-      <w:lvlJc w:val="left"/>
-    </w:lvl>
-    <w:lvl w:ilvl="3" w:tplc="5B02C390">
-      <w:numFmt w:val="decimal"/>
-      <w:lvlText w:val=""/>
-      <w:lvlJc w:val="left"/>
-    </w:lvl>
-    <w:lvl w:ilvl="4" w:tplc="1360AF00">
-      <w:numFmt w:val="decimal"/>
-      <w:lvlText w:val=""/>
-      <w:lvlJc w:val="left"/>
-    </w:lvl>
-    <w:lvl w:ilvl="5" w:tplc="2F9E1FFE">
-      <w:numFmt w:val="decimal"/>
-      <w:lvlText w:val=""/>
-      <w:lvlJc w:val="left"/>
-    </w:lvl>
-    <w:lvl w:ilvl="6" w:tplc="C6460006">
-      <w:numFmt w:val="decimal"/>
-      <w:lvlText w:val=""/>
-      <w:lvlJc w:val="left"/>
-    </w:lvl>
-    <w:lvl w:ilvl="7" w:tplc="542EE712">
-      <w:numFmt w:val="decimal"/>
-      <w:lvlText w:val=""/>
-      <w:lvlJc w:val="left"/>
-    </w:lvl>
-    <w:lvl w:ilvl="8" w:tplc="4F9A1B8C">
-      <w:numFmt w:val="decimal"/>
-      <w:lvlText w:val=""/>
-      <w:lvlJc w:val="left"/>
-    </w:lvl>
-  </w:abstractNum>
-  <w:abstractNum w:abstractNumId="24" w15:restartNumberingAfterBreak="0">
-    <w:nsid w:val="58D06560"/>
-    <w:multiLevelType w:val="hybridMultilevel"/>
-    <w:tmpl w:val="B718B76C"/>
-    <w:lvl w:ilvl="0" w:tplc="04020001">
-      <w:start w:val="1"/>
-      <w:numFmt w:val="bullet"/>
-      <w:lvlText w:val=""/>
-      <w:lvlJc w:val="left"/>
-      <w:pPr>
-        <w:ind w:left="3600" w:hanging="360"/>
-      </w:pPr>
-      <w:rPr>
-        <w:rFonts w:ascii="Symbol" w:hAnsi="Symbol" w:hint="default"/>
-      </w:rPr>
-    </w:lvl>
-    <w:lvl w:ilvl="1" w:tplc="04020003" w:tentative="1">
-      <w:start w:val="1"/>
-      <w:numFmt w:val="bullet"/>
-      <w:lvlText w:val="o"/>
-      <w:lvlJc w:val="left"/>
-      <w:pPr>
-        <w:ind w:left="4320" w:hanging="360"/>
-      </w:pPr>
-      <w:rPr>
-        <w:rFonts w:ascii="Courier New" w:hAnsi="Courier New" w:cs="Courier New" w:hint="default"/>
-      </w:rPr>
-    </w:lvl>
-    <w:lvl w:ilvl="2" w:tplc="04020005" w:tentative="1">
-      <w:start w:val="1"/>
-      <w:numFmt w:val="bullet"/>
-      <w:lvlText w:val=""/>
-      <w:lvlJc w:val="left"/>
-      <w:pPr>
-        <w:ind w:left="5040" w:hanging="360"/>
-      </w:pPr>
-      <w:rPr>
-        <w:rFonts w:ascii="Wingdings" w:hAnsi="Wingdings" w:hint="default"/>
-      </w:rPr>
-    </w:lvl>
-    <w:lvl w:ilvl="3" w:tplc="04020001" w:tentative="1">
-      <w:start w:val="1"/>
-      <w:numFmt w:val="bullet"/>
-      <w:lvlText w:val=""/>
-      <w:lvlJc w:val="left"/>
-      <w:pPr>
-        <w:ind w:left="5760" w:hanging="360"/>
-      </w:pPr>
-      <w:rPr>
-        <w:rFonts w:ascii="Symbol" w:hAnsi="Symbol" w:hint="default"/>
-      </w:rPr>
-    </w:lvl>
-    <w:lvl w:ilvl="4" w:tplc="04020003" w:tentative="1">
-      <w:start w:val="1"/>
-      <w:numFmt w:val="bullet"/>
-      <w:lvlText w:val="o"/>
-      <w:lvlJc w:val="left"/>
-      <w:pPr>
-        <w:ind w:left="6480" w:hanging="360"/>
-      </w:pPr>
-      <w:rPr>
-        <w:rFonts w:ascii="Courier New" w:hAnsi="Courier New" w:cs="Courier New" w:hint="default"/>
-      </w:rPr>
-    </w:lvl>
-    <w:lvl w:ilvl="5" w:tplc="04020005" w:tentative="1">
-      <w:start w:val="1"/>
-      <w:numFmt w:val="bullet"/>
-      <w:lvlText w:val=""/>
-      <w:lvlJc w:val="left"/>
-      <w:pPr>
-        <w:ind w:left="7200" w:hanging="360"/>
-      </w:pPr>
-      <w:rPr>
-        <w:rFonts w:ascii="Wingdings" w:hAnsi="Wingdings" w:hint="default"/>
-      </w:rPr>
-    </w:lvl>
-    <w:lvl w:ilvl="6" w:tplc="04020001" w:tentative="1">
-      <w:start w:val="1"/>
-      <w:numFmt w:val="bullet"/>
-      <w:lvlText w:val=""/>
-      <w:lvlJc w:val="left"/>
-      <w:pPr>
-        <w:ind w:left="7920" w:hanging="360"/>
-      </w:pPr>
-      <w:rPr>
-        <w:rFonts w:ascii="Symbol" w:hAnsi="Symbol" w:hint="default"/>
-      </w:rPr>
-    </w:lvl>
-    <w:lvl w:ilvl="7" w:tplc="04020003" w:tentative="1">
-      <w:start w:val="1"/>
-      <w:numFmt w:val="bullet"/>
-      <w:lvlText w:val="o"/>
-      <w:lvlJc w:val="left"/>
-      <w:pPr>
-        <w:ind w:left="8640" w:hanging="360"/>
-      </w:pPr>
-      <w:rPr>
-        <w:rFonts w:ascii="Courier New" w:hAnsi="Courier New" w:cs="Courier New" w:hint="default"/>
-      </w:rPr>
-    </w:lvl>
-    <w:lvl w:ilvl="8" w:tplc="04020005" w:tentative="1">
-      <w:start w:val="1"/>
-      <w:numFmt w:val="bullet"/>
-      <w:lvlText w:val=""/>
-      <w:lvlJc w:val="left"/>
-      <w:pPr>
-        <w:ind w:left="9360" w:hanging="360"/>
-      </w:pPr>
-      <w:rPr>
-        <w:rFonts w:ascii="Wingdings" w:hAnsi="Wingdings" w:hint="default"/>
-      </w:rPr>
-    </w:lvl>
-  </w:abstractNum>
-  <w:abstractNum w:abstractNumId="25" w15:restartNumberingAfterBreak="0">
-    <w:nsid w:val="5C09030B"/>
-    <w:multiLevelType w:val="multilevel"/>
-    <w:tmpl w:val="4F40A45A"/>
-    <w:lvl w:ilvl="0">
-      <w:start w:val="1"/>
-      <w:numFmt w:val="decimal"/>
-      <w:lvlText w:val="%1."/>
-      <w:lvlJc w:val="left"/>
-      <w:pPr>
-        <w:ind w:left="1080" w:hanging="360"/>
-      </w:pPr>
-    </w:lvl>
-    <w:lvl w:ilvl="1">
-      <w:start w:val="1"/>
-      <w:numFmt w:val="decimal"/>
-      <w:isLgl/>
-      <w:lvlText w:val="%1.%2."/>
-      <w:lvlJc w:val="left"/>
-      <w:pPr>
-        <w:ind w:left="1440" w:hanging="720"/>
-      </w:pPr>
-      <w:rPr>
-        <w:rFonts w:hint="default"/>
-      </w:rPr>
-    </w:lvl>
-    <w:lvl w:ilvl="2">
-      <w:start w:val="1"/>
-      <w:numFmt w:val="decimal"/>
-      <w:isLgl/>
-      <w:lvlText w:val="%1.%2.%3."/>
-      <w:lvlJc w:val="left"/>
-      <w:pPr>
-        <w:ind w:left="1440" w:hanging="720"/>
-      </w:pPr>
-      <w:rPr>
-        <w:rFonts w:hint="default"/>
-      </w:rPr>
-    </w:lvl>
-    <w:lvl w:ilvl="3">
-      <w:start w:val="1"/>
-      <w:numFmt w:val="decimal"/>
-      <w:isLgl/>
-      <w:lvlText w:val="%1.%2.%3.%4."/>
-      <w:lvlJc w:val="left"/>
-      <w:pPr>
-        <w:ind w:left="1800" w:hanging="1080"/>
-      </w:pPr>
-      <w:rPr>
-        <w:rFonts w:hint="default"/>
-      </w:rPr>
-    </w:lvl>
-    <w:lvl w:ilvl="4">
-      <w:start w:val="1"/>
-      <w:numFmt w:val="decimal"/>
-      <w:isLgl/>
-      <w:lvlText w:val="%1.%2.%3.%4.%5."/>
-      <w:lvlJc w:val="left"/>
-      <w:pPr>
-        <w:ind w:left="1800" w:hanging="1080"/>
-      </w:pPr>
-      <w:rPr>
-        <w:rFonts w:hint="default"/>
-      </w:rPr>
-    </w:lvl>
-    <w:lvl w:ilvl="5">
-      <w:start w:val="1"/>
-      <w:numFmt w:val="decimal"/>
-      <w:isLgl/>
-      <w:lvlText w:val="%1.%2.%3.%4.%5.%6."/>
-      <w:lvlJc w:val="left"/>
-      <w:pPr>
-        <w:ind w:left="2160" w:hanging="1440"/>
-      </w:pPr>
-      <w:rPr>
-        <w:rFonts w:hint="default"/>
-      </w:rPr>
-    </w:lvl>
-    <w:lvl w:ilvl="6">
-      <w:start w:val="1"/>
-      <w:numFmt w:val="decimal"/>
-      <w:isLgl/>
-      <w:lvlText w:val="%1.%2.%3.%4.%5.%6.%7."/>
-      <w:lvlJc w:val="left"/>
-      <w:pPr>
-        <w:ind w:left="2160" w:hanging="1440"/>
-      </w:pPr>
-      <w:rPr>
-        <w:rFonts w:hint="default"/>
-      </w:rPr>
-    </w:lvl>
-    <w:lvl w:ilvl="7">
-      <w:start w:val="1"/>
-      <w:numFmt w:val="decimal"/>
-      <w:isLgl/>
-      <w:lvlText w:val="%1.%2.%3.%4.%5.%6.%7.%8."/>
-      <w:lvlJc w:val="left"/>
-      <w:pPr>
-        <w:ind w:left="2520" w:hanging="1800"/>
-      </w:pPr>
-      <w:rPr>
-        <w:rFonts w:hint="default"/>
-      </w:rPr>
-    </w:lvl>
-    <w:lvl w:ilvl="8">
-      <w:start w:val="1"/>
-      <w:numFmt w:val="decimal"/>
-      <w:isLgl/>
-      <w:lvlText w:val="%1.%2.%3.%4.%5.%6.%7.%8.%9."/>
-      <w:lvlJc w:val="left"/>
-      <w:pPr>
-        <w:ind w:left="2520" w:hanging="1800"/>
-      </w:pPr>
-      <w:rPr>
-        <w:rFonts w:hint="default"/>
-      </w:rPr>
-    </w:lvl>
-  </w:abstractNum>
-  <w:abstractNum w:abstractNumId="26" w15:restartNumberingAfterBreak="0">
-    <w:nsid w:val="5DDF03D8"/>
-    <w:multiLevelType w:val="hybridMultilevel"/>
-    <w:tmpl w:val="31281304"/>
-    <w:lvl w:ilvl="0" w:tplc="E4A0727E">
-      <w:start w:val="1"/>
-      <w:numFmt w:val="decimal"/>
-      <w:lvlText w:val="3.%1."/>
-      <w:lvlJc w:val="left"/>
-      <w:pPr>
-        <w:ind w:left="1854" w:hanging="360"/>
-      </w:pPr>
-      <w:rPr>
-        <w:rFonts w:hint="default"/>
-      </w:rPr>
-    </w:lvl>
-    <w:lvl w:ilvl="1" w:tplc="04020019" w:tentative="1">
-      <w:start w:val="1"/>
-      <w:numFmt w:val="lowerLetter"/>
-      <w:lvlText w:val="%2."/>
-      <w:lvlJc w:val="left"/>
-      <w:pPr>
-        <w:ind w:left="1440" w:hanging="360"/>
-      </w:pPr>
-    </w:lvl>
-    <w:lvl w:ilvl="2" w:tplc="0402001B">
-      <w:start w:val="1"/>
-      <w:numFmt w:val="lowerRoman"/>
-      <w:lvlText w:val="%3."/>
-      <w:lvlJc w:val="right"/>
-      <w:pPr>
-        <w:ind w:left="2160" w:hanging="180"/>
-      </w:pPr>
-    </w:lvl>
-    <w:lvl w:ilvl="3" w:tplc="0402000F" w:tentative="1">
-      <w:start w:val="1"/>
-      <w:numFmt w:val="decimal"/>
-      <w:lvlText w:val="%4."/>
-      <w:lvlJc w:val="left"/>
-      <w:pPr>
-        <w:ind w:left="2880" w:hanging="360"/>
-      </w:pPr>
-    </w:lvl>
-    <w:lvl w:ilvl="4" w:tplc="04020019" w:tentative="1">
-      <w:start w:val="1"/>
-      <w:numFmt w:val="lowerLetter"/>
-      <w:lvlText w:val="%5."/>
-      <w:lvlJc w:val="left"/>
-      <w:pPr>
-        <w:ind w:left="3600" w:hanging="360"/>
-      </w:pPr>
-    </w:lvl>
-    <w:lvl w:ilvl="5" w:tplc="0402001B" w:tentative="1">
-      <w:start w:val="1"/>
-      <w:numFmt w:val="lowerRoman"/>
-      <w:lvlText w:val="%6."/>
-      <w:lvlJc w:val="right"/>
-      <w:pPr>
-        <w:ind w:left="4320" w:hanging="180"/>
-      </w:pPr>
-    </w:lvl>
-    <w:lvl w:ilvl="6" w:tplc="0402000F" w:tentative="1">
-      <w:start w:val="1"/>
-      <w:numFmt w:val="decimal"/>
-      <w:lvlText w:val="%7."/>
-      <w:lvlJc w:val="left"/>
-      <w:pPr>
-        <w:ind w:left="5040" w:hanging="360"/>
-      </w:pPr>
-    </w:lvl>
-    <w:lvl w:ilvl="7" w:tplc="04020019" w:tentative="1">
-      <w:start w:val="1"/>
-      <w:numFmt w:val="lowerLetter"/>
-      <w:lvlText w:val="%8."/>
-      <w:lvlJc w:val="left"/>
-      <w:pPr>
-        <w:ind w:left="5760" w:hanging="360"/>
-      </w:pPr>
-    </w:lvl>
-    <w:lvl w:ilvl="8" w:tplc="0402001B" w:tentative="1">
-      <w:start w:val="1"/>
-      <w:numFmt w:val="lowerRoman"/>
-      <w:lvlText w:val="%9."/>
-      <w:lvlJc w:val="right"/>
-      <w:pPr>
-        <w:ind w:left="6480" w:hanging="180"/>
-      </w:pPr>
-    </w:lvl>
-  </w:abstractNum>
-  <w:abstractNum w:abstractNumId="27" w15:restartNumberingAfterBreak="0">
-    <w:nsid w:val="5F3D6FFA"/>
-    <w:multiLevelType w:val="hybridMultilevel"/>
-    <w:tmpl w:val="1A56B4AA"/>
-    <w:lvl w:ilvl="0" w:tplc="04020001">
-      <w:start w:val="1"/>
-      <w:numFmt w:val="bullet"/>
-      <w:lvlText w:val=""/>
-      <w:lvlJc w:val="left"/>
-      <w:pPr>
-        <w:ind w:left="3600" w:hanging="360"/>
-      </w:pPr>
-      <w:rPr>
-        <w:rFonts w:ascii="Symbol" w:hAnsi="Symbol" w:hint="default"/>
-      </w:rPr>
-    </w:lvl>
-    <w:lvl w:ilvl="1" w:tplc="04020003" w:tentative="1">
-      <w:start w:val="1"/>
-      <w:numFmt w:val="bullet"/>
-      <w:lvlText w:val="o"/>
-      <w:lvlJc w:val="left"/>
-      <w:pPr>
-        <w:ind w:left="4320" w:hanging="360"/>
-      </w:pPr>
-      <w:rPr>
-        <w:rFonts w:ascii="Courier New" w:hAnsi="Courier New" w:cs="Courier New" w:hint="default"/>
-      </w:rPr>
-    </w:lvl>
-    <w:lvl w:ilvl="2" w:tplc="04020005" w:tentative="1">
-      <w:start w:val="1"/>
-      <w:numFmt w:val="bullet"/>
-      <w:lvlText w:val=""/>
-      <w:lvlJc w:val="left"/>
-      <w:pPr>
-        <w:ind w:left="5040" w:hanging="360"/>
-      </w:pPr>
-      <w:rPr>
-        <w:rFonts w:ascii="Wingdings" w:hAnsi="Wingdings" w:hint="default"/>
-      </w:rPr>
-    </w:lvl>
-    <w:lvl w:ilvl="3" w:tplc="04020001" w:tentative="1">
-      <w:start w:val="1"/>
-      <w:numFmt w:val="bullet"/>
-      <w:lvlText w:val=""/>
-      <w:lvlJc w:val="left"/>
-      <w:pPr>
-        <w:ind w:left="5760" w:hanging="360"/>
-      </w:pPr>
-      <w:rPr>
-        <w:rFonts w:ascii="Symbol" w:hAnsi="Symbol" w:hint="default"/>
-      </w:rPr>
-    </w:lvl>
-    <w:lvl w:ilvl="4" w:tplc="04020003" w:tentative="1">
-      <w:start w:val="1"/>
-      <w:numFmt w:val="bullet"/>
-      <w:lvlText w:val="o"/>
-      <w:lvlJc w:val="left"/>
-      <w:pPr>
-        <w:ind w:left="6480" w:hanging="360"/>
-      </w:pPr>
-      <w:rPr>
-        <w:rFonts w:ascii="Courier New" w:hAnsi="Courier New" w:cs="Courier New" w:hint="default"/>
-      </w:rPr>
-    </w:lvl>
-    <w:lvl w:ilvl="5" w:tplc="04020005" w:tentative="1">
-      <w:start w:val="1"/>
-      <w:numFmt w:val="bullet"/>
-      <w:lvlText w:val=""/>
-      <w:lvlJc w:val="left"/>
-      <w:pPr>
-        <w:ind w:left="7200" w:hanging="360"/>
-      </w:pPr>
-      <w:rPr>
-        <w:rFonts w:ascii="Wingdings" w:hAnsi="Wingdings" w:hint="default"/>
-      </w:rPr>
-    </w:lvl>
-    <w:lvl w:ilvl="6" w:tplc="04020001" w:tentative="1">
-      <w:start w:val="1"/>
-      <w:numFmt w:val="bullet"/>
-      <w:lvlText w:val=""/>
-      <w:lvlJc w:val="left"/>
-      <w:pPr>
-        <w:ind w:left="7920" w:hanging="360"/>
-      </w:pPr>
-      <w:rPr>
-        <w:rFonts w:ascii="Symbol" w:hAnsi="Symbol" w:hint="default"/>
-      </w:rPr>
-    </w:lvl>
-    <w:lvl w:ilvl="7" w:tplc="04020003" w:tentative="1">
-      <w:start w:val="1"/>
-      <w:numFmt w:val="bullet"/>
-      <w:lvlText w:val="o"/>
-      <w:lvlJc w:val="left"/>
-      <w:pPr>
-        <w:ind w:left="8640" w:hanging="360"/>
-      </w:pPr>
-      <w:rPr>
-        <w:rFonts w:ascii="Courier New" w:hAnsi="Courier New" w:cs="Courier New" w:hint="default"/>
-      </w:rPr>
-    </w:lvl>
-    <w:lvl w:ilvl="8" w:tplc="04020005" w:tentative="1">
-      <w:start w:val="1"/>
-      <w:numFmt w:val="bullet"/>
-      <w:lvlText w:val=""/>
-      <w:lvlJc w:val="left"/>
-      <w:pPr>
-        <w:ind w:left="9360" w:hanging="360"/>
-      </w:pPr>
-      <w:rPr>
-        <w:rFonts w:ascii="Wingdings" w:hAnsi="Wingdings" w:hint="default"/>
-      </w:rPr>
-    </w:lvl>
-  </w:abstractNum>
-  <w:abstractNum w:abstractNumId="28" w15:restartNumberingAfterBreak="0">
-    <w:nsid w:val="60100592"/>
-    <w:multiLevelType w:val="hybridMultilevel"/>
-    <w:tmpl w:val="A08EE3FC"/>
-    <w:lvl w:ilvl="0" w:tplc="0402000F">
-      <w:start w:val="1"/>
-      <w:numFmt w:val="decimal"/>
-      <w:lvlText w:val="%1."/>
-      <w:lvlJc w:val="left"/>
-      <w:pPr>
-        <w:ind w:left="720" w:hanging="360"/>
-      </w:pPr>
-    </w:lvl>
-    <w:lvl w:ilvl="1" w:tplc="04020019" w:tentative="1">
-      <w:start w:val="1"/>
-      <w:numFmt w:val="lowerLetter"/>
-      <w:lvlText w:val="%2."/>
-      <w:lvlJc w:val="left"/>
-      <w:pPr>
-        <w:ind w:left="1440" w:hanging="360"/>
-      </w:pPr>
-    </w:lvl>
-    <w:lvl w:ilvl="2" w:tplc="0402001B" w:tentative="1">
-      <w:start w:val="1"/>
-      <w:numFmt w:val="lowerRoman"/>
-      <w:lvlText w:val="%3."/>
-      <w:lvlJc w:val="right"/>
-      <w:pPr>
-        <w:ind w:left="2160" w:hanging="180"/>
-      </w:pPr>
-    </w:lvl>
-    <w:lvl w:ilvl="3" w:tplc="0402000F" w:tentative="1">
-      <w:start w:val="1"/>
-      <w:numFmt w:val="decimal"/>
-      <w:lvlText w:val="%4."/>
-      <w:lvlJc w:val="left"/>
-      <w:pPr>
-        <w:ind w:left="2880" w:hanging="360"/>
-      </w:pPr>
-    </w:lvl>
-    <w:lvl w:ilvl="4" w:tplc="04020019" w:tentative="1">
-      <w:start w:val="1"/>
-      <w:numFmt w:val="lowerLetter"/>
-      <w:lvlText w:val="%5."/>
-      <w:lvlJc w:val="left"/>
-      <w:pPr>
-        <w:ind w:left="3600" w:hanging="360"/>
-      </w:pPr>
-    </w:lvl>
-    <w:lvl w:ilvl="5" w:tplc="0402001B" w:tentative="1">
-      <w:start w:val="1"/>
-      <w:numFmt w:val="lowerRoman"/>
-      <w:lvlText w:val="%6."/>
-      <w:lvlJc w:val="right"/>
-      <w:pPr>
-        <w:ind w:left="4320" w:hanging="180"/>
-      </w:pPr>
-    </w:lvl>
-    <w:lvl w:ilvl="6" w:tplc="0402000F" w:tentative="1">
-      <w:start w:val="1"/>
-      <w:numFmt w:val="decimal"/>
-      <w:lvlText w:val="%7."/>
-      <w:lvlJc w:val="left"/>
-      <w:pPr>
-        <w:ind w:left="5040" w:hanging="360"/>
-      </w:pPr>
-    </w:lvl>
-    <w:lvl w:ilvl="7" w:tplc="04020019" w:tentative="1">
-      <w:start w:val="1"/>
-      <w:numFmt w:val="lowerLetter"/>
-      <w:lvlText w:val="%8."/>
-      <w:lvlJc w:val="left"/>
-      <w:pPr>
-        <w:ind w:left="5760" w:hanging="360"/>
-      </w:pPr>
-    </w:lvl>
-    <w:lvl w:ilvl="8" w:tplc="0402001B" w:tentative="1">
-      <w:start w:val="1"/>
-      <w:numFmt w:val="lowerRoman"/>
-      <w:lvlText w:val="%9."/>
-      <w:lvlJc w:val="right"/>
-      <w:pPr>
-        <w:ind w:left="6480" w:hanging="180"/>
-      </w:pPr>
-    </w:lvl>
-  </w:abstractNum>
-  <w:abstractNum w:abstractNumId="29" w15:restartNumberingAfterBreak="0">
-    <w:nsid w:val="6387057F"/>
-    <w:multiLevelType w:val="multilevel"/>
-    <w:tmpl w:val="0BAE68B4"/>
-    <w:lvl w:ilvl="0">
-      <w:start w:val="1"/>
-      <w:numFmt w:val="decimal"/>
-      <w:lvlText w:val="%1."/>
-      <w:lvlJc w:val="left"/>
-      <w:pPr>
-        <w:ind w:left="408" w:hanging="408"/>
-      </w:pPr>
-      <w:rPr>
-        <w:rFonts w:hint="default"/>
-      </w:rPr>
-    </w:lvl>
-    <w:lvl w:ilvl="1">
-      <w:start w:val="1"/>
-      <w:numFmt w:val="decimal"/>
-      <w:lvlText w:val="%1.%2."/>
-      <w:lvlJc w:val="left"/>
-      <w:pPr>
-        <w:ind w:left="720" w:hanging="720"/>
-      </w:pPr>
-      <w:rPr>
-        <w:rFonts w:hint="default"/>
-      </w:rPr>
-    </w:lvl>
-    <w:lvl w:ilvl="2">
-      <w:start w:val="1"/>
-      <w:numFmt w:val="decimal"/>
-      <w:lvlText w:val="%1.%2.%3."/>
-      <w:lvlJc w:val="left"/>
-      <w:pPr>
-        <w:ind w:left="720" w:hanging="720"/>
-      </w:pPr>
-      <w:rPr>
-        <w:rFonts w:hint="default"/>
-      </w:rPr>
-    </w:lvl>
-    <w:lvl w:ilvl="3">
-      <w:start w:val="1"/>
-      <w:numFmt w:val="decimal"/>
-      <w:lvlText w:val="%1.%2.%3.%4."/>
-      <w:lvlJc w:val="left"/>
-      <w:pPr>
-        <w:ind w:left="1080" w:hanging="1080"/>
-      </w:pPr>
-      <w:rPr>
-        <w:rFonts w:hint="default"/>
-      </w:rPr>
-    </w:lvl>
-    <w:lvl w:ilvl="4">
-      <w:start w:val="1"/>
-      <w:numFmt w:val="decimal"/>
-      <w:lvlText w:val="%1.%2.%3.%4.%5."/>
-      <w:lvlJc w:val="left"/>
-      <w:pPr>
-        <w:ind w:left="1080" w:hanging="1080"/>
-      </w:pPr>
-      <w:rPr>
-        <w:rFonts w:hint="default"/>
-      </w:rPr>
-    </w:lvl>
-    <w:lvl w:ilvl="5">
-      <w:start w:val="1"/>
-      <w:numFmt w:val="decimal"/>
-      <w:lvlText w:val="%1.%2.%3.%4.%5.%6."/>
-      <w:lvlJc w:val="left"/>
-      <w:pPr>
-        <w:ind w:left="1440" w:hanging="1440"/>
-      </w:pPr>
-      <w:rPr>
-        <w:rFonts w:hint="default"/>
-      </w:rPr>
-    </w:lvl>
-    <w:lvl w:ilvl="6">
-      <w:start w:val="1"/>
-      <w:numFmt w:val="decimal"/>
-      <w:lvlText w:val="%1.%2.%3.%4.%5.%6.%7."/>
-      <w:lvlJc w:val="left"/>
-      <w:pPr>
-        <w:ind w:left="1440" w:hanging="1440"/>
-      </w:pPr>
-      <w:rPr>
-        <w:rFonts w:hint="default"/>
-      </w:rPr>
-    </w:lvl>
-    <w:lvl w:ilvl="7">
-      <w:start w:val="1"/>
-      <w:numFmt w:val="decimal"/>
-      <w:lvlText w:val="%1.%2.%3.%4.%5.%6.%7.%8."/>
-      <w:lvlJc w:val="left"/>
-      <w:pPr>
-        <w:ind w:left="1800" w:hanging="1800"/>
-      </w:pPr>
-      <w:rPr>
-        <w:rFonts w:hint="default"/>
-      </w:rPr>
-    </w:lvl>
-    <w:lvl w:ilvl="8">
-      <w:start w:val="1"/>
-      <w:numFmt w:val="decimal"/>
-      <w:lvlText w:val="%1.%2.%3.%4.%5.%6.%7.%8.%9."/>
-      <w:lvlJc w:val="left"/>
-      <w:pPr>
-        <w:ind w:left="1800" w:hanging="1800"/>
-      </w:pPr>
-      <w:rPr>
-        <w:rFonts w:hint="default"/>
-      </w:rPr>
-    </w:lvl>
-  </w:abstractNum>
-  <w:abstractNum w:abstractNumId="30" w15:restartNumberingAfterBreak="0">
-    <w:nsid w:val="649D2532"/>
-    <w:multiLevelType w:val="multilevel"/>
-    <w:tmpl w:val="0402001F"/>
-    <w:lvl w:ilvl="0">
-      <w:start w:val="1"/>
-      <w:numFmt w:val="decimal"/>
-      <w:lvlText w:val="%1."/>
-      <w:lvlJc w:val="left"/>
-      <w:pPr>
-        <w:ind w:left="360" w:hanging="360"/>
-      </w:pPr>
-    </w:lvl>
-    <w:lvl w:ilvl="1">
-      <w:start w:val="1"/>
-      <w:numFmt w:val="decimal"/>
-      <w:lvlText w:val="%1.%2."/>
-      <w:lvlJc w:val="left"/>
-      <w:pPr>
-        <w:ind w:left="792" w:hanging="432"/>
-      </w:pPr>
-    </w:lvl>
-    <w:lvl w:ilvl="2">
-      <w:start w:val="1"/>
-      <w:numFmt w:val="decimal"/>
-      <w:lvlText w:val="%1.%2.%3."/>
-      <w:lvlJc w:val="left"/>
-      <w:pPr>
-        <w:ind w:left="1224" w:hanging="504"/>
-      </w:pPr>
-    </w:lvl>
-    <w:lvl w:ilvl="3">
-      <w:start w:val="1"/>
-      <w:numFmt w:val="decimal"/>
-      <w:lvlText w:val="%1.%2.%3.%4."/>
-      <w:lvlJc w:val="left"/>
-      <w:pPr>
-        <w:ind w:left="1728" w:hanging="648"/>
-      </w:pPr>
-    </w:lvl>
-    <w:lvl w:ilvl="4">
-      <w:start w:val="1"/>
-      <w:numFmt w:val="decimal"/>
-      <w:lvlText w:val="%1.%2.%3.%4.%5."/>
-      <w:lvlJc w:val="left"/>
-      <w:pPr>
-        <w:ind w:left="2232" w:hanging="792"/>
-      </w:pPr>
-    </w:lvl>
-    <w:lvl w:ilvl="5">
-      <w:start w:val="1"/>
-      <w:numFmt w:val="decimal"/>
-      <w:lvlText w:val="%1.%2.%3.%4.%5.%6."/>
-      <w:lvlJc w:val="left"/>
-      <w:pPr>
-        <w:ind w:left="2736" w:hanging="936"/>
-      </w:pPr>
-    </w:lvl>
-    <w:lvl w:ilvl="6">
-      <w:start w:val="1"/>
-      <w:numFmt w:val="decimal"/>
-      <w:lvlText w:val="%1.%2.%3.%4.%5.%6.%7."/>
-      <w:lvlJc w:val="left"/>
-      <w:pPr>
-        <w:ind w:left="3240" w:hanging="1080"/>
-      </w:pPr>
-    </w:lvl>
-    <w:lvl w:ilvl="7">
-      <w:start w:val="1"/>
-      <w:numFmt w:val="decimal"/>
-      <w:lvlText w:val="%1.%2.%3.%4.%5.%6.%7.%8."/>
-      <w:lvlJc w:val="left"/>
-      <w:pPr>
-        <w:ind w:left="3744" w:hanging="1224"/>
-      </w:pPr>
-    </w:lvl>
-    <w:lvl w:ilvl="8">
-      <w:start w:val="1"/>
-      <w:numFmt w:val="decimal"/>
-      <w:lvlText w:val="%1.%2.%3.%4.%5.%6.%7.%8.%9."/>
-      <w:lvlJc w:val="left"/>
-      <w:pPr>
-        <w:ind w:left="4320" w:hanging="1440"/>
-      </w:pPr>
-    </w:lvl>
-  </w:abstractNum>
-  <w:abstractNum w:abstractNumId="31" w15:restartNumberingAfterBreak="0">
+  <w:abstractNum w:abstractNumId="9" w15:restartNumberingAfterBreak="0">
     <w:nsid w:val="682B068D"/>
     <w:multiLevelType w:val="hybridMultilevel"/>
     <w:tmpl w:val="FDE85BCE"/>
@@ -9497,7 +9153,7 @@
       </w:pPr>
     </w:lvl>
   </w:abstractNum>
-  <w:abstractNum w:abstractNumId="32" w15:restartNumberingAfterBreak="0">
+  <w:abstractNum w:abstractNumId="10" w15:restartNumberingAfterBreak="0">
     <w:nsid w:val="6CE67D37"/>
     <w:multiLevelType w:val="hybridMultilevel"/>
     <w:tmpl w:val="EB466624"/>
@@ -9610,7 +9266,7 @@
       </w:rPr>
     </w:lvl>
   </w:abstractNum>
-  <w:abstractNum w:abstractNumId="33" w15:restartNumberingAfterBreak="0">
+  <w:abstractNum w:abstractNumId="11" w15:restartNumberingAfterBreak="0">
     <w:nsid w:val="6DA21F36"/>
     <w:multiLevelType w:val="multilevel"/>
     <w:tmpl w:val="4F40A45A"/>
@@ -9731,7 +9387,7 @@
       </w:rPr>
     </w:lvl>
   </w:abstractNum>
-  <w:abstractNum w:abstractNumId="34" w15:restartNumberingAfterBreak="0">
+  <w:abstractNum w:abstractNumId="12" w15:restartNumberingAfterBreak="0">
     <w:nsid w:val="6FE33583"/>
     <w:multiLevelType w:val="multilevel"/>
     <w:tmpl w:val="3C5CE852"/>
@@ -9852,217 +9508,7 @@
       </w:rPr>
     </w:lvl>
   </w:abstractNum>
-  <w:abstractNum w:abstractNumId="35" w15:restartNumberingAfterBreak="0">
-    <w:nsid w:val="72074BD2"/>
-    <w:multiLevelType w:val="hybridMultilevel"/>
-    <w:tmpl w:val="A0F8CF48"/>
-    <w:lvl w:ilvl="0" w:tplc="364C6470">
-      <w:start w:val="1"/>
-      <w:numFmt w:val="decimal"/>
-      <w:lvlText w:val="%1."/>
-      <w:lvlJc w:val="left"/>
-      <w:pPr>
-        <w:ind w:left="1069" w:hanging="360"/>
-      </w:pPr>
-      <w:rPr>
-        <w:rFonts w:hint="default"/>
-      </w:rPr>
-    </w:lvl>
-    <w:lvl w:ilvl="1" w:tplc="04020019" w:tentative="1">
-      <w:start w:val="1"/>
-      <w:numFmt w:val="lowerLetter"/>
-      <w:lvlText w:val="%2."/>
-      <w:lvlJc w:val="left"/>
-      <w:pPr>
-        <w:ind w:left="1440" w:hanging="360"/>
-      </w:pPr>
-    </w:lvl>
-    <w:lvl w:ilvl="2" w:tplc="0402001B" w:tentative="1">
-      <w:start w:val="1"/>
-      <w:numFmt w:val="lowerRoman"/>
-      <w:lvlText w:val="%3."/>
-      <w:lvlJc w:val="right"/>
-      <w:pPr>
-        <w:ind w:left="2160" w:hanging="180"/>
-      </w:pPr>
-    </w:lvl>
-    <w:lvl w:ilvl="3" w:tplc="0402000F" w:tentative="1">
-      <w:start w:val="1"/>
-      <w:numFmt w:val="decimal"/>
-      <w:lvlText w:val="%4."/>
-      <w:lvlJc w:val="left"/>
-      <w:pPr>
-        <w:ind w:left="2880" w:hanging="360"/>
-      </w:pPr>
-    </w:lvl>
-    <w:lvl w:ilvl="4" w:tplc="04020019" w:tentative="1">
-      <w:start w:val="1"/>
-      <w:numFmt w:val="lowerLetter"/>
-      <w:lvlText w:val="%5."/>
-      <w:lvlJc w:val="left"/>
-      <w:pPr>
-        <w:ind w:left="3600" w:hanging="360"/>
-      </w:pPr>
-    </w:lvl>
-    <w:lvl w:ilvl="5" w:tplc="0402001B" w:tentative="1">
-      <w:start w:val="1"/>
-      <w:numFmt w:val="lowerRoman"/>
-      <w:lvlText w:val="%6."/>
-      <w:lvlJc w:val="right"/>
-      <w:pPr>
-        <w:ind w:left="4320" w:hanging="180"/>
-      </w:pPr>
-    </w:lvl>
-    <w:lvl w:ilvl="6" w:tplc="0402000F" w:tentative="1">
-      <w:start w:val="1"/>
-      <w:numFmt w:val="decimal"/>
-      <w:lvlText w:val="%7."/>
-      <w:lvlJc w:val="left"/>
-      <w:pPr>
-        <w:ind w:left="5040" w:hanging="360"/>
-      </w:pPr>
-    </w:lvl>
-    <w:lvl w:ilvl="7" w:tplc="04020019" w:tentative="1">
-      <w:start w:val="1"/>
-      <w:numFmt w:val="lowerLetter"/>
-      <w:lvlText w:val="%8."/>
-      <w:lvlJc w:val="left"/>
-      <w:pPr>
-        <w:ind w:left="5760" w:hanging="360"/>
-      </w:pPr>
-    </w:lvl>
-    <w:lvl w:ilvl="8" w:tplc="0402001B" w:tentative="1">
-      <w:start w:val="1"/>
-      <w:numFmt w:val="lowerRoman"/>
-      <w:lvlText w:val="%9."/>
-      <w:lvlJc w:val="right"/>
-      <w:pPr>
-        <w:ind w:left="6480" w:hanging="180"/>
-      </w:pPr>
-    </w:lvl>
-  </w:abstractNum>
-  <w:abstractNum w:abstractNumId="36" w15:restartNumberingAfterBreak="0">
-    <w:nsid w:val="72F337EA"/>
-    <w:multiLevelType w:val="multilevel"/>
-    <w:tmpl w:val="D800F3AA"/>
-    <w:lvl w:ilvl="0">
-      <w:start w:val="1"/>
-      <w:numFmt w:val="decimal"/>
-      <w:lvlText w:val="%1."/>
-      <w:lvlJc w:val="left"/>
-      <w:pPr>
-        <w:ind w:left="1080" w:hanging="360"/>
-      </w:pPr>
-      <w:rPr>
-        <w:rFonts w:hint="default"/>
-      </w:rPr>
-    </w:lvl>
-    <w:lvl w:ilvl="1">
-      <w:start w:val="1"/>
-      <w:numFmt w:val="decimal"/>
-      <w:isLgl/>
-      <w:lvlText w:val="%1.%2."/>
-      <w:lvlJc w:val="left"/>
-      <w:pPr>
-        <w:ind w:left="1440" w:hanging="720"/>
-      </w:pPr>
-      <w:rPr>
-        <w:rFonts w:hint="default"/>
-      </w:rPr>
-    </w:lvl>
-    <w:lvl w:ilvl="2">
-      <w:start w:val="1"/>
-      <w:numFmt w:val="decimal"/>
-      <w:isLgl/>
-      <w:lvlText w:val="%1.%2.%3."/>
-      <w:lvlJc w:val="left"/>
-      <w:pPr>
-        <w:ind w:left="1440" w:hanging="720"/>
-      </w:pPr>
-      <w:rPr>
-        <w:rFonts w:hint="default"/>
-      </w:rPr>
-    </w:lvl>
-    <w:lvl w:ilvl="3">
-      <w:start w:val="1"/>
-      <w:numFmt w:val="decimal"/>
-      <w:isLgl/>
-      <w:lvlText w:val="%1.%2.%3.%4."/>
-      <w:lvlJc w:val="left"/>
-      <w:pPr>
-        <w:ind w:left="1800" w:hanging="1080"/>
-      </w:pPr>
-      <w:rPr>
-        <w:rFonts w:hint="default"/>
-      </w:rPr>
-    </w:lvl>
-    <w:lvl w:ilvl="4">
-      <w:start w:val="1"/>
-      <w:numFmt w:val="decimal"/>
-      <w:isLgl/>
-      <w:lvlText w:val="%1.%2.%3.%4.%5."/>
-      <w:lvlJc w:val="left"/>
-      <w:pPr>
-        <w:ind w:left="1800" w:hanging="1080"/>
-      </w:pPr>
-      <w:rPr>
-        <w:rFonts w:hint="default"/>
-      </w:rPr>
-    </w:lvl>
-    <w:lvl w:ilvl="5">
-      <w:start w:val="1"/>
-      <w:numFmt w:val="decimal"/>
-      <w:isLgl/>
-      <w:lvlText w:val="%1.%2.%3.%4.%5.%6."/>
-      <w:lvlJc w:val="left"/>
-      <w:pPr>
-        <w:ind w:left="2160" w:hanging="1440"/>
-      </w:pPr>
-      <w:rPr>
-        <w:rFonts w:hint="default"/>
-      </w:rPr>
-    </w:lvl>
-    <w:lvl w:ilvl="6">
-      <w:start w:val="1"/>
-      <w:numFmt w:val="decimal"/>
-      <w:isLgl/>
-      <w:lvlText w:val="%1.%2.%3.%4.%5.%6.%7."/>
-      <w:lvlJc w:val="left"/>
-      <w:pPr>
-        <w:ind w:left="2160" w:hanging="1440"/>
-      </w:pPr>
-      <w:rPr>
-        <w:rFonts w:hint="default"/>
-      </w:rPr>
-    </w:lvl>
-    <w:lvl w:ilvl="7">
-      <w:start w:val="1"/>
-      <w:numFmt w:val="decimal"/>
-      <w:isLgl/>
-      <w:lvlText w:val="%1.%2.%3.%4.%5.%6.%7.%8."/>
-      <w:lvlJc w:val="left"/>
-      <w:pPr>
-        <w:ind w:left="2520" w:hanging="1800"/>
-      </w:pPr>
-      <w:rPr>
-        <w:rFonts w:hint="default"/>
-      </w:rPr>
-    </w:lvl>
-    <w:lvl w:ilvl="8">
-      <w:start w:val="1"/>
-      <w:numFmt w:val="decimal"/>
-      <w:isLgl/>
-      <w:lvlText w:val="%1.%2.%3.%4.%5.%6.%7.%8.%9."/>
-      <w:lvlJc w:val="left"/>
-      <w:pPr>
-        <w:ind w:left="2520" w:hanging="1800"/>
-      </w:pPr>
-      <w:rPr>
-        <w:rFonts w:hint="default"/>
-      </w:rPr>
-    </w:lvl>
-  </w:abstractNum>
-  <w:abstractNum w:abstractNumId="37" w15:restartNumberingAfterBreak="0">
+  <w:abstractNum w:abstractNumId="13" w15:restartNumberingAfterBreak="0">
     <w:nsid w:val="74855B0A"/>
     <w:multiLevelType w:val="hybridMultilevel"/>
     <w:tmpl w:val="BF243F80"/>
@@ -10175,125 +9621,7 @@
       </w:rPr>
     </w:lvl>
   </w:abstractNum>
-  <w:abstractNum w:abstractNumId="38" w15:restartNumberingAfterBreak="0">
-    <w:nsid w:val="763B79FE"/>
-    <w:multiLevelType w:val="multilevel"/>
-    <w:tmpl w:val="4F40A45A"/>
-    <w:lvl w:ilvl="0">
-      <w:start w:val="1"/>
-      <w:numFmt w:val="decimal"/>
-      <w:lvlText w:val="%1."/>
-      <w:lvlJc w:val="left"/>
-      <w:pPr>
-        <w:ind w:left="1080" w:hanging="360"/>
-      </w:pPr>
-    </w:lvl>
-    <w:lvl w:ilvl="1">
-      <w:start w:val="1"/>
-      <w:numFmt w:val="decimal"/>
-      <w:isLgl/>
-      <w:lvlText w:val="%1.%2."/>
-      <w:lvlJc w:val="left"/>
-      <w:pPr>
-        <w:ind w:left="1440" w:hanging="720"/>
-      </w:pPr>
-      <w:rPr>
-        <w:rFonts w:hint="default"/>
-      </w:rPr>
-    </w:lvl>
-    <w:lvl w:ilvl="2">
-      <w:start w:val="1"/>
-      <w:numFmt w:val="decimal"/>
-      <w:isLgl/>
-      <w:lvlText w:val="%1.%2.%3."/>
-      <w:lvlJc w:val="left"/>
-      <w:pPr>
-        <w:ind w:left="1440" w:hanging="720"/>
-      </w:pPr>
-      <w:rPr>
-        <w:rFonts w:hint="default"/>
-      </w:rPr>
-    </w:lvl>
-    <w:lvl w:ilvl="3">
-      <w:start w:val="1"/>
-      <w:numFmt w:val="decimal"/>
-      <w:isLgl/>
-      <w:lvlText w:val="%1.%2.%3.%4."/>
-      <w:lvlJc w:val="left"/>
-      <w:pPr>
-        <w:ind w:left="1800" w:hanging="1080"/>
-      </w:pPr>
-      <w:rPr>
-        <w:rFonts w:hint="default"/>
-      </w:rPr>
-    </w:lvl>
-    <w:lvl w:ilvl="4">
-      <w:start w:val="1"/>
-      <w:numFmt w:val="decimal"/>
-      <w:isLgl/>
-      <w:lvlText w:val="%1.%2.%3.%4.%5."/>
-      <w:lvlJc w:val="left"/>
-      <w:pPr>
-        <w:ind w:left="1800" w:hanging="1080"/>
-      </w:pPr>
-      <w:rPr>
-        <w:rFonts w:hint="default"/>
-      </w:rPr>
-    </w:lvl>
-    <w:lvl w:ilvl="5">
-      <w:start w:val="1"/>
-      <w:numFmt w:val="decimal"/>
-      <w:isLgl/>
-      <w:lvlText w:val="%1.%2.%3.%4.%5.%6."/>
-      <w:lvlJc w:val="left"/>
-      <w:pPr>
-        <w:ind w:left="2160" w:hanging="1440"/>
-      </w:pPr>
-      <w:rPr>
-        <w:rFonts w:hint="default"/>
-      </w:rPr>
-    </w:lvl>
-    <w:lvl w:ilvl="6">
-      <w:start w:val="1"/>
-      <w:numFmt w:val="decimal"/>
-      <w:isLgl/>
-      <w:lvlText w:val="%1.%2.%3.%4.%5.%6.%7."/>
-      <w:lvlJc w:val="left"/>
-      <w:pPr>
-        <w:ind w:left="2160" w:hanging="1440"/>
-      </w:pPr>
-      <w:rPr>
-        <w:rFonts w:hint="default"/>
-      </w:rPr>
-    </w:lvl>
-    <w:lvl w:ilvl="7">
-      <w:start w:val="1"/>
-      <w:numFmt w:val="decimal"/>
-      <w:isLgl/>
-      <w:lvlText w:val="%1.%2.%3.%4.%5.%6.%7.%8."/>
-      <w:lvlJc w:val="left"/>
-      <w:pPr>
-        <w:ind w:left="2520" w:hanging="1800"/>
-      </w:pPr>
-      <w:rPr>
-        <w:rFonts w:hint="default"/>
-      </w:rPr>
-    </w:lvl>
-    <w:lvl w:ilvl="8">
-      <w:start w:val="1"/>
-      <w:numFmt w:val="decimal"/>
-      <w:isLgl/>
-      <w:lvlText w:val="%1.%2.%3.%4.%5.%6.%7.%8.%9."/>
-      <w:lvlJc w:val="left"/>
-      <w:pPr>
-        <w:ind w:left="2520" w:hanging="1800"/>
-      </w:pPr>
-      <w:rPr>
-        <w:rFonts w:hint="default"/>
-      </w:rPr>
-    </w:lvl>
-  </w:abstractNum>
-  <w:abstractNum w:abstractNumId="39" w15:restartNumberingAfterBreak="0">
+  <w:abstractNum w:abstractNumId="14" w15:restartNumberingAfterBreak="0">
     <w:nsid w:val="76A01A5D"/>
     <w:multiLevelType w:val="hybridMultilevel"/>
     <w:tmpl w:val="355C5A40"/>
@@ -10406,93 +9734,128 @@
       </w:rPr>
     </w:lvl>
   </w:abstractNum>
-  <w:abstractNum w:abstractNumId="40" w15:restartNumberingAfterBreak="0">
-    <w:nsid w:val="7C547861"/>
+  <w:abstractNum w:abstractNumId="15" w15:restartNumberingAfterBreak="0">
+    <w:nsid w:val="7C9120A0"/>
     <w:multiLevelType w:val="multilevel"/>
-    <w:tmpl w:val="0402001D"/>
+    <w:tmpl w:val="55D2D7E8"/>
     <w:lvl w:ilvl="0">
       <w:start w:val="1"/>
       <w:numFmt w:val="decimal"/>
-      <w:lvlText w:val="%1)"/>
-      <w:lvlJc w:val="left"/>
-      <w:pPr>
-        <w:ind w:left="360" w:hanging="360"/>
-      </w:pPr>
+      <w:lvlText w:val="%1."/>
+      <w:lvlJc w:val="left"/>
+      <w:pPr>
+        <w:ind w:left="1069" w:hanging="360"/>
+      </w:pPr>
+      <w:rPr>
+        <w:rFonts w:hint="default"/>
+      </w:rPr>
     </w:lvl>
     <w:lvl w:ilvl="1">
       <w:start w:val="1"/>
-      <w:numFmt w:val="lowerLetter"/>
-      <w:lvlText w:val="%2)"/>
-      <w:lvlJc w:val="left"/>
-      <w:pPr>
-        <w:ind w:left="720" w:hanging="360"/>
-      </w:pPr>
+      <w:numFmt w:val="decimal"/>
+      <w:isLgl/>
+      <w:lvlText w:val="%1.%2."/>
+      <w:lvlJc w:val="left"/>
+      <w:pPr>
+        <w:ind w:left="1854" w:hanging="720"/>
+      </w:pPr>
+      <w:rPr>
+        <w:rFonts w:hint="default"/>
+      </w:rPr>
     </w:lvl>
     <w:lvl w:ilvl="2">
       <w:start w:val="1"/>
-      <w:numFmt w:val="lowerRoman"/>
-      <w:lvlText w:val="%3)"/>
-      <w:lvlJc w:val="left"/>
-      <w:pPr>
-        <w:ind w:left="1080" w:hanging="360"/>
-      </w:pPr>
+      <w:numFmt w:val="decimal"/>
+      <w:isLgl/>
+      <w:lvlText w:val="%1.%2.%3."/>
+      <w:lvlJc w:val="left"/>
+      <w:pPr>
+        <w:ind w:left="2279" w:hanging="720"/>
+      </w:pPr>
+      <w:rPr>
+        <w:rFonts w:hint="default"/>
+      </w:rPr>
     </w:lvl>
     <w:lvl w:ilvl="3">
       <w:start w:val="1"/>
       <w:numFmt w:val="decimal"/>
-      <w:lvlText w:val="(%4)"/>
-      <w:lvlJc w:val="left"/>
-      <w:pPr>
-        <w:ind w:left="1440" w:hanging="360"/>
-      </w:pPr>
+      <w:isLgl/>
+      <w:lvlText w:val="%1.%2.%3.%4."/>
+      <w:lvlJc w:val="left"/>
+      <w:pPr>
+        <w:ind w:left="3064" w:hanging="1080"/>
+      </w:pPr>
+      <w:rPr>
+        <w:rFonts w:hint="default"/>
+      </w:rPr>
     </w:lvl>
     <w:lvl w:ilvl="4">
       <w:start w:val="1"/>
-      <w:numFmt w:val="lowerLetter"/>
-      <w:lvlText w:val="(%5)"/>
-      <w:lvlJc w:val="left"/>
-      <w:pPr>
-        <w:ind w:left="1800" w:hanging="360"/>
-      </w:pPr>
+      <w:numFmt w:val="decimal"/>
+      <w:isLgl/>
+      <w:lvlText w:val="%1.%2.%3.%4.%5."/>
+      <w:lvlJc w:val="left"/>
+      <w:pPr>
+        <w:ind w:left="3489" w:hanging="1080"/>
+      </w:pPr>
+      <w:rPr>
+        <w:rFonts w:hint="default"/>
+      </w:rPr>
     </w:lvl>
     <w:lvl w:ilvl="5">
       <w:start w:val="1"/>
-      <w:numFmt w:val="lowerRoman"/>
-      <w:lvlText w:val="(%6)"/>
-      <w:lvlJc w:val="left"/>
-      <w:pPr>
-        <w:ind w:left="2160" w:hanging="360"/>
-      </w:pPr>
+      <w:numFmt w:val="decimal"/>
+      <w:isLgl/>
+      <w:lvlText w:val="%1.%2.%3.%4.%5.%6."/>
+      <w:lvlJc w:val="left"/>
+      <w:pPr>
+        <w:ind w:left="4274" w:hanging="1440"/>
+      </w:pPr>
+      <w:rPr>
+        <w:rFonts w:hint="default"/>
+      </w:rPr>
     </w:lvl>
     <w:lvl w:ilvl="6">
       <w:start w:val="1"/>
       <w:numFmt w:val="decimal"/>
-      <w:lvlText w:val="%7."/>
-      <w:lvlJc w:val="left"/>
-      <w:pPr>
-        <w:ind w:left="2520" w:hanging="360"/>
-      </w:pPr>
+      <w:isLgl/>
+      <w:lvlText w:val="%1.%2.%3.%4.%5.%6.%7."/>
+      <w:lvlJc w:val="left"/>
+      <w:pPr>
+        <w:ind w:left="4699" w:hanging="1440"/>
+      </w:pPr>
+      <w:rPr>
+        <w:rFonts w:hint="default"/>
+      </w:rPr>
     </w:lvl>
     <w:lvl w:ilvl="7">
       <w:start w:val="1"/>
-      <w:numFmt w:val="lowerLetter"/>
-      <w:lvlText w:val="%8."/>
-      <w:lvlJc w:val="left"/>
-      <w:pPr>
-        <w:ind w:left="2880" w:hanging="360"/>
-      </w:pPr>
+      <w:numFmt w:val="decimal"/>
+      <w:isLgl/>
+      <w:lvlText w:val="%1.%2.%3.%4.%5.%6.%7.%8."/>
+      <w:lvlJc w:val="left"/>
+      <w:pPr>
+        <w:ind w:left="5484" w:hanging="1800"/>
+      </w:pPr>
+      <w:rPr>
+        <w:rFonts w:hint="default"/>
+      </w:rPr>
     </w:lvl>
     <w:lvl w:ilvl="8">
       <w:start w:val="1"/>
-      <w:numFmt w:val="lowerRoman"/>
-      <w:lvlText w:val="%9."/>
-      <w:lvlJc w:val="left"/>
-      <w:pPr>
-        <w:ind w:left="3240" w:hanging="360"/>
-      </w:pPr>
+      <w:numFmt w:val="decimal"/>
+      <w:isLgl/>
+      <w:lvlText w:val="%1.%2.%3.%4.%5.%6.%7.%8.%9."/>
+      <w:lvlJc w:val="left"/>
+      <w:pPr>
+        <w:ind w:left="5909" w:hanging="1800"/>
+      </w:pPr>
+      <w:rPr>
+        <w:rFonts w:hint="default"/>
+      </w:rPr>
     </w:lvl>
   </w:abstractNum>
-  <w:abstractNum w:abstractNumId="41" w15:restartNumberingAfterBreak="0">
+  <w:abstractNum w:abstractNumId="16" w15:restartNumberingAfterBreak="0">
     <w:nsid w:val="7E54300F"/>
     <w:multiLevelType w:val="hybridMultilevel"/>
     <w:tmpl w:val="E26864AE"/>
@@ -10606,460 +9969,57 @@
     </w:lvl>
   </w:abstractNum>
   <w:num w:numId="1">
+    <w:abstractNumId w:val="0"/>
+  </w:num>
+  <w:num w:numId="2">
+    <w:abstractNumId w:val="1"/>
+  </w:num>
+  <w:num w:numId="3">
+    <w:abstractNumId w:val="4"/>
+  </w:num>
+  <w:num w:numId="4">
+    <w:abstractNumId w:val="3"/>
+  </w:num>
+  <w:num w:numId="5">
+    <w:abstractNumId w:val="12"/>
+  </w:num>
+  <w:num w:numId="6">
+    <w:abstractNumId w:val="2"/>
+  </w:num>
+  <w:num w:numId="7">
+    <w:abstractNumId w:val="9"/>
+  </w:num>
+  <w:num w:numId="8">
+    <w:abstractNumId w:val="11"/>
+  </w:num>
+  <w:num w:numId="9">
+    <w:abstractNumId w:val="14"/>
+  </w:num>
+  <w:num w:numId="10">
+    <w:abstractNumId w:val="13"/>
+  </w:num>
+  <w:num w:numId="11">
+    <w:abstractNumId w:val="6"/>
+  </w:num>
+  <w:num w:numId="12">
+    <w:abstractNumId w:val="10"/>
+  </w:num>
+  <w:num w:numId="13">
+    <w:abstractNumId w:val="16"/>
+  </w:num>
+  <w:num w:numId="14">
+    <w:abstractNumId w:val="7"/>
+  </w:num>
+  <w:num w:numId="15">
     <w:abstractNumId w:val="8"/>
   </w:num>
-  <w:num w:numId="2">
-    <w:abstractNumId w:val="38"/>
+  <w:num w:numId="16">
+    <w:abstractNumId w:val="15"/>
   </w:num>
-  <w:num w:numId="3">
-    <w:abstractNumId w:val="7"/>
-  </w:num>
-  <w:num w:numId="4">
-    <w:abstractNumId w:val="0"/>
-  </w:num>
-  <w:num w:numId="5">
-    <w:abstractNumId w:val="17"/>
-  </w:num>
-  <w:num w:numId="6">
-    <w:abstractNumId w:val="22"/>
-  </w:num>
-  <w:num w:numId="7">
-    <w:abstractNumId w:val="1"/>
-  </w:num>
-  <w:num w:numId="8">
-    <w:abstractNumId w:val="10"/>
-  </w:num>
-  <w:num w:numId="9">
-    <w:abstractNumId w:val="10"/>
-    <w:lvlOverride w:ilvl="0">
-      <w:startOverride w:val="1"/>
-    </w:lvlOverride>
-  </w:num>
-  <w:num w:numId="10">
-    <w:abstractNumId w:val="20"/>
-  </w:num>
-  <w:num w:numId="11">
+  <w:num w:numId="17">
     <w:abstractNumId w:val="5"/>
   </w:num>
-  <w:num w:numId="12">
-    <w:abstractNumId w:val="20"/>
-    <w:lvlOverride w:ilvl="0">
-      <w:startOverride w:val="1"/>
-    </w:lvlOverride>
-    <w:lvlOverride w:ilvl="1">
-      <w:startOverride w:val="1"/>
-    </w:lvlOverride>
-    <w:lvlOverride w:ilvl="2">
-      <w:startOverride w:val="1"/>
-    </w:lvlOverride>
-    <w:lvlOverride w:ilvl="3">
-      <w:startOverride w:val="1"/>
-    </w:lvlOverride>
-    <w:lvlOverride w:ilvl="4">
-      <w:startOverride w:val="1"/>
-    </w:lvlOverride>
-    <w:lvlOverride w:ilvl="5">
-      <w:startOverride w:val="1"/>
-    </w:lvlOverride>
-    <w:lvlOverride w:ilvl="6">
-      <w:startOverride w:val="1"/>
-    </w:lvlOverride>
-    <w:lvlOverride w:ilvl="7">
-      <w:startOverride w:val="1"/>
-    </w:lvlOverride>
-    <w:lvlOverride w:ilvl="8">
-      <w:startOverride w:val="1"/>
-    </w:lvlOverride>
-  </w:num>
-  <w:num w:numId="13">
-    <w:abstractNumId w:val="5"/>
-    <w:lvlOverride w:ilvl="0">
-      <w:startOverride w:val="1"/>
-    </w:lvlOverride>
-  </w:num>
-  <w:num w:numId="14">
-    <w:abstractNumId w:val="26"/>
-  </w:num>
-  <w:num w:numId="15">
-    <w:abstractNumId w:val="30"/>
-  </w:num>
-  <w:num w:numId="16">
-    <w:abstractNumId w:val="9"/>
-  </w:num>
-  <w:num w:numId="17">
-    <w:abstractNumId w:val="29"/>
-  </w:num>
-  <w:num w:numId="18">
-    <w:abstractNumId w:val="20"/>
-  </w:num>
-  <w:num w:numId="19">
-    <w:abstractNumId w:val="36"/>
-  </w:num>
-  <w:num w:numId="20">
-    <w:abstractNumId w:val="25"/>
-  </w:num>
-  <w:num w:numId="21">
-    <w:abstractNumId w:val="13"/>
-  </w:num>
-  <w:num w:numId="22">
-    <w:abstractNumId w:val="19"/>
-  </w:num>
-  <w:num w:numId="23">
-    <w:abstractNumId w:val="18"/>
-  </w:num>
-  <w:num w:numId="24">
-    <w:abstractNumId w:val="40"/>
-  </w:num>
-  <w:num w:numId="25">
-    <w:abstractNumId w:val="4"/>
-  </w:num>
-  <w:num w:numId="26">
-    <w:abstractNumId w:val="20"/>
-    <w:lvlOverride w:ilvl="0">
-      <w:lvl w:ilvl="0">
-        <w:start w:val="1"/>
-        <w:numFmt w:val="decimal"/>
-        <w:lvlText w:val="%1."/>
-        <w:lvlJc w:val="left"/>
-        <w:pPr>
-          <w:ind w:left="1080" w:hanging="360"/>
-        </w:pPr>
-        <w:rPr>
-          <w:rFonts w:hint="default"/>
-        </w:rPr>
-      </w:lvl>
-    </w:lvlOverride>
-    <w:lvlOverride w:ilvl="1">
-      <w:lvl w:ilvl="1">
-        <w:start w:val="1"/>
-        <w:numFmt w:val="decimal"/>
-        <w:isLgl/>
-        <w:lvlText w:val="%1.%2."/>
-        <w:lvlJc w:val="left"/>
-        <w:pPr>
-          <w:ind w:left="1440" w:hanging="720"/>
-        </w:pPr>
-        <w:rPr>
-          <w:rFonts w:hint="default"/>
-        </w:rPr>
-      </w:lvl>
-    </w:lvlOverride>
-    <w:lvlOverride w:ilvl="2">
-      <w:lvl w:ilvl="2">
-        <w:start w:val="1"/>
-        <w:numFmt w:val="decimal"/>
-        <w:isLgl/>
-        <w:suff w:val="space"/>
-        <w:lvlText w:val="%1.%2.%3."/>
-        <w:lvlJc w:val="left"/>
-        <w:pPr>
-          <w:ind w:left="1440" w:hanging="720"/>
-        </w:pPr>
-        <w:rPr>
-          <w:rFonts w:hint="default"/>
-        </w:rPr>
-      </w:lvl>
-    </w:lvlOverride>
-    <w:lvlOverride w:ilvl="3">
-      <w:lvl w:ilvl="3">
-        <w:start w:val="1"/>
-        <w:numFmt w:val="decimal"/>
-        <w:isLgl/>
-        <w:lvlText w:val="%1.%2.%3.%4."/>
-        <w:lvlJc w:val="left"/>
-        <w:pPr>
-          <w:ind w:left="1800" w:hanging="1080"/>
-        </w:pPr>
-        <w:rPr>
-          <w:rFonts w:hint="default"/>
-        </w:rPr>
-      </w:lvl>
-    </w:lvlOverride>
-    <w:lvlOverride w:ilvl="4">
-      <w:lvl w:ilvl="4">
-        <w:start w:val="1"/>
-        <w:numFmt w:val="decimal"/>
-        <w:isLgl/>
-        <w:lvlText w:val="%1.%2.%3.%4.%5."/>
-        <w:lvlJc w:val="left"/>
-        <w:pPr>
-          <w:ind w:left="1800" w:hanging="1080"/>
-        </w:pPr>
-        <w:rPr>
-          <w:rFonts w:hint="default"/>
-        </w:rPr>
-      </w:lvl>
-    </w:lvlOverride>
-    <w:lvlOverride w:ilvl="5">
-      <w:lvl w:ilvl="5">
-        <w:start w:val="1"/>
-        <w:numFmt w:val="decimal"/>
-        <w:isLgl/>
-        <w:lvlText w:val="%1.%2.%3.%4.%5.%6."/>
-        <w:lvlJc w:val="left"/>
-        <w:pPr>
-          <w:ind w:left="2160" w:hanging="1440"/>
-        </w:pPr>
-        <w:rPr>
-          <w:rFonts w:hint="default"/>
-        </w:rPr>
-      </w:lvl>
-    </w:lvlOverride>
-    <w:lvlOverride w:ilvl="6">
-      <w:lvl w:ilvl="6">
-        <w:start w:val="1"/>
-        <w:numFmt w:val="decimal"/>
-        <w:isLgl/>
-        <w:lvlText w:val="%1.%2.%3.%4.%5.%6.%7."/>
-        <w:lvlJc w:val="left"/>
-        <w:pPr>
-          <w:ind w:left="2160" w:hanging="1440"/>
-        </w:pPr>
-        <w:rPr>
-          <w:rFonts w:hint="default"/>
-        </w:rPr>
-      </w:lvl>
-    </w:lvlOverride>
-    <w:lvlOverride w:ilvl="7">
-      <w:lvl w:ilvl="7">
-        <w:start w:val="1"/>
-        <w:numFmt w:val="decimal"/>
-        <w:isLgl/>
-        <w:lvlText w:val="%1.%2.%3.%4.%5.%6.%7.%8."/>
-        <w:lvlJc w:val="left"/>
-        <w:pPr>
-          <w:ind w:left="2520" w:hanging="1800"/>
-        </w:pPr>
-        <w:rPr>
-          <w:rFonts w:hint="default"/>
-        </w:rPr>
-      </w:lvl>
-    </w:lvlOverride>
-    <w:lvlOverride w:ilvl="8">
-      <w:lvl w:ilvl="8">
-        <w:start w:val="1"/>
-        <w:numFmt w:val="decimal"/>
-        <w:isLgl/>
-        <w:lvlText w:val="%1.%2.%3.%4.%5.%6.%7.%8.%9."/>
-        <w:lvlJc w:val="left"/>
-        <w:pPr>
-          <w:ind w:left="2520" w:hanging="1800"/>
-        </w:pPr>
-        <w:rPr>
-          <w:rFonts w:hint="default"/>
-        </w:rPr>
-      </w:lvl>
-    </w:lvlOverride>
-  </w:num>
-  <w:num w:numId="27">
-    <w:abstractNumId w:val="20"/>
-    <w:lvlOverride w:ilvl="0">
-      <w:lvl w:ilvl="0">
-        <w:start w:val="1"/>
-        <w:numFmt w:val="decimal"/>
-        <w:lvlText w:val="%1."/>
-        <w:lvlJc w:val="left"/>
-        <w:pPr>
-          <w:ind w:left="1080" w:hanging="360"/>
-        </w:pPr>
-        <w:rPr>
-          <w:rFonts w:hint="default"/>
-        </w:rPr>
-      </w:lvl>
-    </w:lvlOverride>
-    <w:lvlOverride w:ilvl="1">
-      <w:lvl w:ilvl="1">
-        <w:start w:val="1"/>
-        <w:numFmt w:val="decimal"/>
-        <w:isLgl/>
-        <w:lvlText w:val="%1.%2."/>
-        <w:lvlJc w:val="left"/>
-        <w:pPr>
-          <w:ind w:left="1440" w:hanging="720"/>
-        </w:pPr>
-        <w:rPr>
-          <w:rFonts w:hint="default"/>
-        </w:rPr>
-      </w:lvl>
-    </w:lvlOverride>
-    <w:lvlOverride w:ilvl="2">
-      <w:lvl w:ilvl="2">
-        <w:start w:val="1"/>
-        <w:numFmt w:val="decimal"/>
-        <w:isLgl/>
-        <w:lvlText w:val="%1.%2.%3."/>
-        <w:lvlJc w:val="left"/>
-        <w:pPr>
-          <w:ind w:left="1440" w:hanging="720"/>
-        </w:pPr>
-        <w:rPr>
-          <w:rFonts w:hint="default"/>
-        </w:rPr>
-      </w:lvl>
-    </w:lvlOverride>
-    <w:lvlOverride w:ilvl="3">
-      <w:lvl w:ilvl="3">
-        <w:start w:val="1"/>
-        <w:numFmt w:val="decimal"/>
-        <w:isLgl/>
-        <w:lvlText w:val="%1.%2.%3.%4."/>
-        <w:lvlJc w:val="left"/>
-        <w:pPr>
-          <w:ind w:left="1800" w:hanging="1080"/>
-        </w:pPr>
-        <w:rPr>
-          <w:rFonts w:hint="default"/>
-        </w:rPr>
-      </w:lvl>
-    </w:lvlOverride>
-    <w:lvlOverride w:ilvl="4">
-      <w:lvl w:ilvl="4">
-        <w:start w:val="1"/>
-        <w:numFmt w:val="decimal"/>
-        <w:isLgl/>
-        <w:lvlText w:val="%1.%2.%3.%4.%5."/>
-        <w:lvlJc w:val="left"/>
-        <w:pPr>
-          <w:ind w:left="1800" w:hanging="1080"/>
-        </w:pPr>
-        <w:rPr>
-          <w:rFonts w:hint="default"/>
-        </w:rPr>
-      </w:lvl>
-    </w:lvlOverride>
-    <w:lvlOverride w:ilvl="5">
-      <w:lvl w:ilvl="5">
-        <w:start w:val="1"/>
-        <w:numFmt w:val="decimal"/>
-        <w:isLgl/>
-        <w:lvlText w:val="%1.%2.%3.%4.%5.%6."/>
-        <w:lvlJc w:val="left"/>
-        <w:pPr>
-          <w:ind w:left="2160" w:hanging="1440"/>
-        </w:pPr>
-        <w:rPr>
-          <w:rFonts w:hint="default"/>
-        </w:rPr>
-      </w:lvl>
-    </w:lvlOverride>
-    <w:lvlOverride w:ilvl="6">
-      <w:lvl w:ilvl="6">
-        <w:start w:val="1"/>
-        <w:numFmt w:val="decimal"/>
-        <w:isLgl/>
-        <w:lvlText w:val="%1.%2.%3.%4.%5.%6.%7."/>
-        <w:lvlJc w:val="left"/>
-        <w:pPr>
-          <w:ind w:left="2160" w:hanging="1440"/>
-        </w:pPr>
-        <w:rPr>
-          <w:rFonts w:hint="default"/>
-        </w:rPr>
-      </w:lvl>
-    </w:lvlOverride>
-    <w:lvlOverride w:ilvl="7">
-      <w:lvl w:ilvl="7">
-        <w:start w:val="1"/>
-        <w:numFmt w:val="decimal"/>
-        <w:isLgl/>
-        <w:lvlText w:val="%1.%2.%3.%4.%5.%6.%7.%8."/>
-        <w:lvlJc w:val="left"/>
-        <w:pPr>
-          <w:ind w:left="2520" w:hanging="1800"/>
-        </w:pPr>
-        <w:rPr>
-          <w:rFonts w:hint="default"/>
-        </w:rPr>
-      </w:lvl>
-    </w:lvlOverride>
-    <w:lvlOverride w:ilvl="8">
-      <w:lvl w:ilvl="8">
-        <w:start w:val="1"/>
-        <w:numFmt w:val="decimal"/>
-        <w:isLgl/>
-        <w:lvlText w:val="%1.%2.%3.%4.%5.%6.%7.%8.%9."/>
-        <w:lvlJc w:val="left"/>
-        <w:pPr>
-          <w:ind w:left="2520" w:hanging="1800"/>
-        </w:pPr>
-        <w:rPr>
-          <w:rFonts w:hint="default"/>
-        </w:rPr>
-      </w:lvl>
-    </w:lvlOverride>
-  </w:num>
-  <w:num w:numId="28">
-    <w:abstractNumId w:val="34"/>
-  </w:num>
-  <w:num w:numId="29">
-    <w:abstractNumId w:val="15"/>
-  </w:num>
-  <w:num w:numId="30">
-    <w:abstractNumId w:val="21"/>
-  </w:num>
-  <w:num w:numId="31">
-    <w:abstractNumId w:val="6"/>
-  </w:num>
-  <w:num w:numId="32">
-    <w:abstractNumId w:val="28"/>
-  </w:num>
-  <w:num w:numId="33">
-    <w:abstractNumId w:val="35"/>
-  </w:num>
-  <w:num w:numId="34">
-    <w:abstractNumId w:val="2"/>
-  </w:num>
-  <w:num w:numId="35">
-    <w:abstractNumId w:val="35"/>
-    <w:lvlOverride w:ilvl="0">
-      <w:startOverride w:val="1"/>
-    </w:lvlOverride>
-  </w:num>
-  <w:num w:numId="36">
-    <w:abstractNumId w:val="11"/>
-  </w:num>
-  <w:num w:numId="37">
-    <w:abstractNumId w:val="12"/>
-  </w:num>
-  <w:num w:numId="38">
-    <w:abstractNumId w:val="3"/>
-  </w:num>
-  <w:num w:numId="39">
-    <w:abstractNumId w:val="31"/>
-  </w:num>
-  <w:num w:numId="40">
-    <w:abstractNumId w:val="33"/>
-  </w:num>
-  <w:num w:numId="41">
-    <w:abstractNumId w:val="39"/>
-  </w:num>
-  <w:num w:numId="42">
-    <w:abstractNumId w:val="27"/>
-  </w:num>
-  <w:num w:numId="43">
-    <w:abstractNumId w:val="24"/>
-  </w:num>
-  <w:num w:numId="44">
-    <w:abstractNumId w:val="37"/>
-  </w:num>
-  <w:num w:numId="45">
-    <w:abstractNumId w:val="23"/>
-    <w:lvlOverride w:ilvl="0">
-      <w:startOverride w:val="1"/>
-    </w:lvlOverride>
-  </w:num>
-  <w:num w:numId="46">
-    <w:abstractNumId w:val="14"/>
-  </w:num>
-  <w:num w:numId="47">
-    <w:abstractNumId w:val="32"/>
-  </w:num>
-  <w:num w:numId="48">
-    <w:abstractNumId w:val="41"/>
-  </w:num>
-  <w:num w:numId="49">
-    <w:abstractNumId w:val="16"/>
-  </w:num>
+  <w:numIdMacAtCleanup w:val="17"/>
 </w:numbering>
 </file>
 
@@ -11481,7 +10441,7 @@
       <w:keepNext/>
       <w:keepLines/>
       <w:numPr>
-        <w:numId w:val="8"/>
+        <w:numId w:val="3"/>
       </w:numPr>
       <w:spacing w:before="360" w:after="80"/>
       <w:ind w:left="714" w:hanging="357"/>
@@ -11804,6 +10764,18 @@
       <w:lang w:eastAsia="bg-BG"/>
     </w:rPr>
   </w:style>
+  <w:style w:type="character" w:styleId="ae">
+    <w:name w:val="FollowedHyperlink"/>
+    <w:basedOn w:val="a0"/>
+    <w:uiPriority w:val="99"/>
+    <w:semiHidden/>
+    <w:unhideWhenUsed/>
+    <w:rsid w:val="00620499"/>
+    <w:rPr>
+      <w:color w:val="954F72" w:themeColor="followedHyperlink"/>
+      <w:u w:val="single"/>
+    </w:rPr>
+  </w:style>
 </w:styles>
 </file>
 
@@ -11895,7 +10867,6 @@
   </w:compat>
   <w:rsids>
     <w:rsidRoot w:val="00EA5473"/>
-    <w:rsid w:val="000923EC"/>
     <w:rsid w:val="00EA5473"/>
   </w:rsids>
   <m:mathPr>
@@ -12626,7 +11597,7 @@
 </file>
 
 <file path=customXml/itemProps1.xml><?xml version="1.0" encoding="utf-8"?>
-<ds:datastoreItem xmlns:ds="http://schemas.openxmlformats.org/officeDocument/2006/customXml" ds:itemID="{AC674F9D-4935-4BFA-8365-04B185E3FA14}">
+<ds:datastoreItem xmlns:ds="http://schemas.openxmlformats.org/officeDocument/2006/customXml" ds:itemID="{812B7D3B-55D8-404F-810A-6FF8E7D085B8}">
   <ds:schemaRefs>
     <ds:schemaRef ds:uri="http://schemas.openxmlformats.org/officeDocument/2006/bibliography"/>
   </ds:schemaRefs>

--- a/Дипломна_работа_Мартин_Дамянов.docx
+++ b/Дипломна_работа_Мартин_Дамянов.docx
@@ -8008,17 +8008,1279 @@
       </w:r>
     </w:p>
     <w:p>
+      <w:r>
+        <w:t xml:space="preserve">Освен /checkin, файлът attendance.py съдържа още четири endpoint-а. </w:t>
+      </w:r>
+    </w:p>
+    <w:p>
+      <w:r>
+        <w:t>GET /attendance връща списък с при</w:t>
+      </w:r>
+      <w:r>
+        <w:t xml:space="preserve">съствия с търсене и </w:t>
+      </w:r>
+      <w:r>
+        <w:rPr>
+          <w:lang w:val="en-US"/>
+        </w:rPr>
+        <w:t>pagination</w:t>
+      </w:r>
+      <w:r>
+        <w:t>.</w:t>
+      </w:r>
+      <w:r>
+        <w:t xml:space="preserve"> </w:t>
+      </w:r>
+      <w:r>
+        <w:t xml:space="preserve">Ролята на влезлия </w:t>
+      </w:r>
+      <w:r>
+        <w:t>потребител определя какво вижда -</w:t>
+      </w:r>
+      <w:r>
+        <w:t xml:space="preserve"> студентите виждат само собстве</w:t>
+      </w:r>
+      <w:r>
+        <w:t xml:space="preserve">ните си записи, </w:t>
+      </w:r>
+      <w:r>
+        <w:t>преподавателите</w:t>
+      </w:r>
+      <w:r>
+        <w:t xml:space="preserve"> виждат присъствията на студентите в преподаваните от тях занятия, а администраторите виждат всички присъствия</w:t>
+      </w:r>
+      <w:r>
+        <w:t xml:space="preserve">. Резултатът съдържа общия брой записи и текущата страница, което позволява на уеб интерфейса </w:t>
+      </w:r>
+      <w:r>
+        <w:t>да извежда информацията на отделни страници</w:t>
+      </w:r>
+      <w:r>
+        <w:t>.</w:t>
+      </w:r>
+    </w:p>
+    <w:p>
+      <w:r>
+        <w:t>POST /attendance п</w:t>
+      </w:r>
+      <w:r>
+        <w:t xml:space="preserve">озволява на преподаватели и администратори да добавят присъствие ръчно. Приема студент, занятие, дата и статус. Преди запис се проверява дали преподавателят </w:t>
+      </w:r>
+      <w:r>
+        <w:t>е свързан с посоченото занятие. А</w:t>
+      </w:r>
+      <w:r>
+        <w:t>ко не е, получава грешка HTTP 403. Проверява се също дали студентът вече има присъствие за същото занятие на същата дата. За разлика от автоматичното чекиране, тук полето recorded_by се попълва с потребителс</w:t>
+      </w:r>
+      <w:r>
+        <w:t>кото име на преподавателя</w:t>
+      </w:r>
+      <w:r>
+        <w:t>.</w:t>
+      </w:r>
+    </w:p>
+    <w:p>
+      <w:r>
+        <w:lastRenderedPageBreak/>
+        <w:t>PATCH /att</w:t>
+      </w:r>
+      <w:r>
+        <w:t>endance/{id} променя</w:t>
+      </w:r>
+      <w:r>
+        <w:t xml:space="preserve"> статуса на съществуващ запис. Преподавателят може да промени само записи, които той самият е създал или са записани автоматично от системата. Не може да</w:t>
+      </w:r>
+      <w:r>
+        <w:t xml:space="preserve"> се</w:t>
+      </w:r>
+      <w:r>
+        <w:t xml:space="preserve"> променя</w:t>
+      </w:r>
+      <w:r>
+        <w:t>т</w:t>
+      </w:r>
+      <w:r>
+        <w:t xml:space="preserve"> записи, въведени от друг преподавател или админист</w:t>
+      </w:r>
+      <w:r>
+        <w:t>ратор. Администраторът няма ограничения</w:t>
+      </w:r>
+      <w:r>
+        <w:t>.</w:t>
+      </w:r>
+    </w:p>
+    <w:p>
+      <w:r>
+        <w:t xml:space="preserve">DELETE /attendance/{id} </w:t>
+      </w:r>
+      <w:r>
+        <w:t>и</w:t>
+      </w:r>
+      <w:r>
+        <w:t xml:space="preserve">зтрива запис за присъствие. Преподавателят може да изтрие само записи </w:t>
+      </w:r>
+      <w:r>
+        <w:t>за занятия, които той води,</w:t>
+      </w:r>
+      <w:r>
+        <w:t xml:space="preserve"> само ако записът е създаден от него или автоматично от системата. Администраторът</w:t>
+      </w:r>
+      <w:r>
+        <w:t xml:space="preserve"> може да </w:t>
+      </w:r>
+      <w:r>
+        <w:t>трие</w:t>
+      </w:r>
+      <w:r>
+        <w:t xml:space="preserve"> всеки запис.</w:t>
+      </w:r>
+    </w:p>
+    <w:p>
+      <w:pPr>
+        <w:pStyle w:val="3"/>
+        <w:numPr>
+          <w:ilvl w:val="1"/>
+          <w:numId w:val="14"/>
+        </w:numPr>
+      </w:pPr>
+      <w:r>
+        <w:rPr>
+          <w:lang w:val="en-US"/>
+        </w:rPr>
+        <w:t>administration.py</w:t>
+      </w:r>
+    </w:p>
+    <w:p>
+      <w:r>
+        <w:t xml:space="preserve">Файлът </w:t>
+      </w:r>
+      <w:r>
+        <w:t>съдържа endpoint-ите за управление на учебния процес: дисциплини, учебен план, разписание и групи. Всички endpoint-и изискват администраторски права. За всеки обект в системата са реализирани операции за създаване, реда</w:t>
+      </w:r>
+      <w:r>
+        <w:t xml:space="preserve">кция и в някои случаи изтриване. За пример на фиг. 26 е даден </w:t>
+      </w:r>
+      <w:r>
+        <w:rPr>
+          <w:lang w:val="en-US"/>
+        </w:rPr>
+        <w:t>endpoint</w:t>
+      </w:r>
+      <w:r>
+        <w:t>-а за създаване на дисциплина, к</w:t>
+      </w:r>
+      <w:r>
+        <w:t>ато функциите за управление на другите о</w:t>
+      </w:r>
+      <w:r>
+        <w:t xml:space="preserve">бекти на системата са аналогични и </w:t>
+      </w:r>
+      <w:r>
+        <w:t>следват същата струк</w:t>
+      </w:r>
+      <w:r>
+        <w:t>тура, като се различават</w:t>
+      </w:r>
+      <w:r>
+        <w:t xml:space="preserve"> по </w:t>
+      </w:r>
+      <w:r>
+        <w:t>таблицата, към която запис</w:t>
+      </w:r>
+      <w:r>
+        <w:t>ват, като</w:t>
+      </w:r>
+      <w:r>
+        <w:t xml:space="preserve"> проверките</w:t>
+      </w:r>
+      <w:r>
+        <w:t xml:space="preserve"> са специфични за съответния обект.</w:t>
+      </w:r>
+    </w:p>
+    <w:p>
+      <w:pPr>
+        <w:ind w:firstLine="0"/>
+      </w:pPr>
+      <w:r>
+        <w:drawing>
+          <wp:inline distT="0" distB="0" distL="0" distR="0" wp14:anchorId="194CE508" wp14:editId="24E07146">
+            <wp:extent cx="5760720" cy="1905635"/>
+            <wp:effectExtent l="0" t="0" r="0" b="0"/>
+            <wp:docPr id="35" name="Картина 35"/>
+            <wp:cNvGraphicFramePr>
+              <a:graphicFrameLocks xmlns:a="http://schemas.openxmlformats.org/drawingml/2006/main" noChangeAspect="1"/>
+            </wp:cNvGraphicFramePr>
+            <a:graphic xmlns:a="http://schemas.openxmlformats.org/drawingml/2006/main">
+              <a:graphicData uri="http://schemas.openxmlformats.org/drawingml/2006/picture">
+                <pic:pic xmlns:pic="http://schemas.openxmlformats.org/drawingml/2006/picture">
+                  <pic:nvPicPr>
+                    <pic:cNvPr id="1" name=""/>
+                    <pic:cNvPicPr/>
+                  </pic:nvPicPr>
+                  <pic:blipFill>
+                    <a:blip r:embed="rId35"/>
+                    <a:stretch>
+                      <a:fillRect/>
+                    </a:stretch>
+                  </pic:blipFill>
+                  <pic:spPr>
+                    <a:xfrm>
+                      <a:off x="0" y="0"/>
+                      <a:ext cx="5760720" cy="1905635"/>
+                    </a:xfrm>
+                    <a:prstGeom prst="rect">
+                      <a:avLst/>
+                    </a:prstGeom>
+                  </pic:spPr>
+                </pic:pic>
+              </a:graphicData>
+            </a:graphic>
+          </wp:inline>
+        </w:drawing>
+      </w:r>
+    </w:p>
+    <w:p>
+      <w:pPr>
+        <w:pStyle w:val="ad"/>
+      </w:pPr>
+      <w:r>
+        <w:rPr>
+          <w:b/>
+        </w:rPr>
+        <w:t>Фиг.</w:t>
+      </w:r>
+      <w:r>
+        <w:rPr>
+          <w:b/>
+        </w:rPr>
+        <w:t xml:space="preserve"> 26.</w:t>
+      </w:r>
+      <w:r>
+        <w:t xml:space="preserve"> </w:t>
+      </w:r>
+      <w:r>
+        <w:t>Endpoint</w:t>
+      </w:r>
+      <w:r>
+        <w:t xml:space="preserve"> за с</w:t>
+      </w:r>
+      <w:r>
+        <w:t>ъздаване на дисциплина</w:t>
+      </w:r>
+    </w:p>
+    <w:p>
+      <w:pPr>
+        <w:pStyle w:val="3"/>
+        <w:numPr>
+          <w:ilvl w:val="1"/>
+          <w:numId w:val="14"/>
+        </w:numPr>
+      </w:pPr>
+      <w:r>
+        <w:rPr>
+          <w:lang w:val="en-US"/>
+        </w:rPr>
+        <w:t>main.py</w:t>
+      </w:r>
+    </w:p>
+    <w:p>
+      <w:r>
+        <w:t>Това е файлът, от който се стартира сървърът</w:t>
+      </w:r>
+      <w:r>
+        <w:t>. Конфигурира CORS за достъп от браузъра, регистрира трите рутера с техните URL префикси и монтира статичните файлове на уеб интерфейса. При стартиране автоматично с</w:t>
+      </w:r>
+      <w:r>
+        <w:t>ъздава таблиците в базата данни. Част от файла е изложена на фиг. 27.</w:t>
+      </w:r>
+    </w:p>
+    <w:p>
+      <w:pPr>
+        <w:pStyle w:val="ad"/>
+      </w:pPr>
+      <w:r>
+        <w:lastRenderedPageBreak/>
+        <w:drawing>
+          <wp:inline distT="0" distB="0" distL="0" distR="0" wp14:anchorId="716BE6CC" wp14:editId="07105EA4">
+            <wp:extent cx="4549140" cy="2808398"/>
+            <wp:effectExtent l="0" t="0" r="3810" b="0"/>
+            <wp:docPr id="36" name="Картина 36"/>
+            <wp:cNvGraphicFramePr>
+              <a:graphicFrameLocks xmlns:a="http://schemas.openxmlformats.org/drawingml/2006/main" noChangeAspect="1"/>
+            </wp:cNvGraphicFramePr>
+            <a:graphic xmlns:a="http://schemas.openxmlformats.org/drawingml/2006/main">
+              <a:graphicData uri="http://schemas.openxmlformats.org/drawingml/2006/picture">
+                <pic:pic xmlns:pic="http://schemas.openxmlformats.org/drawingml/2006/picture">
+                  <pic:nvPicPr>
+                    <pic:cNvPr id="1" name=""/>
+                    <pic:cNvPicPr/>
+                  </pic:nvPicPr>
+                  <pic:blipFill>
+                    <a:blip r:embed="rId36"/>
+                    <a:stretch>
+                      <a:fillRect/>
+                    </a:stretch>
+                  </pic:blipFill>
+                  <pic:spPr>
+                    <a:xfrm>
+                      <a:off x="0" y="0"/>
+                      <a:ext cx="4586018" cy="2831164"/>
+                    </a:xfrm>
+                    <a:prstGeom prst="rect">
+                      <a:avLst/>
+                    </a:prstGeom>
+                  </pic:spPr>
+                </pic:pic>
+              </a:graphicData>
+            </a:graphic>
+          </wp:inline>
+        </w:drawing>
+      </w:r>
+    </w:p>
+    <w:p>
+      <w:pPr>
+        <w:pStyle w:val="ad"/>
+      </w:pPr>
+      <w:r>
+        <w:rPr>
+          <w:b/>
+        </w:rPr>
+        <w:t>Фиг. 27.</w:t>
+      </w:r>
+      <w:r>
+        <w:t xml:space="preserve"> Конфигурация на FastAPI </w:t>
+      </w:r>
+      <w:r>
+        <w:t xml:space="preserve">в main.py </w:t>
+      </w:r>
+    </w:p>
+    <w:p>
+      <w:pPr>
+        <w:pStyle w:val="2"/>
+        <w:numPr>
+          <w:ilvl w:val="0"/>
+          <w:numId w:val="14"/>
+        </w:numPr>
+      </w:pPr>
+      <w:r>
+        <w:t>Уеб интерфейс</w:t>
+      </w:r>
+    </w:p>
+    <w:p>
+      <w:r>
+        <w:t>Уеб интерфейсът е реализиран с Vanilla JavaScript и с</w:t>
+      </w:r>
+      <w:r>
+        <w:t xml:space="preserve">е състои от три файла - </w:t>
+      </w:r>
+      <w:r>
+        <w:t xml:space="preserve">index.html (структура на страницата), styles.css (визия) и app.js (логика). FastAPI </w:t>
+      </w:r>
+      <w:r>
+        <w:t>доставя</w:t>
+      </w:r>
+      <w:r>
+        <w:t xml:space="preserve"> тези файлове директно</w:t>
+      </w:r>
+      <w:r>
+        <w:t xml:space="preserve"> (статично зареждане)</w:t>
+      </w:r>
+      <w:r>
+        <w:t xml:space="preserve">, без нужда от отделен уеб сървър. Целият код на интерфейса се съдържа в app.js и е </w:t>
+      </w:r>
+      <w:r>
+        <w:t>разделен на</w:t>
+      </w:r>
+      <w:r>
+        <w:t xml:space="preserve"> няколко логически части.</w:t>
+      </w:r>
+    </w:p>
+    <w:p>
+      <w:pPr>
+        <w:pStyle w:val="3"/>
+        <w:numPr>
+          <w:ilvl w:val="1"/>
+          <w:numId w:val="14"/>
+        </w:numPr>
+      </w:pPr>
+      <w:r>
+        <w:t>Глобално състояние</w:t>
+      </w:r>
+    </w:p>
+    <w:p>
+      <w:r>
+        <w:t>Всички данни, заредени от сървъра, се пазят в един глобален обект S</w:t>
+      </w:r>
+      <w:r>
+        <w:t xml:space="preserve"> (фиг. 28)</w:t>
+      </w:r>
+      <w:r>
+        <w:t xml:space="preserve">. Той съдържа JWT токена, ролята и потребителското </w:t>
+      </w:r>
+      <w:r>
+        <w:t>име на влезналия</w:t>
+      </w:r>
+      <w:r>
+        <w:t xml:space="preserve"> потребител, списъците с</w:t>
+      </w:r>
+      <w:r>
+        <w:t>ъс</w:t>
+      </w:r>
+      <w:r>
+        <w:t xml:space="preserve"> студенти, преподаватели, групи, дисциплини, учебен план и разписание, текущата страница за всеки списък и параметрите за търс</w:t>
+      </w:r>
+      <w:r>
+        <w:t>ене в регистъра на присъствията.</w:t>
+      </w:r>
+    </w:p>
+    <w:p>
+      <w:pPr>
+        <w:pStyle w:val="ad"/>
+      </w:pPr>
+      <w:r>
+        <w:drawing>
+          <wp:inline distT="0" distB="0" distL="0" distR="0" wp14:anchorId="4B9E1182" wp14:editId="09630294">
+            <wp:extent cx="5385604" cy="1531620"/>
+            <wp:effectExtent l="0" t="0" r="5715" b="0"/>
+            <wp:docPr id="37" name="Картина 37"/>
+            <wp:cNvGraphicFramePr>
+              <a:graphicFrameLocks xmlns:a="http://schemas.openxmlformats.org/drawingml/2006/main" noChangeAspect="1"/>
+            </wp:cNvGraphicFramePr>
+            <a:graphic xmlns:a="http://schemas.openxmlformats.org/drawingml/2006/main">
+              <a:graphicData uri="http://schemas.openxmlformats.org/drawingml/2006/picture">
+                <pic:pic xmlns:pic="http://schemas.openxmlformats.org/drawingml/2006/picture">
+                  <pic:nvPicPr>
+                    <pic:cNvPr id="1" name=""/>
+                    <pic:cNvPicPr/>
+                  </pic:nvPicPr>
+                  <pic:blipFill>
+                    <a:blip r:embed="rId37"/>
+                    <a:stretch>
+                      <a:fillRect/>
+                    </a:stretch>
+                  </pic:blipFill>
+                  <pic:spPr>
+                    <a:xfrm>
+                      <a:off x="0" y="0"/>
+                      <a:ext cx="5423357" cy="1542357"/>
+                    </a:xfrm>
+                    <a:prstGeom prst="rect">
+                      <a:avLst/>
+                    </a:prstGeom>
+                  </pic:spPr>
+                </pic:pic>
+              </a:graphicData>
+            </a:graphic>
+          </wp:inline>
+        </w:drawing>
+      </w:r>
+    </w:p>
+    <w:p>
+      <w:pPr>
+        <w:pStyle w:val="ad"/>
+      </w:pPr>
+      <w:r>
+        <w:rPr>
+          <w:b/>
+        </w:rPr>
+        <w:t>Фиг. 28.</w:t>
+      </w:r>
+      <w:r>
+        <w:t xml:space="preserve"> </w:t>
+      </w:r>
+      <w:r>
+        <w:t>Глобален обект за съхранение на данните</w:t>
+      </w:r>
+    </w:p>
+    <w:p>
+      <w:pPr>
+        <w:pStyle w:val="3"/>
+        <w:numPr>
+          <w:ilvl w:val="1"/>
+          <w:numId w:val="14"/>
+        </w:numPr>
+      </w:pPr>
+      <w:r>
+        <w:lastRenderedPageBreak/>
+        <w:t xml:space="preserve">Функция </w:t>
+      </w:r>
+      <w:r>
+        <w:rPr>
+          <w:lang w:val="en-US"/>
+        </w:rPr>
+        <w:t>api()</w:t>
+      </w:r>
+    </w:p>
+    <w:p>
+      <w:r>
+        <w:t>Всички заявки към сървъра минават през функция</w:t>
+      </w:r>
+      <w:r>
+        <w:t>та</w:t>
+      </w:r>
+      <w:r>
+        <w:t xml:space="preserve"> api()</w:t>
+      </w:r>
+      <w:r>
+        <w:t>, показана на фиг. 29</w:t>
+      </w:r>
+      <w:r>
+        <w:t>. Тя приема HTTP метод, път, тяло на заявката и незадължителни параметри за търсене. Автоматично добавя JWT токена в заглавието на заявката и при грешка извлича съобщението от отговора на сървъра. Използват се относителни URL адреси, което означава, че интерфейсът работи на</w:t>
+      </w:r>
+      <w:r>
+        <w:t xml:space="preserve"> всеки адрес без промяна в кода.</w:t>
+      </w:r>
+    </w:p>
+    <w:p>
+      <w:pPr>
+        <w:pStyle w:val="ad"/>
+      </w:pPr>
+      <w:r>
+        <w:drawing>
+          <wp:inline distT="0" distB="0" distL="0" distR="0" wp14:anchorId="5DB3871B" wp14:editId="0CC849A9">
+            <wp:extent cx="5036649" cy="3406140"/>
+            <wp:effectExtent l="0" t="0" r="0" b="3810"/>
+            <wp:docPr id="38" name="Картина 38"/>
+            <wp:cNvGraphicFramePr>
+              <a:graphicFrameLocks xmlns:a="http://schemas.openxmlformats.org/drawingml/2006/main" noChangeAspect="1"/>
+            </wp:cNvGraphicFramePr>
+            <a:graphic xmlns:a="http://schemas.openxmlformats.org/drawingml/2006/main">
+              <a:graphicData uri="http://schemas.openxmlformats.org/drawingml/2006/picture">
+                <pic:pic xmlns:pic="http://schemas.openxmlformats.org/drawingml/2006/picture">
+                  <pic:nvPicPr>
+                    <pic:cNvPr id="1" name=""/>
+                    <pic:cNvPicPr/>
+                  </pic:nvPicPr>
+                  <pic:blipFill>
+                    <a:blip r:embed="rId38"/>
+                    <a:stretch>
+                      <a:fillRect/>
+                    </a:stretch>
+                  </pic:blipFill>
+                  <pic:spPr>
+                    <a:xfrm>
+                      <a:off x="0" y="0"/>
+                      <a:ext cx="5067645" cy="3427102"/>
+                    </a:xfrm>
+                    <a:prstGeom prst="rect">
+                      <a:avLst/>
+                    </a:prstGeom>
+                  </pic:spPr>
+                </pic:pic>
+              </a:graphicData>
+            </a:graphic>
+          </wp:inline>
+        </w:drawing>
+      </w:r>
+    </w:p>
+    <w:p>
+      <w:pPr>
+        <w:pStyle w:val="ad"/>
+      </w:pPr>
+      <w:r>
+        <w:rPr>
+          <w:b/>
+        </w:rPr>
+        <w:t>Фиг. 29.</w:t>
+      </w:r>
+      <w:r>
+        <w:t xml:space="preserve"> </w:t>
+      </w:r>
+      <w:r>
+        <w:t>Функция api() за комуникация със сървъра</w:t>
+      </w:r>
+    </w:p>
+    <w:p>
+      <w:pPr>
+        <w:pStyle w:val="3"/>
+        <w:numPr>
+          <w:ilvl w:val="1"/>
+          <w:numId w:val="14"/>
+        </w:numPr>
+      </w:pPr>
+      <w:r>
+        <w:t>Вход в системата</w:t>
+      </w:r>
+    </w:p>
+    <w:p>
+      <w:r>
+        <w:t>При зареждане на страницата се проверява дали в localStorage има запазен JWT токен от предишна сесия</w:t>
+      </w:r>
+      <w:r>
+        <w:t xml:space="preserve"> (фиг. 30)</w:t>
+      </w:r>
+      <w:r>
+        <w:t xml:space="preserve">. Ако токенът е валиден и не е изтекъл, потребителят директно влиза в системата без да въвежда отново потребителско </w:t>
+      </w:r>
+      <w:r>
+        <w:t>име и парола.</w:t>
+      </w:r>
+    </w:p>
+    <w:p>
+      <w:pPr>
+        <w:pStyle w:val="ad"/>
+      </w:pPr>
+      <w:r>
+        <w:drawing>
+          <wp:inline distT="0" distB="0" distL="0" distR="0" wp14:anchorId="450544FB" wp14:editId="2690C3C7">
+            <wp:extent cx="5176244" cy="1524000"/>
+            <wp:effectExtent l="0" t="0" r="5715" b="0"/>
+            <wp:docPr id="40" name="Картина 40"/>
+            <wp:cNvGraphicFramePr>
+              <a:graphicFrameLocks xmlns:a="http://schemas.openxmlformats.org/drawingml/2006/main" noChangeAspect="1"/>
+            </wp:cNvGraphicFramePr>
+            <a:graphic xmlns:a="http://schemas.openxmlformats.org/drawingml/2006/main">
+              <a:graphicData uri="http://schemas.openxmlformats.org/drawingml/2006/picture">
+                <pic:pic xmlns:pic="http://schemas.openxmlformats.org/drawingml/2006/picture">
+                  <pic:nvPicPr>
+                    <pic:cNvPr id="1" name=""/>
+                    <pic:cNvPicPr/>
+                  </pic:nvPicPr>
+                  <pic:blipFill>
+                    <a:blip r:embed="rId39"/>
+                    <a:stretch>
+                      <a:fillRect/>
+                    </a:stretch>
+                  </pic:blipFill>
+                  <pic:spPr>
+                    <a:xfrm>
+                      <a:off x="0" y="0"/>
+                      <a:ext cx="5413459" cy="1593841"/>
+                    </a:xfrm>
+                    <a:prstGeom prst="rect">
+                      <a:avLst/>
+                    </a:prstGeom>
+                  </pic:spPr>
+                </pic:pic>
+              </a:graphicData>
+            </a:graphic>
+          </wp:inline>
+        </w:drawing>
+      </w:r>
+    </w:p>
+    <w:p>
+      <w:pPr>
+        <w:pStyle w:val="ad"/>
+      </w:pPr>
+      <w:r>
+        <w:rPr>
+          <w:b/>
+        </w:rPr>
+        <w:t>Фиг.</w:t>
+      </w:r>
+      <w:r>
+        <w:rPr>
+          <w:b/>
+        </w:rPr>
+        <w:t xml:space="preserve"> </w:t>
+      </w:r>
+      <w:r>
+        <w:rPr>
+          <w:b/>
+        </w:rPr>
+        <w:t>30.</w:t>
+      </w:r>
+      <w:r>
+        <w:t xml:space="preserve"> </w:t>
+      </w:r>
+      <w:r>
+        <w:t>Автоматичен вход при зареждане на страницата</w:t>
+      </w:r>
+    </w:p>
+    <w:p>
+      <w:r>
+        <w:lastRenderedPageBreak/>
+        <w:t>Ако токенът е изтекъл или липсва, се показ</w:t>
+      </w:r>
+      <w:r>
+        <w:t>ва логин екранът.</w:t>
+      </w:r>
+      <w:r>
+        <w:t xml:space="preserve"> </w:t>
+      </w:r>
+      <w:r>
+        <w:t xml:space="preserve">Функцията doLogin() изпраща потребителското </w:t>
+      </w:r>
+      <w:r>
+        <w:t>име</w:t>
+      </w:r>
+      <w:r>
+        <w:t xml:space="preserve"> и паролата към /auth/login. При успех декодира JWT токена, за да</w:t>
+      </w:r>
+      <w:r>
+        <w:t xml:space="preserve"> извлече ролята и потребителското</w:t>
+      </w:r>
+      <w:r>
+        <w:t xml:space="preserve"> </w:t>
+      </w:r>
+      <w:r>
+        <w:rPr>
+          <w:lang w:val="en-US"/>
+        </w:rPr>
+        <w:t>id</w:t>
+      </w:r>
+      <w:r>
+        <w:t>, записва токена в localStorage и зарежда главния екран. Функцията parseJWT() декодира средната част на токена, която е Base64 кодирана и</w:t>
+      </w:r>
+      <w:r>
+        <w:t xml:space="preserve"> съдържа данните на потребителя</w:t>
+      </w:r>
+      <w:r>
+        <w:rPr>
+          <w:lang w:val="en-US"/>
+        </w:rPr>
+        <w:t xml:space="preserve">. </w:t>
+      </w:r>
+      <w:r>
+        <w:t>Тялото на</w:t>
+      </w:r>
+      <w:r>
+        <w:t xml:space="preserve"> функцията е показано на фиг. 31</w:t>
+      </w:r>
+      <w:r>
+        <w:t>.</w:t>
+      </w:r>
+    </w:p>
+    <w:p>
+      <w:pPr>
+        <w:pStyle w:val="ad"/>
+      </w:pPr>
+      <w:r>
+        <w:drawing>
+          <wp:inline distT="0" distB="0" distL="0" distR="0" wp14:anchorId="5B842190" wp14:editId="144BB650">
+            <wp:extent cx="5082540" cy="3289197"/>
+            <wp:effectExtent l="0" t="0" r="3810" b="6985"/>
+            <wp:docPr id="39" name="Картина 39"/>
+            <wp:cNvGraphicFramePr>
+              <a:graphicFrameLocks xmlns:a="http://schemas.openxmlformats.org/drawingml/2006/main" noChangeAspect="1"/>
+            </wp:cNvGraphicFramePr>
+            <a:graphic xmlns:a="http://schemas.openxmlformats.org/drawingml/2006/main">
+              <a:graphicData uri="http://schemas.openxmlformats.org/drawingml/2006/picture">
+                <pic:pic xmlns:pic="http://schemas.openxmlformats.org/drawingml/2006/picture">
+                  <pic:nvPicPr>
+                    <pic:cNvPr id="1" name=""/>
+                    <pic:cNvPicPr/>
+                  </pic:nvPicPr>
+                  <pic:blipFill>
+                    <a:blip r:embed="rId40"/>
+                    <a:stretch>
+                      <a:fillRect/>
+                    </a:stretch>
+                  </pic:blipFill>
+                  <pic:spPr>
+                    <a:xfrm>
+                      <a:off x="0" y="0"/>
+                      <a:ext cx="5090453" cy="3294318"/>
+                    </a:xfrm>
+                    <a:prstGeom prst="rect">
+                      <a:avLst/>
+                    </a:prstGeom>
+                  </pic:spPr>
+                </pic:pic>
+              </a:graphicData>
+            </a:graphic>
+          </wp:inline>
+        </w:drawing>
+      </w:r>
+      <w:r>
+        <w:t xml:space="preserve"> </w:t>
+      </w:r>
+    </w:p>
+    <w:p>
+      <w:pPr>
+        <w:pStyle w:val="ad"/>
+      </w:pPr>
+      <w:r>
+        <w:rPr>
+          <w:b/>
+        </w:rPr>
+        <w:t>Фиг.</w:t>
+      </w:r>
+      <w:r>
+        <w:rPr>
+          <w:b/>
+        </w:rPr>
+        <w:t xml:space="preserve"> 31</w:t>
+      </w:r>
+      <w:r>
+        <w:t>.</w:t>
+      </w:r>
+      <w:r>
+        <w:t xml:space="preserve"> Вход с декодиране на JWT токен</w:t>
+      </w:r>
+    </w:p>
+    <w:p>
+      <w:pPr>
+        <w:pStyle w:val="3"/>
+        <w:numPr>
+          <w:ilvl w:val="1"/>
+          <w:numId w:val="14"/>
+        </w:numPr>
+      </w:pPr>
+      <w:r>
+        <w:t>Навигация и страничен панел</w:t>
+      </w:r>
+    </w:p>
+    <w:p>
+      <w:r>
+        <w:t xml:space="preserve">След успешен вход функцията initApp() скрива логин екрана, показва </w:t>
+      </w:r>
+      <w:r>
+        <w:t>основния</w:t>
+      </w:r>
+      <w:r>
+        <w:t xml:space="preserve"> интерфейс и изгражда страничния панел според ролята на потребителя. Конфигурацията на панела е дефинирана в обекта SIDEBAR_CFG</w:t>
+      </w:r>
+      <w:r>
+        <w:t xml:space="preserve"> (фиг. 32)</w:t>
+      </w:r>
+      <w:r>
+        <w:t>, който съдържа различни елементи за всяка роля. Администраторът вижда всички секции, преподавателят вижда само разписанието и присъствията</w:t>
+      </w:r>
+      <w:r>
+        <w:t xml:space="preserve"> в неговите занятия</w:t>
+      </w:r>
+      <w:r>
+        <w:t>, а студентът вижда</w:t>
+      </w:r>
+      <w:r>
+        <w:t xml:space="preserve"> само собствените си присъствия.</w:t>
+      </w:r>
+    </w:p>
+    <w:p>
+      <w:r>
+        <w:t xml:space="preserve">Функцията nav() </w:t>
+      </w:r>
+      <w:r>
+        <w:t xml:space="preserve">на фиг. 33 </w:t>
+      </w:r>
+      <w:r>
+        <w:t>се извиква при избор на елемент от панела. Тя скрива всички секции, показва избраната и извиква съответната функция за зареждане на данните. Всяка секция има своя render функция, която се търси в обек</w:t>
+      </w:r>
+      <w:r>
+        <w:t xml:space="preserve">т по </w:t>
+      </w:r>
+      <w:r>
+        <w:rPr>
+          <w:lang w:val="en-US"/>
+        </w:rPr>
+        <w:t>id</w:t>
+      </w:r>
+      <w:r>
+        <w:t xml:space="preserve"> на секцията.</w:t>
+      </w:r>
+    </w:p>
+    <w:p>
+      <w:pPr>
+        <w:pStyle w:val="ad"/>
+      </w:pPr>
+      <w:r>
+        <w:lastRenderedPageBreak/>
+        <w:drawing>
+          <wp:inline distT="0" distB="0" distL="0" distR="0" wp14:anchorId="284D3D72" wp14:editId="475386F8">
+            <wp:extent cx="5318760" cy="3640818"/>
+            <wp:effectExtent l="0" t="0" r="0" b="0"/>
+            <wp:docPr id="41" name="Картина 41"/>
+            <wp:cNvGraphicFramePr>
+              <a:graphicFrameLocks xmlns:a="http://schemas.openxmlformats.org/drawingml/2006/main" noChangeAspect="1"/>
+            </wp:cNvGraphicFramePr>
+            <a:graphic xmlns:a="http://schemas.openxmlformats.org/drawingml/2006/main">
+              <a:graphicData uri="http://schemas.openxmlformats.org/drawingml/2006/picture">
+                <pic:pic xmlns:pic="http://schemas.openxmlformats.org/drawingml/2006/picture">
+                  <pic:nvPicPr>
+                    <pic:cNvPr id="1" name=""/>
+                    <pic:cNvPicPr/>
+                  </pic:nvPicPr>
+                  <pic:blipFill>
+                    <a:blip r:embed="rId41"/>
+                    <a:stretch>
+                      <a:fillRect/>
+                    </a:stretch>
+                  </pic:blipFill>
+                  <pic:spPr>
+                    <a:xfrm>
+                      <a:off x="0" y="0"/>
+                      <a:ext cx="5325278" cy="3645279"/>
+                    </a:xfrm>
+                    <a:prstGeom prst="rect">
+                      <a:avLst/>
+                    </a:prstGeom>
+                  </pic:spPr>
+                </pic:pic>
+              </a:graphicData>
+            </a:graphic>
+          </wp:inline>
+        </w:drawing>
+      </w:r>
+    </w:p>
+    <w:p>
+      <w:pPr>
+        <w:pStyle w:val="ad"/>
+      </w:pPr>
+      <w:r>
+        <w:rPr>
+          <w:b/>
+        </w:rPr>
+        <w:t>Фиг. 32.</w:t>
+      </w:r>
+      <w:r>
+        <w:t xml:space="preserve"> </w:t>
+      </w:r>
+      <w:r>
+        <w:t>Конфигурация на страничния панел по</w:t>
+      </w:r>
+      <w:r>
+        <w:t xml:space="preserve"> потребителска</w:t>
+      </w:r>
+      <w:r>
+        <w:t xml:space="preserve"> роля </w:t>
+      </w:r>
+    </w:p>
+    <w:p>
+      <w:pPr>
+        <w:pStyle w:val="ad"/>
+      </w:pPr>
+      <w:r>
+        <w:drawing>
+          <wp:inline distT="0" distB="0" distL="0" distR="0" wp14:anchorId="0F930B0B" wp14:editId="66234065">
+            <wp:extent cx="5304026" cy="2750820"/>
+            <wp:effectExtent l="0" t="0" r="0" b="0"/>
+            <wp:docPr id="42" name="Картина 42"/>
+            <wp:cNvGraphicFramePr>
+              <a:graphicFrameLocks xmlns:a="http://schemas.openxmlformats.org/drawingml/2006/main" noChangeAspect="1"/>
+            </wp:cNvGraphicFramePr>
+            <a:graphic xmlns:a="http://schemas.openxmlformats.org/drawingml/2006/main">
+              <a:graphicData uri="http://schemas.openxmlformats.org/drawingml/2006/picture">
+                <pic:pic xmlns:pic="http://schemas.openxmlformats.org/drawingml/2006/picture">
+                  <pic:nvPicPr>
+                    <pic:cNvPr id="1" name=""/>
+                    <pic:cNvPicPr/>
+                  </pic:nvPicPr>
+                  <pic:blipFill>
+                    <a:blip r:embed="rId42"/>
+                    <a:stretch>
+                      <a:fillRect/>
+                    </a:stretch>
+                  </pic:blipFill>
+                  <pic:spPr>
+                    <a:xfrm>
+                      <a:off x="0" y="0"/>
+                      <a:ext cx="5313712" cy="2755843"/>
+                    </a:xfrm>
+                    <a:prstGeom prst="rect">
+                      <a:avLst/>
+                    </a:prstGeom>
+                  </pic:spPr>
+                </pic:pic>
+              </a:graphicData>
+            </a:graphic>
+          </wp:inline>
+        </w:drawing>
+      </w:r>
+    </w:p>
+    <w:p>
+      <w:pPr>
+        <w:pStyle w:val="ad"/>
+      </w:pPr>
+      <w:r>
+        <w:rPr>
+          <w:b/>
+        </w:rPr>
+        <w:t>Фиг. 33.</w:t>
+      </w:r>
+      <w:r>
+        <w:t xml:space="preserve"> </w:t>
+      </w:r>
+      <w:r>
+        <w:t xml:space="preserve">Навигация между секциите </w:t>
+      </w:r>
+    </w:p>
+    <w:p>
+      <w:pPr>
+        <w:pStyle w:val="3"/>
+        <w:numPr>
+          <w:ilvl w:val="1"/>
+          <w:numId w:val="14"/>
+        </w:numPr>
+      </w:pPr>
+      <w:r>
+        <w:t>Зареждане на данни</w:t>
+      </w:r>
+    </w:p>
+    <w:p>
+      <w:r>
+        <w:t>При вход функцията loadRefData() зарежда едновре</w:t>
+      </w:r>
+      <w:r>
+        <w:t>менно всички списъци от сървъра -</w:t>
+      </w:r>
+      <w:r>
+        <w:t xml:space="preserve"> студенти, преподаватели, групи, дисциплини, учебен план и разписание. Заявките се изпращат едновременно чрез Promise.all(), което намалява времето за зареждане. Студентите не зареждат тези данн</w:t>
+      </w:r>
+      <w:r>
+        <w:t>и, тъй като нямат достъп до тях</w:t>
+      </w:r>
+      <w:r>
+        <w:br w:type="page"/>
+      </w:r>
+    </w:p>
+    <w:p>
+      <w:pPr>
+        <w:pStyle w:val="3"/>
+        <w:numPr>
+          <w:ilvl w:val="1"/>
+          <w:numId w:val="14"/>
+        </w:numPr>
+      </w:pPr>
+      <w:r>
+        <w:lastRenderedPageBreak/>
+        <w:t>Разделяне на страници</w:t>
+      </w:r>
+    </w:p>
+    <w:p>
+      <w:r>
+        <w:t xml:space="preserve">Уеб интерфейсът използва два вида </w:t>
+      </w:r>
+      <w:r>
+        <w:t>р</w:t>
+      </w:r>
+      <w:r>
+        <w:t>азделяне на страници</w:t>
+      </w:r>
+      <w:r>
+        <w:t xml:space="preserve"> </w:t>
+      </w:r>
+      <w:r>
+        <w:t xml:space="preserve">в зависимост от секцията. За студенти, преподаватели, групи, дисциплини, учебен план и разписание се използва клиентско </w:t>
+      </w:r>
+      <w:r>
+        <w:t>разделяне. В</w:t>
+      </w:r>
+      <w:r>
+        <w:t>сички данни се зареждат веднъж при вход и се разделят на страници локално. За регистъра на присъствията с</w:t>
+      </w:r>
+      <w:r>
+        <w:t>е използва сървърно разделяне</w:t>
+      </w:r>
+      <w:r>
+        <w:t>, тъй като записите могат да бъдат много на брой.</w:t>
+      </w:r>
+    </w:p>
+    <w:p>
+      <w:r>
+        <w:t>При клиентското разделяне</w:t>
+      </w:r>
+      <w:r>
+        <w:t xml:space="preserve"> функцията slicePage() връща само записите за текущата страница, а buildPag() изгражда бутоните за навигация. При тъ</w:t>
+      </w:r>
+      <w:r>
+        <w:t>рсене страницата се нулира до 1.</w:t>
+      </w:r>
+    </w:p>
+    <w:p>
+      <w:r>
+        <w:t xml:space="preserve">За регистъра на присъствията параметрите skip и limit се изпращат към сървъра при всяка промяна на страницата. Търсенето използва </w:t>
+      </w:r>
+      <w:r>
+        <w:t xml:space="preserve">кратко </w:t>
+      </w:r>
+      <w:r>
+        <w:t>закъснение преди изпращане на заявката, за да не се претоварва сървърът при всяк</w:t>
+      </w:r>
+      <w:r>
+        <w:t>о натиснато копче. Тази част от кода може да бъде видяна на фиг. 34.</w:t>
+      </w:r>
+    </w:p>
+    <w:p>
+      <w:pPr>
+        <w:pStyle w:val="ad"/>
+      </w:pPr>
+      <w:r>
+        <w:drawing>
+          <wp:inline distT="0" distB="0" distL="0" distR="0" wp14:anchorId="3CF7D690" wp14:editId="103A2D9A">
+            <wp:extent cx="5760720" cy="2350770"/>
+            <wp:effectExtent l="0" t="0" r="0" b="0"/>
+            <wp:docPr id="43" name="Картина 43"/>
+            <wp:cNvGraphicFramePr>
+              <a:graphicFrameLocks xmlns:a="http://schemas.openxmlformats.org/drawingml/2006/main" noChangeAspect="1"/>
+            </wp:cNvGraphicFramePr>
+            <a:graphic xmlns:a="http://schemas.openxmlformats.org/drawingml/2006/main">
+              <a:graphicData uri="http://schemas.openxmlformats.org/drawingml/2006/picture">
+                <pic:pic xmlns:pic="http://schemas.openxmlformats.org/drawingml/2006/picture">
+                  <pic:nvPicPr>
+                    <pic:cNvPr id="1" name=""/>
+                    <pic:cNvPicPr/>
+                  </pic:nvPicPr>
+                  <pic:blipFill>
+                    <a:blip r:embed="rId43"/>
+                    <a:stretch>
+                      <a:fillRect/>
+                    </a:stretch>
+                  </pic:blipFill>
+                  <pic:spPr>
+                    <a:xfrm>
+                      <a:off x="0" y="0"/>
+                      <a:ext cx="5760720" cy="2350770"/>
+                    </a:xfrm>
+                    <a:prstGeom prst="rect">
+                      <a:avLst/>
+                    </a:prstGeom>
+                  </pic:spPr>
+                </pic:pic>
+              </a:graphicData>
+            </a:graphic>
+          </wp:inline>
+        </w:drawing>
+      </w:r>
+    </w:p>
+    <w:p>
+      <w:pPr>
+        <w:pStyle w:val="ad"/>
+      </w:pPr>
+      <w:r>
+        <w:t>Фиг. 34. Разделяне на страници</w:t>
+      </w:r>
+      <w:r>
+        <w:t xml:space="preserve"> на регистъра на присъствия</w:t>
+      </w:r>
+    </w:p>
+    <w:p>
+      <w:pPr>
+        <w:pStyle w:val="3"/>
+        <w:numPr>
+          <w:ilvl w:val="1"/>
+          <w:numId w:val="14"/>
+        </w:numPr>
+      </w:pPr>
+      <w:r>
+        <w:t>Модален прозорец</w:t>
+      </w:r>
+    </w:p>
+    <w:p>
+      <w:r>
+        <w:t>За операции като добавяне и редакция на записи се използва един общ модален прозорец. Съдържанието му се попълва динамично при отваряне според операцията. Функцията</w:t>
+      </w:r>
+      <w:r>
+        <w:t xml:space="preserve"> </w:t>
+      </w:r>
+      <w:r>
+        <w:t>modalSubmit</w:t>
+      </w:r>
+      <w:r>
+        <w:t>() от фиг. 35</w:t>
+      </w:r>
+      <w:r>
+        <w:t xml:space="preserve"> записва в S.modalCallback и се извиква при натискане на бутона </w:t>
+      </w:r>
+      <w:r>
+        <w:t>„</w:t>
+      </w:r>
+      <w:r>
+        <w:t>Запази</w:t>
+      </w:r>
+      <w:r>
+        <w:t>“</w:t>
+      </w:r>
+      <w:r>
+        <w:t>. При грешка се показва toast съобщение, а мо</w:t>
+      </w:r>
+      <w:r>
+        <w:t>далният прозорец остава отворен</w:t>
+      </w:r>
+      <w:r>
+        <w:t>.</w:t>
+      </w:r>
+    </w:p>
+    <w:p>
+      <w:pPr>
+        <w:pStyle w:val="ad"/>
+      </w:pPr>
+      <w:r>
+        <w:lastRenderedPageBreak/>
+        <w:drawing>
+          <wp:inline distT="0" distB="0" distL="0" distR="0" wp14:anchorId="64C089AE" wp14:editId="39DEE9CC">
+            <wp:extent cx="3947160" cy="1224425"/>
+            <wp:effectExtent l="0" t="0" r="0" b="0"/>
+            <wp:docPr id="44" name="Картина 44"/>
+            <wp:cNvGraphicFramePr>
+              <a:graphicFrameLocks xmlns:a="http://schemas.openxmlformats.org/drawingml/2006/main" noChangeAspect="1"/>
+            </wp:cNvGraphicFramePr>
+            <a:graphic xmlns:a="http://schemas.openxmlformats.org/drawingml/2006/main">
+              <a:graphicData uri="http://schemas.openxmlformats.org/drawingml/2006/picture">
+                <pic:pic xmlns:pic="http://schemas.openxmlformats.org/drawingml/2006/picture">
+                  <pic:nvPicPr>
+                    <pic:cNvPr id="1" name=""/>
+                    <pic:cNvPicPr/>
+                  </pic:nvPicPr>
+                  <pic:blipFill>
+                    <a:blip r:embed="rId44"/>
+                    <a:stretch>
+                      <a:fillRect/>
+                    </a:stretch>
+                  </pic:blipFill>
+                  <pic:spPr>
+                    <a:xfrm>
+                      <a:off x="0" y="0"/>
+                      <a:ext cx="3995685" cy="1239478"/>
+                    </a:xfrm>
+                    <a:prstGeom prst="rect">
+                      <a:avLst/>
+                    </a:prstGeom>
+                  </pic:spPr>
+                </pic:pic>
+              </a:graphicData>
+            </a:graphic>
+          </wp:inline>
+        </w:drawing>
+      </w:r>
+    </w:p>
+    <w:p>
+      <w:pPr>
+        <w:pStyle w:val="ad"/>
+      </w:pPr>
+      <w:r>
+        <w:rPr>
+          <w:b/>
+        </w:rPr>
+        <w:t>Фиг. 35.</w:t>
+      </w:r>
+      <w:r>
+        <w:t xml:space="preserve"> </w:t>
+      </w:r>
+      <w:r>
+        <w:t>Изпращане на данни от модалния прозорец</w:t>
+      </w:r>
+    </w:p>
+    <w:p>
+      <w:pPr>
+        <w:pStyle w:val="3"/>
+        <w:numPr>
+          <w:ilvl w:val="1"/>
+          <w:numId w:val="14"/>
+        </w:numPr>
+      </w:pPr>
+      <w:r>
+        <w:t>Toast известия</w:t>
+      </w:r>
+    </w:p>
+    <w:p>
+      <w:r>
+        <w:t>За кратките известия към потребителя се използват toast съобщения, които се появяват в долния десен ъ</w:t>
+      </w:r>
+      <w:r>
+        <w:t>гъл на екрана и изчезват след 5</w:t>
+      </w:r>
+      <w:r>
+        <w:t xml:space="preserve"> секунди. Поддържат се три вида -</w:t>
+      </w:r>
+      <w:r>
+        <w:t xml:space="preserve"> success (зелено), error (червено) и info (</w:t>
+      </w:r>
+      <w:r>
+        <w:t>синьо).</w:t>
+      </w:r>
       <w:bookmarkStart w:id="10" w:name="_GoBack"/>
       <w:bookmarkEnd w:id="10"/>
-      <w:r>
-        <w:br w:type="page"/>
-      </w:r>
-    </w:p>
-    <w:p>
-      <w:pPr>
-        <w:pStyle w:val="ad"/>
-        <w:jc w:val="both"/>
-      </w:pPr>
     </w:p>
     <w:p>
       <w:pPr>
@@ -11597,7 +12859,7 @@
 </file>
 
 <file path=customXml/itemProps1.xml><?xml version="1.0" encoding="utf-8"?>
-<ds:datastoreItem xmlns:ds="http://schemas.openxmlformats.org/officeDocument/2006/customXml" ds:itemID="{812B7D3B-55D8-404F-810A-6FF8E7D085B8}">
+<ds:datastoreItem xmlns:ds="http://schemas.openxmlformats.org/officeDocument/2006/customXml" ds:itemID="{9889986D-123E-43DB-9BCB-8E871C97D196}">
   <ds:schemaRefs>
     <ds:schemaRef ds:uri="http://schemas.openxmlformats.org/officeDocument/2006/bibliography"/>
   </ds:schemaRefs>

--- a/Дипломна_работа_Мартин_Дамянов.docx
+++ b/Дипломна_работа_Мартин_Дамянов.docx
@@ -2,346 +2,656 @@
 <file path=word/document.xml><?xml version="1.0" encoding="utf-8"?>
 <w:document xmlns:wpc="http://schemas.microsoft.com/office/word/2010/wordprocessingCanvas" xmlns:cx="http://schemas.microsoft.com/office/drawing/2014/chartex" xmlns:mc="http://schemas.openxmlformats.org/markup-compatibility/2006" xmlns:o="urn:schemas-microsoft-com:office:office" xmlns:r="http://schemas.openxmlformats.org/officeDocument/2006/relationships" xmlns:m="http://schemas.openxmlformats.org/officeDocument/2006/math" xmlns:v="urn:schemas-microsoft-com:vml" xmlns:wp14="http://schemas.microsoft.com/office/word/2010/wordprocessingDrawing" xmlns:wp="http://schemas.openxmlformats.org/drawingml/2006/wordprocessingDrawing" xmlns:w10="urn:schemas-microsoft-com:office:word" xmlns:w="http://schemas.openxmlformats.org/wordprocessingml/2006/main" xmlns:w14="http://schemas.microsoft.com/office/word/2010/wordml" xmlns:w15="http://schemas.microsoft.com/office/word/2012/wordml" xmlns:w16se="http://schemas.microsoft.com/office/word/2015/wordml/symex" xmlns:wpg="http://schemas.microsoft.com/office/word/2010/wordprocessingGroup" xmlns:wpi="http://schemas.microsoft.com/office/word/2010/wordprocessingInk" xmlns:wne="http://schemas.microsoft.com/office/word/2006/wordml" xmlns:wps="http://schemas.microsoft.com/office/word/2010/wordprocessingShape" mc:Ignorable="w14 w15 w16se wp14">
   <w:body>
-    <w:p>
-      <w:pPr>
-        <w:spacing w:after="95" w:line="259" w:lineRule="auto"/>
-        <w:ind w:firstLine="0"/>
-        <w:jc w:val="right"/>
-      </w:pPr>
-      <w:r>
-        <w:rPr>
-          <w:noProof/>
-        </w:rPr>
-        <w:drawing>
-          <wp:inline distT="0" distB="0" distL="0" distR="0" wp14:anchorId="41C9F200" wp14:editId="7B55C389">
-            <wp:extent cx="5943600" cy="1066800"/>
-            <wp:effectExtent l="0" t="0" r="0" b="0"/>
-            <wp:docPr id="63" name="Picture 63"/>
-            <wp:cNvGraphicFramePr/>
-            <a:graphic xmlns:a="http://schemas.openxmlformats.org/drawingml/2006/main">
-              <a:graphicData uri="http://schemas.openxmlformats.org/drawingml/2006/picture">
-                <pic:pic xmlns:pic="http://schemas.openxmlformats.org/drawingml/2006/picture">
-                  <pic:nvPicPr>
-                    <pic:cNvPr id="63" name="Picture 63"/>
-                    <pic:cNvPicPr/>
-                  </pic:nvPicPr>
-                  <pic:blipFill>
-                    <a:blip r:embed="rId8"/>
-                    <a:stretch>
-                      <a:fillRect/>
-                    </a:stretch>
-                  </pic:blipFill>
-                  <pic:spPr>
-                    <a:xfrm>
-                      <a:off x="0" y="0"/>
-                      <a:ext cx="5943600" cy="1066800"/>
-                    </a:xfrm>
-                    <a:prstGeom prst="rect">
-                      <a:avLst/>
-                    </a:prstGeom>
-                  </pic:spPr>
-                </pic:pic>
-              </a:graphicData>
-            </a:graphic>
-          </wp:inline>
-        </w:drawing>
-      </w:r>
-      <w:r>
-        <w:rPr>
+    <w:tbl>
+      <w:tblPr>
+        <w:tblW w:w="5000" w:type="pct"/>
+        <w:tblLayout w:type="fixed"/>
+        <w:tblLook w:val="01E0" w:firstRow="1" w:lastRow="1" w:firstColumn="1" w:lastColumn="1" w:noHBand="0" w:noVBand="0"/>
+      </w:tblPr>
+      <w:tblGrid>
+        <w:gridCol w:w="1384"/>
+        <w:gridCol w:w="7688"/>
+      </w:tblGrid>
+      <w:tr>
+        <w:trPr>
+          <w:trHeight w:val="1544"/>
+        </w:trPr>
+        <w:tc>
+          <w:tcPr>
+            <w:tcW w:w="763" w:type="pct"/>
+          </w:tcPr>
+          <w:p>
+            <w:pPr>
+              <w:pStyle w:val="ad"/>
+              <w:spacing w:line="240" w:lineRule="auto"/>
+              <w:jc w:val="left"/>
+              <w:rPr>
+                <w:noProof/>
+                <w:sz w:val="20"/>
+                <w:lang w:val="en-US"/>
+              </w:rPr>
+            </w:pPr>
+            <w:r>
+              <w:rPr>
+                <w:noProof/>
+              </w:rPr>
+              <w:drawing>
+                <wp:inline distT="0" distB="0" distL="0" distR="0" wp14:anchorId="776B74B2" wp14:editId="7068C89F">
+                  <wp:extent cx="830580" cy="873018"/>
+                  <wp:effectExtent l="0" t="0" r="7620" b="3810"/>
+                  <wp:docPr id="10" name="Картина 10" descr="Файл:Tu-sofia-logo.svg – Уикипедия"/>
+                  <wp:cNvGraphicFramePr>
+                    <a:graphicFrameLocks xmlns:a="http://schemas.openxmlformats.org/drawingml/2006/main" noChangeAspect="1"/>
+                  </wp:cNvGraphicFramePr>
+                  <a:graphic xmlns:a="http://schemas.openxmlformats.org/drawingml/2006/main">
+                    <a:graphicData uri="http://schemas.openxmlformats.org/drawingml/2006/picture">
+                      <pic:pic xmlns:pic="http://schemas.openxmlformats.org/drawingml/2006/picture">
+                        <pic:nvPicPr>
+                          <pic:cNvPr id="0" name="Picture 27" descr="Файл:Tu-sofia-logo.svg – Уикипедия"/>
+                          <pic:cNvPicPr>
+                            <a:picLocks noChangeAspect="1" noChangeArrowheads="1"/>
+                          </pic:cNvPicPr>
+                        </pic:nvPicPr>
+                        <pic:blipFill>
+                          <a:blip r:embed="rId8" cstate="print">
+                            <a:extLst>
+                              <a:ext uri="{28A0092B-C50C-407E-A947-70E740481C1C}">
+                                <a14:useLocalDpi xmlns:a14="http://schemas.microsoft.com/office/drawing/2010/main" val="0"/>
+                              </a:ext>
+                            </a:extLst>
+                          </a:blip>
+                          <a:srcRect/>
+                          <a:stretch>
+                            <a:fillRect/>
+                          </a:stretch>
+                        </pic:blipFill>
+                        <pic:spPr bwMode="auto">
+                          <a:xfrm>
+                            <a:off x="0" y="0"/>
+                            <a:ext cx="860535" cy="904504"/>
+                          </a:xfrm>
+                          <a:prstGeom prst="rect">
+                            <a:avLst/>
+                          </a:prstGeom>
+                          <a:noFill/>
+                          <a:ln>
+                            <a:noFill/>
+                          </a:ln>
+                        </pic:spPr>
+                      </pic:pic>
+                    </a:graphicData>
+                  </a:graphic>
+                </wp:inline>
+              </w:drawing>
+            </w:r>
+          </w:p>
+        </w:tc>
+        <w:tc>
+          <w:tcPr>
+            <w:tcW w:w="4237" w:type="pct"/>
+          </w:tcPr>
+          <w:p>
+            <w:pPr>
+              <w:pStyle w:val="ad"/>
+              <w:spacing w:line="240" w:lineRule="auto"/>
+              <w:rPr>
+                <w:b/>
+                <w:i w:val="0"/>
+                <w:sz w:val="36"/>
+                <w:szCs w:val="36"/>
+              </w:rPr>
+            </w:pPr>
+            <w:r>
+              <w:rPr>
+                <w:b/>
+                <w:i w:val="0"/>
+                <w:sz w:val="36"/>
+                <w:szCs w:val="36"/>
+              </w:rPr>
+              <w:t>ТЕХНИЧЕСКИ УНИВЕРСИТЕТ – СОФИЯ</w:t>
+            </w:r>
+          </w:p>
+          <w:p>
+            <w:pPr>
+              <w:pStyle w:val="ad"/>
+              <w:spacing w:line="240" w:lineRule="auto"/>
+              <w:rPr>
+                <w:i w:val="0"/>
+                <w:noProof/>
+              </w:rPr>
+            </w:pPr>
+            <w:r>
+              <w:rPr>
+                <w:i w:val="0"/>
+                <w:noProof/>
+              </w:rPr>
+              <mc:AlternateContent>
+                <mc:Choice Requires="wps">
+                  <w:drawing>
+                    <wp:anchor distT="4294967295" distB="4294967295" distL="114300" distR="114300" simplePos="0" relativeHeight="251659264" behindDoc="0" locked="0" layoutInCell="1" allowOverlap="1" wp14:anchorId="7EE5749E" wp14:editId="43B7D127">
+                      <wp:simplePos x="0" y="0"/>
+                      <wp:positionH relativeFrom="column">
+                        <wp:posOffset>73025</wp:posOffset>
+                      </wp:positionH>
+                      <wp:positionV relativeFrom="paragraph">
+                        <wp:posOffset>104139</wp:posOffset>
+                      </wp:positionV>
+                      <wp:extent cx="5210175" cy="0"/>
+                      <wp:effectExtent l="0" t="19050" r="9525" b="0"/>
+                      <wp:wrapNone/>
+                      <wp:docPr id="2" name="Line 2"/>
+                      <wp:cNvGraphicFramePr>
+                        <a:graphicFrameLocks xmlns:a="http://schemas.openxmlformats.org/drawingml/2006/main"/>
+                      </wp:cNvGraphicFramePr>
+                      <a:graphic xmlns:a="http://schemas.openxmlformats.org/drawingml/2006/main">
+                        <a:graphicData uri="http://schemas.microsoft.com/office/word/2010/wordprocessingShape">
+                          <wps:wsp>
+                            <wps:cNvCnPr>
+                              <a:cxnSpLocks noChangeShapeType="1"/>
+                            </wps:cNvCnPr>
+                            <wps:spPr bwMode="auto">
+                              <a:xfrm>
+                                <a:off x="0" y="0"/>
+                                <a:ext cx="5210175" cy="0"/>
+                              </a:xfrm>
+                              <a:prstGeom prst="line">
+                                <a:avLst/>
+                              </a:prstGeom>
+                              <a:noFill/>
+                              <a:ln w="28575">
+                                <a:solidFill>
+                                  <a:srgbClr val="000000"/>
+                                </a:solidFill>
+                                <a:round/>
+                                <a:headEnd/>
+                                <a:tailEnd/>
+                              </a:ln>
+                              <a:extLst>
+                                <a:ext uri="{909E8E84-426E-40DD-AFC4-6F175D3DCCD1}">
+                                  <a14:hiddenFill xmlns:a14="http://schemas.microsoft.com/office/drawing/2010/main">
+                                    <a:noFill/>
+                                  </a14:hiddenFill>
+                                </a:ext>
+                              </a:extLst>
+                            </wps:spPr>
+                            <wps:bodyPr/>
+                          </wps:wsp>
+                        </a:graphicData>
+                      </a:graphic>
+                      <wp14:sizeRelH relativeFrom="page">
+                        <wp14:pctWidth>0</wp14:pctWidth>
+                      </wp14:sizeRelH>
+                      <wp14:sizeRelV relativeFrom="page">
+                        <wp14:pctHeight>0</wp14:pctHeight>
+                      </wp14:sizeRelV>
+                    </wp:anchor>
+                  </w:drawing>
+                </mc:Choice>
+                <mc:Fallback>
+                  <w:pict>
+                    <v:line w14:anchorId="255EE9BB" id="Line 2" o:spid="_x0000_s1026" style="position:absolute;z-index:251659264;visibility:visible;mso-wrap-style:square;mso-width-percent:0;mso-height-percent:0;mso-wrap-distance-left:9pt;mso-wrap-distance-top:-3e-5mm;mso-wrap-distance-right:9pt;mso-wrap-distance-bottom:-3e-5mm;mso-position-horizontal:absolute;mso-position-horizontal-relative:text;mso-position-vertical:absolute;mso-position-vertical-relative:text;mso-width-percent:0;mso-height-percent:0;mso-width-relative:page;mso-height-relative:page" from="5.75pt,8.2pt" to="416pt,8.2pt" o:gfxdata="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" strokeweight="2.25pt"/>
+                  </w:pict>
+                </mc:Fallback>
+              </mc:AlternateContent>
+            </w:r>
+          </w:p>
+          <w:p>
+            <w:pPr>
+              <w:pStyle w:val="ad"/>
+              <w:spacing w:line="240" w:lineRule="auto"/>
+              <w:rPr>
+                <w:b/>
+                <w:sz w:val="32"/>
+                <w:szCs w:val="32"/>
+              </w:rPr>
+            </w:pPr>
+            <w:r>
+              <w:rPr>
+                <w:b/>
+                <w:i w:val="0"/>
+                <w:sz w:val="32"/>
+                <w:szCs w:val="32"/>
+              </w:rPr>
+              <w:t xml:space="preserve">ФАКУЛТЕТ </w:t>
+            </w:r>
+            <w:r>
+              <w:rPr>
+                <w:b/>
+                <w:i w:val="0"/>
+                <w:sz w:val="32"/>
+                <w:szCs w:val="32"/>
+              </w:rPr>
+              <w:t>„</w:t>
+            </w:r>
+            <w:r>
+              <w:rPr>
+                <w:b/>
+                <w:i w:val="0"/>
+                <w:sz w:val="32"/>
+                <w:szCs w:val="32"/>
+              </w:rPr>
+              <w:t>КОМПЮТЪРНИ СИСТЕМИ И ТЕХНОЛОГИИ</w:t>
+            </w:r>
+            <w:r>
+              <w:rPr>
+                <w:b/>
+                <w:i w:val="0"/>
+                <w:sz w:val="32"/>
+                <w:szCs w:val="32"/>
+              </w:rPr>
+              <w:t>“</w:t>
+            </w:r>
+          </w:p>
+        </w:tc>
+      </w:tr>
+    </w:tbl>
+    <w:p>
+      <w:pPr>
+        <w:pStyle w:val="ad"/>
+        <w:spacing w:line="240" w:lineRule="auto"/>
+        <w:jc w:val="left"/>
+        <w:rPr>
+          <w:b/>
+          <w:sz w:val="52"/>
+          <w:szCs w:val="52"/>
+          <w:lang w:val="ru-RU"/>
+        </w:rPr>
+      </w:pPr>
+    </w:p>
+    <w:p>
+      <w:pPr>
+        <w:pStyle w:val="ad"/>
+        <w:spacing w:line="240" w:lineRule="auto"/>
+        <w:rPr>
+          <w:rFonts w:ascii="Constantia" w:hAnsi="Constantia"/>
+          <w:b/>
+          <w:i w:val="0"/>
+          <w:caps/>
+          <w:sz w:val="56"/>
+          <w:szCs w:val="56"/>
+        </w:rPr>
+      </w:pPr>
+      <w:r>
+        <w:rPr>
+          <w:rFonts w:ascii="Constantia" w:hAnsi="Constantia"/>
+          <w:b/>
+          <w:i w:val="0"/>
+          <w:caps/>
+          <w:sz w:val="56"/>
+          <w:szCs w:val="56"/>
+        </w:rPr>
+        <w:t>Дипломна работа</w:t>
+      </w:r>
+    </w:p>
+    <w:p>
+      <w:pPr>
+        <w:pStyle w:val="ad"/>
+        <w:spacing w:line="240" w:lineRule="auto"/>
+        <w:jc w:val="both"/>
+        <w:rPr>
+          <w:i w:val="0"/>
+          <w:sz w:val="32"/>
+          <w:szCs w:val="32"/>
+        </w:rPr>
+      </w:pPr>
+    </w:p>
+    <w:p>
+      <w:pPr>
+        <w:pStyle w:val="ad"/>
+        <w:spacing w:line="240" w:lineRule="auto"/>
+        <w:rPr>
+          <w:b/>
+          <w:i w:val="0"/>
+          <w:sz w:val="36"/>
+          <w:szCs w:val="36"/>
+        </w:rPr>
+      </w:pPr>
+      <w:r>
+        <w:rPr>
+          <w:b/>
+          <w:i w:val="0"/>
+          <w:sz w:val="40"/>
+          <w:szCs w:val="40"/>
+        </w:rPr>
+        <w:t xml:space="preserve">ТЕМА: </w:t>
+      </w:r>
+      <w:r>
+        <w:rPr>
+          <w:b/>
+          <w:i w:val="0"/>
+          <w:sz w:val="40"/>
+          <w:szCs w:val="40"/>
+        </w:rPr>
+        <w:t>С</w:t>
+      </w:r>
+      <w:r>
+        <w:rPr>
+          <w:b/>
+          <w:i w:val="0"/>
+          <w:sz w:val="40"/>
+          <w:szCs w:val="40"/>
+        </w:rPr>
+        <w:t>ИСТЕМА ЗА ОТЧИТАНЕ НА ПРИСЪСТВИЯ НА СТУДЕНТИ</w:t>
+      </w:r>
+      <w:r>
+        <w:rPr>
+          <w:b/>
+          <w:i w:val="0"/>
+          <w:sz w:val="40"/>
+          <w:szCs w:val="40"/>
+        </w:rPr>
+        <w:t xml:space="preserve"> </w:t>
+      </w:r>
+      <w:r>
+        <w:rPr>
+          <w:b/>
+          <w:i w:val="0"/>
+          <w:sz w:val="40"/>
+          <w:szCs w:val="40"/>
+        </w:rPr>
+        <w:t>В</w:t>
+      </w:r>
+      <w:r>
+        <w:rPr>
+          <w:b/>
+          <w:i w:val="0"/>
+          <w:sz w:val="40"/>
+          <w:szCs w:val="40"/>
+        </w:rPr>
+        <w:t xml:space="preserve"> </w:t>
+      </w:r>
+      <w:r>
+        <w:rPr>
+          <w:b/>
+          <w:i w:val="0"/>
+          <w:sz w:val="40"/>
+          <w:szCs w:val="40"/>
+        </w:rPr>
+        <w:t>ТУ-СОФИЯ</w:t>
+      </w:r>
+    </w:p>
+    <w:p>
+      <w:pPr>
+        <w:pStyle w:val="ad"/>
+        <w:spacing w:line="240" w:lineRule="auto"/>
+        <w:rPr>
+          <w:rFonts w:ascii="Constantia" w:hAnsi="Constantia"/>
+          <w:b/>
+          <w:i w:val="0"/>
+          <w:sz w:val="36"/>
+          <w:szCs w:val="36"/>
+          <w:lang w:val="en-US"/>
+        </w:rPr>
+      </w:pPr>
+    </w:p>
+    <w:p>
+      <w:pPr>
+        <w:pStyle w:val="ad"/>
+        <w:spacing w:line="240" w:lineRule="auto"/>
+        <w:rPr>
+          <w:i w:val="0"/>
+          <w:lang w:val="en-US"/>
+        </w:rPr>
+      </w:pPr>
+    </w:p>
+    <w:p>
+      <w:pPr>
+        <w:pStyle w:val="ad"/>
+        <w:spacing w:line="240" w:lineRule="auto"/>
+        <w:jc w:val="both"/>
+        <w:rPr>
+          <w:i w:val="0"/>
+          <w:lang w:val="ru-RU"/>
+        </w:rPr>
+      </w:pPr>
+    </w:p>
+    <w:p>
+      <w:pPr>
+        <w:pStyle w:val="ad"/>
+        <w:spacing w:line="240" w:lineRule="auto"/>
+        <w:jc w:val="both"/>
+        <w:rPr>
+          <w:i w:val="0"/>
+          <w:lang w:val="ru-RU"/>
+        </w:rPr>
+      </w:pPr>
+    </w:p>
+    <w:p>
+      <w:pPr>
+        <w:pStyle w:val="ad"/>
+        <w:spacing w:line="240" w:lineRule="auto"/>
+        <w:jc w:val="left"/>
+        <w:rPr>
+          <w:b/>
+          <w:i w:val="0"/>
           <w:sz w:val="28"/>
-        </w:rPr>
-        <w:t xml:space="preserve"> </w:t>
-      </w:r>
-    </w:p>
-    <w:p>
-      <w:pPr>
-        <w:spacing w:after="157" w:line="259" w:lineRule="auto"/>
+          <w:szCs w:val="28"/>
+        </w:rPr>
+      </w:pPr>
+    </w:p>
+    <w:p>
+      <w:pPr>
+        <w:pStyle w:val="ad"/>
+        <w:spacing w:line="240" w:lineRule="auto"/>
+        <w:jc w:val="left"/>
+        <w:rPr>
+          <w:i w:val="0"/>
+          <w:sz w:val="28"/>
+          <w:szCs w:val="28"/>
+        </w:rPr>
+      </w:pPr>
+      <w:r>
+        <w:rPr>
+          <w:b/>
+          <w:i w:val="0"/>
+          <w:sz w:val="28"/>
+          <w:szCs w:val="28"/>
+        </w:rPr>
+        <w:t>Дипломант</w:t>
+      </w:r>
+      <w:r>
+        <w:rPr>
+          <w:i w:val="0"/>
+          <w:sz w:val="28"/>
+          <w:szCs w:val="28"/>
+        </w:rPr>
+        <w:t>:</w:t>
+      </w:r>
+    </w:p>
+    <w:p>
+      <w:pPr>
+        <w:pStyle w:val="ad"/>
+        <w:spacing w:line="240" w:lineRule="auto"/>
+        <w:jc w:val="left"/>
+        <w:rPr>
+          <w:i w:val="0"/>
+          <w:sz w:val="28"/>
+          <w:szCs w:val="28"/>
+        </w:rPr>
+      </w:pPr>
+      <w:r>
+        <w:rPr>
+          <w:i w:val="0"/>
+          <w:sz w:val="28"/>
+          <w:szCs w:val="28"/>
+        </w:rPr>
+        <w:t>Мартин Дамянов</w:t>
+      </w:r>
+    </w:p>
+    <w:p>
+      <w:pPr>
+        <w:pStyle w:val="ad"/>
+        <w:spacing w:line="240" w:lineRule="auto"/>
+        <w:jc w:val="left"/>
+        <w:rPr>
+          <w:i w:val="0"/>
+          <w:sz w:val="28"/>
+          <w:szCs w:val="28"/>
+        </w:rPr>
+      </w:pPr>
+      <w:r>
+        <w:rPr>
+          <w:i w:val="0"/>
+          <w:sz w:val="28"/>
+          <w:szCs w:val="28"/>
+        </w:rPr>
+        <w:t>ф-н № 121222041</w:t>
+      </w:r>
+    </w:p>
+    <w:p>
+      <w:pPr>
+        <w:pStyle w:val="ad"/>
+        <w:spacing w:line="240" w:lineRule="auto"/>
+        <w:jc w:val="left"/>
+        <w:rPr>
+          <w:i w:val="0"/>
+          <w:sz w:val="28"/>
+          <w:szCs w:val="28"/>
+        </w:rPr>
+      </w:pPr>
+      <w:r>
+        <w:rPr>
+          <w:i w:val="0"/>
+          <w:sz w:val="28"/>
+          <w:szCs w:val="28"/>
+        </w:rPr>
+        <w:t>Специалност: Компютърно и софтуерно инженерство</w:t>
+      </w:r>
+    </w:p>
+    <w:p>
+      <w:pPr>
+        <w:pStyle w:val="ad"/>
+        <w:spacing w:line="240" w:lineRule="auto"/>
+        <w:jc w:val="left"/>
+        <w:rPr>
+          <w:i w:val="0"/>
+          <w:sz w:val="28"/>
+          <w:szCs w:val="28"/>
+        </w:rPr>
+      </w:pPr>
+      <w:r>
+        <w:rPr>
+          <w:i w:val="0"/>
+          <w:sz w:val="28"/>
+          <w:szCs w:val="28"/>
+        </w:rPr>
+        <w:t>Група: 37</w:t>
+      </w:r>
+    </w:p>
+    <w:p>
+      <w:pPr>
+        <w:tabs>
+          <w:tab w:val="left" w:pos="426"/>
+        </w:tabs>
+        <w:spacing w:line="240" w:lineRule="auto"/>
+        <w:jc w:val="left"/>
+      </w:pPr>
+    </w:p>
+    <w:p>
+      <w:pPr>
+        <w:tabs>
+          <w:tab w:val="left" w:pos="426"/>
+        </w:tabs>
+        <w:spacing w:line="240" w:lineRule="auto"/>
         <w:ind w:firstLine="0"/>
         <w:jc w:val="left"/>
-      </w:pPr>
-      <w:r>
         <w:rPr>
           <w:sz w:val="28"/>
-        </w:rPr>
-        <w:t xml:space="preserve"> </w:t>
-      </w:r>
-    </w:p>
-    <w:p>
-      <w:pPr>
-        <w:spacing w:after="155" w:line="259" w:lineRule="auto"/>
+          <w:szCs w:val="28"/>
+        </w:rPr>
+      </w:pPr>
+      <w:r>
+        <w:rPr>
+          <w:b/>
+          <w:sz w:val="28"/>
+          <w:szCs w:val="28"/>
+        </w:rPr>
+        <w:t>Научен р</w:t>
+      </w:r>
+      <w:r>
+        <w:rPr>
+          <w:b/>
+          <w:sz w:val="28"/>
+          <w:szCs w:val="28"/>
+        </w:rPr>
+        <w:t>ъководител</w:t>
+      </w:r>
+      <w:r>
+        <w:rPr>
+          <w:sz w:val="28"/>
+          <w:szCs w:val="28"/>
+        </w:rPr>
+        <w:t>:</w:t>
+      </w:r>
+    </w:p>
+    <w:p>
+      <w:pPr>
         <w:ind w:firstLine="0"/>
-        <w:jc w:val="left"/>
-      </w:pPr>
-      <w:r>
         <w:rPr>
           <w:sz w:val="28"/>
-        </w:rPr>
-        <w:t xml:space="preserve"> </w:t>
-      </w:r>
-    </w:p>
-    <w:p>
-      <w:pPr>
-        <w:spacing w:after="158" w:line="259" w:lineRule="auto"/>
+          <w:szCs w:val="28"/>
+        </w:rPr>
+      </w:pPr>
+      <w:r>
+        <w:rPr>
+          <w:sz w:val="28"/>
+          <w:szCs w:val="28"/>
+        </w:rPr>
+        <w:t>доц. д-р инж. Георги Цочев</w:t>
+      </w:r>
+    </w:p>
+    <w:p>
+      <w:pPr>
         <w:ind w:firstLine="0"/>
-        <w:jc w:val="left"/>
-      </w:pPr>
-      <w:r>
         <w:rPr>
           <w:sz w:val="28"/>
-        </w:rPr>
-        <w:t xml:space="preserve"> </w:t>
-      </w:r>
-    </w:p>
-    <w:p>
-      <w:pPr>
-        <w:spacing w:after="1" w:line="259" w:lineRule="auto"/>
-        <w:ind w:right="72" w:firstLine="0"/>
-        <w:jc w:val="center"/>
-      </w:pPr>
-      <w:r>
-        <w:rPr>
-          <w:rFonts w:ascii="Cambria" w:eastAsia="Cambria" w:hAnsi="Cambria" w:cs="Cambria"/>
-          <w:b/>
-          <w:sz w:val="72"/>
-        </w:rPr>
-        <w:t xml:space="preserve">Дипломна работа </w:t>
-      </w:r>
-    </w:p>
-    <w:p>
-      <w:pPr>
-        <w:spacing w:after="156" w:line="259" w:lineRule="auto"/>
-        <w:ind w:right="77" w:firstLine="0"/>
-        <w:jc w:val="center"/>
-      </w:pPr>
-      <w:r>
-        <w:rPr>
-          <w:rFonts w:ascii="Cambria" w:eastAsia="Cambria" w:hAnsi="Cambria" w:cs="Cambria"/>
-          <w:sz w:val="56"/>
-        </w:rPr>
-        <w:t xml:space="preserve">на тема </w:t>
-      </w:r>
-    </w:p>
-    <w:p>
-      <w:pPr>
-        <w:spacing w:after="0" w:line="257" w:lineRule="auto"/>
-        <w:ind w:left="62" w:firstLine="542"/>
-        <w:jc w:val="center"/>
-      </w:pPr>
-      <w:r>
-        <w:rPr>
-          <w:rFonts w:ascii="Cambria" w:eastAsia="Cambria" w:hAnsi="Cambria" w:cs="Cambria"/>
-          <w:sz w:val="56"/>
-        </w:rPr>
-        <w:t>Система за отчитане на присъствия на студенти в</w:t>
-      </w:r>
-      <w:r>
-        <w:rPr>
-          <w:rFonts w:ascii="Cambria" w:eastAsia="Cambria" w:hAnsi="Cambria" w:cs="Cambria"/>
-          <w:sz w:val="56"/>
-        </w:rPr>
-        <w:br/>
-        <w:t>ТУ-София</w:t>
-      </w:r>
-    </w:p>
-    <w:p>
-      <w:pPr>
-        <w:spacing w:after="147" w:line="259" w:lineRule="auto"/>
+          <w:szCs w:val="28"/>
+        </w:rPr>
+      </w:pPr>
+    </w:p>
+    <w:p>
+      <w:pPr>
         <w:ind w:firstLine="0"/>
-        <w:jc w:val="left"/>
-        <w:rPr>
-          <w:rFonts w:ascii="Bahnschrift" w:eastAsia="Bahnschrift" w:hAnsi="Bahnschrift" w:cs="Bahnschrift"/>
-          <w:sz w:val="28"/>
-        </w:rPr>
-      </w:pPr>
-      <w:r>
-        <w:rPr>
-          <w:rFonts w:ascii="Bahnschrift" w:eastAsia="Bahnschrift" w:hAnsi="Bahnschrift" w:cs="Bahnschrift"/>
-          <w:sz w:val="28"/>
-        </w:rPr>
-        <w:t xml:space="preserve"> </w:t>
-      </w:r>
-    </w:p>
-    <w:p>
-      <w:pPr>
-        <w:spacing w:after="147" w:line="259" w:lineRule="auto"/>
-        <w:ind w:firstLine="0"/>
-        <w:jc w:val="left"/>
-      </w:pPr>
-    </w:p>
-    <w:p>
-      <w:pPr>
-        <w:spacing w:after="157" w:line="259" w:lineRule="auto"/>
-        <w:ind w:left="-5"/>
-        <w:jc w:val="left"/>
-      </w:pPr>
-      <w:r>
-        <w:rPr>
-          <w:rFonts w:ascii="Cambria" w:eastAsia="Cambria" w:hAnsi="Cambria" w:cs="Cambria"/>
-          <w:sz w:val="28"/>
-        </w:rPr>
-        <w:t xml:space="preserve">Студент: </w:t>
-      </w:r>
-      <w:r>
-        <w:rPr>
-          <w:rFonts w:ascii="Cambria" w:eastAsia="Cambria" w:hAnsi="Cambria" w:cs="Cambria"/>
-          <w:sz w:val="28"/>
-        </w:rPr>
-        <w:t>Мартин Йорданов Дамянов</w:t>
-      </w:r>
-      <w:r>
-        <w:rPr>
-          <w:rFonts w:ascii="Cambria" w:eastAsia="Cambria" w:hAnsi="Cambria" w:cs="Cambria"/>
-          <w:sz w:val="28"/>
-        </w:rPr>
-        <w:t xml:space="preserve"> </w:t>
-      </w:r>
-    </w:p>
-    <w:p>
-      <w:pPr>
-        <w:spacing w:after="157" w:line="259" w:lineRule="auto"/>
-        <w:ind w:left="-5"/>
-        <w:jc w:val="left"/>
-      </w:pPr>
-      <w:r>
-        <w:rPr>
-          <w:rFonts w:ascii="Cambria" w:eastAsia="Cambria" w:hAnsi="Cambria" w:cs="Cambria"/>
-          <w:sz w:val="28"/>
-        </w:rPr>
-        <w:t xml:space="preserve">Факултетен номер: </w:t>
-      </w:r>
-      <w:r>
-        <w:rPr>
-          <w:rFonts w:ascii="Cambria" w:eastAsia="Cambria" w:hAnsi="Cambria" w:cs="Cambria"/>
-          <w:sz w:val="28"/>
-        </w:rPr>
-        <w:t>121222041</w:t>
-      </w:r>
-      <w:r>
-        <w:rPr>
-          <w:rFonts w:ascii="Cambria" w:eastAsia="Cambria" w:hAnsi="Cambria" w:cs="Cambria"/>
-          <w:color w:val="FFFFFF"/>
-          <w:sz w:val="28"/>
-        </w:rPr>
-        <w:t xml:space="preserve"> </w:t>
-      </w:r>
-    </w:p>
-    <w:p>
-      <w:pPr>
-        <w:spacing w:after="157" w:line="259" w:lineRule="auto"/>
-        <w:ind w:left="-5"/>
-        <w:jc w:val="left"/>
-      </w:pPr>
-      <w:r>
-        <w:rPr>
-          <w:rFonts w:ascii="Cambria" w:eastAsia="Cambria" w:hAnsi="Cambria" w:cs="Cambria"/>
-          <w:sz w:val="28"/>
-        </w:rPr>
-        <w:t xml:space="preserve">Специалност: </w:t>
-      </w:r>
-      <w:r>
-        <w:rPr>
-          <w:rFonts w:ascii="Cambria" w:eastAsia="Cambria" w:hAnsi="Cambria" w:cs="Cambria"/>
-          <w:sz w:val="28"/>
-        </w:rPr>
-        <w:t>Компютърно и софтуерно инженерство</w:t>
-      </w:r>
-      <w:r>
-        <w:rPr>
-          <w:rFonts w:ascii="Cambria" w:eastAsia="Cambria" w:hAnsi="Cambria" w:cs="Cambria"/>
-          <w:sz w:val="28"/>
-        </w:rPr>
-        <w:t xml:space="preserve"> </w:t>
-      </w:r>
-    </w:p>
-    <w:p>
-      <w:pPr>
-        <w:spacing w:after="157" w:line="259" w:lineRule="auto"/>
-        <w:ind w:left="-5"/>
-        <w:jc w:val="left"/>
-      </w:pPr>
-      <w:r>
-        <w:rPr>
-          <w:rFonts w:ascii="Cambria" w:eastAsia="Cambria" w:hAnsi="Cambria" w:cs="Cambria"/>
-          <w:sz w:val="28"/>
-        </w:rPr>
-        <w:t xml:space="preserve">Образователно-квалификационна степен: бакалавър </w:t>
-      </w:r>
-    </w:p>
-    <w:p>
-      <w:pPr>
-        <w:spacing w:after="157" w:line="259" w:lineRule="auto"/>
-        <w:ind w:left="-5"/>
-        <w:jc w:val="left"/>
-      </w:pPr>
-      <w:r>
-        <w:rPr>
-          <w:rFonts w:ascii="Cambria" w:eastAsia="Cambria" w:hAnsi="Cambria" w:cs="Cambria"/>
-          <w:sz w:val="28"/>
-        </w:rPr>
-        <w:t xml:space="preserve">Научен ръководител: </w:t>
-      </w:r>
-      <w:r>
-        <w:rPr>
-          <w:rFonts w:ascii="Cambria" w:eastAsia="Cambria" w:hAnsi="Cambria" w:cs="Cambria"/>
-          <w:sz w:val="28"/>
-        </w:rPr>
-        <w:t xml:space="preserve">доц. д-р инж. </w:t>
-      </w:r>
-      <w:r>
-        <w:rPr>
-          <w:rFonts w:ascii="Cambria" w:eastAsia="Cambria" w:hAnsi="Cambria" w:cs="Cambria"/>
-          <w:sz w:val="28"/>
-        </w:rPr>
-        <w:t>Георги Цочев</w:t>
-      </w:r>
-    </w:p>
-    <w:p>
-      <w:pPr>
-        <w:ind w:firstLine="0"/>
-      </w:pPr>
-    </w:p>
-    <w:p/>
-    <w:p>
-      <w:pPr>
-        <w:ind w:firstLine="0"/>
-      </w:pPr>
-    </w:p>
-    <w:p>
-      <w:pPr>
+      </w:pPr>
+    </w:p>
+    <w:p>
+      <w:pPr>
+        <w:spacing w:line="240" w:lineRule="auto"/>
         <w:ind w:firstLine="0"/>
         <w:jc w:val="center"/>
         <w:rPr>
           <w:b/>
-          <w:sz w:val="40"/>
-          <w:szCs w:val="40"/>
+          <w:sz w:val="32"/>
+          <w:szCs w:val="32"/>
         </w:rPr>
       </w:pPr>
       <w:r>
         <w:rPr>
           <w:b/>
-          <w:sz w:val="40"/>
-          <w:szCs w:val="40"/>
+          <w:sz w:val="32"/>
+          <w:szCs w:val="32"/>
         </w:rPr>
         <w:t>София</w:t>
       </w:r>
     </w:p>
     <w:p>
       <w:pPr>
+        <w:spacing w:line="240" w:lineRule="auto"/>
         <w:ind w:left="10" w:hanging="10"/>
         <w:jc w:val="center"/>
         <w:rPr>
           <w:b/>
           <w:bCs/>
-          <w:sz w:val="40"/>
-          <w:szCs w:val="40"/>
+          <w:sz w:val="32"/>
+          <w:szCs w:val="32"/>
         </w:rPr>
       </w:pPr>
       <w:r>
         <w:rPr>
           <w:b/>
           <w:bCs/>
-          <w:sz w:val="40"/>
-          <w:szCs w:val="40"/>
+          <w:sz w:val="32"/>
+          <w:szCs w:val="32"/>
         </w:rPr>
         <w:t>2026</w:t>
       </w:r>
@@ -379,7 +689,6 @@
             <w:t>Съдържание</w:t>
           </w:r>
         </w:p>
-        <w:bookmarkStart w:id="0" w:name="_GoBack"/>
         <w:p>
           <w:pPr>
             <w:pStyle w:val="11"/>
@@ -869,7 +1178,21 @@
                 <w:rStyle w:val="aa"/>
                 <w:noProof/>
               </w:rPr>
-              <w:t>Системи базирани на RFID</w:t>
+              <w:t xml:space="preserve">Системи </w:t>
+            </w:r>
+            <w:r>
+              <w:rPr>
+                <w:rStyle w:val="aa"/>
+                <w:noProof/>
+              </w:rPr>
+              <w:t>б</w:t>
+            </w:r>
+            <w:r>
+              <w:rPr>
+                <w:rStyle w:val="aa"/>
+                <w:noProof/>
+              </w:rPr>
+              <w:t>азирани на RFID</w:t>
             </w:r>
             <w:r>
               <w:rPr>
@@ -1856,7 +2179,21 @@
                 <w:rStyle w:val="aa"/>
                 <w:noProof/>
               </w:rPr>
-              <w:t>Описание на комуникационния поток</w:t>
+              <w:t>Описани</w:t>
+            </w:r>
+            <w:r>
+              <w:rPr>
+                <w:rStyle w:val="aa"/>
+                <w:noProof/>
+              </w:rPr>
+              <w:t>е</w:t>
+            </w:r>
+            <w:r>
+              <w:rPr>
+                <w:rStyle w:val="aa"/>
+                <w:noProof/>
+              </w:rPr>
+              <w:t xml:space="preserve"> на комуникационния поток</w:t>
             </w:r>
             <w:r>
               <w:rPr>
@@ -4397,7 +4734,21 @@
                 <w:rStyle w:val="aa"/>
                 <w:noProof/>
               </w:rPr>
-              <w:t>HMAC-SHA256</w:t>
+              <w:t>HMA</w:t>
+            </w:r>
+            <w:r>
+              <w:rPr>
+                <w:rStyle w:val="aa"/>
+                <w:noProof/>
+              </w:rPr>
+              <w:t>C</w:t>
+            </w:r>
+            <w:r>
+              <w:rPr>
+                <w:rStyle w:val="aa"/>
+                <w:noProof/>
+              </w:rPr>
+              <w:t>-SHA256</w:t>
             </w:r>
             <w:r>
               <w:rPr>
@@ -8957,7 +9308,6 @@
             <w:fldChar w:fldCharType="end"/>
           </w:r>
         </w:p>
-        <w:bookmarkEnd w:id="0" w:displacedByCustomXml="next"/>
       </w:sdtContent>
     </w:sdt>
     <w:p>
@@ -8974,12 +9324,12 @@
       <w:pPr>
         <w:pStyle w:val="1"/>
       </w:pPr>
-      <w:bookmarkStart w:id="1" w:name="_Toc232453591"/>
+      <w:bookmarkStart w:id="0" w:name="_Toc232453591"/>
       <w:r>
         <w:lastRenderedPageBreak/>
         <w:t>УВОД</w:t>
       </w:r>
-      <w:bookmarkEnd w:id="1"/>
+      <w:bookmarkEnd w:id="0"/>
     </w:p>
     <w:p>
       <w:r>
@@ -9314,7 +9664,7 @@
       <w:pPr>
         <w:pStyle w:val="1"/>
       </w:pPr>
-      <w:bookmarkStart w:id="2" w:name="_Toc232453592"/>
+      <w:bookmarkStart w:id="1" w:name="_Toc232453592"/>
       <w:r>
         <w:lastRenderedPageBreak/>
         <w:t>Цели и задачи. Анализ на с</w:t>
@@ -9325,9 +9675,8 @@
       <w:r>
         <w:t>ществуващи разработки</w:t>
       </w:r>
-      <w:bookmarkEnd w:id="2"/>
-    </w:p>
-    <w:p/>
+      <w:bookmarkEnd w:id="1"/>
+    </w:p>
     <w:p>
       <w:pPr>
         <w:pStyle w:val="2"/>
@@ -9336,11 +9685,11 @@
           <w:numId w:val="6"/>
         </w:numPr>
       </w:pPr>
-      <w:bookmarkStart w:id="3" w:name="_Toc232453593"/>
+      <w:bookmarkStart w:id="2" w:name="_Toc232453593"/>
       <w:r>
         <w:t>Цели на проекта</w:t>
       </w:r>
-      <w:bookmarkEnd w:id="3"/>
+      <w:bookmarkEnd w:id="2"/>
     </w:p>
     <w:p>
       <w:r>
@@ -9398,11 +9747,11 @@
           <w:numId w:val="6"/>
         </w:numPr>
       </w:pPr>
-      <w:bookmarkStart w:id="4" w:name="_Toc232453594"/>
+      <w:bookmarkStart w:id="3" w:name="_Toc232453594"/>
       <w:r>
         <w:t>Задачи на проекта</w:t>
       </w:r>
-      <w:bookmarkEnd w:id="4"/>
+      <w:bookmarkEnd w:id="3"/>
     </w:p>
     <w:p>
       <w:r>
@@ -9642,11 +9991,11 @@
           <w:numId w:val="6"/>
         </w:numPr>
       </w:pPr>
-      <w:bookmarkStart w:id="5" w:name="_Toc232453595"/>
+      <w:bookmarkStart w:id="4" w:name="_Toc232453595"/>
       <w:r>
         <w:t>Анализ на съществуващи разработки</w:t>
       </w:r>
-      <w:bookmarkEnd w:id="5"/>
+      <w:bookmarkEnd w:id="4"/>
     </w:p>
     <w:p>
       <w:pPr>
@@ -9666,13 +10015,18 @@
           <w:numId w:val="4"/>
         </w:numPr>
       </w:pPr>
-      <w:bookmarkStart w:id="6" w:name="_Toc232453596"/>
+      <w:bookmarkStart w:id="5" w:name="_Toc232453596"/>
       <w:r>
         <w:t>Системи базирани на RFID</w:t>
       </w:r>
-      <w:bookmarkEnd w:id="6"/>
-    </w:p>
-    <w:p>
+      <w:bookmarkEnd w:id="5"/>
+    </w:p>
+    <w:p>
+      <w:pPr>
+        <w:rPr>
+          <w:lang w:val="en-US"/>
+        </w:rPr>
+      </w:pPr>
       <w:r>
         <w:t xml:space="preserve">Системите за отчитане на присъствие, базирани на RFID карти, са най-широко разпространеното хардуерно решение в академична среда. При тях всеки студент притежава физическа карта с уникален идентификатор (UID). Тя се допира до </w:t>
       </w:r>
@@ -9684,6 +10038,15 @@
       <w:r>
         <w:t xml:space="preserve"> устройство при влизане в залата. Четецът (обикновено RC522 или подобен) разпознава UID и го изпраща към централен сървър.</w:t>
       </w:r>
+      <w:r>
+        <w:t xml:space="preserve"> </w:t>
+      </w:r>
+      <w:r>
+        <w:rPr>
+          <w:lang w:val="en-US"/>
+        </w:rPr>
+        <w:t>[1]</w:t>
+      </w:r>
     </w:p>
     <w:p>
       <w:r>
@@ -9696,6 +10059,12 @@
       <w:proofErr w:type="spellEnd"/>
       <w:r>
         <w:t xml:space="preserve"> защита — UID на картата се предава в открит вид и може да бъде лесно клониран с леснодостъпен хардуер (напр. Proxmark3). Освен това физическите карти се губят, повреждат и изискват административна поддръжка.</w:t>
+      </w:r>
+      <w:r>
+        <w:rPr>
+          <w:lang w:val="en-US"/>
+        </w:rPr>
+        <w:t xml:space="preserve"> [2]</w:t>
       </w:r>
     </w:p>
     <w:p>
@@ -9706,13 +10075,18 @@
           <w:numId w:val="4"/>
         </w:numPr>
       </w:pPr>
-      <w:bookmarkStart w:id="7" w:name="_Toc232453597"/>
+      <w:bookmarkStart w:id="6" w:name="_Toc232453597"/>
       <w:r>
         <w:t>Платформени решения</w:t>
       </w:r>
-      <w:bookmarkEnd w:id="7"/>
-    </w:p>
-    <w:p>
+      <w:bookmarkEnd w:id="6"/>
+    </w:p>
+    <w:p>
+      <w:pPr>
+        <w:rPr>
+          <w:lang w:val="en-US"/>
+        </w:rPr>
+      </w:pPr>
       <w:proofErr w:type="spellStart"/>
       <w:r>
         <w:t>Google</w:t>
@@ -9752,6 +10126,15 @@
       <w:proofErr w:type="spellEnd"/>
       <w:r>
         <w:t xml:space="preserve"> предлагат базова функционалност за управление на учебния процес, включително отбелязване на присъствие чрез ръчно въвеждане или интеграция с трети страни. Тези платформи са силно ориентирани към дистанционно обучение и не разполагат с механизъм за физическа верификация на присъствие в зала.</w:t>
+      </w:r>
+      <w:r>
+        <w:t xml:space="preserve"> </w:t>
+      </w:r>
+      <w:r>
+        <w:rPr>
+          <w:lang w:val="en-US"/>
+        </w:rPr>
+        <w:t>[3] [4]</w:t>
       </w:r>
     </w:p>
     <w:p>
@@ -9768,18 +10151,34 @@
           <w:numId w:val="4"/>
         </w:numPr>
       </w:pPr>
-      <w:bookmarkStart w:id="8" w:name="_Toc232453598"/>
+      <w:bookmarkStart w:id="7" w:name="_Toc232453598"/>
       <w:r>
         <w:t>NFC/HCE разработки</w:t>
       </w:r>
-      <w:bookmarkEnd w:id="8"/>
-    </w:p>
-    <w:p>
+      <w:bookmarkEnd w:id="7"/>
+    </w:p>
+    <w:p>
+      <w:pPr>
+        <w:rPr>
+          <w:lang w:val="en-US"/>
+        </w:rPr>
+      </w:pPr>
       <w:r>
         <w:t>В академичната литература съществуват редица публикации, описващи системи за отчитане на присъствие чрез NFC. Характерно за повечето от тях е използването на пасивни NFC тагове (стикери), залепени в залата - студентът докосва тага с телефона и приложението записва присъствие. Този подход е по-евтин от RFID четците, но носи съществен проблем: тагът може да бъде разчетен и използван повторно, а местоположението му - симулирано дистанционно.</w:t>
       </w:r>
-    </w:p>
-    <w:p>
+      <w:r>
+        <w:rPr>
+          <w:lang w:val="en-US"/>
+        </w:rPr>
+        <w:t xml:space="preserve"> [5] [6]</w:t>
+      </w:r>
+    </w:p>
+    <w:p>
+      <w:pPr>
+        <w:rPr>
+          <w:lang w:val="en-US"/>
+        </w:rPr>
+      </w:pPr>
       <w:r>
         <w:t xml:space="preserve">По-напредналите разработки използват двупосочна NFC комуникация (подобно на настоящия проект), но рядко включват </w:t>
       </w:r>
@@ -9814,6 +10213,12 @@
       <w:proofErr w:type="spellEnd"/>
       <w:r>
         <w:t xml:space="preserve"> уеб интерфейс.</w:t>
+      </w:r>
+      <w:r>
+        <w:rPr>
+          <w:lang w:val="en-US"/>
+        </w:rPr>
+        <w:t xml:space="preserve"> [7] [8]</w:t>
       </w:r>
     </w:p>
     <w:p>
@@ -9824,11 +10229,11 @@
           <w:numId w:val="6"/>
         </w:numPr>
       </w:pPr>
-      <w:bookmarkStart w:id="9" w:name="_Toc232453599"/>
+      <w:bookmarkStart w:id="8" w:name="_Toc232453599"/>
       <w:r>
         <w:t>Обосновка на избрания подход</w:t>
       </w:r>
-      <w:bookmarkEnd w:id="9"/>
+      <w:bookmarkEnd w:id="8"/>
     </w:p>
     <w:p>
       <w:r>
@@ -10012,12 +10417,12 @@
       <w:r>
         <w:br w:type="page"/>
       </w:r>
-      <w:bookmarkStart w:id="10" w:name="_Toc232453600"/>
+      <w:bookmarkStart w:id="9" w:name="_Toc232453600"/>
       <w:r>
         <w:lastRenderedPageBreak/>
         <w:t>Проектиране на системата</w:t>
       </w:r>
-      <w:bookmarkEnd w:id="10"/>
+      <w:bookmarkEnd w:id="9"/>
     </w:p>
     <w:p>
       <w:pPr>
@@ -10027,11 +10432,11 @@
           <w:numId w:val="7"/>
         </w:numPr>
       </w:pPr>
-      <w:bookmarkStart w:id="11" w:name="_Toc232453601"/>
+      <w:bookmarkStart w:id="10" w:name="_Toc232453601"/>
       <w:r>
         <w:t>Системна архитектура</w:t>
       </w:r>
-      <w:bookmarkEnd w:id="11"/>
+      <w:bookmarkEnd w:id="10"/>
     </w:p>
     <w:p>
       <w:r>
@@ -10185,11 +10590,11 @@
           <w:numId w:val="5"/>
         </w:numPr>
       </w:pPr>
-      <w:bookmarkStart w:id="12" w:name="_Toc232453602"/>
+      <w:bookmarkStart w:id="11" w:name="_Toc232453602"/>
       <w:r>
         <w:t>Компоненти</w:t>
       </w:r>
-      <w:bookmarkEnd w:id="12"/>
+      <w:bookmarkEnd w:id="11"/>
     </w:p>
     <w:p>
       <w:pPr>
@@ -10199,13 +10604,13 @@
           <w:numId w:val="5"/>
         </w:numPr>
       </w:pPr>
-      <w:bookmarkStart w:id="13" w:name="_ESP32_+_PN532"/>
-      <w:bookmarkStart w:id="14" w:name="_Toc232453603"/>
+      <w:bookmarkStart w:id="12" w:name="_ESP32_+_PN532"/>
+      <w:bookmarkStart w:id="13" w:name="_Toc232453603"/>
+      <w:bookmarkEnd w:id="12"/>
+      <w:r>
+        <w:t>ESP32 + PN532 (NFC четец)</w:t>
+      </w:r>
       <w:bookmarkEnd w:id="13"/>
-      <w:r>
-        <w:t>ESP32 + PN532 (NFC четец)</w:t>
-      </w:r>
-      <w:bookmarkEnd w:id="14"/>
     </w:p>
     <w:p>
       <w:r>
@@ -10805,7 +11210,7 @@
           <w:numId w:val="5"/>
         </w:numPr>
       </w:pPr>
-      <w:bookmarkStart w:id="15" w:name="_Toc232453604"/>
+      <w:bookmarkStart w:id="14" w:name="_Toc232453604"/>
       <w:r>
         <w:rPr>
           <w:lang w:val="en-US"/>
@@ -10815,7 +11220,7 @@
       <w:r>
         <w:t>приложение</w:t>
       </w:r>
-      <w:bookmarkEnd w:id="15"/>
+      <w:bookmarkEnd w:id="14"/>
     </w:p>
     <w:p>
       <w:r>
@@ -10982,7 +11387,7 @@
           <w:numId w:val="5"/>
         </w:numPr>
       </w:pPr>
-      <w:bookmarkStart w:id="16" w:name="_Toc232453605"/>
+      <w:bookmarkStart w:id="15" w:name="_Toc232453605"/>
       <w:proofErr w:type="spellStart"/>
       <w:r>
         <w:rPr>
@@ -10997,7 +11402,7 @@
         </w:rPr>
         <w:t xml:space="preserve"> Backend</w:t>
       </w:r>
-      <w:bookmarkEnd w:id="16"/>
+      <w:bookmarkEnd w:id="15"/>
     </w:p>
     <w:p>
       <w:pPr>
@@ -11138,11 +11543,11 @@
           <w:numId w:val="5"/>
         </w:numPr>
       </w:pPr>
-      <w:bookmarkStart w:id="17" w:name="_Toc232453606"/>
+      <w:bookmarkStart w:id="16" w:name="_Toc232453606"/>
       <w:r>
         <w:t>Уеб интерфейс</w:t>
       </w:r>
-      <w:bookmarkEnd w:id="17"/>
+      <w:bookmarkEnd w:id="16"/>
     </w:p>
     <w:p>
       <w:proofErr w:type="spellStart"/>
@@ -11221,11 +11626,11 @@
           <w:numId w:val="5"/>
         </w:numPr>
       </w:pPr>
-      <w:bookmarkStart w:id="18" w:name="_Toc232453607"/>
+      <w:bookmarkStart w:id="17" w:name="_Toc232453607"/>
       <w:r>
         <w:t>Описание на комуникационния поток</w:t>
       </w:r>
-      <w:bookmarkEnd w:id="18"/>
+      <w:bookmarkEnd w:id="17"/>
     </w:p>
     <w:p>
       <w:r>
@@ -11254,7 +11659,16 @@
       </w:r>
       <w:proofErr w:type="spellEnd"/>
       <w:r>
-        <w:t xml:space="preserve"> между четеца и сървъра.</w:t>
+        <w:t xml:space="preserve"> между четеца и сървъра</w:t>
+      </w:r>
+      <w:r>
+        <w:rPr>
+          <w:lang w:val="en-US"/>
+        </w:rPr>
+        <w:t xml:space="preserve"> [10]</w:t>
+      </w:r>
+      <w:r>
+        <w:t>.</w:t>
       </w:r>
       <w:r>
         <w:t xml:space="preserve"> На фиг.</w:t>
@@ -11263,11 +11677,11 @@
         <w:t xml:space="preserve"> 3</w:t>
       </w:r>
       <w:r>
-        <w:t xml:space="preserve"> е показана </w:t>
+        <w:t xml:space="preserve"> е </w:t>
       </w:r>
       <w:r>
         <w:lastRenderedPageBreak/>
-        <w:t>диаграма (</w:t>
+        <w:t>показана диаграма (</w:t>
       </w:r>
       <w:r>
         <w:rPr>
@@ -11853,11 +12267,11 @@
           <w:numId w:val="5"/>
         </w:numPr>
       </w:pPr>
-      <w:bookmarkStart w:id="19" w:name="_Toc232453608"/>
+      <w:bookmarkStart w:id="18" w:name="_Toc232453608"/>
       <w:r>
         <w:t>Видове потребители на системата</w:t>
       </w:r>
-      <w:bookmarkEnd w:id="19"/>
+      <w:bookmarkEnd w:id="18"/>
     </w:p>
     <w:p>
       <w:r>
@@ -11954,14 +12368,14 @@
           <w:numId w:val="5"/>
         </w:numPr>
       </w:pPr>
-      <w:bookmarkStart w:id="20" w:name="_Toc232453609"/>
+      <w:bookmarkStart w:id="19" w:name="_Toc232453609"/>
       <w:r>
         <w:t>Модел</w:t>
       </w:r>
       <w:r>
         <w:t xml:space="preserve"> на базите данни</w:t>
       </w:r>
-      <w:bookmarkEnd w:id="20"/>
+      <w:bookmarkEnd w:id="19"/>
     </w:p>
     <w:p>
       <w:pPr>
@@ -12154,9 +12568,9 @@
           <w:lang w:val="en-US"/>
         </w:rPr>
       </w:pPr>
-      <w:bookmarkStart w:id="21" w:name="_Users"/>
-      <w:bookmarkStart w:id="22" w:name="_Toc232453610"/>
-      <w:bookmarkEnd w:id="21"/>
+      <w:bookmarkStart w:id="20" w:name="_Users"/>
+      <w:bookmarkStart w:id="21" w:name="_Toc232453610"/>
+      <w:bookmarkEnd w:id="20"/>
       <w:r>
         <w:rPr>
           <w:rStyle w:val="ab"/>
@@ -12167,7 +12581,7 @@
         <w:lastRenderedPageBreak/>
         <w:t>Users</w:t>
       </w:r>
-      <w:bookmarkEnd w:id="22"/>
+      <w:bookmarkEnd w:id="21"/>
     </w:p>
     <w:p>
       <w:r>
@@ -12261,14 +12675,14 @@
           <w:lang w:val="en-US"/>
         </w:rPr>
       </w:pPr>
-      <w:bookmarkStart w:id="23" w:name="_Toc232453611"/>
+      <w:bookmarkStart w:id="22" w:name="_Toc232453611"/>
       <w:r>
         <w:rPr>
           <w:lang w:val="en-US"/>
         </w:rPr>
         <w:t>Students</w:t>
       </w:r>
-      <w:bookmarkEnd w:id="23"/>
+      <w:bookmarkEnd w:id="22"/>
     </w:p>
     <w:p>
       <w:r>
@@ -12334,14 +12748,14 @@
           <w:lang w:val="en-US"/>
         </w:rPr>
       </w:pPr>
-      <w:bookmarkStart w:id="24" w:name="_Toc232453612"/>
+      <w:bookmarkStart w:id="23" w:name="_Toc232453612"/>
       <w:r>
         <w:rPr>
           <w:lang w:val="en-US"/>
         </w:rPr>
         <w:t>Teachers</w:t>
       </w:r>
-      <w:bookmarkEnd w:id="24"/>
+      <w:bookmarkEnd w:id="23"/>
     </w:p>
     <w:p>
       <w:pPr>
@@ -12641,14 +13055,14 @@
           <w:numId w:val="5"/>
         </w:numPr>
       </w:pPr>
-      <w:bookmarkStart w:id="25" w:name="_Toc232453613"/>
+      <w:bookmarkStart w:id="24" w:name="_Toc232453613"/>
       <w:r>
         <w:rPr>
           <w:lang w:val="en-US"/>
         </w:rPr>
         <w:t>Courses</w:t>
       </w:r>
-      <w:bookmarkEnd w:id="25"/>
+      <w:bookmarkEnd w:id="24"/>
     </w:p>
     <w:p>
       <w:r>
@@ -12677,14 +13091,14 @@
           <w:lang w:val="en-US"/>
         </w:rPr>
       </w:pPr>
-      <w:bookmarkStart w:id="26" w:name="_Toc232453614"/>
+      <w:bookmarkStart w:id="25" w:name="_Toc232453614"/>
       <w:r>
         <w:rPr>
           <w:lang w:val="en-US"/>
         </w:rPr>
         <w:t>Groups</w:t>
       </w:r>
-      <w:bookmarkEnd w:id="26"/>
+      <w:bookmarkEnd w:id="25"/>
     </w:p>
     <w:p>
       <w:r>
@@ -12708,7 +13122,7 @@
           <w:numId w:val="5"/>
         </w:numPr>
       </w:pPr>
-      <w:bookmarkStart w:id="27" w:name="_Toc232453615"/>
+      <w:bookmarkStart w:id="26" w:name="_Toc232453615"/>
       <w:proofErr w:type="spellStart"/>
       <w:r>
         <w:rPr>
@@ -12716,7 +13130,7 @@
         </w:rPr>
         <w:t>GroupCourses</w:t>
       </w:r>
-      <w:bookmarkEnd w:id="27"/>
+      <w:bookmarkEnd w:id="26"/>
       <w:proofErr w:type="spellEnd"/>
     </w:p>
     <w:p>
@@ -12765,7 +13179,7 @@
           <w:numId w:val="5"/>
         </w:numPr>
       </w:pPr>
-      <w:bookmarkStart w:id="28" w:name="_Toc232453616"/>
+      <w:bookmarkStart w:id="27" w:name="_Toc232453616"/>
       <w:r>
         <w:rPr>
           <w:lang w:val="en-US"/>
@@ -12773,7 +13187,7 @@
         <w:lastRenderedPageBreak/>
         <w:t>Schedules</w:t>
       </w:r>
-      <w:bookmarkEnd w:id="28"/>
+      <w:bookmarkEnd w:id="27"/>
     </w:p>
     <w:p>
       <w:r>
@@ -12841,14 +13255,14 @@
           <w:numId w:val="5"/>
         </w:numPr>
       </w:pPr>
-      <w:bookmarkStart w:id="29" w:name="_Toc232453617"/>
+      <w:bookmarkStart w:id="28" w:name="_Toc232453617"/>
       <w:r>
         <w:rPr>
           <w:lang w:val="en-US"/>
         </w:rPr>
         <w:t>Attendance</w:t>
       </w:r>
-      <w:bookmarkEnd w:id="29"/>
+      <w:bookmarkEnd w:id="28"/>
     </w:p>
     <w:p>
       <w:pPr>
@@ -12910,11 +13324,11 @@
           <w:numId w:val="5"/>
         </w:numPr>
       </w:pPr>
-      <w:bookmarkStart w:id="30" w:name="_Toc232453618"/>
+      <w:bookmarkStart w:id="29" w:name="_Toc232453618"/>
       <w:r>
         <w:t>Проектиране на сигурността</w:t>
       </w:r>
-      <w:bookmarkEnd w:id="30"/>
+      <w:bookmarkEnd w:id="29"/>
     </w:p>
     <w:p>
       <w:pPr>
@@ -13016,6 +13430,12 @@
       <w:r>
         <w:t>).</w:t>
       </w:r>
+      <w:r>
+        <w:rPr>
+          <w:lang w:val="en-US"/>
+        </w:rPr>
+        <w:t xml:space="preserve"> [10]</w:t>
+      </w:r>
     </w:p>
     <w:p>
       <w:pPr>
@@ -13066,6 +13486,24 @@
       <w:r>
         <w:t>.</w:t>
       </w:r>
+      <w:r>
+        <w:rPr>
+          <w:lang w:val="en-US"/>
+        </w:rPr>
+        <w:t xml:space="preserve"> [1</w:t>
+      </w:r>
+      <w:r>
+        <w:rPr>
+          <w:lang w:val="en-US"/>
+        </w:rPr>
+        <w:t>6</w:t>
+      </w:r>
+      <w:r>
+        <w:rPr>
+          <w:lang w:val="en-US"/>
+        </w:rPr>
+        <w:t>]</w:t>
+      </w:r>
     </w:p>
     <w:p>
       <w:pPr>
@@ -13107,6 +13545,12 @@
       <w:r>
         <w:t xml:space="preserve"> (ATC) е монотонен брояч. Сървърът приема само ATC &gt; DB_ATC и ATC ≤ DB_ATC + 100. Прозорецът от 100 компенсира неуспешни допирания, при които телефонът увеличава ATC, но сървърът не записва присъствие.</w:t>
       </w:r>
+      <w:r>
+        <w:rPr>
+          <w:lang w:val="en-US"/>
+        </w:rPr>
+        <w:t xml:space="preserve"> [11]</w:t>
+      </w:r>
     </w:p>
     <w:p>
       <w:pPr>
@@ -13215,12 +13659,12 @@
       <w:pPr>
         <w:pStyle w:val="1"/>
       </w:pPr>
-      <w:bookmarkStart w:id="31" w:name="_Toc232453619"/>
+      <w:bookmarkStart w:id="30" w:name="_Toc232453619"/>
       <w:r>
         <w:lastRenderedPageBreak/>
         <w:t>Използвани технологии</w:t>
       </w:r>
-      <w:bookmarkEnd w:id="31"/>
+      <w:bookmarkEnd w:id="30"/>
     </w:p>
     <w:p>
       <w:r>
@@ -13238,11 +13682,11 @@
           <w:numId w:val="11"/>
         </w:numPr>
       </w:pPr>
-      <w:bookmarkStart w:id="32" w:name="_Toc232453620"/>
+      <w:bookmarkStart w:id="31" w:name="_Toc232453620"/>
       <w:r>
         <w:t>Хардуерни компоненти</w:t>
       </w:r>
-      <w:bookmarkEnd w:id="32"/>
+      <w:bookmarkEnd w:id="31"/>
     </w:p>
     <w:p>
       <w:pPr>
@@ -13252,14 +13696,14 @@
           <w:numId w:val="11"/>
         </w:numPr>
       </w:pPr>
-      <w:bookmarkStart w:id="33" w:name="_Toc232453621"/>
+      <w:bookmarkStart w:id="32" w:name="_Toc232453621"/>
       <w:r>
         <w:rPr>
           <w:lang w:val="en-US"/>
         </w:rPr>
         <w:t>ESP32</w:t>
       </w:r>
-      <w:bookmarkEnd w:id="33"/>
+      <w:bookmarkEnd w:id="32"/>
     </w:p>
     <w:p>
       <w:pPr>
@@ -13516,7 +13960,7 @@
           <w:numId w:val="11"/>
         </w:numPr>
       </w:pPr>
-      <w:bookmarkStart w:id="34" w:name="_Toc232453622"/>
+      <w:bookmarkStart w:id="33" w:name="_Toc232453622"/>
       <w:r>
         <w:rPr>
           <w:lang w:val="en-US"/>
@@ -13532,7 +13976,7 @@
         </w:rPr>
         <w:t>)</w:t>
       </w:r>
-      <w:bookmarkEnd w:id="34"/>
+      <w:bookmarkEnd w:id="33"/>
     </w:p>
     <w:p>
       <w:pPr>
@@ -13549,12 +13993,21 @@
       </w:r>
       <w:proofErr w:type="spellEnd"/>
       <w:r>
-        <w:t>, поддържаща стандартите ISO 14443-A/B и ISO 18092. Поддържа три интерфейса: UART, I2C и SPI. В проекта е конфигуриран в SPI режим чрез DIP превключватели (SEL0=OFF, SEL1=ON).</w:t>
+        <w:t>,</w:t>
       </w:r>
       <w:r>
         <w:rPr>
           <w:lang w:val="en-US"/>
         </w:rPr>
+        <w:t xml:space="preserve"> [12]</w:t>
+      </w:r>
+      <w:r>
+        <w:t xml:space="preserve"> поддържаща стандартите ISO 14443-A/B и ISO 18092. Поддържа три интерфейса: UART, I2C и SPI. В проекта е конфигуриран в SPI режим чрез DIP превключватели (SEL0=OFF, SEL1=ON).</w:t>
+      </w:r>
+      <w:r>
+        <w:rPr>
+          <w:lang w:val="en-US"/>
+        </w:rPr>
         <w:t xml:space="preserve"> </w:t>
       </w:r>
       <w:r>
@@ -13586,6 +14039,11 @@
       </w:r>
     </w:p>
     <w:p>
+      <w:pPr>
+        <w:rPr>
+          <w:lang w:val="en-US"/>
+        </w:rPr>
+      </w:pPr>
       <w:r>
         <w:t>PN532 е избран пред</w:t>
       </w:r>
@@ -13618,6 +14076,12 @@
       </w:r>
       <w:r>
         <w:t>модул.</w:t>
+      </w:r>
+      <w:r>
+        <w:rPr>
+          <w:lang w:val="en-US"/>
+        </w:rPr>
+        <w:t>[13]</w:t>
       </w:r>
     </w:p>
     <w:p>
@@ -13628,11 +14092,11 @@
           <w:numId w:val="11"/>
         </w:numPr>
       </w:pPr>
-      <w:bookmarkStart w:id="35" w:name="_Toc232453623"/>
+      <w:bookmarkStart w:id="34" w:name="_Toc232453623"/>
       <w:r>
         <w:t>Програмни езици</w:t>
       </w:r>
-      <w:bookmarkEnd w:id="35"/>
+      <w:bookmarkEnd w:id="34"/>
     </w:p>
     <w:p>
       <w:pPr>
@@ -13642,7 +14106,7 @@
           <w:numId w:val="11"/>
         </w:numPr>
       </w:pPr>
-      <w:bookmarkStart w:id="36" w:name="_Toc232453624"/>
+      <w:bookmarkStart w:id="35" w:name="_Toc232453624"/>
       <w:r>
         <w:rPr>
           <w:lang w:val="en-US"/>
@@ -13660,7 +14124,7 @@
         </w:rPr>
         <w:t>)</w:t>
       </w:r>
-      <w:bookmarkEnd w:id="36"/>
+      <w:bookmarkEnd w:id="35"/>
     </w:p>
     <w:p>
       <w:proofErr w:type="spellStart"/>
@@ -13737,7 +14201,7 @@
           <w:numId w:val="11"/>
         </w:numPr>
       </w:pPr>
-      <w:bookmarkStart w:id="37" w:name="_Toc232453625"/>
+      <w:bookmarkStart w:id="36" w:name="_Toc232453625"/>
       <w:proofErr w:type="spellStart"/>
       <w:r>
         <w:rPr>
@@ -13746,7 +14210,7 @@
         <w:lastRenderedPageBreak/>
         <w:t>Kotlin</w:t>
       </w:r>
-      <w:bookmarkEnd w:id="37"/>
+      <w:bookmarkEnd w:id="36"/>
       <w:proofErr w:type="spellEnd"/>
     </w:p>
     <w:p>
@@ -13843,14 +14307,14 @@
           <w:numId w:val="11"/>
         </w:numPr>
       </w:pPr>
-      <w:bookmarkStart w:id="38" w:name="_Toc232453626"/>
+      <w:bookmarkStart w:id="37" w:name="_Toc232453626"/>
       <w:r>
         <w:rPr>
           <w:lang w:val="en-US"/>
         </w:rPr>
         <w:t>Python</w:t>
       </w:r>
-      <w:bookmarkEnd w:id="38"/>
+      <w:bookmarkEnd w:id="37"/>
     </w:p>
     <w:p>
       <w:pPr>
@@ -13933,14 +14397,14 @@
           <w:lang w:val="en-US"/>
         </w:rPr>
       </w:pPr>
-      <w:bookmarkStart w:id="39" w:name="_Toc232453627"/>
+      <w:bookmarkStart w:id="38" w:name="_Toc232453627"/>
       <w:r>
         <w:rPr>
           <w:lang w:val="en-US"/>
         </w:rPr>
         <w:t>JavaScript</w:t>
       </w:r>
-      <w:bookmarkEnd w:id="39"/>
+      <w:bookmarkEnd w:id="38"/>
     </w:p>
     <w:p>
       <w:proofErr w:type="spellStart"/>
@@ -13992,7 +14456,7 @@
           <w:numId w:val="11"/>
         </w:numPr>
       </w:pPr>
-      <w:bookmarkStart w:id="40" w:name="_Toc232453628"/>
+      <w:bookmarkStart w:id="39" w:name="_Toc232453628"/>
       <w:proofErr w:type="spellStart"/>
       <w:r>
         <w:t>Фреймуъркове</w:t>
@@ -14001,7 +14465,7 @@
       <w:r>
         <w:t xml:space="preserve"> и библиотеки</w:t>
       </w:r>
-      <w:bookmarkEnd w:id="40"/>
+      <w:bookmarkEnd w:id="39"/>
     </w:p>
     <w:p>
       <w:pPr>
@@ -14011,7 +14475,7 @@
           <w:numId w:val="11"/>
         </w:numPr>
       </w:pPr>
-      <w:bookmarkStart w:id="41" w:name="_Toc232453629"/>
+      <w:bookmarkStart w:id="40" w:name="_Toc232453629"/>
       <w:proofErr w:type="spellStart"/>
       <w:r>
         <w:rPr>
@@ -14019,10 +14483,15 @@
         </w:rPr>
         <w:t>FastAPI</w:t>
       </w:r>
-      <w:bookmarkEnd w:id="41"/>
-      <w:proofErr w:type="spellEnd"/>
-    </w:p>
-    <w:p>
+      <w:bookmarkEnd w:id="40"/>
+      <w:proofErr w:type="spellEnd"/>
+    </w:p>
+    <w:p>
+      <w:pPr>
+        <w:rPr>
+          <w:lang w:val="en-US"/>
+        </w:rPr>
+      </w:pPr>
       <w:proofErr w:type="spellStart"/>
       <w:r>
         <w:t>FastAPI</w:t>
@@ -14079,8 +14548,19 @@
       <w:r>
         <w:t xml:space="preserve"> и има възможност за автоматично генериране на документация.</w:t>
       </w:r>
-    </w:p>
-    <w:p>
+      <w:r>
+        <w:rPr>
+          <w:lang w:val="en-US"/>
+        </w:rPr>
+        <w:t xml:space="preserve"> [18]</w:t>
+      </w:r>
+    </w:p>
+    <w:p>
+      <w:pPr>
+        <w:rPr>
+          <w:lang w:val="en-US"/>
+        </w:rPr>
+      </w:pPr>
       <w:proofErr w:type="spellStart"/>
       <w:r>
         <w:t>FastAPI</w:t>
@@ -14122,12 +14602,12 @@
           <w:numId w:val="11"/>
         </w:numPr>
       </w:pPr>
-      <w:bookmarkStart w:id="42" w:name="_Toc232453630"/>
+      <w:bookmarkStart w:id="41" w:name="_Toc232453630"/>
       <w:proofErr w:type="spellStart"/>
       <w:r>
         <w:t>SQLAlchemy</w:t>
       </w:r>
-      <w:bookmarkEnd w:id="42"/>
+      <w:bookmarkEnd w:id="41"/>
       <w:proofErr w:type="spellEnd"/>
     </w:p>
     <w:p>
@@ -14218,7 +14698,7 @@
           <w:numId w:val="11"/>
         </w:numPr>
       </w:pPr>
-      <w:bookmarkStart w:id="43" w:name="_Toc232453631"/>
+      <w:bookmarkStart w:id="42" w:name="_Toc232453631"/>
       <w:proofErr w:type="spellStart"/>
       <w:r>
         <w:t>Adafruit</w:t>
@@ -14227,7 +14707,7 @@
       <w:r>
         <w:t xml:space="preserve"> PN532</w:t>
       </w:r>
-      <w:bookmarkEnd w:id="43"/>
+      <w:bookmarkEnd w:id="42"/>
     </w:p>
     <w:p>
       <w:proofErr w:type="spellStart"/>
@@ -14263,7 +14743,7 @@
           <w:numId w:val="11"/>
         </w:numPr>
       </w:pPr>
-      <w:bookmarkStart w:id="44" w:name="_Toc232453632"/>
+      <w:bookmarkStart w:id="43" w:name="_Toc232453632"/>
       <w:r>
         <w:t>Retrofit2 (</w:t>
       </w:r>
@@ -14275,7 +14755,7 @@
       <w:r>
         <w:t>)</w:t>
       </w:r>
-      <w:bookmarkEnd w:id="44"/>
+      <w:bookmarkEnd w:id="43"/>
     </w:p>
     <w:p>
       <w:r>
@@ -14346,11 +14826,11 @@
           <w:numId w:val="11"/>
         </w:numPr>
       </w:pPr>
-      <w:bookmarkStart w:id="45" w:name="_Toc232453633"/>
+      <w:bookmarkStart w:id="44" w:name="_Toc232453633"/>
       <w:r>
         <w:t>База данни</w:t>
       </w:r>
-      <w:bookmarkEnd w:id="45"/>
+      <w:bookmarkEnd w:id="44"/>
     </w:p>
     <w:p>
       <w:r>
@@ -14472,11 +14952,11 @@
           <w:numId w:val="11"/>
         </w:numPr>
       </w:pPr>
-      <w:bookmarkStart w:id="46" w:name="_Toc232453634"/>
+      <w:bookmarkStart w:id="45" w:name="_Toc232453634"/>
       <w:r>
         <w:t>Сигурност и криптография</w:t>
       </w:r>
-      <w:bookmarkEnd w:id="46"/>
+      <w:bookmarkEnd w:id="45"/>
     </w:p>
     <w:p>
       <w:pPr>
@@ -14486,13 +14966,18 @@
           <w:numId w:val="11"/>
         </w:numPr>
       </w:pPr>
-      <w:bookmarkStart w:id="47" w:name="_Toc232453635"/>
+      <w:bookmarkStart w:id="46" w:name="_Toc232453635"/>
       <w:r>
         <w:t>HMAC-SHA256</w:t>
       </w:r>
-      <w:bookmarkEnd w:id="47"/>
-    </w:p>
-    <w:p>
+      <w:bookmarkEnd w:id="46"/>
+    </w:p>
+    <w:p>
+      <w:pPr>
+        <w:rPr>
+          <w:lang w:val="en-US"/>
+        </w:rPr>
+      </w:pPr>
       <w:r>
         <w:t>HMAC (</w:t>
       </w:r>
@@ -14557,6 +15042,12 @@
       </w:r>
       <w:r>
         <w:t xml:space="preserve"> върху съобщението "ФН|ATC", използвайки споделен таен ключ.</w:t>
+      </w:r>
+      <w:r>
+        <w:rPr>
+          <w:lang w:val="en-US"/>
+        </w:rPr>
+        <w:t xml:space="preserve"> [14] [15] [16]</w:t>
       </w:r>
     </w:p>
     <w:p>
@@ -14567,7 +15058,7 @@
           <w:numId w:val="11"/>
         </w:numPr>
       </w:pPr>
-      <w:bookmarkStart w:id="48" w:name="_Toc232453636"/>
+      <w:bookmarkStart w:id="47" w:name="_Toc232453636"/>
       <w:proofErr w:type="spellStart"/>
       <w:r>
         <w:t>Android</w:t>
@@ -14588,13 +15079,18 @@
       <w:r>
         <w:t>EncryptedSharedPreferences</w:t>
       </w:r>
-      <w:bookmarkEnd w:id="48"/>
-      <w:proofErr w:type="spellEnd"/>
-      <w:r>
-        <w:t xml:space="preserve"> </w:t>
-      </w:r>
-    </w:p>
-    <w:p>
+      <w:bookmarkEnd w:id="47"/>
+      <w:proofErr w:type="spellEnd"/>
+      <w:r>
+        <w:t xml:space="preserve"> </w:t>
+      </w:r>
+    </w:p>
+    <w:p>
+      <w:pPr>
+        <w:rPr>
+          <w:lang w:val="en-US"/>
+        </w:rPr>
+      </w:pPr>
       <w:proofErr w:type="spellStart"/>
       <w:r>
         <w:t>Android</w:t>
@@ -14650,6 +15146,12 @@
       <w:proofErr w:type="spellEnd"/>
       <w:r>
         <w:t>.</w:t>
+      </w:r>
+      <w:r>
+        <w:rPr>
+          <w:lang w:val="en-US"/>
+        </w:rPr>
+        <w:t xml:space="preserve"> [17]</w:t>
       </w:r>
     </w:p>
     <w:p>
@@ -14682,7 +15184,7 @@
           <w:numId w:val="11"/>
         </w:numPr>
       </w:pPr>
-      <w:bookmarkStart w:id="49" w:name="_Toc232453637"/>
+      <w:bookmarkStart w:id="48" w:name="_Toc232453637"/>
       <w:r>
         <w:t xml:space="preserve">JSON </w:t>
       </w:r>
@@ -14698,7 +15200,7 @@
       <w:r>
         <w:t>Tokens</w:t>
       </w:r>
-      <w:bookmarkEnd w:id="49"/>
+      <w:bookmarkEnd w:id="48"/>
       <w:proofErr w:type="spellEnd"/>
     </w:p>
     <w:p>
@@ -14808,11 +15310,11 @@
           <w:numId w:val="11"/>
         </w:numPr>
       </w:pPr>
-      <w:bookmarkStart w:id="50" w:name="_Toc232453638"/>
+      <w:bookmarkStart w:id="49" w:name="_Toc232453638"/>
       <w:r>
         <w:t>Стандарти и протоколи</w:t>
       </w:r>
-      <w:bookmarkEnd w:id="50"/>
+      <w:bookmarkEnd w:id="49"/>
     </w:p>
     <w:p>
       <w:pPr>
@@ -14822,13 +15324,18 @@
           <w:numId w:val="11"/>
         </w:numPr>
       </w:pPr>
-      <w:bookmarkStart w:id="51" w:name="_Toc232453639"/>
+      <w:bookmarkStart w:id="50" w:name="_Toc232453639"/>
       <w:r>
         <w:t>ISO 14443 и ISO-DEP</w:t>
       </w:r>
-      <w:bookmarkEnd w:id="51"/>
-    </w:p>
-    <w:p>
+      <w:bookmarkEnd w:id="50"/>
+    </w:p>
+    <w:p>
+      <w:pPr>
+        <w:rPr>
+          <w:lang w:val="en-US"/>
+        </w:rPr>
+      </w:pPr>
       <w:r>
         <w:t>ISO 14443 дефинира физическия и протоколния слой за безконтактни карти с обхват до 10 cm. Частта ISO 14443-3 дефинира инициализацията и механизъм</w:t>
       </w:r>
@@ -14864,6 +15371,12 @@
       <w:proofErr w:type="spellEnd"/>
       <w:r>
         <w:t xml:space="preserve"> PN532 библиотеката.</w:t>
+      </w:r>
+      <w:r>
+        <w:rPr>
+          <w:lang w:val="en-US"/>
+        </w:rPr>
+        <w:t xml:space="preserve"> [19]</w:t>
       </w:r>
     </w:p>
     <w:p>
@@ -14874,13 +15387,18 @@
           <w:numId w:val="11"/>
         </w:numPr>
       </w:pPr>
-      <w:bookmarkStart w:id="52" w:name="_Toc232453640"/>
+      <w:bookmarkStart w:id="51" w:name="_Toc232453640"/>
       <w:r>
         <w:t>ISO 7816-4</w:t>
       </w:r>
-      <w:bookmarkEnd w:id="52"/>
-    </w:p>
-    <w:p>
+      <w:bookmarkEnd w:id="51"/>
+    </w:p>
+    <w:p>
+      <w:pPr>
+        <w:rPr>
+          <w:lang w:val="en-US"/>
+        </w:rPr>
+      </w:pPr>
       <w:r>
         <w:t>ISO 7816-4 дефинира структурата на APDU (</w:t>
       </w:r>
@@ -14915,6 +15433,15 @@
       <w:proofErr w:type="spellEnd"/>
       <w:r>
         <w:t xml:space="preserve"> (дължина на данни) и данните.</w:t>
+      </w:r>
+      <w:r>
+        <w:t xml:space="preserve"> </w:t>
+      </w:r>
+      <w:r>
+        <w:rPr>
+          <w:lang w:val="en-US"/>
+        </w:rPr>
+        <w:t>[20]</w:t>
       </w:r>
     </w:p>
     <w:p>
@@ -14925,14 +15452,14 @@
           <w:numId w:val="11"/>
         </w:numPr>
       </w:pPr>
-      <w:bookmarkStart w:id="53" w:name="_Toc232453641"/>
+      <w:bookmarkStart w:id="52" w:name="_Toc232453641"/>
       <w:r>
         <w:rPr>
           <w:lang w:val="en-US"/>
         </w:rPr>
         <w:t>Host Card Emulation</w:t>
       </w:r>
-      <w:bookmarkEnd w:id="53"/>
+      <w:bookmarkEnd w:id="52"/>
     </w:p>
     <w:p>
       <w:proofErr w:type="spellStart"/>
@@ -15042,6 +15569,12 @@
         <w:t>.</w:t>
       </w:r>
       <w:r>
+        <w:rPr>
+          <w:lang w:val="en-US"/>
+        </w:rPr>
+        <w:t xml:space="preserve"> [20]</w:t>
+      </w:r>
+      <w:r>
         <w:br w:type="page"/>
       </w:r>
     </w:p>
@@ -15049,12 +15582,12 @@
       <w:pPr>
         <w:pStyle w:val="1"/>
       </w:pPr>
-      <w:bookmarkStart w:id="54" w:name="_Toc232453642"/>
+      <w:bookmarkStart w:id="53" w:name="_Toc232453642"/>
       <w:r>
         <w:lastRenderedPageBreak/>
         <w:t>Програмна реализация</w:t>
       </w:r>
-      <w:bookmarkEnd w:id="54"/>
+      <w:bookmarkEnd w:id="53"/>
     </w:p>
     <w:p>
       <w:r>
@@ -15103,7 +15636,7 @@
           <w:numId w:val="14"/>
         </w:numPr>
       </w:pPr>
-      <w:bookmarkStart w:id="55" w:name="_Toc232453643"/>
+      <w:bookmarkStart w:id="54" w:name="_Toc232453643"/>
       <w:proofErr w:type="spellStart"/>
       <w:r>
         <w:t>Фърмуер</w:t>
@@ -15112,7 +15645,7 @@
       <w:r>
         <w:t xml:space="preserve"> на ESP32</w:t>
       </w:r>
-      <w:bookmarkEnd w:id="55"/>
+      <w:bookmarkEnd w:id="54"/>
     </w:p>
     <w:p>
       <w:proofErr w:type="spellStart"/>
@@ -15213,11 +15746,11 @@
           <w:numId w:val="14"/>
         </w:numPr>
       </w:pPr>
-      <w:bookmarkStart w:id="56" w:name="_Toc232453644"/>
+      <w:bookmarkStart w:id="55" w:name="_Toc232453644"/>
       <w:r>
         <w:t>Конфигурация</w:t>
       </w:r>
-      <w:bookmarkEnd w:id="56"/>
+      <w:bookmarkEnd w:id="55"/>
     </w:p>
     <w:p>
       <w:pPr>
@@ -15351,11 +15884,11 @@
           <w:numId w:val="14"/>
         </w:numPr>
       </w:pPr>
-      <w:bookmarkStart w:id="57" w:name="_Toc232453645"/>
+      <w:bookmarkStart w:id="56" w:name="_Toc232453645"/>
       <w:r>
         <w:t>Визуална и звукова сигнализация</w:t>
       </w:r>
-      <w:bookmarkEnd w:id="57"/>
+      <w:bookmarkEnd w:id="56"/>
     </w:p>
     <w:p>
       <w:r>
@@ -15530,11 +16063,11 @@
           <w:numId w:val="14"/>
         </w:numPr>
       </w:pPr>
-      <w:bookmarkStart w:id="58" w:name="_Toc232453646"/>
+      <w:bookmarkStart w:id="57" w:name="_Toc232453646"/>
       <w:r>
         <w:t>Инициализация</w:t>
       </w:r>
-      <w:bookmarkEnd w:id="58"/>
+      <w:bookmarkEnd w:id="57"/>
     </w:p>
     <w:p>
       <w:pPr>
@@ -15713,12 +16246,12 @@
           <w:numId w:val="14"/>
         </w:numPr>
       </w:pPr>
-      <w:bookmarkStart w:id="59" w:name="_Toc232453647"/>
+      <w:bookmarkStart w:id="58" w:name="_Toc232453647"/>
       <w:r>
         <w:lastRenderedPageBreak/>
         <w:t>Основен цикъл</w:t>
       </w:r>
-      <w:bookmarkEnd w:id="59"/>
+      <w:bookmarkEnd w:id="58"/>
     </w:p>
     <w:p>
       <w:r>
@@ -15925,7 +16458,7 @@
           <w:numId w:val="14"/>
         </w:numPr>
       </w:pPr>
-      <w:bookmarkStart w:id="60" w:name="_Toc232453648"/>
+      <w:bookmarkStart w:id="59" w:name="_Toc232453648"/>
       <w:r>
         <w:t xml:space="preserve">Декодиране на получения </w:t>
       </w:r>
@@ -15935,7 +16468,7 @@
         </w:rPr>
         <w:t>payload</w:t>
       </w:r>
-      <w:bookmarkEnd w:id="60"/>
+      <w:bookmarkEnd w:id="59"/>
     </w:p>
     <w:p>
       <w:r>
@@ -16100,7 +16633,7 @@
           <w:numId w:val="14"/>
         </w:numPr>
       </w:pPr>
-      <w:bookmarkStart w:id="61" w:name="_Toc232453649"/>
+      <w:bookmarkStart w:id="60" w:name="_Toc232453649"/>
       <w:r>
         <w:t xml:space="preserve">Комуникация с </w:t>
       </w:r>
@@ -16108,7 +16641,7 @@
       <w:r>
         <w:t>бекенда</w:t>
       </w:r>
-      <w:bookmarkEnd w:id="61"/>
+      <w:bookmarkEnd w:id="60"/>
       <w:proofErr w:type="spellEnd"/>
     </w:p>
     <w:p>
@@ -16313,7 +16846,7 @@
           <w:numId w:val="14"/>
         </w:numPr>
       </w:pPr>
-      <w:bookmarkStart w:id="62" w:name="_Toc232453650"/>
+      <w:bookmarkStart w:id="61" w:name="_Toc232453650"/>
       <w:r>
         <w:rPr>
           <w:lang w:val="en-US"/>
@@ -16323,7 +16856,7 @@
       <w:r>
         <w:t>мобилно приложение</w:t>
       </w:r>
-      <w:bookmarkEnd w:id="62"/>
+      <w:bookmarkEnd w:id="61"/>
     </w:p>
     <w:p>
       <w:r>
@@ -16394,11 +16927,11 @@
           <w:numId w:val="14"/>
         </w:numPr>
       </w:pPr>
-      <w:bookmarkStart w:id="63" w:name="_Toc232453651"/>
+      <w:bookmarkStart w:id="62" w:name="_Toc232453651"/>
       <w:r>
         <w:t>Съхранение на данните</w:t>
       </w:r>
-      <w:bookmarkEnd w:id="63"/>
+      <w:bookmarkEnd w:id="62"/>
     </w:p>
     <w:p>
       <w:r>
@@ -16644,7 +17177,7 @@
           <w:lang w:val="en-US"/>
         </w:rPr>
       </w:pPr>
-      <w:bookmarkStart w:id="64" w:name="_Toc232453652"/>
+      <w:bookmarkStart w:id="63" w:name="_Toc232453652"/>
       <w:r>
         <w:t xml:space="preserve">Комуникация с </w:t>
       </w:r>
@@ -16656,7 +17189,7 @@
       <w:r>
         <w:t xml:space="preserve"> сървъра</w:t>
       </w:r>
-      <w:bookmarkEnd w:id="64"/>
+      <w:bookmarkEnd w:id="63"/>
     </w:p>
     <w:p>
       <w:proofErr w:type="spellStart"/>
@@ -16860,7 +17393,7 @@
           <w:lang w:val="en-US"/>
         </w:rPr>
       </w:pPr>
-      <w:bookmarkStart w:id="65" w:name="_Toc232453653"/>
+      <w:bookmarkStart w:id="64" w:name="_Toc232453653"/>
       <w:r>
         <w:t xml:space="preserve">Клас </w:t>
       </w:r>
@@ -16871,7 +17404,7 @@
         </w:rPr>
         <w:t>MainActivity</w:t>
       </w:r>
-      <w:bookmarkEnd w:id="65"/>
+      <w:bookmarkEnd w:id="64"/>
       <w:proofErr w:type="spellEnd"/>
     </w:p>
     <w:p>
@@ -17055,7 +17588,7 @@
           <w:lang w:val="en-US"/>
         </w:rPr>
       </w:pPr>
-      <w:bookmarkStart w:id="66" w:name="_Toc232453654"/>
+      <w:bookmarkStart w:id="65" w:name="_Toc232453654"/>
       <w:r>
         <w:t xml:space="preserve">Клас </w:t>
       </w:r>
@@ -17066,7 +17599,7 @@
         </w:rPr>
         <w:t>HomeActivity</w:t>
       </w:r>
-      <w:bookmarkEnd w:id="66"/>
+      <w:bookmarkEnd w:id="65"/>
       <w:proofErr w:type="spellEnd"/>
     </w:p>
     <w:p>
@@ -17409,7 +17942,7 @@
           <w:numId w:val="14"/>
         </w:numPr>
       </w:pPr>
-      <w:bookmarkStart w:id="67" w:name="_Toc232453655"/>
+      <w:bookmarkStart w:id="66" w:name="_Toc232453655"/>
       <w:r>
         <w:t xml:space="preserve">Клас </w:t>
       </w:r>
@@ -17417,7 +17950,7 @@
       <w:r>
         <w:t>NfcHceService</w:t>
       </w:r>
-      <w:bookmarkEnd w:id="67"/>
+      <w:bookmarkEnd w:id="66"/>
       <w:proofErr w:type="spellEnd"/>
     </w:p>
     <w:p>
@@ -17436,6 +17969,12 @@
       <w:proofErr w:type="spellEnd"/>
       <w:r>
         <w:t xml:space="preserve"> и реализира виртуалната NFC карта. </w:t>
+      </w:r>
+      <w:r>
+        <w:rPr>
+          <w:lang w:val="en-US"/>
+        </w:rPr>
+        <w:t xml:space="preserve">[10] </w:t>
       </w:r>
       <w:r>
         <w:rPr>
@@ -17985,12 +18524,12 @@
           <w:numId w:val="14"/>
         </w:numPr>
       </w:pPr>
-      <w:bookmarkStart w:id="68" w:name="_Toc232453656"/>
+      <w:bookmarkStart w:id="67" w:name="_Toc232453656"/>
       <w:r>
         <w:lastRenderedPageBreak/>
         <w:t>Сървърна част</w:t>
       </w:r>
-      <w:bookmarkEnd w:id="68"/>
+      <w:bookmarkEnd w:id="67"/>
     </w:p>
     <w:p>
       <w:pPr>
@@ -18196,14 +18735,14 @@
           <w:numId w:val="14"/>
         </w:numPr>
       </w:pPr>
-      <w:bookmarkStart w:id="69" w:name="_Toc232453657"/>
+      <w:bookmarkStart w:id="68" w:name="_Toc232453657"/>
       <w:r>
         <w:rPr>
           <w:lang w:val="en-US"/>
         </w:rPr>
         <w:t>models.py</w:t>
       </w:r>
-      <w:bookmarkEnd w:id="69"/>
+      <w:bookmarkEnd w:id="68"/>
       <w:r>
         <w:t xml:space="preserve"> </w:t>
       </w:r>
@@ -18393,14 +18932,14 @@
           <w:numId w:val="14"/>
         </w:numPr>
       </w:pPr>
-      <w:bookmarkStart w:id="70" w:name="_Toc232453658"/>
+      <w:bookmarkStart w:id="69" w:name="_Toc232453658"/>
       <w:r>
         <w:rPr>
           <w:lang w:val="en-US"/>
         </w:rPr>
         <w:t>auth.py</w:t>
       </w:r>
-      <w:bookmarkEnd w:id="70"/>
+      <w:bookmarkEnd w:id="69"/>
     </w:p>
     <w:p>
       <w:pPr>
@@ -19213,14 +19752,14 @@
           <w:numId w:val="14"/>
         </w:numPr>
       </w:pPr>
-      <w:bookmarkStart w:id="71" w:name="_Toc232453659"/>
+      <w:bookmarkStart w:id="70" w:name="_Toc232453659"/>
       <w:r>
         <w:rPr>
           <w:lang w:val="en-US"/>
         </w:rPr>
         <w:t>attendance.py</w:t>
       </w:r>
-      <w:bookmarkEnd w:id="71"/>
+      <w:bookmarkEnd w:id="70"/>
     </w:p>
     <w:p>
       <w:r>
@@ -20694,14 +21233,14 @@
           <w:numId w:val="14"/>
         </w:numPr>
       </w:pPr>
-      <w:bookmarkStart w:id="72" w:name="_Toc232453660"/>
+      <w:bookmarkStart w:id="71" w:name="_Toc232453660"/>
       <w:r>
         <w:rPr>
           <w:lang w:val="en-US"/>
         </w:rPr>
         <w:t>administration.py</w:t>
       </w:r>
-      <w:bookmarkEnd w:id="72"/>
+      <w:bookmarkEnd w:id="71"/>
     </w:p>
     <w:p>
       <w:r>
@@ -20832,14 +21371,14 @@
           <w:numId w:val="14"/>
         </w:numPr>
       </w:pPr>
-      <w:bookmarkStart w:id="73" w:name="_Toc232453661"/>
+      <w:bookmarkStart w:id="72" w:name="_Toc232453661"/>
       <w:r>
         <w:rPr>
           <w:lang w:val="en-US"/>
         </w:rPr>
         <w:t>main.py</w:t>
       </w:r>
-      <w:bookmarkEnd w:id="73"/>
+      <w:bookmarkEnd w:id="72"/>
     </w:p>
     <w:p>
       <w:r>
@@ -20928,11 +21467,11 @@
           <w:numId w:val="14"/>
         </w:numPr>
       </w:pPr>
-      <w:bookmarkStart w:id="74" w:name="_Toc232453662"/>
+      <w:bookmarkStart w:id="73" w:name="_Toc232453662"/>
       <w:r>
         <w:t>Уеб интерфейс</w:t>
       </w:r>
-      <w:bookmarkEnd w:id="74"/>
+      <w:bookmarkEnd w:id="73"/>
     </w:p>
     <w:p>
       <w:r>
@@ -20995,11 +21534,11 @@
           <w:numId w:val="14"/>
         </w:numPr>
       </w:pPr>
-      <w:bookmarkStart w:id="75" w:name="_Toc232453663"/>
+      <w:bookmarkStart w:id="74" w:name="_Toc232453663"/>
       <w:r>
         <w:t>Глобално състояние</w:t>
       </w:r>
-      <w:bookmarkEnd w:id="75"/>
+      <w:bookmarkEnd w:id="74"/>
     </w:p>
     <w:p>
       <w:r>
@@ -21102,7 +21641,7 @@
           <w:numId w:val="14"/>
         </w:numPr>
       </w:pPr>
-      <w:bookmarkStart w:id="76" w:name="_Toc232453664"/>
+      <w:bookmarkStart w:id="75" w:name="_Toc232453664"/>
       <w:r>
         <w:lastRenderedPageBreak/>
         <w:t xml:space="preserve">Функция </w:t>
@@ -21121,7 +21660,7 @@
         </w:rPr>
         <w:t>()</w:t>
       </w:r>
-      <w:bookmarkEnd w:id="76"/>
+      <w:bookmarkEnd w:id="75"/>
     </w:p>
     <w:p>
       <w:r>
@@ -21234,11 +21773,11 @@
           <w:numId w:val="14"/>
         </w:numPr>
       </w:pPr>
-      <w:bookmarkStart w:id="77" w:name="_Toc232453665"/>
+      <w:bookmarkStart w:id="76" w:name="_Toc232453665"/>
       <w:r>
         <w:t>Вход в системата</w:t>
       </w:r>
-      <w:bookmarkEnd w:id="77"/>
+      <w:bookmarkEnd w:id="76"/>
     </w:p>
     <w:p>
       <w:r>
@@ -21561,11 +22100,11 @@
           <w:numId w:val="14"/>
         </w:numPr>
       </w:pPr>
-      <w:bookmarkStart w:id="78" w:name="_Toc232453666"/>
+      <w:bookmarkStart w:id="77" w:name="_Toc232453666"/>
       <w:r>
         <w:t>Навигация и страничен панел</w:t>
       </w:r>
-      <w:bookmarkEnd w:id="78"/>
+      <w:bookmarkEnd w:id="77"/>
     </w:p>
     <w:p>
       <w:r>
@@ -21781,11 +22320,11 @@
           <w:numId w:val="14"/>
         </w:numPr>
       </w:pPr>
-      <w:bookmarkStart w:id="79" w:name="_Toc232453667"/>
+      <w:bookmarkStart w:id="78" w:name="_Toc232453667"/>
       <w:r>
         <w:t>Зареждане на данни</w:t>
       </w:r>
-      <w:bookmarkEnd w:id="79"/>
+      <w:bookmarkEnd w:id="78"/>
     </w:p>
     <w:p>
       <w:r>
@@ -21828,12 +22367,12 @@
           <w:numId w:val="14"/>
         </w:numPr>
       </w:pPr>
-      <w:bookmarkStart w:id="80" w:name="_Toc232453668"/>
+      <w:bookmarkStart w:id="79" w:name="_Toc232453668"/>
       <w:r>
         <w:lastRenderedPageBreak/>
         <w:t>Разделяне на страници</w:t>
       </w:r>
-      <w:bookmarkEnd w:id="80"/>
+      <w:bookmarkEnd w:id="79"/>
     </w:p>
     <w:p>
       <w:r>
@@ -21952,11 +22491,11 @@
           <w:numId w:val="14"/>
         </w:numPr>
       </w:pPr>
-      <w:bookmarkStart w:id="81" w:name="_Toc232453669"/>
+      <w:bookmarkStart w:id="80" w:name="_Toc232453669"/>
       <w:r>
         <w:t>Модален прозорец</w:t>
       </w:r>
-      <w:bookmarkEnd w:id="81"/>
+      <w:bookmarkEnd w:id="80"/>
     </w:p>
     <w:p>
       <w:r>
@@ -22079,7 +22618,7 @@
           <w:numId w:val="14"/>
         </w:numPr>
       </w:pPr>
-      <w:bookmarkStart w:id="82" w:name="_Toc232453670"/>
+      <w:bookmarkStart w:id="81" w:name="_Toc232453670"/>
       <w:proofErr w:type="spellStart"/>
       <w:r>
         <w:t>Toast</w:t>
@@ -22088,7 +22627,7 @@
       <w:r>
         <w:t xml:space="preserve"> известия</w:t>
       </w:r>
-      <w:bookmarkEnd w:id="82"/>
+      <w:bookmarkEnd w:id="81"/>
     </w:p>
     <w:p>
       <w:pPr>
@@ -22158,12 +22697,12 @@
       <w:pPr>
         <w:pStyle w:val="1"/>
       </w:pPr>
-      <w:bookmarkStart w:id="83" w:name="_Toc232453671"/>
+      <w:bookmarkStart w:id="82" w:name="_Toc232453671"/>
       <w:r>
         <w:lastRenderedPageBreak/>
         <w:t>Ръководство на потребителя</w:t>
       </w:r>
-      <w:bookmarkEnd w:id="83"/>
+      <w:bookmarkEnd w:id="82"/>
     </w:p>
     <w:p>
       <w:r>
@@ -22184,11 +22723,11 @@
           <w:numId w:val="18"/>
         </w:numPr>
       </w:pPr>
-      <w:bookmarkStart w:id="84" w:name="_Toc232453672"/>
+      <w:bookmarkStart w:id="83" w:name="_Toc232453672"/>
       <w:r>
         <w:t>Системни изисквания</w:t>
       </w:r>
-      <w:bookmarkEnd w:id="84"/>
+      <w:bookmarkEnd w:id="83"/>
     </w:p>
     <w:p>
       <w:r>
@@ -22364,11 +22903,11 @@
           <w:numId w:val="18"/>
         </w:numPr>
       </w:pPr>
-      <w:bookmarkStart w:id="85" w:name="_Toc232453673"/>
+      <w:bookmarkStart w:id="84" w:name="_Toc232453673"/>
       <w:r>
         <w:t>Инсталиране и конфигуриране</w:t>
       </w:r>
-      <w:bookmarkEnd w:id="85"/>
+      <w:bookmarkEnd w:id="84"/>
     </w:p>
     <w:p>
       <w:pPr>
@@ -22378,11 +22917,11 @@
           <w:numId w:val="18"/>
         </w:numPr>
       </w:pPr>
-      <w:bookmarkStart w:id="86" w:name="_Toc232453674"/>
+      <w:bookmarkStart w:id="85" w:name="_Toc232453674"/>
       <w:r>
         <w:t>Инсталиране на сървърната част</w:t>
       </w:r>
-      <w:bookmarkEnd w:id="86"/>
+      <w:bookmarkEnd w:id="85"/>
     </w:p>
     <w:p>
       <w:r>
@@ -22748,7 +23287,7 @@
           <w:numId w:val="18"/>
         </w:numPr>
       </w:pPr>
-      <w:bookmarkStart w:id="87" w:name="_Toc232453675"/>
+      <w:bookmarkStart w:id="86" w:name="_Toc232453675"/>
       <w:r>
         <w:t xml:space="preserve">Конфигурация и </w:t>
       </w:r>
@@ -22766,219 +23305,219 @@
         </w:rPr>
         <w:t>ESP32</w:t>
       </w:r>
+      <w:bookmarkEnd w:id="86"/>
+    </w:p>
+    <w:p>
+      <w:r>
+        <w:t xml:space="preserve">Преди качване на </w:t>
+      </w:r>
+      <w:proofErr w:type="spellStart"/>
+      <w:r>
+        <w:t>фърмуера</w:t>
+      </w:r>
+      <w:proofErr w:type="spellEnd"/>
+      <w:r>
+        <w:t xml:space="preserve"> е необходимо да се зададат мрежовите параметри. Отворете файла </w:t>
+      </w:r>
+      <w:proofErr w:type="spellStart"/>
+      <w:r>
+        <w:t>config.h</w:t>
+      </w:r>
+      <w:proofErr w:type="spellEnd"/>
+      <w:r>
+        <w:t xml:space="preserve"> и попълнете следните стойности:</w:t>
+      </w:r>
+    </w:p>
+    <w:p>
+      <w:pPr>
+        <w:rPr>
+          <w:highlight w:val="lightGray"/>
+        </w:rPr>
+      </w:pPr>
+      <w:r>
+        <w:rPr>
+          <w:highlight w:val="lightGray"/>
+        </w:rPr>
+        <w:t>#</w:t>
+      </w:r>
+      <w:proofErr w:type="spellStart"/>
+      <w:r>
+        <w:rPr>
+          <w:highlight w:val="lightGray"/>
+        </w:rPr>
+        <w:t>define</w:t>
+      </w:r>
+      <w:proofErr w:type="spellEnd"/>
+      <w:r>
+        <w:rPr>
+          <w:highlight w:val="lightGray"/>
+        </w:rPr>
+        <w:t xml:space="preserve"> WIFI_SSID   "Името на вашата </w:t>
+      </w:r>
+      <w:proofErr w:type="spellStart"/>
+      <w:r>
+        <w:rPr>
+          <w:highlight w:val="lightGray"/>
+        </w:rPr>
+        <w:t>Wi-Fi</w:t>
+      </w:r>
+      <w:proofErr w:type="spellEnd"/>
+      <w:r>
+        <w:rPr>
+          <w:highlight w:val="lightGray"/>
+        </w:rPr>
+        <w:t xml:space="preserve"> мрежа"</w:t>
+      </w:r>
+    </w:p>
+    <w:p>
+      <w:pPr>
+        <w:rPr>
+          <w:highlight w:val="lightGray"/>
+        </w:rPr>
+      </w:pPr>
+      <w:r>
+        <w:rPr>
+          <w:highlight w:val="lightGray"/>
+        </w:rPr>
+        <w:t>#</w:t>
+      </w:r>
+      <w:proofErr w:type="spellStart"/>
+      <w:r>
+        <w:rPr>
+          <w:highlight w:val="lightGray"/>
+        </w:rPr>
+        <w:t>define</w:t>
+      </w:r>
+      <w:proofErr w:type="spellEnd"/>
+      <w:r>
+        <w:rPr>
+          <w:highlight w:val="lightGray"/>
+        </w:rPr>
+        <w:t xml:space="preserve"> WIFI_PASS   "Паролата на вашата </w:t>
+      </w:r>
+      <w:proofErr w:type="spellStart"/>
+      <w:r>
+        <w:rPr>
+          <w:highlight w:val="lightGray"/>
+        </w:rPr>
+        <w:t>Wi-Fi</w:t>
+      </w:r>
+      <w:proofErr w:type="spellEnd"/>
+      <w:r>
+        <w:rPr>
+          <w:highlight w:val="lightGray"/>
+        </w:rPr>
+        <w:t xml:space="preserve"> мрежа"</w:t>
+      </w:r>
+    </w:p>
+    <w:p>
+      <w:pPr>
+        <w:rPr>
+          <w:highlight w:val="lightGray"/>
+        </w:rPr>
+      </w:pPr>
+      <w:r>
+        <w:rPr>
+          <w:highlight w:val="lightGray"/>
+        </w:rPr>
+        <w:t>#</w:t>
+      </w:r>
+      <w:proofErr w:type="spellStart"/>
+      <w:r>
+        <w:rPr>
+          <w:highlight w:val="lightGray"/>
+        </w:rPr>
+        <w:t>define</w:t>
+      </w:r>
+      <w:proofErr w:type="spellEnd"/>
+      <w:r>
+        <w:rPr>
+          <w:highlight w:val="lightGray"/>
+        </w:rPr>
+        <w:t xml:space="preserve"> SERVER_URL  "http://192.168.1.X:8000/checkin"</w:t>
+      </w:r>
+    </w:p>
+    <w:p>
+      <w:r>
+        <w:rPr>
+          <w:highlight w:val="lightGray"/>
+        </w:rPr>
+        <w:t>#</w:t>
+      </w:r>
+      <w:proofErr w:type="spellStart"/>
+      <w:r>
+        <w:rPr>
+          <w:highlight w:val="lightGray"/>
+        </w:rPr>
+        <w:t>define</w:t>
+      </w:r>
+      <w:proofErr w:type="spellEnd"/>
+      <w:r>
+        <w:rPr>
+          <w:highlight w:val="lightGray"/>
+        </w:rPr>
+        <w:t xml:space="preserve"> ROOM_NUMBER "101"</w:t>
+      </w:r>
+    </w:p>
+    <w:p>
+      <w:r>
+        <w:t>192.168.1.X</w:t>
+      </w:r>
+      <w:r>
+        <w:t xml:space="preserve"> се заменя</w:t>
+      </w:r>
+      <w:r>
+        <w:t xml:space="preserve"> с действителни</w:t>
+      </w:r>
+      <w:r>
+        <w:t>я IP адрес на сървъра, а 10</w:t>
+      </w:r>
+      <w:r>
+        <w:rPr>
+          <w:lang w:val="en-US"/>
+        </w:rPr>
+        <w:t>1 -</w:t>
+      </w:r>
+      <w:r>
+        <w:t xml:space="preserve"> с номера на залата, в която е монтиран четецът. След това </w:t>
+      </w:r>
+      <w:r>
+        <w:t xml:space="preserve">кодът се </w:t>
+      </w:r>
+      <w:proofErr w:type="spellStart"/>
+      <w:r>
+        <w:t>флашва</w:t>
+      </w:r>
+      <w:proofErr w:type="spellEnd"/>
+      <w:r>
+        <w:t xml:space="preserve"> на ESP32 чрез </w:t>
+      </w:r>
+      <w:proofErr w:type="spellStart"/>
+      <w:r>
+        <w:t>PlatformIO</w:t>
+      </w:r>
+      <w:proofErr w:type="spellEnd"/>
+      <w:r>
+        <w:t xml:space="preserve"> с командата </w:t>
+      </w:r>
+      <w:proofErr w:type="spellStart"/>
+      <w:r>
+        <w:t>Upload</w:t>
+      </w:r>
+      <w:proofErr w:type="spellEnd"/>
+      <w:r>
+        <w:t>. При успешна инициализация четецът издава кратък звуков сигнал.</w:t>
+      </w:r>
+    </w:p>
+    <w:p>
+      <w:pPr>
+        <w:pStyle w:val="3"/>
+      </w:pPr>
+      <w:bookmarkStart w:id="87" w:name="_Toc232453676"/>
+      <w:r>
+        <w:t>2.3. Инсталиране на мобилно приложение</w:t>
+      </w:r>
       <w:bookmarkEnd w:id="87"/>
-    </w:p>
-    <w:p>
-      <w:r>
-        <w:t xml:space="preserve">Преди качване на </w:t>
-      </w:r>
-      <w:proofErr w:type="spellStart"/>
-      <w:r>
-        <w:t>фърмуера</w:t>
-      </w:r>
-      <w:proofErr w:type="spellEnd"/>
-      <w:r>
-        <w:t xml:space="preserve"> е необходимо да се зададат мрежовите параметри. Отворете файла </w:t>
-      </w:r>
-      <w:proofErr w:type="spellStart"/>
-      <w:r>
-        <w:t>config.h</w:t>
-      </w:r>
-      <w:proofErr w:type="spellEnd"/>
-      <w:r>
-        <w:t xml:space="preserve"> и попълнете следните стойности:</w:t>
-      </w:r>
-    </w:p>
-    <w:p>
-      <w:pPr>
-        <w:rPr>
-          <w:highlight w:val="lightGray"/>
-        </w:rPr>
-      </w:pPr>
-      <w:r>
-        <w:rPr>
-          <w:highlight w:val="lightGray"/>
-        </w:rPr>
-        <w:t>#</w:t>
-      </w:r>
-      <w:proofErr w:type="spellStart"/>
-      <w:r>
-        <w:rPr>
-          <w:highlight w:val="lightGray"/>
-        </w:rPr>
-        <w:t>define</w:t>
-      </w:r>
-      <w:proofErr w:type="spellEnd"/>
-      <w:r>
-        <w:rPr>
-          <w:highlight w:val="lightGray"/>
-        </w:rPr>
-        <w:t xml:space="preserve"> WIFI_SSID   "Името на вашата </w:t>
-      </w:r>
-      <w:proofErr w:type="spellStart"/>
-      <w:r>
-        <w:rPr>
-          <w:highlight w:val="lightGray"/>
-        </w:rPr>
-        <w:t>Wi-Fi</w:t>
-      </w:r>
-      <w:proofErr w:type="spellEnd"/>
-      <w:r>
-        <w:rPr>
-          <w:highlight w:val="lightGray"/>
-        </w:rPr>
-        <w:t xml:space="preserve"> мрежа"</w:t>
-      </w:r>
-    </w:p>
-    <w:p>
-      <w:pPr>
-        <w:rPr>
-          <w:highlight w:val="lightGray"/>
-        </w:rPr>
-      </w:pPr>
-      <w:r>
-        <w:rPr>
-          <w:highlight w:val="lightGray"/>
-        </w:rPr>
-        <w:t>#</w:t>
-      </w:r>
-      <w:proofErr w:type="spellStart"/>
-      <w:r>
-        <w:rPr>
-          <w:highlight w:val="lightGray"/>
-        </w:rPr>
-        <w:t>define</w:t>
-      </w:r>
-      <w:proofErr w:type="spellEnd"/>
-      <w:r>
-        <w:rPr>
-          <w:highlight w:val="lightGray"/>
-        </w:rPr>
-        <w:t xml:space="preserve"> WIFI_PASS   "Паролата на вашата </w:t>
-      </w:r>
-      <w:proofErr w:type="spellStart"/>
-      <w:r>
-        <w:rPr>
-          <w:highlight w:val="lightGray"/>
-        </w:rPr>
-        <w:t>Wi-Fi</w:t>
-      </w:r>
-      <w:proofErr w:type="spellEnd"/>
-      <w:r>
-        <w:rPr>
-          <w:highlight w:val="lightGray"/>
-        </w:rPr>
-        <w:t xml:space="preserve"> мрежа"</w:t>
-      </w:r>
-    </w:p>
-    <w:p>
-      <w:pPr>
-        <w:rPr>
-          <w:highlight w:val="lightGray"/>
-        </w:rPr>
-      </w:pPr>
-      <w:r>
-        <w:rPr>
-          <w:highlight w:val="lightGray"/>
-        </w:rPr>
-        <w:t>#</w:t>
-      </w:r>
-      <w:proofErr w:type="spellStart"/>
-      <w:r>
-        <w:rPr>
-          <w:highlight w:val="lightGray"/>
-        </w:rPr>
-        <w:t>define</w:t>
-      </w:r>
-      <w:proofErr w:type="spellEnd"/>
-      <w:r>
-        <w:rPr>
-          <w:highlight w:val="lightGray"/>
-        </w:rPr>
-        <w:t xml:space="preserve"> SERVER_URL  "http://192.168.1.X:8000/checkin"</w:t>
-      </w:r>
-    </w:p>
-    <w:p>
-      <w:r>
-        <w:rPr>
-          <w:highlight w:val="lightGray"/>
-        </w:rPr>
-        <w:t>#</w:t>
-      </w:r>
-      <w:proofErr w:type="spellStart"/>
-      <w:r>
-        <w:rPr>
-          <w:highlight w:val="lightGray"/>
-        </w:rPr>
-        <w:t>define</w:t>
-      </w:r>
-      <w:proofErr w:type="spellEnd"/>
-      <w:r>
-        <w:rPr>
-          <w:highlight w:val="lightGray"/>
-        </w:rPr>
-        <w:t xml:space="preserve"> ROOM_NUMBER "101"</w:t>
-      </w:r>
-    </w:p>
-    <w:p>
-      <w:r>
-        <w:t>192.168.1.X</w:t>
-      </w:r>
-      <w:r>
-        <w:t xml:space="preserve"> се заменя</w:t>
-      </w:r>
-      <w:r>
-        <w:t xml:space="preserve"> с действителни</w:t>
-      </w:r>
-      <w:r>
-        <w:t>я IP адрес на сървъра, а 10</w:t>
-      </w:r>
-      <w:r>
-        <w:rPr>
-          <w:lang w:val="en-US"/>
-        </w:rPr>
-        <w:t>1 -</w:t>
-      </w:r>
-      <w:r>
-        <w:t xml:space="preserve"> с номера на залата, в която е монтиран четецът. След това </w:t>
-      </w:r>
-      <w:r>
-        <w:t xml:space="preserve">кодът се </w:t>
-      </w:r>
-      <w:proofErr w:type="spellStart"/>
-      <w:r>
-        <w:t>флашва</w:t>
-      </w:r>
-      <w:proofErr w:type="spellEnd"/>
-      <w:r>
-        <w:t xml:space="preserve"> на ESP32 чрез </w:t>
-      </w:r>
-      <w:proofErr w:type="spellStart"/>
-      <w:r>
-        <w:t>PlatformIO</w:t>
-      </w:r>
-      <w:proofErr w:type="spellEnd"/>
-      <w:r>
-        <w:t xml:space="preserve"> с командата </w:t>
-      </w:r>
-      <w:proofErr w:type="spellStart"/>
-      <w:r>
-        <w:t>Upload</w:t>
-      </w:r>
-      <w:proofErr w:type="spellEnd"/>
-      <w:r>
-        <w:t>. При успешна инициализация четецът издава кратък звуков сигнал.</w:t>
-      </w:r>
-    </w:p>
-    <w:p>
-      <w:pPr>
-        <w:pStyle w:val="3"/>
-      </w:pPr>
-      <w:bookmarkStart w:id="88" w:name="_Toc232453676"/>
-      <w:r>
-        <w:t>2.3. Инсталиране на мобилно приложение</w:t>
-      </w:r>
-      <w:bookmarkEnd w:id="88"/>
     </w:p>
     <w:p>
       <w:r>
@@ -23030,11 +23569,11 @@
           <w:numId w:val="18"/>
         </w:numPr>
       </w:pPr>
-      <w:bookmarkStart w:id="89" w:name="_Toc232453677"/>
+      <w:bookmarkStart w:id="88" w:name="_Toc232453677"/>
       <w:r>
         <w:t>Работа с уеб интерфейса</w:t>
       </w:r>
-      <w:bookmarkEnd w:id="89"/>
+      <w:bookmarkEnd w:id="88"/>
     </w:p>
     <w:p>
       <w:pPr>
@@ -23044,11 +23583,11 @@
           <w:numId w:val="18"/>
         </w:numPr>
       </w:pPr>
-      <w:bookmarkStart w:id="90" w:name="_Toc232453678"/>
+      <w:bookmarkStart w:id="89" w:name="_Toc232453678"/>
       <w:r>
         <w:t>Вход в системата</w:t>
       </w:r>
-      <w:bookmarkEnd w:id="90"/>
+      <w:bookmarkEnd w:id="89"/>
     </w:p>
     <w:p>
       <w:r>
@@ -23162,11 +23701,11 @@
           <w:numId w:val="18"/>
         </w:numPr>
       </w:pPr>
-      <w:bookmarkStart w:id="91" w:name="_Toc232453679"/>
+      <w:bookmarkStart w:id="90" w:name="_Toc232453679"/>
       <w:r>
         <w:t>Работа с администраторски профил</w:t>
       </w:r>
-      <w:bookmarkEnd w:id="91"/>
+      <w:bookmarkEnd w:id="90"/>
     </w:p>
     <w:p>
       <w:r>
@@ -23563,12 +24102,12 @@
           <w:numId w:val="18"/>
         </w:numPr>
       </w:pPr>
-      <w:bookmarkStart w:id="92" w:name="_Toc232453680"/>
+      <w:bookmarkStart w:id="91" w:name="_Toc232453680"/>
       <w:r>
         <w:lastRenderedPageBreak/>
         <w:t>Работа с преподавателски профил</w:t>
       </w:r>
-      <w:bookmarkEnd w:id="92"/>
+      <w:bookmarkEnd w:id="91"/>
     </w:p>
     <w:p>
       <w:r>
@@ -23687,11 +24226,11 @@
           <w:numId w:val="18"/>
         </w:numPr>
       </w:pPr>
-      <w:bookmarkStart w:id="93" w:name="_Toc232453681"/>
+      <w:bookmarkStart w:id="92" w:name="_Toc232453681"/>
       <w:r>
         <w:t>Работа със студентски профил</w:t>
       </w:r>
-      <w:bookmarkEnd w:id="93"/>
+      <w:bookmarkEnd w:id="92"/>
     </w:p>
     <w:p>
       <w:r>
@@ -23794,12 +24333,12 @@
           <w:numId w:val="18"/>
         </w:numPr>
       </w:pPr>
-      <w:bookmarkStart w:id="94" w:name="_Toc232453682"/>
+      <w:bookmarkStart w:id="93" w:name="_Toc232453682"/>
       <w:r>
         <w:lastRenderedPageBreak/>
         <w:t>Работа с мобилно приложение</w:t>
       </w:r>
-      <w:bookmarkEnd w:id="94"/>
+      <w:bookmarkEnd w:id="93"/>
     </w:p>
     <w:p>
       <w:pPr>
@@ -23809,11 +24348,11 @@
           <w:numId w:val="18"/>
         </w:numPr>
       </w:pPr>
-      <w:bookmarkStart w:id="95" w:name="_Toc232453683"/>
+      <w:bookmarkStart w:id="94" w:name="_Toc232453683"/>
       <w:r>
         <w:t>Първоначално стартиране и вход в приложението</w:t>
       </w:r>
-      <w:bookmarkEnd w:id="95"/>
+      <w:bookmarkEnd w:id="94"/>
     </w:p>
     <w:p>
       <w:r>
@@ -23933,7 +24472,7 @@
           <w:numId w:val="18"/>
         </w:numPr>
       </w:pPr>
-      <w:bookmarkStart w:id="96" w:name="_Toc232453684"/>
+      <w:bookmarkStart w:id="95" w:name="_Toc232453684"/>
       <w:proofErr w:type="spellStart"/>
       <w:r>
         <w:t>Чекиране</w:t>
@@ -23948,7 +24487,7 @@
         </w:rPr>
         <w:t>NFC</w:t>
       </w:r>
-      <w:bookmarkEnd w:id="96"/>
+      <w:bookmarkEnd w:id="95"/>
     </w:p>
     <w:p>
       <w:r>
@@ -24330,11 +24869,11 @@
           <w:numId w:val="18"/>
         </w:numPr>
       </w:pPr>
-      <w:bookmarkStart w:id="97" w:name="_Toc232453685"/>
+      <w:bookmarkStart w:id="96" w:name="_Toc232453685"/>
       <w:r>
         <w:t>Често срещани проблеми</w:t>
       </w:r>
-      <w:bookmarkEnd w:id="97"/>
+      <w:bookmarkEnd w:id="96"/>
     </w:p>
     <w:p>
       <w:pPr>
@@ -24526,21 +25065,7 @@
                 <w:sz w:val="20"/>
                 <w:szCs w:val="20"/>
               </w:rPr>
-              <w:t>Включете NFC от Настройки</w:t>
-            </w:r>
-            <w:r>
-              <w:rPr>
-                <w:sz w:val="20"/>
-                <w:szCs w:val="20"/>
-              </w:rPr>
-              <w:t>те</w:t>
-            </w:r>
-            <w:r>
-              <w:rPr>
-                <w:sz w:val="20"/>
-                <w:szCs w:val="20"/>
-              </w:rPr>
-              <w:t xml:space="preserve"> на телефона</w:t>
+              <w:t>Включете NFC от Настройките на телефона</w:t>
             </w:r>
             <w:r>
               <w:rPr>
@@ -24603,14 +25128,7 @@
                 <w:sz w:val="20"/>
                 <w:szCs w:val="20"/>
               </w:rPr>
-              <w:t xml:space="preserve"> </w:t>
-            </w:r>
-            <w:r>
-              <w:rPr>
-                <w:sz w:val="20"/>
-                <w:szCs w:val="20"/>
-              </w:rPr>
-              <w:t>след допиране</w:t>
+              <w:t xml:space="preserve"> след допиране</w:t>
             </w:r>
           </w:p>
         </w:tc>
@@ -24658,14 +25176,7 @@
                 <w:sz w:val="20"/>
                 <w:szCs w:val="20"/>
               </w:rPr>
-              <w:t xml:space="preserve">Проверете дали има активно занятие в залата и дали </w:t>
-            </w:r>
-            <w:r>
-              <w:rPr>
-                <w:sz w:val="20"/>
-                <w:szCs w:val="20"/>
-              </w:rPr>
-              <w:t xml:space="preserve">вече не сте </w:t>
+              <w:t xml:space="preserve">Проверете дали има активно занятие в залата и дали вече не сте </w:t>
             </w:r>
             <w:proofErr w:type="spellStart"/>
             <w:r>
@@ -24802,14 +25313,7 @@
                 <w:sz w:val="20"/>
                 <w:szCs w:val="20"/>
               </w:rPr>
-              <w:t xml:space="preserve"> на ESP32 мига</w:t>
-            </w:r>
-            <w:r>
-              <w:rPr>
-                <w:sz w:val="20"/>
-                <w:szCs w:val="20"/>
-              </w:rPr>
-              <w:t xml:space="preserve"> при стартиране</w:t>
+              <w:t xml:space="preserve"> на ESP32 мига при стартиране</w:t>
             </w:r>
           </w:p>
         </w:tc>
@@ -24987,17 +25491,2570 @@
     </w:p>
     <w:p>
       <w:pPr>
+        <w:pStyle w:val="1"/>
+      </w:pPr>
+      <w:r>
+        <w:lastRenderedPageBreak/>
+        <w:t>Заключение</w:t>
+      </w:r>
+    </w:p>
+    <w:p>
+      <w:r>
+        <w:t xml:space="preserve">Настоящият дипломен проект разработи и реализира прототип на система за автоматизирано отчитане на студентско присъствие в Технически университет София, базирана на NFC технология и </w:t>
+      </w:r>
+      <w:proofErr w:type="spellStart"/>
+      <w:r>
+        <w:t>Host</w:t>
+      </w:r>
+      <w:proofErr w:type="spellEnd"/>
+      <w:r>
+        <w:t xml:space="preserve"> </w:t>
+      </w:r>
+      <w:proofErr w:type="spellStart"/>
+      <w:r>
+        <w:t>Card</w:t>
+      </w:r>
+      <w:proofErr w:type="spellEnd"/>
+      <w:r>
+        <w:t xml:space="preserve"> </w:t>
+      </w:r>
+      <w:proofErr w:type="spellStart"/>
+      <w:r>
+        <w:t>Emulation</w:t>
+      </w:r>
+      <w:proofErr w:type="spellEnd"/>
+      <w:r>
+        <w:t>. Системата замества ръчния процес на отчитане с решение, при което студентът доближава своя смартфон до четец в залата и при</w:t>
+      </w:r>
+      <w:r>
+        <w:t>съствието се записва автоматизирано</w:t>
+      </w:r>
+      <w:r>
+        <w:t>.</w:t>
+      </w:r>
+      <w:r>
+        <w:t xml:space="preserve"> Тя</w:t>
+      </w:r>
+      <w:r>
+        <w:t xml:space="preserve"> по</w:t>
+      </w:r>
+      <w:r>
+        <w:t xml:space="preserve">крива пълния функционален цикъл - </w:t>
+      </w:r>
+      <w:r>
+        <w:t xml:space="preserve"> регистрация на студент и </w:t>
+      </w:r>
+      <w:r>
+        <w:t xml:space="preserve">получаване на HMAC ключ, </w:t>
+      </w:r>
+      <w:r>
+        <w:t xml:space="preserve">автоматично NFC </w:t>
+      </w:r>
+      <w:proofErr w:type="spellStart"/>
+      <w:r>
+        <w:t>чекиране</w:t>
+      </w:r>
+      <w:proofErr w:type="spellEnd"/>
+      <w:r>
+        <w:t xml:space="preserve"> чрез мобилното приложение, както и уеб интерфейс за администриране. Реализирана е </w:t>
+      </w:r>
+      <w:proofErr w:type="spellStart"/>
+      <w:r>
+        <w:t>криптографска</w:t>
+      </w:r>
+      <w:proofErr w:type="spellEnd"/>
+      <w:r>
+        <w:t xml:space="preserve"> </w:t>
+      </w:r>
+      <w:r>
+        <w:t>защита на три нива: верификация на самоличността чрез HMAC подпис, защита срещу повт</w:t>
+      </w:r>
+      <w:r>
+        <w:t>орно изпращане чрез</w:t>
+      </w:r>
+      <w:r>
+        <w:t xml:space="preserve"> ATC брояч и защита срещу дублиран</w:t>
+      </w:r>
+      <w:r>
+        <w:t xml:space="preserve">о </w:t>
+      </w:r>
+      <w:proofErr w:type="spellStart"/>
+      <w:r>
+        <w:t>чекиране</w:t>
+      </w:r>
+      <w:proofErr w:type="spellEnd"/>
+      <w:r>
+        <w:t>.</w:t>
+      </w:r>
+    </w:p>
+    <w:p>
+      <w:r>
+        <w:t>Разработеният прототип има следните ограничения, които не са обхванати от настоящия проект:</w:t>
+      </w:r>
+    </w:p>
+    <w:p>
+      <w:pPr>
         <w:pStyle w:val="a4"/>
-        <w:ind w:left="1080" w:firstLine="0"/>
+        <w:numPr>
+          <w:ilvl w:val="0"/>
+          <w:numId w:val="22"/>
+        </w:numPr>
+      </w:pPr>
+      <w:r>
+        <w:t xml:space="preserve">Системата е тествана в локална мрежова среда. </w:t>
+      </w:r>
+      <w:r>
+        <w:t>Вкарването на системата</w:t>
+      </w:r>
+      <w:r>
+        <w:t xml:space="preserve"> в реална университетска среда би изисквало HTTPS връзка, по-надеждна мрежова инфраструктура и интеграция с официалната информационна система на ТУ-София.</w:t>
+      </w:r>
+    </w:p>
+    <w:p>
+      <w:pPr>
+        <w:pStyle w:val="a4"/>
+        <w:numPr>
+          <w:ilvl w:val="0"/>
+          <w:numId w:val="22"/>
+        </w:numPr>
+      </w:pPr>
+      <w:r>
+        <w:t xml:space="preserve">Мобилното приложение поддържа само </w:t>
+      </w:r>
+      <w:proofErr w:type="spellStart"/>
+      <w:r>
+        <w:t>Android</w:t>
+      </w:r>
+      <w:proofErr w:type="spellEnd"/>
+      <w:r>
+        <w:t xml:space="preserve"> устройства. </w:t>
+      </w:r>
+      <w:proofErr w:type="spellStart"/>
+      <w:r>
+        <w:t>iOS</w:t>
+      </w:r>
+      <w:proofErr w:type="spellEnd"/>
+      <w:r>
+        <w:t xml:space="preserve"> не </w:t>
+      </w:r>
+      <w:r>
+        <w:t>дава достъп до</w:t>
+      </w:r>
+      <w:r>
+        <w:t xml:space="preserve"> </w:t>
+      </w:r>
+      <w:proofErr w:type="spellStart"/>
+      <w:r>
+        <w:t>Host</w:t>
+      </w:r>
+      <w:proofErr w:type="spellEnd"/>
+      <w:r>
+        <w:t xml:space="preserve"> </w:t>
+      </w:r>
+      <w:proofErr w:type="spellStart"/>
+      <w:r>
+        <w:t>Card</w:t>
+      </w:r>
+      <w:proofErr w:type="spellEnd"/>
+      <w:r>
+        <w:t xml:space="preserve"> </w:t>
+      </w:r>
+      <w:proofErr w:type="spellStart"/>
+      <w:r>
+        <w:t>Emulation</w:t>
+      </w:r>
+      <w:proofErr w:type="spellEnd"/>
+      <w:r>
+        <w:t xml:space="preserve"> </w:t>
+      </w:r>
+      <w:r>
+        <w:t xml:space="preserve">без нужните сертификати и единствено след одобрение от страна на </w:t>
+      </w:r>
+      <w:r>
+        <w:rPr>
+          <w:lang w:val="en-US"/>
+        </w:rPr>
+        <w:t xml:space="preserve">Apple. </w:t>
+      </w:r>
+      <w:r>
+        <w:t xml:space="preserve">За одобрение и разработка на такъв тип приложение е необходим и </w:t>
+      </w:r>
+      <w:r>
+        <w:rPr>
+          <w:lang w:val="en-US"/>
+        </w:rPr>
+        <w:t xml:space="preserve">Apple Developer </w:t>
+      </w:r>
+      <w:r>
+        <w:t>акаунт. За съжаление сегашната разработка</w:t>
+      </w:r>
+      <w:r>
+        <w:t xml:space="preserve"> изключва значителна част от потребителите</w:t>
+      </w:r>
+      <w:r>
+        <w:t xml:space="preserve">, които използват продукти на </w:t>
+      </w:r>
+      <w:r>
+        <w:rPr>
+          <w:lang w:val="en-US"/>
+        </w:rPr>
+        <w:t>Apple</w:t>
+      </w:r>
+      <w:r>
+        <w:t>.</w:t>
+      </w:r>
+    </w:p>
+    <w:p>
+      <w:pPr>
+        <w:pStyle w:val="a4"/>
+        <w:numPr>
+          <w:ilvl w:val="0"/>
+          <w:numId w:val="22"/>
+        </w:numPr>
+      </w:pPr>
+      <w:r>
+        <w:t xml:space="preserve">При едновременна работа на много четци в различни зали производителността на </w:t>
+      </w:r>
+      <w:proofErr w:type="spellStart"/>
+      <w:r>
+        <w:t>SQLite</w:t>
+      </w:r>
+      <w:proofErr w:type="spellEnd"/>
+      <w:r>
+        <w:t xml:space="preserve"> може да се окаже ограничение. При по-голям мащаб би се наложила миграция към </w:t>
+      </w:r>
+      <w:proofErr w:type="spellStart"/>
+      <w:r>
+        <w:t>PostgreSQL</w:t>
+      </w:r>
+      <w:proofErr w:type="spellEnd"/>
+      <w:r>
+        <w:t>.</w:t>
+      </w:r>
+    </w:p>
+    <w:p>
+      <w:pPr>
+        <w:pStyle w:val="a4"/>
+        <w:numPr>
+          <w:ilvl w:val="0"/>
+          <w:numId w:val="22"/>
+        </w:numPr>
+      </w:pPr>
+      <w:r>
+        <w:t>Системата не поддържа автоматично обновяване на информацията за студентите (Например обновяване на курс или група през следващия семестър или година)</w:t>
+      </w:r>
+      <w:r>
+        <w:t>.</w:t>
+      </w:r>
+      <w:r>
+        <w:t xml:space="preserve"> За целта е нужна връзка с </w:t>
+      </w:r>
+      <w:r>
+        <w:t>официалната информационна система на ТУ-София.</w:t>
+      </w:r>
+    </w:p>
+    <w:p>
+      <w:r>
+        <w:t>На база на реализирания прото</w:t>
+      </w:r>
+      <w:r>
+        <w:t>тип могат да се развият няколко</w:t>
+      </w:r>
+      <w:r>
+        <w:t xml:space="preserve"> допълнителни функционалности. </w:t>
+      </w:r>
+    </w:p>
+    <w:p>
+      <w:r>
+        <w:lastRenderedPageBreak/>
+        <w:t xml:space="preserve">Първата от тях е добавяне на HTTPS </w:t>
+      </w:r>
+      <w:r>
+        <w:t>с цел по-голяма сигурност при предаването на пакети между устройствата</w:t>
+      </w:r>
+      <w:r>
+        <w:t xml:space="preserve">. </w:t>
+      </w:r>
+    </w:p>
+    <w:p>
+      <w:r>
+        <w:t xml:space="preserve">Тъй като мобилното приложение поддържа само </w:t>
+      </w:r>
+      <w:proofErr w:type="spellStart"/>
+      <w:r>
+        <w:t>Android</w:t>
+      </w:r>
+      <w:proofErr w:type="spellEnd"/>
+      <w:r>
+        <w:t xml:space="preserve"> устройства, може да се разработ</w:t>
+      </w:r>
+      <w:r>
+        <w:t xml:space="preserve">и алтернативен механизъм за </w:t>
+      </w:r>
+      <w:proofErr w:type="spellStart"/>
+      <w:r>
+        <w:t>iOS</w:t>
+      </w:r>
+      <w:proofErr w:type="spellEnd"/>
+      <w:r>
+        <w:t xml:space="preserve">, но само след изпълняване на сложните процедури по сертифициране за използване на услугата </w:t>
+      </w:r>
+      <w:r>
+        <w:rPr>
+          <w:lang w:val="en-US"/>
+        </w:rPr>
+        <w:t xml:space="preserve">Wallet </w:t>
+      </w:r>
+      <w:r>
+        <w:t xml:space="preserve">от страна на </w:t>
+      </w:r>
+      <w:r>
+        <w:rPr>
+          <w:lang w:val="en-US"/>
+        </w:rPr>
+        <w:t>Apple</w:t>
+      </w:r>
+      <w:r>
+        <w:t xml:space="preserve">. </w:t>
+      </w:r>
+    </w:p>
+    <w:p>
+      <w:r>
+        <w:t xml:space="preserve">Друга възможна посока е добавяне на автоматични известия към студенти и преподаватели при достигане на определен праг на отсъствия. </w:t>
+      </w:r>
+      <w:r>
+        <w:t>Може да бъде добавено и известяване за студентите през мобилното им приложение, което да напомня за започването на дадено занятие от разписанието им.</w:t>
+      </w:r>
+    </w:p>
+    <w:p>
+      <w:r>
+        <w:t>Системата може да се интегрира и с официалната информационна система на ТУ-София за автоматично синхронизиране на студенти и разписания. Накрая може да се разработи статистически модул с графики и справки за анализ на присъствията по дисциплина, група и период.</w:t>
+      </w:r>
+      <w:r>
+        <w:t xml:space="preserve"> Чрез свързването със системата може да се направи автоматично обновяване на информацията за студентите семестър за семестър.</w:t>
+      </w:r>
+    </w:p>
+    <w:p>
+      <w:r>
+        <w:t xml:space="preserve">Реализираният прототип демонстрира, че NFC технологията и </w:t>
+      </w:r>
+      <w:proofErr w:type="spellStart"/>
+      <w:r>
+        <w:t>Host</w:t>
+      </w:r>
+      <w:proofErr w:type="spellEnd"/>
+      <w:r>
+        <w:t xml:space="preserve"> </w:t>
+      </w:r>
+      <w:proofErr w:type="spellStart"/>
+      <w:r>
+        <w:t>Card</w:t>
+      </w:r>
+      <w:proofErr w:type="spellEnd"/>
+      <w:r>
+        <w:t xml:space="preserve"> </w:t>
+      </w:r>
+      <w:proofErr w:type="spellStart"/>
+      <w:r>
+        <w:t>Emulation</w:t>
+      </w:r>
+      <w:proofErr w:type="spellEnd"/>
+      <w:r>
+        <w:t xml:space="preserve"> предоставят надеждна и сигурна основа за автоматизирано отчитане на присъствие без нужда от специализиран хардуер от страна на студента. Смартфонът, който студентът вече притежава, е достатъчен за</w:t>
+      </w:r>
+      <w:r>
+        <w:t xml:space="preserve"> пълноценна работа на системата.</w:t>
+      </w:r>
+      <w:bookmarkStart w:id="97" w:name="_GoBack"/>
+      <w:bookmarkEnd w:id="97"/>
+      <w:r>
+        <w:br w:type="page"/>
+      </w:r>
+    </w:p>
+    <w:p>
+      <w:pPr>
+        <w:pStyle w:val="1"/>
+        <w:numPr>
+          <w:ilvl w:val="0"/>
+          <w:numId w:val="0"/>
+        </w:numPr>
+        <w:ind w:left="714"/>
+        <w:jc w:val="both"/>
       </w:pPr>
       <w:r>
         <w:lastRenderedPageBreak/>
         <w:t>Източници</w:t>
       </w:r>
     </w:p>
+    <w:p>
+      <w:r>
+        <w:t xml:space="preserve">[1] T. </w:t>
+      </w:r>
+      <w:proofErr w:type="spellStart"/>
+      <w:r>
+        <w:t>Arulogun</w:t>
+      </w:r>
+      <w:proofErr w:type="spellEnd"/>
+      <w:r>
+        <w:t xml:space="preserve"> </w:t>
+      </w:r>
+      <w:proofErr w:type="spellStart"/>
+      <w:r>
+        <w:t>et</w:t>
+      </w:r>
+      <w:proofErr w:type="spellEnd"/>
+      <w:r>
+        <w:t xml:space="preserve"> </w:t>
+      </w:r>
+      <w:proofErr w:type="spellStart"/>
+      <w:r>
+        <w:t>al</w:t>
+      </w:r>
+      <w:proofErr w:type="spellEnd"/>
+      <w:r>
+        <w:t>., „RFID-</w:t>
+      </w:r>
+      <w:proofErr w:type="spellStart"/>
+      <w:r>
+        <w:t>Based</w:t>
+      </w:r>
+      <w:proofErr w:type="spellEnd"/>
+      <w:r>
+        <w:t xml:space="preserve"> </w:t>
+      </w:r>
+      <w:proofErr w:type="spellStart"/>
+      <w:r>
+        <w:t>Students</w:t>
+      </w:r>
+      <w:proofErr w:type="spellEnd"/>
+      <w:r>
+        <w:t xml:space="preserve"> </w:t>
+      </w:r>
+      <w:proofErr w:type="spellStart"/>
+      <w:r>
+        <w:t>Attendance</w:t>
+      </w:r>
+      <w:proofErr w:type="spellEnd"/>
+      <w:r>
+        <w:t xml:space="preserve"> </w:t>
+      </w:r>
+      <w:proofErr w:type="spellStart"/>
+      <w:r>
+        <w:t>Management</w:t>
+      </w:r>
+      <w:proofErr w:type="spellEnd"/>
+      <w:r>
+        <w:t xml:space="preserve"> </w:t>
+      </w:r>
+      <w:proofErr w:type="spellStart"/>
+      <w:r>
+        <w:t>System</w:t>
+      </w:r>
+      <w:proofErr w:type="spellEnd"/>
+      <w:r>
+        <w:t xml:space="preserve">," International </w:t>
+      </w:r>
+      <w:proofErr w:type="spellStart"/>
+      <w:r>
+        <w:t>Journal</w:t>
+      </w:r>
+      <w:proofErr w:type="spellEnd"/>
+      <w:r>
+        <w:t xml:space="preserve"> </w:t>
+      </w:r>
+      <w:proofErr w:type="spellStart"/>
+      <w:r>
+        <w:t>of</w:t>
+      </w:r>
+      <w:proofErr w:type="spellEnd"/>
+      <w:r>
+        <w:t xml:space="preserve"> </w:t>
+      </w:r>
+      <w:proofErr w:type="spellStart"/>
+      <w:r>
+        <w:t>Engineering</w:t>
+      </w:r>
+      <w:proofErr w:type="spellEnd"/>
+      <w:r>
+        <w:t xml:space="preserve"> </w:t>
+      </w:r>
+      <w:proofErr w:type="spellStart"/>
+      <w:r>
+        <w:t>and</w:t>
+      </w:r>
+      <w:proofErr w:type="spellEnd"/>
+      <w:r>
+        <w:t xml:space="preserve"> </w:t>
+      </w:r>
+      <w:proofErr w:type="spellStart"/>
+      <w:r>
+        <w:t>Scientific</w:t>
+      </w:r>
+      <w:proofErr w:type="spellEnd"/>
+      <w:r>
+        <w:t xml:space="preserve"> </w:t>
+      </w:r>
+      <w:proofErr w:type="spellStart"/>
+      <w:r>
+        <w:t>Research</w:t>
+      </w:r>
+      <w:proofErr w:type="spellEnd"/>
+      <w:r>
+        <w:t xml:space="preserve">, </w:t>
+      </w:r>
+      <w:proofErr w:type="spellStart"/>
+      <w:r>
+        <w:t>vol</w:t>
+      </w:r>
+      <w:proofErr w:type="spellEnd"/>
+      <w:r>
+        <w:t xml:space="preserve">. 4, 2013. [Онлайн]. Достъпно на: </w:t>
+      </w:r>
+      <w:hyperlink r:id="rId55" w:history="1">
+        <w:r>
+          <w:rPr>
+            <w:rStyle w:val="aa"/>
+          </w:rPr>
+          <w:t>https://www.researchgate.net/publication/235598499</w:t>
+        </w:r>
+      </w:hyperlink>
+    </w:p>
+    <w:p>
+      <w:r>
+        <w:rPr>
+          <w:lang w:val="en-US"/>
+        </w:rPr>
+        <w:t>[</w:t>
+      </w:r>
+      <w:r>
+        <w:t xml:space="preserve">2] C. B. </w:t>
+      </w:r>
+      <w:proofErr w:type="spellStart"/>
+      <w:r>
+        <w:t>Chew</w:t>
+      </w:r>
+      <w:proofErr w:type="spellEnd"/>
+      <w:r>
+        <w:t xml:space="preserve"> </w:t>
+      </w:r>
+      <w:proofErr w:type="spellStart"/>
+      <w:r>
+        <w:t>et</w:t>
+      </w:r>
+      <w:proofErr w:type="spellEnd"/>
+      <w:r>
+        <w:t xml:space="preserve"> </w:t>
+      </w:r>
+      <w:proofErr w:type="spellStart"/>
+      <w:r>
+        <w:t>al</w:t>
+      </w:r>
+      <w:proofErr w:type="spellEnd"/>
+      <w:r>
+        <w:t>., „</w:t>
+      </w:r>
+      <w:proofErr w:type="spellStart"/>
+      <w:r>
+        <w:t>Sensors-enabled</w:t>
+      </w:r>
+      <w:proofErr w:type="spellEnd"/>
+      <w:r>
+        <w:t xml:space="preserve"> </w:t>
+      </w:r>
+      <w:proofErr w:type="spellStart"/>
+      <w:r>
+        <w:t>Smart</w:t>
+      </w:r>
+      <w:proofErr w:type="spellEnd"/>
+      <w:r>
+        <w:t xml:space="preserve"> </w:t>
+      </w:r>
+      <w:proofErr w:type="spellStart"/>
+      <w:r>
+        <w:t>Attendance</w:t>
+      </w:r>
+      <w:proofErr w:type="spellEnd"/>
+      <w:r>
+        <w:t xml:space="preserve"> Systems </w:t>
+      </w:r>
+      <w:proofErr w:type="spellStart"/>
+      <w:r>
+        <w:t>Using</w:t>
+      </w:r>
+      <w:proofErr w:type="spellEnd"/>
+      <w:r>
+        <w:t xml:space="preserve"> NFC </w:t>
+      </w:r>
+      <w:proofErr w:type="spellStart"/>
+      <w:r>
+        <w:t>and</w:t>
+      </w:r>
+      <w:proofErr w:type="spellEnd"/>
+      <w:r>
+        <w:t xml:space="preserve"> RFID Technologies," </w:t>
+      </w:r>
+      <w:proofErr w:type="spellStart"/>
+      <w:r>
+        <w:t>ResearchGate</w:t>
+      </w:r>
+      <w:proofErr w:type="spellEnd"/>
+      <w:r>
+        <w:t xml:space="preserve">, 2015. [Онлайн]. Достъпно на: </w:t>
+      </w:r>
+      <w:hyperlink r:id="rId56" w:history="1">
+        <w:r>
+          <w:rPr>
+            <w:rStyle w:val="aa"/>
+          </w:rPr>
+          <w:t>https://www.researchgate.net/publication/280027652</w:t>
+        </w:r>
+      </w:hyperlink>
+    </w:p>
+    <w:p>
+      <w:r>
+        <w:t xml:space="preserve">[3] </w:t>
+      </w:r>
+      <w:proofErr w:type="spellStart"/>
+      <w:r>
+        <w:t>Google</w:t>
+      </w:r>
+      <w:proofErr w:type="spellEnd"/>
+      <w:r>
+        <w:t>, „</w:t>
+      </w:r>
+      <w:proofErr w:type="spellStart"/>
+      <w:r>
+        <w:t>Google</w:t>
+      </w:r>
+      <w:proofErr w:type="spellEnd"/>
+      <w:r>
+        <w:t xml:space="preserve"> </w:t>
+      </w:r>
+      <w:proofErr w:type="spellStart"/>
+      <w:r>
+        <w:t>Classroom</w:t>
+      </w:r>
+      <w:proofErr w:type="spellEnd"/>
+      <w:r>
+        <w:t xml:space="preserve">," </w:t>
+      </w:r>
+      <w:proofErr w:type="spellStart"/>
+      <w:r>
+        <w:t>Google</w:t>
+      </w:r>
+      <w:proofErr w:type="spellEnd"/>
+      <w:r>
+        <w:t xml:space="preserve"> </w:t>
+      </w:r>
+      <w:proofErr w:type="spellStart"/>
+      <w:r>
+        <w:t>for</w:t>
+      </w:r>
+      <w:proofErr w:type="spellEnd"/>
+      <w:r>
+        <w:t xml:space="preserve"> </w:t>
+      </w:r>
+      <w:proofErr w:type="spellStart"/>
+      <w:r>
+        <w:t>Education</w:t>
+      </w:r>
+      <w:proofErr w:type="spellEnd"/>
+      <w:r>
+        <w:t xml:space="preserve">, 2024. [Онлайн]. Достъпно на: </w:t>
+      </w:r>
+      <w:hyperlink r:id="rId57" w:history="1">
+        <w:r>
+          <w:rPr>
+            <w:rStyle w:val="aa"/>
+          </w:rPr>
+          <w:t>https://edu.google.com/workspace-for-education/products/classroom/</w:t>
+        </w:r>
+      </w:hyperlink>
+    </w:p>
+    <w:p>
+      <w:r>
+        <w:t xml:space="preserve">[4] Microsoft, „Microsoft </w:t>
+      </w:r>
+      <w:proofErr w:type="spellStart"/>
+      <w:r>
+        <w:t>Teams</w:t>
+      </w:r>
+      <w:proofErr w:type="spellEnd"/>
+      <w:r>
+        <w:t xml:space="preserve"> </w:t>
+      </w:r>
+      <w:proofErr w:type="spellStart"/>
+      <w:r>
+        <w:t>for</w:t>
+      </w:r>
+      <w:proofErr w:type="spellEnd"/>
+      <w:r>
+        <w:t xml:space="preserve"> </w:t>
+      </w:r>
+      <w:proofErr w:type="spellStart"/>
+      <w:r>
+        <w:t>Education</w:t>
+      </w:r>
+      <w:proofErr w:type="spellEnd"/>
+      <w:r>
+        <w:t xml:space="preserve">," Microsoft, 2024. [Онлайн]. Достъпно на: </w:t>
+      </w:r>
+      <w:hyperlink r:id="rId58" w:history="1">
+        <w:r>
+          <w:rPr>
+            <w:rStyle w:val="aa"/>
+          </w:rPr>
+          <w:t>https://www.microsoft.com/en-us/education/products/teams</w:t>
+        </w:r>
+      </w:hyperlink>
+    </w:p>
+    <w:p>
+      <w:r>
+        <w:t xml:space="preserve">[5] B. </w:t>
+      </w:r>
+      <w:proofErr w:type="spellStart"/>
+      <w:r>
+        <w:t>Ahmad</w:t>
+      </w:r>
+      <w:proofErr w:type="spellEnd"/>
+      <w:r>
+        <w:t xml:space="preserve">, M. A. </w:t>
+      </w:r>
+      <w:proofErr w:type="spellStart"/>
+      <w:r>
+        <w:t>Ayu</w:t>
+      </w:r>
+      <w:proofErr w:type="spellEnd"/>
+      <w:r>
+        <w:t>, „</w:t>
+      </w:r>
+      <w:proofErr w:type="spellStart"/>
+      <w:r>
+        <w:t>TouchIn</w:t>
+      </w:r>
+      <w:proofErr w:type="spellEnd"/>
+      <w:r>
+        <w:t xml:space="preserve">: </w:t>
+      </w:r>
+      <w:proofErr w:type="spellStart"/>
+      <w:r>
+        <w:t>An</w:t>
+      </w:r>
+      <w:proofErr w:type="spellEnd"/>
+      <w:r>
+        <w:t xml:space="preserve"> NFC </w:t>
+      </w:r>
+      <w:proofErr w:type="spellStart"/>
+      <w:r>
+        <w:t>Supported</w:t>
+      </w:r>
+      <w:proofErr w:type="spellEnd"/>
+      <w:r>
+        <w:t xml:space="preserve"> </w:t>
+      </w:r>
+      <w:proofErr w:type="spellStart"/>
+      <w:r>
+        <w:t>Attendance</w:t>
+      </w:r>
+      <w:proofErr w:type="spellEnd"/>
+      <w:r>
+        <w:t xml:space="preserve"> </w:t>
+      </w:r>
+      <w:proofErr w:type="spellStart"/>
+      <w:r>
+        <w:t>System</w:t>
+      </w:r>
+      <w:proofErr w:type="spellEnd"/>
+      <w:r>
+        <w:t xml:space="preserve"> </w:t>
+      </w:r>
+      <w:proofErr w:type="spellStart"/>
+      <w:r>
+        <w:t>in</w:t>
+      </w:r>
+      <w:proofErr w:type="spellEnd"/>
+      <w:r>
+        <w:t xml:space="preserve"> a </w:t>
+      </w:r>
+      <w:proofErr w:type="spellStart"/>
+      <w:r>
+        <w:t>University</w:t>
+      </w:r>
+      <w:proofErr w:type="spellEnd"/>
+      <w:r>
+        <w:t xml:space="preserve"> </w:t>
+      </w:r>
+      <w:proofErr w:type="spellStart"/>
+      <w:r>
+        <w:t>Environment</w:t>
+      </w:r>
+      <w:proofErr w:type="spellEnd"/>
+      <w:r>
+        <w:t xml:space="preserve">," International </w:t>
+      </w:r>
+      <w:proofErr w:type="spellStart"/>
+      <w:r>
+        <w:t>Journal</w:t>
+      </w:r>
+      <w:proofErr w:type="spellEnd"/>
+      <w:r>
+        <w:t xml:space="preserve"> </w:t>
+      </w:r>
+      <w:proofErr w:type="spellStart"/>
+      <w:r>
+        <w:t>of</w:t>
+      </w:r>
+      <w:proofErr w:type="spellEnd"/>
+      <w:r>
+        <w:t xml:space="preserve"> </w:t>
+      </w:r>
+      <w:proofErr w:type="spellStart"/>
+      <w:r>
+        <w:t>Information</w:t>
+      </w:r>
+      <w:proofErr w:type="spellEnd"/>
+      <w:r>
+        <w:t xml:space="preserve"> </w:t>
+      </w:r>
+      <w:proofErr w:type="spellStart"/>
+      <w:r>
+        <w:t>and</w:t>
+      </w:r>
+      <w:proofErr w:type="spellEnd"/>
+      <w:r>
+        <w:t xml:space="preserve"> </w:t>
+      </w:r>
+      <w:proofErr w:type="spellStart"/>
+      <w:r>
+        <w:t>Education</w:t>
+      </w:r>
+      <w:proofErr w:type="spellEnd"/>
+      <w:r>
+        <w:t xml:space="preserve"> Technology, </w:t>
+      </w:r>
+      <w:proofErr w:type="spellStart"/>
+      <w:r>
+        <w:t>vol</w:t>
+      </w:r>
+      <w:proofErr w:type="spellEnd"/>
+      <w:r>
+        <w:t xml:space="preserve">. 4, 2014. [Онлайн]. Достъпно на: </w:t>
+      </w:r>
+      <w:hyperlink r:id="rId59" w:history="1">
+        <w:r>
+          <w:rPr>
+            <w:rStyle w:val="aa"/>
+          </w:rPr>
+          <w:t>https://www.researchgate.net/publication/300791064</w:t>
+        </w:r>
+      </w:hyperlink>
+    </w:p>
+    <w:p>
+      <w:r>
+        <w:t xml:space="preserve">[6] G. P. </w:t>
+      </w:r>
+      <w:proofErr w:type="spellStart"/>
+      <w:r>
+        <w:t>Mithun</w:t>
+      </w:r>
+      <w:proofErr w:type="spellEnd"/>
+      <w:r>
+        <w:t xml:space="preserve"> </w:t>
+      </w:r>
+      <w:proofErr w:type="spellStart"/>
+      <w:r>
+        <w:t>et</w:t>
+      </w:r>
+      <w:proofErr w:type="spellEnd"/>
+      <w:r>
+        <w:t xml:space="preserve"> </w:t>
+      </w:r>
+      <w:proofErr w:type="spellStart"/>
+      <w:r>
+        <w:t>al</w:t>
+      </w:r>
+      <w:proofErr w:type="spellEnd"/>
+      <w:r>
+        <w:t>., „</w:t>
+      </w:r>
+      <w:proofErr w:type="spellStart"/>
+      <w:r>
+        <w:t>An</w:t>
+      </w:r>
+      <w:proofErr w:type="spellEnd"/>
+      <w:r>
+        <w:t xml:space="preserve"> NFC </w:t>
+      </w:r>
+      <w:proofErr w:type="spellStart"/>
+      <w:r>
+        <w:t>Based</w:t>
+      </w:r>
+      <w:proofErr w:type="spellEnd"/>
+      <w:r>
+        <w:t xml:space="preserve"> </w:t>
+      </w:r>
+      <w:proofErr w:type="spellStart"/>
+      <w:r>
+        <w:t>Student</w:t>
+      </w:r>
+      <w:proofErr w:type="spellEnd"/>
+      <w:r>
+        <w:t xml:space="preserve"> </w:t>
+      </w:r>
+      <w:proofErr w:type="spellStart"/>
+      <w:r>
+        <w:t>Attendance</w:t>
+      </w:r>
+      <w:proofErr w:type="spellEnd"/>
+      <w:r>
+        <w:t xml:space="preserve"> </w:t>
+      </w:r>
+      <w:proofErr w:type="spellStart"/>
+      <w:r>
+        <w:t>Tracking</w:t>
+      </w:r>
+      <w:proofErr w:type="spellEnd"/>
+      <w:r>
+        <w:t>/</w:t>
+      </w:r>
+      <w:proofErr w:type="spellStart"/>
+      <w:r>
+        <w:t>Monitoring</w:t>
+      </w:r>
+      <w:proofErr w:type="spellEnd"/>
+      <w:r>
+        <w:t xml:space="preserve"> </w:t>
+      </w:r>
+      <w:proofErr w:type="spellStart"/>
+      <w:r>
+        <w:t>System</w:t>
+      </w:r>
+      <w:proofErr w:type="spellEnd"/>
+      <w:r>
+        <w:t xml:space="preserve"> </w:t>
+      </w:r>
+      <w:proofErr w:type="spellStart"/>
+      <w:r>
+        <w:t>Using</w:t>
+      </w:r>
+      <w:proofErr w:type="spellEnd"/>
+      <w:r>
+        <w:t xml:space="preserve"> </w:t>
+      </w:r>
+      <w:proofErr w:type="spellStart"/>
+      <w:r>
+        <w:t>an</w:t>
+      </w:r>
+      <w:proofErr w:type="spellEnd"/>
+      <w:r>
+        <w:t xml:space="preserve"> </w:t>
+      </w:r>
+      <w:proofErr w:type="spellStart"/>
+      <w:r>
+        <w:t>IoT</w:t>
+      </w:r>
+      <w:proofErr w:type="spellEnd"/>
+      <w:r>
+        <w:t xml:space="preserve"> </w:t>
+      </w:r>
+      <w:proofErr w:type="spellStart"/>
+      <w:r>
+        <w:t>Approach</w:t>
+      </w:r>
+      <w:proofErr w:type="spellEnd"/>
+      <w:r>
+        <w:t xml:space="preserve">," 2020 International </w:t>
+      </w:r>
+      <w:proofErr w:type="spellStart"/>
+      <w:r>
+        <w:t>Conference</w:t>
+      </w:r>
+      <w:proofErr w:type="spellEnd"/>
+      <w:r>
+        <w:t xml:space="preserve"> </w:t>
+      </w:r>
+      <w:proofErr w:type="spellStart"/>
+      <w:r>
+        <w:t>on</w:t>
+      </w:r>
+      <w:proofErr w:type="spellEnd"/>
+      <w:r>
+        <w:t xml:space="preserve"> </w:t>
+      </w:r>
+      <w:proofErr w:type="spellStart"/>
+      <w:r>
+        <w:t>Computational</w:t>
+      </w:r>
+      <w:proofErr w:type="spellEnd"/>
+      <w:r>
+        <w:t xml:space="preserve"> Science </w:t>
+      </w:r>
+      <w:proofErr w:type="spellStart"/>
+      <w:r>
+        <w:t>and</w:t>
+      </w:r>
+      <w:proofErr w:type="spellEnd"/>
+      <w:r>
+        <w:t xml:space="preserve"> </w:t>
+      </w:r>
+      <w:proofErr w:type="spellStart"/>
+      <w:r>
+        <w:t>Computational</w:t>
+      </w:r>
+      <w:proofErr w:type="spellEnd"/>
+      <w:r>
+        <w:t xml:space="preserve"> </w:t>
+      </w:r>
+      <w:proofErr w:type="spellStart"/>
+      <w:r>
+        <w:t>Intelligence</w:t>
+      </w:r>
+      <w:proofErr w:type="spellEnd"/>
+      <w:r>
+        <w:t xml:space="preserve"> (CSCI), 2020. [Онлайн]. Достъпно на: </w:t>
+      </w:r>
+      <w:hyperlink r:id="rId60" w:history="1">
+        <w:r>
+          <w:rPr>
+            <w:rStyle w:val="aa"/>
+          </w:rPr>
+          <w:t>https://www.researchgate.net/publication/352698803</w:t>
+        </w:r>
+      </w:hyperlink>
+    </w:p>
+    <w:p>
+      <w:r>
+        <w:t xml:space="preserve">[7] M. S. </w:t>
+      </w:r>
+      <w:proofErr w:type="spellStart"/>
+      <w:r>
+        <w:t>Mane</w:t>
+      </w:r>
+      <w:proofErr w:type="spellEnd"/>
+      <w:r>
+        <w:t xml:space="preserve"> </w:t>
+      </w:r>
+      <w:proofErr w:type="spellStart"/>
+      <w:r>
+        <w:t>et</w:t>
+      </w:r>
+      <w:proofErr w:type="spellEnd"/>
+      <w:r>
+        <w:t xml:space="preserve"> </w:t>
+      </w:r>
+      <w:proofErr w:type="spellStart"/>
+      <w:r>
+        <w:t>al</w:t>
+      </w:r>
+      <w:proofErr w:type="spellEnd"/>
+      <w:r>
+        <w:t>., „NFC-</w:t>
+      </w:r>
+      <w:proofErr w:type="spellStart"/>
+      <w:r>
+        <w:t>based</w:t>
+      </w:r>
+      <w:proofErr w:type="spellEnd"/>
+      <w:r>
+        <w:t xml:space="preserve"> </w:t>
+      </w:r>
+      <w:proofErr w:type="spellStart"/>
+      <w:r>
+        <w:t>Mobile</w:t>
+      </w:r>
+      <w:proofErr w:type="spellEnd"/>
+      <w:r>
+        <w:t xml:space="preserve"> </w:t>
+      </w:r>
+      <w:proofErr w:type="spellStart"/>
+      <w:r>
+        <w:t>Application</w:t>
+      </w:r>
+      <w:proofErr w:type="spellEnd"/>
+      <w:r>
+        <w:t xml:space="preserve"> </w:t>
+      </w:r>
+      <w:proofErr w:type="spellStart"/>
+      <w:r>
+        <w:t>for</w:t>
+      </w:r>
+      <w:proofErr w:type="spellEnd"/>
+      <w:r>
+        <w:t xml:space="preserve"> </w:t>
+      </w:r>
+      <w:proofErr w:type="spellStart"/>
+      <w:r>
+        <w:t>Student</w:t>
+      </w:r>
+      <w:proofErr w:type="spellEnd"/>
+      <w:r>
+        <w:t xml:space="preserve"> </w:t>
+      </w:r>
+      <w:proofErr w:type="spellStart"/>
+      <w:r>
+        <w:t>Attendance</w:t>
+      </w:r>
+      <w:proofErr w:type="spellEnd"/>
+      <w:r>
+        <w:t xml:space="preserve"> </w:t>
+      </w:r>
+      <w:proofErr w:type="spellStart"/>
+      <w:r>
+        <w:t>in</w:t>
+      </w:r>
+      <w:proofErr w:type="spellEnd"/>
+      <w:r>
+        <w:t xml:space="preserve"> </w:t>
+      </w:r>
+      <w:proofErr w:type="spellStart"/>
+      <w:r>
+        <w:t>Institution</w:t>
+      </w:r>
+      <w:proofErr w:type="spellEnd"/>
+      <w:r>
+        <w:t xml:space="preserve"> </w:t>
+      </w:r>
+      <w:proofErr w:type="spellStart"/>
+      <w:r>
+        <w:t>of</w:t>
+      </w:r>
+      <w:proofErr w:type="spellEnd"/>
+      <w:r>
+        <w:t xml:space="preserve"> </w:t>
+      </w:r>
+      <w:proofErr w:type="spellStart"/>
+      <w:r>
+        <w:t>Higher</w:t>
+      </w:r>
+      <w:proofErr w:type="spellEnd"/>
+      <w:r>
+        <w:t xml:space="preserve"> </w:t>
+      </w:r>
+      <w:proofErr w:type="spellStart"/>
+      <w:r>
+        <w:t>Learning</w:t>
+      </w:r>
+      <w:proofErr w:type="spellEnd"/>
+      <w:r>
+        <w:t xml:space="preserve">," </w:t>
+      </w:r>
+      <w:proofErr w:type="spellStart"/>
+      <w:r>
+        <w:t>ResearchGate</w:t>
+      </w:r>
+      <w:proofErr w:type="spellEnd"/>
+      <w:r>
+        <w:t xml:space="preserve">, 2022. [Онлайн]. Достъпно на: </w:t>
+      </w:r>
+      <w:hyperlink r:id="rId61" w:history="1">
+        <w:r>
+          <w:rPr>
+            <w:rStyle w:val="aa"/>
+          </w:rPr>
+          <w:t>https://www.researchgate.net/publication/363827165</w:t>
+        </w:r>
+      </w:hyperlink>
+    </w:p>
+    <w:p>
+      <w:r>
+        <w:t xml:space="preserve">[8] N. </w:t>
+      </w:r>
+      <w:proofErr w:type="spellStart"/>
+      <w:r>
+        <w:t>Hamzah</w:t>
+      </w:r>
+      <w:proofErr w:type="spellEnd"/>
+      <w:r>
+        <w:t xml:space="preserve"> </w:t>
+      </w:r>
+      <w:proofErr w:type="spellStart"/>
+      <w:r>
+        <w:t>et</w:t>
+      </w:r>
+      <w:proofErr w:type="spellEnd"/>
+      <w:r>
+        <w:t xml:space="preserve"> </w:t>
+      </w:r>
+      <w:proofErr w:type="spellStart"/>
+      <w:r>
+        <w:t>al</w:t>
+      </w:r>
+      <w:proofErr w:type="spellEnd"/>
+      <w:r>
+        <w:t xml:space="preserve">., „A </w:t>
+      </w:r>
+      <w:proofErr w:type="spellStart"/>
+      <w:r>
+        <w:t>Review</w:t>
+      </w:r>
+      <w:proofErr w:type="spellEnd"/>
+      <w:r>
+        <w:t xml:space="preserve"> </w:t>
+      </w:r>
+      <w:proofErr w:type="spellStart"/>
+      <w:r>
+        <w:t>of</w:t>
+      </w:r>
+      <w:proofErr w:type="spellEnd"/>
+      <w:r>
+        <w:t xml:space="preserve"> </w:t>
+      </w:r>
+      <w:proofErr w:type="spellStart"/>
+      <w:r>
+        <w:t>Student</w:t>
+      </w:r>
+      <w:proofErr w:type="spellEnd"/>
+      <w:r>
+        <w:t xml:space="preserve"> </w:t>
+      </w:r>
+      <w:proofErr w:type="spellStart"/>
+      <w:r>
+        <w:t>Attendance</w:t>
+      </w:r>
+      <w:proofErr w:type="spellEnd"/>
+      <w:r>
+        <w:t xml:space="preserve"> </w:t>
+      </w:r>
+      <w:proofErr w:type="spellStart"/>
+      <w:r>
+        <w:t>System</w:t>
+      </w:r>
+      <w:proofErr w:type="spellEnd"/>
+      <w:r>
+        <w:t xml:space="preserve"> </w:t>
+      </w:r>
+      <w:proofErr w:type="spellStart"/>
+      <w:r>
+        <w:t>Using</w:t>
+      </w:r>
+      <w:proofErr w:type="spellEnd"/>
+      <w:r>
+        <w:t xml:space="preserve"> </w:t>
+      </w:r>
+      <w:proofErr w:type="spellStart"/>
+      <w:r>
+        <w:t>Near-Field</w:t>
+      </w:r>
+      <w:proofErr w:type="spellEnd"/>
+      <w:r>
+        <w:t xml:space="preserve"> </w:t>
+      </w:r>
+      <w:proofErr w:type="spellStart"/>
+      <w:r>
+        <w:t>Communication</w:t>
+      </w:r>
+      <w:proofErr w:type="spellEnd"/>
+      <w:r>
+        <w:t xml:space="preserve"> (NFC) Technology," </w:t>
+      </w:r>
+      <w:proofErr w:type="spellStart"/>
+      <w:r>
+        <w:t>ResearchGate</w:t>
+      </w:r>
+      <w:proofErr w:type="spellEnd"/>
+      <w:r>
+        <w:t xml:space="preserve">, 2015. [Онлайн]. Достъпно на: </w:t>
+      </w:r>
+      <w:hyperlink r:id="rId62" w:history="1">
+        <w:r>
+          <w:rPr>
+            <w:rStyle w:val="aa"/>
+          </w:rPr>
+          <w:t>https://www.researchgate.net/publication/300791064</w:t>
+        </w:r>
+      </w:hyperlink>
+    </w:p>
+    <w:p>
+      <w:r>
+        <w:t xml:space="preserve">[9] O. </w:t>
+      </w:r>
+      <w:proofErr w:type="spellStart"/>
+      <w:r>
+        <w:t>Olatunji</w:t>
+      </w:r>
+      <w:proofErr w:type="spellEnd"/>
+      <w:r>
+        <w:t xml:space="preserve"> </w:t>
+      </w:r>
+      <w:proofErr w:type="spellStart"/>
+      <w:r>
+        <w:t>et</w:t>
+      </w:r>
+      <w:proofErr w:type="spellEnd"/>
+      <w:r>
+        <w:t xml:space="preserve"> </w:t>
+      </w:r>
+      <w:proofErr w:type="spellStart"/>
+      <w:r>
+        <w:t>al</w:t>
+      </w:r>
+      <w:proofErr w:type="spellEnd"/>
+      <w:r>
+        <w:t>., „</w:t>
+      </w:r>
+      <w:proofErr w:type="spellStart"/>
+      <w:r>
+        <w:t>Development</w:t>
+      </w:r>
+      <w:proofErr w:type="spellEnd"/>
+      <w:r>
+        <w:t xml:space="preserve"> </w:t>
+      </w:r>
+      <w:proofErr w:type="spellStart"/>
+      <w:r>
+        <w:t>of</w:t>
+      </w:r>
+      <w:proofErr w:type="spellEnd"/>
+      <w:r>
+        <w:t xml:space="preserve"> a </w:t>
+      </w:r>
+      <w:proofErr w:type="spellStart"/>
+      <w:r>
+        <w:t>smart</w:t>
+      </w:r>
+      <w:proofErr w:type="spellEnd"/>
+      <w:r>
+        <w:t xml:space="preserve"> </w:t>
+      </w:r>
+      <w:proofErr w:type="spellStart"/>
+      <w:r>
+        <w:t>attendance</w:t>
+      </w:r>
+      <w:proofErr w:type="spellEnd"/>
+      <w:r>
+        <w:t xml:space="preserve"> </w:t>
+      </w:r>
+      <w:proofErr w:type="spellStart"/>
+      <w:r>
+        <w:t>system</w:t>
+      </w:r>
+      <w:proofErr w:type="spellEnd"/>
+      <w:r>
+        <w:t xml:space="preserve"> </w:t>
+      </w:r>
+      <w:proofErr w:type="spellStart"/>
+      <w:r>
+        <w:t>using</w:t>
+      </w:r>
+      <w:proofErr w:type="spellEnd"/>
+      <w:r>
+        <w:t xml:space="preserve"> </w:t>
+      </w:r>
+      <w:proofErr w:type="spellStart"/>
+      <w:r>
+        <w:t>near</w:t>
+      </w:r>
+      <w:proofErr w:type="spellEnd"/>
+      <w:r>
+        <w:t xml:space="preserve"> </w:t>
+      </w:r>
+      <w:proofErr w:type="spellStart"/>
+      <w:r>
+        <w:t>field</w:t>
+      </w:r>
+      <w:proofErr w:type="spellEnd"/>
+      <w:r>
+        <w:t xml:space="preserve"> </w:t>
+      </w:r>
+      <w:proofErr w:type="spellStart"/>
+      <w:r>
+        <w:t>communication</w:t>
+      </w:r>
+      <w:proofErr w:type="spellEnd"/>
+      <w:r>
+        <w:t xml:space="preserve"> (SMAT-NFC)," </w:t>
+      </w:r>
+      <w:proofErr w:type="spellStart"/>
+      <w:r>
+        <w:t>ResearchGate</w:t>
+      </w:r>
+      <w:proofErr w:type="spellEnd"/>
+      <w:r>
+        <w:t xml:space="preserve">, 2022. [Онлайн]. Достъпно на: </w:t>
+      </w:r>
+      <w:hyperlink r:id="rId63" w:history="1">
+        <w:r>
+          <w:rPr>
+            <w:rStyle w:val="aa"/>
+          </w:rPr>
+          <w:t>https://www.researchgate.net/publication/363195201</w:t>
+        </w:r>
+      </w:hyperlink>
+    </w:p>
+    <w:p>
+      <w:r>
+        <w:t xml:space="preserve">[10] B. </w:t>
+      </w:r>
+      <w:proofErr w:type="spellStart"/>
+      <w:r>
+        <w:t>Ozdenizci</w:t>
+      </w:r>
+      <w:proofErr w:type="spellEnd"/>
+      <w:r>
+        <w:t xml:space="preserve"> </w:t>
+      </w:r>
+      <w:proofErr w:type="spellStart"/>
+      <w:r>
+        <w:t>et</w:t>
+      </w:r>
+      <w:proofErr w:type="spellEnd"/>
+      <w:r>
+        <w:t xml:space="preserve"> </w:t>
+      </w:r>
+      <w:proofErr w:type="spellStart"/>
+      <w:r>
+        <w:t>al</w:t>
+      </w:r>
+      <w:proofErr w:type="spellEnd"/>
+      <w:r>
+        <w:t xml:space="preserve">., „A </w:t>
+      </w:r>
+      <w:proofErr w:type="spellStart"/>
+      <w:r>
+        <w:t>Tokenization-Based</w:t>
+      </w:r>
+      <w:proofErr w:type="spellEnd"/>
+      <w:r>
+        <w:t xml:space="preserve"> </w:t>
+      </w:r>
+      <w:proofErr w:type="spellStart"/>
+      <w:r>
+        <w:t>Communication</w:t>
+      </w:r>
+      <w:proofErr w:type="spellEnd"/>
+      <w:r>
+        <w:t xml:space="preserve"> </w:t>
+      </w:r>
+      <w:proofErr w:type="spellStart"/>
+      <w:r>
+        <w:t>Architecture</w:t>
+      </w:r>
+      <w:proofErr w:type="spellEnd"/>
+      <w:r>
+        <w:t xml:space="preserve"> </w:t>
+      </w:r>
+      <w:proofErr w:type="spellStart"/>
+      <w:r>
+        <w:t>for</w:t>
+      </w:r>
+      <w:proofErr w:type="spellEnd"/>
+      <w:r>
+        <w:t xml:space="preserve"> HCE-</w:t>
+      </w:r>
+      <w:proofErr w:type="spellStart"/>
+      <w:r>
+        <w:t>Enabled</w:t>
+      </w:r>
+      <w:proofErr w:type="spellEnd"/>
+      <w:r>
+        <w:t xml:space="preserve"> NFC Services," </w:t>
+      </w:r>
+      <w:proofErr w:type="spellStart"/>
+      <w:r>
+        <w:t>Mobile</w:t>
+      </w:r>
+      <w:proofErr w:type="spellEnd"/>
+      <w:r>
+        <w:t xml:space="preserve"> </w:t>
+      </w:r>
+      <w:proofErr w:type="spellStart"/>
+      <w:r>
+        <w:t>Information</w:t>
+      </w:r>
+      <w:proofErr w:type="spellEnd"/>
+      <w:r>
+        <w:t xml:space="preserve"> Systems, </w:t>
+      </w:r>
+      <w:proofErr w:type="spellStart"/>
+      <w:r>
+        <w:t>Hindawi</w:t>
+      </w:r>
+      <w:proofErr w:type="spellEnd"/>
+      <w:r>
+        <w:t xml:space="preserve">, 2016. [Онлайн]. Достъпно на: </w:t>
+      </w:r>
+      <w:hyperlink r:id="rId64" w:history="1">
+        <w:r>
+          <w:rPr>
+            <w:rStyle w:val="aa"/>
+          </w:rPr>
+          <w:t>https://hindawi.com/journals/misy/2016/5046284</w:t>
+        </w:r>
+      </w:hyperlink>
+    </w:p>
+    <w:p>
+      <w:r>
+        <w:lastRenderedPageBreak/>
+        <w:t xml:space="preserve">[11] Y. </w:t>
+      </w:r>
+      <w:proofErr w:type="spellStart"/>
+      <w:r>
+        <w:t>Feng</w:t>
+      </w:r>
+      <w:proofErr w:type="spellEnd"/>
+      <w:r>
+        <w:t xml:space="preserve"> </w:t>
+      </w:r>
+      <w:proofErr w:type="spellStart"/>
+      <w:r>
+        <w:t>et</w:t>
+      </w:r>
+      <w:proofErr w:type="spellEnd"/>
+      <w:r>
+        <w:t xml:space="preserve"> </w:t>
+      </w:r>
+      <w:proofErr w:type="spellStart"/>
+      <w:r>
+        <w:t>al</w:t>
+      </w:r>
+      <w:proofErr w:type="spellEnd"/>
+      <w:r>
+        <w:t xml:space="preserve">., „A </w:t>
+      </w:r>
+      <w:proofErr w:type="spellStart"/>
+      <w:r>
+        <w:t>Replay-Attack</w:t>
+      </w:r>
+      <w:proofErr w:type="spellEnd"/>
+      <w:r>
+        <w:t xml:space="preserve"> </w:t>
+      </w:r>
+      <w:proofErr w:type="spellStart"/>
+      <w:r>
+        <w:t>Resistant</w:t>
+      </w:r>
+      <w:proofErr w:type="spellEnd"/>
+      <w:r>
+        <w:t xml:space="preserve"> </w:t>
+      </w:r>
+      <w:proofErr w:type="spellStart"/>
+      <w:r>
+        <w:t>Authentication</w:t>
+      </w:r>
+      <w:proofErr w:type="spellEnd"/>
+      <w:r>
+        <w:t xml:space="preserve"> </w:t>
+      </w:r>
+      <w:proofErr w:type="spellStart"/>
+      <w:r>
+        <w:t>Scheme</w:t>
+      </w:r>
+      <w:proofErr w:type="spellEnd"/>
+      <w:r>
+        <w:t xml:space="preserve"> </w:t>
+      </w:r>
+      <w:proofErr w:type="spellStart"/>
+      <w:r>
+        <w:t>for</w:t>
+      </w:r>
+      <w:proofErr w:type="spellEnd"/>
+      <w:r>
+        <w:t xml:space="preserve"> </w:t>
+      </w:r>
+      <w:proofErr w:type="spellStart"/>
+      <w:r>
+        <w:t>the</w:t>
+      </w:r>
+      <w:proofErr w:type="spellEnd"/>
+      <w:r>
+        <w:t xml:space="preserve"> Internet </w:t>
+      </w:r>
+      <w:proofErr w:type="spellStart"/>
+      <w:r>
+        <w:t>of</w:t>
+      </w:r>
+      <w:proofErr w:type="spellEnd"/>
+      <w:r>
+        <w:t xml:space="preserve"> </w:t>
+      </w:r>
+      <w:proofErr w:type="spellStart"/>
+      <w:r>
+        <w:t>Things</w:t>
+      </w:r>
+      <w:proofErr w:type="spellEnd"/>
+      <w:r>
+        <w:t xml:space="preserve">," </w:t>
+      </w:r>
+      <w:proofErr w:type="spellStart"/>
+      <w:r>
+        <w:t>ResearchGate</w:t>
+      </w:r>
+      <w:proofErr w:type="spellEnd"/>
+      <w:r>
+        <w:t xml:space="preserve">, 2017. [Онлайн]. Достъпно на: </w:t>
+      </w:r>
+      <w:hyperlink r:id="rId65" w:history="1">
+        <w:r>
+          <w:rPr>
+            <w:rStyle w:val="aa"/>
+          </w:rPr>
+          <w:t>https://www.researchgate.net/publication/319053602</w:t>
+        </w:r>
+      </w:hyperlink>
+    </w:p>
+    <w:p>
+      <w:r>
+        <w:t xml:space="preserve">[12] A. </w:t>
+      </w:r>
+      <w:proofErr w:type="spellStart"/>
+      <w:r>
+        <w:t>Maier</w:t>
+      </w:r>
+      <w:proofErr w:type="spellEnd"/>
+      <w:r>
+        <w:t xml:space="preserve"> </w:t>
+      </w:r>
+      <w:proofErr w:type="spellStart"/>
+      <w:r>
+        <w:t>et</w:t>
+      </w:r>
+      <w:proofErr w:type="spellEnd"/>
+      <w:r>
+        <w:t xml:space="preserve"> </w:t>
+      </w:r>
+      <w:proofErr w:type="spellStart"/>
+      <w:r>
+        <w:t>al</w:t>
+      </w:r>
+      <w:proofErr w:type="spellEnd"/>
+      <w:r>
+        <w:t>., „</w:t>
+      </w:r>
+      <w:proofErr w:type="spellStart"/>
+      <w:r>
+        <w:t>Comparative</w:t>
+      </w:r>
+      <w:proofErr w:type="spellEnd"/>
+      <w:r>
+        <w:t xml:space="preserve"> </w:t>
+      </w:r>
+      <w:proofErr w:type="spellStart"/>
+      <w:r>
+        <w:t>Analysis</w:t>
+      </w:r>
+      <w:proofErr w:type="spellEnd"/>
+      <w:r>
+        <w:t xml:space="preserve"> </w:t>
+      </w:r>
+      <w:proofErr w:type="spellStart"/>
+      <w:r>
+        <w:t>and</w:t>
+      </w:r>
+      <w:proofErr w:type="spellEnd"/>
+      <w:r>
+        <w:t xml:space="preserve"> </w:t>
+      </w:r>
+      <w:proofErr w:type="spellStart"/>
+      <w:r>
+        <w:t>Practical</w:t>
+      </w:r>
+      <w:proofErr w:type="spellEnd"/>
+      <w:r>
+        <w:t xml:space="preserve"> </w:t>
+      </w:r>
+      <w:proofErr w:type="spellStart"/>
+      <w:r>
+        <w:t>Implementation</w:t>
+      </w:r>
+      <w:proofErr w:type="spellEnd"/>
+      <w:r>
+        <w:t xml:space="preserve"> </w:t>
+      </w:r>
+      <w:proofErr w:type="spellStart"/>
+      <w:r>
+        <w:t>of</w:t>
+      </w:r>
+      <w:proofErr w:type="spellEnd"/>
+      <w:r>
+        <w:t xml:space="preserve"> </w:t>
+      </w:r>
+      <w:proofErr w:type="spellStart"/>
+      <w:r>
+        <w:t>the</w:t>
+      </w:r>
+      <w:proofErr w:type="spellEnd"/>
+      <w:r>
+        <w:t xml:space="preserve"> ESP32 </w:t>
+      </w:r>
+      <w:proofErr w:type="spellStart"/>
+      <w:r>
+        <w:t>Microcontroller</w:t>
+      </w:r>
+      <w:proofErr w:type="spellEnd"/>
+      <w:r>
+        <w:t xml:space="preserve"> </w:t>
+      </w:r>
+      <w:proofErr w:type="spellStart"/>
+      <w:r>
+        <w:t>Module</w:t>
+      </w:r>
+      <w:proofErr w:type="spellEnd"/>
+      <w:r>
+        <w:t xml:space="preserve"> </w:t>
+      </w:r>
+      <w:proofErr w:type="spellStart"/>
+      <w:r>
+        <w:t>for</w:t>
+      </w:r>
+      <w:proofErr w:type="spellEnd"/>
+      <w:r>
+        <w:t xml:space="preserve"> </w:t>
+      </w:r>
+      <w:proofErr w:type="spellStart"/>
+      <w:r>
+        <w:t>the</w:t>
+      </w:r>
+      <w:proofErr w:type="spellEnd"/>
+      <w:r>
+        <w:t xml:space="preserve"> Internet </w:t>
+      </w:r>
+      <w:proofErr w:type="spellStart"/>
+      <w:r>
+        <w:t>of</w:t>
+      </w:r>
+      <w:proofErr w:type="spellEnd"/>
+      <w:r>
+        <w:t xml:space="preserve"> </w:t>
+      </w:r>
+      <w:proofErr w:type="spellStart"/>
+      <w:r>
+        <w:t>Things</w:t>
+      </w:r>
+      <w:proofErr w:type="spellEnd"/>
+      <w:r>
+        <w:t xml:space="preserve">," </w:t>
+      </w:r>
+      <w:proofErr w:type="spellStart"/>
+      <w:r>
+        <w:t>ResearchGate</w:t>
+      </w:r>
+      <w:proofErr w:type="spellEnd"/>
+      <w:r>
+        <w:t xml:space="preserve">, 2017. [Онлайн]. Достъпно на: </w:t>
+      </w:r>
+      <w:hyperlink r:id="rId66" w:history="1">
+        <w:r>
+          <w:rPr>
+            <w:rStyle w:val="aa"/>
+          </w:rPr>
+          <w:t>https://www.researchgate.net/publication/320273388</w:t>
+        </w:r>
+      </w:hyperlink>
+    </w:p>
+    <w:p>
+      <w:r>
+        <w:t xml:space="preserve">[13] </w:t>
+      </w:r>
+      <w:proofErr w:type="spellStart"/>
+      <w:r>
+        <w:t>Adafruit</w:t>
+      </w:r>
+      <w:proofErr w:type="spellEnd"/>
+      <w:r>
+        <w:t xml:space="preserve"> Industries, „</w:t>
+      </w:r>
+      <w:proofErr w:type="spellStart"/>
+      <w:r>
+        <w:t>Adafruit</w:t>
+      </w:r>
+      <w:proofErr w:type="spellEnd"/>
+      <w:r>
+        <w:t xml:space="preserve"> PN532 NFC/RFID </w:t>
+      </w:r>
+      <w:proofErr w:type="spellStart"/>
+      <w:r>
+        <w:t>Controller</w:t>
+      </w:r>
+      <w:proofErr w:type="spellEnd"/>
+      <w:r>
+        <w:t xml:space="preserve"> </w:t>
+      </w:r>
+      <w:proofErr w:type="spellStart"/>
+      <w:r>
+        <w:t>Shield</w:t>
+      </w:r>
+      <w:proofErr w:type="spellEnd"/>
+      <w:r>
+        <w:t xml:space="preserve"> </w:t>
+      </w:r>
+      <w:proofErr w:type="spellStart"/>
+      <w:r>
+        <w:t>for</w:t>
+      </w:r>
+      <w:proofErr w:type="spellEnd"/>
+      <w:r>
+        <w:t xml:space="preserve"> </w:t>
+      </w:r>
+      <w:proofErr w:type="spellStart"/>
+      <w:r>
+        <w:t>Arduino</w:t>
+      </w:r>
+      <w:proofErr w:type="spellEnd"/>
+      <w:r>
+        <w:t xml:space="preserve"> + </w:t>
+      </w:r>
+      <w:proofErr w:type="spellStart"/>
+      <w:r>
+        <w:t>Extras</w:t>
+      </w:r>
+      <w:proofErr w:type="spellEnd"/>
+      <w:r>
+        <w:t xml:space="preserve">," </w:t>
+      </w:r>
+      <w:proofErr w:type="spellStart"/>
+      <w:r>
+        <w:t>GitHub</w:t>
+      </w:r>
+      <w:proofErr w:type="spellEnd"/>
+      <w:r>
+        <w:t xml:space="preserve">, 2024. [Онлайн]. Достъпно на: </w:t>
+      </w:r>
+      <w:hyperlink r:id="rId67" w:history="1">
+        <w:r>
+          <w:rPr>
+            <w:rStyle w:val="aa"/>
+            <w:rFonts w:eastAsiaTheme="majorEastAsia"/>
+          </w:rPr>
+          <w:t>https://github.com/adafruit/Adafruit-PN532</w:t>
+        </w:r>
+      </w:hyperlink>
+    </w:p>
+    <w:p>
+      <w:pPr>
+        <w:ind w:firstLine="708"/>
+      </w:pPr>
+      <w:r>
+        <w:t>[1</w:t>
+      </w:r>
+      <w:r>
+        <w:rPr>
+          <w:lang w:val="en-US"/>
+        </w:rPr>
+        <w:t>4</w:t>
+      </w:r>
+      <w:r>
+        <w:t xml:space="preserve">] R. </w:t>
+      </w:r>
+      <w:proofErr w:type="spellStart"/>
+      <w:r>
+        <w:t>Putri</w:t>
+      </w:r>
+      <w:proofErr w:type="spellEnd"/>
+      <w:r>
+        <w:t xml:space="preserve"> </w:t>
+      </w:r>
+      <w:proofErr w:type="spellStart"/>
+      <w:r>
+        <w:t>et</w:t>
+      </w:r>
+      <w:proofErr w:type="spellEnd"/>
+      <w:r>
+        <w:t xml:space="preserve"> </w:t>
+      </w:r>
+      <w:proofErr w:type="spellStart"/>
+      <w:r>
+        <w:t>al</w:t>
+      </w:r>
+      <w:proofErr w:type="spellEnd"/>
+      <w:r>
+        <w:t>., „</w:t>
+      </w:r>
+      <w:proofErr w:type="spellStart"/>
+      <w:r>
+        <w:t>Authenticate</w:t>
+      </w:r>
+      <w:proofErr w:type="spellEnd"/>
+      <w:r>
+        <w:t xml:space="preserve"> </w:t>
+      </w:r>
+      <w:proofErr w:type="spellStart"/>
+      <w:r>
+        <w:t>and</w:t>
+      </w:r>
+      <w:proofErr w:type="spellEnd"/>
+      <w:r>
+        <w:t xml:space="preserve"> </w:t>
+      </w:r>
+      <w:proofErr w:type="spellStart"/>
+      <w:r>
+        <w:t>Verification</w:t>
+      </w:r>
+      <w:proofErr w:type="spellEnd"/>
+      <w:r>
+        <w:t xml:space="preserve"> </w:t>
+      </w:r>
+      <w:proofErr w:type="spellStart"/>
+      <w:r>
+        <w:t>Source</w:t>
+      </w:r>
+      <w:proofErr w:type="spellEnd"/>
+      <w:r>
+        <w:t xml:space="preserve"> </w:t>
+      </w:r>
+      <w:proofErr w:type="spellStart"/>
+      <w:r>
+        <w:t>Files</w:t>
+      </w:r>
+      <w:proofErr w:type="spellEnd"/>
+      <w:r>
+        <w:t xml:space="preserve"> </w:t>
+      </w:r>
+      <w:proofErr w:type="spellStart"/>
+      <w:r>
+        <w:t>using</w:t>
+      </w:r>
+      <w:proofErr w:type="spellEnd"/>
+      <w:r>
+        <w:t xml:space="preserve"> SHA256 </w:t>
+      </w:r>
+      <w:proofErr w:type="spellStart"/>
+      <w:r>
+        <w:t>and</w:t>
+      </w:r>
+      <w:proofErr w:type="spellEnd"/>
+      <w:r>
+        <w:t xml:space="preserve"> HMAC </w:t>
+      </w:r>
+      <w:proofErr w:type="spellStart"/>
+      <w:r>
+        <w:t>Algorithms</w:t>
+      </w:r>
+      <w:proofErr w:type="spellEnd"/>
+      <w:r>
+        <w:t xml:space="preserve">," </w:t>
+      </w:r>
+      <w:proofErr w:type="spellStart"/>
+      <w:r>
+        <w:t>ResearchGate</w:t>
+      </w:r>
+      <w:proofErr w:type="spellEnd"/>
+      <w:r>
+        <w:t xml:space="preserve">, 2024. [Онлайн]. Достъпно на: </w:t>
+      </w:r>
+      <w:hyperlink r:id="rId68" w:history="1">
+        <w:r>
+          <w:rPr>
+            <w:rStyle w:val="aa"/>
+          </w:rPr>
+          <w:t>https://www.researchgate.net/publication/381942463</w:t>
+        </w:r>
+      </w:hyperlink>
+    </w:p>
+    <w:p>
+      <w:r>
+        <w:t>[1</w:t>
+      </w:r>
+      <w:r>
+        <w:rPr>
+          <w:lang w:val="en-US"/>
+        </w:rPr>
+        <w:t>5</w:t>
+      </w:r>
+      <w:r>
+        <w:t xml:space="preserve">] A. </w:t>
+      </w:r>
+      <w:proofErr w:type="spellStart"/>
+      <w:r>
+        <w:t>Hamid</w:t>
+      </w:r>
+      <w:proofErr w:type="spellEnd"/>
+      <w:r>
+        <w:t xml:space="preserve"> </w:t>
+      </w:r>
+      <w:proofErr w:type="spellStart"/>
+      <w:r>
+        <w:t>et</w:t>
+      </w:r>
+      <w:proofErr w:type="spellEnd"/>
+      <w:r>
+        <w:t xml:space="preserve"> </w:t>
+      </w:r>
+      <w:proofErr w:type="spellStart"/>
+      <w:r>
+        <w:t>al</w:t>
+      </w:r>
+      <w:proofErr w:type="spellEnd"/>
+      <w:r>
+        <w:t>., „</w:t>
+      </w:r>
+      <w:proofErr w:type="spellStart"/>
+      <w:r>
+        <w:t>Implementation</w:t>
+      </w:r>
+      <w:proofErr w:type="spellEnd"/>
+      <w:r>
+        <w:t xml:space="preserve"> </w:t>
+      </w:r>
+      <w:proofErr w:type="spellStart"/>
+      <w:r>
+        <w:t>of</w:t>
+      </w:r>
+      <w:proofErr w:type="spellEnd"/>
+      <w:r>
+        <w:t xml:space="preserve"> HMAC-SHA256 </w:t>
+      </w:r>
+      <w:proofErr w:type="spellStart"/>
+      <w:r>
+        <w:t>algorithm</w:t>
+      </w:r>
+      <w:proofErr w:type="spellEnd"/>
+      <w:r>
+        <w:t xml:space="preserve"> </w:t>
+      </w:r>
+      <w:proofErr w:type="spellStart"/>
+      <w:r>
+        <w:t>for</w:t>
+      </w:r>
+      <w:proofErr w:type="spellEnd"/>
+      <w:r>
+        <w:t xml:space="preserve"> </w:t>
+      </w:r>
+      <w:proofErr w:type="spellStart"/>
+      <w:r>
+        <w:t>hybrid</w:t>
+      </w:r>
+      <w:proofErr w:type="spellEnd"/>
+      <w:r>
+        <w:t xml:space="preserve"> </w:t>
+      </w:r>
+      <w:proofErr w:type="spellStart"/>
+      <w:r>
+        <w:t>routing</w:t>
+      </w:r>
+      <w:proofErr w:type="spellEnd"/>
+      <w:r>
+        <w:t xml:space="preserve"> </w:t>
+      </w:r>
+      <w:proofErr w:type="spellStart"/>
+      <w:r>
+        <w:t>protocols</w:t>
+      </w:r>
+      <w:proofErr w:type="spellEnd"/>
+      <w:r>
+        <w:t xml:space="preserve"> </w:t>
+      </w:r>
+      <w:proofErr w:type="spellStart"/>
+      <w:r>
+        <w:t>in</w:t>
+      </w:r>
+      <w:proofErr w:type="spellEnd"/>
+      <w:r>
+        <w:t xml:space="preserve"> </w:t>
+      </w:r>
+      <w:proofErr w:type="spellStart"/>
+      <w:r>
+        <w:t>MANETs</w:t>
+      </w:r>
+      <w:proofErr w:type="spellEnd"/>
+      <w:r>
+        <w:t xml:space="preserve">," </w:t>
+      </w:r>
+      <w:proofErr w:type="spellStart"/>
+      <w:r>
+        <w:t>ResearchGate</w:t>
+      </w:r>
+      <w:proofErr w:type="spellEnd"/>
+      <w:r>
+        <w:t xml:space="preserve">, 2021. [Онлайн]. Достъпно на: </w:t>
+      </w:r>
+      <w:hyperlink r:id="rId69" w:history="1">
+        <w:r>
+          <w:rPr>
+            <w:rStyle w:val="aa"/>
+          </w:rPr>
+          <w:t>https://www.researchgate.net/publication/282265667</w:t>
+        </w:r>
+      </w:hyperlink>
+    </w:p>
+    <w:p>
+      <w:r>
+        <w:t>[1</w:t>
+      </w:r>
+      <w:r>
+        <w:rPr>
+          <w:lang w:val="en-US"/>
+        </w:rPr>
+        <w:t>6</w:t>
+      </w:r>
+      <w:r>
+        <w:t xml:space="preserve">] M. </w:t>
+      </w:r>
+      <w:proofErr w:type="spellStart"/>
+      <w:r>
+        <w:t>Bellare</w:t>
+      </w:r>
+      <w:proofErr w:type="spellEnd"/>
+      <w:r>
+        <w:t xml:space="preserve">, „New </w:t>
+      </w:r>
+      <w:proofErr w:type="spellStart"/>
+      <w:r>
+        <w:t>proofs</w:t>
+      </w:r>
+      <w:proofErr w:type="spellEnd"/>
+      <w:r>
+        <w:t xml:space="preserve"> </w:t>
+      </w:r>
+      <w:proofErr w:type="spellStart"/>
+      <w:r>
+        <w:t>for</w:t>
+      </w:r>
+      <w:proofErr w:type="spellEnd"/>
+      <w:r>
+        <w:t xml:space="preserve"> NMAC </w:t>
+      </w:r>
+      <w:proofErr w:type="spellStart"/>
+      <w:r>
+        <w:t>and</w:t>
+      </w:r>
+      <w:proofErr w:type="spellEnd"/>
+      <w:r>
+        <w:t xml:space="preserve"> HMAC: </w:t>
+      </w:r>
+      <w:proofErr w:type="spellStart"/>
+      <w:r>
+        <w:t>Security</w:t>
+      </w:r>
+      <w:proofErr w:type="spellEnd"/>
+      <w:r>
+        <w:t xml:space="preserve"> </w:t>
+      </w:r>
+      <w:proofErr w:type="spellStart"/>
+      <w:r>
+        <w:t>without</w:t>
+      </w:r>
+      <w:proofErr w:type="spellEnd"/>
+      <w:r>
+        <w:t xml:space="preserve"> </w:t>
+      </w:r>
+      <w:proofErr w:type="spellStart"/>
+      <w:r>
+        <w:t>collision-resistance</w:t>
+      </w:r>
+      <w:proofErr w:type="spellEnd"/>
+      <w:r>
+        <w:t xml:space="preserve">," </w:t>
+      </w:r>
+      <w:proofErr w:type="spellStart"/>
+      <w:r>
+        <w:t>ResearchGate</w:t>
+      </w:r>
+      <w:proofErr w:type="spellEnd"/>
+      <w:r>
+        <w:t xml:space="preserve">. [Онлайн]. Достъпно на: </w:t>
+      </w:r>
+      <w:hyperlink r:id="rId70" w:history="1">
+        <w:r>
+          <w:rPr>
+            <w:rStyle w:val="aa"/>
+          </w:rPr>
+          <w:t>https://www.researchgate.net/publication/220334217</w:t>
+        </w:r>
+      </w:hyperlink>
+    </w:p>
+    <w:p>
+      <w:r>
+        <w:t>[1</w:t>
+      </w:r>
+      <w:r>
+        <w:rPr>
+          <w:lang w:val="en-US"/>
+        </w:rPr>
+        <w:t>7</w:t>
+      </w:r>
+      <w:r>
+        <w:t xml:space="preserve">] </w:t>
+      </w:r>
+      <w:proofErr w:type="spellStart"/>
+      <w:r>
+        <w:t>Android</w:t>
+      </w:r>
+      <w:proofErr w:type="spellEnd"/>
+      <w:r>
+        <w:t xml:space="preserve"> </w:t>
+      </w:r>
+      <w:proofErr w:type="spellStart"/>
+      <w:r>
+        <w:t>Developers</w:t>
+      </w:r>
+      <w:proofErr w:type="spellEnd"/>
+      <w:r>
+        <w:t>, „</w:t>
+      </w:r>
+      <w:proofErr w:type="spellStart"/>
+      <w:r>
+        <w:t>Android</w:t>
+      </w:r>
+      <w:proofErr w:type="spellEnd"/>
+      <w:r>
+        <w:t xml:space="preserve"> </w:t>
+      </w:r>
+      <w:proofErr w:type="spellStart"/>
+      <w:r>
+        <w:t>Keystore</w:t>
+      </w:r>
+      <w:proofErr w:type="spellEnd"/>
+      <w:r>
+        <w:t xml:space="preserve"> </w:t>
+      </w:r>
+      <w:proofErr w:type="spellStart"/>
+      <w:r>
+        <w:t>system</w:t>
+      </w:r>
+      <w:proofErr w:type="spellEnd"/>
+      <w:r>
+        <w:t xml:space="preserve">," </w:t>
+      </w:r>
+      <w:proofErr w:type="spellStart"/>
+      <w:r>
+        <w:t>Google</w:t>
+      </w:r>
+      <w:proofErr w:type="spellEnd"/>
+      <w:r>
+        <w:t xml:space="preserve">, 2024. [Онлайн]. Достъпно на: </w:t>
+      </w:r>
+      <w:hyperlink r:id="rId71" w:history="1">
+        <w:r>
+          <w:rPr>
+            <w:rStyle w:val="aa"/>
+          </w:rPr>
+          <w:t>https://developer.android.com/privacy-and-security/keystore</w:t>
+        </w:r>
+      </w:hyperlink>
+    </w:p>
+    <w:p>
+      <w:r>
+        <w:t>[1</w:t>
+      </w:r>
+      <w:r>
+        <w:rPr>
+          <w:lang w:val="en-US"/>
+        </w:rPr>
+        <w:t>8</w:t>
+      </w:r>
+      <w:r>
+        <w:t xml:space="preserve">] M. </w:t>
+      </w:r>
+      <w:proofErr w:type="spellStart"/>
+      <w:r>
+        <w:t>Lathkar</w:t>
+      </w:r>
+      <w:proofErr w:type="spellEnd"/>
+      <w:r>
+        <w:t>, „</w:t>
+      </w:r>
+      <w:proofErr w:type="spellStart"/>
+      <w:r>
+        <w:t>High-Performance</w:t>
+      </w:r>
+      <w:proofErr w:type="spellEnd"/>
+      <w:r>
+        <w:t xml:space="preserve"> </w:t>
+      </w:r>
+      <w:proofErr w:type="spellStart"/>
+      <w:r>
+        <w:t>Web</w:t>
+      </w:r>
+      <w:proofErr w:type="spellEnd"/>
+      <w:r>
+        <w:t xml:space="preserve"> </w:t>
+      </w:r>
+      <w:proofErr w:type="spellStart"/>
+      <w:r>
+        <w:t>Apps</w:t>
+      </w:r>
+      <w:proofErr w:type="spellEnd"/>
+      <w:r>
+        <w:t xml:space="preserve"> </w:t>
+      </w:r>
+      <w:proofErr w:type="spellStart"/>
+      <w:r>
+        <w:t>with</w:t>
+      </w:r>
+      <w:proofErr w:type="spellEnd"/>
+      <w:r>
+        <w:t xml:space="preserve"> </w:t>
+      </w:r>
+      <w:proofErr w:type="spellStart"/>
+      <w:r>
+        <w:t>FastAPI</w:t>
+      </w:r>
+      <w:proofErr w:type="spellEnd"/>
+      <w:r>
+        <w:t xml:space="preserve">: </w:t>
+      </w:r>
+      <w:proofErr w:type="spellStart"/>
+      <w:r>
+        <w:t>The</w:t>
+      </w:r>
+      <w:proofErr w:type="spellEnd"/>
+      <w:r>
+        <w:t xml:space="preserve"> </w:t>
+      </w:r>
+      <w:proofErr w:type="spellStart"/>
+      <w:r>
+        <w:t>Asynchronous</w:t>
+      </w:r>
+      <w:proofErr w:type="spellEnd"/>
+      <w:r>
+        <w:t xml:space="preserve"> </w:t>
+      </w:r>
+      <w:proofErr w:type="spellStart"/>
+      <w:r>
+        <w:t>Web</w:t>
+      </w:r>
+      <w:proofErr w:type="spellEnd"/>
+      <w:r>
+        <w:t xml:space="preserve"> Framework </w:t>
+      </w:r>
+      <w:proofErr w:type="spellStart"/>
+      <w:r>
+        <w:t>Based</w:t>
+      </w:r>
+      <w:proofErr w:type="spellEnd"/>
+      <w:r>
+        <w:t xml:space="preserve"> </w:t>
+      </w:r>
+      <w:proofErr w:type="spellStart"/>
+      <w:r>
+        <w:t>on</w:t>
+      </w:r>
+      <w:proofErr w:type="spellEnd"/>
+      <w:r>
+        <w:t xml:space="preserve"> </w:t>
+      </w:r>
+      <w:proofErr w:type="spellStart"/>
+      <w:r>
+        <w:t>Modern</w:t>
+      </w:r>
+      <w:proofErr w:type="spellEnd"/>
+      <w:r>
+        <w:t xml:space="preserve"> </w:t>
+      </w:r>
+      <w:proofErr w:type="spellStart"/>
+      <w:r>
+        <w:t>Python</w:t>
+      </w:r>
+      <w:proofErr w:type="spellEnd"/>
+      <w:r>
+        <w:t xml:space="preserve">," </w:t>
+      </w:r>
+      <w:proofErr w:type="spellStart"/>
+      <w:r>
+        <w:t>Apress</w:t>
+      </w:r>
+      <w:proofErr w:type="spellEnd"/>
+      <w:r>
+        <w:t>/</w:t>
+      </w:r>
+      <w:proofErr w:type="spellStart"/>
+      <w:r>
+        <w:t>Springer</w:t>
+      </w:r>
+      <w:proofErr w:type="spellEnd"/>
+      <w:r>
+        <w:t xml:space="preserve">, 2023. [Онлайн]. Достъпно на: </w:t>
+      </w:r>
+      <w:hyperlink r:id="rId72" w:history="1">
+        <w:r>
+          <w:rPr>
+            <w:rStyle w:val="aa"/>
+          </w:rPr>
+          <w:t>https://link.springer.com/book/10.1007/978-1-4842-9178-8</w:t>
+        </w:r>
+      </w:hyperlink>
+    </w:p>
+    <w:p>
+      <w:r>
+        <w:t>[</w:t>
+      </w:r>
+      <w:r>
+        <w:rPr>
+          <w:lang w:val="en-US"/>
+        </w:rPr>
+        <w:t>19</w:t>
+      </w:r>
+      <w:r>
+        <w:t xml:space="preserve">] </w:t>
+      </w:r>
+      <w:proofErr w:type="spellStart"/>
+      <w:r>
+        <w:t>Atmel</w:t>
+      </w:r>
+      <w:proofErr w:type="spellEnd"/>
+      <w:r>
+        <w:t xml:space="preserve"> </w:t>
+      </w:r>
+      <w:proofErr w:type="spellStart"/>
+      <w:r>
+        <w:t>Corporation</w:t>
+      </w:r>
+      <w:proofErr w:type="spellEnd"/>
+      <w:r>
+        <w:t>, „</w:t>
+      </w:r>
+      <w:proofErr w:type="spellStart"/>
+      <w:r>
+        <w:t>Understanding</w:t>
+      </w:r>
+      <w:proofErr w:type="spellEnd"/>
+      <w:r>
+        <w:t xml:space="preserve"> </w:t>
+      </w:r>
+      <w:proofErr w:type="spellStart"/>
+      <w:r>
+        <w:t>the</w:t>
+      </w:r>
+      <w:proofErr w:type="spellEnd"/>
+      <w:r>
+        <w:t xml:space="preserve"> </w:t>
+      </w:r>
+      <w:proofErr w:type="spellStart"/>
+      <w:r>
+        <w:t>Requirements</w:t>
+      </w:r>
+      <w:proofErr w:type="spellEnd"/>
+      <w:r>
+        <w:t xml:space="preserve"> </w:t>
+      </w:r>
+      <w:proofErr w:type="spellStart"/>
+      <w:r>
+        <w:t>of</w:t>
+      </w:r>
+      <w:proofErr w:type="spellEnd"/>
+      <w:r>
+        <w:t xml:space="preserve"> ISO/IEC 14443 </w:t>
+      </w:r>
+      <w:proofErr w:type="spellStart"/>
+      <w:r>
+        <w:t>for</w:t>
+      </w:r>
+      <w:proofErr w:type="spellEnd"/>
+      <w:r>
+        <w:t xml:space="preserve"> </w:t>
+      </w:r>
+      <w:proofErr w:type="spellStart"/>
+      <w:r>
+        <w:t>Type</w:t>
+      </w:r>
+      <w:proofErr w:type="spellEnd"/>
+      <w:r>
+        <w:t xml:space="preserve"> B </w:t>
+      </w:r>
+      <w:proofErr w:type="spellStart"/>
+      <w:r>
+        <w:t>Proximity</w:t>
+      </w:r>
+      <w:proofErr w:type="spellEnd"/>
+      <w:r>
+        <w:t xml:space="preserve"> </w:t>
+      </w:r>
+      <w:proofErr w:type="spellStart"/>
+      <w:r>
+        <w:t>Contactless</w:t>
+      </w:r>
+      <w:proofErr w:type="spellEnd"/>
+      <w:r>
+        <w:t xml:space="preserve"> </w:t>
+      </w:r>
+      <w:proofErr w:type="spellStart"/>
+      <w:r>
+        <w:t>Identification</w:t>
+      </w:r>
+      <w:proofErr w:type="spellEnd"/>
+      <w:r>
+        <w:t xml:space="preserve"> Cards," </w:t>
+      </w:r>
+      <w:proofErr w:type="spellStart"/>
+      <w:r>
+        <w:t>Microchip</w:t>
+      </w:r>
+      <w:proofErr w:type="spellEnd"/>
+      <w:r>
+        <w:t xml:space="preserve">, 2005. [Онлайн]. Достъпно на: </w:t>
+      </w:r>
+      <w:hyperlink r:id="rId73" w:history="1">
+        <w:r>
+          <w:rPr>
+            <w:rStyle w:val="aa"/>
+          </w:rPr>
+          <w:t>https://ww1.microchip.com/downloads/en/devicedoc/doc2056.pdf</w:t>
+        </w:r>
+      </w:hyperlink>
+    </w:p>
+    <w:p>
+      <w:pPr>
+        <w:rPr>
+          <w:lang w:val="en-US"/>
+        </w:rPr>
+      </w:pPr>
+      <w:r>
+        <w:rPr>
+          <w:lang w:val="en-US"/>
+        </w:rPr>
+        <w:t xml:space="preserve">[20] </w:t>
+      </w:r>
+      <w:r>
+        <w:rPr>
+          <w:lang w:val="en-US"/>
+        </w:rPr>
+        <w:t>Android Developers, „Host-based Card Emulation overview," Google, 2024. [</w:t>
+      </w:r>
+      <w:proofErr w:type="spellStart"/>
+      <w:r>
+        <w:rPr>
+          <w:lang w:val="en-US"/>
+        </w:rPr>
+        <w:t>Онлайн</w:t>
+      </w:r>
+      <w:proofErr w:type="spellEnd"/>
+      <w:r>
+        <w:rPr>
+          <w:lang w:val="en-US"/>
+        </w:rPr>
+        <w:t xml:space="preserve">]. </w:t>
+      </w:r>
+      <w:proofErr w:type="spellStart"/>
+      <w:r>
+        <w:rPr>
+          <w:lang w:val="en-US"/>
+        </w:rPr>
+        <w:t>Достъпно</w:t>
+      </w:r>
+      <w:proofErr w:type="spellEnd"/>
+      <w:r>
+        <w:rPr>
+          <w:lang w:val="en-US"/>
+        </w:rPr>
+        <w:t xml:space="preserve"> </w:t>
+      </w:r>
+      <w:proofErr w:type="spellStart"/>
+      <w:r>
+        <w:rPr>
+          <w:lang w:val="en-US"/>
+        </w:rPr>
+        <w:t>на</w:t>
+      </w:r>
+      <w:proofErr w:type="spellEnd"/>
+      <w:r>
+        <w:rPr>
+          <w:lang w:val="en-US"/>
+        </w:rPr>
+        <w:t xml:space="preserve">: </w:t>
+      </w:r>
+      <w:hyperlink r:id="rId74" w:history="1">
+        <w:r>
+          <w:rPr>
+            <w:rStyle w:val="aa"/>
+            <w:lang w:val="en-US"/>
+          </w:rPr>
+          <w:t>https://developer.android.com/develop/connectivity/nfc/hce</w:t>
+        </w:r>
+      </w:hyperlink>
+    </w:p>
     <w:sectPr>
-      <w:footerReference w:type="default" r:id="rId55"/>
-      <w:footerReference w:type="first" r:id="rId56"/>
+      <w:footerReference w:type="default" r:id="rId75"/>
+      <w:footerReference w:type="first" r:id="rId76"/>
       <w:pgSz w:w="11906" w:h="16838"/>
       <w:pgMar w:top="1417" w:right="1417" w:bottom="1417" w:left="1417" w:header="708" w:footer="708" w:gutter="0"/>
       <w:pgNumType w:start="0"/>
@@ -25063,7 +28120,7 @@
           <w:rPr>
             <w:noProof/>
           </w:rPr>
-          <w:t>4</w:t>
+          <w:t>59</w:t>
         </w:r>
         <w:r>
           <w:fldChar w:fldCharType="end"/>
@@ -26335,9 +29392,9 @@
     </w:lvl>
   </w:abstractNum>
   <w:abstractNum w:abstractNumId="11" w15:restartNumberingAfterBreak="0">
-    <w:nsid w:val="4B001533"/>
+    <w:nsid w:val="4A3E63AC"/>
     <w:multiLevelType w:val="hybridMultilevel"/>
-    <w:tmpl w:val="05EC7B74"/>
+    <w:tmpl w:val="14F6936A"/>
     <w:lvl w:ilvl="0" w:tplc="04020001">
       <w:start w:val="1"/>
       <w:numFmt w:val="bullet"/>
@@ -26448,6 +29505,119 @@
     </w:lvl>
   </w:abstractNum>
   <w:abstractNum w:abstractNumId="12" w15:restartNumberingAfterBreak="0">
+    <w:nsid w:val="4B001533"/>
+    <w:multiLevelType w:val="hybridMultilevel"/>
+    <w:tmpl w:val="05EC7B74"/>
+    <w:lvl w:ilvl="0" w:tplc="04020001">
+      <w:start w:val="1"/>
+      <w:numFmt w:val="bullet"/>
+      <w:lvlText w:val=""/>
+      <w:lvlJc w:val="left"/>
+      <w:pPr>
+        <w:ind w:left="1429" w:hanging="360"/>
+      </w:pPr>
+      <w:rPr>
+        <w:rFonts w:ascii="Symbol" w:hAnsi="Symbol" w:hint="default"/>
+      </w:rPr>
+    </w:lvl>
+    <w:lvl w:ilvl="1" w:tplc="04020003" w:tentative="1">
+      <w:start w:val="1"/>
+      <w:numFmt w:val="bullet"/>
+      <w:lvlText w:val="o"/>
+      <w:lvlJc w:val="left"/>
+      <w:pPr>
+        <w:ind w:left="2149" w:hanging="360"/>
+      </w:pPr>
+      <w:rPr>
+        <w:rFonts w:ascii="Courier New" w:hAnsi="Courier New" w:cs="Courier New" w:hint="default"/>
+      </w:rPr>
+    </w:lvl>
+    <w:lvl w:ilvl="2" w:tplc="04020005" w:tentative="1">
+      <w:start w:val="1"/>
+      <w:numFmt w:val="bullet"/>
+      <w:lvlText w:val=""/>
+      <w:lvlJc w:val="left"/>
+      <w:pPr>
+        <w:ind w:left="2869" w:hanging="360"/>
+      </w:pPr>
+      <w:rPr>
+        <w:rFonts w:ascii="Wingdings" w:hAnsi="Wingdings" w:hint="default"/>
+      </w:rPr>
+    </w:lvl>
+    <w:lvl w:ilvl="3" w:tplc="04020001" w:tentative="1">
+      <w:start w:val="1"/>
+      <w:numFmt w:val="bullet"/>
+      <w:lvlText w:val=""/>
+      <w:lvlJc w:val="left"/>
+      <w:pPr>
+        <w:ind w:left="3589" w:hanging="360"/>
+      </w:pPr>
+      <w:rPr>
+        <w:rFonts w:ascii="Symbol" w:hAnsi="Symbol" w:hint="default"/>
+      </w:rPr>
+    </w:lvl>
+    <w:lvl w:ilvl="4" w:tplc="04020003" w:tentative="1">
+      <w:start w:val="1"/>
+      <w:numFmt w:val="bullet"/>
+      <w:lvlText w:val="o"/>
+      <w:lvlJc w:val="left"/>
+      <w:pPr>
+        <w:ind w:left="4309" w:hanging="360"/>
+      </w:pPr>
+      <w:rPr>
+        <w:rFonts w:ascii="Courier New" w:hAnsi="Courier New" w:cs="Courier New" w:hint="default"/>
+      </w:rPr>
+    </w:lvl>
+    <w:lvl w:ilvl="5" w:tplc="04020005" w:tentative="1">
+      <w:start w:val="1"/>
+      <w:numFmt w:val="bullet"/>
+      <w:lvlText w:val=""/>
+      <w:lvlJc w:val="left"/>
+      <w:pPr>
+        <w:ind w:left="5029" w:hanging="360"/>
+      </w:pPr>
+      <w:rPr>
+        <w:rFonts w:ascii="Wingdings" w:hAnsi="Wingdings" w:hint="default"/>
+      </w:rPr>
+    </w:lvl>
+    <w:lvl w:ilvl="6" w:tplc="04020001" w:tentative="1">
+      <w:start w:val="1"/>
+      <w:numFmt w:val="bullet"/>
+      <w:lvlText w:val=""/>
+      <w:lvlJc w:val="left"/>
+      <w:pPr>
+        <w:ind w:left="5749" w:hanging="360"/>
+      </w:pPr>
+      <w:rPr>
+        <w:rFonts w:ascii="Symbol" w:hAnsi="Symbol" w:hint="default"/>
+      </w:rPr>
+    </w:lvl>
+    <w:lvl w:ilvl="7" w:tplc="04020003" w:tentative="1">
+      <w:start w:val="1"/>
+      <w:numFmt w:val="bullet"/>
+      <w:lvlText w:val="o"/>
+      <w:lvlJc w:val="left"/>
+      <w:pPr>
+        <w:ind w:left="6469" w:hanging="360"/>
+      </w:pPr>
+      <w:rPr>
+        <w:rFonts w:ascii="Courier New" w:hAnsi="Courier New" w:cs="Courier New" w:hint="default"/>
+      </w:rPr>
+    </w:lvl>
+    <w:lvl w:ilvl="8" w:tplc="04020005" w:tentative="1">
+      <w:start w:val="1"/>
+      <w:numFmt w:val="bullet"/>
+      <w:lvlText w:val=""/>
+      <w:lvlJc w:val="left"/>
+      <w:pPr>
+        <w:ind w:left="7189" w:hanging="360"/>
+      </w:pPr>
+      <w:rPr>
+        <w:rFonts w:ascii="Wingdings" w:hAnsi="Wingdings" w:hint="default"/>
+      </w:rPr>
+    </w:lvl>
+  </w:abstractNum>
+  <w:abstractNum w:abstractNumId="13" w15:restartNumberingAfterBreak="0">
     <w:nsid w:val="682B068D"/>
     <w:multiLevelType w:val="hybridMultilevel"/>
     <w:tmpl w:val="FDE85BCE"/>
@@ -26536,7 +29706,7 @@
       </w:pPr>
     </w:lvl>
   </w:abstractNum>
-  <w:abstractNum w:abstractNumId="13" w15:restartNumberingAfterBreak="0">
+  <w:abstractNum w:abstractNumId="14" w15:restartNumberingAfterBreak="0">
     <w:nsid w:val="69512430"/>
     <w:multiLevelType w:val="multilevel"/>
     <w:tmpl w:val="F3802216"/>
@@ -26657,7 +29827,7 @@
       </w:rPr>
     </w:lvl>
   </w:abstractNum>
-  <w:abstractNum w:abstractNumId="14" w15:restartNumberingAfterBreak="0">
+  <w:abstractNum w:abstractNumId="15" w15:restartNumberingAfterBreak="0">
     <w:nsid w:val="6CE67D37"/>
     <w:multiLevelType w:val="hybridMultilevel"/>
     <w:tmpl w:val="EB466624"/>
@@ -26770,7 +29940,7 @@
       </w:rPr>
     </w:lvl>
   </w:abstractNum>
-  <w:abstractNum w:abstractNumId="15" w15:restartNumberingAfterBreak="0">
+  <w:abstractNum w:abstractNumId="16" w15:restartNumberingAfterBreak="0">
     <w:nsid w:val="6DA21F36"/>
     <w:multiLevelType w:val="multilevel"/>
     <w:tmpl w:val="4F40A45A"/>
@@ -26891,7 +30061,7 @@
       </w:rPr>
     </w:lvl>
   </w:abstractNum>
-  <w:abstractNum w:abstractNumId="16" w15:restartNumberingAfterBreak="0">
+  <w:abstractNum w:abstractNumId="17" w15:restartNumberingAfterBreak="0">
     <w:nsid w:val="6FE33583"/>
     <w:multiLevelType w:val="multilevel"/>
     <w:tmpl w:val="3C5CE852"/>
@@ -27012,7 +30182,7 @@
       </w:rPr>
     </w:lvl>
   </w:abstractNum>
-  <w:abstractNum w:abstractNumId="17" w15:restartNumberingAfterBreak="0">
+  <w:abstractNum w:abstractNumId="18" w15:restartNumberingAfterBreak="0">
     <w:nsid w:val="74855B0A"/>
     <w:multiLevelType w:val="hybridMultilevel"/>
     <w:tmpl w:val="BF243F80"/>
@@ -27125,7 +30295,7 @@
       </w:rPr>
     </w:lvl>
   </w:abstractNum>
-  <w:abstractNum w:abstractNumId="18" w15:restartNumberingAfterBreak="0">
+  <w:abstractNum w:abstractNumId="19" w15:restartNumberingAfterBreak="0">
     <w:nsid w:val="76A01A5D"/>
     <w:multiLevelType w:val="hybridMultilevel"/>
     <w:tmpl w:val="355C5A40"/>
@@ -27238,7 +30408,7 @@
       </w:rPr>
     </w:lvl>
   </w:abstractNum>
-  <w:abstractNum w:abstractNumId="19" w15:restartNumberingAfterBreak="0">
+  <w:abstractNum w:abstractNumId="20" w15:restartNumberingAfterBreak="0">
     <w:nsid w:val="7C9120A0"/>
     <w:multiLevelType w:val="multilevel"/>
     <w:tmpl w:val="55D2D7E8"/>
@@ -27359,7 +30529,7 @@
       </w:rPr>
     </w:lvl>
   </w:abstractNum>
-  <w:abstractNum w:abstractNumId="20" w15:restartNumberingAfterBreak="0">
+  <w:abstractNum w:abstractNumId="21" w15:restartNumberingAfterBreak="0">
     <w:nsid w:val="7E54300F"/>
     <w:multiLevelType w:val="hybridMultilevel"/>
     <w:tmpl w:val="E26864AE"/>
@@ -27485,40 +30655,40 @@
     <w:abstractNumId w:val="5"/>
   </w:num>
   <w:num w:numId="5">
-    <w:abstractNumId w:val="16"/>
+    <w:abstractNumId w:val="17"/>
   </w:num>
   <w:num w:numId="6">
     <w:abstractNumId w:val="3"/>
   </w:num>
   <w:num w:numId="7">
-    <w:abstractNumId w:val="12"/>
+    <w:abstractNumId w:val="13"/>
   </w:num>
   <w:num w:numId="8">
-    <w:abstractNumId w:val="15"/>
+    <w:abstractNumId w:val="16"/>
   </w:num>
   <w:num w:numId="9">
-    <w:abstractNumId w:val="18"/>
+    <w:abstractNumId w:val="19"/>
   </w:num>
   <w:num w:numId="10">
-    <w:abstractNumId w:val="17"/>
+    <w:abstractNumId w:val="18"/>
   </w:num>
   <w:num w:numId="11">
     <w:abstractNumId w:val="8"/>
   </w:num>
   <w:num w:numId="12">
-    <w:abstractNumId w:val="14"/>
+    <w:abstractNumId w:val="15"/>
   </w:num>
   <w:num w:numId="13">
-    <w:abstractNumId w:val="20"/>
+    <w:abstractNumId w:val="21"/>
   </w:num>
   <w:num w:numId="14">
     <w:abstractNumId w:val="9"/>
   </w:num>
   <w:num w:numId="15">
-    <w:abstractNumId w:val="11"/>
+    <w:abstractNumId w:val="12"/>
   </w:num>
   <w:num w:numId="16">
-    <w:abstractNumId w:val="19"/>
+    <w:abstractNumId w:val="20"/>
   </w:num>
   <w:num w:numId="17">
     <w:abstractNumId w:val="7"/>
@@ -27527,7 +30697,7 @@
     <w:abstractNumId w:val="4"/>
   </w:num>
   <w:num w:numId="19">
-    <w:abstractNumId w:val="13"/>
+    <w:abstractNumId w:val="14"/>
   </w:num>
   <w:num w:numId="20">
     <w:abstractNumId w:val="0"/>
@@ -27535,7 +30705,10 @@
   <w:num w:numId="21">
     <w:abstractNumId w:val="10"/>
   </w:num>
-  <w:numIdMacAtCleanup w:val="21"/>
+  <w:num w:numId="22">
+    <w:abstractNumId w:val="11"/>
+  </w:num>
+  <w:numIdMacAtCleanup w:val="22"/>
 </w:numbering>
 </file>
 
@@ -28475,19 +31648,12 @@
     <w:pitch w:val="variable"/>
     <w:sig w:usb0="A0002AEF" w:usb1="4000207B" w:usb2="00000000" w:usb3="00000000" w:csb0="000001FF" w:csb1="00000000"/>
   </w:font>
-  <w:font w:name="Cambria">
-    <w:panose1 w:val="02040503050406030204"/>
+  <w:font w:name="Constantia">
+    <w:panose1 w:val="02030602050306030303"/>
     <w:charset w:val="CC"/>
     <w:family w:val="roman"/>
     <w:pitch w:val="variable"/>
-    <w:sig w:usb0="A00002EF" w:usb1="4000004B" w:usb2="00000000" w:usb3="00000000" w:csb0="0000019F" w:csb1="00000000"/>
-  </w:font>
-  <w:font w:name="Bahnschrift">
-    <w:panose1 w:val="020B0502040204020203"/>
-    <w:charset w:val="CC"/>
-    <w:family w:val="swiss"/>
-    <w:pitch w:val="variable"/>
-    <w:sig w:usb0="A00002C7" w:usb1="00000002" w:usb2="00000000" w:usb3="00000000" w:csb0="0000019F" w:csb1="00000000"/>
+    <w:sig w:usb0="A00002EF" w:usb1="4000204B" w:usb2="00000000" w:usb3="00000000" w:csb0="0000019F" w:csb1="00000000"/>
   </w:font>
   <w:font w:name="Cambria Math">
     <w:panose1 w:val="02040503050406030204"/>
@@ -29245,7 +32411,7 @@
 </file>
 
 <file path=customXml/itemProps1.xml><?xml version="1.0" encoding="utf-8"?>
-<ds:datastoreItem xmlns:ds="http://schemas.openxmlformats.org/officeDocument/2006/customXml" ds:itemID="{761E0A29-B7C6-4253-82A9-8E594AE08C5F}">
+<ds:datastoreItem xmlns:ds="http://schemas.openxmlformats.org/officeDocument/2006/customXml" ds:itemID="{57136B26-B8A7-4FD4-B382-7D5FA2A0A3DF}">
   <ds:schemaRefs>
     <ds:schemaRef ds:uri="http://schemas.openxmlformats.org/officeDocument/2006/bibliography"/>
   </ds:schemaRefs>

--- a/Дипломна_работа_Мартин_Дамянов.docx
+++ b/Дипломна_работа_Мартин_Дамянов.docx
@@ -666,6 +666,7 @@
         </w:rPr>
       </w:sdtEndPr>
       <w:sdtContent>
+        <w:bookmarkStart w:id="0" w:name="_GoBack" w:displacedByCustomXml="prev"/>
         <w:p>
           <w:pPr>
             <w:pStyle w:val="a3"/>
@@ -673,11 +674,18 @@
               <w:ilvl w:val="0"/>
               <w:numId w:val="0"/>
             </w:numPr>
+            <w:rPr>
+              <w:color w:val="000000" w:themeColor="text1"/>
+            </w:rPr>
           </w:pPr>
           <w:r>
+            <w:rPr>
+              <w:color w:val="000000" w:themeColor="text1"/>
+            </w:rPr>
             <w:t>Съдържание</w:t>
           </w:r>
         </w:p>
+        <w:bookmarkEnd w:id="0"/>
         <w:p>
           <w:pPr>
             <w:pStyle w:val="11"/>
@@ -701,7 +709,7 @@
           <w:r>
             <w:fldChar w:fldCharType="separate"/>
           </w:r>
-          <w:hyperlink w:anchor="_Toc232510580" w:history="1">
+          <w:hyperlink w:anchor="_Toc232535439" w:history="1">
             <w:r>
               <w:rPr>
                 <w:rStyle w:val="aa"/>
@@ -744,7 +752,7 @@
                 <w:noProof/>
                 <w:webHidden/>
               </w:rPr>
-              <w:instrText xml:space="preserve"> PAGEREF _Toc232510580 \h </w:instrText>
+              <w:instrText xml:space="preserve"> PAGEREF _Toc232535439 \h </w:instrText>
             </w:r>
             <w:r>
               <w:rPr>
@@ -789,7 +797,7 @@
               <w:sz w:val="22"/>
             </w:rPr>
           </w:pPr>
-          <w:hyperlink w:anchor="_Toc232510581" w:history="1">
+          <w:hyperlink w:anchor="_Toc232535440" w:history="1">
             <w:r>
               <w:rPr>
                 <w:rStyle w:val="aa"/>
@@ -832,7 +840,7 @@
                 <w:noProof/>
                 <w:webHidden/>
               </w:rPr>
-              <w:instrText xml:space="preserve"> PAGEREF _Toc232510581 \h </w:instrText>
+              <w:instrText xml:space="preserve"> PAGEREF _Toc232535440 \h </w:instrText>
             </w:r>
             <w:r>
               <w:rPr>
@@ -878,7 +886,7 @@
               <w:sz w:val="22"/>
             </w:rPr>
           </w:pPr>
-          <w:hyperlink w:anchor="_Toc232510582" w:history="1">
+          <w:hyperlink w:anchor="_Toc232535441" w:history="1">
             <w:r>
               <w:rPr>
                 <w:rStyle w:val="aa"/>
@@ -921,7 +929,7 @@
                 <w:noProof/>
                 <w:webHidden/>
               </w:rPr>
-              <w:instrText xml:space="preserve"> PAGEREF _Toc232510582 \h </w:instrText>
+              <w:instrText xml:space="preserve"> PAGEREF _Toc232535441 \h </w:instrText>
             </w:r>
             <w:r>
               <w:rPr>
@@ -967,7 +975,7 @@
               <w:sz w:val="22"/>
             </w:rPr>
           </w:pPr>
-          <w:hyperlink w:anchor="_Toc232510583" w:history="1">
+          <w:hyperlink w:anchor="_Toc232535442" w:history="1">
             <w:r>
               <w:rPr>
                 <w:rStyle w:val="aa"/>
@@ -1010,7 +1018,7 @@
                 <w:noProof/>
                 <w:webHidden/>
               </w:rPr>
-              <w:instrText xml:space="preserve"> PAGEREF _Toc232510583 \h </w:instrText>
+              <w:instrText xml:space="preserve"> PAGEREF _Toc232535442 \h </w:instrText>
             </w:r>
             <w:r>
               <w:rPr>
@@ -1056,7 +1064,7 @@
               <w:sz w:val="22"/>
             </w:rPr>
           </w:pPr>
-          <w:hyperlink w:anchor="_Toc232510584" w:history="1">
+          <w:hyperlink w:anchor="_Toc232535443" w:history="1">
             <w:r>
               <w:rPr>
                 <w:rStyle w:val="aa"/>
@@ -1099,7 +1107,7 @@
                 <w:noProof/>
                 <w:webHidden/>
               </w:rPr>
-              <w:instrText xml:space="preserve"> PAGEREF _Toc232510584 \h </w:instrText>
+              <w:instrText xml:space="preserve"> PAGEREF _Toc232535443 \h </w:instrText>
             </w:r>
             <w:r>
               <w:rPr>
@@ -1145,7 +1153,7 @@
               <w:sz w:val="22"/>
             </w:rPr>
           </w:pPr>
-          <w:hyperlink w:anchor="_Toc232510585" w:history="1">
+          <w:hyperlink w:anchor="_Toc232535444" w:history="1">
             <w:r>
               <w:rPr>
                 <w:rStyle w:val="aa"/>
@@ -1188,7 +1196,7 @@
                 <w:noProof/>
                 <w:webHidden/>
               </w:rPr>
-              <w:instrText xml:space="preserve"> PAGEREF _Toc232510585 \h </w:instrText>
+              <w:instrText xml:space="preserve"> PAGEREF _Toc232535444 \h </w:instrText>
             </w:r>
             <w:r>
               <w:rPr>
@@ -1234,7 +1242,7 @@
               <w:sz w:val="22"/>
             </w:rPr>
           </w:pPr>
-          <w:hyperlink w:anchor="_Toc232510586" w:history="1">
+          <w:hyperlink w:anchor="_Toc232535445" w:history="1">
             <w:r>
               <w:rPr>
                 <w:rStyle w:val="aa"/>
@@ -1277,7 +1285,7 @@
                 <w:noProof/>
                 <w:webHidden/>
               </w:rPr>
-              <w:instrText xml:space="preserve"> PAGEREF _Toc232510586 \h </w:instrText>
+              <w:instrText xml:space="preserve"> PAGEREF _Toc232535445 \h </w:instrText>
             </w:r>
             <w:r>
               <w:rPr>
@@ -1323,7 +1331,7 @@
               <w:sz w:val="22"/>
             </w:rPr>
           </w:pPr>
-          <w:hyperlink w:anchor="_Toc232510587" w:history="1">
+          <w:hyperlink w:anchor="_Toc232535446" w:history="1">
             <w:r>
               <w:rPr>
                 <w:rStyle w:val="aa"/>
@@ -1366,7 +1374,7 @@
                 <w:noProof/>
                 <w:webHidden/>
               </w:rPr>
-              <w:instrText xml:space="preserve"> PAGEREF _Toc232510587 \h </w:instrText>
+              <w:instrText xml:space="preserve"> PAGEREF _Toc232535446 \h </w:instrText>
             </w:r>
             <w:r>
               <w:rPr>
@@ -1412,7 +1420,7 @@
               <w:sz w:val="22"/>
             </w:rPr>
           </w:pPr>
-          <w:hyperlink w:anchor="_Toc232510588" w:history="1">
+          <w:hyperlink w:anchor="_Toc232535447" w:history="1">
             <w:r>
               <w:rPr>
                 <w:rStyle w:val="aa"/>
@@ -1455,7 +1463,7 @@
                 <w:noProof/>
                 <w:webHidden/>
               </w:rPr>
-              <w:instrText xml:space="preserve"> PAGEREF _Toc232510588 \h </w:instrText>
+              <w:instrText xml:space="preserve"> PAGEREF _Toc232535447 \h </w:instrText>
             </w:r>
             <w:r>
               <w:rPr>
@@ -1500,7 +1508,7 @@
               <w:sz w:val="22"/>
             </w:rPr>
           </w:pPr>
-          <w:hyperlink w:anchor="_Toc232510589" w:history="1">
+          <w:hyperlink w:anchor="_Toc232535448" w:history="1">
             <w:r>
               <w:rPr>
                 <w:rStyle w:val="aa"/>
@@ -1543,7 +1551,7 @@
                 <w:noProof/>
                 <w:webHidden/>
               </w:rPr>
-              <w:instrText xml:space="preserve"> PAGEREF _Toc232510589 \h </w:instrText>
+              <w:instrText xml:space="preserve"> PAGEREF _Toc232535448 \h </w:instrText>
             </w:r>
             <w:r>
               <w:rPr>
@@ -1589,7 +1597,7 @@
               <w:sz w:val="22"/>
             </w:rPr>
           </w:pPr>
-          <w:hyperlink w:anchor="_Toc232510590" w:history="1">
+          <w:hyperlink w:anchor="_Toc232535449" w:history="1">
             <w:r>
               <w:rPr>
                 <w:rStyle w:val="aa"/>
@@ -1632,7 +1640,7 @@
                 <w:noProof/>
                 <w:webHidden/>
               </w:rPr>
-              <w:instrText xml:space="preserve"> PAGEREF _Toc232510590 \h </w:instrText>
+              <w:instrText xml:space="preserve"> PAGEREF _Toc232535449 \h </w:instrText>
             </w:r>
             <w:r>
               <w:rPr>
@@ -1678,7 +1686,7 @@
               <w:sz w:val="22"/>
             </w:rPr>
           </w:pPr>
-          <w:hyperlink w:anchor="_Toc232510591" w:history="1">
+          <w:hyperlink w:anchor="_Toc232535450" w:history="1">
             <w:r>
               <w:rPr>
                 <w:rStyle w:val="aa"/>
@@ -1721,7 +1729,7 @@
                 <w:noProof/>
                 <w:webHidden/>
               </w:rPr>
-              <w:instrText xml:space="preserve"> PAGEREF _Toc232510591 \h </w:instrText>
+              <w:instrText xml:space="preserve"> PAGEREF _Toc232535450 \h </w:instrText>
             </w:r>
             <w:r>
               <w:rPr>
@@ -1767,7 +1775,7 @@
               <w:sz w:val="22"/>
             </w:rPr>
           </w:pPr>
-          <w:hyperlink w:anchor="_Toc232510592" w:history="1">
+          <w:hyperlink w:anchor="_Toc232535451" w:history="1">
             <w:r>
               <w:rPr>
                 <w:rStyle w:val="aa"/>
@@ -1810,7 +1818,7 @@
                 <w:noProof/>
                 <w:webHidden/>
               </w:rPr>
-              <w:instrText xml:space="preserve"> PAGEREF _Toc232510592 \h </w:instrText>
+              <w:instrText xml:space="preserve"> PAGEREF _Toc232535451 \h </w:instrText>
             </w:r>
             <w:r>
               <w:rPr>
@@ -1856,7 +1864,7 @@
               <w:sz w:val="22"/>
             </w:rPr>
           </w:pPr>
-          <w:hyperlink w:anchor="_Toc232510593" w:history="1">
+          <w:hyperlink w:anchor="_Toc232535452" w:history="1">
             <w:r>
               <w:rPr>
                 <w:rStyle w:val="aa"/>
@@ -1907,7 +1915,7 @@
                 <w:noProof/>
                 <w:webHidden/>
               </w:rPr>
-              <w:instrText xml:space="preserve"> PAGEREF _Toc232510593 \h </w:instrText>
+              <w:instrText xml:space="preserve"> PAGEREF _Toc232535452 \h </w:instrText>
             </w:r>
             <w:r>
               <w:rPr>
@@ -1953,7 +1961,7 @@
               <w:sz w:val="22"/>
             </w:rPr>
           </w:pPr>
-          <w:hyperlink w:anchor="_Toc232510594" w:history="1">
+          <w:hyperlink w:anchor="_Toc232535453" w:history="1">
             <w:r>
               <w:rPr>
                 <w:rStyle w:val="aa"/>
@@ -1997,7 +2005,7 @@
                 <w:noProof/>
                 <w:webHidden/>
               </w:rPr>
-              <w:instrText xml:space="preserve"> PAGEREF _Toc232510594 \h </w:instrText>
+              <w:instrText xml:space="preserve"> PAGEREF _Toc232535453 \h </w:instrText>
             </w:r>
             <w:r>
               <w:rPr>
@@ -2043,7 +2051,7 @@
               <w:sz w:val="22"/>
             </w:rPr>
           </w:pPr>
-          <w:hyperlink w:anchor="_Toc232510595" w:history="1">
+          <w:hyperlink w:anchor="_Toc232535454" w:history="1">
             <w:r>
               <w:rPr>
                 <w:rStyle w:val="aa"/>
@@ -2086,7 +2094,7 @@
                 <w:noProof/>
                 <w:webHidden/>
               </w:rPr>
-              <w:instrText xml:space="preserve"> PAGEREF _Toc232510595 \h </w:instrText>
+              <w:instrText xml:space="preserve"> PAGEREF _Toc232535454 \h </w:instrText>
             </w:r>
             <w:r>
               <w:rPr>
@@ -2132,7 +2140,7 @@
               <w:sz w:val="22"/>
             </w:rPr>
           </w:pPr>
-          <w:hyperlink w:anchor="_Toc232510596" w:history="1">
+          <w:hyperlink w:anchor="_Toc232535455" w:history="1">
             <w:r>
               <w:rPr>
                 <w:rStyle w:val="aa"/>
@@ -2175,7 +2183,7 @@
                 <w:noProof/>
                 <w:webHidden/>
               </w:rPr>
-              <w:instrText xml:space="preserve"> PAGEREF _Toc232510596 \h </w:instrText>
+              <w:instrText xml:space="preserve"> PAGEREF _Toc232535455 \h </w:instrText>
             </w:r>
             <w:r>
               <w:rPr>
@@ -2221,7 +2229,7 @@
               <w:sz w:val="22"/>
             </w:rPr>
           </w:pPr>
-          <w:hyperlink w:anchor="_Toc232510597" w:history="1">
+          <w:hyperlink w:anchor="_Toc232535456" w:history="1">
             <w:r>
               <w:rPr>
                 <w:rStyle w:val="aa"/>
@@ -2264,7 +2272,7 @@
                 <w:noProof/>
                 <w:webHidden/>
               </w:rPr>
-              <w:instrText xml:space="preserve"> PAGEREF _Toc232510597 \h </w:instrText>
+              <w:instrText xml:space="preserve"> PAGEREF _Toc232535456 \h </w:instrText>
             </w:r>
             <w:r>
               <w:rPr>
@@ -2310,7 +2318,7 @@
               <w:sz w:val="22"/>
             </w:rPr>
           </w:pPr>
-          <w:hyperlink w:anchor="_Toc232510598" w:history="1">
+          <w:hyperlink w:anchor="_Toc232535457" w:history="1">
             <w:r>
               <w:rPr>
                 <w:rStyle w:val="aa"/>
@@ -2332,7 +2340,7 @@
                 <w:rStyle w:val="aa"/>
                 <w:noProof/>
               </w:rPr>
-              <w:t>Модел на базите данни</w:t>
+              <w:t>Модел на базата данни</w:t>
             </w:r>
             <w:r>
               <w:rPr>
@@ -2353,7 +2361,7 @@
                 <w:noProof/>
                 <w:webHidden/>
               </w:rPr>
-              <w:instrText xml:space="preserve"> PAGEREF _Toc232510598 \h </w:instrText>
+              <w:instrText xml:space="preserve"> PAGEREF _Toc232535457 \h </w:instrText>
             </w:r>
             <w:r>
               <w:rPr>
@@ -2399,7 +2407,7 @@
               <w:sz w:val="22"/>
             </w:rPr>
           </w:pPr>
-          <w:hyperlink w:anchor="_Toc232510599" w:history="1">
+          <w:hyperlink w:anchor="_Toc232535458" w:history="1">
             <w:r>
               <w:rPr>
                 <w:rStyle w:val="aa"/>
@@ -2444,7 +2452,7 @@
                 <w:noProof/>
                 <w:webHidden/>
               </w:rPr>
-              <w:instrText xml:space="preserve"> PAGEREF _Toc232510599 \h </w:instrText>
+              <w:instrText xml:space="preserve"> PAGEREF _Toc232535458 \h </w:instrText>
             </w:r>
             <w:r>
               <w:rPr>
@@ -2490,7 +2498,7 @@
               <w:sz w:val="22"/>
             </w:rPr>
           </w:pPr>
-          <w:hyperlink w:anchor="_Toc232510600" w:history="1">
+          <w:hyperlink w:anchor="_Toc232535459" w:history="1">
             <w:r>
               <w:rPr>
                 <w:rStyle w:val="aa"/>
@@ -2535,7 +2543,7 @@
                 <w:noProof/>
                 <w:webHidden/>
               </w:rPr>
-              <w:instrText xml:space="preserve"> PAGEREF _Toc232510600 \h </w:instrText>
+              <w:instrText xml:space="preserve"> PAGEREF _Toc232535459 \h </w:instrText>
             </w:r>
             <w:r>
               <w:rPr>
@@ -2581,7 +2589,7 @@
               <w:sz w:val="22"/>
             </w:rPr>
           </w:pPr>
-          <w:hyperlink w:anchor="_Toc232510601" w:history="1">
+          <w:hyperlink w:anchor="_Toc232535460" w:history="1">
             <w:r>
               <w:rPr>
                 <w:rStyle w:val="aa"/>
@@ -2626,7 +2634,7 @@
                 <w:noProof/>
                 <w:webHidden/>
               </w:rPr>
-              <w:instrText xml:space="preserve"> PAGEREF _Toc232510601 \h </w:instrText>
+              <w:instrText xml:space="preserve"> PAGEREF _Toc232535460 \h </w:instrText>
             </w:r>
             <w:r>
               <w:rPr>
@@ -2672,7 +2680,7 @@
               <w:sz w:val="22"/>
             </w:rPr>
           </w:pPr>
-          <w:hyperlink w:anchor="_Toc232510602" w:history="1">
+          <w:hyperlink w:anchor="_Toc232535461" w:history="1">
             <w:r>
               <w:rPr>
                 <w:rStyle w:val="aa"/>
@@ -2716,7 +2724,7 @@
                 <w:noProof/>
                 <w:webHidden/>
               </w:rPr>
-              <w:instrText xml:space="preserve"> PAGEREF _Toc232510602 \h </w:instrText>
+              <w:instrText xml:space="preserve"> PAGEREF _Toc232535461 \h </w:instrText>
             </w:r>
             <w:r>
               <w:rPr>
@@ -2762,7 +2770,7 @@
               <w:sz w:val="22"/>
             </w:rPr>
           </w:pPr>
-          <w:hyperlink w:anchor="_Toc232510603" w:history="1">
+          <w:hyperlink w:anchor="_Toc232535462" w:history="1">
             <w:r>
               <w:rPr>
                 <w:rStyle w:val="aa"/>
@@ -2807,7 +2815,7 @@
                 <w:noProof/>
                 <w:webHidden/>
               </w:rPr>
-              <w:instrText xml:space="preserve"> PAGEREF _Toc232510603 \h </w:instrText>
+              <w:instrText xml:space="preserve"> PAGEREF _Toc232535462 \h </w:instrText>
             </w:r>
             <w:r>
               <w:rPr>
@@ -2853,7 +2861,7 @@
               <w:sz w:val="22"/>
             </w:rPr>
           </w:pPr>
-          <w:hyperlink w:anchor="_Toc232510604" w:history="1">
+          <w:hyperlink w:anchor="_Toc232535463" w:history="1">
             <w:r>
               <w:rPr>
                 <w:rStyle w:val="aa"/>
@@ -2897,7 +2905,7 @@
                 <w:noProof/>
                 <w:webHidden/>
               </w:rPr>
-              <w:instrText xml:space="preserve"> PAGEREF _Toc232510604 \h </w:instrText>
+              <w:instrText xml:space="preserve"> PAGEREF _Toc232535463 \h </w:instrText>
             </w:r>
             <w:r>
               <w:rPr>
@@ -2943,7 +2951,7 @@
               <w:sz w:val="22"/>
             </w:rPr>
           </w:pPr>
-          <w:hyperlink w:anchor="_Toc232510605" w:history="1">
+          <w:hyperlink w:anchor="_Toc232535464" w:history="1">
             <w:r>
               <w:rPr>
                 <w:rStyle w:val="aa"/>
@@ -2987,7 +2995,7 @@
                 <w:noProof/>
                 <w:webHidden/>
               </w:rPr>
-              <w:instrText xml:space="preserve"> PAGEREF _Toc232510605 \h </w:instrText>
+              <w:instrText xml:space="preserve"> PAGEREF _Toc232535464 \h </w:instrText>
             </w:r>
             <w:r>
               <w:rPr>
@@ -3033,7 +3041,7 @@
               <w:sz w:val="22"/>
             </w:rPr>
           </w:pPr>
-          <w:hyperlink w:anchor="_Toc232510606" w:history="1">
+          <w:hyperlink w:anchor="_Toc232535465" w:history="1">
             <w:r>
               <w:rPr>
                 <w:rStyle w:val="aa"/>
@@ -3077,7 +3085,7 @@
                 <w:noProof/>
                 <w:webHidden/>
               </w:rPr>
-              <w:instrText xml:space="preserve"> PAGEREF _Toc232510606 \h </w:instrText>
+              <w:instrText xml:space="preserve"> PAGEREF _Toc232535465 \h </w:instrText>
             </w:r>
             <w:r>
               <w:rPr>
@@ -3123,7 +3131,7 @@
               <w:sz w:val="22"/>
             </w:rPr>
           </w:pPr>
-          <w:hyperlink w:anchor="_Toc232510607" w:history="1">
+          <w:hyperlink w:anchor="_Toc232535466" w:history="1">
             <w:r>
               <w:rPr>
                 <w:rStyle w:val="aa"/>
@@ -3166,7 +3174,7 @@
                 <w:noProof/>
                 <w:webHidden/>
               </w:rPr>
-              <w:instrText xml:space="preserve"> PAGEREF _Toc232510607 \h </w:instrText>
+              <w:instrText xml:space="preserve"> PAGEREF _Toc232535466 \h </w:instrText>
             </w:r>
             <w:r>
               <w:rPr>
@@ -3211,7 +3219,7 @@
               <w:sz w:val="22"/>
             </w:rPr>
           </w:pPr>
-          <w:hyperlink w:anchor="_Toc232510608" w:history="1">
+          <w:hyperlink w:anchor="_Toc232535467" w:history="1">
             <w:r>
               <w:rPr>
                 <w:rStyle w:val="aa"/>
@@ -3254,7 +3262,7 @@
                 <w:noProof/>
                 <w:webHidden/>
               </w:rPr>
-              <w:instrText xml:space="preserve"> PAGEREF _Toc232510608 \h </w:instrText>
+              <w:instrText xml:space="preserve"> PAGEREF _Toc232535467 \h </w:instrText>
             </w:r>
             <w:r>
               <w:rPr>
@@ -3300,7 +3308,7 @@
               <w:sz w:val="22"/>
             </w:rPr>
           </w:pPr>
-          <w:hyperlink w:anchor="_Toc232510609" w:history="1">
+          <w:hyperlink w:anchor="_Toc232535468" w:history="1">
             <w:r>
               <w:rPr>
                 <w:rStyle w:val="aa"/>
@@ -3343,7 +3351,7 @@
                 <w:noProof/>
                 <w:webHidden/>
               </w:rPr>
-              <w:instrText xml:space="preserve"> PAGEREF _Toc232510609 \h </w:instrText>
+              <w:instrText xml:space="preserve"> PAGEREF _Toc232535468 \h </w:instrText>
             </w:r>
             <w:r>
               <w:rPr>
@@ -3389,7 +3397,7 @@
               <w:sz w:val="22"/>
             </w:rPr>
           </w:pPr>
-          <w:hyperlink w:anchor="_Toc232510610" w:history="1">
+          <w:hyperlink w:anchor="_Toc232535469" w:history="1">
             <w:r>
               <w:rPr>
                 <w:rStyle w:val="aa"/>
@@ -3433,7 +3441,7 @@
                 <w:noProof/>
                 <w:webHidden/>
               </w:rPr>
-              <w:instrText xml:space="preserve"> PAGEREF _Toc232510610 \h </w:instrText>
+              <w:instrText xml:space="preserve"> PAGEREF _Toc232535469 \h </w:instrText>
             </w:r>
             <w:r>
               <w:rPr>
@@ -3479,7 +3487,7 @@
               <w:sz w:val="22"/>
             </w:rPr>
           </w:pPr>
-          <w:hyperlink w:anchor="_Toc232510611" w:history="1">
+          <w:hyperlink w:anchor="_Toc232535470" w:history="1">
             <w:r>
               <w:rPr>
                 <w:rStyle w:val="aa"/>
@@ -3538,7 +3546,7 @@
                 <w:noProof/>
                 <w:webHidden/>
               </w:rPr>
-              <w:instrText xml:space="preserve"> PAGEREF _Toc232510611 \h </w:instrText>
+              <w:instrText xml:space="preserve"> PAGEREF _Toc232535470 \h </w:instrText>
             </w:r>
             <w:r>
               <w:rPr>
@@ -3584,7 +3592,7 @@
               <w:sz w:val="22"/>
             </w:rPr>
           </w:pPr>
-          <w:hyperlink w:anchor="_Toc232510612" w:history="1">
+          <w:hyperlink w:anchor="_Toc232535471" w:history="1">
             <w:r>
               <w:rPr>
                 <w:rStyle w:val="aa"/>
@@ -3627,7 +3635,7 @@
                 <w:noProof/>
                 <w:webHidden/>
               </w:rPr>
-              <w:instrText xml:space="preserve"> PAGEREF _Toc232510612 \h </w:instrText>
+              <w:instrText xml:space="preserve"> PAGEREF _Toc232535471 \h </w:instrText>
             </w:r>
             <w:r>
               <w:rPr>
@@ -3673,7 +3681,7 @@
               <w:sz w:val="22"/>
             </w:rPr>
           </w:pPr>
-          <w:hyperlink w:anchor="_Toc232510613" w:history="1">
+          <w:hyperlink w:anchor="_Toc232535472" w:history="1">
             <w:r>
               <w:rPr>
                 <w:rStyle w:val="aa"/>
@@ -3732,7 +3740,7 @@
                 <w:noProof/>
                 <w:webHidden/>
               </w:rPr>
-              <w:instrText xml:space="preserve"> PAGEREF _Toc232510613 \h </w:instrText>
+              <w:instrText xml:space="preserve"> PAGEREF _Toc232535472 \h </w:instrText>
             </w:r>
             <w:r>
               <w:rPr>
@@ -3778,7 +3786,7 @@
               <w:sz w:val="22"/>
             </w:rPr>
           </w:pPr>
-          <w:hyperlink w:anchor="_Toc232510614" w:history="1">
+          <w:hyperlink w:anchor="_Toc232535473" w:history="1">
             <w:r>
               <w:rPr>
                 <w:rStyle w:val="aa"/>
@@ -3822,7 +3830,7 @@
                 <w:noProof/>
                 <w:webHidden/>
               </w:rPr>
-              <w:instrText xml:space="preserve"> PAGEREF _Toc232510614 \h </w:instrText>
+              <w:instrText xml:space="preserve"> PAGEREF _Toc232535473 \h </w:instrText>
             </w:r>
             <w:r>
               <w:rPr>
@@ -3868,7 +3876,7 @@
               <w:sz w:val="22"/>
             </w:rPr>
           </w:pPr>
-          <w:hyperlink w:anchor="_Toc232510615" w:history="1">
+          <w:hyperlink w:anchor="_Toc232535474" w:history="1">
             <w:r>
               <w:rPr>
                 <w:rStyle w:val="aa"/>
@@ -3912,7 +3920,7 @@
                 <w:noProof/>
                 <w:webHidden/>
               </w:rPr>
-              <w:instrText xml:space="preserve"> PAGEREF _Toc232510615 \h </w:instrText>
+              <w:instrText xml:space="preserve"> PAGEREF _Toc232535474 \h </w:instrText>
             </w:r>
             <w:r>
               <w:rPr>
@@ -3958,7 +3966,7 @@
               <w:sz w:val="22"/>
             </w:rPr>
           </w:pPr>
-          <w:hyperlink w:anchor="_Toc232510616" w:history="1">
+          <w:hyperlink w:anchor="_Toc232535475" w:history="1">
             <w:r>
               <w:rPr>
                 <w:rStyle w:val="aa"/>
@@ -4003,7 +4011,7 @@
                 <w:noProof/>
                 <w:webHidden/>
               </w:rPr>
-              <w:instrText xml:space="preserve"> PAGEREF _Toc232510616 \h </w:instrText>
+              <w:instrText xml:space="preserve"> PAGEREF _Toc232535475 \h </w:instrText>
             </w:r>
             <w:r>
               <w:rPr>
@@ -4049,7 +4057,7 @@
               <w:sz w:val="22"/>
             </w:rPr>
           </w:pPr>
-          <w:hyperlink w:anchor="_Toc232510617" w:history="1">
+          <w:hyperlink w:anchor="_Toc232535476" w:history="1">
             <w:r>
               <w:rPr>
                 <w:rStyle w:val="aa"/>
@@ -4092,7 +4100,7 @@
                 <w:noProof/>
                 <w:webHidden/>
               </w:rPr>
-              <w:instrText xml:space="preserve"> PAGEREF _Toc232510617 \h </w:instrText>
+              <w:instrText xml:space="preserve"> PAGEREF _Toc232535476 \h </w:instrText>
             </w:r>
             <w:r>
               <w:rPr>
@@ -4138,7 +4146,7 @@
               <w:sz w:val="22"/>
             </w:rPr>
           </w:pPr>
-          <w:hyperlink w:anchor="_Toc232510618" w:history="1">
+          <w:hyperlink w:anchor="_Toc232535477" w:history="1">
             <w:r>
               <w:rPr>
                 <w:rStyle w:val="aa"/>
@@ -4182,7 +4190,7 @@
                 <w:noProof/>
                 <w:webHidden/>
               </w:rPr>
-              <w:instrText xml:space="preserve"> PAGEREF _Toc232510618 \h </w:instrText>
+              <w:instrText xml:space="preserve"> PAGEREF _Toc232535477 \h </w:instrText>
             </w:r>
             <w:r>
               <w:rPr>
@@ -4228,7 +4236,7 @@
               <w:sz w:val="22"/>
             </w:rPr>
           </w:pPr>
-          <w:hyperlink w:anchor="_Toc232510619" w:history="1">
+          <w:hyperlink w:anchor="_Toc232535478" w:history="1">
             <w:r>
               <w:rPr>
                 <w:rStyle w:val="aa"/>
@@ -4271,7 +4279,7 @@
                 <w:noProof/>
                 <w:webHidden/>
               </w:rPr>
-              <w:instrText xml:space="preserve"> PAGEREF _Toc232510619 \h </w:instrText>
+              <w:instrText xml:space="preserve"> PAGEREF _Toc232535478 \h </w:instrText>
             </w:r>
             <w:r>
               <w:rPr>
@@ -4317,7 +4325,7 @@
               <w:sz w:val="22"/>
             </w:rPr>
           </w:pPr>
-          <w:hyperlink w:anchor="_Toc232510620" w:history="1">
+          <w:hyperlink w:anchor="_Toc232535479" w:history="1">
             <w:r>
               <w:rPr>
                 <w:rStyle w:val="aa"/>
@@ -4360,7 +4368,7 @@
                 <w:noProof/>
                 <w:webHidden/>
               </w:rPr>
-              <w:instrText xml:space="preserve"> PAGEREF _Toc232510620 \h </w:instrText>
+              <w:instrText xml:space="preserve"> PAGEREF _Toc232535479 \h </w:instrText>
             </w:r>
             <w:r>
               <w:rPr>
@@ -4406,7 +4414,7 @@
               <w:sz w:val="22"/>
             </w:rPr>
           </w:pPr>
-          <w:hyperlink w:anchor="_Toc232510621" w:history="1">
+          <w:hyperlink w:anchor="_Toc232535480" w:history="1">
             <w:r>
               <w:rPr>
                 <w:rStyle w:val="aa"/>
@@ -4449,7 +4457,7 @@
                 <w:noProof/>
                 <w:webHidden/>
               </w:rPr>
-              <w:instrText xml:space="preserve"> PAGEREF _Toc232510621 \h </w:instrText>
+              <w:instrText xml:space="preserve"> PAGEREF _Toc232535480 \h </w:instrText>
             </w:r>
             <w:r>
               <w:rPr>
@@ -4495,7 +4503,7 @@
               <w:sz w:val="22"/>
             </w:rPr>
           </w:pPr>
-          <w:hyperlink w:anchor="_Toc232510622" w:history="1">
+          <w:hyperlink w:anchor="_Toc232535481" w:history="1">
             <w:r>
               <w:rPr>
                 <w:rStyle w:val="aa"/>
@@ -4538,7 +4546,7 @@
                 <w:noProof/>
                 <w:webHidden/>
               </w:rPr>
-              <w:instrText xml:space="preserve"> PAGEREF _Toc232510622 \h </w:instrText>
+              <w:instrText xml:space="preserve"> PAGEREF _Toc232535481 \h </w:instrText>
             </w:r>
             <w:r>
               <w:rPr>
@@ -4584,7 +4592,7 @@
               <w:sz w:val="22"/>
             </w:rPr>
           </w:pPr>
-          <w:hyperlink w:anchor="_Toc232510623" w:history="1">
+          <w:hyperlink w:anchor="_Toc232535482" w:history="1">
             <w:r>
               <w:rPr>
                 <w:rStyle w:val="aa"/>
@@ -4627,7 +4635,7 @@
                 <w:noProof/>
                 <w:webHidden/>
               </w:rPr>
-              <w:instrText xml:space="preserve"> PAGEREF _Toc232510623 \h </w:instrText>
+              <w:instrText xml:space="preserve"> PAGEREF _Toc232535482 \h </w:instrText>
             </w:r>
             <w:r>
               <w:rPr>
@@ -4673,7 +4681,7 @@
               <w:sz w:val="22"/>
             </w:rPr>
           </w:pPr>
-          <w:hyperlink w:anchor="_Toc232510624" w:history="1">
+          <w:hyperlink w:anchor="_Toc232535483" w:history="1">
             <w:r>
               <w:rPr>
                 <w:rStyle w:val="aa"/>
@@ -4716,7 +4724,7 @@
                 <w:noProof/>
                 <w:webHidden/>
               </w:rPr>
-              <w:instrText xml:space="preserve"> PAGEREF _Toc232510624 \h </w:instrText>
+              <w:instrText xml:space="preserve"> PAGEREF _Toc232535483 \h </w:instrText>
             </w:r>
             <w:r>
               <w:rPr>
@@ -4762,7 +4770,7 @@
               <w:sz w:val="22"/>
             </w:rPr>
           </w:pPr>
-          <w:hyperlink w:anchor="_Toc232510625" w:history="1">
+          <w:hyperlink w:anchor="_Toc232535484" w:history="1">
             <w:r>
               <w:rPr>
                 <w:rStyle w:val="aa"/>
@@ -4805,7 +4813,7 @@
                 <w:noProof/>
                 <w:webHidden/>
               </w:rPr>
-              <w:instrText xml:space="preserve"> PAGEREF _Toc232510625 \h </w:instrText>
+              <w:instrText xml:space="preserve"> PAGEREF _Toc232535484 \h </w:instrText>
             </w:r>
             <w:r>
               <w:rPr>
@@ -4851,7 +4859,7 @@
               <w:sz w:val="22"/>
             </w:rPr>
           </w:pPr>
-          <w:hyperlink w:anchor="_Toc232510626" w:history="1">
+          <w:hyperlink w:anchor="_Toc232535485" w:history="1">
             <w:r>
               <w:rPr>
                 <w:rStyle w:val="aa"/>
@@ -4894,7 +4902,7 @@
                 <w:noProof/>
                 <w:webHidden/>
               </w:rPr>
-              <w:instrText xml:space="preserve"> PAGEREF _Toc232510626 \h </w:instrText>
+              <w:instrText xml:space="preserve"> PAGEREF _Toc232535485 \h </w:instrText>
             </w:r>
             <w:r>
               <w:rPr>
@@ -4940,7 +4948,7 @@
               <w:sz w:val="22"/>
             </w:rPr>
           </w:pPr>
-          <w:hyperlink w:anchor="_Toc232510627" w:history="1">
+          <w:hyperlink w:anchor="_Toc232535486" w:history="1">
             <w:r>
               <w:rPr>
                 <w:rStyle w:val="aa"/>
@@ -4983,7 +4991,7 @@
                 <w:noProof/>
                 <w:webHidden/>
               </w:rPr>
-              <w:instrText xml:space="preserve"> PAGEREF _Toc232510627 \h </w:instrText>
+              <w:instrText xml:space="preserve"> PAGEREF _Toc232535486 \h </w:instrText>
             </w:r>
             <w:r>
               <w:rPr>
@@ -5029,7 +5037,7 @@
               <w:sz w:val="22"/>
             </w:rPr>
           </w:pPr>
-          <w:hyperlink w:anchor="_Toc232510628" w:history="1">
+          <w:hyperlink w:anchor="_Toc232535487" w:history="1">
             <w:r>
               <w:rPr>
                 <w:rStyle w:val="aa"/>
@@ -5072,7 +5080,7 @@
                 <w:noProof/>
                 <w:webHidden/>
               </w:rPr>
-              <w:instrText xml:space="preserve"> PAGEREF _Toc232510628 \h </w:instrText>
+              <w:instrText xml:space="preserve"> PAGEREF _Toc232535487 \h </w:instrText>
             </w:r>
             <w:r>
               <w:rPr>
@@ -5118,7 +5126,7 @@
               <w:sz w:val="22"/>
             </w:rPr>
           </w:pPr>
-          <w:hyperlink w:anchor="_Toc232510629" w:history="1">
+          <w:hyperlink w:anchor="_Toc232535488" w:history="1">
             <w:r>
               <w:rPr>
                 <w:rStyle w:val="aa"/>
@@ -5161,7 +5169,7 @@
                 <w:noProof/>
                 <w:webHidden/>
               </w:rPr>
-              <w:instrText xml:space="preserve"> PAGEREF _Toc232510629 \h </w:instrText>
+              <w:instrText xml:space="preserve"> PAGEREF _Toc232535488 \h </w:instrText>
             </w:r>
             <w:r>
               <w:rPr>
@@ -5207,7 +5215,7 @@
               <w:sz w:val="22"/>
             </w:rPr>
           </w:pPr>
-          <w:hyperlink w:anchor="_Toc232510630" w:history="1">
+          <w:hyperlink w:anchor="_Toc232535489" w:history="1">
             <w:r>
               <w:rPr>
                 <w:rStyle w:val="aa"/>
@@ -5251,7 +5259,7 @@
                 <w:noProof/>
                 <w:webHidden/>
               </w:rPr>
-              <w:instrText xml:space="preserve"> PAGEREF _Toc232510630 \h </w:instrText>
+              <w:instrText xml:space="preserve"> PAGEREF _Toc232535489 \h </w:instrText>
             </w:r>
             <w:r>
               <w:rPr>
@@ -5296,7 +5304,7 @@
               <w:sz w:val="22"/>
             </w:rPr>
           </w:pPr>
-          <w:hyperlink w:anchor="_Toc232510631" w:history="1">
+          <w:hyperlink w:anchor="_Toc232535490" w:history="1">
             <w:r>
               <w:rPr>
                 <w:rStyle w:val="aa"/>
@@ -5339,7 +5347,7 @@
                 <w:noProof/>
                 <w:webHidden/>
               </w:rPr>
-              <w:instrText xml:space="preserve"> PAGEREF _Toc232510631 \h </w:instrText>
+              <w:instrText xml:space="preserve"> PAGEREF _Toc232535490 \h </w:instrText>
             </w:r>
             <w:r>
               <w:rPr>
@@ -5385,7 +5393,7 @@
               <w:sz w:val="22"/>
             </w:rPr>
           </w:pPr>
-          <w:hyperlink w:anchor="_Toc232510632" w:history="1">
+          <w:hyperlink w:anchor="_Toc232535491" w:history="1">
             <w:r>
               <w:rPr>
                 <w:rStyle w:val="aa"/>
@@ -5428,7 +5436,7 @@
                 <w:noProof/>
                 <w:webHidden/>
               </w:rPr>
-              <w:instrText xml:space="preserve"> PAGEREF _Toc232510632 \h </w:instrText>
+              <w:instrText xml:space="preserve"> PAGEREF _Toc232535491 \h </w:instrText>
             </w:r>
             <w:r>
               <w:rPr>
@@ -5474,7 +5482,7 @@
               <w:sz w:val="22"/>
             </w:rPr>
           </w:pPr>
-          <w:hyperlink w:anchor="_Toc232510633" w:history="1">
+          <w:hyperlink w:anchor="_Toc232535492" w:history="1">
             <w:r>
               <w:rPr>
                 <w:rStyle w:val="aa"/>
@@ -5517,7 +5525,7 @@
                 <w:noProof/>
                 <w:webHidden/>
               </w:rPr>
-              <w:instrText xml:space="preserve"> PAGEREF _Toc232510633 \h </w:instrText>
+              <w:instrText xml:space="preserve"> PAGEREF _Toc232535492 \h </w:instrText>
             </w:r>
             <w:r>
               <w:rPr>
@@ -5563,7 +5571,7 @@
               <w:sz w:val="22"/>
             </w:rPr>
           </w:pPr>
-          <w:hyperlink w:anchor="_Toc232510634" w:history="1">
+          <w:hyperlink w:anchor="_Toc232535493" w:history="1">
             <w:r>
               <w:rPr>
                 <w:rStyle w:val="aa"/>
@@ -5606,7 +5614,7 @@
                 <w:noProof/>
                 <w:webHidden/>
               </w:rPr>
-              <w:instrText xml:space="preserve"> PAGEREF _Toc232510634 \h </w:instrText>
+              <w:instrText xml:space="preserve"> PAGEREF _Toc232535493 \h </w:instrText>
             </w:r>
             <w:r>
               <w:rPr>
@@ -5652,7 +5660,7 @@
               <w:sz w:val="22"/>
             </w:rPr>
           </w:pPr>
-          <w:hyperlink w:anchor="_Toc232510635" w:history="1">
+          <w:hyperlink w:anchor="_Toc232535494" w:history="1">
             <w:r>
               <w:rPr>
                 <w:rStyle w:val="aa"/>
@@ -5695,7 +5703,7 @@
                 <w:noProof/>
                 <w:webHidden/>
               </w:rPr>
-              <w:instrText xml:space="preserve"> PAGEREF _Toc232510635 \h </w:instrText>
+              <w:instrText xml:space="preserve"> PAGEREF _Toc232535494 \h </w:instrText>
             </w:r>
             <w:r>
               <w:rPr>
@@ -5741,7 +5749,7 @@
               <w:sz w:val="22"/>
             </w:rPr>
           </w:pPr>
-          <w:hyperlink w:anchor="_Toc232510636" w:history="1">
+          <w:hyperlink w:anchor="_Toc232535495" w:history="1">
             <w:r>
               <w:rPr>
                 <w:rStyle w:val="aa"/>
@@ -5784,7 +5792,7 @@
                 <w:noProof/>
                 <w:webHidden/>
               </w:rPr>
-              <w:instrText xml:space="preserve"> PAGEREF _Toc232510636 \h </w:instrText>
+              <w:instrText xml:space="preserve"> PAGEREF _Toc232535495 \h </w:instrText>
             </w:r>
             <w:r>
               <w:rPr>
@@ -5830,7 +5838,7 @@
               <w:sz w:val="22"/>
             </w:rPr>
           </w:pPr>
-          <w:hyperlink w:anchor="_Toc232510637" w:history="1">
+          <w:hyperlink w:anchor="_Toc232535496" w:history="1">
             <w:r>
               <w:rPr>
                 <w:rStyle w:val="aa"/>
@@ -5881,7 +5889,7 @@
                 <w:noProof/>
                 <w:webHidden/>
               </w:rPr>
-              <w:instrText xml:space="preserve"> PAGEREF _Toc232510637 \h </w:instrText>
+              <w:instrText xml:space="preserve"> PAGEREF _Toc232535496 \h </w:instrText>
             </w:r>
             <w:r>
               <w:rPr>
@@ -5927,7 +5935,7 @@
               <w:sz w:val="22"/>
             </w:rPr>
           </w:pPr>
-          <w:hyperlink w:anchor="_Toc232510638" w:history="1">
+          <w:hyperlink w:anchor="_Toc232535497" w:history="1">
             <w:r>
               <w:rPr>
                 <w:rStyle w:val="aa"/>
@@ -5970,7 +5978,7 @@
                 <w:noProof/>
                 <w:webHidden/>
               </w:rPr>
-              <w:instrText xml:space="preserve"> PAGEREF _Toc232510638 \h </w:instrText>
+              <w:instrText xml:space="preserve"> PAGEREF _Toc232535497 \h </w:instrText>
             </w:r>
             <w:r>
               <w:rPr>
@@ -6016,7 +6024,7 @@
               <w:sz w:val="22"/>
             </w:rPr>
           </w:pPr>
-          <w:hyperlink w:anchor="_Toc232510639" w:history="1">
+          <w:hyperlink w:anchor="_Toc232535498" w:history="1">
             <w:r>
               <w:rPr>
                 <w:rStyle w:val="aa"/>
@@ -6067,7 +6075,7 @@
                 <w:noProof/>
                 <w:webHidden/>
               </w:rPr>
-              <w:instrText xml:space="preserve"> PAGEREF _Toc232510639 \h </w:instrText>
+              <w:instrText xml:space="preserve"> PAGEREF _Toc232535498 \h </w:instrText>
             </w:r>
             <w:r>
               <w:rPr>
@@ -6113,7 +6121,7 @@
               <w:sz w:val="22"/>
             </w:rPr>
           </w:pPr>
-          <w:hyperlink w:anchor="_Toc232510640" w:history="1">
+          <w:hyperlink w:anchor="_Toc232535499" w:history="1">
             <w:r>
               <w:rPr>
                 <w:rStyle w:val="aa"/>
@@ -6156,7 +6164,7 @@
                 <w:noProof/>
                 <w:webHidden/>
               </w:rPr>
-              <w:instrText xml:space="preserve"> PAGEREF _Toc232510640 \h </w:instrText>
+              <w:instrText xml:space="preserve"> PAGEREF _Toc232535499 \h </w:instrText>
             </w:r>
             <w:r>
               <w:rPr>
@@ -6202,7 +6210,7 @@
               <w:sz w:val="22"/>
             </w:rPr>
           </w:pPr>
-          <w:hyperlink w:anchor="_Toc232510641" w:history="1">
+          <w:hyperlink w:anchor="_Toc232535500" w:history="1">
             <w:r>
               <w:rPr>
                 <w:rStyle w:val="aa"/>
@@ -6246,7 +6254,7 @@
                 <w:noProof/>
                 <w:webHidden/>
               </w:rPr>
-              <w:instrText xml:space="preserve"> PAGEREF _Toc232510641 \h </w:instrText>
+              <w:instrText xml:space="preserve"> PAGEREF _Toc232535500 \h </w:instrText>
             </w:r>
             <w:r>
               <w:rPr>
@@ -6292,7 +6300,7 @@
               <w:sz w:val="22"/>
             </w:rPr>
           </w:pPr>
-          <w:hyperlink w:anchor="_Toc232510642" w:history="1">
+          <w:hyperlink w:anchor="_Toc232535501" w:history="1">
             <w:r>
               <w:rPr>
                 <w:rStyle w:val="aa"/>
@@ -6344,7 +6352,7 @@
                 <w:noProof/>
                 <w:webHidden/>
               </w:rPr>
-              <w:instrText xml:space="preserve"> PAGEREF _Toc232510642 \h </w:instrText>
+              <w:instrText xml:space="preserve"> PAGEREF _Toc232535501 \h </w:instrText>
             </w:r>
             <w:r>
               <w:rPr>
@@ -6390,7 +6398,7 @@
               <w:sz w:val="22"/>
             </w:rPr>
           </w:pPr>
-          <w:hyperlink w:anchor="_Toc232510643" w:history="1">
+          <w:hyperlink w:anchor="_Toc232535502" w:history="1">
             <w:r>
               <w:rPr>
                 <w:rStyle w:val="aa"/>
@@ -6442,7 +6450,7 @@
                 <w:noProof/>
                 <w:webHidden/>
               </w:rPr>
-              <w:instrText xml:space="preserve"> PAGEREF _Toc232510643 \h </w:instrText>
+              <w:instrText xml:space="preserve"> PAGEREF _Toc232535502 \h </w:instrText>
             </w:r>
             <w:r>
               <w:rPr>
@@ -6488,7 +6496,7 @@
               <w:sz w:val="22"/>
             </w:rPr>
           </w:pPr>
-          <w:hyperlink w:anchor="_Toc232510644" w:history="1">
+          <w:hyperlink w:anchor="_Toc232535503" w:history="1">
             <w:r>
               <w:rPr>
                 <w:rStyle w:val="aa"/>
@@ -6531,7 +6539,7 @@
                 <w:noProof/>
                 <w:webHidden/>
               </w:rPr>
-              <w:instrText xml:space="preserve"> PAGEREF _Toc232510644 \h </w:instrText>
+              <w:instrText xml:space="preserve"> PAGEREF _Toc232535503 \h </w:instrText>
             </w:r>
             <w:r>
               <w:rPr>
@@ -6577,7 +6585,7 @@
               <w:sz w:val="22"/>
             </w:rPr>
           </w:pPr>
-          <w:hyperlink w:anchor="_Toc232510645" w:history="1">
+          <w:hyperlink w:anchor="_Toc232535504" w:history="1">
             <w:r>
               <w:rPr>
                 <w:rStyle w:val="aa"/>
@@ -6620,7 +6628,7 @@
                 <w:noProof/>
                 <w:webHidden/>
               </w:rPr>
-              <w:instrText xml:space="preserve"> PAGEREF _Toc232510645 \h </w:instrText>
+              <w:instrText xml:space="preserve"> PAGEREF _Toc232535504 \h </w:instrText>
             </w:r>
             <w:r>
               <w:rPr>
@@ -6666,7 +6674,7 @@
               <w:sz w:val="22"/>
             </w:rPr>
           </w:pPr>
-          <w:hyperlink w:anchor="_Toc232510646" w:history="1">
+          <w:hyperlink w:anchor="_Toc232535505" w:history="1">
             <w:r>
               <w:rPr>
                 <w:rStyle w:val="aa"/>
@@ -6710,7 +6718,7 @@
                 <w:noProof/>
                 <w:webHidden/>
               </w:rPr>
-              <w:instrText xml:space="preserve"> PAGEREF _Toc232510646 \h </w:instrText>
+              <w:instrText xml:space="preserve"> PAGEREF _Toc232535505 \h </w:instrText>
             </w:r>
             <w:r>
               <w:rPr>
@@ -6756,7 +6764,7 @@
               <w:sz w:val="22"/>
             </w:rPr>
           </w:pPr>
-          <w:hyperlink w:anchor="_Toc232510647" w:history="1">
+          <w:hyperlink w:anchor="_Toc232535506" w:history="1">
             <w:r>
               <w:rPr>
                 <w:rStyle w:val="aa"/>
@@ -6800,7 +6808,7 @@
                 <w:noProof/>
                 <w:webHidden/>
               </w:rPr>
-              <w:instrText xml:space="preserve"> PAGEREF _Toc232510647 \h </w:instrText>
+              <w:instrText xml:space="preserve"> PAGEREF _Toc232535506 \h </w:instrText>
             </w:r>
             <w:r>
               <w:rPr>
@@ -6846,7 +6854,7 @@
               <w:sz w:val="22"/>
             </w:rPr>
           </w:pPr>
-          <w:hyperlink w:anchor="_Toc232510648" w:history="1">
+          <w:hyperlink w:anchor="_Toc232535507" w:history="1">
             <w:r>
               <w:rPr>
                 <w:rStyle w:val="aa"/>
@@ -6890,7 +6898,7 @@
                 <w:noProof/>
                 <w:webHidden/>
               </w:rPr>
-              <w:instrText xml:space="preserve"> PAGEREF _Toc232510648 \h </w:instrText>
+              <w:instrText xml:space="preserve"> PAGEREF _Toc232535507 \h </w:instrText>
             </w:r>
             <w:r>
               <w:rPr>
@@ -6936,7 +6944,7 @@
               <w:sz w:val="22"/>
             </w:rPr>
           </w:pPr>
-          <w:hyperlink w:anchor="_Toc232510649" w:history="1">
+          <w:hyperlink w:anchor="_Toc232535508" w:history="1">
             <w:r>
               <w:rPr>
                 <w:rStyle w:val="aa"/>
@@ -6980,7 +6988,7 @@
                 <w:noProof/>
                 <w:webHidden/>
               </w:rPr>
-              <w:instrText xml:space="preserve"> PAGEREF _Toc232510649 \h </w:instrText>
+              <w:instrText xml:space="preserve"> PAGEREF _Toc232535508 \h </w:instrText>
             </w:r>
             <w:r>
               <w:rPr>
@@ -7026,7 +7034,7 @@
               <w:sz w:val="22"/>
             </w:rPr>
           </w:pPr>
-          <w:hyperlink w:anchor="_Toc232510650" w:history="1">
+          <w:hyperlink w:anchor="_Toc232535509" w:history="1">
             <w:r>
               <w:rPr>
                 <w:rStyle w:val="aa"/>
@@ -7070,7 +7078,7 @@
                 <w:noProof/>
                 <w:webHidden/>
               </w:rPr>
-              <w:instrText xml:space="preserve"> PAGEREF _Toc232510650 \h </w:instrText>
+              <w:instrText xml:space="preserve"> PAGEREF _Toc232535509 \h </w:instrText>
             </w:r>
             <w:r>
               <w:rPr>
@@ -7116,7 +7124,7 @@
               <w:sz w:val="22"/>
             </w:rPr>
           </w:pPr>
-          <w:hyperlink w:anchor="_Toc232510651" w:history="1">
+          <w:hyperlink w:anchor="_Toc232535510" w:history="1">
             <w:r>
               <w:rPr>
                 <w:rStyle w:val="aa"/>
@@ -7159,7 +7167,7 @@
                 <w:noProof/>
                 <w:webHidden/>
               </w:rPr>
-              <w:instrText xml:space="preserve"> PAGEREF _Toc232510651 \h </w:instrText>
+              <w:instrText xml:space="preserve"> PAGEREF _Toc232535510 \h </w:instrText>
             </w:r>
             <w:r>
               <w:rPr>
@@ -7205,7 +7213,7 @@
               <w:sz w:val="22"/>
             </w:rPr>
           </w:pPr>
-          <w:hyperlink w:anchor="_Toc232510652" w:history="1">
+          <w:hyperlink w:anchor="_Toc232535511" w:history="1">
             <w:r>
               <w:rPr>
                 <w:rStyle w:val="aa"/>
@@ -7248,7 +7256,7 @@
                 <w:noProof/>
                 <w:webHidden/>
               </w:rPr>
-              <w:instrText xml:space="preserve"> PAGEREF _Toc232510652 \h </w:instrText>
+              <w:instrText xml:space="preserve"> PAGEREF _Toc232535511 \h </w:instrText>
             </w:r>
             <w:r>
               <w:rPr>
@@ -7294,7 +7302,7 @@
               <w:sz w:val="22"/>
             </w:rPr>
           </w:pPr>
-          <w:hyperlink w:anchor="_Toc232510653" w:history="1">
+          <w:hyperlink w:anchor="_Toc232535512" w:history="1">
             <w:r>
               <w:rPr>
                 <w:rStyle w:val="aa"/>
@@ -7345,7 +7353,7 @@
                 <w:noProof/>
                 <w:webHidden/>
               </w:rPr>
-              <w:instrText xml:space="preserve"> PAGEREF _Toc232510653 \h </w:instrText>
+              <w:instrText xml:space="preserve"> PAGEREF _Toc232535512 \h </w:instrText>
             </w:r>
             <w:r>
               <w:rPr>
@@ -7391,7 +7399,7 @@
               <w:sz w:val="22"/>
             </w:rPr>
           </w:pPr>
-          <w:hyperlink w:anchor="_Toc232510654" w:history="1">
+          <w:hyperlink w:anchor="_Toc232535513" w:history="1">
             <w:r>
               <w:rPr>
                 <w:rStyle w:val="aa"/>
@@ -7434,7 +7442,7 @@
                 <w:noProof/>
                 <w:webHidden/>
               </w:rPr>
-              <w:instrText xml:space="preserve"> PAGEREF _Toc232510654 \h </w:instrText>
+              <w:instrText xml:space="preserve"> PAGEREF _Toc232535513 \h </w:instrText>
             </w:r>
             <w:r>
               <w:rPr>
@@ -7480,7 +7488,7 @@
               <w:sz w:val="22"/>
             </w:rPr>
           </w:pPr>
-          <w:hyperlink w:anchor="_Toc232510655" w:history="1">
+          <w:hyperlink w:anchor="_Toc232535514" w:history="1">
             <w:r>
               <w:rPr>
                 <w:rStyle w:val="aa"/>
@@ -7523,7 +7531,7 @@
                 <w:noProof/>
                 <w:webHidden/>
               </w:rPr>
-              <w:instrText xml:space="preserve"> PAGEREF _Toc232510655 \h </w:instrText>
+              <w:instrText xml:space="preserve"> PAGEREF _Toc232535514 \h </w:instrText>
             </w:r>
             <w:r>
               <w:rPr>
@@ -7569,7 +7577,7 @@
               <w:sz w:val="22"/>
             </w:rPr>
           </w:pPr>
-          <w:hyperlink w:anchor="_Toc232510656" w:history="1">
+          <w:hyperlink w:anchor="_Toc232535515" w:history="1">
             <w:r>
               <w:rPr>
                 <w:rStyle w:val="aa"/>
@@ -7612,7 +7620,7 @@
                 <w:noProof/>
                 <w:webHidden/>
               </w:rPr>
-              <w:instrText xml:space="preserve"> PAGEREF _Toc232510656 \h </w:instrText>
+              <w:instrText xml:space="preserve"> PAGEREF _Toc232535515 \h </w:instrText>
             </w:r>
             <w:r>
               <w:rPr>
@@ -7658,7 +7666,7 @@
               <w:sz w:val="22"/>
             </w:rPr>
           </w:pPr>
-          <w:hyperlink w:anchor="_Toc232510657" w:history="1">
+          <w:hyperlink w:anchor="_Toc232535516" w:history="1">
             <w:r>
               <w:rPr>
                 <w:rStyle w:val="aa"/>
@@ -7701,7 +7709,7 @@
                 <w:noProof/>
                 <w:webHidden/>
               </w:rPr>
-              <w:instrText xml:space="preserve"> PAGEREF _Toc232510657 \h </w:instrText>
+              <w:instrText xml:space="preserve"> PAGEREF _Toc232535516 \h </w:instrText>
             </w:r>
             <w:r>
               <w:rPr>
@@ -7747,7 +7755,7 @@
               <w:sz w:val="22"/>
             </w:rPr>
           </w:pPr>
-          <w:hyperlink w:anchor="_Toc232510658" w:history="1">
+          <w:hyperlink w:anchor="_Toc232535517" w:history="1">
             <w:r>
               <w:rPr>
                 <w:rStyle w:val="aa"/>
@@ -7790,7 +7798,7 @@
                 <w:noProof/>
                 <w:webHidden/>
               </w:rPr>
-              <w:instrText xml:space="preserve"> PAGEREF _Toc232510658 \h </w:instrText>
+              <w:instrText xml:space="preserve"> PAGEREF _Toc232535517 \h </w:instrText>
             </w:r>
             <w:r>
               <w:rPr>
@@ -7836,7 +7844,7 @@
               <w:sz w:val="22"/>
             </w:rPr>
           </w:pPr>
-          <w:hyperlink w:anchor="_Toc232510659" w:history="1">
+          <w:hyperlink w:anchor="_Toc232535518" w:history="1">
             <w:r>
               <w:rPr>
                 <w:rStyle w:val="aa"/>
@@ -7879,7 +7887,7 @@
                 <w:noProof/>
                 <w:webHidden/>
               </w:rPr>
-              <w:instrText xml:space="preserve"> PAGEREF _Toc232510659 \h </w:instrText>
+              <w:instrText xml:space="preserve"> PAGEREF _Toc232535518 \h </w:instrText>
             </w:r>
             <w:r>
               <w:rPr>
@@ -7924,7 +7932,7 @@
               <w:sz w:val="22"/>
             </w:rPr>
           </w:pPr>
-          <w:hyperlink w:anchor="_Toc232510660" w:history="1">
+          <w:hyperlink w:anchor="_Toc232535519" w:history="1">
             <w:r>
               <w:rPr>
                 <w:rStyle w:val="aa"/>
@@ -7967,7 +7975,7 @@
                 <w:noProof/>
                 <w:webHidden/>
               </w:rPr>
-              <w:instrText xml:space="preserve"> PAGEREF _Toc232510660 \h </w:instrText>
+              <w:instrText xml:space="preserve"> PAGEREF _Toc232535519 \h </w:instrText>
             </w:r>
             <w:r>
               <w:rPr>
@@ -8013,7 +8021,7 @@
               <w:sz w:val="22"/>
             </w:rPr>
           </w:pPr>
-          <w:hyperlink w:anchor="_Toc232510661" w:history="1">
+          <w:hyperlink w:anchor="_Toc232535520" w:history="1">
             <w:r>
               <w:rPr>
                 <w:rStyle w:val="aa"/>
@@ -8056,7 +8064,7 @@
                 <w:noProof/>
                 <w:webHidden/>
               </w:rPr>
-              <w:instrText xml:space="preserve"> PAGEREF _Toc232510661 \h </w:instrText>
+              <w:instrText xml:space="preserve"> PAGEREF _Toc232535520 \h </w:instrText>
             </w:r>
             <w:r>
               <w:rPr>
@@ -8102,7 +8110,7 @@
               <w:sz w:val="22"/>
             </w:rPr>
           </w:pPr>
-          <w:hyperlink w:anchor="_Toc232510662" w:history="1">
+          <w:hyperlink w:anchor="_Toc232535521" w:history="1">
             <w:r>
               <w:rPr>
                 <w:rStyle w:val="aa"/>
@@ -8145,7 +8153,7 @@
                 <w:noProof/>
                 <w:webHidden/>
               </w:rPr>
-              <w:instrText xml:space="preserve"> PAGEREF _Toc232510662 \h </w:instrText>
+              <w:instrText xml:space="preserve"> PAGEREF _Toc232535521 \h </w:instrText>
             </w:r>
             <w:r>
               <w:rPr>
@@ -8191,7 +8199,7 @@
               <w:sz w:val="22"/>
             </w:rPr>
           </w:pPr>
-          <w:hyperlink w:anchor="_Toc232510663" w:history="1">
+          <w:hyperlink w:anchor="_Toc232535522" w:history="1">
             <w:r>
               <w:rPr>
                 <w:rStyle w:val="aa"/>
@@ -8234,7 +8242,7 @@
                 <w:noProof/>
                 <w:webHidden/>
               </w:rPr>
-              <w:instrText xml:space="preserve"> PAGEREF _Toc232510663 \h </w:instrText>
+              <w:instrText xml:space="preserve"> PAGEREF _Toc232535522 \h </w:instrText>
             </w:r>
             <w:r>
               <w:rPr>
@@ -8280,7 +8288,7 @@
               <w:sz w:val="22"/>
             </w:rPr>
           </w:pPr>
-          <w:hyperlink w:anchor="_Toc232510664" w:history="1">
+          <w:hyperlink w:anchor="_Toc232535523" w:history="1">
             <w:r>
               <w:rPr>
                 <w:rStyle w:val="aa"/>
@@ -8331,7 +8339,7 @@
                 <w:noProof/>
                 <w:webHidden/>
               </w:rPr>
-              <w:instrText xml:space="preserve"> PAGEREF _Toc232510664 \h </w:instrText>
+              <w:instrText xml:space="preserve"> PAGEREF _Toc232535523 \h </w:instrText>
             </w:r>
             <w:r>
               <w:rPr>
@@ -8376,7 +8384,7 @@
               <w:sz w:val="22"/>
             </w:rPr>
           </w:pPr>
-          <w:hyperlink w:anchor="_Toc232510665" w:history="1">
+          <w:hyperlink w:anchor="_Toc232535524" w:history="1">
             <w:r>
               <w:rPr>
                 <w:rStyle w:val="aa"/>
@@ -8403,7 +8411,7 @@
                 <w:noProof/>
                 <w:webHidden/>
               </w:rPr>
-              <w:instrText xml:space="preserve"> PAGEREF _Toc232510665 \h </w:instrText>
+              <w:instrText xml:space="preserve"> PAGEREF _Toc232535524 \h </w:instrText>
             </w:r>
             <w:r>
               <w:rPr>
@@ -8449,7 +8457,7 @@
               <w:sz w:val="22"/>
             </w:rPr>
           </w:pPr>
-          <w:hyperlink w:anchor="_Toc232510666" w:history="1">
+          <w:hyperlink w:anchor="_Toc232535525" w:history="1">
             <w:r>
               <w:rPr>
                 <w:rStyle w:val="aa"/>
@@ -8492,7 +8500,7 @@
                 <w:noProof/>
                 <w:webHidden/>
               </w:rPr>
-              <w:instrText xml:space="preserve"> PAGEREF _Toc232510666 \h </w:instrText>
+              <w:instrText xml:space="preserve"> PAGEREF _Toc232535525 \h </w:instrText>
             </w:r>
             <w:r>
               <w:rPr>
@@ -8538,7 +8546,7 @@
               <w:sz w:val="22"/>
             </w:rPr>
           </w:pPr>
-          <w:hyperlink w:anchor="_Toc232510667" w:history="1">
+          <w:hyperlink w:anchor="_Toc232535526" w:history="1">
             <w:r>
               <w:rPr>
                 <w:rStyle w:val="aa"/>
@@ -8581,7 +8589,7 @@
                 <w:noProof/>
                 <w:webHidden/>
               </w:rPr>
-              <w:instrText xml:space="preserve"> PAGEREF _Toc232510667 \h </w:instrText>
+              <w:instrText xml:space="preserve"> PAGEREF _Toc232535526 \h </w:instrText>
             </w:r>
             <w:r>
               <w:rPr>
@@ -8627,7 +8635,7 @@
               <w:sz w:val="22"/>
             </w:rPr>
           </w:pPr>
-          <w:hyperlink w:anchor="_Toc232510668" w:history="1">
+          <w:hyperlink w:anchor="_Toc232535527" w:history="1">
             <w:r>
               <w:rPr>
                 <w:rStyle w:val="aa"/>
@@ -8670,7 +8678,7 @@
                 <w:noProof/>
                 <w:webHidden/>
               </w:rPr>
-              <w:instrText xml:space="preserve"> PAGEREF _Toc232510668 \h </w:instrText>
+              <w:instrText xml:space="preserve"> PAGEREF _Toc232535527 \h </w:instrText>
             </w:r>
             <w:r>
               <w:rPr>
@@ -8716,7 +8724,7 @@
               <w:sz w:val="22"/>
             </w:rPr>
           </w:pPr>
-          <w:hyperlink w:anchor="_Toc232510669" w:history="1">
+          <w:hyperlink w:anchor="_Toc232535528" w:history="1">
             <w:r>
               <w:rPr>
                 <w:rStyle w:val="aa"/>
@@ -8759,7 +8767,7 @@
                 <w:noProof/>
                 <w:webHidden/>
               </w:rPr>
-              <w:instrText xml:space="preserve"> PAGEREF _Toc232510669 \h </w:instrText>
+              <w:instrText xml:space="preserve"> PAGEREF _Toc232535528 \h </w:instrText>
             </w:r>
             <w:r>
               <w:rPr>
@@ -8805,7 +8813,7 @@
               <w:sz w:val="22"/>
             </w:rPr>
           </w:pPr>
-          <w:hyperlink w:anchor="_Toc232510670" w:history="1">
+          <w:hyperlink w:anchor="_Toc232535529" w:history="1">
             <w:r>
               <w:rPr>
                 <w:rStyle w:val="aa"/>
@@ -8848,7 +8856,7 @@
                 <w:noProof/>
                 <w:webHidden/>
               </w:rPr>
-              <w:instrText xml:space="preserve"> PAGEREF _Toc232510670 \h </w:instrText>
+              <w:instrText xml:space="preserve"> PAGEREF _Toc232535529 \h </w:instrText>
             </w:r>
             <w:r>
               <w:rPr>
@@ -8894,7 +8902,7 @@
               <w:sz w:val="22"/>
             </w:rPr>
           </w:pPr>
-          <w:hyperlink w:anchor="_Toc232510671" w:history="1">
+          <w:hyperlink w:anchor="_Toc232535530" w:history="1">
             <w:r>
               <w:rPr>
                 <w:rStyle w:val="aa"/>
@@ -8937,7 +8945,7 @@
                 <w:noProof/>
                 <w:webHidden/>
               </w:rPr>
-              <w:instrText xml:space="preserve"> PAGEREF _Toc232510671 \h </w:instrText>
+              <w:instrText xml:space="preserve"> PAGEREF _Toc232535530 \h </w:instrText>
             </w:r>
             <w:r>
               <w:rPr>
@@ -8983,7 +8991,7 @@
               <w:sz w:val="22"/>
             </w:rPr>
           </w:pPr>
-          <w:hyperlink w:anchor="_Toc232510672" w:history="1">
+          <w:hyperlink w:anchor="_Toc232535531" w:history="1">
             <w:r>
               <w:rPr>
                 <w:rStyle w:val="aa"/>
@@ -9026,7 +9034,7 @@
                 <w:noProof/>
                 <w:webHidden/>
               </w:rPr>
-              <w:instrText xml:space="preserve"> PAGEREF _Toc232510672 \h </w:instrText>
+              <w:instrText xml:space="preserve"> PAGEREF _Toc232535531 \h </w:instrText>
             </w:r>
             <w:r>
               <w:rPr>
@@ -9072,7 +9080,7 @@
               <w:sz w:val="22"/>
             </w:rPr>
           </w:pPr>
-          <w:hyperlink w:anchor="_Toc232510673" w:history="1">
+          <w:hyperlink w:anchor="_Toc232535532" w:history="1">
             <w:r>
               <w:rPr>
                 <w:rStyle w:val="aa"/>
@@ -9123,7 +9131,7 @@
                 <w:noProof/>
                 <w:webHidden/>
               </w:rPr>
-              <w:instrText xml:space="preserve"> PAGEREF _Toc232510673 \h </w:instrText>
+              <w:instrText xml:space="preserve"> PAGEREF _Toc232535532 \h </w:instrText>
             </w:r>
             <w:r>
               <w:rPr>
@@ -9169,7 +9177,7 @@
               <w:sz w:val="22"/>
             </w:rPr>
           </w:pPr>
-          <w:hyperlink w:anchor="_Toc232510674" w:history="1">
+          <w:hyperlink w:anchor="_Toc232535533" w:history="1">
             <w:r>
               <w:rPr>
                 <w:rStyle w:val="aa"/>
@@ -9212,7 +9220,7 @@
                 <w:noProof/>
                 <w:webHidden/>
               </w:rPr>
-              <w:instrText xml:space="preserve"> PAGEREF _Toc232510674 \h </w:instrText>
+              <w:instrText xml:space="preserve"> PAGEREF _Toc232535533 \h </w:instrText>
             </w:r>
             <w:r>
               <w:rPr>
@@ -9257,7 +9265,7 @@
               <w:sz w:val="22"/>
             </w:rPr>
           </w:pPr>
-          <w:hyperlink w:anchor="_Toc232510675" w:history="1">
+          <w:hyperlink w:anchor="_Toc232535534" w:history="1">
             <w:r>
               <w:rPr>
                 <w:rStyle w:val="aa"/>
@@ -9300,7 +9308,7 @@
                 <w:noProof/>
                 <w:webHidden/>
               </w:rPr>
-              <w:instrText xml:space="preserve"> PAGEREF _Toc232510675 \h </w:instrText>
+              <w:instrText xml:space="preserve"> PAGEREF _Toc232535534 \h </w:instrText>
             </w:r>
             <w:r>
               <w:rPr>
@@ -9342,13 +9350,13 @@
               <w:sz w:val="22"/>
             </w:rPr>
           </w:pPr>
-          <w:hyperlink w:anchor="_Toc232510676" w:history="1">
+          <w:hyperlink w:anchor="_Toc232535535" w:history="1">
             <w:r>
               <w:rPr>
                 <w:rStyle w:val="aa"/>
                 <w:noProof/>
               </w:rPr>
-              <w:t>Източници</w:t>
+              <w:t>Речник на използвани съкращения и термини</w:t>
             </w:r>
             <w:r>
               <w:rPr>
@@ -9369,7 +9377,7 @@
                 <w:noProof/>
                 <w:webHidden/>
               </w:rPr>
-              <w:instrText xml:space="preserve"> PAGEREF _Toc232510676 \h </w:instrText>
+              <w:instrText xml:space="preserve"> PAGEREF _Toc232535535 \h </w:instrText>
             </w:r>
             <w:r>
               <w:rPr>
@@ -9402,12 +9410,70 @@
         </w:p>
         <w:p>
           <w:pPr>
+            <w:pStyle w:val="11"/>
             <w:spacing w:line="276" w:lineRule="auto"/>
             <w:rPr>
               <w:b/>
               <w:bCs/>
             </w:rPr>
           </w:pPr>
+          <w:hyperlink w:anchor="_Toc232535536" w:history="1">
+            <w:r>
+              <w:rPr>
+                <w:rStyle w:val="aa"/>
+                <w:noProof/>
+              </w:rPr>
+              <w:t>Източници</w:t>
+            </w:r>
+            <w:r>
+              <w:rPr>
+                <w:noProof/>
+                <w:webHidden/>
+              </w:rPr>
+              <w:tab/>
+            </w:r>
+            <w:r>
+              <w:rPr>
+                <w:noProof/>
+                <w:webHidden/>
+              </w:rPr>
+              <w:fldChar w:fldCharType="begin"/>
+            </w:r>
+            <w:r>
+              <w:rPr>
+                <w:noProof/>
+                <w:webHidden/>
+              </w:rPr>
+              <w:instrText xml:space="preserve"> PAGEREF _Toc232535536 \h </w:instrText>
+            </w:r>
+            <w:r>
+              <w:rPr>
+                <w:noProof/>
+                <w:webHidden/>
+              </w:rPr>
+            </w:r>
+            <w:r>
+              <w:rPr>
+                <w:noProof/>
+                <w:webHidden/>
+              </w:rPr>
+              <w:fldChar w:fldCharType="separate"/>
+            </w:r>
+            <w:r>
+              <w:rPr>
+                <w:noProof/>
+                <w:webHidden/>
+              </w:rPr>
+              <w:t>60</w:t>
+            </w:r>
+            <w:r>
+              <w:rPr>
+                <w:noProof/>
+                <w:webHidden/>
+              </w:rPr>
+              <w:fldChar w:fldCharType="end"/>
+            </w:r>
+          </w:hyperlink>
           <w:r>
             <w:rPr>
               <w:b/>
@@ -9422,12 +9488,12 @@
       <w:pPr>
         <w:pStyle w:val="1"/>
       </w:pPr>
-      <w:bookmarkStart w:id="0" w:name="_Toc232510580"/>
+      <w:bookmarkStart w:id="1" w:name="_Toc232535439"/>
       <w:r>
         <w:lastRenderedPageBreak/>
         <w:t>УВОД</w:t>
       </w:r>
-      <w:bookmarkEnd w:id="0"/>
+      <w:bookmarkEnd w:id="1"/>
     </w:p>
     <w:p>
       <w:r>
@@ -9585,7 +9651,7 @@
       <w:pPr>
         <w:pStyle w:val="1"/>
       </w:pPr>
-      <w:bookmarkStart w:id="1" w:name="_Toc232510581"/>
+      <w:bookmarkStart w:id="2" w:name="_Toc232535440"/>
       <w:r>
         <w:lastRenderedPageBreak/>
         <w:t>Цели и задачи. Анализ на с</w:t>
@@ -9596,7 +9662,7 @@
       <w:r>
         <w:t>ществуващи разработки</w:t>
       </w:r>
-      <w:bookmarkEnd w:id="1"/>
+      <w:bookmarkEnd w:id="2"/>
     </w:p>
     <w:p>
       <w:pPr>
@@ -9606,11 +9672,11 @@
           <w:numId w:val="6"/>
         </w:numPr>
       </w:pPr>
-      <w:bookmarkStart w:id="2" w:name="_Toc232510582"/>
+      <w:bookmarkStart w:id="3" w:name="_Toc232535441"/>
       <w:r>
         <w:t>Цели на проекта</w:t>
       </w:r>
-      <w:bookmarkEnd w:id="2"/>
+      <w:bookmarkEnd w:id="3"/>
     </w:p>
     <w:p>
       <w:r>
@@ -9636,11 +9702,11 @@
           <w:numId w:val="6"/>
         </w:numPr>
       </w:pPr>
-      <w:bookmarkStart w:id="3" w:name="_Toc232510583"/>
+      <w:bookmarkStart w:id="4" w:name="_Toc232535442"/>
       <w:r>
         <w:t>Задачи на проекта</w:t>
       </w:r>
-      <w:bookmarkEnd w:id="3"/>
+      <w:bookmarkEnd w:id="4"/>
     </w:p>
     <w:p>
       <w:r>
@@ -9752,11 +9818,11 @@
           <w:numId w:val="6"/>
         </w:numPr>
       </w:pPr>
-      <w:bookmarkStart w:id="4" w:name="_Toc232510584"/>
+      <w:bookmarkStart w:id="5" w:name="_Toc232535443"/>
       <w:r>
         <w:t>Анализ на съществуващи разработки</w:t>
       </w:r>
-      <w:bookmarkEnd w:id="4"/>
+      <w:bookmarkEnd w:id="5"/>
     </w:p>
     <w:p>
       <w:pPr>
@@ -9776,11 +9842,11 @@
           <w:numId w:val="4"/>
         </w:numPr>
       </w:pPr>
-      <w:bookmarkStart w:id="5" w:name="_Toc232510585"/>
+      <w:bookmarkStart w:id="6" w:name="_Toc232535444"/>
       <w:r>
         <w:t>Системи базирани на RFID</w:t>
       </w:r>
-      <w:bookmarkEnd w:id="5"/>
+      <w:bookmarkEnd w:id="6"/>
     </w:p>
     <w:p>
       <w:pPr>
@@ -9820,11 +9886,11 @@
           <w:numId w:val="4"/>
         </w:numPr>
       </w:pPr>
-      <w:bookmarkStart w:id="6" w:name="_Toc232510586"/>
+      <w:bookmarkStart w:id="7" w:name="_Toc232535445"/>
       <w:r>
         <w:t>Платформени решения</w:t>
       </w:r>
-      <w:bookmarkEnd w:id="6"/>
+      <w:bookmarkEnd w:id="7"/>
     </w:p>
     <w:p>
       <w:pPr>
@@ -9859,11 +9925,11 @@
           <w:numId w:val="4"/>
         </w:numPr>
       </w:pPr>
-      <w:bookmarkStart w:id="7" w:name="_Toc232510587"/>
+      <w:bookmarkStart w:id="8" w:name="_Toc232535446"/>
       <w:r>
         <w:t>NFC/HCE разработки</w:t>
       </w:r>
-      <w:bookmarkEnd w:id="7"/>
+      <w:bookmarkEnd w:id="8"/>
     </w:p>
     <w:p>
       <w:pPr>
@@ -9905,11 +9971,11 @@
           <w:numId w:val="6"/>
         </w:numPr>
       </w:pPr>
-      <w:bookmarkStart w:id="8" w:name="_Toc232510588"/>
+      <w:bookmarkStart w:id="9" w:name="_Toc232535447"/>
       <w:r>
         <w:t>Обосновка на избрания подход</w:t>
       </w:r>
-      <w:bookmarkEnd w:id="8"/>
+      <w:bookmarkEnd w:id="9"/>
     </w:p>
     <w:p>
       <w:r>
@@ -10008,12 +10074,12 @@
       <w:r>
         <w:br w:type="page"/>
       </w:r>
-      <w:bookmarkStart w:id="9" w:name="_Toc232510589"/>
+      <w:bookmarkStart w:id="10" w:name="_Toc232535448"/>
       <w:r>
         <w:lastRenderedPageBreak/>
         <w:t>Проектиране на системата</w:t>
       </w:r>
-      <w:bookmarkEnd w:id="9"/>
+      <w:bookmarkEnd w:id="10"/>
     </w:p>
     <w:p>
       <w:pPr>
@@ -10023,11 +10089,11 @@
           <w:numId w:val="7"/>
         </w:numPr>
       </w:pPr>
-      <w:bookmarkStart w:id="10" w:name="_Toc232510590"/>
+      <w:bookmarkStart w:id="11" w:name="_Toc232535449"/>
       <w:r>
         <w:t>Системна архитектура</w:t>
       </w:r>
-      <w:bookmarkEnd w:id="10"/>
+      <w:bookmarkEnd w:id="11"/>
     </w:p>
     <w:p>
       <w:r>
@@ -10052,7 +10118,7 @@
           <w:noProof/>
         </w:rPr>
         <w:drawing>
-          <wp:inline distT="0" distB="0" distL="0" distR="0" wp14:anchorId="5DC25521" wp14:editId="0348C87B">
+          <wp:inline distT="0" distB="0" distL="0" distR="0" wp14:anchorId="3A09E2E8" wp14:editId="2852B234">
             <wp:extent cx="4579620" cy="2011680"/>
             <wp:effectExtent l="0" t="0" r="0" b="7620"/>
             <wp:docPr id="1" name="Картина 1" descr="C:\Users\marti\OneDrive\Работен плот\blokova_shema.drawio.png"/>
@@ -10141,11 +10207,11 @@
           <w:numId w:val="5"/>
         </w:numPr>
       </w:pPr>
-      <w:bookmarkStart w:id="11" w:name="_Toc232510591"/>
+      <w:bookmarkStart w:id="12" w:name="_Toc232535450"/>
       <w:r>
         <w:t>Компоненти</w:t>
       </w:r>
-      <w:bookmarkEnd w:id="11"/>
+      <w:bookmarkEnd w:id="12"/>
     </w:p>
     <w:p>
       <w:pPr>
@@ -10156,13 +10222,13 @@
         </w:numPr>
         <w:ind w:left="1854"/>
       </w:pPr>
-      <w:bookmarkStart w:id="12" w:name="_ESP32_+_PN532"/>
-      <w:bookmarkStart w:id="13" w:name="_Toc232510592"/>
-      <w:bookmarkEnd w:id="12"/>
+      <w:bookmarkStart w:id="13" w:name="_ESP32_+_PN532"/>
+      <w:bookmarkStart w:id="14" w:name="_Toc232535451"/>
+      <w:bookmarkEnd w:id="13"/>
       <w:r>
         <w:t>ESP32 + PN532 (NFC четец)</w:t>
       </w:r>
-      <w:bookmarkEnd w:id="13"/>
+      <w:bookmarkEnd w:id="14"/>
     </w:p>
     <w:p>
       <w:r>
@@ -10676,7 +10742,7 @@
           <w:noProof/>
         </w:rPr>
         <w:drawing>
-          <wp:inline distT="0" distB="0" distL="0" distR="0" wp14:anchorId="1A3FC2F8" wp14:editId="1B2764FD">
+          <wp:inline distT="0" distB="0" distL="0" distR="0" wp14:anchorId="078B3927" wp14:editId="031C52DB">
             <wp:extent cx="5227320" cy="4132533"/>
             <wp:effectExtent l="0" t="0" r="0" b="1905"/>
             <wp:docPr id="3" name="Картина 3"/>
@@ -10744,7 +10810,7 @@
         </w:numPr>
         <w:ind w:left="1854"/>
       </w:pPr>
-      <w:bookmarkStart w:id="14" w:name="_Toc232510593"/>
+      <w:bookmarkStart w:id="15" w:name="_Toc232535452"/>
       <w:r>
         <w:rPr>
           <w:lang w:val="en-US"/>
@@ -10755,7 +10821,7 @@
       <w:r>
         <w:t>приложение</w:t>
       </w:r>
-      <w:bookmarkEnd w:id="14"/>
+      <w:bookmarkEnd w:id="15"/>
     </w:p>
     <w:p>
       <w:r>
@@ -10833,14 +10899,14 @@
         </w:numPr>
         <w:ind w:left="1854"/>
       </w:pPr>
-      <w:bookmarkStart w:id="15" w:name="_Toc232510594"/>
+      <w:bookmarkStart w:id="16" w:name="_Toc232535453"/>
       <w:r>
         <w:rPr>
           <w:lang w:val="en-US"/>
         </w:rPr>
         <w:t>FastAPI Backend</w:t>
       </w:r>
-      <w:bookmarkEnd w:id="15"/>
+      <w:bookmarkEnd w:id="16"/>
     </w:p>
     <w:p>
       <w:pPr>
@@ -10911,11 +10977,11 @@
         </w:numPr>
         <w:ind w:left="1854"/>
       </w:pPr>
-      <w:bookmarkStart w:id="16" w:name="_Toc232510595"/>
+      <w:bookmarkStart w:id="17" w:name="_Toc232535454"/>
       <w:r>
         <w:t>Уеб интерфейс</w:t>
       </w:r>
-      <w:bookmarkEnd w:id="16"/>
+      <w:bookmarkEnd w:id="17"/>
     </w:p>
     <w:p>
       <w:r>
@@ -10933,11 +10999,11 @@
           <w:numId w:val="5"/>
         </w:numPr>
       </w:pPr>
-      <w:bookmarkStart w:id="17" w:name="_Toc232510596"/>
+      <w:bookmarkStart w:id="18" w:name="_Toc232535455"/>
       <w:r>
         <w:t>Описание на комуникационния поток</w:t>
       </w:r>
-      <w:bookmarkEnd w:id="17"/>
+      <w:bookmarkEnd w:id="18"/>
     </w:p>
     <w:p>
       <w:r>
@@ -11058,7 +11124,7 @@
           <w:noProof/>
         </w:rPr>
         <w:drawing>
-          <wp:inline distT="0" distB="0" distL="0" distR="0" wp14:anchorId="5159ED90" wp14:editId="01FB9B3D">
+          <wp:inline distT="0" distB="0" distL="0" distR="0" wp14:anchorId="70A34C2F" wp14:editId="43AEA2DC">
             <wp:extent cx="5044673" cy="5501640"/>
             <wp:effectExtent l="0" t="0" r="3810" b="3810"/>
             <wp:docPr id="4" name="Картина 4" descr="C:\Users\marti\OneDrive\Работен плот\seq_diagram.png"/>
@@ -11455,11 +11521,11 @@
           <w:numId w:val="5"/>
         </w:numPr>
       </w:pPr>
-      <w:bookmarkStart w:id="18" w:name="_Toc232510597"/>
+      <w:bookmarkStart w:id="19" w:name="_Toc232535456"/>
       <w:r>
         <w:t>Видове потребители на системата</w:t>
       </w:r>
-      <w:bookmarkEnd w:id="18"/>
+      <w:bookmarkEnd w:id="19"/>
     </w:p>
     <w:p>
       <w:r>
@@ -11593,7 +11659,7 @@
           <w:numId w:val="5"/>
         </w:numPr>
       </w:pPr>
-      <w:bookmarkStart w:id="19" w:name="_Toc232510598"/>
+      <w:bookmarkStart w:id="20" w:name="_Toc232535457"/>
       <w:r>
         <w:t>Модел</w:t>
       </w:r>
@@ -11603,7 +11669,7 @@
       <w:r>
         <w:t xml:space="preserve"> данни</w:t>
       </w:r>
-      <w:bookmarkEnd w:id="19"/>
+      <w:bookmarkEnd w:id="20"/>
     </w:p>
     <w:p>
       <w:pPr>
@@ -11651,7 +11717,7 @@
           <w:noProof/>
         </w:rPr>
         <w:drawing>
-          <wp:inline distT="0" distB="0" distL="0" distR="0" wp14:anchorId="2C7F122F" wp14:editId="21E95032">
+          <wp:inline distT="0" distB="0" distL="0" distR="0" wp14:anchorId="1DAA9F2D" wp14:editId="35A93F3D">
             <wp:extent cx="5760720" cy="5300980"/>
             <wp:effectExtent l="0" t="0" r="0" b="0"/>
             <wp:docPr id="6" name="Картина 6"/>
@@ -11742,9 +11808,9 @@
           <w:lang w:val="en-US"/>
         </w:rPr>
       </w:pPr>
-      <w:bookmarkStart w:id="20" w:name="_Users"/>
-      <w:bookmarkStart w:id="21" w:name="_Toc232510599"/>
-      <w:bookmarkEnd w:id="20"/>
+      <w:bookmarkStart w:id="21" w:name="_Users"/>
+      <w:bookmarkStart w:id="22" w:name="_Toc232535458"/>
+      <w:bookmarkEnd w:id="21"/>
       <w:r>
         <w:rPr>
           <w:rStyle w:val="ab"/>
@@ -11755,7 +11821,7 @@
         <w:lastRenderedPageBreak/>
         <w:t>Users</w:t>
       </w:r>
-      <w:bookmarkEnd w:id="21"/>
+      <w:bookmarkEnd w:id="22"/>
     </w:p>
     <w:p>
       <w:r>
@@ -11789,14 +11855,14 @@
           <w:lang w:val="en-US"/>
         </w:rPr>
       </w:pPr>
-      <w:bookmarkStart w:id="22" w:name="_Toc232510600"/>
+      <w:bookmarkStart w:id="23" w:name="_Toc232535459"/>
       <w:r>
         <w:rPr>
           <w:lang w:val="en-US"/>
         </w:rPr>
         <w:t>Students</w:t>
       </w:r>
-      <w:bookmarkEnd w:id="22"/>
+      <w:bookmarkEnd w:id="23"/>
     </w:p>
     <w:p>
       <w:r>
@@ -11821,14 +11887,14 @@
           <w:lang w:val="en-US"/>
         </w:rPr>
       </w:pPr>
-      <w:bookmarkStart w:id="23" w:name="_Toc232510601"/>
+      <w:bookmarkStart w:id="24" w:name="_Toc232535460"/>
       <w:r>
         <w:rPr>
           <w:lang w:val="en-US"/>
         </w:rPr>
         <w:t>Teachers</w:t>
       </w:r>
-      <w:bookmarkEnd w:id="23"/>
+      <w:bookmarkEnd w:id="24"/>
     </w:p>
     <w:p>
       <w:pPr>
@@ -11855,14 +11921,14 @@
         </w:numPr>
         <w:ind w:left="1854"/>
       </w:pPr>
-      <w:bookmarkStart w:id="24" w:name="_Toc232510602"/>
+      <w:bookmarkStart w:id="25" w:name="_Toc232535461"/>
       <w:r>
         <w:rPr>
           <w:lang w:val="en-US"/>
         </w:rPr>
         <w:t>Courses</w:t>
       </w:r>
-      <w:bookmarkEnd w:id="24"/>
+      <w:bookmarkEnd w:id="25"/>
     </w:p>
     <w:p>
       <w:r>
@@ -11884,14 +11950,14 @@
           <w:lang w:val="en-US"/>
         </w:rPr>
       </w:pPr>
-      <w:bookmarkStart w:id="25" w:name="_Toc232510603"/>
+      <w:bookmarkStart w:id="26" w:name="_Toc232535462"/>
       <w:r>
         <w:rPr>
           <w:lang w:val="en-US"/>
         </w:rPr>
         <w:t>Groups</w:t>
       </w:r>
-      <w:bookmarkEnd w:id="25"/>
+      <w:bookmarkEnd w:id="26"/>
     </w:p>
     <w:p>
       <w:r>
@@ -11916,14 +11982,14 @@
         </w:numPr>
         <w:ind w:left="1854"/>
       </w:pPr>
-      <w:bookmarkStart w:id="26" w:name="_Toc232510604"/>
+      <w:bookmarkStart w:id="27" w:name="_Toc232535463"/>
       <w:r>
         <w:rPr>
           <w:lang w:val="en-US"/>
         </w:rPr>
         <w:t>GroupCourses</w:t>
       </w:r>
-      <w:bookmarkEnd w:id="26"/>
+      <w:bookmarkEnd w:id="27"/>
     </w:p>
     <w:p>
       <w:r>
@@ -11948,7 +12014,7 @@
         </w:numPr>
         <w:ind w:left="1854"/>
       </w:pPr>
-      <w:bookmarkStart w:id="27" w:name="_Toc232510605"/>
+      <w:bookmarkStart w:id="28" w:name="_Toc232535464"/>
       <w:r>
         <w:rPr>
           <w:lang w:val="en-US"/>
@@ -11956,7 +12022,7 @@
         <w:lastRenderedPageBreak/>
         <w:t>Schedules</w:t>
       </w:r>
-      <w:bookmarkEnd w:id="27"/>
+      <w:bookmarkEnd w:id="28"/>
     </w:p>
     <w:p>
       <w:r>
@@ -11993,14 +12059,14 @@
         </w:numPr>
         <w:ind w:left="1854"/>
       </w:pPr>
-      <w:bookmarkStart w:id="28" w:name="_Toc232510606"/>
+      <w:bookmarkStart w:id="29" w:name="_Toc232535465"/>
       <w:r>
         <w:rPr>
           <w:lang w:val="en-US"/>
         </w:rPr>
         <w:t>Attendance</w:t>
       </w:r>
-      <w:bookmarkEnd w:id="28"/>
+      <w:bookmarkEnd w:id="29"/>
     </w:p>
     <w:p>
       <w:pPr>
@@ -12038,11 +12104,11 @@
           <w:numId w:val="5"/>
         </w:numPr>
       </w:pPr>
-      <w:bookmarkStart w:id="29" w:name="_Toc232510607"/>
+      <w:bookmarkStart w:id="30" w:name="_Toc232535466"/>
       <w:r>
         <w:t>Проектиране на сигурността</w:t>
       </w:r>
-      <w:bookmarkEnd w:id="29"/>
+      <w:bookmarkEnd w:id="30"/>
     </w:p>
     <w:p>
       <w:pPr>
@@ -12211,12 +12277,12 @@
       <w:pPr>
         <w:pStyle w:val="1"/>
       </w:pPr>
-      <w:bookmarkStart w:id="30" w:name="_Toc232510608"/>
+      <w:bookmarkStart w:id="31" w:name="_Toc232535467"/>
       <w:r>
         <w:lastRenderedPageBreak/>
         <w:t>Използвани технологии</w:t>
       </w:r>
-      <w:bookmarkEnd w:id="30"/>
+      <w:bookmarkEnd w:id="31"/>
     </w:p>
     <w:p>
       <w:r>
@@ -12234,11 +12300,11 @@
           <w:numId w:val="11"/>
         </w:numPr>
       </w:pPr>
-      <w:bookmarkStart w:id="31" w:name="_Toc232510609"/>
+      <w:bookmarkStart w:id="32" w:name="_Toc232535468"/>
       <w:r>
         <w:t>Хардуерни компоненти</w:t>
       </w:r>
-      <w:bookmarkEnd w:id="31"/>
+      <w:bookmarkEnd w:id="32"/>
     </w:p>
     <w:p>
       <w:pPr>
@@ -12248,14 +12314,14 @@
           <w:numId w:val="11"/>
         </w:numPr>
       </w:pPr>
-      <w:bookmarkStart w:id="32" w:name="_Toc232510610"/>
+      <w:bookmarkStart w:id="33" w:name="_Toc232535469"/>
       <w:r>
         <w:rPr>
           <w:lang w:val="en-US"/>
         </w:rPr>
         <w:t>ESP32</w:t>
       </w:r>
-      <w:bookmarkEnd w:id="32"/>
+      <w:bookmarkEnd w:id="33"/>
     </w:p>
     <w:p>
       <w:pPr>
@@ -12328,7 +12394,7 @@
           <w:numId w:val="11"/>
         </w:numPr>
       </w:pPr>
-      <w:bookmarkStart w:id="33" w:name="_Toc232510611"/>
+      <w:bookmarkStart w:id="34" w:name="_Toc232535470"/>
       <w:r>
         <w:rPr>
           <w:lang w:val="en-US"/>
@@ -12344,7 +12410,7 @@
         </w:rPr>
         <w:t>)</w:t>
       </w:r>
-      <w:bookmarkEnd w:id="33"/>
+      <w:bookmarkEnd w:id="34"/>
     </w:p>
     <w:p>
       <w:pPr>
@@ -12452,11 +12518,11 @@
           <w:numId w:val="11"/>
         </w:numPr>
       </w:pPr>
-      <w:bookmarkStart w:id="34" w:name="_Toc232510612"/>
+      <w:bookmarkStart w:id="35" w:name="_Toc232535471"/>
       <w:r>
         <w:t>Програмни езици</w:t>
       </w:r>
-      <w:bookmarkEnd w:id="34"/>
+      <w:bookmarkEnd w:id="35"/>
     </w:p>
     <w:p>
       <w:pPr>
@@ -12466,7 +12532,7 @@
           <w:numId w:val="11"/>
         </w:numPr>
       </w:pPr>
-      <w:bookmarkStart w:id="35" w:name="_Toc232510613"/>
+      <w:bookmarkStart w:id="36" w:name="_Toc232535472"/>
       <w:r>
         <w:rPr>
           <w:lang w:val="en-US"/>
@@ -12482,7 +12548,7 @@
         </w:rPr>
         <w:t>)</w:t>
       </w:r>
-      <w:bookmarkEnd w:id="35"/>
+      <w:bookmarkEnd w:id="36"/>
     </w:p>
     <w:p>
       <w:r>
@@ -12506,7 +12572,7 @@
           <w:numId w:val="11"/>
         </w:numPr>
       </w:pPr>
-      <w:bookmarkStart w:id="36" w:name="_Toc232510614"/>
+      <w:bookmarkStart w:id="37" w:name="_Toc232535473"/>
       <w:r>
         <w:rPr>
           <w:lang w:val="en-US"/>
@@ -12514,7 +12580,7 @@
         <w:lastRenderedPageBreak/>
         <w:t>Kotlin</w:t>
       </w:r>
-      <w:bookmarkEnd w:id="36"/>
+      <w:bookmarkEnd w:id="37"/>
     </w:p>
     <w:p>
       <w:r>
@@ -12568,14 +12634,14 @@
           <w:numId w:val="11"/>
         </w:numPr>
       </w:pPr>
-      <w:bookmarkStart w:id="37" w:name="_Toc232510615"/>
+      <w:bookmarkStart w:id="38" w:name="_Toc232535474"/>
       <w:r>
         <w:rPr>
           <w:lang w:val="en-US"/>
         </w:rPr>
         <w:t>Python</w:t>
       </w:r>
-      <w:bookmarkEnd w:id="37"/>
+      <w:bookmarkEnd w:id="38"/>
     </w:p>
     <w:p>
       <w:pPr>
@@ -12631,14 +12697,14 @@
           <w:lang w:val="en-US"/>
         </w:rPr>
       </w:pPr>
-      <w:bookmarkStart w:id="38" w:name="_Toc232510616"/>
+      <w:bookmarkStart w:id="39" w:name="_Toc232535475"/>
       <w:r>
         <w:rPr>
           <w:lang w:val="en-US"/>
         </w:rPr>
         <w:t>JavaScript</w:t>
       </w:r>
-      <w:bookmarkEnd w:id="38"/>
+      <w:bookmarkEnd w:id="39"/>
     </w:p>
     <w:p>
       <w:r>
@@ -12653,11 +12719,11 @@
           <w:numId w:val="11"/>
         </w:numPr>
       </w:pPr>
-      <w:bookmarkStart w:id="39" w:name="_Toc232510617"/>
+      <w:bookmarkStart w:id="40" w:name="_Toc232535476"/>
       <w:r>
         <w:t>Фреймуъркове и библиотеки</w:t>
       </w:r>
-      <w:bookmarkEnd w:id="39"/>
+      <w:bookmarkEnd w:id="40"/>
     </w:p>
     <w:p>
       <w:pPr>
@@ -12667,14 +12733,14 @@
           <w:numId w:val="11"/>
         </w:numPr>
       </w:pPr>
-      <w:bookmarkStart w:id="40" w:name="_Toc232510618"/>
+      <w:bookmarkStart w:id="41" w:name="_Toc232535477"/>
       <w:r>
         <w:rPr>
           <w:lang w:val="en-US"/>
         </w:rPr>
         <w:t>FastAPI</w:t>
       </w:r>
-      <w:bookmarkEnd w:id="40"/>
+      <w:bookmarkEnd w:id="41"/>
     </w:p>
     <w:p>
       <w:pPr>
@@ -12710,11 +12776,11 @@
           <w:numId w:val="11"/>
         </w:numPr>
       </w:pPr>
-      <w:bookmarkStart w:id="41" w:name="_Toc232510619"/>
+      <w:bookmarkStart w:id="42" w:name="_Toc232535478"/>
       <w:r>
         <w:t>SQLAlchemy</w:t>
       </w:r>
-      <w:bookmarkEnd w:id="41"/>
+      <w:bookmarkEnd w:id="42"/>
     </w:p>
     <w:p>
       <w:r>
@@ -12735,11 +12801,11 @@
           <w:numId w:val="11"/>
         </w:numPr>
       </w:pPr>
-      <w:bookmarkStart w:id="42" w:name="_Toc232510620"/>
+      <w:bookmarkStart w:id="43" w:name="_Toc232535479"/>
       <w:r>
         <w:t>Adafruit PN532</w:t>
       </w:r>
-      <w:bookmarkEnd w:id="42"/>
+      <w:bookmarkEnd w:id="43"/>
     </w:p>
     <w:p>
       <w:r>
@@ -12754,11 +12820,11 @@
           <w:numId w:val="11"/>
         </w:numPr>
       </w:pPr>
-      <w:bookmarkStart w:id="43" w:name="_Toc232510621"/>
+      <w:bookmarkStart w:id="44" w:name="_Toc232535480"/>
       <w:r>
         <w:t>Retrofit2 (Android)</w:t>
       </w:r>
-      <w:bookmarkEnd w:id="43"/>
+      <w:bookmarkEnd w:id="44"/>
     </w:p>
     <w:p>
       <w:r>
@@ -12773,11 +12839,11 @@
           <w:numId w:val="11"/>
         </w:numPr>
       </w:pPr>
-      <w:bookmarkStart w:id="44" w:name="_Toc232510622"/>
+      <w:bookmarkStart w:id="45" w:name="_Toc232535481"/>
       <w:r>
         <w:t>База данни</w:t>
       </w:r>
-      <w:bookmarkEnd w:id="44"/>
+      <w:bookmarkEnd w:id="45"/>
     </w:p>
     <w:p>
       <w:r>
@@ -12806,11 +12872,11 @@
           <w:numId w:val="11"/>
         </w:numPr>
       </w:pPr>
-      <w:bookmarkStart w:id="45" w:name="_Toc232510623"/>
+      <w:bookmarkStart w:id="46" w:name="_Toc232535482"/>
       <w:r>
         <w:t>Сигурност и криптография</w:t>
       </w:r>
-      <w:bookmarkEnd w:id="45"/>
+      <w:bookmarkEnd w:id="46"/>
     </w:p>
     <w:p>
       <w:pPr>
@@ -12820,11 +12886,11 @@
           <w:numId w:val="11"/>
         </w:numPr>
       </w:pPr>
-      <w:bookmarkStart w:id="46" w:name="_Toc232510624"/>
+      <w:bookmarkStart w:id="47" w:name="_Toc232535483"/>
       <w:r>
         <w:t>HMAC-SHA256</w:t>
       </w:r>
-      <w:bookmarkEnd w:id="46"/>
+      <w:bookmarkEnd w:id="47"/>
     </w:p>
     <w:p>
       <w:pPr>
@@ -12856,11 +12922,11 @@
           <w:numId w:val="11"/>
         </w:numPr>
       </w:pPr>
-      <w:bookmarkStart w:id="47" w:name="_Toc232510625"/>
+      <w:bookmarkStart w:id="48" w:name="_Toc232535484"/>
       <w:r>
         <w:t>Android Keystore и EncryptedSharedPreferences</w:t>
       </w:r>
-      <w:bookmarkEnd w:id="47"/>
+      <w:bookmarkEnd w:id="48"/>
       <w:r>
         <w:t xml:space="preserve"> </w:t>
       </w:r>
@@ -12895,11 +12961,11 @@
           <w:numId w:val="11"/>
         </w:numPr>
       </w:pPr>
-      <w:bookmarkStart w:id="48" w:name="_Toc232510626"/>
+      <w:bookmarkStart w:id="49" w:name="_Toc232535485"/>
       <w:r>
         <w:t>JSON Web Tokens</w:t>
       </w:r>
-      <w:bookmarkEnd w:id="48"/>
+      <w:bookmarkEnd w:id="49"/>
     </w:p>
     <w:p>
       <w:r>
@@ -12947,11 +13013,11 @@
           <w:numId w:val="11"/>
         </w:numPr>
       </w:pPr>
-      <w:bookmarkStart w:id="49" w:name="_Toc232510627"/>
+      <w:bookmarkStart w:id="50" w:name="_Toc232535486"/>
       <w:r>
         <w:t>Стандарти и протоколи</w:t>
       </w:r>
-      <w:bookmarkEnd w:id="49"/>
+      <w:bookmarkEnd w:id="50"/>
     </w:p>
     <w:p>
       <w:pPr>
@@ -12961,11 +13027,11 @@
           <w:numId w:val="11"/>
         </w:numPr>
       </w:pPr>
-      <w:bookmarkStart w:id="50" w:name="_Toc232510628"/>
+      <w:bookmarkStart w:id="51" w:name="_Toc232535487"/>
       <w:r>
         <w:t>ISO 14443 и ISO-DEP</w:t>
       </w:r>
-      <w:bookmarkEnd w:id="50"/>
+      <w:bookmarkEnd w:id="51"/>
     </w:p>
     <w:p>
       <w:pPr>
@@ -13000,11 +13066,11 @@
           <w:numId w:val="11"/>
         </w:numPr>
       </w:pPr>
-      <w:bookmarkStart w:id="51" w:name="_Toc232510629"/>
+      <w:bookmarkStart w:id="52" w:name="_Toc232535488"/>
       <w:r>
         <w:t>ISO 7816-4</w:t>
       </w:r>
-      <w:bookmarkEnd w:id="51"/>
+      <w:bookmarkEnd w:id="52"/>
     </w:p>
     <w:p>
       <w:pPr>
@@ -13033,14 +13099,14 @@
           <w:numId w:val="11"/>
         </w:numPr>
       </w:pPr>
-      <w:bookmarkStart w:id="52" w:name="_Toc232510630"/>
+      <w:bookmarkStart w:id="53" w:name="_Toc232535489"/>
       <w:r>
         <w:rPr>
           <w:lang w:val="en-US"/>
         </w:rPr>
         <w:t>Host Card Emulation</w:t>
       </w:r>
-      <w:bookmarkEnd w:id="52"/>
+      <w:bookmarkEnd w:id="53"/>
     </w:p>
     <w:p>
       <w:r>
@@ -13078,12 +13144,12 @@
       <w:pPr>
         <w:pStyle w:val="1"/>
       </w:pPr>
-      <w:bookmarkStart w:id="53" w:name="_Toc232510631"/>
+      <w:bookmarkStart w:id="54" w:name="_Toc232535490"/>
       <w:r>
         <w:lastRenderedPageBreak/>
         <w:t>Програмна реализация</w:t>
       </w:r>
-      <w:bookmarkEnd w:id="53"/>
+      <w:bookmarkEnd w:id="54"/>
     </w:p>
     <w:p>
       <w:r>
@@ -13116,11 +13182,11 @@
           <w:numId w:val="14"/>
         </w:numPr>
       </w:pPr>
-      <w:bookmarkStart w:id="54" w:name="_Toc232510632"/>
+      <w:bookmarkStart w:id="55" w:name="_Toc232535491"/>
       <w:r>
         <w:t>Фърмуер на ESP32</w:t>
       </w:r>
-      <w:bookmarkEnd w:id="54"/>
+      <w:bookmarkEnd w:id="55"/>
     </w:p>
     <w:p>
       <w:r>
@@ -13171,11 +13237,11 @@
           <w:numId w:val="14"/>
         </w:numPr>
       </w:pPr>
-      <w:bookmarkStart w:id="55" w:name="_Toc232510633"/>
+      <w:bookmarkStart w:id="56" w:name="_Toc232535492"/>
       <w:r>
         <w:t>Конфигурация</w:t>
       </w:r>
-      <w:bookmarkEnd w:id="55"/>
+      <w:bookmarkEnd w:id="56"/>
     </w:p>
     <w:p>
       <w:pPr>
@@ -13246,7 +13312,7 @@
           <w:noProof/>
         </w:rPr>
         <w:drawing>
-          <wp:inline distT="0" distB="0" distL="0" distR="0" wp14:anchorId="0EB664B6" wp14:editId="064245BB">
+          <wp:inline distT="0" distB="0" distL="0" distR="0" wp14:anchorId="38EBE259" wp14:editId="4C574C58">
             <wp:extent cx="3998858" cy="2362200"/>
             <wp:effectExtent l="0" t="0" r="1905" b="0"/>
             <wp:docPr id="5" name="Картина 5"/>
@@ -13304,11 +13370,11 @@
           <w:numId w:val="14"/>
         </w:numPr>
       </w:pPr>
-      <w:bookmarkStart w:id="56" w:name="_Toc232510634"/>
+      <w:bookmarkStart w:id="57" w:name="_Toc232535493"/>
       <w:r>
         <w:t>Визуална и звукова сигнализация</w:t>
       </w:r>
-      <w:bookmarkEnd w:id="56"/>
+      <w:bookmarkEnd w:id="57"/>
     </w:p>
     <w:p>
       <w:r>
@@ -13350,7 +13416,7 @@
         </w:rPr>
         <w:lastRenderedPageBreak/>
         <w:drawing>
-          <wp:inline distT="0" distB="0" distL="0" distR="0" wp14:anchorId="5544F25B" wp14:editId="60B8F119">
+          <wp:inline distT="0" distB="0" distL="0" distR="0" wp14:anchorId="4C18A7E8" wp14:editId="68EE443F">
             <wp:extent cx="4572000" cy="2409976"/>
             <wp:effectExtent l="0" t="0" r="0" b="9525"/>
             <wp:docPr id="7" name="Картина 7"/>
@@ -13414,11 +13480,11 @@
           <w:numId w:val="14"/>
         </w:numPr>
       </w:pPr>
-      <w:bookmarkStart w:id="57" w:name="_Toc232510635"/>
+      <w:bookmarkStart w:id="58" w:name="_Toc232535494"/>
       <w:r>
         <w:t>Инициализация</w:t>
       </w:r>
-      <w:bookmarkEnd w:id="57"/>
+      <w:bookmarkEnd w:id="58"/>
     </w:p>
     <w:p>
       <w:pPr>
@@ -13447,7 +13513,7 @@
           <w:noProof/>
         </w:rPr>
         <w:drawing>
-          <wp:inline distT="0" distB="0" distL="0" distR="0" wp14:anchorId="7C129A46" wp14:editId="70B57A0B">
+          <wp:inline distT="0" distB="0" distL="0" distR="0" wp14:anchorId="17BD2458" wp14:editId="4E27F652">
             <wp:extent cx="4669692" cy="4259580"/>
             <wp:effectExtent l="0" t="0" r="0" b="7620"/>
             <wp:docPr id="9" name="Картина 9"/>
@@ -13560,12 +13626,12 @@
           <w:numId w:val="14"/>
         </w:numPr>
       </w:pPr>
-      <w:bookmarkStart w:id="58" w:name="_Toc232510636"/>
+      <w:bookmarkStart w:id="59" w:name="_Toc232535495"/>
       <w:r>
         <w:lastRenderedPageBreak/>
         <w:t>Основен цикъл</w:t>
       </w:r>
-      <w:bookmarkEnd w:id="58"/>
+      <w:bookmarkEnd w:id="59"/>
     </w:p>
     <w:p>
       <w:r>
@@ -13617,7 +13683,7 @@
           <w:noProof/>
         </w:rPr>
         <w:drawing>
-          <wp:inline distT="0" distB="0" distL="0" distR="0" wp14:anchorId="72AF1A96" wp14:editId="4CDEC819">
+          <wp:inline distT="0" distB="0" distL="0" distR="0" wp14:anchorId="6E218406" wp14:editId="16D2CB06">
             <wp:extent cx="5912104" cy="5554980"/>
             <wp:effectExtent l="0" t="0" r="0" b="7620"/>
             <wp:docPr id="18" name="Картина 18"/>
@@ -13731,7 +13797,7 @@
           <w:numId w:val="14"/>
         </w:numPr>
       </w:pPr>
-      <w:bookmarkStart w:id="59" w:name="_Toc232510637"/>
+      <w:bookmarkStart w:id="60" w:name="_Toc232535496"/>
       <w:r>
         <w:t xml:space="preserve">Декодиране на получения </w:t>
       </w:r>
@@ -13741,7 +13807,7 @@
         </w:rPr>
         <w:t>payload</w:t>
       </w:r>
-      <w:bookmarkEnd w:id="59"/>
+      <w:bookmarkEnd w:id="60"/>
     </w:p>
     <w:p>
       <w:r>
@@ -13773,7 +13839,7 @@
           <w:noProof/>
         </w:rPr>
         <w:drawing>
-          <wp:inline distT="0" distB="0" distL="0" distR="0" wp14:anchorId="0A7439AE" wp14:editId="27D57A6A">
+          <wp:inline distT="0" distB="0" distL="0" distR="0" wp14:anchorId="2FC36DF0" wp14:editId="775D51F9">
             <wp:extent cx="5256827" cy="5882640"/>
             <wp:effectExtent l="0" t="0" r="1270" b="3810"/>
             <wp:docPr id="12" name="Картина 12"/>
@@ -13864,11 +13930,11 @@
           <w:numId w:val="14"/>
         </w:numPr>
       </w:pPr>
-      <w:bookmarkStart w:id="60" w:name="_Toc232510638"/>
+      <w:bookmarkStart w:id="61" w:name="_Toc232535497"/>
       <w:r>
         <w:t>Комуникация с бекенда</w:t>
       </w:r>
-      <w:bookmarkEnd w:id="60"/>
+      <w:bookmarkEnd w:id="61"/>
     </w:p>
     <w:p>
       <w:r>
@@ -13920,7 +13986,7 @@
           <w:noProof/>
         </w:rPr>
         <w:drawing>
-          <wp:inline distT="0" distB="0" distL="0" distR="0" wp14:anchorId="43C602CF" wp14:editId="1E6691EC">
+          <wp:inline distT="0" distB="0" distL="0" distR="0" wp14:anchorId="521EA9BA" wp14:editId="7D62308A">
             <wp:extent cx="5220429" cy="4391638"/>
             <wp:effectExtent l="0" t="0" r="0" b="9525"/>
             <wp:docPr id="13" name="Картина 13"/>
@@ -14011,7 +14077,7 @@
           <w:numId w:val="14"/>
         </w:numPr>
       </w:pPr>
-      <w:bookmarkStart w:id="61" w:name="_Toc232510639"/>
+      <w:bookmarkStart w:id="62" w:name="_Toc232535498"/>
       <w:r>
         <w:rPr>
           <w:lang w:val="en-US"/>
@@ -14021,7 +14087,7 @@
       <w:r>
         <w:t>мобилно приложение</w:t>
       </w:r>
-      <w:bookmarkEnd w:id="61"/>
+      <w:bookmarkEnd w:id="62"/>
     </w:p>
     <w:p>
       <w:r>
@@ -14036,11 +14102,11 @@
           <w:numId w:val="14"/>
         </w:numPr>
       </w:pPr>
-      <w:bookmarkStart w:id="62" w:name="_Toc232510640"/>
+      <w:bookmarkStart w:id="63" w:name="_Toc232535499"/>
       <w:r>
         <w:t>Съхранение на данните</w:t>
       </w:r>
-      <w:bookmarkEnd w:id="62"/>
+      <w:bookmarkEnd w:id="63"/>
     </w:p>
     <w:p>
       <w:r>
@@ -14063,7 +14129,7 @@
           <w:noProof/>
         </w:rPr>
         <w:drawing>
-          <wp:inline distT="0" distB="0" distL="0" distR="0" wp14:anchorId="5FF8D297" wp14:editId="67B3CC1C">
+          <wp:inline distT="0" distB="0" distL="0" distR="0" wp14:anchorId="3AED1485" wp14:editId="34390BDB">
             <wp:extent cx="4610100" cy="5641846"/>
             <wp:effectExtent l="0" t="0" r="0" b="0"/>
             <wp:docPr id="14" name="Картина 14"/>
@@ -14212,11 +14278,11 @@
           <w:lang w:val="en-US"/>
         </w:rPr>
       </w:pPr>
-      <w:bookmarkStart w:id="63" w:name="_Toc232510641"/>
+      <w:bookmarkStart w:id="64" w:name="_Toc232535500"/>
       <w:r>
         <w:t>Комуникация с бекенд сървъра</w:t>
       </w:r>
-      <w:bookmarkEnd w:id="63"/>
+      <w:bookmarkEnd w:id="64"/>
     </w:p>
     <w:p>
       <w:r>
@@ -14244,7 +14310,7 @@
           <w:noProof/>
         </w:rPr>
         <w:drawing>
-          <wp:inline distT="0" distB="0" distL="0" distR="0" wp14:anchorId="77AA4588" wp14:editId="5A3A59CE">
+          <wp:inline distT="0" distB="0" distL="0" distR="0" wp14:anchorId="0B88ACB9" wp14:editId="1556F8B8">
             <wp:extent cx="3518637" cy="3543300"/>
             <wp:effectExtent l="0" t="0" r="5715" b="0"/>
             <wp:docPr id="16" name="Картина 16"/>
@@ -14335,7 +14401,7 @@
           <w:lang w:val="en-US"/>
         </w:rPr>
       </w:pPr>
-      <w:bookmarkStart w:id="64" w:name="_Toc232510642"/>
+      <w:bookmarkStart w:id="65" w:name="_Toc232535501"/>
       <w:r>
         <w:t xml:space="preserve">Клас </w:t>
       </w:r>
@@ -14345,7 +14411,7 @@
         </w:rPr>
         <w:t>MainActivity</w:t>
       </w:r>
-      <w:bookmarkEnd w:id="64"/>
+      <w:bookmarkEnd w:id="65"/>
     </w:p>
     <w:p>
       <w:r>
@@ -14373,7 +14439,7 @@
           <w:noProof/>
         </w:rPr>
         <w:drawing>
-          <wp:inline distT="0" distB="0" distL="0" distR="0" wp14:anchorId="0505CBB0" wp14:editId="1CA406A0">
+          <wp:inline distT="0" distB="0" distL="0" distR="0" wp14:anchorId="44907792" wp14:editId="7547F5E0">
             <wp:extent cx="5590420" cy="4335780"/>
             <wp:effectExtent l="0" t="0" r="0" b="7620"/>
             <wp:docPr id="17" name="Картина 17"/>
@@ -14470,7 +14536,7 @@
           <w:lang w:val="en-US"/>
         </w:rPr>
       </w:pPr>
-      <w:bookmarkStart w:id="65" w:name="_Toc232510643"/>
+      <w:bookmarkStart w:id="66" w:name="_Toc232535502"/>
       <w:r>
         <w:t xml:space="preserve">Клас </w:t>
       </w:r>
@@ -14480,7 +14546,7 @@
         </w:rPr>
         <w:t>HomeActivity</w:t>
       </w:r>
-      <w:bookmarkEnd w:id="65"/>
+      <w:bookmarkEnd w:id="66"/>
     </w:p>
     <w:p>
       <w:pPr>
@@ -14584,7 +14650,7 @@
           <w:noProof/>
         </w:rPr>
         <w:drawing>
-          <wp:inline distT="0" distB="0" distL="0" distR="0" wp14:anchorId="45C3A588" wp14:editId="7DB22CEB">
+          <wp:inline distT="0" distB="0" distL="0" distR="0" wp14:anchorId="64B08A69" wp14:editId="63BAB7AF">
             <wp:extent cx="4053840" cy="4460920"/>
             <wp:effectExtent l="0" t="0" r="3810" b="0"/>
             <wp:docPr id="21" name="Картина 21"/>
@@ -14679,11 +14745,11 @@
           <w:numId w:val="14"/>
         </w:numPr>
       </w:pPr>
-      <w:bookmarkStart w:id="66" w:name="_Toc232510644"/>
+      <w:bookmarkStart w:id="67" w:name="_Toc232535503"/>
       <w:r>
         <w:t>Клас NfcHceService</w:t>
       </w:r>
-      <w:bookmarkEnd w:id="66"/>
+      <w:bookmarkEnd w:id="67"/>
     </w:p>
     <w:p>
       <w:r>
@@ -14788,7 +14854,7 @@
           <w:noProof/>
         </w:rPr>
         <w:drawing>
-          <wp:inline distT="0" distB="0" distL="0" distR="0" wp14:anchorId="37721D65" wp14:editId="2FDE866E">
+          <wp:inline distT="0" distB="0" distL="0" distR="0" wp14:anchorId="0D2590BD" wp14:editId="752E662B">
             <wp:extent cx="4693920" cy="3400575"/>
             <wp:effectExtent l="0" t="0" r="0" b="9525"/>
             <wp:docPr id="22" name="Картина 22"/>
@@ -14941,7 +15007,7 @@
           <w:noProof/>
         </w:rPr>
         <w:drawing>
-          <wp:inline distT="0" distB="0" distL="0" distR="0" wp14:anchorId="06D80288" wp14:editId="27E5C358">
+          <wp:inline distT="0" distB="0" distL="0" distR="0" wp14:anchorId="101272B7" wp14:editId="2EC789F5">
             <wp:extent cx="5095875" cy="3794383"/>
             <wp:effectExtent l="0" t="0" r="0" b="0"/>
             <wp:docPr id="23" name="Картина 23"/>
@@ -15052,12 +15118,12 @@
           <w:numId w:val="14"/>
         </w:numPr>
       </w:pPr>
-      <w:bookmarkStart w:id="67" w:name="_Toc232510645"/>
+      <w:bookmarkStart w:id="68" w:name="_Toc232535504"/>
       <w:r>
         <w:lastRenderedPageBreak/>
         <w:t>Сървърна част</w:t>
       </w:r>
-      <w:bookmarkEnd w:id="67"/>
+      <w:bookmarkEnd w:id="68"/>
     </w:p>
     <w:p>
       <w:pPr>
@@ -15216,14 +15282,14 @@
           <w:numId w:val="14"/>
         </w:numPr>
       </w:pPr>
-      <w:bookmarkStart w:id="68" w:name="_Toc232510646"/>
+      <w:bookmarkStart w:id="69" w:name="_Toc232535505"/>
       <w:r>
         <w:rPr>
           <w:lang w:val="en-US"/>
         </w:rPr>
         <w:t>models.py</w:t>
       </w:r>
-      <w:bookmarkEnd w:id="68"/>
+      <w:bookmarkEnd w:id="69"/>
       <w:r>
         <w:t xml:space="preserve"> </w:t>
       </w:r>
@@ -15292,14 +15358,14 @@
           <w:numId w:val="14"/>
         </w:numPr>
       </w:pPr>
-      <w:bookmarkStart w:id="69" w:name="_Toc232510647"/>
+      <w:bookmarkStart w:id="70" w:name="_Toc232535506"/>
       <w:r>
         <w:rPr>
           <w:lang w:val="en-US"/>
         </w:rPr>
         <w:t>auth.py</w:t>
       </w:r>
-      <w:bookmarkEnd w:id="69"/>
+      <w:bookmarkEnd w:id="70"/>
     </w:p>
     <w:p>
       <w:pPr>
@@ -15378,7 +15444,7 @@
         </w:rPr>
         <w:lastRenderedPageBreak/>
         <w:drawing>
-          <wp:inline distT="0" distB="0" distL="0" distR="0" wp14:anchorId="3483D9B1" wp14:editId="41432328">
+          <wp:inline distT="0" distB="0" distL="0" distR="0" wp14:anchorId="38044DAD" wp14:editId="1824BF3D">
             <wp:extent cx="5760720" cy="1647825"/>
             <wp:effectExtent l="0" t="0" r="0" b="9525"/>
             <wp:docPr id="24" name="Картина 24"/>
@@ -15460,7 +15526,7 @@
           <w:noProof/>
         </w:rPr>
         <w:drawing>
-          <wp:inline distT="0" distB="0" distL="0" distR="0" wp14:anchorId="47A896CA" wp14:editId="29AD9462">
+          <wp:inline distT="0" distB="0" distL="0" distR="0" wp14:anchorId="54C95562" wp14:editId="4ADD82B8">
             <wp:extent cx="5760720" cy="2599690"/>
             <wp:effectExtent l="0" t="0" r="0" b="0"/>
             <wp:docPr id="25" name="Картина 25"/>
@@ -15580,7 +15646,7 @@
         </w:rPr>
         <w:lastRenderedPageBreak/>
         <w:drawing>
-          <wp:inline distT="0" distB="0" distL="0" distR="0" wp14:anchorId="032234A5" wp14:editId="524A4487">
+          <wp:inline distT="0" distB="0" distL="0" distR="0" wp14:anchorId="2EEC98D3" wp14:editId="45AF912C">
             <wp:extent cx="5760720" cy="3975735"/>
             <wp:effectExtent l="0" t="0" r="0" b="5715"/>
             <wp:docPr id="26" name="Картина 26"/>
@@ -15672,7 +15738,7 @@
           <w:noProof/>
         </w:rPr>
         <w:drawing>
-          <wp:inline distT="0" distB="0" distL="0" distR="0" wp14:anchorId="0633DDCB" wp14:editId="0ED06AB3">
+          <wp:inline distT="0" distB="0" distL="0" distR="0" wp14:anchorId="7B611980" wp14:editId="571C3F81">
             <wp:extent cx="5760720" cy="2836545"/>
             <wp:effectExtent l="0" t="0" r="0" b="1905"/>
             <wp:docPr id="27" name="Картина 27"/>
@@ -15774,14 +15840,14 @@
           <w:numId w:val="14"/>
         </w:numPr>
       </w:pPr>
-      <w:bookmarkStart w:id="70" w:name="_Toc232510648"/>
+      <w:bookmarkStart w:id="71" w:name="_Toc232535507"/>
       <w:r>
         <w:rPr>
           <w:lang w:val="en-US"/>
         </w:rPr>
         <w:t>attendance.py</w:t>
       </w:r>
-      <w:bookmarkEnd w:id="70"/>
+      <w:bookmarkEnd w:id="71"/>
     </w:p>
     <w:p>
       <w:r>
@@ -15858,7 +15924,7 @@
         </w:rPr>
         <w:lastRenderedPageBreak/>
         <w:drawing>
-          <wp:inline distT="0" distB="0" distL="0" distR="0" wp14:anchorId="6C9A001C" wp14:editId="6B031D04">
+          <wp:inline distT="0" distB="0" distL="0" distR="0" wp14:anchorId="71BD2960" wp14:editId="00E94F33">
             <wp:extent cx="5760720" cy="1135380"/>
             <wp:effectExtent l="0" t="0" r="0" b="7620"/>
             <wp:docPr id="28" name="Картина 28"/>
@@ -16162,7 +16228,7 @@
           <w:noProof/>
         </w:rPr>
         <w:drawing>
-          <wp:inline distT="0" distB="0" distL="0" distR="0" wp14:anchorId="717D238D" wp14:editId="68C9D739">
+          <wp:inline distT="0" distB="0" distL="0" distR="0" wp14:anchorId="11900CCE" wp14:editId="5E47F3EE">
             <wp:extent cx="5527357" cy="4015740"/>
             <wp:effectExtent l="0" t="0" r="0" b="3810"/>
             <wp:docPr id="29" name="Картина 29"/>
@@ -16265,7 +16331,7 @@
           <w:noProof/>
         </w:rPr>
         <w:drawing>
-          <wp:inline distT="0" distB="0" distL="0" distR="0" wp14:anchorId="2252A16A" wp14:editId="57073513">
+          <wp:inline distT="0" distB="0" distL="0" distR="0" wp14:anchorId="0965E68A" wp14:editId="2549FBAD">
             <wp:extent cx="5191242" cy="502920"/>
             <wp:effectExtent l="0" t="0" r="9525" b="0"/>
             <wp:docPr id="31" name="Картина 31"/>
@@ -16419,7 +16485,7 @@
           <w:noProof/>
         </w:rPr>
         <w:drawing>
-          <wp:inline distT="0" distB="0" distL="0" distR="0" wp14:anchorId="4A8C0460" wp14:editId="7890B4FB">
+          <wp:inline distT="0" distB="0" distL="0" distR="0" wp14:anchorId="2248D086" wp14:editId="5E7472C1">
             <wp:extent cx="5698399" cy="5341620"/>
             <wp:effectExtent l="0" t="0" r="0" b="0"/>
             <wp:docPr id="32" name="Картина 32"/>
@@ -16545,7 +16611,7 @@
           <w:noProof/>
         </w:rPr>
         <w:drawing>
-          <wp:inline distT="0" distB="0" distL="0" distR="0" wp14:anchorId="627C06C7" wp14:editId="4B1CFB66">
+          <wp:inline distT="0" distB="0" distL="0" distR="0" wp14:anchorId="34633A4B" wp14:editId="5DC02377">
             <wp:extent cx="5534391" cy="2468880"/>
             <wp:effectExtent l="0" t="0" r="9525" b="7620"/>
             <wp:docPr id="33" name="Картина 33"/>
@@ -16710,7 +16776,7 @@
         </w:rPr>
         <w:lastRenderedPageBreak/>
         <w:drawing>
-          <wp:inline distT="0" distB="0" distL="0" distR="0" wp14:anchorId="31E5629B" wp14:editId="48049306">
+          <wp:inline distT="0" distB="0" distL="0" distR="0" wp14:anchorId="2F1D6C5D" wp14:editId="16D3075A">
             <wp:extent cx="5760720" cy="3850005"/>
             <wp:effectExtent l="0" t="0" r="0" b="0"/>
             <wp:docPr id="34" name="Картина 34"/>
@@ -16913,14 +16979,14 @@
           <w:numId w:val="14"/>
         </w:numPr>
       </w:pPr>
-      <w:bookmarkStart w:id="71" w:name="_Toc232510649"/>
+      <w:bookmarkStart w:id="72" w:name="_Toc232535508"/>
       <w:r>
         <w:rPr>
           <w:lang w:val="en-US"/>
         </w:rPr>
         <w:t>administration.py</w:t>
       </w:r>
-      <w:bookmarkEnd w:id="71"/>
+      <w:bookmarkEnd w:id="72"/>
     </w:p>
     <w:p>
       <w:r>
@@ -16963,7 +17029,7 @@
           <w:noProof/>
         </w:rPr>
         <w:drawing>
-          <wp:inline distT="0" distB="0" distL="0" distR="0" wp14:anchorId="7289284A" wp14:editId="12DB9A4B">
+          <wp:inline distT="0" distB="0" distL="0" distR="0" wp14:anchorId="38CDB9D3" wp14:editId="475E9AFC">
             <wp:extent cx="5760720" cy="1905635"/>
             <wp:effectExtent l="0" t="0" r="0" b="0"/>
             <wp:docPr id="35" name="Картина 35"/>
@@ -17036,14 +17102,14 @@
           <w:numId w:val="14"/>
         </w:numPr>
       </w:pPr>
-      <w:bookmarkStart w:id="72" w:name="_Toc232510650"/>
+      <w:bookmarkStart w:id="73" w:name="_Toc232535509"/>
       <w:r>
         <w:rPr>
           <w:lang w:val="en-US"/>
         </w:rPr>
         <w:t>main.py</w:t>
       </w:r>
-      <w:bookmarkEnd w:id="72"/>
+      <w:bookmarkEnd w:id="73"/>
     </w:p>
     <w:p>
       <w:r>
@@ -17078,7 +17144,7 @@
         </w:rPr>
         <w:lastRenderedPageBreak/>
         <w:drawing>
-          <wp:inline distT="0" distB="0" distL="0" distR="0" wp14:anchorId="0DBAE905" wp14:editId="568A1A04">
+          <wp:inline distT="0" distB="0" distL="0" distR="0" wp14:anchorId="136C8C64" wp14:editId="46529FCF">
             <wp:extent cx="4549140" cy="2808398"/>
             <wp:effectExtent l="0" t="0" r="3810" b="0"/>
             <wp:docPr id="36" name="Картина 36"/>
@@ -17139,11 +17205,11 @@
           <w:numId w:val="14"/>
         </w:numPr>
       </w:pPr>
-      <w:bookmarkStart w:id="73" w:name="_Toc232510651"/>
+      <w:bookmarkStart w:id="74" w:name="_Toc232535510"/>
       <w:r>
         <w:t>Уеб интерфейс</w:t>
       </w:r>
-      <w:bookmarkEnd w:id="73"/>
+      <w:bookmarkEnd w:id="74"/>
     </w:p>
     <w:p>
       <w:r>
@@ -17182,11 +17248,11 @@
           <w:numId w:val="14"/>
         </w:numPr>
       </w:pPr>
-      <w:bookmarkStart w:id="74" w:name="_Toc232510652"/>
+      <w:bookmarkStart w:id="75" w:name="_Toc232535511"/>
       <w:r>
         <w:t>Глобално състояние</w:t>
       </w:r>
-      <w:bookmarkEnd w:id="74"/>
+      <w:bookmarkEnd w:id="75"/>
     </w:p>
     <w:p>
       <w:r>
@@ -17223,7 +17289,7 @@
           <w:noProof/>
         </w:rPr>
         <w:drawing>
-          <wp:inline distT="0" distB="0" distL="0" distR="0" wp14:anchorId="0B14E3F2" wp14:editId="3B79823F">
+          <wp:inline distT="0" distB="0" distL="0" distR="0" wp14:anchorId="6AC9ACFA" wp14:editId="55FDD86C">
             <wp:extent cx="5385604" cy="1531620"/>
             <wp:effectExtent l="0" t="0" r="5715" b="0"/>
             <wp:docPr id="37" name="Картина 37"/>
@@ -17284,7 +17350,7 @@
           <w:numId w:val="14"/>
         </w:numPr>
       </w:pPr>
-      <w:bookmarkStart w:id="75" w:name="_Toc232510653"/>
+      <w:bookmarkStart w:id="76" w:name="_Toc232535512"/>
       <w:r>
         <w:lastRenderedPageBreak/>
         <w:t xml:space="preserve">Функция </w:t>
@@ -17295,7 +17361,7 @@
         </w:rPr>
         <w:t>api()</w:t>
       </w:r>
-      <w:bookmarkEnd w:id="75"/>
+      <w:bookmarkEnd w:id="76"/>
     </w:p>
     <w:p>
       <w:r>
@@ -17326,7 +17392,7 @@
           <w:noProof/>
         </w:rPr>
         <w:drawing>
-          <wp:inline distT="0" distB="0" distL="0" distR="0" wp14:anchorId="3F8681BB" wp14:editId="262BAA6B">
+          <wp:inline distT="0" distB="0" distL="0" distR="0" wp14:anchorId="06648CC4" wp14:editId="5A78F366">
             <wp:extent cx="5036649" cy="3406140"/>
             <wp:effectExtent l="0" t="0" r="0" b="3810"/>
             <wp:docPr id="38" name="Картина 38"/>
@@ -17387,11 +17453,11 @@
           <w:numId w:val="14"/>
         </w:numPr>
       </w:pPr>
-      <w:bookmarkStart w:id="76" w:name="_Toc232510654"/>
+      <w:bookmarkStart w:id="77" w:name="_Toc232535513"/>
       <w:r>
         <w:t>Вход в системата</w:t>
       </w:r>
-      <w:bookmarkEnd w:id="76"/>
+      <w:bookmarkEnd w:id="77"/>
     </w:p>
     <w:p>
       <w:r>
@@ -17416,7 +17482,7 @@
           <w:noProof/>
         </w:rPr>
         <w:drawing>
-          <wp:inline distT="0" distB="0" distL="0" distR="0" wp14:anchorId="74358949" wp14:editId="44E09B1F">
+          <wp:inline distT="0" distB="0" distL="0" distR="0" wp14:anchorId="6D1E72BC" wp14:editId="4424789A">
             <wp:extent cx="5176244" cy="1524000"/>
             <wp:effectExtent l="0" t="0" r="5715" b="0"/>
             <wp:docPr id="40" name="Картина 40"/>
@@ -17541,7 +17607,7 @@
           <w:noProof/>
         </w:rPr>
         <w:drawing>
-          <wp:inline distT="0" distB="0" distL="0" distR="0" wp14:anchorId="77ABD9C9" wp14:editId="16CEF8F2">
+          <wp:inline distT="0" distB="0" distL="0" distR="0" wp14:anchorId="463391C6" wp14:editId="436C2D00">
             <wp:extent cx="5082540" cy="3289197"/>
             <wp:effectExtent l="0" t="0" r="3810" b="6985"/>
             <wp:docPr id="39" name="Картина 39"/>
@@ -17611,11 +17677,11 @@
           <w:numId w:val="14"/>
         </w:numPr>
       </w:pPr>
-      <w:bookmarkStart w:id="77" w:name="_Toc232510655"/>
+      <w:bookmarkStart w:id="78" w:name="_Toc232535514"/>
       <w:r>
         <w:t>Навигация и страничен панел</w:t>
       </w:r>
-      <w:bookmarkEnd w:id="77"/>
+      <w:bookmarkEnd w:id="78"/>
     </w:p>
     <w:p>
       <w:r>
@@ -17676,7 +17742,7 @@
         </w:rPr>
         <w:lastRenderedPageBreak/>
         <w:drawing>
-          <wp:inline distT="0" distB="0" distL="0" distR="0" wp14:anchorId="1D311862" wp14:editId="7F81317A">
+          <wp:inline distT="0" distB="0" distL="0" distR="0" wp14:anchorId="28072B33" wp14:editId="361100F8">
             <wp:extent cx="5318760" cy="3640818"/>
             <wp:effectExtent l="0" t="0" r="0" b="0"/>
             <wp:docPr id="41" name="Картина 41"/>
@@ -17744,7 +17810,7 @@
           <w:noProof/>
         </w:rPr>
         <w:drawing>
-          <wp:inline distT="0" distB="0" distL="0" distR="0" wp14:anchorId="1A541946" wp14:editId="275A40F6">
+          <wp:inline distT="0" distB="0" distL="0" distR="0" wp14:anchorId="455F01D6" wp14:editId="68D63D1D">
             <wp:extent cx="5304026" cy="2750820"/>
             <wp:effectExtent l="0" t="0" r="0" b="0"/>
             <wp:docPr id="42" name="Картина 42"/>
@@ -17805,11 +17871,11 @@
           <w:numId w:val="14"/>
         </w:numPr>
       </w:pPr>
-      <w:bookmarkStart w:id="78" w:name="_Toc232510656"/>
+      <w:bookmarkStart w:id="79" w:name="_Toc232535515"/>
       <w:r>
         <w:t>Зареждане на данни</w:t>
       </w:r>
-      <w:bookmarkEnd w:id="78"/>
+      <w:bookmarkEnd w:id="79"/>
     </w:p>
     <w:p>
       <w:r>
@@ -17836,12 +17902,12 @@
           <w:numId w:val="14"/>
         </w:numPr>
       </w:pPr>
-      <w:bookmarkStart w:id="79" w:name="_Toc232510657"/>
+      <w:bookmarkStart w:id="80" w:name="_Toc232535516"/>
       <w:r>
         <w:lastRenderedPageBreak/>
         <w:t>Разделяне на страници</w:t>
       </w:r>
-      <w:bookmarkEnd w:id="79"/>
+      <w:bookmarkEnd w:id="80"/>
     </w:p>
     <w:p>
       <w:r>
@@ -17876,7 +17942,7 @@
           <w:noProof/>
         </w:rPr>
         <w:drawing>
-          <wp:inline distT="0" distB="0" distL="0" distR="0" wp14:anchorId="4C7AEF7D" wp14:editId="23426B40">
+          <wp:inline distT="0" distB="0" distL="0" distR="0" wp14:anchorId="7DF38196" wp14:editId="01BF4198">
             <wp:extent cx="5760720" cy="2350770"/>
             <wp:effectExtent l="0" t="0" r="0" b="0"/>
             <wp:docPr id="43" name="Картина 43"/>
@@ -17931,11 +17997,11 @@
           <w:numId w:val="14"/>
         </w:numPr>
       </w:pPr>
-      <w:bookmarkStart w:id="80" w:name="_Toc232510658"/>
+      <w:bookmarkStart w:id="81" w:name="_Toc232535517"/>
       <w:r>
         <w:t>Модален прозорец</w:t>
       </w:r>
-      <w:bookmarkEnd w:id="80"/>
+      <w:bookmarkEnd w:id="81"/>
     </w:p>
     <w:p>
       <w:r>
@@ -17982,7 +18048,7 @@
         </w:rPr>
         <w:lastRenderedPageBreak/>
         <w:drawing>
-          <wp:inline distT="0" distB="0" distL="0" distR="0" wp14:anchorId="46192BC0" wp14:editId="4EB032C0">
+          <wp:inline distT="0" distB="0" distL="0" distR="0" wp14:anchorId="21441F7D" wp14:editId="4D78CBE3">
             <wp:extent cx="3947160" cy="1224425"/>
             <wp:effectExtent l="0" t="0" r="0" b="0"/>
             <wp:docPr id="44" name="Картина 44"/>
@@ -18043,11 +18109,11 @@
           <w:numId w:val="14"/>
         </w:numPr>
       </w:pPr>
-      <w:bookmarkStart w:id="81" w:name="_Toc232510659"/>
+      <w:bookmarkStart w:id="82" w:name="_Toc232535518"/>
       <w:r>
         <w:t>Toast известия</w:t>
       </w:r>
-      <w:bookmarkEnd w:id="81"/>
+      <w:bookmarkEnd w:id="82"/>
     </w:p>
     <w:p>
       <w:pPr>
@@ -18085,12 +18151,12 @@
       <w:pPr>
         <w:pStyle w:val="1"/>
       </w:pPr>
-      <w:bookmarkStart w:id="82" w:name="_Toc232510660"/>
+      <w:bookmarkStart w:id="83" w:name="_Toc232535519"/>
       <w:r>
         <w:lastRenderedPageBreak/>
         <w:t>Ръководство на потребителя</w:t>
       </w:r>
-      <w:bookmarkEnd w:id="82"/>
+      <w:bookmarkEnd w:id="83"/>
     </w:p>
     <w:p>
       <w:r>
@@ -18111,11 +18177,11 @@
           <w:numId w:val="18"/>
         </w:numPr>
       </w:pPr>
-      <w:bookmarkStart w:id="83" w:name="_Toc232510661"/>
+      <w:bookmarkStart w:id="84" w:name="_Toc232535520"/>
       <w:r>
         <w:t>Системни изисквания</w:t>
       </w:r>
-      <w:bookmarkEnd w:id="83"/>
+      <w:bookmarkEnd w:id="84"/>
     </w:p>
     <w:p>
       <w:r>
@@ -18247,11 +18313,11 @@
           <w:numId w:val="18"/>
         </w:numPr>
       </w:pPr>
-      <w:bookmarkStart w:id="84" w:name="_Toc232510662"/>
+      <w:bookmarkStart w:id="85" w:name="_Toc232535521"/>
       <w:r>
         <w:t>Инсталиране и конфигуриране</w:t>
       </w:r>
-      <w:bookmarkEnd w:id="84"/>
+      <w:bookmarkEnd w:id="85"/>
     </w:p>
     <w:p>
       <w:pPr>
@@ -18261,11 +18327,11 @@
           <w:numId w:val="18"/>
         </w:numPr>
       </w:pPr>
-      <w:bookmarkStart w:id="85" w:name="_Toc232510663"/>
+      <w:bookmarkStart w:id="86" w:name="_Toc232535522"/>
       <w:r>
         <w:t>Инсталиране на сървърната част</w:t>
       </w:r>
-      <w:bookmarkEnd w:id="85"/>
+      <w:bookmarkEnd w:id="86"/>
     </w:p>
     <w:p>
       <w:r>
@@ -18414,7 +18480,7 @@
           <w:numId w:val="18"/>
         </w:numPr>
       </w:pPr>
-      <w:bookmarkStart w:id="86" w:name="_Toc232510664"/>
+      <w:bookmarkStart w:id="87" w:name="_Toc232535523"/>
       <w:r>
         <w:t xml:space="preserve">Конфигурация и флашване на </w:t>
       </w:r>
@@ -18424,7 +18490,7 @@
         </w:rPr>
         <w:t>ESP32</w:t>
       </w:r>
-      <w:bookmarkEnd w:id="86"/>
+      <w:bookmarkEnd w:id="87"/>
     </w:p>
     <w:p>
       <w:r>
@@ -18511,11 +18577,11 @@
       <w:pPr>
         <w:pStyle w:val="3"/>
       </w:pPr>
-      <w:bookmarkStart w:id="87" w:name="_Toc232510665"/>
+      <w:bookmarkStart w:id="88" w:name="_Toc232535524"/>
       <w:r>
         <w:t>2.3. Инсталиране на мобилно приложение</w:t>
       </w:r>
-      <w:bookmarkEnd w:id="87"/>
+      <w:bookmarkEnd w:id="88"/>
     </w:p>
     <w:p>
       <w:r>
@@ -18535,11 +18601,11 @@
           <w:numId w:val="18"/>
         </w:numPr>
       </w:pPr>
-      <w:bookmarkStart w:id="88" w:name="_Toc232510666"/>
+      <w:bookmarkStart w:id="89" w:name="_Toc232535525"/>
       <w:r>
         <w:t>Работа с уеб интерфейса</w:t>
       </w:r>
-      <w:bookmarkEnd w:id="88"/>
+      <w:bookmarkEnd w:id="89"/>
     </w:p>
     <w:p>
       <w:pPr>
@@ -18549,11 +18615,11 @@
           <w:numId w:val="18"/>
         </w:numPr>
       </w:pPr>
-      <w:bookmarkStart w:id="89" w:name="_Toc232510667"/>
+      <w:bookmarkStart w:id="90" w:name="_Toc232535526"/>
       <w:r>
         <w:t>Вход в системата</w:t>
       </w:r>
-      <w:bookmarkEnd w:id="89"/>
+      <w:bookmarkEnd w:id="90"/>
     </w:p>
     <w:p>
       <w:r>
@@ -18596,7 +18662,7 @@
         </w:rPr>
         <w:lastRenderedPageBreak/>
         <w:drawing>
-          <wp:inline distT="0" distB="0" distL="0" distR="0" wp14:anchorId="5897CCF6" wp14:editId="529ED1B5">
+          <wp:inline distT="0" distB="0" distL="0" distR="0" wp14:anchorId="2E32AD44" wp14:editId="692DCF76">
             <wp:extent cx="5166360" cy="2746052"/>
             <wp:effectExtent l="0" t="0" r="0" b="0"/>
             <wp:docPr id="45" name="Картина 45"/>
@@ -18654,11 +18720,11 @@
           <w:numId w:val="18"/>
         </w:numPr>
       </w:pPr>
-      <w:bookmarkStart w:id="90" w:name="_Toc232510668"/>
+      <w:bookmarkStart w:id="91" w:name="_Toc232535527"/>
       <w:r>
         <w:t>Работа с администраторски профил</w:t>
       </w:r>
-      <w:bookmarkEnd w:id="90"/>
+      <w:bookmarkEnd w:id="91"/>
     </w:p>
     <w:p>
       <w:r>
@@ -18692,7 +18758,7 @@
           <w:noProof/>
         </w:rPr>
         <w:drawing>
-          <wp:inline distT="0" distB="0" distL="0" distR="0" wp14:anchorId="31DFEC83" wp14:editId="76813CAC">
+          <wp:inline distT="0" distB="0" distL="0" distR="0" wp14:anchorId="1D7CBFD4" wp14:editId="55D7F950">
             <wp:extent cx="5143500" cy="2729933"/>
             <wp:effectExtent l="0" t="0" r="0" b="0"/>
             <wp:docPr id="46" name="Картина 46"/>
@@ -18787,7 +18853,7 @@
         </w:rPr>
         <w:lastRenderedPageBreak/>
         <w:drawing>
-          <wp:inline distT="0" distB="0" distL="0" distR="0" wp14:anchorId="57017F94" wp14:editId="6F883C96">
+          <wp:inline distT="0" distB="0" distL="0" distR="0" wp14:anchorId="59844EF9" wp14:editId="43D6894A">
             <wp:extent cx="2961253" cy="2636520"/>
             <wp:effectExtent l="0" t="0" r="0" b="0"/>
             <wp:docPr id="47" name="Картина 47"/>
@@ -18996,7 +19062,7 @@
           <w:noProof/>
         </w:rPr>
         <w:drawing>
-          <wp:inline distT="0" distB="0" distL="0" distR="0" wp14:anchorId="58892EF1" wp14:editId="21DAB57C">
+          <wp:inline distT="0" distB="0" distL="0" distR="0" wp14:anchorId="185DA5C4" wp14:editId="5BAD076D">
             <wp:extent cx="2828184" cy="2766060"/>
             <wp:effectExtent l="0" t="0" r="0" b="0"/>
             <wp:docPr id="48" name="Картина 48"/>
@@ -19064,12 +19130,12 @@
           <w:numId w:val="18"/>
         </w:numPr>
       </w:pPr>
-      <w:bookmarkStart w:id="91" w:name="_Toc232510669"/>
+      <w:bookmarkStart w:id="92" w:name="_Toc232535528"/>
       <w:r>
         <w:lastRenderedPageBreak/>
         <w:t>Работа с преподавателски профил</w:t>
       </w:r>
-      <w:bookmarkEnd w:id="91"/>
+      <w:bookmarkEnd w:id="92"/>
     </w:p>
     <w:p>
       <w:r>
@@ -19123,7 +19189,7 @@
           <w:noProof/>
         </w:rPr>
         <w:drawing>
-          <wp:inline distT="0" distB="0" distL="0" distR="0" wp14:anchorId="5E711908" wp14:editId="33DA3095">
+          <wp:inline distT="0" distB="0" distL="0" distR="0" wp14:anchorId="1802B56B" wp14:editId="3AF69506">
             <wp:extent cx="5250979" cy="2110740"/>
             <wp:effectExtent l="0" t="0" r="6985" b="3810"/>
             <wp:docPr id="49" name="Картина 49"/>
@@ -19191,11 +19257,11 @@
           <w:numId w:val="18"/>
         </w:numPr>
       </w:pPr>
-      <w:bookmarkStart w:id="92" w:name="_Toc232510670"/>
+      <w:bookmarkStart w:id="93" w:name="_Toc232535529"/>
       <w:r>
         <w:t>Работа със студентски профил</w:t>
       </w:r>
-      <w:bookmarkEnd w:id="92"/>
+      <w:bookmarkEnd w:id="93"/>
     </w:p>
     <w:p>
       <w:r>
@@ -19217,7 +19283,7 @@
           <w:noProof/>
         </w:rPr>
         <w:drawing>
-          <wp:inline distT="0" distB="0" distL="0" distR="0" wp14:anchorId="54869473" wp14:editId="49F9F531">
+          <wp:inline distT="0" distB="0" distL="0" distR="0" wp14:anchorId="20BFE824" wp14:editId="7D396233">
             <wp:extent cx="5287627" cy="2514600"/>
             <wp:effectExtent l="0" t="0" r="8890" b="0"/>
             <wp:docPr id="50" name="Картина 50"/>
@@ -19301,12 +19367,12 @@
           <w:numId w:val="18"/>
         </w:numPr>
       </w:pPr>
-      <w:bookmarkStart w:id="93" w:name="_Toc232510671"/>
+      <w:bookmarkStart w:id="94" w:name="_Toc232535530"/>
       <w:r>
         <w:lastRenderedPageBreak/>
         <w:t>Работа с мобилно приложение</w:t>
       </w:r>
-      <w:bookmarkEnd w:id="93"/>
+      <w:bookmarkEnd w:id="94"/>
     </w:p>
     <w:p>
       <w:pPr>
@@ -19316,11 +19382,11 @@
           <w:numId w:val="18"/>
         </w:numPr>
       </w:pPr>
-      <w:bookmarkStart w:id="94" w:name="_Toc232510672"/>
+      <w:bookmarkStart w:id="95" w:name="_Toc232535531"/>
       <w:r>
         <w:t>Първоначално стартиране и вход в приложението</w:t>
       </w:r>
-      <w:bookmarkEnd w:id="94"/>
+      <w:bookmarkEnd w:id="95"/>
     </w:p>
     <w:p>
       <w:r>
@@ -19342,7 +19408,7 @@
           <w:noProof/>
         </w:rPr>
         <w:drawing>
-          <wp:inline distT="0" distB="0" distL="0" distR="0" wp14:anchorId="1540247B" wp14:editId="58C447B1">
+          <wp:inline distT="0" distB="0" distL="0" distR="0" wp14:anchorId="1D79366A" wp14:editId="4E294BF6">
             <wp:extent cx="1485900" cy="3287380"/>
             <wp:effectExtent l="0" t="0" r="0" b="8890"/>
             <wp:docPr id="51" name="Картина 51" descr="C:\git_repos\Screenshot_20260615-191149_Student_Attendance_App.jpg"/>
@@ -19419,7 +19485,7 @@
           <w:numId w:val="18"/>
         </w:numPr>
       </w:pPr>
-      <w:bookmarkStart w:id="95" w:name="_Toc232510673"/>
+      <w:bookmarkStart w:id="96" w:name="_Toc232535532"/>
       <w:r>
         <w:t xml:space="preserve">Чекиране с </w:t>
       </w:r>
@@ -19429,7 +19495,7 @@
         </w:rPr>
         <w:t>NFC</w:t>
       </w:r>
-      <w:bookmarkEnd w:id="95"/>
+      <w:bookmarkEnd w:id="96"/>
     </w:p>
     <w:p>
       <w:r>
@@ -19505,7 +19571,7 @@
           <w:noProof/>
         </w:rPr>
         <w:drawing>
-          <wp:inline distT="0" distB="0" distL="0" distR="0" wp14:anchorId="7CFF364D" wp14:editId="65D3227A">
+          <wp:inline distT="0" distB="0" distL="0" distR="0" wp14:anchorId="2153F2D6" wp14:editId="2C97C6BF">
             <wp:extent cx="1386840" cy="3081866"/>
             <wp:effectExtent l="0" t="0" r="3810" b="4445"/>
             <wp:docPr id="53" name="Картина 53" descr="C:\git_repos\Screenshot_20260615-191138_Student_Attendance_App.jpg"/>
@@ -19580,7 +19646,7 @@
           <w:noProof/>
         </w:rPr>
         <w:drawing>
-          <wp:inline distT="0" distB="0" distL="0" distR="0" wp14:anchorId="6FDEA1EC" wp14:editId="4AF6C163">
+          <wp:inline distT="0" distB="0" distL="0" distR="0" wp14:anchorId="55B06068" wp14:editId="6A6F5982">
             <wp:extent cx="1318260" cy="2929465"/>
             <wp:effectExtent l="0" t="0" r="0" b="4445"/>
             <wp:docPr id="54" name="Картина 54" descr="C:\git_repos\Screenshot_20260615-191249_Student_Attendance_App.jpg"/>
@@ -19676,7 +19742,7 @@
         </w:rPr>
         <w:lastRenderedPageBreak/>
         <w:drawing>
-          <wp:inline distT="0" distB="0" distL="0" distR="0" wp14:anchorId="7765C71B" wp14:editId="16945657">
+          <wp:inline distT="0" distB="0" distL="0" distR="0" wp14:anchorId="4CC9C75D" wp14:editId="73F20D47">
             <wp:extent cx="1368172" cy="3040380"/>
             <wp:effectExtent l="0" t="0" r="3810" b="7620"/>
             <wp:docPr id="55" name="Картина 55" descr="C:\git_repos\Screenshot_20260615-191302_Student_Attendance_App.jpg"/>
@@ -19744,11 +19810,11 @@
           <w:numId w:val="18"/>
         </w:numPr>
       </w:pPr>
-      <w:bookmarkStart w:id="96" w:name="_Toc232510674"/>
+      <w:bookmarkStart w:id="97" w:name="_Toc232535533"/>
       <w:r>
         <w:t>Често срещани проблеми</w:t>
       </w:r>
-      <w:bookmarkEnd w:id="96"/>
+      <w:bookmarkEnd w:id="97"/>
     </w:p>
     <w:p>
       <w:pPr>
@@ -20282,14 +20348,12 @@
         </w:rPr>
         <w:t>често срещани проблеми</w:t>
       </w:r>
-      <w:bookmarkStart w:id="97" w:name="_GoBack"/>
-      <w:bookmarkEnd w:id="97"/>
     </w:p>
     <w:p>
       <w:pPr>
         <w:pStyle w:val="1"/>
       </w:pPr>
-      <w:bookmarkStart w:id="98" w:name="_Toc232510675"/>
+      <w:bookmarkStart w:id="98" w:name="_Toc232535534"/>
       <w:r>
         <w:lastRenderedPageBreak/>
         <w:t>Заключение</w:t>
@@ -20546,6 +20610,7 @@
         <w:ind w:firstLine="708"/>
         <w:jc w:val="both"/>
       </w:pPr>
+      <w:bookmarkStart w:id="99" w:name="_Toc232535535"/>
       <w:r>
         <w:lastRenderedPageBreak/>
         <w:t>Речник на и</w:t>
@@ -20553,13 +20618,20 @@
       <w:r>
         <w:t>зползвани съкращения и термини</w:t>
       </w:r>
+      <w:bookmarkEnd w:id="99"/>
     </w:p>
     <w:p>
       <w:pPr>
         <w:ind w:firstLine="0"/>
       </w:pPr>
       <w:r>
-        <w:t>NFC - Near Field Communication (комуникация на близко разстояние)</w:t>
+        <w:rPr>
+          <w:b/>
+        </w:rPr>
+        <w:t>NFC</w:t>
+      </w:r>
+      <w:r>
+        <w:t xml:space="preserve"> - Near Field Communication (комуникация на близко разстояние)</w:t>
       </w:r>
     </w:p>
     <w:p>
@@ -20567,7 +20639,13 @@
         <w:ind w:firstLine="0"/>
       </w:pPr>
       <w:r>
-        <w:t>HCE - Host Card Emulation (емулация на карта от хост)</w:t>
+        <w:rPr>
+          <w:b/>
+        </w:rPr>
+        <w:t>HCE</w:t>
+      </w:r>
+      <w:r>
+        <w:t xml:space="preserve"> - Host Card Emulation (емулация на карта от хост)</w:t>
       </w:r>
     </w:p>
     <w:p>
@@ -20575,7 +20653,13 @@
         <w:ind w:firstLine="0"/>
       </w:pPr>
       <w:r>
-        <w:t>HMAC - Hash-based Message Authentication Code (код за удостоверяване на съобщение базиран на хеш)</w:t>
+        <w:rPr>
+          <w:b/>
+        </w:rPr>
+        <w:t>HMAC</w:t>
+      </w:r>
+      <w:r>
+        <w:t xml:space="preserve"> - Hash-based Message Authentication Code (код за удостоверяване на съобщение базиран на хеш)</w:t>
       </w:r>
     </w:p>
     <w:p>
@@ -20583,7 +20667,13 @@
         <w:ind w:firstLine="0"/>
       </w:pPr>
       <w:r>
-        <w:t>ATC - Application Transaction Counter (брояч на транзакции на приложението)</w:t>
+        <w:rPr>
+          <w:b/>
+        </w:rPr>
+        <w:t>ATC</w:t>
+      </w:r>
+      <w:r>
+        <w:t xml:space="preserve"> - Application Transaction Counter (брояч на транзакции на приложението)</w:t>
       </w:r>
     </w:p>
     <w:p>
@@ -20591,7 +20681,13 @@
         <w:ind w:firstLine="0"/>
       </w:pPr>
       <w:r>
-        <w:t>APDU - Application Protocol Data Unit (единица данни на приложния протокол)</w:t>
+        <w:rPr>
+          <w:b/>
+        </w:rPr>
+        <w:t>APDU</w:t>
+      </w:r>
+      <w:r>
+        <w:t xml:space="preserve"> - Application Protocol Data Unit (единица данни на приложния протокол)</w:t>
       </w:r>
     </w:p>
     <w:p>
@@ -20599,7 +20695,13 @@
         <w:ind w:firstLine="0"/>
       </w:pPr>
       <w:r>
-        <w:t>SPI - Serial Peripheral Interface (сериен периферен интерфейс)</w:t>
+        <w:rPr>
+          <w:b/>
+        </w:rPr>
+        <w:t>SPI</w:t>
+      </w:r>
+      <w:r>
+        <w:t xml:space="preserve"> - Serial Peripheral Interface (сериен периферен интерфейс)</w:t>
       </w:r>
     </w:p>
     <w:p>
@@ -20607,7 +20709,13 @@
         <w:ind w:firstLine="0"/>
       </w:pPr>
       <w:r>
-        <w:t>JWT - JSON Web Token</w:t>
+        <w:rPr>
+          <w:b/>
+        </w:rPr>
+        <w:t>JWT</w:t>
+      </w:r>
+      <w:r>
+        <w:t xml:space="preserve"> - JSON Web Token</w:t>
       </w:r>
     </w:p>
     <w:p>
@@ -20615,7 +20723,13 @@
         <w:ind w:firstLine="0"/>
       </w:pPr>
       <w:r>
-        <w:t>AES - Advanced Encryption Standard (усъвършенстван стандарт за криптиране)</w:t>
+        <w:rPr>
+          <w:b/>
+        </w:rPr>
+        <w:t>AES</w:t>
+      </w:r>
+      <w:r>
+        <w:t xml:space="preserve"> - Advanced Encryption Standard (усъвършенстван стандарт за криптиране)</w:t>
       </w:r>
     </w:p>
     <w:p>
@@ -20623,7 +20737,13 @@
         <w:ind w:firstLine="0"/>
       </w:pPr>
       <w:r>
-        <w:t>API - Application Programming Interface (интерфейс за програмиране на приложения)</w:t>
+        <w:rPr>
+          <w:b/>
+        </w:rPr>
+        <w:t>API</w:t>
+      </w:r>
+      <w:r>
+        <w:t xml:space="preserve"> - Application Programming Interface (интерфейс за програмиране на приложения)</w:t>
       </w:r>
     </w:p>
     <w:p>
@@ -20631,7 +20751,13 @@
         <w:ind w:firstLine="0"/>
       </w:pPr>
       <w:r>
-        <w:t>REST - Representational State Transfer</w:t>
+        <w:rPr>
+          <w:b/>
+        </w:rPr>
+        <w:t>REST</w:t>
+      </w:r>
+      <w:r>
+        <w:t xml:space="preserve"> - Representational State Transfer</w:t>
       </w:r>
     </w:p>
     <w:p>
@@ -20639,7 +20765,13 @@
         <w:ind w:firstLine="0"/>
       </w:pPr>
       <w:r>
-        <w:t>ORM - Object-Relational Mapper</w:t>
+        <w:rPr>
+          <w:b/>
+        </w:rPr>
+        <w:t>ORM</w:t>
+      </w:r>
+      <w:r>
+        <w:t xml:space="preserve"> - Object-Relational Mapper</w:t>
       </w:r>
     </w:p>
     <w:p>
@@ -20647,7 +20779,13 @@
         <w:ind w:firstLine="0"/>
       </w:pPr>
       <w:r>
-        <w:t>SHA - Secure Hash Algorithm (защитен хеш алгоритъм)</w:t>
+        <w:rPr>
+          <w:b/>
+        </w:rPr>
+        <w:t>SHA</w:t>
+      </w:r>
+      <w:r>
+        <w:t xml:space="preserve"> - Secure Hash Algorithm (защитен хеш алгоритъм)</w:t>
       </w:r>
     </w:p>
     <w:p>
@@ -20655,7 +20793,13 @@
         <w:ind w:firstLine="0"/>
       </w:pPr>
       <w:r>
-        <w:t>GPIO - General Purpose Input/Output (универсален вход/изход)</w:t>
+        <w:rPr>
+          <w:b/>
+        </w:rPr>
+        <w:t>GPIO</w:t>
+      </w:r>
+      <w:r>
+        <w:t xml:space="preserve"> - General Purpose Input/Output (универсален вход/изход)</w:t>
       </w:r>
     </w:p>
     <w:p>
@@ -20663,7 +20807,13 @@
         <w:ind w:firstLine="0"/>
       </w:pPr>
       <w:r>
-        <w:t>PWM - Pulse Width Modulation (широчинно-импулсна модулация)</w:t>
+        <w:rPr>
+          <w:b/>
+        </w:rPr>
+        <w:t>PWM</w:t>
+      </w:r>
+      <w:r>
+        <w:t xml:space="preserve"> - Pulse Width Modulation (широчинно-импулсна модулация)</w:t>
       </w:r>
     </w:p>
     <w:p>
@@ -20671,7 +20821,13 @@
         <w:ind w:firstLine="0"/>
       </w:pPr>
       <w:r>
-        <w:t>AID - Application Identifier (идентификатор на приложение)</w:t>
+        <w:rPr>
+          <w:b/>
+        </w:rPr>
+        <w:t>AID</w:t>
+      </w:r>
+      <w:r>
+        <w:t xml:space="preserve"> - Application Identifier (идентификатор на приложение)</w:t>
       </w:r>
     </w:p>
     <w:p>
@@ -20679,7 +20835,13 @@
         <w:ind w:firstLine="0"/>
       </w:pPr>
       <w:r>
-        <w:t>RFID - Radio Frequency Identification (радиочестотна идентификация)</w:t>
+        <w:rPr>
+          <w:b/>
+        </w:rPr>
+        <w:t>RFID</w:t>
+      </w:r>
+      <w:r>
+        <w:t xml:space="preserve"> - Radio Frequency Identification (радиочестотна идентификация)</w:t>
       </w:r>
     </w:p>
     <w:p>
@@ -20687,7 +20849,13 @@
         <w:ind w:firstLine="0"/>
       </w:pPr>
       <w:r>
-        <w:t>JSON - JavaScript Object Notation</w:t>
+        <w:rPr>
+          <w:b/>
+        </w:rPr>
+        <w:t>JSON</w:t>
+      </w:r>
+      <w:r>
+        <w:t xml:space="preserve"> - JavaScript Object Notation</w:t>
       </w:r>
     </w:p>
     <w:p>
@@ -20695,7 +20863,13 @@
         <w:ind w:firstLine="0"/>
       </w:pPr>
       <w:r>
-        <w:t>URL - Uniform Resource Locator</w:t>
+        <w:rPr>
+          <w:b/>
+        </w:rPr>
+        <w:t>URL</w:t>
+      </w:r>
+      <w:r>
+        <w:t xml:space="preserve"> - Uniform Resource Locator</w:t>
       </w:r>
     </w:p>
     <w:p>
@@ -20703,7 +20877,13 @@
         <w:ind w:firstLine="0"/>
       </w:pPr>
       <w:r>
-        <w:t>HTTP/HTTPS - Hypertext Transfer Protocol (Secure)</w:t>
+        <w:rPr>
+          <w:b/>
+        </w:rPr>
+        <w:t>HTTP/HTTPS</w:t>
+      </w:r>
+      <w:r>
+        <w:t xml:space="preserve"> - Hypertext Transfer Protocol (Secure)</w:t>
       </w:r>
     </w:p>
     <w:p>
@@ -20711,7 +20891,13 @@
         <w:ind w:firstLine="0"/>
       </w:pPr>
       <w:r>
-        <w:t>Replay атака - атака при която прихванато съобщение се изпраща повторно</w:t>
+        <w:rPr>
+          <w:b/>
+        </w:rPr>
+        <w:t>Replay</w:t>
+      </w:r>
+      <w:r>
+        <w:t xml:space="preserve"> атака - атака при която прихванато съобщение се изпраща повторно</w:t>
       </w:r>
     </w:p>
     <w:p>
@@ -20719,7 +20905,13 @@
         <w:ind w:firstLine="0"/>
       </w:pPr>
       <w:r>
-        <w:t>Payload - полезното съдържание на предадените данни</w:t>
+        <w:rPr>
+          <w:b/>
+        </w:rPr>
+        <w:t>Payload</w:t>
+      </w:r>
+      <w:r>
+        <w:t xml:space="preserve"> - полезното съдържание на предадените данни</w:t>
       </w:r>
     </w:p>
     <w:p>
@@ -20727,7 +20919,13 @@
         <w:ind w:firstLine="0"/>
       </w:pPr>
       <w:r>
-        <w:t>Endpoint - адрес на API, към който се изпращат заявки</w:t>
+        <w:rPr>
+          <w:b/>
+        </w:rPr>
+        <w:t>Endpoint</w:t>
+      </w:r>
+      <w:r>
+        <w:t xml:space="preserve"> - адрес на API, към който се изпращат заявки</w:t>
       </w:r>
     </w:p>
     <w:p>
@@ -20735,7 +20933,13 @@
         <w:ind w:firstLine="0"/>
       </w:pPr>
       <w:r>
-        <w:t>Фърмуер - програмен код, записан директно в хардуера на микроконтролера</w:t>
+        <w:rPr>
+          <w:b/>
+        </w:rPr>
+        <w:t>Фърмуер</w:t>
+      </w:r>
+      <w:r>
+        <w:t xml:space="preserve"> - програмен код, записан директно в хардуера на микроконтролера</w:t>
       </w:r>
       <w:r>
         <w:br w:type="page"/>
@@ -20751,12 +20955,12 @@
         <w:ind w:left="714"/>
         <w:jc w:val="both"/>
       </w:pPr>
-      <w:bookmarkStart w:id="99" w:name="_Toc232510676"/>
+      <w:bookmarkStart w:id="100" w:name="_Toc232535536"/>
       <w:r>
         <w:lastRenderedPageBreak/>
         <w:t>Източници</w:t>
       </w:r>
-      <w:bookmarkEnd w:id="99"/>
+      <w:bookmarkEnd w:id="100"/>
     </w:p>
     <w:p>
       <w:r>
@@ -21170,7 +21374,7 @@
           <w:rPr>
             <w:noProof/>
           </w:rPr>
-          <w:t>56</w:t>
+          <w:t>2</w:t>
         </w:r>
         <w:r>
           <w:fldChar w:fldCharType="end"/>
@@ -24917,7 +25121,7 @@
 </file>
 
 <file path=customXml/itemProps1.xml><?xml version="1.0" encoding="utf-8"?>
-<ds:datastoreItem xmlns:ds="http://schemas.openxmlformats.org/officeDocument/2006/customXml" ds:itemID="{CDFE574F-4600-4D2C-889C-95E5F1594B38}">
+<ds:datastoreItem xmlns:ds="http://schemas.openxmlformats.org/officeDocument/2006/customXml" ds:itemID="{88E586B4-37A6-49F1-89EB-C142511E68EE}">
   <ds:schemaRefs>
     <ds:schemaRef ds:uri="http://schemas.openxmlformats.org/officeDocument/2006/bibliography"/>
   </ds:schemaRefs>
